--- a/ms/BoomBust_ms_v2nb.docx
+++ b/ms/BoomBust_ms_v2nb.docx
@@ -2490,71 +2490,15 @@
           <w:sz w:val="24"/>
           <w:szCs w:val="24"/>
         </w:rPr>
-        <w:t xml:space="preserve"> </w:t>
-      </w:r>
-      <w:commentRangeStart w:id="3"/>
-      <w:r>
-        <w:rPr>
-          <w:rFonts w:ascii="Times New Roman" w:eastAsia="Times New Roman" w:hAnsi="Times New Roman" w:cs="Times New Roman"/>
-          <w:sz w:val="24"/>
-          <w:szCs w:val="24"/>
-        </w:rPr>
-        <w:t xml:space="preserve">72 </w:t>
-      </w:r>
-      <w:r>
-        <w:rPr>
-          <w:rFonts w:ascii="Times New Roman" w:eastAsia="Times New Roman" w:hAnsi="Times New Roman" w:cs="Times New Roman"/>
-          <w:sz w:val="24"/>
-          <w:szCs w:val="24"/>
-        </w:rPr>
-        <w:t xml:space="preserve">relevant studies </w:t>
-      </w:r>
-      <w:commentRangeEnd w:id="3"/>
-      <w:r>
-        <w:rPr>
-          <w:rStyle w:val="CommentReference"/>
-        </w:rPr>
-        <w:commentReference w:id="3"/>
-      </w:r>
-      <w:r>
-        <w:rPr>
-          <w:rFonts w:ascii="Times New Roman" w:eastAsia="Times New Roman" w:hAnsi="Times New Roman" w:cs="Times New Roman"/>
-          <w:sz w:val="24"/>
-          <w:szCs w:val="24"/>
-        </w:rPr>
-        <w:t xml:space="preserve">were </w:t>
-      </w:r>
-      <w:r>
-        <w:rPr>
-          <w:rFonts w:ascii="Times New Roman" w:eastAsia="Times New Roman" w:hAnsi="Times New Roman" w:cs="Times New Roman"/>
-          <w:sz w:val="24"/>
-          <w:szCs w:val="24"/>
-        </w:rPr>
-        <w:t>scanned</w:t>
-      </w:r>
-      <w:r>
-        <w:rPr>
-          <w:rFonts w:ascii="Times New Roman" w:eastAsia="Times New Roman" w:hAnsi="Times New Roman" w:cs="Times New Roman"/>
-          <w:sz w:val="24"/>
-          <w:szCs w:val="24"/>
-        </w:rPr>
-        <w:t xml:space="preserve">, and 448 </w:t>
-      </w:r>
-      <w:r>
-        <w:rPr>
-          <w:rFonts w:ascii="Times New Roman" w:eastAsia="Times New Roman" w:hAnsi="Times New Roman" w:cs="Times New Roman"/>
-          <w:sz w:val="24"/>
-          <w:szCs w:val="24"/>
-        </w:rPr>
-        <w:t>time series were fou</w:t>
-      </w:r>
-      <w:r>
-        <w:rPr>
-          <w:rFonts w:ascii="Times New Roman" w:eastAsia="Times New Roman" w:hAnsi="Times New Roman" w:cs="Times New Roman"/>
-          <w:sz w:val="24"/>
-          <w:szCs w:val="24"/>
-        </w:rPr>
-        <w:t>nd. A time series was defined as any population metric sampled for at least 3 years. The</w:t>
+        <w:t xml:space="preserve"> were scanned to find time series</w:t>
+      </w:r>
+      <w:r>
+        <w:rPr>
+          <w:rFonts w:ascii="Times New Roman" w:eastAsia="Times New Roman" w:hAnsi="Times New Roman" w:cs="Times New Roman"/>
+          <w:sz w:val="24"/>
+          <w:szCs w:val="24"/>
+        </w:rPr>
+        <w:t>. A time series was defined as any population metric sampled for at least 3 years. The</w:t>
       </w:r>
       <w:r>
         <w:rPr>
@@ -2776,7 +2720,7 @@
           <w:sz w:val="24"/>
           <w:szCs w:val="24"/>
         </w:rPr>
-        <w:t xml:space="preserve">the survey frequence (i.e., yearly, monthly, twice a year, every two years, three times a year, weekly, every </w:t>
+        <w:t xml:space="preserve">the survey frequence (i.e., yearly, monthly, twice a year, every two years, three times a year, weekly, every two months), the </w:t>
       </w:r>
       <w:r>
         <w:rPr>
@@ -2785,7 +2729,7 @@
           <w:szCs w:val="24"/>
         </w:rPr>
         <w:lastRenderedPageBreak/>
-        <w:t>two months), the population metric (i.e., Annual Maximum Density, Biomass, Biovolume, Captures, CPUE, Density, Harvest, abundance, Percent Cover, Trap Success),</w:t>
+        <w:t>population metric (i.e., Annual Maximum Density, Biomass, Biovolume, Captures, CPUE, Density, Harvest, abundance, Percent Cover, Trap Success),</w:t>
       </w:r>
       <w:r>
         <w:rPr>
@@ -3147,7 +3091,7 @@
         </w:rPr>
         <w:t xml:space="preserve">), but when they were not found a literature search using the species name as one key word and “longevity” or “lifespan” as the other key word.  Longevity of a few taxa (e.g., species name, species name) have never been recorded, in these instances we used the life span of the nearest taxonomic relative as a proxy. A compiled list of the references used in obtaining longevity can be found in </w:t>
       </w:r>
-      <w:commentRangeStart w:id="4"/>
+      <w:commentRangeStart w:id="3"/>
       <w:r>
         <w:rPr>
           <w:rFonts w:ascii="Times New Roman" w:eastAsia="Times New Roman" w:hAnsi="Times New Roman" w:cs="Times New Roman"/>
@@ -3156,12 +3100,12 @@
         </w:rPr>
         <w:t>appendix ##</w:t>
       </w:r>
-      <w:commentRangeEnd w:id="4"/>
+      <w:commentRangeEnd w:id="3"/>
       <w:r>
         <w:rPr>
           <w:rStyle w:val="CommentReference"/>
         </w:rPr>
-        <w:commentReference w:id="4"/>
+        <w:commentReference w:id="3"/>
       </w:r>
       <w:r>
         <w:rPr>
@@ -4825,7 +4769,7 @@
         </w:rPr>
         <w:t xml:space="preserve">as described in </w:t>
       </w:r>
-      <w:commentRangeStart w:id="5"/>
+      <w:commentRangeStart w:id="4"/>
       <w:r>
         <w:rPr>
           <w:rFonts w:ascii="Times New Roman" w:eastAsia="Times New Roman" w:hAnsi="Times New Roman" w:cs="Times New Roman"/>
@@ -4842,12 +4786,12 @@
         </w:rPr>
         <w:t>Box 1</w:t>
       </w:r>
-      <w:commentRangeEnd w:id="5"/>
+      <w:commentRangeEnd w:id="4"/>
       <w:r>
         <w:rPr>
           <w:rStyle w:val="CommentReference"/>
         </w:rPr>
-        <w:commentReference w:id="5"/>
+        <w:commentReference w:id="4"/>
       </w:r>
       <w:r>
         <w:rPr>
@@ -5917,7 +5861,7 @@
         </w:rPr>
         <w:t xml:space="preserve">described in more detail in </w:t>
       </w:r>
-      <w:commentRangeStart w:id="6"/>
+      <w:commentRangeStart w:id="5"/>
       <w:r>
         <w:rPr>
           <w:rFonts w:ascii="Times New Roman" w:eastAsia="Times New Roman" w:hAnsi="Times New Roman" w:cs="Times New Roman"/>
@@ -5926,12 +5870,12 @@
         </w:rPr>
         <w:t>appendix X</w:t>
       </w:r>
-      <w:commentRangeEnd w:id="6"/>
+      <w:commentRangeEnd w:id="5"/>
       <w:r>
         <w:rPr>
           <w:rStyle w:val="CommentReference"/>
         </w:rPr>
-        <w:commentReference w:id="6"/>
+        <w:commentReference w:id="5"/>
       </w:r>
       <w:r>
         <w:rPr>
@@ -6051,7 +5995,7 @@
           <w:sz w:val="24"/>
           <w:szCs w:val="24"/>
         </w:rPr>
-        <w:t>Identification</w:t>
+        <w:t>Time Series Classification</w:t>
       </w:r>
     </w:p>
     <w:p>
@@ -6064,361 +6008,352 @@
           <w:szCs w:val="24"/>
         </w:rPr>
       </w:pPr>
-      <w:r>
-        <w:rPr>
-          <w:rFonts w:ascii="Times New Roman" w:eastAsia="Times New Roman" w:hAnsi="Times New Roman" w:cs="Times New Roman"/>
-          <w:sz w:val="24"/>
-          <w:szCs w:val="24"/>
-        </w:rPr>
-        <w:t xml:space="preserve">When identifying boom-busts cycles from my literature search, many of the time series I identified did not document the lag/growth phase (Creed &amp; Sheldon 1995; Newman &amp; Biesboer 2000; Strayer &amp; Malcom 2006; Caskey </w:t>
-      </w:r>
-      <w:r>
+      <w:commentRangeStart w:id="6"/>
+      <w:r>
+        <w:rPr>
+          <w:rFonts w:ascii="Times New Roman" w:eastAsia="Times New Roman" w:hAnsi="Times New Roman" w:cs="Times New Roman"/>
+          <w:sz w:val="24"/>
+          <w:szCs w:val="24"/>
+        </w:rPr>
+        <w:t xml:space="preserve">72 relevant studies </w:t>
+      </w:r>
+      <w:commentRangeEnd w:id="6"/>
+      <w:r>
+        <w:rPr>
+          <w:rStyle w:val="CommentReference"/>
+        </w:rPr>
+        <w:commentReference w:id="6"/>
+      </w:r>
+      <w:r>
+        <w:rPr>
+          <w:rFonts w:ascii="Times New Roman" w:eastAsia="Times New Roman" w:hAnsi="Times New Roman" w:cs="Times New Roman"/>
+          <w:sz w:val="24"/>
+          <w:szCs w:val="24"/>
+        </w:rPr>
+        <w:t xml:space="preserve">were scanned, and 448 </w:t>
+      </w:r>
+      <w:r>
+        <w:rPr>
+          <w:rFonts w:ascii="Times New Roman" w:eastAsia="Times New Roman" w:hAnsi="Times New Roman" w:cs="Times New Roman"/>
+          <w:sz w:val="24"/>
+          <w:szCs w:val="24"/>
+        </w:rPr>
+        <w:t>timeseries</w:t>
+      </w:r>
+      <w:r>
+        <w:rPr>
+          <w:rFonts w:ascii="Times New Roman" w:eastAsia="Times New Roman" w:hAnsi="Times New Roman" w:cs="Times New Roman"/>
+          <w:sz w:val="24"/>
+          <w:szCs w:val="24"/>
+        </w:rPr>
+        <w:t xml:space="preserve"> were found</w:t>
+      </w:r>
+      <w:r>
+        <w:rPr>
+          <w:rFonts w:ascii="Times New Roman" w:eastAsia="Times New Roman" w:hAnsi="Times New Roman" w:cs="Times New Roman"/>
+          <w:sz w:val="24"/>
+          <w:szCs w:val="24"/>
+        </w:rPr>
+        <w:t xml:space="preserve"> (Figure 2)</w:t>
+      </w:r>
+      <w:r>
+        <w:rPr>
+          <w:rFonts w:ascii="Times New Roman" w:eastAsia="Times New Roman" w:hAnsi="Times New Roman" w:cs="Times New Roman"/>
+          <w:sz w:val="24"/>
+          <w:szCs w:val="24"/>
+        </w:rPr>
+        <w:t>. A</w:t>
+      </w:r>
+      <w:r>
+        <w:rPr>
+          <w:rFonts w:ascii="Times New Roman" w:eastAsia="Times New Roman" w:hAnsi="Times New Roman" w:cs="Times New Roman"/>
+          <w:sz w:val="24"/>
+          <w:szCs w:val="24"/>
+        </w:rPr>
+        <w:t xml:space="preserve"> full list of these studies and </w:t>
+      </w:r>
+      <w:r>
+        <w:rPr>
+          <w:rFonts w:ascii="Times New Roman" w:eastAsia="Times New Roman" w:hAnsi="Times New Roman" w:cs="Times New Roman"/>
+          <w:sz w:val="24"/>
+          <w:szCs w:val="24"/>
+        </w:rPr>
+        <w:t>plots for the</w:t>
+      </w:r>
+      <w:r>
+        <w:rPr>
+          <w:rFonts w:ascii="Times New Roman" w:eastAsia="Times New Roman" w:hAnsi="Times New Roman" w:cs="Times New Roman"/>
+          <w:sz w:val="24"/>
+          <w:szCs w:val="24"/>
+        </w:rPr>
+        <w:t xml:space="preserve"> time series are included in the </w:t>
+      </w:r>
+      <w:commentRangeStart w:id="7"/>
+      <w:r>
+        <w:rPr>
+          <w:rFonts w:ascii="Times New Roman" w:eastAsia="Times New Roman" w:hAnsi="Times New Roman" w:cs="Times New Roman"/>
+          <w:sz w:val="24"/>
+          <w:szCs w:val="24"/>
+        </w:rPr>
+        <w:t>Appendix XXX</w:t>
+      </w:r>
+      <w:commentRangeEnd w:id="7"/>
+      <w:r>
+        <w:rPr>
+          <w:rStyle w:val="CommentReference"/>
+        </w:rPr>
+        <w:commentReference w:id="7"/>
+      </w:r>
+      <w:r>
+        <w:rPr>
+          <w:rFonts w:ascii="Times New Roman" w:eastAsia="Times New Roman" w:hAnsi="Times New Roman" w:cs="Times New Roman"/>
+          <w:sz w:val="24"/>
+          <w:szCs w:val="24"/>
+        </w:rPr>
+        <w:t xml:space="preserve">.  </w:t>
+      </w:r>
+      <w:r>
+        <w:rPr>
+          <w:rFonts w:ascii="Times New Roman" w:eastAsia="Times New Roman" w:hAnsi="Times New Roman" w:cs="Times New Roman"/>
+          <w:sz w:val="24"/>
+          <w:szCs w:val="24"/>
+        </w:rPr>
+        <w:t>256 of these 448 timeseries were excluded because they were too short, were incomplete, or data</w:t>
+      </w:r>
+      <w:r>
+        <w:rPr>
+          <w:rFonts w:ascii="Times New Roman" w:eastAsia="Times New Roman" w:hAnsi="Times New Roman" w:cs="Times New Roman"/>
+          <w:sz w:val="24"/>
+          <w:szCs w:val="24"/>
+        </w:rPr>
+        <w:t xml:space="preserve"> were</w:t>
+      </w:r>
+      <w:r>
+        <w:rPr>
+          <w:rFonts w:ascii="Times New Roman" w:eastAsia="Times New Roman" w:hAnsi="Times New Roman" w:cs="Times New Roman"/>
+          <w:sz w:val="24"/>
+          <w:szCs w:val="24"/>
+        </w:rPr>
+        <w:t xml:space="preserve"> obtained through harvest</w:t>
+      </w:r>
+      <w:r>
+        <w:rPr>
+          <w:rFonts w:ascii="Times New Roman" w:eastAsia="Times New Roman" w:hAnsi="Times New Roman" w:cs="Times New Roman"/>
+          <w:sz w:val="24"/>
+          <w:szCs w:val="24"/>
+        </w:rPr>
+        <w:t xml:space="preserve"> (Figure 2)</w:t>
+      </w:r>
+      <w:r>
+        <w:rPr>
+          <w:rFonts w:ascii="Times New Roman" w:eastAsia="Times New Roman" w:hAnsi="Times New Roman" w:cs="Times New Roman"/>
+          <w:sz w:val="24"/>
+          <w:szCs w:val="24"/>
+        </w:rPr>
+        <w:t xml:space="preserve">.  </w:t>
+      </w:r>
+      <w:r>
+        <w:rPr>
+          <w:rFonts w:ascii="Times New Roman" w:eastAsia="Times New Roman" w:hAnsi="Times New Roman" w:cs="Times New Roman"/>
+          <w:sz w:val="24"/>
+          <w:szCs w:val="24"/>
+        </w:rPr>
+        <w:t>Of</w:t>
+      </w:r>
+      <w:r>
+        <w:rPr>
+          <w:rFonts w:ascii="Times New Roman" w:eastAsia="Times New Roman" w:hAnsi="Times New Roman" w:cs="Times New Roman"/>
+          <w:sz w:val="24"/>
+          <w:szCs w:val="24"/>
+        </w:rPr>
+        <w:t xml:space="preserve"> the </w:t>
+      </w:r>
+      <w:r>
+        <w:rPr>
+          <w:rFonts w:ascii="Times New Roman" w:eastAsia="Times New Roman" w:hAnsi="Times New Roman" w:cs="Times New Roman"/>
+          <w:sz w:val="24"/>
+          <w:szCs w:val="24"/>
+        </w:rPr>
+        <w:t>192-time</w:t>
+      </w:r>
+      <w:r>
+        <w:rPr>
+          <w:rFonts w:ascii="Times New Roman" w:eastAsia="Times New Roman" w:hAnsi="Times New Roman" w:cs="Times New Roman"/>
+          <w:sz w:val="24"/>
+          <w:szCs w:val="24"/>
+        </w:rPr>
+        <w:t xml:space="preserve"> series that met the </w:t>
+      </w:r>
+      <w:r>
+        <w:rPr>
+          <w:rFonts w:ascii="Times New Roman" w:eastAsia="Times New Roman" w:hAnsi="Times New Roman" w:cs="Times New Roman"/>
+          <w:sz w:val="24"/>
+          <w:szCs w:val="24"/>
+        </w:rPr>
+        <w:t xml:space="preserve">inclusion criteria, regime shifts were not detected in 30 of the time series (Figure 2). </w:t>
+      </w:r>
+      <w:r>
+        <w:rPr>
+          <w:rFonts w:ascii="Times New Roman" w:eastAsia="Times New Roman" w:hAnsi="Times New Roman" w:cs="Times New Roman"/>
+          <w:sz w:val="24"/>
+          <w:szCs w:val="24"/>
+        </w:rPr>
+        <w:t xml:space="preserve">From the 162 regime shifts that remained, 102 has some evidence of a boom-bust, 35 were classified as overshoot dynamics, and 25 of the </w:t>
+      </w:r>
+      <w:r>
+        <w:rPr>
+          <w:rFonts w:ascii="Times New Roman" w:eastAsia="Times New Roman" w:hAnsi="Times New Roman" w:cs="Times New Roman"/>
+          <w:sz w:val="24"/>
+          <w:szCs w:val="24"/>
+        </w:rPr>
+        <w:lastRenderedPageBreak/>
+        <w:t xml:space="preserve">time series were of </w:t>
+      </w:r>
+      <w:r>
+        <w:rPr>
+          <w:rFonts w:ascii="Times New Roman" w:eastAsia="Times New Roman" w:hAnsi="Times New Roman" w:cs="Times New Roman"/>
+          <w:sz w:val="24"/>
+          <w:szCs w:val="24"/>
+        </w:rPr>
+        <w:t>considered established populations</w:t>
+      </w:r>
+      <w:r>
+        <w:rPr>
+          <w:rFonts w:ascii="Times New Roman" w:eastAsia="Times New Roman" w:hAnsi="Times New Roman" w:cs="Times New Roman"/>
+          <w:sz w:val="24"/>
+          <w:szCs w:val="24"/>
+        </w:rPr>
+        <w:t xml:space="preserve">.  </w:t>
+      </w:r>
+      <w:r>
+        <w:rPr>
+          <w:rFonts w:ascii="Times New Roman" w:eastAsia="Times New Roman" w:hAnsi="Times New Roman" w:cs="Times New Roman"/>
+          <w:sz w:val="24"/>
+          <w:szCs w:val="24"/>
+        </w:rPr>
+        <w:t>Of the 102-time series that had some evidence for a boom-bust, 37 met the full definition of a boom-bust</w:t>
+      </w:r>
+      <w:r>
+        <w:rPr>
+          <w:rFonts w:ascii="Times New Roman" w:eastAsia="Times New Roman" w:hAnsi="Times New Roman" w:cs="Times New Roman"/>
+          <w:sz w:val="24"/>
+          <w:szCs w:val="24"/>
+        </w:rPr>
+        <w:t xml:space="preserve"> (i.e., the best evidence), 28 </w:t>
+      </w:r>
+      <w:r>
+        <w:rPr>
+          <w:rFonts w:ascii="Times New Roman" w:eastAsia="Times New Roman" w:hAnsi="Times New Roman" w:cs="Times New Roman"/>
+          <w:sz w:val="24"/>
+          <w:szCs w:val="24"/>
+        </w:rPr>
+        <w:t>met the full definition but did</w:t>
+      </w:r>
+      <w:r>
+        <w:rPr>
+          <w:rFonts w:ascii="Times New Roman" w:eastAsia="Times New Roman" w:hAnsi="Times New Roman" w:cs="Times New Roman"/>
+          <w:sz w:val="24"/>
+          <w:szCs w:val="24"/>
+        </w:rPr>
+        <w:t xml:space="preserve"> not</w:t>
+      </w:r>
+      <w:r>
+        <w:rPr>
+          <w:rFonts w:ascii="Times New Roman" w:eastAsia="Times New Roman" w:hAnsi="Times New Roman" w:cs="Times New Roman"/>
+          <w:sz w:val="24"/>
+          <w:szCs w:val="24"/>
+        </w:rPr>
+        <w:t xml:space="preserve"> include enough survey</w:t>
+      </w:r>
+      <w:r>
+        <w:rPr>
+          <w:rFonts w:ascii="Times New Roman" w:eastAsia="Times New Roman" w:hAnsi="Times New Roman" w:cs="Times New Roman"/>
+          <w:sz w:val="24"/>
+          <w:szCs w:val="24"/>
+        </w:rPr>
+        <w:t>s</w:t>
+      </w:r>
+      <w:r>
+        <w:rPr>
+          <w:rFonts w:ascii="Times New Roman" w:eastAsia="Times New Roman" w:hAnsi="Times New Roman" w:cs="Times New Roman"/>
+          <w:sz w:val="24"/>
+          <w:szCs w:val="24"/>
+        </w:rPr>
+        <w:t xml:space="preserve"> to determine if declines were sustained for ≥ 3 years, 35 met the definition of</w:t>
+      </w:r>
+      <w:r>
+        <w:rPr>
+          <w:rFonts w:ascii="Times New Roman" w:eastAsia="Times New Roman" w:hAnsi="Times New Roman" w:cs="Times New Roman"/>
+          <w:sz w:val="24"/>
+          <w:szCs w:val="24"/>
+        </w:rPr>
+        <w:t xml:space="preserve"> </w:t>
+      </w:r>
+      <w:r>
+        <w:rPr>
+          <w:rFonts w:ascii="Times New Roman" w:eastAsia="Times New Roman" w:hAnsi="Times New Roman" w:cs="Times New Roman"/>
+          <w:sz w:val="24"/>
+          <w:szCs w:val="24"/>
+        </w:rPr>
+        <w:t xml:space="preserve">bust but did not present data documenting the rate of population increase, and 2 </w:t>
+      </w:r>
+      <w:r>
+        <w:rPr>
+          <w:rFonts w:ascii="Times New Roman" w:eastAsia="Times New Roman" w:hAnsi="Times New Roman" w:cs="Times New Roman"/>
+          <w:sz w:val="24"/>
+          <w:szCs w:val="24"/>
+        </w:rPr>
+        <w:t>had declines ≥ 90% but did not have data documenting whether the sustained nor did they have data documenting the rate of population increase</w:t>
+      </w:r>
+      <w:r>
+        <w:rPr>
+          <w:rFonts w:ascii="Times New Roman" w:eastAsia="Times New Roman" w:hAnsi="Times New Roman" w:cs="Times New Roman"/>
+          <w:sz w:val="24"/>
+          <w:szCs w:val="24"/>
+        </w:rPr>
+        <w:t xml:space="preserve"> (Figure 2).</w:t>
+      </w:r>
+    </w:p>
+    <w:p>
+      <w:pPr>
+        <w:spacing w:line="480" w:lineRule="auto"/>
         <w:rPr>
           <w:rFonts w:ascii="Times New Roman" w:eastAsia="Times New Roman" w:hAnsi="Times New Roman" w:cs="Times New Roman"/>
           <w:i/>
-          <w:sz w:val="24"/>
-          <w:szCs w:val="24"/>
-        </w:rPr>
-        <w:t>et al.</w:t>
-      </w:r>
-      <w:r>
-        <w:rPr>
-          <w:rFonts w:ascii="Times New Roman" w:eastAsia="Times New Roman" w:hAnsi="Times New Roman" w:cs="Times New Roman"/>
-          <w:sz w:val="24"/>
-          <w:szCs w:val="24"/>
-        </w:rPr>
-        <w:t xml:space="preserve"> 2007; Carbayo </w:t>
-      </w:r>
+          <w:iCs/>
+          <w:sz w:val="24"/>
+          <w:szCs w:val="24"/>
+        </w:rPr>
+      </w:pPr>
       <w:r>
         <w:rPr>
           <w:rFonts w:ascii="Times New Roman" w:eastAsia="Times New Roman" w:hAnsi="Times New Roman" w:cs="Times New Roman"/>
           <w:i/>
-          <w:sz w:val="24"/>
-          <w:szCs w:val="24"/>
-        </w:rPr>
-        <w:t>et al.</w:t>
-      </w:r>
-      <w:r>
-        <w:rPr>
-          <w:rFonts w:ascii="Times New Roman" w:eastAsia="Times New Roman" w:hAnsi="Times New Roman" w:cs="Times New Roman"/>
-          <w:sz w:val="24"/>
-          <w:szCs w:val="24"/>
-        </w:rPr>
-        <w:t xml:space="preserve"> 2008; Kurihara </w:t>
+          <w:iCs/>
+          <w:sz w:val="24"/>
+          <w:szCs w:val="24"/>
+        </w:rPr>
+        <w:t>Geographic and Taxonomic</w:t>
       </w:r>
       <w:r>
         <w:rPr>
           <w:rFonts w:ascii="Times New Roman" w:eastAsia="Times New Roman" w:hAnsi="Times New Roman" w:cs="Times New Roman"/>
           <w:i/>
-          <w:sz w:val="24"/>
-          <w:szCs w:val="24"/>
-        </w:rPr>
-        <w:t>et al.</w:t>
-      </w:r>
-      <w:r>
-        <w:rPr>
-          <w:rFonts w:ascii="Times New Roman" w:eastAsia="Times New Roman" w:hAnsi="Times New Roman" w:cs="Times New Roman"/>
-          <w:sz w:val="24"/>
-          <w:szCs w:val="24"/>
-        </w:rPr>
-        <w:t xml:space="preserve"> 2010; Dunlop &amp; Riley 2013; McCallum </w:t>
+          <w:iCs/>
+          <w:sz w:val="24"/>
+          <w:szCs w:val="24"/>
+        </w:rPr>
+        <w:t xml:space="preserve"> Characteristics of Boom-Bust</w:t>
       </w:r>
       <w:r>
         <w:rPr>
           <w:rFonts w:ascii="Times New Roman" w:eastAsia="Times New Roman" w:hAnsi="Times New Roman" w:cs="Times New Roman"/>
           <w:i/>
-          <w:sz w:val="24"/>
-          <w:szCs w:val="24"/>
-        </w:rPr>
-        <w:t>et al.</w:t>
-      </w:r>
-      <w:r>
-        <w:rPr>
-          <w:rFonts w:ascii="Times New Roman" w:eastAsia="Times New Roman" w:hAnsi="Times New Roman" w:cs="Times New Roman"/>
-          <w:sz w:val="24"/>
-          <w:szCs w:val="24"/>
-        </w:rPr>
-        <w:t xml:space="preserve"> 2014; Cooling &amp; Hoffmann 2015; Dexter </w:t>
-      </w:r>
-      <w:r>
-        <w:rPr>
-          <w:rFonts w:ascii="Times New Roman" w:eastAsia="Times New Roman" w:hAnsi="Times New Roman" w:cs="Times New Roman"/>
-          <w:i/>
-          <w:sz w:val="24"/>
-          <w:szCs w:val="24"/>
-        </w:rPr>
-        <w:t>et al.</w:t>
-      </w:r>
-      <w:r>
-        <w:rPr>
-          <w:rFonts w:ascii="Times New Roman" w:eastAsia="Times New Roman" w:hAnsi="Times New Roman" w:cs="Times New Roman"/>
-          <w:sz w:val="24"/>
-          <w:szCs w:val="24"/>
-        </w:rPr>
-        <w:t xml:space="preserve"> 2015; Gibson-Reinemer </w:t>
-      </w:r>
-      <w:r>
-        <w:rPr>
-          <w:rFonts w:ascii="Times New Roman" w:eastAsia="Times New Roman" w:hAnsi="Times New Roman" w:cs="Times New Roman"/>
-          <w:i/>
-          <w:sz w:val="24"/>
-          <w:szCs w:val="24"/>
-        </w:rPr>
-        <w:t>et al.</w:t>
-      </w:r>
-      <w:r>
-        <w:rPr>
-          <w:rFonts w:ascii="Times New Roman" w:eastAsia="Times New Roman" w:hAnsi="Times New Roman" w:cs="Times New Roman"/>
-          <w:sz w:val="24"/>
-          <w:szCs w:val="24"/>
-        </w:rPr>
-        <w:t xml:space="preserve"> 2017; Lester </w:t>
-      </w:r>
-      <w:r>
-        <w:rPr>
-          <w:rFonts w:ascii="Times New Roman" w:eastAsia="Times New Roman" w:hAnsi="Times New Roman" w:cs="Times New Roman"/>
-          <w:i/>
-          <w:sz w:val="24"/>
-          <w:szCs w:val="24"/>
-        </w:rPr>
-        <w:t>et al.</w:t>
-      </w:r>
-      <w:r>
-        <w:rPr>
-          <w:rFonts w:ascii="Times New Roman" w:eastAsia="Times New Roman" w:hAnsi="Times New Roman" w:cs="Times New Roman"/>
-          <w:sz w:val="24"/>
-          <w:szCs w:val="24"/>
-        </w:rPr>
-        <w:t xml:space="preserve"> 2017; Castañeda </w:t>
-      </w:r>
-      <w:r>
-        <w:rPr>
-          <w:rFonts w:ascii="Times New Roman" w:eastAsia="Times New Roman" w:hAnsi="Times New Roman" w:cs="Times New Roman"/>
-          <w:i/>
-          <w:sz w:val="24"/>
-          <w:szCs w:val="24"/>
-        </w:rPr>
-        <w:t>et al.</w:t>
-      </w:r>
-      <w:r>
-        <w:rPr>
-          <w:rFonts w:ascii="Times New Roman" w:eastAsia="Times New Roman" w:hAnsi="Times New Roman" w:cs="Times New Roman"/>
-          <w:sz w:val="24"/>
-          <w:szCs w:val="24"/>
-        </w:rPr>
-        <w:t xml:space="preserve"> 2018; Jaćimović </w:t>
-      </w:r>
-      <w:r>
-        <w:rPr>
-          <w:rFonts w:ascii="Times New Roman" w:eastAsia="Times New Roman" w:hAnsi="Times New Roman" w:cs="Times New Roman"/>
-          <w:i/>
-          <w:sz w:val="24"/>
-          <w:szCs w:val="24"/>
-        </w:rPr>
-        <w:t>et al.</w:t>
-      </w:r>
-      <w:r>
-        <w:rPr>
-          <w:rFonts w:ascii="Times New Roman" w:eastAsia="Times New Roman" w:hAnsi="Times New Roman" w:cs="Times New Roman"/>
-          <w:sz w:val="24"/>
-          <w:szCs w:val="24"/>
-        </w:rPr>
-        <w:t xml:space="preserve"> 2019; Wegner </w:t>
-      </w:r>
-      <w:r>
-        <w:rPr>
-          <w:rFonts w:ascii="Times New Roman" w:eastAsia="Times New Roman" w:hAnsi="Times New Roman" w:cs="Times New Roman"/>
-          <w:i/>
-          <w:sz w:val="24"/>
-          <w:szCs w:val="24"/>
-        </w:rPr>
-        <w:t>et al.</w:t>
-      </w:r>
-      <w:r>
-        <w:rPr>
-          <w:rFonts w:ascii="Times New Roman" w:eastAsia="Times New Roman" w:hAnsi="Times New Roman" w:cs="Times New Roman"/>
-          <w:sz w:val="24"/>
-          <w:szCs w:val="24"/>
-        </w:rPr>
-        <w:t xml:space="preserve"> 2019; Wasson </w:t>
-      </w:r>
-      <w:r>
-        <w:rPr>
-          <w:rFonts w:ascii="Times New Roman" w:eastAsia="Times New Roman" w:hAnsi="Times New Roman" w:cs="Times New Roman"/>
-          <w:i/>
-          <w:sz w:val="24"/>
-          <w:szCs w:val="24"/>
-        </w:rPr>
-        <w:t>et al.</w:t>
-      </w:r>
-      <w:r>
-        <w:rPr>
-          <w:rFonts w:ascii="Times New Roman" w:eastAsia="Times New Roman" w:hAnsi="Times New Roman" w:cs="Times New Roman"/>
-          <w:sz w:val="24"/>
-          <w:szCs w:val="24"/>
-        </w:rPr>
-        <w:t xml:space="preserve"> 2020), so these studies cannot be classified as boom-bust </w:t>
-      </w:r>
-      <w:r>
-        <w:rPr>
-          <w:rFonts w:ascii="Times New Roman" w:eastAsia="Times New Roman" w:hAnsi="Times New Roman" w:cs="Times New Roman"/>
-          <w:sz w:val="24"/>
-          <w:szCs w:val="24"/>
-        </w:rPr>
-        <w:lastRenderedPageBreak/>
-        <w:t xml:space="preserve">cycles.  Interestingly, in a few of these studies, population abundances fluctuated similar to cyclic populations which could mean that cyclic populations are possible in established population of non-natives (Strayer &amp; Malcom 2006; Lester </w:t>
-      </w:r>
-      <w:r>
-        <w:rPr>
-          <w:rFonts w:ascii="Times New Roman" w:eastAsia="Times New Roman" w:hAnsi="Times New Roman" w:cs="Times New Roman"/>
-          <w:i/>
-          <w:sz w:val="24"/>
-          <w:szCs w:val="24"/>
-        </w:rPr>
-        <w:t>et al.</w:t>
-      </w:r>
-      <w:r>
-        <w:rPr>
-          <w:rFonts w:ascii="Times New Roman" w:eastAsia="Times New Roman" w:hAnsi="Times New Roman" w:cs="Times New Roman"/>
-          <w:sz w:val="24"/>
-          <w:szCs w:val="24"/>
-        </w:rPr>
-        <w:t xml:space="preserve"> 2017).  Many of the other</w:t>
-      </w:r>
-      <w:r>
-        <w:rPr>
-          <w:rFonts w:ascii="Times New Roman" w:eastAsia="Gungsuh" w:hAnsi="Times New Roman" w:cs="Times New Roman"/>
-          <w:sz w:val="24"/>
-          <w:szCs w:val="24"/>
-        </w:rPr>
-        <w:t xml:space="preserve"> studies with no documentation of the lag/growth phase reported severe (≥ 90%) declines </w:t>
-      </w:r>
-      <w:r>
-        <w:rPr>
-          <w:rFonts w:ascii="Times New Roman" w:eastAsia="Times New Roman" w:hAnsi="Times New Roman" w:cs="Times New Roman"/>
-          <w:sz w:val="24"/>
-          <w:szCs w:val="24"/>
-        </w:rPr>
-        <w:t xml:space="preserve">(Creed &amp; Sheldon 1995; Newman &amp; Biesboer 2000; Caskey </w:t>
-      </w:r>
-      <w:r>
-        <w:rPr>
-          <w:rFonts w:ascii="Times New Roman" w:eastAsia="Times New Roman" w:hAnsi="Times New Roman" w:cs="Times New Roman"/>
-          <w:i/>
-          <w:sz w:val="24"/>
-          <w:szCs w:val="24"/>
-        </w:rPr>
-        <w:t>et al.</w:t>
-      </w:r>
-      <w:r>
-        <w:rPr>
-          <w:rFonts w:ascii="Times New Roman" w:eastAsia="Times New Roman" w:hAnsi="Times New Roman" w:cs="Times New Roman"/>
-          <w:sz w:val="24"/>
-          <w:szCs w:val="24"/>
-        </w:rPr>
-        <w:t xml:space="preserve"> 2007; Carbayo </w:t>
-      </w:r>
-      <w:r>
-        <w:rPr>
-          <w:rFonts w:ascii="Times New Roman" w:eastAsia="Times New Roman" w:hAnsi="Times New Roman" w:cs="Times New Roman"/>
-          <w:i/>
-          <w:sz w:val="24"/>
-          <w:szCs w:val="24"/>
-        </w:rPr>
-        <w:t>et al.</w:t>
-      </w:r>
-      <w:r>
-        <w:rPr>
-          <w:rFonts w:ascii="Times New Roman" w:eastAsia="Times New Roman" w:hAnsi="Times New Roman" w:cs="Times New Roman"/>
-          <w:sz w:val="24"/>
-          <w:szCs w:val="24"/>
-        </w:rPr>
-        <w:t xml:space="preserve"> 2008; Cooling &amp; Hoffmann 2015; Gibson-Reinemer </w:t>
-      </w:r>
-      <w:r>
-        <w:rPr>
-          <w:rFonts w:ascii="Times New Roman" w:eastAsia="Times New Roman" w:hAnsi="Times New Roman" w:cs="Times New Roman"/>
-          <w:i/>
-          <w:sz w:val="24"/>
-          <w:szCs w:val="24"/>
-        </w:rPr>
-        <w:t>et al.</w:t>
-      </w:r>
-      <w:r>
-        <w:rPr>
-          <w:rFonts w:ascii="Times New Roman" w:eastAsia="Times New Roman" w:hAnsi="Times New Roman" w:cs="Times New Roman"/>
-          <w:sz w:val="24"/>
-          <w:szCs w:val="24"/>
-        </w:rPr>
-        <w:t xml:space="preserve"> 2017; Castañeda </w:t>
-      </w:r>
-      <w:r>
-        <w:rPr>
-          <w:rFonts w:ascii="Times New Roman" w:eastAsia="Times New Roman" w:hAnsi="Times New Roman" w:cs="Times New Roman"/>
-          <w:i/>
-          <w:sz w:val="24"/>
-          <w:szCs w:val="24"/>
-        </w:rPr>
-        <w:t>et al.</w:t>
-      </w:r>
-      <w:r>
-        <w:rPr>
-          <w:rFonts w:ascii="Times New Roman" w:eastAsia="Times New Roman" w:hAnsi="Times New Roman" w:cs="Times New Roman"/>
-          <w:sz w:val="24"/>
-          <w:szCs w:val="24"/>
-        </w:rPr>
-        <w:t xml:space="preserve"> 2018).  This suggests that declines after reaching high abundances is relatively common in invasive species.  Studies that had no documentation of the lag/growth phase also tended to have shorter time series (&lt;10 years) and often would include only one survey was documenting declines (except; Carbayo </w:t>
-      </w:r>
-      <w:r>
-        <w:rPr>
-          <w:rFonts w:ascii="Times New Roman" w:eastAsia="Times New Roman" w:hAnsi="Times New Roman" w:cs="Times New Roman"/>
-          <w:i/>
-          <w:sz w:val="24"/>
-          <w:szCs w:val="24"/>
-        </w:rPr>
-        <w:t>et al.</w:t>
-      </w:r>
-      <w:r>
-        <w:rPr>
-          <w:rFonts w:ascii="Times New Roman" w:eastAsia="Times New Roman" w:hAnsi="Times New Roman" w:cs="Times New Roman"/>
-          <w:sz w:val="24"/>
-          <w:szCs w:val="24"/>
-        </w:rPr>
-        <w:t xml:space="preserve"> 2008; Dunlop &amp; Riley 2013; Dexter </w:t>
-      </w:r>
-      <w:r>
-        <w:rPr>
-          <w:rFonts w:ascii="Times New Roman" w:eastAsia="Times New Roman" w:hAnsi="Times New Roman" w:cs="Times New Roman"/>
-          <w:i/>
-          <w:sz w:val="24"/>
-          <w:szCs w:val="24"/>
-        </w:rPr>
-        <w:t>et al.</w:t>
-      </w:r>
-      <w:r>
-        <w:rPr>
-          <w:rFonts w:ascii="Times New Roman" w:eastAsia="Times New Roman" w:hAnsi="Times New Roman" w:cs="Times New Roman"/>
-          <w:sz w:val="24"/>
-          <w:szCs w:val="24"/>
-        </w:rPr>
-        <w:t xml:space="preserve"> 2015; Gibson-Reinemer </w:t>
-      </w:r>
-      <w:r>
-        <w:rPr>
-          <w:rFonts w:ascii="Times New Roman" w:eastAsia="Times New Roman" w:hAnsi="Times New Roman" w:cs="Times New Roman"/>
-          <w:i/>
-          <w:sz w:val="24"/>
-          <w:szCs w:val="24"/>
-        </w:rPr>
-        <w:t>et al.</w:t>
-      </w:r>
-      <w:r>
-        <w:rPr>
-          <w:rFonts w:ascii="Times New Roman" w:eastAsia="Times New Roman" w:hAnsi="Times New Roman" w:cs="Times New Roman"/>
-          <w:sz w:val="24"/>
-          <w:szCs w:val="24"/>
-        </w:rPr>
-        <w:t xml:space="preserve"> 2017). Shorter time series with fewer studies in the bust phase may overestimate bust like declines. </w:t>
+          <w:iCs/>
+          <w:sz w:val="24"/>
+          <w:szCs w:val="24"/>
+        </w:rPr>
+        <w:t>s</w:t>
       </w:r>
     </w:p>
     <w:p>
@@ -6437,253 +6372,1052 @@
           <w:sz w:val="24"/>
           <w:szCs w:val="24"/>
         </w:rPr>
-        <w:t xml:space="preserve">In contrast to these studies, a substantial number of studies that had documented the lag/growth phase did not exhibit sustained declines (Diederich </w:t>
+        <w:t xml:space="preserve">The number of times series with some evidence of </w:t>
+      </w:r>
+      <w:r>
+        <w:rPr>
+          <w:rFonts w:ascii="Times New Roman" w:eastAsia="Times New Roman" w:hAnsi="Times New Roman" w:cs="Times New Roman"/>
+          <w:sz w:val="24"/>
+          <w:szCs w:val="24"/>
+        </w:rPr>
+        <w:t>boom-b</w:t>
+      </w:r>
+      <w:r>
+        <w:rPr>
+          <w:rFonts w:ascii="Times New Roman" w:eastAsia="Times New Roman" w:hAnsi="Times New Roman" w:cs="Times New Roman"/>
+          <w:sz w:val="24"/>
+          <w:szCs w:val="24"/>
+        </w:rPr>
+        <w:t>ust</w:t>
+      </w:r>
+      <w:r>
+        <w:rPr>
+          <w:rFonts w:ascii="Times New Roman" w:eastAsia="Times New Roman" w:hAnsi="Times New Roman" w:cs="Times New Roman"/>
+          <w:sz w:val="24"/>
+          <w:szCs w:val="24"/>
+        </w:rPr>
+        <w:t>s varied across continents</w:t>
+      </w:r>
+      <w:r>
+        <w:rPr>
+          <w:rFonts w:ascii="Times New Roman" w:eastAsia="Times New Roman" w:hAnsi="Times New Roman" w:cs="Times New Roman"/>
+          <w:sz w:val="24"/>
+          <w:szCs w:val="24"/>
+        </w:rPr>
+        <w:t>, taxonomic groups</w:t>
+      </w:r>
+      <w:r>
+        <w:rPr>
+          <w:rFonts w:ascii="Times New Roman" w:eastAsia="Times New Roman" w:hAnsi="Times New Roman" w:cs="Times New Roman"/>
+          <w:sz w:val="24"/>
+          <w:szCs w:val="24"/>
+        </w:rPr>
+        <w:t xml:space="preserve">, </w:t>
+      </w:r>
+      <w:r>
+        <w:rPr>
+          <w:rFonts w:ascii="Times New Roman" w:eastAsia="Times New Roman" w:hAnsi="Times New Roman" w:cs="Times New Roman"/>
+          <w:sz w:val="24"/>
+          <w:szCs w:val="24"/>
+        </w:rPr>
+        <w:t>systems</w:t>
+      </w:r>
+      <w:r>
+        <w:rPr>
+          <w:rFonts w:ascii="Times New Roman" w:eastAsia="Times New Roman" w:hAnsi="Times New Roman" w:cs="Times New Roman"/>
+          <w:sz w:val="24"/>
+          <w:szCs w:val="24"/>
+        </w:rPr>
+        <w:t xml:space="preserve"> and longevity</w:t>
+      </w:r>
+      <w:r>
+        <w:rPr>
+          <w:rFonts w:ascii="Times New Roman" w:eastAsia="Times New Roman" w:hAnsi="Times New Roman" w:cs="Times New Roman"/>
+          <w:sz w:val="24"/>
+          <w:szCs w:val="24"/>
+        </w:rPr>
+        <w:t xml:space="preserve">. </w:t>
+      </w:r>
+      <w:r>
+        <w:rPr>
+          <w:rFonts w:ascii="Times New Roman" w:eastAsia="Times New Roman" w:hAnsi="Times New Roman" w:cs="Times New Roman"/>
+          <w:sz w:val="24"/>
+          <w:szCs w:val="24"/>
+        </w:rPr>
+        <w:t xml:space="preserve">Europe and North America tied for the most </w:t>
+      </w:r>
+      <w:r>
+        <w:rPr>
+          <w:rFonts w:ascii="Times New Roman" w:eastAsia="Times New Roman" w:hAnsi="Times New Roman" w:cs="Times New Roman"/>
+          <w:sz w:val="24"/>
+          <w:szCs w:val="24"/>
+        </w:rPr>
+        <w:t>time series</w:t>
+      </w:r>
+      <w:r>
+        <w:rPr>
+          <w:rFonts w:ascii="Times New Roman" w:eastAsia="Times New Roman" w:hAnsi="Times New Roman" w:cs="Times New Roman"/>
+          <w:sz w:val="24"/>
+          <w:szCs w:val="24"/>
+        </w:rPr>
+        <w:t xml:space="preserve"> documenting boom-busts</w:t>
+      </w:r>
+      <w:r>
+        <w:rPr>
+          <w:rFonts w:ascii="Times New Roman" w:eastAsia="Times New Roman" w:hAnsi="Times New Roman" w:cs="Times New Roman"/>
+          <w:sz w:val="24"/>
+          <w:szCs w:val="24"/>
+        </w:rPr>
+        <w:t>, i</w:t>
+      </w:r>
+      <w:r>
+        <w:rPr>
+          <w:rFonts w:ascii="Times New Roman" w:eastAsia="Times New Roman" w:hAnsi="Times New Roman" w:cs="Times New Roman"/>
+          <w:sz w:val="24"/>
+          <w:szCs w:val="24"/>
+        </w:rPr>
+        <w:t xml:space="preserve">slands (i.e., Oceania) </w:t>
+      </w:r>
+      <w:r>
+        <w:rPr>
+          <w:rFonts w:ascii="Times New Roman" w:eastAsia="Times New Roman" w:hAnsi="Times New Roman" w:cs="Times New Roman"/>
+          <w:sz w:val="24"/>
+          <w:szCs w:val="24"/>
+        </w:rPr>
+        <w:t>had</w:t>
+      </w:r>
+      <w:r>
+        <w:rPr>
+          <w:rFonts w:ascii="Times New Roman" w:eastAsia="Times New Roman" w:hAnsi="Times New Roman" w:cs="Times New Roman"/>
+          <w:sz w:val="24"/>
+          <w:szCs w:val="24"/>
+        </w:rPr>
+        <w:t xml:space="preserve"> intermediate</w:t>
+      </w:r>
+      <w:r>
+        <w:rPr>
+          <w:rFonts w:ascii="Times New Roman" w:eastAsia="Times New Roman" w:hAnsi="Times New Roman" w:cs="Times New Roman"/>
+          <w:sz w:val="24"/>
+          <w:szCs w:val="24"/>
+        </w:rPr>
+        <w:t xml:space="preserve"> numbers of time series documenting boom-bust</w:t>
+      </w:r>
+      <w:r>
+        <w:rPr>
+          <w:rFonts w:ascii="Times New Roman" w:eastAsia="Times New Roman" w:hAnsi="Times New Roman" w:cs="Times New Roman"/>
+          <w:sz w:val="24"/>
+          <w:szCs w:val="24"/>
+        </w:rPr>
+        <w:t xml:space="preserve">, and Asia </w:t>
+      </w:r>
+      <w:r>
+        <w:rPr>
+          <w:rFonts w:ascii="Times New Roman" w:eastAsia="Times New Roman" w:hAnsi="Times New Roman" w:cs="Times New Roman"/>
+          <w:sz w:val="24"/>
+          <w:szCs w:val="24"/>
+        </w:rPr>
+        <w:t>and</w:t>
+      </w:r>
+      <w:r>
+        <w:rPr>
+          <w:rFonts w:ascii="Times New Roman" w:eastAsia="Times New Roman" w:hAnsi="Times New Roman" w:cs="Times New Roman"/>
+          <w:sz w:val="24"/>
+          <w:szCs w:val="24"/>
+        </w:rPr>
+        <w:t xml:space="preserve"> Australia</w:t>
+      </w:r>
+      <w:r>
+        <w:rPr>
+          <w:rFonts w:ascii="Times New Roman" w:eastAsia="Times New Roman" w:hAnsi="Times New Roman" w:cs="Times New Roman"/>
+          <w:sz w:val="24"/>
+          <w:szCs w:val="24"/>
+        </w:rPr>
+        <w:t xml:space="preserve"> tied </w:t>
+      </w:r>
+      <w:r>
+        <w:rPr>
+          <w:rFonts w:ascii="Times New Roman" w:eastAsia="Times New Roman" w:hAnsi="Times New Roman" w:cs="Times New Roman"/>
+          <w:sz w:val="24"/>
+          <w:szCs w:val="24"/>
+        </w:rPr>
+        <w:t>for</w:t>
+      </w:r>
+      <w:r>
+        <w:rPr>
+          <w:rFonts w:ascii="Times New Roman" w:eastAsia="Times New Roman" w:hAnsi="Times New Roman" w:cs="Times New Roman"/>
+          <w:sz w:val="24"/>
+          <w:szCs w:val="24"/>
+        </w:rPr>
+        <w:t xml:space="preserve"> the fewest documented boom-bust</w:t>
+      </w:r>
+      <w:r>
+        <w:rPr>
+          <w:rFonts w:ascii="Times New Roman" w:eastAsia="Times New Roman" w:hAnsi="Times New Roman" w:cs="Times New Roman"/>
+          <w:sz w:val="24"/>
+          <w:szCs w:val="24"/>
+        </w:rPr>
+        <w:t>s</w:t>
+      </w:r>
+      <w:r>
+        <w:rPr>
+          <w:rFonts w:ascii="Times New Roman" w:eastAsia="Times New Roman" w:hAnsi="Times New Roman" w:cs="Times New Roman"/>
+          <w:sz w:val="24"/>
+          <w:szCs w:val="24"/>
+        </w:rPr>
+        <w:t xml:space="preserve"> (Fig. 3A).  </w:t>
+      </w:r>
+      <w:r>
+        <w:rPr>
+          <w:rFonts w:ascii="Times New Roman" w:eastAsia="Times New Roman" w:hAnsi="Times New Roman" w:cs="Times New Roman"/>
+          <w:sz w:val="24"/>
+          <w:szCs w:val="24"/>
+        </w:rPr>
+        <w:t>South America, Africa, and Antarctica had no time series</w:t>
+      </w:r>
+      <w:r>
+        <w:rPr>
+          <w:rFonts w:ascii="Times New Roman" w:eastAsia="Times New Roman" w:hAnsi="Times New Roman" w:cs="Times New Roman"/>
+          <w:sz w:val="24"/>
+          <w:szCs w:val="24"/>
+        </w:rPr>
+        <w:t xml:space="preserve"> that</w:t>
+      </w:r>
+      <w:r>
+        <w:rPr>
+          <w:rFonts w:ascii="Times New Roman" w:eastAsia="Times New Roman" w:hAnsi="Times New Roman" w:cs="Times New Roman"/>
+          <w:sz w:val="24"/>
+          <w:szCs w:val="24"/>
+        </w:rPr>
+        <w:t xml:space="preserve"> documented boom-busts</w:t>
+      </w:r>
+      <w:r>
+        <w:rPr>
+          <w:rFonts w:ascii="Times New Roman" w:eastAsia="Times New Roman" w:hAnsi="Times New Roman" w:cs="Times New Roman"/>
+          <w:sz w:val="24"/>
+          <w:szCs w:val="24"/>
+        </w:rPr>
+        <w:t xml:space="preserve"> (Figure 3A)</w:t>
+      </w:r>
+      <w:r>
+        <w:rPr>
+          <w:rFonts w:ascii="Times New Roman" w:eastAsia="Times New Roman" w:hAnsi="Times New Roman" w:cs="Times New Roman"/>
+          <w:sz w:val="24"/>
+          <w:szCs w:val="24"/>
+        </w:rPr>
+        <w:t>.</w:t>
+      </w:r>
+      <w:r>
+        <w:rPr>
+          <w:rFonts w:ascii="Times New Roman" w:eastAsia="Times New Roman" w:hAnsi="Times New Roman" w:cs="Times New Roman"/>
+          <w:sz w:val="24"/>
+          <w:szCs w:val="24"/>
+        </w:rPr>
+        <w:t xml:space="preserve">  The New Zealand </w:t>
+      </w:r>
+      <w:r>
+        <w:rPr>
+          <w:rFonts w:ascii="Times New Roman" w:eastAsia="Times New Roman" w:hAnsi="Times New Roman" w:cs="Times New Roman"/>
+          <w:sz w:val="24"/>
+          <w:szCs w:val="24"/>
+        </w:rPr>
+        <w:t>Mud Snail</w:t>
+      </w:r>
+      <w:r>
+        <w:rPr>
+          <w:rFonts w:ascii="Times New Roman" w:eastAsia="Times New Roman" w:hAnsi="Times New Roman" w:cs="Times New Roman"/>
+          <w:sz w:val="24"/>
+          <w:szCs w:val="24"/>
+        </w:rPr>
+        <w:t xml:space="preserve"> (</w:t>
       </w:r>
       <w:r>
         <w:rPr>
           <w:rFonts w:ascii="Times New Roman" w:eastAsia="Times New Roman" w:hAnsi="Times New Roman" w:cs="Times New Roman"/>
           <w:i/>
-          <w:sz w:val="24"/>
-          <w:szCs w:val="24"/>
-        </w:rPr>
-        <w:t>et al.</w:t>
-      </w:r>
-      <w:r>
-        <w:rPr>
-          <w:rFonts w:ascii="Times New Roman" w:eastAsia="Times New Roman" w:hAnsi="Times New Roman" w:cs="Times New Roman"/>
-          <w:sz w:val="24"/>
-          <w:szCs w:val="24"/>
-        </w:rPr>
-        <w:t xml:space="preserve"> 2005; Ferreira </w:t>
+          <w:iCs/>
+          <w:sz w:val="24"/>
+          <w:szCs w:val="24"/>
+        </w:rPr>
+        <w:t>Potamopyrgus antipodarum</w:t>
+      </w:r>
+      <w:r>
+        <w:rPr>
+          <w:rFonts w:ascii="Times New Roman" w:eastAsia="Times New Roman" w:hAnsi="Times New Roman" w:cs="Times New Roman"/>
+          <w:sz w:val="24"/>
+          <w:szCs w:val="24"/>
+        </w:rPr>
+        <w:t xml:space="preserve">) was </w:t>
+      </w:r>
+      <w:r>
+        <w:rPr>
+          <w:rFonts w:ascii="Times New Roman" w:eastAsia="Times New Roman" w:hAnsi="Times New Roman" w:cs="Times New Roman"/>
+          <w:sz w:val="24"/>
+          <w:szCs w:val="24"/>
+        </w:rPr>
+        <w:t xml:space="preserve">the </w:t>
+      </w:r>
+      <w:r>
+        <w:rPr>
+          <w:rFonts w:ascii="Times New Roman" w:eastAsia="Times New Roman" w:hAnsi="Times New Roman" w:cs="Times New Roman"/>
+          <w:sz w:val="24"/>
+          <w:szCs w:val="24"/>
+        </w:rPr>
+        <w:t>species</w:t>
+      </w:r>
+      <w:r>
+        <w:rPr>
+          <w:rFonts w:ascii="Times New Roman" w:eastAsia="Times New Roman" w:hAnsi="Times New Roman" w:cs="Times New Roman"/>
+          <w:sz w:val="24"/>
+          <w:szCs w:val="24"/>
+        </w:rPr>
+        <w:t xml:space="preserve"> that had the most documented boom-busts</w:t>
+      </w:r>
+      <w:r>
+        <w:rPr>
+          <w:rFonts w:ascii="Times New Roman" w:eastAsia="Times New Roman" w:hAnsi="Times New Roman" w:cs="Times New Roman"/>
+          <w:sz w:val="24"/>
+          <w:szCs w:val="24"/>
+        </w:rPr>
+        <w:t xml:space="preserve"> (Fig. 3B).</w:t>
+      </w:r>
+      <w:r>
+        <w:rPr>
+          <w:rFonts w:ascii="Times New Roman" w:eastAsia="Times New Roman" w:hAnsi="Times New Roman" w:cs="Times New Roman"/>
+          <w:sz w:val="24"/>
+          <w:szCs w:val="24"/>
+        </w:rPr>
+        <w:t xml:space="preserve"> </w:t>
+      </w:r>
+      <w:r>
+        <w:rPr>
+          <w:rFonts w:ascii="Times New Roman" w:eastAsia="Times New Roman" w:hAnsi="Times New Roman" w:cs="Times New Roman"/>
+          <w:sz w:val="24"/>
+          <w:szCs w:val="24"/>
+        </w:rPr>
+        <w:t>O</w:t>
+      </w:r>
+      <w:r>
+        <w:rPr>
+          <w:rFonts w:ascii="Times New Roman" w:eastAsia="Times New Roman" w:hAnsi="Times New Roman" w:cs="Times New Roman"/>
+          <w:sz w:val="24"/>
+          <w:szCs w:val="24"/>
+        </w:rPr>
+        <w:t xml:space="preserve">ther </w:t>
+      </w:r>
+      <w:r>
+        <w:rPr>
+          <w:rFonts w:ascii="Times New Roman" w:eastAsia="Times New Roman" w:hAnsi="Times New Roman" w:cs="Times New Roman"/>
+          <w:sz w:val="24"/>
+          <w:szCs w:val="24"/>
+        </w:rPr>
+        <w:t>species</w:t>
+      </w:r>
+      <w:r>
+        <w:rPr>
+          <w:rFonts w:ascii="Times New Roman" w:eastAsia="Times New Roman" w:hAnsi="Times New Roman" w:cs="Times New Roman"/>
+          <w:sz w:val="24"/>
+          <w:szCs w:val="24"/>
+        </w:rPr>
+        <w:t xml:space="preserve"> that </w:t>
+      </w:r>
+      <w:r>
+        <w:rPr>
+          <w:rFonts w:ascii="Times New Roman" w:eastAsia="Times New Roman" w:hAnsi="Times New Roman" w:cs="Times New Roman"/>
+          <w:sz w:val="24"/>
+          <w:szCs w:val="24"/>
+        </w:rPr>
+        <w:t xml:space="preserve">had multiple time series </w:t>
+      </w:r>
+      <w:r>
+        <w:rPr>
+          <w:rFonts w:ascii="Times New Roman" w:eastAsia="Times New Roman" w:hAnsi="Times New Roman" w:cs="Times New Roman"/>
+          <w:sz w:val="24"/>
+          <w:szCs w:val="24"/>
+        </w:rPr>
+        <w:t xml:space="preserve">with some evidence of a </w:t>
+      </w:r>
+      <w:r>
+        <w:rPr>
+          <w:rFonts w:ascii="Times New Roman" w:eastAsia="Times New Roman" w:hAnsi="Times New Roman" w:cs="Times New Roman"/>
+          <w:sz w:val="24"/>
+          <w:szCs w:val="24"/>
+        </w:rPr>
+        <w:t xml:space="preserve">boom-busts include </w:t>
+      </w:r>
+      <w:r>
+        <w:rPr>
+          <w:rFonts w:ascii="Times New Roman" w:eastAsia="Times New Roman" w:hAnsi="Times New Roman" w:cs="Times New Roman"/>
+          <w:sz w:val="24"/>
+          <w:szCs w:val="24"/>
+        </w:rPr>
+        <w:t xml:space="preserve">round goby </w:t>
+      </w:r>
+      <w:r>
+        <w:rPr>
+          <w:rFonts w:ascii="Times New Roman" w:eastAsia="Times New Roman" w:hAnsi="Times New Roman" w:cs="Times New Roman"/>
+          <w:sz w:val="24"/>
+          <w:szCs w:val="24"/>
+        </w:rPr>
+        <w:t>(</w:t>
       </w:r>
       <w:r>
         <w:rPr>
           <w:rFonts w:ascii="Times New Roman" w:eastAsia="Times New Roman" w:hAnsi="Times New Roman" w:cs="Times New Roman"/>
           <w:i/>
-          <w:sz w:val="24"/>
-          <w:szCs w:val="24"/>
-        </w:rPr>
-        <w:t>et al.</w:t>
-      </w:r>
-      <w:r>
-        <w:rPr>
-          <w:rFonts w:ascii="Times New Roman" w:eastAsia="Times New Roman" w:hAnsi="Times New Roman" w:cs="Times New Roman"/>
-          <w:sz w:val="24"/>
-          <w:szCs w:val="24"/>
-        </w:rPr>
-        <w:t xml:space="preserve"> 2006; Mergeay </w:t>
+          <w:iCs/>
+          <w:sz w:val="24"/>
+          <w:szCs w:val="24"/>
+        </w:rPr>
+        <w:t>Neogobius melanostomus</w:t>
+      </w:r>
+      <w:r>
+        <w:rPr>
+          <w:rFonts w:ascii="Times New Roman" w:eastAsia="Times New Roman" w:hAnsi="Times New Roman" w:cs="Times New Roman"/>
+          <w:sz w:val="24"/>
+          <w:szCs w:val="24"/>
+        </w:rPr>
+        <w:t>)</w:t>
+      </w:r>
+      <w:r>
+        <w:rPr>
+          <w:rFonts w:ascii="Times New Roman" w:eastAsia="Times New Roman" w:hAnsi="Times New Roman" w:cs="Times New Roman"/>
+          <w:sz w:val="24"/>
+          <w:szCs w:val="24"/>
+        </w:rPr>
+        <w:t xml:space="preserve">, </w:t>
+      </w:r>
+      <w:r>
+        <w:rPr>
+          <w:rFonts w:ascii="Times New Roman" w:eastAsia="Times New Roman" w:hAnsi="Times New Roman" w:cs="Times New Roman"/>
+          <w:sz w:val="24"/>
+          <w:szCs w:val="24"/>
+        </w:rPr>
+        <w:t>(</w:t>
       </w:r>
       <w:r>
         <w:rPr>
           <w:rFonts w:ascii="Times New Roman" w:eastAsia="Times New Roman" w:hAnsi="Times New Roman" w:cs="Times New Roman"/>
           <w:i/>
-          <w:sz w:val="24"/>
-          <w:szCs w:val="24"/>
-        </w:rPr>
-        <w:t>et al.</w:t>
-      </w:r>
-      <w:r>
-        <w:rPr>
-          <w:rFonts w:ascii="Times New Roman" w:eastAsia="Times New Roman" w:hAnsi="Times New Roman" w:cs="Times New Roman"/>
-          <w:sz w:val="24"/>
-          <w:szCs w:val="24"/>
-        </w:rPr>
-        <w:t xml:space="preserve"> 2006; Kaeuffer </w:t>
+          <w:iCs/>
+          <w:sz w:val="24"/>
+          <w:szCs w:val="24"/>
+        </w:rPr>
+        <w:t>Mnemiopsis leidyi</w:t>
+      </w:r>
+      <w:r>
+        <w:rPr>
+          <w:rFonts w:ascii="Times New Roman" w:eastAsia="Times New Roman" w:hAnsi="Times New Roman" w:cs="Times New Roman"/>
+          <w:sz w:val="24"/>
+          <w:szCs w:val="24"/>
+        </w:rPr>
+        <w:t>)</w:t>
+      </w:r>
+      <w:r>
+        <w:rPr>
+          <w:rFonts w:ascii="Times New Roman" w:eastAsia="Times New Roman" w:hAnsi="Times New Roman" w:cs="Times New Roman"/>
+          <w:sz w:val="24"/>
+          <w:szCs w:val="24"/>
+        </w:rPr>
+        <w:t xml:space="preserve">, </w:t>
+      </w:r>
+      <w:r>
+        <w:rPr>
+          <w:rFonts w:ascii="Times New Roman" w:eastAsia="Times New Roman" w:hAnsi="Times New Roman" w:cs="Times New Roman"/>
+          <w:sz w:val="24"/>
+          <w:szCs w:val="24"/>
+        </w:rPr>
+        <w:t>rusty crayfish (</w:t>
       </w:r>
       <w:r>
         <w:rPr>
           <w:rFonts w:ascii="Times New Roman" w:eastAsia="Times New Roman" w:hAnsi="Times New Roman" w:cs="Times New Roman"/>
           <w:i/>
-          <w:sz w:val="24"/>
-          <w:szCs w:val="24"/>
-        </w:rPr>
-        <w:t>et al.</w:t>
-      </w:r>
-      <w:r>
-        <w:rPr>
-          <w:rFonts w:ascii="Times New Roman" w:eastAsia="Times New Roman" w:hAnsi="Times New Roman" w:cs="Times New Roman"/>
-          <w:sz w:val="24"/>
-          <w:szCs w:val="24"/>
-        </w:rPr>
-        <w:t xml:space="preserve"> 2009; Angeler </w:t>
+          <w:iCs/>
+          <w:sz w:val="24"/>
+          <w:szCs w:val="24"/>
+        </w:rPr>
+        <w:t>Faxonius rusticus</w:t>
+      </w:r>
+      <w:r>
+        <w:rPr>
+          <w:rFonts w:ascii="Times New Roman" w:eastAsia="Times New Roman" w:hAnsi="Times New Roman" w:cs="Times New Roman"/>
+          <w:sz w:val="24"/>
+          <w:szCs w:val="24"/>
+        </w:rPr>
+        <w:t>)</w:t>
+      </w:r>
+      <w:r>
+        <w:rPr>
+          <w:rFonts w:ascii="Times New Roman" w:eastAsia="Times New Roman" w:hAnsi="Times New Roman" w:cs="Times New Roman"/>
+          <w:sz w:val="24"/>
+          <w:szCs w:val="24"/>
+        </w:rPr>
+        <w:t xml:space="preserve">, </w:t>
+      </w:r>
+      <w:r>
+        <w:rPr>
+          <w:rFonts w:ascii="Times New Roman" w:eastAsia="Times New Roman" w:hAnsi="Times New Roman" w:cs="Times New Roman"/>
+          <w:sz w:val="24"/>
+          <w:szCs w:val="24"/>
+        </w:rPr>
+        <w:t>m</w:t>
+      </w:r>
+      <w:r>
+        <w:rPr>
+          <w:rFonts w:ascii="Times New Roman" w:eastAsia="Times New Roman" w:hAnsi="Times New Roman" w:cs="Times New Roman"/>
+          <w:sz w:val="24"/>
+          <w:szCs w:val="24"/>
+        </w:rPr>
+        <w:t xml:space="preserve">ayan </w:t>
+      </w:r>
+      <w:r>
+        <w:rPr>
+          <w:rFonts w:ascii="Times New Roman" w:eastAsia="Times New Roman" w:hAnsi="Times New Roman" w:cs="Times New Roman"/>
+          <w:sz w:val="24"/>
+          <w:szCs w:val="24"/>
+        </w:rPr>
+        <w:t>c</w:t>
+      </w:r>
+      <w:r>
+        <w:rPr>
+          <w:rFonts w:ascii="Times New Roman" w:eastAsia="Times New Roman" w:hAnsi="Times New Roman" w:cs="Times New Roman"/>
+          <w:sz w:val="24"/>
+          <w:szCs w:val="24"/>
+        </w:rPr>
+        <w:t>ichlids (</w:t>
       </w:r>
       <w:r>
         <w:rPr>
           <w:rFonts w:ascii="Times New Roman" w:eastAsia="Times New Roman" w:hAnsi="Times New Roman" w:cs="Times New Roman"/>
           <w:i/>
-          <w:sz w:val="24"/>
-          <w:szCs w:val="24"/>
-        </w:rPr>
-        <w:t>et al.</w:t>
-      </w:r>
-      <w:r>
-        <w:rPr>
-          <w:rFonts w:ascii="Times New Roman" w:eastAsia="Times New Roman" w:hAnsi="Times New Roman" w:cs="Times New Roman"/>
-          <w:sz w:val="24"/>
-          <w:szCs w:val="24"/>
-        </w:rPr>
-        <w:t xml:space="preserve"> 2010; Witte </w:t>
+          <w:iCs/>
+          <w:sz w:val="24"/>
+          <w:szCs w:val="24"/>
+        </w:rPr>
+        <w:t>Mayaheros urophthalmus</w:t>
+      </w:r>
+      <w:r>
+        <w:rPr>
+          <w:rFonts w:ascii="Times New Roman" w:eastAsia="Times New Roman" w:hAnsi="Times New Roman" w:cs="Times New Roman"/>
+          <w:sz w:val="24"/>
+          <w:szCs w:val="24"/>
+        </w:rPr>
+        <w:t>),</w:t>
+      </w:r>
+      <w:r>
+        <w:rPr>
+          <w:rFonts w:ascii="Times New Roman" w:eastAsia="Times New Roman" w:hAnsi="Times New Roman" w:cs="Times New Roman"/>
+          <w:sz w:val="24"/>
+          <w:szCs w:val="24"/>
+        </w:rPr>
+        <w:t xml:space="preserve"> </w:t>
+      </w:r>
+      <w:r>
+        <w:rPr>
+          <w:rFonts w:ascii="Times New Roman" w:eastAsia="Times New Roman" w:hAnsi="Times New Roman" w:cs="Times New Roman"/>
+          <w:sz w:val="24"/>
+          <w:szCs w:val="24"/>
+        </w:rPr>
+        <w:t>caribou</w:t>
+      </w:r>
+      <w:r>
+        <w:rPr>
+          <w:rFonts w:ascii="Times New Roman" w:eastAsia="Times New Roman" w:hAnsi="Times New Roman" w:cs="Times New Roman"/>
+          <w:sz w:val="24"/>
+          <w:szCs w:val="24"/>
+        </w:rPr>
+        <w:t xml:space="preserve"> </w:t>
+      </w:r>
+      <w:r>
+        <w:rPr>
+          <w:rFonts w:ascii="Times New Roman" w:eastAsia="Times New Roman" w:hAnsi="Times New Roman" w:cs="Times New Roman"/>
+          <w:sz w:val="24"/>
+          <w:szCs w:val="24"/>
+        </w:rPr>
+        <w:t>(</w:t>
       </w:r>
       <w:r>
         <w:rPr>
           <w:rFonts w:ascii="Times New Roman" w:eastAsia="Times New Roman" w:hAnsi="Times New Roman" w:cs="Times New Roman"/>
           <w:i/>
-          <w:sz w:val="24"/>
-          <w:szCs w:val="24"/>
-        </w:rPr>
-        <w:t>et al.</w:t>
-      </w:r>
-      <w:r>
-        <w:rPr>
-          <w:rFonts w:ascii="Times New Roman" w:eastAsia="Times New Roman" w:hAnsi="Times New Roman" w:cs="Times New Roman"/>
-          <w:sz w:val="24"/>
-          <w:szCs w:val="24"/>
-        </w:rPr>
-        <w:t xml:space="preserve"> 2010; Morris </w:t>
+          <w:iCs/>
+          <w:sz w:val="24"/>
+          <w:szCs w:val="24"/>
+        </w:rPr>
+        <w:t>Ran</w:t>
       </w:r>
       <w:r>
         <w:rPr>
           <w:rFonts w:ascii="Times New Roman" w:eastAsia="Times New Roman" w:hAnsi="Times New Roman" w:cs="Times New Roman"/>
           <w:i/>
-          <w:sz w:val="24"/>
-          <w:szCs w:val="24"/>
-        </w:rPr>
-        <w:t>et al.</w:t>
-      </w:r>
-      <w:r>
-        <w:rPr>
-          <w:rFonts w:ascii="Times New Roman" w:eastAsia="Times New Roman" w:hAnsi="Times New Roman" w:cs="Times New Roman"/>
-          <w:sz w:val="24"/>
-          <w:szCs w:val="24"/>
-        </w:rPr>
-        <w:t xml:space="preserve"> 2013; Sandström </w:t>
+          <w:iCs/>
+          <w:sz w:val="24"/>
+          <w:szCs w:val="24"/>
+        </w:rPr>
+        <w:t>g</w:t>
       </w:r>
       <w:r>
         <w:rPr>
           <w:rFonts w:ascii="Times New Roman" w:eastAsia="Times New Roman" w:hAnsi="Times New Roman" w:cs="Times New Roman"/>
           <w:i/>
-          <w:sz w:val="24"/>
-          <w:szCs w:val="24"/>
-        </w:rPr>
-        <w:t>et al.</w:t>
-      </w:r>
-      <w:r>
-        <w:rPr>
-          <w:rFonts w:ascii="Times New Roman" w:eastAsia="Times New Roman" w:hAnsi="Times New Roman" w:cs="Times New Roman"/>
-          <w:sz w:val="24"/>
-          <w:szCs w:val="24"/>
-        </w:rPr>
-        <w:t xml:space="preserve"> 2014; Cecere </w:t>
+          <w:iCs/>
+          <w:sz w:val="24"/>
+          <w:szCs w:val="24"/>
+        </w:rPr>
+        <w:t xml:space="preserve">ifer </w:t>
       </w:r>
       <w:r>
         <w:rPr>
           <w:rFonts w:ascii="Times New Roman" w:eastAsia="Times New Roman" w:hAnsi="Times New Roman" w:cs="Times New Roman"/>
           <w:i/>
-          <w:sz w:val="24"/>
-          <w:szCs w:val="24"/>
-        </w:rPr>
-        <w:t>et al.</w:t>
-      </w:r>
-      <w:r>
-        <w:rPr>
-          <w:rFonts w:ascii="Times New Roman" w:eastAsia="Times New Roman" w:hAnsi="Times New Roman" w:cs="Times New Roman"/>
-          <w:sz w:val="24"/>
-          <w:szCs w:val="24"/>
-        </w:rPr>
-        <w:t xml:space="preserve"> 2016; Wegner </w:t>
+          <w:iCs/>
+          <w:sz w:val="24"/>
+          <w:szCs w:val="24"/>
+        </w:rPr>
+        <w:t>t</w:t>
       </w:r>
       <w:r>
         <w:rPr>
           <w:rFonts w:ascii="Times New Roman" w:eastAsia="Times New Roman" w:hAnsi="Times New Roman" w:cs="Times New Roman"/>
           <w:i/>
-          <w:sz w:val="24"/>
-          <w:szCs w:val="24"/>
-        </w:rPr>
-        <w:t>et al.</w:t>
-      </w:r>
-      <w:r>
-        <w:rPr>
-          <w:rFonts w:ascii="Times New Roman" w:eastAsia="Times New Roman" w:hAnsi="Times New Roman" w:cs="Times New Roman"/>
-          <w:sz w:val="24"/>
-          <w:szCs w:val="24"/>
-        </w:rPr>
-        <w:t xml:space="preserve"> 2019).  The primary focus of many of these studies was to document rapid population growth (Ferreira </w:t>
+          <w:iCs/>
+          <w:sz w:val="24"/>
+          <w:szCs w:val="24"/>
+        </w:rPr>
+        <w:t>arandus</w:t>
+      </w:r>
+      <w:r>
+        <w:rPr>
+          <w:rFonts w:ascii="Times New Roman" w:eastAsia="Times New Roman" w:hAnsi="Times New Roman" w:cs="Times New Roman"/>
+          <w:sz w:val="24"/>
+          <w:szCs w:val="24"/>
+        </w:rPr>
+        <w:t>)</w:t>
+      </w:r>
+      <w:r>
+        <w:rPr>
+          <w:rFonts w:ascii="Times New Roman" w:eastAsia="Times New Roman" w:hAnsi="Times New Roman" w:cs="Times New Roman"/>
+          <w:sz w:val="24"/>
+          <w:szCs w:val="24"/>
+        </w:rPr>
+        <w:t xml:space="preserve">, </w:t>
+      </w:r>
+      <w:r>
+        <w:rPr>
+          <w:rFonts w:ascii="Times New Roman" w:eastAsia="Times New Roman" w:hAnsi="Times New Roman" w:cs="Times New Roman"/>
+          <w:sz w:val="24"/>
+          <w:szCs w:val="24"/>
+        </w:rPr>
+        <w:t xml:space="preserve">signal crayfish </w:t>
+      </w:r>
+      <w:r>
+        <w:rPr>
+          <w:rFonts w:ascii="Times New Roman" w:eastAsia="Times New Roman" w:hAnsi="Times New Roman" w:cs="Times New Roman"/>
+          <w:sz w:val="24"/>
+          <w:szCs w:val="24"/>
+        </w:rPr>
+        <w:t>(</w:t>
       </w:r>
       <w:r>
         <w:rPr>
           <w:rFonts w:ascii="Times New Roman" w:eastAsia="Times New Roman" w:hAnsi="Times New Roman" w:cs="Times New Roman"/>
           <w:i/>
-          <w:sz w:val="24"/>
-          <w:szCs w:val="24"/>
-        </w:rPr>
-        <w:t>et al.</w:t>
-      </w:r>
-      <w:r>
-        <w:rPr>
-          <w:rFonts w:ascii="Times New Roman" w:eastAsia="Times New Roman" w:hAnsi="Times New Roman" w:cs="Times New Roman"/>
-          <w:sz w:val="24"/>
-          <w:szCs w:val="24"/>
-        </w:rPr>
-        <w:t xml:space="preserve"> 2006; Witte </w:t>
+          <w:iCs/>
+          <w:sz w:val="24"/>
+          <w:szCs w:val="24"/>
+          <w:lang w:val="en-US"/>
+        </w:rPr>
+        <w:t>Pacifastacus leniusculus</w:t>
+      </w:r>
+      <w:r>
+        <w:rPr>
+          <w:rFonts w:ascii="Times New Roman" w:eastAsia="Times New Roman" w:hAnsi="Times New Roman" w:cs="Times New Roman"/>
+          <w:sz w:val="24"/>
+          <w:szCs w:val="24"/>
+        </w:rPr>
+        <w:t>)</w:t>
+      </w:r>
+      <w:r>
+        <w:rPr>
+          <w:rFonts w:ascii="Times New Roman" w:eastAsia="Times New Roman" w:hAnsi="Times New Roman" w:cs="Times New Roman"/>
+          <w:sz w:val="24"/>
+          <w:szCs w:val="24"/>
+        </w:rPr>
+        <w:t xml:space="preserve">, </w:t>
+      </w:r>
+      <w:r>
+        <w:rPr>
+          <w:rFonts w:ascii="Times New Roman" w:eastAsia="Times New Roman" w:hAnsi="Times New Roman" w:cs="Times New Roman"/>
+          <w:sz w:val="24"/>
+          <w:szCs w:val="24"/>
+        </w:rPr>
+        <w:t xml:space="preserve">rainbow smelt </w:t>
+      </w:r>
+      <w:r>
+        <w:rPr>
+          <w:rFonts w:ascii="Times New Roman" w:eastAsia="Times New Roman" w:hAnsi="Times New Roman" w:cs="Times New Roman"/>
+          <w:sz w:val="24"/>
+          <w:szCs w:val="24"/>
+        </w:rPr>
+        <w:t>(</w:t>
       </w:r>
       <w:r>
         <w:rPr>
           <w:rFonts w:ascii="Times New Roman" w:eastAsia="Times New Roman" w:hAnsi="Times New Roman" w:cs="Times New Roman"/>
           <w:i/>
-          <w:sz w:val="24"/>
-          <w:szCs w:val="24"/>
-        </w:rPr>
-        <w:t>et al.</w:t>
-      </w:r>
-      <w:r>
-        <w:rPr>
-          <w:rFonts w:ascii="Times New Roman" w:eastAsia="Times New Roman" w:hAnsi="Times New Roman" w:cs="Times New Roman"/>
-          <w:sz w:val="24"/>
-          <w:szCs w:val="24"/>
-        </w:rPr>
-        <w:t xml:space="preserve"> 2010; Wegner </w:t>
+          <w:iCs/>
+          <w:sz w:val="24"/>
+          <w:szCs w:val="24"/>
+        </w:rPr>
+        <w:t>Omerus mordax</w:t>
       </w:r>
       <w:r>
         <w:rPr>
           <w:rFonts w:ascii="Times New Roman" w:eastAsia="Times New Roman" w:hAnsi="Times New Roman" w:cs="Times New Roman"/>
           <w:i/>
-          <w:sz w:val="24"/>
-          <w:szCs w:val="24"/>
-        </w:rPr>
-        <w:t>et al.</w:t>
-      </w:r>
-      <w:r>
-        <w:rPr>
-          <w:rFonts w:ascii="Times New Roman" w:eastAsia="Times New Roman" w:hAnsi="Times New Roman" w:cs="Times New Roman"/>
-          <w:sz w:val="24"/>
-          <w:szCs w:val="24"/>
-        </w:rPr>
-        <w:t xml:space="preserve"> 2019). One study demonstrated that established populations could fluctuate like cyclic population dynamics (Kaeuffer </w:t>
+          <w:iCs/>
+          <w:sz w:val="24"/>
+          <w:szCs w:val="24"/>
+        </w:rPr>
+        <w:t>)</w:t>
       </w:r>
       <w:r>
         <w:rPr>
           <w:rFonts w:ascii="Times New Roman" w:eastAsia="Times New Roman" w:hAnsi="Times New Roman" w:cs="Times New Roman"/>
           <w:i/>
-          <w:sz w:val="24"/>
-          <w:szCs w:val="24"/>
-        </w:rPr>
-        <w:t>et al.</w:t>
-      </w:r>
-      <w:r>
-        <w:rPr>
-          <w:rFonts w:ascii="Times New Roman" w:eastAsia="Times New Roman" w:hAnsi="Times New Roman" w:cs="Times New Roman"/>
-          <w:sz w:val="24"/>
-          <w:szCs w:val="24"/>
-        </w:rPr>
-        <w:t xml:space="preserve"> 2009).</w:t>
+          <w:iCs/>
+          <w:sz w:val="24"/>
+          <w:szCs w:val="24"/>
+        </w:rPr>
+        <w:t>,</w:t>
+      </w:r>
+      <w:r>
+        <w:rPr>
+          <w:rFonts w:ascii="Times New Roman" w:eastAsia="Times New Roman" w:hAnsi="Times New Roman" w:cs="Times New Roman"/>
+          <w:sz w:val="24"/>
+          <w:szCs w:val="24"/>
+        </w:rPr>
+        <w:t xml:space="preserve"> </w:t>
+      </w:r>
+      <w:r>
+        <w:rPr>
+          <w:rFonts w:ascii="Times New Roman" w:eastAsia="Times New Roman" w:hAnsi="Times New Roman" w:cs="Times New Roman"/>
+          <w:sz w:val="24"/>
+          <w:szCs w:val="24"/>
+        </w:rPr>
+        <w:t xml:space="preserve">nutmeg mannikin </w:t>
+      </w:r>
+      <w:r>
+        <w:rPr>
+          <w:rFonts w:ascii="Times New Roman" w:eastAsia="Times New Roman" w:hAnsi="Times New Roman" w:cs="Times New Roman"/>
+          <w:sz w:val="24"/>
+          <w:szCs w:val="24"/>
+        </w:rPr>
+        <w:t>(</w:t>
+      </w:r>
+      <w:r>
+        <w:rPr>
+          <w:rFonts w:ascii="Times New Roman" w:eastAsia="Times New Roman" w:hAnsi="Times New Roman" w:cs="Times New Roman"/>
+          <w:sz w:val="24"/>
+          <w:szCs w:val="24"/>
+        </w:rPr>
+        <w:t>Lonchura puctulata</w:t>
+      </w:r>
+      <w:r>
+        <w:rPr>
+          <w:rFonts w:ascii="Times New Roman" w:eastAsia="Times New Roman" w:hAnsi="Times New Roman" w:cs="Times New Roman"/>
+          <w:sz w:val="24"/>
+          <w:szCs w:val="24"/>
+        </w:rPr>
+        <w:t>)</w:t>
+      </w:r>
+      <w:r>
+        <w:rPr>
+          <w:rFonts w:ascii="Times New Roman" w:eastAsia="Times New Roman" w:hAnsi="Times New Roman" w:cs="Times New Roman"/>
+          <w:sz w:val="24"/>
+          <w:szCs w:val="24"/>
+        </w:rPr>
+        <w:t xml:space="preserve">, </w:t>
+      </w:r>
+      <w:r>
+        <w:rPr>
+          <w:rFonts w:ascii="Times New Roman" w:eastAsia="Times New Roman" w:hAnsi="Times New Roman" w:cs="Times New Roman"/>
+          <w:sz w:val="24"/>
+          <w:szCs w:val="24"/>
+        </w:rPr>
+        <w:t>a</w:t>
+      </w:r>
+      <w:r>
+        <w:rPr>
+          <w:rFonts w:ascii="Times New Roman" w:eastAsia="Times New Roman" w:hAnsi="Times New Roman" w:cs="Times New Roman"/>
+          <w:sz w:val="24"/>
+          <w:szCs w:val="24"/>
+        </w:rPr>
+        <w:t xml:space="preserve">frican </w:t>
+      </w:r>
+      <w:r>
+        <w:rPr>
+          <w:rFonts w:ascii="Times New Roman" w:eastAsia="Times New Roman" w:hAnsi="Times New Roman" w:cs="Times New Roman"/>
+          <w:sz w:val="24"/>
+          <w:szCs w:val="24"/>
+        </w:rPr>
+        <w:t>j</w:t>
+      </w:r>
+      <w:r>
+        <w:rPr>
+          <w:rFonts w:ascii="Times New Roman" w:eastAsia="Times New Roman" w:hAnsi="Times New Roman" w:cs="Times New Roman"/>
+          <w:sz w:val="24"/>
+          <w:szCs w:val="24"/>
+        </w:rPr>
+        <w:t>ewelfish (</w:t>
+      </w:r>
+      <w:r>
+        <w:rPr>
+          <w:rFonts w:ascii="Times New Roman" w:eastAsia="Times New Roman" w:hAnsi="Times New Roman" w:cs="Times New Roman"/>
+          <w:i/>
+          <w:iCs/>
+          <w:sz w:val="24"/>
+          <w:szCs w:val="24"/>
+        </w:rPr>
+        <w:t>Hemichromis letoruneuxi</w:t>
+      </w:r>
+      <w:r>
+        <w:rPr>
+          <w:rFonts w:ascii="Times New Roman" w:eastAsia="Times New Roman" w:hAnsi="Times New Roman" w:cs="Times New Roman"/>
+          <w:sz w:val="24"/>
+          <w:szCs w:val="24"/>
+        </w:rPr>
+        <w:t xml:space="preserve">), </w:t>
+      </w:r>
+      <w:r>
+        <w:rPr>
+          <w:rFonts w:ascii="Times New Roman" w:eastAsia="Times New Roman" w:hAnsi="Times New Roman" w:cs="Times New Roman"/>
+          <w:sz w:val="24"/>
+          <w:szCs w:val="24"/>
+        </w:rPr>
+        <w:t xml:space="preserve">orange-cheeked waxbill </w:t>
+      </w:r>
+      <w:r>
+        <w:rPr>
+          <w:rFonts w:ascii="Times New Roman" w:eastAsia="Times New Roman" w:hAnsi="Times New Roman" w:cs="Times New Roman"/>
+          <w:sz w:val="24"/>
+          <w:szCs w:val="24"/>
+        </w:rPr>
+        <w:t>(</w:t>
+      </w:r>
+      <w:r>
+        <w:rPr>
+          <w:rFonts w:ascii="Times New Roman" w:eastAsia="Times New Roman" w:hAnsi="Times New Roman" w:cs="Times New Roman"/>
+          <w:i/>
+          <w:iCs/>
+          <w:sz w:val="24"/>
+          <w:szCs w:val="24"/>
+        </w:rPr>
+        <w:t>Estrilda melpoda</w:t>
+      </w:r>
+      <w:r>
+        <w:rPr>
+          <w:rFonts w:ascii="Times New Roman" w:eastAsia="Times New Roman" w:hAnsi="Times New Roman" w:cs="Times New Roman"/>
+          <w:sz w:val="24"/>
+          <w:szCs w:val="24"/>
+        </w:rPr>
+        <w:t>)</w:t>
+      </w:r>
+      <w:r>
+        <w:rPr>
+          <w:rFonts w:ascii="Times New Roman" w:eastAsia="Times New Roman" w:hAnsi="Times New Roman" w:cs="Times New Roman"/>
+          <w:sz w:val="24"/>
+          <w:szCs w:val="24"/>
+        </w:rPr>
+        <w:t xml:space="preserve"> and </w:t>
+      </w:r>
+      <w:r>
+        <w:rPr>
+          <w:rFonts w:ascii="Times New Roman" w:eastAsia="Times New Roman" w:hAnsi="Times New Roman" w:cs="Times New Roman"/>
+          <w:sz w:val="24"/>
+          <w:szCs w:val="24"/>
+        </w:rPr>
+        <w:t xml:space="preserve">threadfin shad </w:t>
+      </w:r>
+      <w:r>
+        <w:rPr>
+          <w:rFonts w:ascii="Times New Roman" w:eastAsia="Times New Roman" w:hAnsi="Times New Roman" w:cs="Times New Roman"/>
+          <w:sz w:val="24"/>
+          <w:szCs w:val="24"/>
+        </w:rPr>
+        <w:t>(</w:t>
+      </w:r>
+      <w:r>
+        <w:rPr>
+          <w:rFonts w:ascii="Times New Roman" w:eastAsia="Times New Roman" w:hAnsi="Times New Roman" w:cs="Times New Roman"/>
+          <w:i/>
+          <w:iCs/>
+          <w:sz w:val="24"/>
+          <w:szCs w:val="24"/>
+        </w:rPr>
+        <w:t>Dorosoma petenense</w:t>
+      </w:r>
+      <w:r>
+        <w:rPr>
+          <w:rFonts w:ascii="Times New Roman" w:eastAsia="Times New Roman" w:hAnsi="Times New Roman" w:cs="Times New Roman"/>
+          <w:sz w:val="24"/>
+          <w:szCs w:val="24"/>
+        </w:rPr>
+        <w:t>; Fig. 3B)</w:t>
+      </w:r>
+      <w:r>
+        <w:rPr>
+          <w:rFonts w:ascii="Times New Roman" w:eastAsia="Times New Roman" w:hAnsi="Times New Roman" w:cs="Times New Roman"/>
+          <w:sz w:val="24"/>
+          <w:szCs w:val="24"/>
+        </w:rPr>
+        <w:t>.</w:t>
+      </w:r>
+      <w:r>
+        <w:rPr>
+          <w:rFonts w:ascii="Times New Roman" w:eastAsia="Times New Roman" w:hAnsi="Times New Roman" w:cs="Times New Roman"/>
+          <w:sz w:val="24"/>
+          <w:szCs w:val="24"/>
+        </w:rPr>
+        <w:t xml:space="preserve">  </w:t>
+      </w:r>
+      <w:r>
+        <w:rPr>
+          <w:rFonts w:ascii="Times New Roman" w:eastAsia="Times New Roman" w:hAnsi="Times New Roman" w:cs="Times New Roman"/>
+          <w:sz w:val="24"/>
+          <w:szCs w:val="24"/>
+        </w:rPr>
+        <w:t>Most</w:t>
+      </w:r>
+      <w:r>
+        <w:rPr>
+          <w:rFonts w:ascii="Times New Roman" w:eastAsia="Times New Roman" w:hAnsi="Times New Roman" w:cs="Times New Roman"/>
+          <w:sz w:val="24"/>
+          <w:szCs w:val="24"/>
+        </w:rPr>
+        <w:t xml:space="preserve"> </w:t>
+      </w:r>
+      <w:r>
+        <w:rPr>
+          <w:rFonts w:ascii="Times New Roman" w:eastAsia="Times New Roman" w:hAnsi="Times New Roman" w:cs="Times New Roman"/>
+          <w:sz w:val="24"/>
+          <w:szCs w:val="24"/>
+        </w:rPr>
+        <w:t xml:space="preserve">time </w:t>
+      </w:r>
+      <w:r>
+        <w:rPr>
+          <w:rFonts w:ascii="Times New Roman" w:eastAsia="Times New Roman" w:hAnsi="Times New Roman" w:cs="Times New Roman"/>
+          <w:sz w:val="24"/>
+          <w:szCs w:val="24"/>
+        </w:rPr>
+        <w:t>series that had some evidence for boom-bust</w:t>
+      </w:r>
+      <w:r>
+        <w:rPr>
+          <w:rFonts w:ascii="Times New Roman" w:eastAsia="Times New Roman" w:hAnsi="Times New Roman" w:cs="Times New Roman"/>
+          <w:sz w:val="24"/>
+          <w:szCs w:val="24"/>
+        </w:rPr>
+        <w:t>s</w:t>
+      </w:r>
+      <w:r>
+        <w:rPr>
+          <w:rFonts w:ascii="Times New Roman" w:eastAsia="Times New Roman" w:hAnsi="Times New Roman" w:cs="Times New Roman"/>
+          <w:sz w:val="24"/>
+          <w:szCs w:val="24"/>
+        </w:rPr>
+        <w:t xml:space="preserve"> were from animals (Fig. 3C)</w:t>
+      </w:r>
+      <w:r>
+        <w:rPr>
+          <w:rFonts w:ascii="Times New Roman" w:eastAsia="Times New Roman" w:hAnsi="Times New Roman" w:cs="Times New Roman"/>
+          <w:sz w:val="24"/>
+          <w:szCs w:val="24"/>
+        </w:rPr>
+        <w:t xml:space="preserve">. </w:t>
+      </w:r>
+      <w:r>
+        <w:rPr>
+          <w:rFonts w:ascii="Times New Roman" w:eastAsia="Times New Roman" w:hAnsi="Times New Roman" w:cs="Times New Roman"/>
+          <w:sz w:val="24"/>
+          <w:szCs w:val="24"/>
+        </w:rPr>
+        <w:t xml:space="preserve"> </w:t>
+      </w:r>
+      <w:r>
+        <w:rPr>
+          <w:rFonts w:ascii="Times New Roman" w:eastAsia="Times New Roman" w:hAnsi="Times New Roman" w:cs="Times New Roman"/>
+          <w:sz w:val="24"/>
+          <w:szCs w:val="24"/>
+        </w:rPr>
+        <w:t>S</w:t>
+      </w:r>
+      <w:r>
+        <w:rPr>
+          <w:rFonts w:ascii="Times New Roman" w:eastAsia="Times New Roman" w:hAnsi="Times New Roman" w:cs="Times New Roman"/>
+          <w:sz w:val="24"/>
+          <w:szCs w:val="24"/>
+        </w:rPr>
+        <w:t>nails (Gasropoda), birds (Aves), and ray-finned fishes (Actinopterygii)</w:t>
+      </w:r>
+      <w:r>
+        <w:rPr>
+          <w:rFonts w:ascii="Times New Roman" w:eastAsia="Times New Roman" w:hAnsi="Times New Roman" w:cs="Times New Roman"/>
+          <w:sz w:val="24"/>
+          <w:szCs w:val="24"/>
+        </w:rPr>
+        <w:t xml:space="preserve"> had</w:t>
+      </w:r>
+      <w:r>
+        <w:rPr>
+          <w:rFonts w:ascii="Times New Roman" w:eastAsia="Times New Roman" w:hAnsi="Times New Roman" w:cs="Times New Roman"/>
+          <w:sz w:val="24"/>
+          <w:szCs w:val="24"/>
+        </w:rPr>
+        <w:t xml:space="preserve"> over 20 </w:t>
+      </w:r>
+      <w:r>
+        <w:rPr>
+          <w:rFonts w:ascii="Times New Roman" w:eastAsia="Times New Roman" w:hAnsi="Times New Roman" w:cs="Times New Roman"/>
+          <w:sz w:val="24"/>
+          <w:szCs w:val="24"/>
+        </w:rPr>
+        <w:t xml:space="preserve">times series with some evidence of boom-busts (Fig. 3C). </w:t>
+      </w:r>
+      <w:r>
+        <w:rPr>
+          <w:rFonts w:ascii="Times New Roman" w:eastAsia="Times New Roman" w:hAnsi="Times New Roman" w:cs="Times New Roman"/>
+          <w:sz w:val="24"/>
+          <w:szCs w:val="24"/>
+        </w:rPr>
+        <w:t xml:space="preserve"> Crustaceans had intermediate numbers of times series with some evidence of boom-bust while the rest had relatively few </w:t>
+      </w:r>
+      <w:r>
+        <w:rPr>
+          <w:rFonts w:ascii="Times New Roman" w:eastAsia="Times New Roman" w:hAnsi="Times New Roman" w:cs="Times New Roman"/>
+          <w:sz w:val="24"/>
+          <w:szCs w:val="24"/>
+        </w:rPr>
+        <w:lastRenderedPageBreak/>
+        <w:t>documented boom-busts</w:t>
+      </w:r>
+      <w:r>
+        <w:rPr>
+          <w:rFonts w:ascii="Times New Roman" w:eastAsia="Times New Roman" w:hAnsi="Times New Roman" w:cs="Times New Roman"/>
+          <w:sz w:val="24"/>
+          <w:szCs w:val="24"/>
+        </w:rPr>
+        <w:t xml:space="preserve"> (Fig. 3C).  Freshwater systems had the most time series with some evidence of boom-bust, followed by terrestrial systems, and marine systems had the fewest time series with some evidence of boom-bust (Fig. 3D).  Longevity…</w:t>
       </w:r>
     </w:p>
     <w:p>
       <w:pPr>
         <w:spacing w:line="480" w:lineRule="auto"/>
-        <w:ind w:firstLine="720"/>
-        <w:rPr>
-          <w:rFonts w:ascii="Times New Roman" w:eastAsia="Times New Roman" w:hAnsi="Times New Roman" w:cs="Times New Roman"/>
+        <w:rPr>
+          <w:rFonts w:ascii="Times New Roman" w:eastAsia="Times New Roman" w:hAnsi="Times New Roman" w:cs="Times New Roman"/>
+          <w:b/>
+          <w:bCs/>
           <w:sz w:val="24"/>
           <w:szCs w:val="24"/>
         </w:rPr>
@@ -6691,529 +7425,12 @@
       <w:r>
         <w:rPr>
           <w:rFonts w:ascii="Times New Roman" w:eastAsia="Times New Roman" w:hAnsi="Times New Roman" w:cs="Times New Roman"/>
-          <w:sz w:val="24"/>
-          <w:szCs w:val="24"/>
-        </w:rPr>
-        <w:t xml:space="preserve">I identified 28 of taxon that exhibited boom-bust cycles when invading (Mouthon 2003; Bilio &amp; Niermann 2004; Salonen &amp; Mutenia 2004; Boggs </w:t>
-      </w:r>
-      <w:r>
-        <w:rPr>
-          <w:rFonts w:ascii="Times New Roman" w:eastAsia="Times New Roman" w:hAnsi="Times New Roman" w:cs="Times New Roman"/>
-          <w:i/>
-          <w:sz w:val="24"/>
-          <w:szCs w:val="24"/>
-        </w:rPr>
-        <w:t>et al.</w:t>
-      </w:r>
-      <w:r>
-        <w:rPr>
-          <w:rFonts w:ascii="Times New Roman" w:eastAsia="Times New Roman" w:hAnsi="Times New Roman" w:cs="Times New Roman"/>
-          <w:sz w:val="24"/>
-          <w:szCs w:val="24"/>
-        </w:rPr>
-        <w:t xml:space="preserve"> 2006; Letnic &amp; Dickman 2006; Daskalov </w:t>
-      </w:r>
-      <w:r>
-        <w:rPr>
-          <w:rFonts w:ascii="Times New Roman" w:eastAsia="Times New Roman" w:hAnsi="Times New Roman" w:cs="Times New Roman"/>
-          <w:i/>
-          <w:sz w:val="24"/>
-          <w:szCs w:val="24"/>
-        </w:rPr>
-        <w:t>et al.</w:t>
-      </w:r>
-      <w:r>
-        <w:rPr>
-          <w:rFonts w:ascii="Times New Roman" w:eastAsia="Times New Roman" w:hAnsi="Times New Roman" w:cs="Times New Roman"/>
-          <w:sz w:val="24"/>
-          <w:szCs w:val="24"/>
-        </w:rPr>
-        <w:t xml:space="preserve"> 2007; Hurlbert </w:t>
-      </w:r>
-      <w:r>
-        <w:rPr>
-          <w:rFonts w:ascii="Times New Roman" w:eastAsia="Times New Roman" w:hAnsi="Times New Roman" w:cs="Times New Roman"/>
-          <w:i/>
-          <w:sz w:val="24"/>
-          <w:szCs w:val="24"/>
-        </w:rPr>
-        <w:t>et al.</w:t>
-      </w:r>
-      <w:r>
-        <w:rPr>
-          <w:rFonts w:ascii="Times New Roman" w:eastAsia="Times New Roman" w:hAnsi="Times New Roman" w:cs="Times New Roman"/>
-          <w:sz w:val="24"/>
-          <w:szCs w:val="24"/>
-        </w:rPr>
-        <w:t xml:space="preserve"> 2007; Carbayo </w:t>
-      </w:r>
-      <w:r>
-        <w:rPr>
-          <w:rFonts w:ascii="Times New Roman" w:eastAsia="Times New Roman" w:hAnsi="Times New Roman" w:cs="Times New Roman"/>
-          <w:i/>
-          <w:sz w:val="24"/>
-          <w:szCs w:val="24"/>
-        </w:rPr>
-        <w:t>et al.</w:t>
-      </w:r>
-      <w:r>
-        <w:rPr>
-          <w:rFonts w:ascii="Times New Roman" w:eastAsia="Times New Roman" w:hAnsi="Times New Roman" w:cs="Times New Roman"/>
-          <w:sz w:val="24"/>
-          <w:szCs w:val="24"/>
-        </w:rPr>
-        <w:t xml:space="preserve"> 2008; Eagles-Smith </w:t>
-      </w:r>
-      <w:r>
-        <w:rPr>
-          <w:rFonts w:ascii="Times New Roman" w:eastAsia="Times New Roman" w:hAnsi="Times New Roman" w:cs="Times New Roman"/>
-          <w:i/>
-          <w:sz w:val="24"/>
-          <w:szCs w:val="24"/>
-        </w:rPr>
-        <w:t>et al.</w:t>
-      </w:r>
-      <w:r>
-        <w:rPr>
-          <w:rFonts w:ascii="Times New Roman" w:eastAsia="Times New Roman" w:hAnsi="Times New Roman" w:cs="Times New Roman"/>
-          <w:sz w:val="24"/>
-          <w:szCs w:val="24"/>
-        </w:rPr>
-        <w:t xml:space="preserve"> 2008; Gerard </w:t>
-      </w:r>
-      <w:r>
-        <w:rPr>
-          <w:rFonts w:ascii="Times New Roman" w:eastAsia="Times New Roman" w:hAnsi="Times New Roman" w:cs="Times New Roman"/>
-          <w:i/>
-          <w:sz w:val="24"/>
-          <w:szCs w:val="24"/>
-        </w:rPr>
-        <w:t>et al.</w:t>
-      </w:r>
-      <w:r>
-        <w:rPr>
-          <w:rFonts w:ascii="Times New Roman" w:eastAsia="Times New Roman" w:hAnsi="Times New Roman" w:cs="Times New Roman"/>
-          <w:sz w:val="24"/>
-          <w:szCs w:val="24"/>
-        </w:rPr>
-        <w:t xml:space="preserve"> 2010; Hershberger </w:t>
-      </w:r>
-      <w:r>
-        <w:rPr>
-          <w:rFonts w:ascii="Times New Roman" w:eastAsia="Times New Roman" w:hAnsi="Times New Roman" w:cs="Times New Roman"/>
-          <w:i/>
-          <w:sz w:val="24"/>
-          <w:szCs w:val="24"/>
-        </w:rPr>
-        <w:t>et al.</w:t>
-      </w:r>
-      <w:r>
-        <w:rPr>
-          <w:rFonts w:ascii="Times New Roman" w:eastAsia="Times New Roman" w:hAnsi="Times New Roman" w:cs="Times New Roman"/>
-          <w:sz w:val="24"/>
-          <w:szCs w:val="24"/>
-        </w:rPr>
-        <w:t xml:space="preserve"> 2010; Moncayo-Estrada </w:t>
-      </w:r>
-      <w:r>
-        <w:rPr>
-          <w:rFonts w:ascii="Times New Roman" w:eastAsia="Times New Roman" w:hAnsi="Times New Roman" w:cs="Times New Roman"/>
-          <w:i/>
-          <w:sz w:val="24"/>
-          <w:szCs w:val="24"/>
-        </w:rPr>
-        <w:t>et al.</w:t>
-      </w:r>
-      <w:r>
-        <w:rPr>
-          <w:rFonts w:ascii="Times New Roman" w:eastAsia="Times New Roman" w:hAnsi="Times New Roman" w:cs="Times New Roman"/>
-          <w:sz w:val="24"/>
-          <w:szCs w:val="24"/>
-        </w:rPr>
-        <w:t xml:space="preserve"> 2012; Moore </w:t>
-      </w:r>
-      <w:r>
-        <w:rPr>
-          <w:rFonts w:ascii="Times New Roman" w:eastAsia="Times New Roman" w:hAnsi="Times New Roman" w:cs="Times New Roman"/>
-          <w:i/>
-          <w:sz w:val="24"/>
-          <w:szCs w:val="24"/>
-        </w:rPr>
-        <w:t>et al.</w:t>
-      </w:r>
-      <w:r>
-        <w:rPr>
-          <w:rFonts w:ascii="Times New Roman" w:eastAsia="Times New Roman" w:hAnsi="Times New Roman" w:cs="Times New Roman"/>
-          <w:sz w:val="24"/>
-          <w:szCs w:val="24"/>
-        </w:rPr>
-        <w:t xml:space="preserve"> 2012; Dunlop &amp; Riley 2013; Gustaveson &amp; Blommer 2013; Morris </w:t>
-      </w:r>
-      <w:r>
-        <w:rPr>
-          <w:rFonts w:ascii="Times New Roman" w:eastAsia="Times New Roman" w:hAnsi="Times New Roman" w:cs="Times New Roman"/>
-          <w:i/>
-          <w:sz w:val="24"/>
-          <w:szCs w:val="24"/>
-        </w:rPr>
-        <w:t>et al.</w:t>
-      </w:r>
-      <w:r>
-        <w:rPr>
-          <w:rFonts w:ascii="Times New Roman" w:eastAsia="Times New Roman" w:hAnsi="Times New Roman" w:cs="Times New Roman"/>
-          <w:sz w:val="24"/>
-          <w:szCs w:val="24"/>
-        </w:rPr>
-        <w:t xml:space="preserve"> 2013; Sandlund </w:t>
-      </w:r>
-      <w:r>
-        <w:rPr>
-          <w:rFonts w:ascii="Times New Roman" w:eastAsia="Times New Roman" w:hAnsi="Times New Roman" w:cs="Times New Roman"/>
-          <w:i/>
-          <w:sz w:val="24"/>
-          <w:szCs w:val="24"/>
-        </w:rPr>
-        <w:t>et al.</w:t>
-      </w:r>
-      <w:r>
-        <w:rPr>
-          <w:rFonts w:ascii="Times New Roman" w:eastAsia="Times New Roman" w:hAnsi="Times New Roman" w:cs="Times New Roman"/>
-          <w:sz w:val="24"/>
-          <w:szCs w:val="24"/>
-        </w:rPr>
-        <w:t xml:space="preserve"> 2013; Yerli </w:t>
-      </w:r>
-      <w:r>
-        <w:rPr>
-          <w:rFonts w:ascii="Times New Roman" w:eastAsia="Times New Roman" w:hAnsi="Times New Roman" w:cs="Times New Roman"/>
-          <w:i/>
-          <w:sz w:val="24"/>
-          <w:szCs w:val="24"/>
-        </w:rPr>
-        <w:t>et al.</w:t>
-      </w:r>
-      <w:r>
-        <w:rPr>
-          <w:rFonts w:ascii="Times New Roman" w:eastAsia="Times New Roman" w:hAnsi="Times New Roman" w:cs="Times New Roman"/>
-          <w:sz w:val="24"/>
-          <w:szCs w:val="24"/>
-        </w:rPr>
-        <w:t xml:space="preserve"> </w:t>
-      </w:r>
-      <w:r>
-        <w:rPr>
-          <w:rFonts w:ascii="Times New Roman" w:eastAsia="Times New Roman" w:hAnsi="Times New Roman" w:cs="Times New Roman"/>
-          <w:sz w:val="24"/>
-          <w:szCs w:val="24"/>
-        </w:rPr>
-        <w:lastRenderedPageBreak/>
-        <w:t xml:space="preserve">2013; Sandström </w:t>
-      </w:r>
-      <w:r>
-        <w:rPr>
-          <w:rFonts w:ascii="Times New Roman" w:eastAsia="Times New Roman" w:hAnsi="Times New Roman" w:cs="Times New Roman"/>
-          <w:i/>
-          <w:sz w:val="24"/>
-          <w:szCs w:val="24"/>
-        </w:rPr>
-        <w:t>et al.</w:t>
-      </w:r>
-      <w:r>
-        <w:rPr>
-          <w:rFonts w:ascii="Times New Roman" w:eastAsia="Times New Roman" w:hAnsi="Times New Roman" w:cs="Times New Roman"/>
-          <w:sz w:val="24"/>
-          <w:szCs w:val="24"/>
-        </w:rPr>
-        <w:t xml:space="preserve"> 2014; Dexter </w:t>
-      </w:r>
-      <w:r>
-        <w:rPr>
-          <w:rFonts w:ascii="Times New Roman" w:eastAsia="Times New Roman" w:hAnsi="Times New Roman" w:cs="Times New Roman"/>
-          <w:i/>
-          <w:sz w:val="24"/>
-          <w:szCs w:val="24"/>
-        </w:rPr>
-        <w:t>et al.</w:t>
-      </w:r>
-      <w:r>
-        <w:rPr>
-          <w:rFonts w:ascii="Times New Roman" w:eastAsia="Times New Roman" w:hAnsi="Times New Roman" w:cs="Times New Roman"/>
-          <w:sz w:val="24"/>
-          <w:szCs w:val="24"/>
-        </w:rPr>
-        <w:t xml:space="preserve"> 2015; Kauppi </w:t>
-      </w:r>
-      <w:r>
-        <w:rPr>
-          <w:rFonts w:ascii="Times New Roman" w:eastAsia="Times New Roman" w:hAnsi="Times New Roman" w:cs="Times New Roman"/>
-          <w:i/>
-          <w:sz w:val="24"/>
-          <w:szCs w:val="24"/>
-        </w:rPr>
-        <w:t>et al.</w:t>
-      </w:r>
-      <w:r>
-        <w:rPr>
-          <w:rFonts w:ascii="Times New Roman" w:eastAsia="Times New Roman" w:hAnsi="Times New Roman" w:cs="Times New Roman"/>
-          <w:sz w:val="24"/>
-          <w:szCs w:val="24"/>
-        </w:rPr>
-        <w:t xml:space="preserve"> 2015; Cecere </w:t>
-      </w:r>
-      <w:r>
-        <w:rPr>
-          <w:rFonts w:ascii="Times New Roman" w:eastAsia="Times New Roman" w:hAnsi="Times New Roman" w:cs="Times New Roman"/>
-          <w:i/>
-          <w:sz w:val="24"/>
-          <w:szCs w:val="24"/>
-        </w:rPr>
-        <w:t>et al.</w:t>
-      </w:r>
-      <w:r>
-        <w:rPr>
-          <w:rFonts w:ascii="Times New Roman" w:eastAsia="Times New Roman" w:hAnsi="Times New Roman" w:cs="Times New Roman"/>
-          <w:sz w:val="24"/>
-          <w:szCs w:val="24"/>
-        </w:rPr>
-        <w:t xml:space="preserve"> 2016; Korman </w:t>
-      </w:r>
-      <w:r>
-        <w:rPr>
-          <w:rFonts w:ascii="Times New Roman" w:eastAsia="Times New Roman" w:hAnsi="Times New Roman" w:cs="Times New Roman"/>
-          <w:i/>
-          <w:sz w:val="24"/>
-          <w:szCs w:val="24"/>
-        </w:rPr>
-        <w:t>et al.</w:t>
-      </w:r>
-      <w:r>
-        <w:rPr>
-          <w:rFonts w:ascii="Times New Roman" w:eastAsia="Times New Roman" w:hAnsi="Times New Roman" w:cs="Times New Roman"/>
-          <w:sz w:val="24"/>
-          <w:szCs w:val="24"/>
-        </w:rPr>
-        <w:t xml:space="preserve"> 2017; Wegner </w:t>
-      </w:r>
-      <w:r>
-        <w:rPr>
-          <w:rFonts w:ascii="Times New Roman" w:eastAsia="Times New Roman" w:hAnsi="Times New Roman" w:cs="Times New Roman"/>
-          <w:i/>
-          <w:sz w:val="24"/>
-          <w:szCs w:val="24"/>
-        </w:rPr>
-        <w:t>et al.</w:t>
-      </w:r>
-      <w:r>
-        <w:rPr>
-          <w:rFonts w:ascii="Times New Roman" w:eastAsia="Times New Roman" w:hAnsi="Times New Roman" w:cs="Times New Roman"/>
-          <w:sz w:val="24"/>
-          <w:szCs w:val="24"/>
-        </w:rPr>
-        <w:t xml:space="preserve"> 2019; Fernández 2020; Haubrock </w:t>
-      </w:r>
-      <w:r>
-        <w:rPr>
-          <w:rFonts w:ascii="Times New Roman" w:eastAsia="Times New Roman" w:hAnsi="Times New Roman" w:cs="Times New Roman"/>
-          <w:i/>
-          <w:sz w:val="24"/>
-          <w:szCs w:val="24"/>
-        </w:rPr>
-        <w:t>et al.</w:t>
-      </w:r>
-      <w:r>
-        <w:rPr>
-          <w:rFonts w:ascii="Times New Roman" w:eastAsia="Times New Roman" w:hAnsi="Times New Roman" w:cs="Times New Roman"/>
-          <w:sz w:val="24"/>
-          <w:szCs w:val="24"/>
-        </w:rPr>
-        <w:t xml:space="preserve"> 2022).  Nine of these studies included only one survey after the population declined (Boggs </w:t>
-      </w:r>
-      <w:r>
-        <w:rPr>
-          <w:rFonts w:ascii="Times New Roman" w:eastAsia="Times New Roman" w:hAnsi="Times New Roman" w:cs="Times New Roman"/>
-          <w:i/>
-          <w:sz w:val="24"/>
-          <w:szCs w:val="24"/>
-        </w:rPr>
-        <w:t>et al.</w:t>
-      </w:r>
-      <w:r>
-        <w:rPr>
-          <w:rFonts w:ascii="Times New Roman" w:eastAsia="Times New Roman" w:hAnsi="Times New Roman" w:cs="Times New Roman"/>
-          <w:sz w:val="24"/>
-          <w:szCs w:val="24"/>
-        </w:rPr>
-        <w:t xml:space="preserve"> 2006; Letnic &amp; Dickman 2006; Daskalov </w:t>
-      </w:r>
-      <w:r>
-        <w:rPr>
-          <w:rFonts w:ascii="Times New Roman" w:eastAsia="Times New Roman" w:hAnsi="Times New Roman" w:cs="Times New Roman"/>
-          <w:i/>
-          <w:sz w:val="24"/>
-          <w:szCs w:val="24"/>
-        </w:rPr>
-        <w:t>et al.</w:t>
-      </w:r>
-      <w:r>
-        <w:rPr>
-          <w:rFonts w:ascii="Times New Roman" w:eastAsia="Times New Roman" w:hAnsi="Times New Roman" w:cs="Times New Roman"/>
-          <w:sz w:val="24"/>
-          <w:szCs w:val="24"/>
-        </w:rPr>
-        <w:t xml:space="preserve"> 2007; Hershberger </w:t>
-      </w:r>
-      <w:r>
-        <w:rPr>
-          <w:rFonts w:ascii="Times New Roman" w:eastAsia="Times New Roman" w:hAnsi="Times New Roman" w:cs="Times New Roman"/>
-          <w:i/>
-          <w:sz w:val="24"/>
-          <w:szCs w:val="24"/>
-        </w:rPr>
-        <w:t>et al.</w:t>
-      </w:r>
-      <w:r>
-        <w:rPr>
-          <w:rFonts w:ascii="Times New Roman" w:eastAsia="Times New Roman" w:hAnsi="Times New Roman" w:cs="Times New Roman"/>
-          <w:sz w:val="24"/>
-          <w:szCs w:val="24"/>
-        </w:rPr>
-        <w:t xml:space="preserve"> 2010; Delefosse </w:t>
-      </w:r>
-      <w:r>
-        <w:rPr>
-          <w:rFonts w:ascii="Times New Roman" w:eastAsia="Times New Roman" w:hAnsi="Times New Roman" w:cs="Times New Roman"/>
-          <w:i/>
-          <w:sz w:val="24"/>
-          <w:szCs w:val="24"/>
-        </w:rPr>
-        <w:t>et al.</w:t>
-      </w:r>
-      <w:r>
-        <w:rPr>
-          <w:rFonts w:ascii="Times New Roman" w:eastAsia="Times New Roman" w:hAnsi="Times New Roman" w:cs="Times New Roman"/>
-          <w:sz w:val="24"/>
-          <w:szCs w:val="24"/>
-        </w:rPr>
-        <w:t xml:space="preserve"> 2012; Gustaveson &amp; Blommer 2013; Morris </w:t>
-      </w:r>
-      <w:r>
-        <w:rPr>
-          <w:rFonts w:ascii="Times New Roman" w:eastAsia="Times New Roman" w:hAnsi="Times New Roman" w:cs="Times New Roman"/>
-          <w:i/>
-          <w:sz w:val="24"/>
-          <w:szCs w:val="24"/>
-        </w:rPr>
-        <w:t>et al.</w:t>
-      </w:r>
-      <w:r>
-        <w:rPr>
-          <w:rFonts w:ascii="Times New Roman" w:eastAsia="Times New Roman" w:hAnsi="Times New Roman" w:cs="Times New Roman"/>
-          <w:sz w:val="24"/>
-          <w:szCs w:val="24"/>
-        </w:rPr>
-        <w:t xml:space="preserve"> 2013; Kauppi </w:t>
-      </w:r>
-      <w:r>
-        <w:rPr>
-          <w:rFonts w:ascii="Times New Roman" w:eastAsia="Times New Roman" w:hAnsi="Times New Roman" w:cs="Times New Roman"/>
-          <w:i/>
-          <w:sz w:val="24"/>
-          <w:szCs w:val="24"/>
-        </w:rPr>
-        <w:t>et al.</w:t>
-      </w:r>
-      <w:r>
-        <w:rPr>
-          <w:rFonts w:ascii="Times New Roman" w:eastAsia="Times New Roman" w:hAnsi="Times New Roman" w:cs="Times New Roman"/>
-          <w:sz w:val="24"/>
-          <w:szCs w:val="24"/>
-        </w:rPr>
-        <w:t xml:space="preserve"> 2015; Forsström </w:t>
-      </w:r>
-      <w:r>
-        <w:rPr>
-          <w:rFonts w:ascii="Times New Roman" w:eastAsia="Times New Roman" w:hAnsi="Times New Roman" w:cs="Times New Roman"/>
-          <w:i/>
-          <w:sz w:val="24"/>
-          <w:szCs w:val="24"/>
-        </w:rPr>
-        <w:t>et al.</w:t>
-      </w:r>
-      <w:r>
-        <w:rPr>
-          <w:rFonts w:ascii="Times New Roman" w:eastAsia="Times New Roman" w:hAnsi="Times New Roman" w:cs="Times New Roman"/>
-          <w:sz w:val="24"/>
-          <w:szCs w:val="24"/>
-        </w:rPr>
-        <w:t xml:space="preserve"> 2018).  Interestingly, I found two cases where boom-bust cycles were repeated (Eagles-Smith </w:t>
-      </w:r>
-      <w:r>
-        <w:rPr>
-          <w:rFonts w:ascii="Times New Roman" w:eastAsia="Times New Roman" w:hAnsi="Times New Roman" w:cs="Times New Roman"/>
-          <w:i/>
-          <w:sz w:val="24"/>
-          <w:szCs w:val="24"/>
-        </w:rPr>
-        <w:t>et al.</w:t>
-      </w:r>
-      <w:r>
-        <w:rPr>
-          <w:rFonts w:ascii="Times New Roman" w:eastAsia="Times New Roman" w:hAnsi="Times New Roman" w:cs="Times New Roman"/>
-          <w:sz w:val="24"/>
-          <w:szCs w:val="24"/>
-        </w:rPr>
-        <w:t xml:space="preserve"> 2008; Gherardi </w:t>
-      </w:r>
-      <w:r>
-        <w:rPr>
-          <w:rFonts w:ascii="Times New Roman" w:eastAsia="Times New Roman" w:hAnsi="Times New Roman" w:cs="Times New Roman"/>
-          <w:i/>
-          <w:sz w:val="24"/>
-          <w:szCs w:val="24"/>
-        </w:rPr>
-        <w:t>et al.</w:t>
-      </w:r>
-      <w:r>
-        <w:rPr>
-          <w:rFonts w:ascii="Times New Roman" w:eastAsia="Times New Roman" w:hAnsi="Times New Roman" w:cs="Times New Roman"/>
-          <w:sz w:val="24"/>
-          <w:szCs w:val="24"/>
-        </w:rPr>
-        <w:t xml:space="preserve"> 2011).  Finally, there were two studies where populations reached high abundances but population growth and/or population declines were slow (Magnusdottir </w:t>
-      </w:r>
-      <w:r>
-        <w:rPr>
-          <w:rFonts w:ascii="Times New Roman" w:eastAsia="Times New Roman" w:hAnsi="Times New Roman" w:cs="Times New Roman"/>
-          <w:i/>
-          <w:sz w:val="24"/>
-          <w:szCs w:val="24"/>
-        </w:rPr>
-        <w:t>et al.</w:t>
-      </w:r>
-      <w:r>
-        <w:rPr>
-          <w:rFonts w:ascii="Times New Roman" w:eastAsia="Times New Roman" w:hAnsi="Times New Roman" w:cs="Times New Roman"/>
-          <w:sz w:val="24"/>
-          <w:szCs w:val="24"/>
-        </w:rPr>
-        <w:t xml:space="preserve"> 2014; Bloch </w:t>
-      </w:r>
-      <w:r>
-        <w:rPr>
-          <w:rFonts w:ascii="Times New Roman" w:eastAsia="Times New Roman" w:hAnsi="Times New Roman" w:cs="Times New Roman"/>
-          <w:i/>
-          <w:sz w:val="24"/>
-          <w:szCs w:val="24"/>
-        </w:rPr>
-        <w:t>et al.</w:t>
-      </w:r>
-      <w:r>
-        <w:rPr>
-          <w:rFonts w:ascii="Times New Roman" w:eastAsia="Times New Roman" w:hAnsi="Times New Roman" w:cs="Times New Roman"/>
-          <w:sz w:val="24"/>
-          <w:szCs w:val="24"/>
-        </w:rPr>
-        <w:t xml:space="preserve"> 2019).</w:t>
+          <w:b/>
+          <w:bCs/>
+          <w:sz w:val="24"/>
+          <w:szCs w:val="24"/>
+        </w:rPr>
+        <w:t>Discussion</w:t>
       </w:r>
     </w:p>
     <w:p>
@@ -7221,21 +7438,26 @@
         <w:spacing w:line="480" w:lineRule="auto"/>
         <w:rPr>
           <w:rFonts w:ascii="Times New Roman" w:eastAsia="Times New Roman" w:hAnsi="Times New Roman" w:cs="Times New Roman"/>
-          <w:b/>
-          <w:bCs/>
           <w:sz w:val="24"/>
           <w:szCs w:val="24"/>
         </w:rPr>
       </w:pPr>
-      <w:r>
-        <w:rPr>
-          <w:rFonts w:ascii="Times New Roman" w:eastAsia="Times New Roman" w:hAnsi="Times New Roman" w:cs="Times New Roman"/>
-          <w:b/>
-          <w:bCs/>
-          <w:sz w:val="24"/>
-          <w:szCs w:val="24"/>
-        </w:rPr>
-        <w:t>Discussion</w:t>
+      <w:commentRangeStart w:id="8"/>
+      <w:r>
+        <w:rPr>
+          <w:rFonts w:ascii="Times New Roman" w:eastAsia="Times New Roman" w:hAnsi="Times New Roman" w:cs="Times New Roman"/>
+          <w:i/>
+          <w:sz w:val="24"/>
+          <w:szCs w:val="24"/>
+        </w:rPr>
+        <w:t>Are irruptive dynamics and cyclic populations repeated boom-busts?</w:t>
+      </w:r>
+      <w:commentRangeEnd w:id="8"/>
+      <w:r>
+        <w:rPr>
+          <w:rStyle w:val="CommentReference"/>
+        </w:rPr>
+        <w:commentReference w:id="8"/>
       </w:r>
     </w:p>
     <w:p>
@@ -7247,7 +7469,15 @@
           <w:szCs w:val="24"/>
         </w:rPr>
       </w:pPr>
-      <w:commentRangeStart w:id="7"/>
+      <w:r>
+        <w:rPr>
+          <w:rFonts w:ascii="Times New Roman" w:eastAsia="Times New Roman" w:hAnsi="Times New Roman" w:cs="Times New Roman"/>
+          <w:sz w:val="24"/>
+          <w:szCs w:val="24"/>
+        </w:rPr>
+        <w:tab/>
+        <w:t xml:space="preserve">Another important aspect to consider when clarifying terminology of boom-bust is the potential for occurrences of repeated boom-busts cycles.   Irruptive population dynamics were first identified in arid small mammal populations where populations can persist at low abundance for many years (Pavey </w:t>
+      </w:r>
       <w:r>
         <w:rPr>
           <w:rFonts w:ascii="Times New Roman" w:eastAsia="Times New Roman" w:hAnsi="Times New Roman" w:cs="Times New Roman"/>
@@ -7255,14 +7485,100 @@
           <w:sz w:val="24"/>
           <w:szCs w:val="24"/>
         </w:rPr>
-        <w:t>Are irruptive dynamics and cyclic populations repeated boom-busts?</w:t>
-      </w:r>
-      <w:commentRangeEnd w:id="7"/>
-      <w:r>
-        <w:rPr>
-          <w:rStyle w:val="CommentReference"/>
-        </w:rPr>
-        <w:commentReference w:id="7"/>
+        <w:t>et al.</w:t>
+      </w:r>
+      <w:r>
+        <w:rPr>
+          <w:rFonts w:ascii="Times New Roman" w:eastAsia="Times New Roman" w:hAnsi="Times New Roman" w:cs="Times New Roman"/>
+          <w:sz w:val="24"/>
+          <w:szCs w:val="24"/>
+        </w:rPr>
+        <w:t xml:space="preserve"> 2017; Andreassen </w:t>
+      </w:r>
+      <w:r>
+        <w:rPr>
+          <w:rFonts w:ascii="Times New Roman" w:eastAsia="Times New Roman" w:hAnsi="Times New Roman" w:cs="Times New Roman"/>
+          <w:i/>
+          <w:sz w:val="24"/>
+          <w:szCs w:val="24"/>
+        </w:rPr>
+        <w:t>et al.</w:t>
+      </w:r>
+      <w:r>
+        <w:rPr>
+          <w:rFonts w:ascii="Times New Roman" w:eastAsia="Times New Roman" w:hAnsi="Times New Roman" w:cs="Times New Roman"/>
+          <w:sz w:val="24"/>
+          <w:szCs w:val="24"/>
+        </w:rPr>
+        <w:t xml:space="preserve"> 2021). Then, in response to stochastic events of high abnormal rainfall, these small mammal populations irrupt to states of high abundances (Letnic &amp; Dickman 2006).  In reference to persistence (or sustained) low abundances and the rapid growth and declines exhibited in these dynamics (Andreassen </w:t>
+      </w:r>
+      <w:r>
+        <w:rPr>
+          <w:rFonts w:ascii="Times New Roman" w:eastAsia="Times New Roman" w:hAnsi="Times New Roman" w:cs="Times New Roman"/>
+          <w:i/>
+          <w:sz w:val="24"/>
+          <w:szCs w:val="24"/>
+        </w:rPr>
+        <w:t>et al.</w:t>
+      </w:r>
+      <w:r>
+        <w:rPr>
+          <w:rFonts w:ascii="Times New Roman" w:eastAsia="Times New Roman" w:hAnsi="Times New Roman" w:cs="Times New Roman"/>
+          <w:sz w:val="24"/>
+          <w:szCs w:val="24"/>
+        </w:rPr>
+        <w:t xml:space="preserve"> 2021) which are a necessary criteria that I previously proposed, I choose to use “irruptive population dynamics” as the term to describe repeated boom-bust cycles in invasions. Furthermore, non-native common house mice (</w:t>
+      </w:r>
+      <w:r>
+        <w:rPr>
+          <w:rFonts w:ascii="Times New Roman" w:eastAsia="Times New Roman" w:hAnsi="Times New Roman" w:cs="Times New Roman"/>
+          <w:i/>
+          <w:sz w:val="24"/>
+          <w:szCs w:val="24"/>
+        </w:rPr>
+        <w:t>Mus musculus</w:t>
+      </w:r>
+      <w:r>
+        <w:rPr>
+          <w:rFonts w:ascii="Times New Roman" w:eastAsia="Times New Roman" w:hAnsi="Times New Roman" w:cs="Times New Roman"/>
+          <w:sz w:val="24"/>
+          <w:szCs w:val="24"/>
+        </w:rPr>
+        <w:t xml:space="preserve">) have also been documented to exhibit irruptive population dynamics in these same regions (Breed </w:t>
+      </w:r>
+      <w:r>
+        <w:rPr>
+          <w:rFonts w:ascii="Times New Roman" w:eastAsia="Times New Roman" w:hAnsi="Times New Roman" w:cs="Times New Roman"/>
+          <w:i/>
+          <w:sz w:val="24"/>
+          <w:szCs w:val="24"/>
+        </w:rPr>
+        <w:t>et al.</w:t>
+      </w:r>
+      <w:r>
+        <w:rPr>
+          <w:rFonts w:ascii="Times New Roman" w:eastAsia="Times New Roman" w:hAnsi="Times New Roman" w:cs="Times New Roman"/>
+          <w:sz w:val="24"/>
+          <w:szCs w:val="24"/>
+        </w:rPr>
+        <w:t xml:space="preserve"> 2017; Bennison </w:t>
+      </w:r>
+      <w:r>
+        <w:rPr>
+          <w:rFonts w:ascii="Times New Roman" w:eastAsia="Times New Roman" w:hAnsi="Times New Roman" w:cs="Times New Roman"/>
+          <w:i/>
+          <w:sz w:val="24"/>
+          <w:szCs w:val="24"/>
+        </w:rPr>
+        <w:t>et al.</w:t>
+      </w:r>
+      <w:r>
+        <w:rPr>
+          <w:rFonts w:ascii="Times New Roman" w:eastAsia="Times New Roman" w:hAnsi="Times New Roman" w:cs="Times New Roman"/>
+          <w:sz w:val="24"/>
+          <w:szCs w:val="24"/>
+        </w:rPr>
+        <w:t xml:space="preserve"> 2018).</w:t>
       </w:r>
     </w:p>
     <w:p>
@@ -7281,7 +7597,16 @@
           <w:szCs w:val="24"/>
         </w:rPr>
         <w:tab/>
-        <w:t xml:space="preserve">Another important aspect to consider when clarifying terminology of boom-bust is the potential for occurrences of repeated boom-busts cycles.   Irruptive population dynamics were first identified in arid small mammal populations where populations can persist at low abundance for many years (Pavey </w:t>
+        <w:t xml:space="preserve">In contrast to irruptive population dynamics, I do not classify cyclic population dynamics in invasive species as repeated boom-bust cycles. Cyclic population dynamics undergo regular fluctuations of population size (Myers 2018). Although the rate of population increase and decline during the fluctuations in abundance might meet the criteria for boom-bust cycles, declines during fluctuations rarely are sustained and severe.  I interpret cyclic population dynamics in invasions as the natural variation in the established/boom phases of invasions (Figure 1). Fluctuations akin to cyclic dynamics have been reported in non-native populations </w:t>
+      </w:r>
+      <w:r>
+        <w:rPr>
+          <w:rFonts w:ascii="Times New Roman" w:eastAsia="Times New Roman" w:hAnsi="Times New Roman" w:cs="Times New Roman"/>
+          <w:sz w:val="24"/>
+          <w:szCs w:val="24"/>
+        </w:rPr>
+        <w:lastRenderedPageBreak/>
+        <w:t xml:space="preserve">during invasions (Strayer &amp; Malcom 2006; Kaeuffer </w:t>
       </w:r>
       <w:r>
         <w:rPr>
@@ -7298,7 +7623,7 @@
           <w:sz w:val="24"/>
           <w:szCs w:val="24"/>
         </w:rPr>
-        <w:t xml:space="preserve"> 2017; Andreassen </w:t>
+        <w:t xml:space="preserve"> 2009; Moncayo-Estrada </w:t>
       </w:r>
       <w:r>
         <w:rPr>
@@ -7315,7 +7640,7 @@
           <w:sz w:val="24"/>
           <w:szCs w:val="24"/>
         </w:rPr>
-        <w:t xml:space="preserve"> 2021). Then, in response to stochastic events of high abnormal rainfall, these small mammal populations irrupt to states of high abundances (Letnic &amp; Dickman 2006).  In reference to persistence (or sustained) low abundances and the rapid growth and declines exhibited in these dynamics (Andreassen </w:t>
+        <w:t xml:space="preserve"> 2012; Dexter </w:t>
       </w:r>
       <w:r>
         <w:rPr>
@@ -7332,7 +7657,7 @@
           <w:sz w:val="24"/>
           <w:szCs w:val="24"/>
         </w:rPr>
-        <w:t xml:space="preserve"> 2021) which are a necessary criteria that I previously proposed, I choose to use “irruptive population dynamics” as the term to describe repeated boom-bust cycles in invasions. Furthermore, non-native common house mice (</w:t>
+        <w:t xml:space="preserve"> 2015; Lester </w:t>
       </w:r>
       <w:r>
         <w:rPr>
@@ -7341,23 +7666,6 @@
           <w:sz w:val="24"/>
           <w:szCs w:val="24"/>
         </w:rPr>
-        <w:t>Mus musculus</w:t>
-      </w:r>
-      <w:r>
-        <w:rPr>
-          <w:rFonts w:ascii="Times New Roman" w:eastAsia="Times New Roman" w:hAnsi="Times New Roman" w:cs="Times New Roman"/>
-          <w:sz w:val="24"/>
-          <w:szCs w:val="24"/>
-        </w:rPr>
-        <w:t xml:space="preserve">) have also been documented to exhibit irruptive population dynamics in these same regions (Breed </w:t>
-      </w:r>
-      <w:r>
-        <w:rPr>
-          <w:rFonts w:ascii="Times New Roman" w:eastAsia="Times New Roman" w:hAnsi="Times New Roman" w:cs="Times New Roman"/>
-          <w:i/>
-          <w:sz w:val="24"/>
-          <w:szCs w:val="24"/>
-        </w:rPr>
         <w:t>et al.</w:t>
       </w:r>
       <w:r>
@@ -7366,24 +7674,7 @@
           <w:sz w:val="24"/>
           <w:szCs w:val="24"/>
         </w:rPr>
-        <w:t xml:space="preserve"> 2017; Bennison </w:t>
-      </w:r>
-      <w:r>
-        <w:rPr>
-          <w:rFonts w:ascii="Times New Roman" w:eastAsia="Times New Roman" w:hAnsi="Times New Roman" w:cs="Times New Roman"/>
-          <w:i/>
-          <w:sz w:val="24"/>
-          <w:szCs w:val="24"/>
-        </w:rPr>
-        <w:t>et al.</w:t>
-      </w:r>
-      <w:r>
-        <w:rPr>
-          <w:rFonts w:ascii="Times New Roman" w:eastAsia="Times New Roman" w:hAnsi="Times New Roman" w:cs="Times New Roman"/>
-          <w:sz w:val="24"/>
-          <w:szCs w:val="24"/>
-        </w:rPr>
-        <w:t xml:space="preserve"> 2018).</w:t>
+        <w:t xml:space="preserve"> 2017). Although rare, it may be possible that boom-bust cycles repeat at regular intervals rather than stochastically like population irruptions.  In this case, I would name these “cyclic irruptions” in reference to the sustained nature of the population declines between cycles.  </w:t>
       </w:r>
     </w:p>
     <w:p>
@@ -7391,6 +7682,9 @@
         <w:spacing w:line="480" w:lineRule="auto"/>
         <w:rPr>
           <w:rFonts w:ascii="Times New Roman" w:eastAsia="Times New Roman" w:hAnsi="Times New Roman" w:cs="Times New Roman"/>
+          <w:bCs/>
+          <w:i/>
+          <w:iCs/>
           <w:sz w:val="24"/>
           <w:szCs w:val="24"/>
         </w:rPr>
@@ -7398,205 +7692,136 @@
       <w:r>
         <w:rPr>
           <w:rFonts w:ascii="Times New Roman" w:eastAsia="Times New Roman" w:hAnsi="Times New Roman" w:cs="Times New Roman"/>
-          <w:sz w:val="24"/>
-          <w:szCs w:val="24"/>
-        </w:rPr>
-        <w:lastRenderedPageBreak/>
-        <w:tab/>
-        <w:t xml:space="preserve">In contrast to irruptive population dynamics, I do not classify cyclic population dynamics in invasive species as repeated boom-bust cycles. Cyclic population dynamics undergo regular fluctuations of population size (Myers 2018). Although the rate of population increase and decline during the fluctuations in abundance might meet the criteria for boom-bust cycles, declines during fluctuations rarely are sustained and severe.  I interpret cyclic population dynamics in invasions as the natural variation in the established/boom phases of invasions (Figure 1). Fluctuations akin to cyclic dynamics have been reported in non-native populations during invasions (Strayer &amp; Malcom 2006; Kaeuffer </w:t>
-      </w:r>
-      <w:r>
-        <w:rPr>
-          <w:rFonts w:ascii="Times New Roman" w:eastAsia="Times New Roman" w:hAnsi="Times New Roman" w:cs="Times New Roman"/>
+          <w:bCs/>
           <w:i/>
-          <w:sz w:val="24"/>
-          <w:szCs w:val="24"/>
-        </w:rPr>
-        <w:t>et al.</w:t>
-      </w:r>
-      <w:r>
-        <w:rPr>
-          <w:rFonts w:ascii="Times New Roman" w:eastAsia="Times New Roman" w:hAnsi="Times New Roman" w:cs="Times New Roman"/>
-          <w:sz w:val="24"/>
-          <w:szCs w:val="24"/>
-        </w:rPr>
-        <w:t xml:space="preserve"> 2009; Moncayo-Estrada </w:t>
-      </w:r>
-      <w:r>
-        <w:rPr>
-          <w:rFonts w:ascii="Times New Roman" w:eastAsia="Times New Roman" w:hAnsi="Times New Roman" w:cs="Times New Roman"/>
-          <w:i/>
-          <w:sz w:val="24"/>
-          <w:szCs w:val="24"/>
-        </w:rPr>
-        <w:t>et al.</w:t>
-      </w:r>
-      <w:r>
-        <w:rPr>
-          <w:rFonts w:ascii="Times New Roman" w:eastAsia="Times New Roman" w:hAnsi="Times New Roman" w:cs="Times New Roman"/>
-          <w:sz w:val="24"/>
-          <w:szCs w:val="24"/>
-        </w:rPr>
-        <w:t xml:space="preserve"> 2012; Dexter </w:t>
-      </w:r>
-      <w:r>
-        <w:rPr>
-          <w:rFonts w:ascii="Times New Roman" w:eastAsia="Times New Roman" w:hAnsi="Times New Roman" w:cs="Times New Roman"/>
-          <w:i/>
-          <w:sz w:val="24"/>
-          <w:szCs w:val="24"/>
-        </w:rPr>
-        <w:t>et al.</w:t>
-      </w:r>
-      <w:r>
-        <w:rPr>
-          <w:rFonts w:ascii="Times New Roman" w:eastAsia="Times New Roman" w:hAnsi="Times New Roman" w:cs="Times New Roman"/>
-          <w:sz w:val="24"/>
-          <w:szCs w:val="24"/>
-        </w:rPr>
-        <w:t xml:space="preserve"> 2015; Lester </w:t>
-      </w:r>
-      <w:r>
-        <w:rPr>
-          <w:rFonts w:ascii="Times New Roman" w:eastAsia="Times New Roman" w:hAnsi="Times New Roman" w:cs="Times New Roman"/>
-          <w:i/>
-          <w:sz w:val="24"/>
-          <w:szCs w:val="24"/>
-        </w:rPr>
-        <w:t>et al.</w:t>
-      </w:r>
-      <w:r>
-        <w:rPr>
-          <w:rFonts w:ascii="Times New Roman" w:eastAsia="Times New Roman" w:hAnsi="Times New Roman" w:cs="Times New Roman"/>
-          <w:sz w:val="24"/>
-          <w:szCs w:val="24"/>
-        </w:rPr>
-        <w:t xml:space="preserve"> 2017). Although rare, it may be possible that boom-bust cycles repeat at regular intervals rather than stochastically like population irruptions.  In this case, I would name these “cyclic irruptions” in reference to the sustained nature of the population declines between cycles.  </w:t>
+          <w:iCs/>
+          <w:sz w:val="24"/>
+          <w:szCs w:val="24"/>
+        </w:rPr>
+        <w:t>Conclusions</w:t>
       </w:r>
     </w:p>
     <w:p>
       <w:pPr>
         <w:spacing w:line="480" w:lineRule="auto"/>
         <w:rPr>
-          <w:rFonts w:ascii="Times New Roman" w:eastAsia="Times New Roman" w:hAnsi="Times New Roman" w:cs="Times New Roman"/>
-          <w:bCs/>
+          <w:rFonts w:ascii="Times New Roman" w:eastAsia="Gungsuh" w:hAnsi="Times New Roman" w:cs="Times New Roman"/>
+          <w:sz w:val="24"/>
+          <w:szCs w:val="24"/>
+        </w:rPr>
+      </w:pPr>
+      <w:r>
+        <w:rPr>
+          <w:rFonts w:ascii="Times New Roman" w:eastAsia="Times New Roman" w:hAnsi="Times New Roman" w:cs="Times New Roman"/>
+          <w:sz w:val="24"/>
+          <w:szCs w:val="24"/>
+        </w:rPr>
+        <w:tab/>
+        <w:t>Overall, I quantitatively define boom-bust cycles in invasions as a sequence of three phases 1) lag/growth phase, 2) boom phase, and 3) bust phase (Figure 1) where the transition between the growth and boom phase must be rapid (</w:t>
+      </w:r>
+      <w:r>
+        <w:rPr>
+          <w:rFonts w:ascii="Times New Roman" w:eastAsia="Times New Roman" w:hAnsi="Times New Roman" w:cs="Times New Roman"/>
+          <w:sz w:val="24"/>
+          <w:szCs w:val="24"/>
+        </w:rPr>
+        <w:t>λ</w:t>
+      </w:r>
+      <w:r>
+        <w:rPr>
+          <w:rFonts w:ascii="Times New Roman" w:eastAsia="Times New Roman" w:hAnsi="Times New Roman" w:cs="Times New Roman"/>
+          <w:sz w:val="24"/>
+          <w:szCs w:val="24"/>
+        </w:rPr>
+        <w:t xml:space="preserve"> ≥ </w:t>
+      </w:r>
+      <w:r>
+        <w:rPr>
+          <w:rFonts w:ascii="Times New Roman" w:eastAsia="Times New Roman" w:hAnsi="Times New Roman" w:cs="Times New Roman"/>
+          <w:sz w:val="24"/>
+          <w:szCs w:val="24"/>
+        </w:rPr>
+        <w:t>2</w:t>
+      </w:r>
+      <w:r>
+        <w:rPr>
+          <w:rFonts w:ascii="Times New Roman" w:eastAsia="Times New Roman" w:hAnsi="Times New Roman" w:cs="Times New Roman"/>
+          <w:sz w:val="24"/>
+          <w:szCs w:val="24"/>
+        </w:rPr>
+        <w:t xml:space="preserve">; </w:t>
+      </w:r>
+      <w:r>
+        <w:rPr>
+          <w:rFonts w:ascii="Times New Roman" w:eastAsia="Times New Roman" w:hAnsi="Times New Roman" w:cs="Times New Roman"/>
           <w:i/>
-          <w:iCs/>
-          <w:sz w:val="24"/>
-          <w:szCs w:val="24"/>
-        </w:rPr>
-      </w:pPr>
-      <w:r>
-        <w:rPr>
-          <w:rFonts w:ascii="Times New Roman" w:eastAsia="Times New Roman" w:hAnsi="Times New Roman" w:cs="Times New Roman"/>
-          <w:bCs/>
+          <w:sz w:val="24"/>
+          <w:szCs w:val="24"/>
+        </w:rPr>
+        <w:t>r</w:t>
+      </w:r>
+      <w:r>
+        <w:rPr>
+          <w:rFonts w:ascii="Times New Roman" w:eastAsia="Times New Roman" w:hAnsi="Times New Roman" w:cs="Times New Roman"/>
+          <w:sz w:val="24"/>
+          <w:szCs w:val="24"/>
+        </w:rPr>
+        <w:t xml:space="preserve"> ≥1.386), and the transition from the boom to the bust phase must be rapid (0 &lt; </w:t>
+      </w:r>
+      <w:r>
+        <w:rPr>
+          <w:rFonts w:ascii="Times New Roman" w:eastAsia="Times New Roman" w:hAnsi="Times New Roman" w:cs="Times New Roman"/>
+          <w:sz w:val="24"/>
+          <w:szCs w:val="24"/>
+        </w:rPr>
+        <w:t>λ</w:t>
+      </w:r>
+      <w:r>
+        <w:rPr>
+          <w:rFonts w:ascii="Times New Roman" w:eastAsia="Times New Roman" w:hAnsi="Times New Roman" w:cs="Times New Roman"/>
+          <w:sz w:val="24"/>
+          <w:szCs w:val="24"/>
+        </w:rPr>
+        <w:t xml:space="preserve"> ≤ 0.372;  </w:t>
+      </w:r>
+      <w:r>
+        <w:rPr>
+          <w:rFonts w:ascii="Times New Roman" w:eastAsia="Times New Roman" w:hAnsi="Times New Roman" w:cs="Times New Roman"/>
           <w:i/>
-          <w:iCs/>
-          <w:sz w:val="24"/>
-          <w:szCs w:val="24"/>
-        </w:rPr>
-        <w:t>Conclusions</w:t>
+          <w:sz w:val="24"/>
+          <w:szCs w:val="24"/>
+        </w:rPr>
+        <w:t>r</w:t>
+      </w:r>
+      <w:r>
+        <w:rPr>
+          <w:rFonts w:ascii="Times New Roman" w:eastAsia="Gungsuh" w:hAnsi="Times New Roman" w:cs="Times New Roman"/>
+          <w:sz w:val="24"/>
+          <w:szCs w:val="24"/>
+        </w:rPr>
+        <w:t xml:space="preserve"> ≤ -0.99), severe (≥ 90%), and sustained (≥3 years; Figure 1). These criteria narrowed the definition of boom-bust cycles which potentially could help find mechanisms general to these phenomena. I also provide metrics that describe boom-busts cycles that could facilitate comparison across species and locations.  Using these criteria, I identified 28 studies demonstrating boom-bust cycles with 2 studies exhibiting repeated boom-bust cycles.</w:t>
       </w:r>
     </w:p>
     <w:p>
       <w:pPr>
         <w:spacing w:line="480" w:lineRule="auto"/>
         <w:rPr>
+          <w:rFonts w:ascii="Times New Roman" w:eastAsia="Times New Roman" w:hAnsi="Times New Roman" w:cs="Times New Roman"/>
+          <w:b/>
+          <w:bCs/>
+          <w:sz w:val="24"/>
+          <w:szCs w:val="24"/>
+        </w:rPr>
+      </w:pPr>
+      <w:r>
+        <w:rPr>
           <w:rFonts w:ascii="Times New Roman" w:eastAsia="Gungsuh" w:hAnsi="Times New Roman" w:cs="Times New Roman"/>
-          <w:sz w:val="24"/>
-          <w:szCs w:val="24"/>
-        </w:rPr>
-      </w:pPr>
-      <w:r>
-        <w:rPr>
-          <w:rFonts w:ascii="Times New Roman" w:eastAsia="Times New Roman" w:hAnsi="Times New Roman" w:cs="Times New Roman"/>
-          <w:sz w:val="24"/>
-          <w:szCs w:val="24"/>
-        </w:rPr>
-        <w:tab/>
-        <w:t>Overall, I quantitatively define boom-bust cycles in invasions as a sequence of three phases 1) lag/growth phase, 2) boom phase, and 3) bust phase (Figure 1) where the transition between the growth and boom phase must be rapid (</w:t>
-      </w:r>
-      <w:r>
-        <w:rPr>
-          <w:rFonts w:ascii="Times New Roman" w:eastAsia="Times New Roman" w:hAnsi="Times New Roman" w:cs="Times New Roman"/>
-          <w:sz w:val="24"/>
-          <w:szCs w:val="24"/>
-        </w:rPr>
-        <w:t>λ</w:t>
-      </w:r>
-      <w:r>
-        <w:rPr>
-          <w:rFonts w:ascii="Times New Roman" w:eastAsia="Times New Roman" w:hAnsi="Times New Roman" w:cs="Times New Roman"/>
-          <w:sz w:val="24"/>
-          <w:szCs w:val="24"/>
-        </w:rPr>
-        <w:t xml:space="preserve"> ≥ </w:t>
-      </w:r>
-      <w:r>
-        <w:rPr>
-          <w:rFonts w:ascii="Times New Roman" w:eastAsia="Times New Roman" w:hAnsi="Times New Roman" w:cs="Times New Roman"/>
-          <w:sz w:val="24"/>
-          <w:szCs w:val="24"/>
-        </w:rPr>
-        <w:t>2</w:t>
-      </w:r>
-      <w:r>
-        <w:rPr>
-          <w:rFonts w:ascii="Times New Roman" w:eastAsia="Times New Roman" w:hAnsi="Times New Roman" w:cs="Times New Roman"/>
-          <w:sz w:val="24"/>
-          <w:szCs w:val="24"/>
-        </w:rPr>
-        <w:t xml:space="preserve">; </w:t>
-      </w:r>
-      <w:r>
-        <w:rPr>
-          <w:rFonts w:ascii="Times New Roman" w:eastAsia="Times New Roman" w:hAnsi="Times New Roman" w:cs="Times New Roman"/>
-          <w:i/>
-          <w:sz w:val="24"/>
-          <w:szCs w:val="24"/>
-        </w:rPr>
-        <w:t>r</w:t>
-      </w:r>
-      <w:r>
-        <w:rPr>
-          <w:rFonts w:ascii="Times New Roman" w:eastAsia="Times New Roman" w:hAnsi="Times New Roman" w:cs="Times New Roman"/>
-          <w:sz w:val="24"/>
-          <w:szCs w:val="24"/>
-        </w:rPr>
-        <w:t xml:space="preserve"> ≥1.386), and the transition from the boom to the bust phase must be rapid (0 &lt; </w:t>
-      </w:r>
-      <w:r>
-        <w:rPr>
-          <w:rFonts w:ascii="Times New Roman" w:eastAsia="Times New Roman" w:hAnsi="Times New Roman" w:cs="Times New Roman"/>
-          <w:sz w:val="24"/>
-          <w:szCs w:val="24"/>
-        </w:rPr>
-        <w:t>λ</w:t>
-      </w:r>
-      <w:r>
-        <w:rPr>
-          <w:rFonts w:ascii="Times New Roman" w:eastAsia="Times New Roman" w:hAnsi="Times New Roman" w:cs="Times New Roman"/>
-          <w:sz w:val="24"/>
-          <w:szCs w:val="24"/>
-        </w:rPr>
-        <w:t xml:space="preserve"> ≤ 0.372;  </w:t>
-      </w:r>
-      <w:r>
-        <w:rPr>
-          <w:rFonts w:ascii="Times New Roman" w:eastAsia="Times New Roman" w:hAnsi="Times New Roman" w:cs="Times New Roman"/>
-          <w:i/>
-          <w:sz w:val="24"/>
-          <w:szCs w:val="24"/>
-        </w:rPr>
-        <w:t>r</w:t>
-      </w:r>
-      <w:r>
-        <w:rPr>
-          <w:rFonts w:ascii="Times New Roman" w:eastAsia="Gungsuh" w:hAnsi="Times New Roman" w:cs="Times New Roman"/>
-          <w:sz w:val="24"/>
-          <w:szCs w:val="24"/>
-        </w:rPr>
-        <w:t xml:space="preserve"> ≤ -0.99), severe (≥ 90%), and sustained (≥3 years; Figure 1). These criteria narrowed the definition of boom-bust cycles which potentially could help find mechanisms general to these phenomena. I also provide metrics that describe boom-busts cycles that could facilitate comparison across species and locations.  Using these criteria, I identified 28 studies demonstrating boom-bust cycles with 2 studies exhibiting repeated boom-bust cycles.</w:t>
+          <w:b/>
+          <w:bCs/>
+          <w:sz w:val="24"/>
+          <w:szCs w:val="24"/>
+        </w:rPr>
+        <w:t>Acknowledgements</w:t>
       </w:r>
     </w:p>
     <w:p>
@@ -7605,40 +7830,17 @@
         <w:rPr>
           <w:rFonts w:ascii="Times New Roman" w:eastAsia="Times New Roman" w:hAnsi="Times New Roman" w:cs="Times New Roman"/>
           <w:b/>
-          <w:bCs/>
           <w:sz w:val="24"/>
           <w:szCs w:val="24"/>
         </w:rPr>
       </w:pPr>
       <w:r>
         <w:rPr>
-          <w:rFonts w:ascii="Times New Roman" w:eastAsia="Gungsuh" w:hAnsi="Times New Roman" w:cs="Times New Roman"/>
+          <w:rFonts w:ascii="Times New Roman" w:eastAsia="Times New Roman" w:hAnsi="Times New Roman" w:cs="Times New Roman"/>
           <w:b/>
-          <w:bCs/>
-          <w:sz w:val="24"/>
-          <w:szCs w:val="24"/>
-        </w:rPr>
-        <w:t>Acknowledgements</w:t>
-      </w:r>
-    </w:p>
-    <w:p>
-      <w:pPr>
-        <w:spacing w:line="480" w:lineRule="auto"/>
-        <w:rPr>
-          <w:rFonts w:ascii="Times New Roman" w:eastAsia="Times New Roman" w:hAnsi="Times New Roman" w:cs="Times New Roman"/>
-          <w:b/>
-          <w:sz w:val="24"/>
-          <w:szCs w:val="24"/>
-        </w:rPr>
-      </w:pPr>
-      <w:r>
-        <w:rPr>
-          <w:rFonts w:ascii="Times New Roman" w:eastAsia="Times New Roman" w:hAnsi="Times New Roman" w:cs="Times New Roman"/>
-          <w:b/>
-          <w:sz w:val="24"/>
-          <w:szCs w:val="24"/>
-        </w:rPr>
-        <w:lastRenderedPageBreak/>
+          <w:sz w:val="24"/>
+          <w:szCs w:val="24"/>
+        </w:rPr>
         <w:t>References</w:t>
       </w:r>
     </w:p>
@@ -7682,7 +7884,7 @@
           <w:rFonts w:ascii="Times New Roman" w:hAnsi="Times New Roman" w:cs="Times New Roman"/>
           <w:sz w:val="24"/>
         </w:rPr>
-        <w:t xml:space="preserve">Aagaard, K. &amp; Lockwood, J.L. (2016). Severe and rapid population declines in exotic birds. </w:t>
+        <w:t xml:space="preserve">Aagaard, K., Lockwood, J.L. &amp; Green, E.J. (2016). A Bayesian approach for characterizing uncertainty in declaring a population collapse. </w:t>
       </w:r>
       <w:r>
         <w:rPr>
@@ -7691,14 +7893,14 @@
           <w:iCs/>
           <w:sz w:val="24"/>
         </w:rPr>
-        <w:t>Biol Invasions</w:t>
-      </w:r>
-      <w:r>
-        <w:rPr>
-          <w:rFonts w:ascii="Times New Roman" w:hAnsi="Times New Roman" w:cs="Times New Roman"/>
-          <w:sz w:val="24"/>
-        </w:rPr>
-        <w:t>, 18, 1667–1678.</w:t>
+        <w:t>Ecological Modelling</w:t>
+      </w:r>
+      <w:r>
+        <w:rPr>
+          <w:rFonts w:ascii="Times New Roman" w:hAnsi="Times New Roman" w:cs="Times New Roman"/>
+          <w:sz w:val="24"/>
+        </w:rPr>
+        <w:t>, 328, 78–84.</w:t>
       </w:r>
     </w:p>
     <w:p>
@@ -7714,7 +7916,7 @@
           <w:rFonts w:ascii="Times New Roman" w:hAnsi="Times New Roman" w:cs="Times New Roman"/>
           <w:sz w:val="24"/>
         </w:rPr>
-        <w:t xml:space="preserve">Aagaard, K., Lockwood, J.L. &amp; Green, E.J. (2016). A Bayesian approach for characterizing uncertainty in declaring a population collapse. </w:t>
+        <w:t xml:space="preserve">Andreassen, H.P., Sundell, J., Ecke, F., Halle, S., Haapakoski, M., Henttonen, H., </w:t>
       </w:r>
       <w:r>
         <w:rPr>
@@ -7723,14 +7925,30 @@
           <w:iCs/>
           <w:sz w:val="24"/>
         </w:rPr>
-        <w:t>Ecological Modelling</w:t>
-      </w:r>
-      <w:r>
-        <w:rPr>
-          <w:rFonts w:ascii="Times New Roman" w:hAnsi="Times New Roman" w:cs="Times New Roman"/>
-          <w:sz w:val="24"/>
-        </w:rPr>
-        <w:t>, 328, 78–84.</w:t>
+        <w:t>et al.</w:t>
+      </w:r>
+      <w:r>
+        <w:rPr>
+          <w:rFonts w:ascii="Times New Roman" w:hAnsi="Times New Roman" w:cs="Times New Roman"/>
+          <w:sz w:val="24"/>
+        </w:rPr>
+        <w:t xml:space="preserve"> (2021). Population cycles and outbreaks of small rodents: ten essential questions we still need to solve. </w:t>
+      </w:r>
+      <w:r>
+        <w:rPr>
+          <w:rFonts w:ascii="Times New Roman" w:hAnsi="Times New Roman" w:cs="Times New Roman"/>
+          <w:i/>
+          <w:iCs/>
+          <w:sz w:val="24"/>
+        </w:rPr>
+        <w:t>Oecologia</w:t>
+      </w:r>
+      <w:r>
+        <w:rPr>
+          <w:rFonts w:ascii="Times New Roman" w:hAnsi="Times New Roman" w:cs="Times New Roman"/>
+          <w:sz w:val="24"/>
+        </w:rPr>
+        <w:t>, 195, 601–622.</w:t>
       </w:r>
     </w:p>
     <w:p>
@@ -7746,7 +7964,7 @@
           <w:rFonts w:ascii="Times New Roman" w:hAnsi="Times New Roman" w:cs="Times New Roman"/>
           <w:sz w:val="24"/>
         </w:rPr>
-        <w:t xml:space="preserve">Andreassen, H.P., Sundell, J., Ecke, F., Halle, S., Haapakoski, M., Henttonen, H., </w:t>
+        <w:t xml:space="preserve">Bird, J.P., Martin, R., Akçakaya, H.R., Gilroy, J., Burfield, I.J., Garnett, S.T., </w:t>
       </w:r>
       <w:r>
         <w:rPr>
@@ -7762,7 +7980,7 @@
           <w:rFonts w:ascii="Times New Roman" w:hAnsi="Times New Roman" w:cs="Times New Roman"/>
           <w:sz w:val="24"/>
         </w:rPr>
-        <w:t xml:space="preserve"> (2021). Population cycles and outbreaks of small rodents: ten essential questions we still need to solve. </w:t>
+        <w:t xml:space="preserve"> (2020). Generation lengths of the world’s birds and their implications for extinction risk. </w:t>
       </w:r>
       <w:r>
         <w:rPr>
@@ -7771,14 +7989,14 @@
           <w:iCs/>
           <w:sz w:val="24"/>
         </w:rPr>
-        <w:t>Oecologia</w:t>
-      </w:r>
-      <w:r>
-        <w:rPr>
-          <w:rFonts w:ascii="Times New Roman" w:hAnsi="Times New Roman" w:cs="Times New Roman"/>
-          <w:sz w:val="24"/>
-        </w:rPr>
-        <w:t>, 195, 601–622.</w:t>
+        <w:t>Conservation Biology</w:t>
+      </w:r>
+      <w:r>
+        <w:rPr>
+          <w:rFonts w:ascii="Times New Roman" w:hAnsi="Times New Roman" w:cs="Times New Roman"/>
+          <w:sz w:val="24"/>
+        </w:rPr>
+        <w:t>, 34, 1252–1261.</w:t>
       </w:r>
     </w:p>
     <w:p>
@@ -7794,7 +8012,7 @@
           <w:rFonts w:ascii="Times New Roman" w:hAnsi="Times New Roman" w:cs="Times New Roman"/>
           <w:sz w:val="24"/>
         </w:rPr>
-        <w:t xml:space="preserve">Bird, J.P., Martin, R., Akçakaya, H.R., Gilroy, J., Burfield, I.J., Garnett, S.T., </w:t>
+        <w:t xml:space="preserve">Clavero, M., Brotons, L., Pons, P. &amp; Sol, D. (2009). Prominent role of invasive species in avian biodiversity loss. </w:t>
       </w:r>
       <w:r>
         <w:rPr>
@@ -7803,30 +8021,14 @@
           <w:iCs/>
           <w:sz w:val="24"/>
         </w:rPr>
-        <w:t>et al.</w:t>
-      </w:r>
-      <w:r>
-        <w:rPr>
-          <w:rFonts w:ascii="Times New Roman" w:hAnsi="Times New Roman" w:cs="Times New Roman"/>
-          <w:sz w:val="24"/>
-        </w:rPr>
-        <w:t xml:space="preserve"> (2020). Generation lengths of the world’s birds and their implications for extinction risk. </w:t>
-      </w:r>
-      <w:r>
-        <w:rPr>
-          <w:rFonts w:ascii="Times New Roman" w:hAnsi="Times New Roman" w:cs="Times New Roman"/>
-          <w:i/>
-          <w:iCs/>
-          <w:sz w:val="24"/>
-        </w:rPr>
-        <w:t>Conservation Biology</w:t>
-      </w:r>
-      <w:r>
-        <w:rPr>
-          <w:rFonts w:ascii="Times New Roman" w:hAnsi="Times New Roman" w:cs="Times New Roman"/>
-          <w:sz w:val="24"/>
-        </w:rPr>
-        <w:t>, 34, 1252–1261.</w:t>
+        <w:t>Biological Conservation</w:t>
+      </w:r>
+      <w:r>
+        <w:rPr>
+          <w:rFonts w:ascii="Times New Roman" w:hAnsi="Times New Roman" w:cs="Times New Roman"/>
+          <w:sz w:val="24"/>
+        </w:rPr>
+        <w:t>, 142, 2043–2049.</w:t>
       </w:r>
     </w:p>
     <w:p>
@@ -7842,7 +8044,8 @@
           <w:rFonts w:ascii="Times New Roman" w:hAnsi="Times New Roman" w:cs="Times New Roman"/>
           <w:sz w:val="24"/>
         </w:rPr>
-        <w:t xml:space="preserve">Clavero, M., Brotons, L., Pons, P. &amp; Sol, D. (2009). Prominent role of invasive species in avian biodiversity loss. </w:t>
+        <w:lastRenderedPageBreak/>
+        <w:t xml:space="preserve">Dexter, E., Bollens, S.M., Rollwagen-Bollens, G., Emerson, J. &amp; Zimmerman, J. (2015). Persistent vs. ephemeral invasions: 8.5 years of zooplankton community dynamics in the Columbia River: Persistent vs. ephemeral invasions. </w:t>
       </w:r>
       <w:r>
         <w:rPr>
@@ -7851,14 +8054,14 @@
           <w:iCs/>
           <w:sz w:val="24"/>
         </w:rPr>
-        <w:t>Biological Conservation</w:t>
-      </w:r>
-      <w:r>
-        <w:rPr>
-          <w:rFonts w:ascii="Times New Roman" w:hAnsi="Times New Roman" w:cs="Times New Roman"/>
-          <w:sz w:val="24"/>
-        </w:rPr>
-        <w:t>, 142, 2043–2049.</w:t>
+        <w:t>Limnol. Oceanogr.</w:t>
+      </w:r>
+      <w:r>
+        <w:rPr>
+          <w:rFonts w:ascii="Times New Roman" w:hAnsi="Times New Roman" w:cs="Times New Roman"/>
+          <w:sz w:val="24"/>
+        </w:rPr>
+        <w:t>, 60, 527–539.</w:t>
       </w:r>
     </w:p>
     <w:p>
@@ -7874,7 +8077,7 @@
           <w:rFonts w:ascii="Times New Roman" w:hAnsi="Times New Roman" w:cs="Times New Roman"/>
           <w:sz w:val="24"/>
         </w:rPr>
-        <w:t xml:space="preserve">Dexter, E., Bollens, S.M., Rollwagen-Bollens, G., Emerson, J. &amp; Zimmerman, J. (2015). Persistent vs. ephemeral invasions: 8.5 years of zooplankton community dynamics in the Columbia River: Persistent vs. ephemeral invasions. </w:t>
+        <w:t xml:space="preserve">Elton, C. (1927). </w:t>
       </w:r>
       <w:r>
         <w:rPr>
@@ -7883,14 +8086,14 @@
           <w:iCs/>
           <w:sz w:val="24"/>
         </w:rPr>
-        <w:t>Limnol. Oceanogr.</w:t>
-      </w:r>
-      <w:r>
-        <w:rPr>
-          <w:rFonts w:ascii="Times New Roman" w:hAnsi="Times New Roman" w:cs="Times New Roman"/>
-          <w:sz w:val="24"/>
-        </w:rPr>
-        <w:t>, 60, 527–539.</w:t>
+        <w:t>Animal Ecology</w:t>
+      </w:r>
+      <w:r>
+        <w:rPr>
+          <w:rFonts w:ascii="Times New Roman" w:hAnsi="Times New Roman" w:cs="Times New Roman"/>
+          <w:sz w:val="24"/>
+        </w:rPr>
+        <w:t>. The Macmillan Company, New York, NY.</w:t>
       </w:r>
     </w:p>
     <w:p>
@@ -7906,7 +8109,7 @@
           <w:rFonts w:ascii="Times New Roman" w:hAnsi="Times New Roman" w:cs="Times New Roman"/>
           <w:sz w:val="24"/>
         </w:rPr>
-        <w:t xml:space="preserve">Elton, C. (1927). </w:t>
+        <w:t xml:space="preserve">Elton, C. &amp; Nicholson, M. (1942). The Ten-Year Cycle in Numbers of the Lynx in Canada. </w:t>
       </w:r>
       <w:r>
         <w:rPr>
@@ -7915,14 +8118,14 @@
           <w:iCs/>
           <w:sz w:val="24"/>
         </w:rPr>
-        <w:t>Animal Ecology</w:t>
-      </w:r>
-      <w:r>
-        <w:rPr>
-          <w:rFonts w:ascii="Times New Roman" w:hAnsi="Times New Roman" w:cs="Times New Roman"/>
-          <w:sz w:val="24"/>
-        </w:rPr>
-        <w:t>. The Macmillan Company, New York, NY.</w:t>
+        <w:t>The Journal of Animal Ecology</w:t>
+      </w:r>
+      <w:r>
+        <w:rPr>
+          <w:rFonts w:ascii="Times New Roman" w:hAnsi="Times New Roman" w:cs="Times New Roman"/>
+          <w:sz w:val="24"/>
+        </w:rPr>
+        <w:t>, 11, 215.</w:t>
       </w:r>
     </w:p>
     <w:p>
@@ -7938,7 +8141,7 @@
           <w:rFonts w:ascii="Times New Roman" w:hAnsi="Times New Roman" w:cs="Times New Roman"/>
           <w:sz w:val="24"/>
         </w:rPr>
-        <w:t xml:space="preserve">Elton, C. &amp; Nicholson, M. (1942). The Ten-Year Cycle in Numbers of the Lynx in Canada. </w:t>
+        <w:t xml:space="preserve">Linders, T.E.W., Schaffner, U., Eschen, R., Abebe, A., Choge, S.K., Nigatu, L., </w:t>
       </w:r>
       <w:r>
         <w:rPr>
@@ -7947,14 +8150,30 @@
           <w:iCs/>
           <w:sz w:val="24"/>
         </w:rPr>
-        <w:t>The Journal of Animal Ecology</w:t>
-      </w:r>
-      <w:r>
-        <w:rPr>
-          <w:rFonts w:ascii="Times New Roman" w:hAnsi="Times New Roman" w:cs="Times New Roman"/>
-          <w:sz w:val="24"/>
-        </w:rPr>
-        <w:t>, 11, 215.</w:t>
+        <w:t>et al.</w:t>
+      </w:r>
+      <w:r>
+        <w:rPr>
+          <w:rFonts w:ascii="Times New Roman" w:hAnsi="Times New Roman" w:cs="Times New Roman"/>
+          <w:sz w:val="24"/>
+        </w:rPr>
+        <w:t xml:space="preserve"> (2019). Direct and indirect effects of invasive species: Biodiversity loss is a major mechanism by which an invasive tree affects ecosystem functioning. </w:t>
+      </w:r>
+      <w:r>
+        <w:rPr>
+          <w:rFonts w:ascii="Times New Roman" w:hAnsi="Times New Roman" w:cs="Times New Roman"/>
+          <w:i/>
+          <w:iCs/>
+          <w:sz w:val="24"/>
+        </w:rPr>
+        <w:t>J Ecol</w:t>
+      </w:r>
+      <w:r>
+        <w:rPr>
+          <w:rFonts w:ascii="Times New Roman" w:hAnsi="Times New Roman" w:cs="Times New Roman"/>
+          <w:sz w:val="24"/>
+        </w:rPr>
+        <w:t>, 107, 2660–2672.</w:t>
       </w:r>
     </w:p>
     <w:p>
@@ -7970,7 +8189,7 @@
           <w:rFonts w:ascii="Times New Roman" w:hAnsi="Times New Roman" w:cs="Times New Roman"/>
           <w:sz w:val="24"/>
         </w:rPr>
-        <w:t xml:space="preserve">Linders, T.E.W., Schaffner, U., Eschen, R., Abebe, A., Choge, S.K., Nigatu, L., </w:t>
+        <w:t xml:space="preserve">Lindström, J., Ranta, E., Kokko, H., Lundberg, P. &amp; Kaitala, V. (2007). From arctic lemmings to adaptive dynamics: Charles Elton’s legacy in population ecology. </w:t>
       </w:r>
       <w:r>
         <w:rPr>
@@ -7979,30 +8198,14 @@
           <w:iCs/>
           <w:sz w:val="24"/>
         </w:rPr>
-        <w:t>et al.</w:t>
-      </w:r>
-      <w:r>
-        <w:rPr>
-          <w:rFonts w:ascii="Times New Roman" w:hAnsi="Times New Roman" w:cs="Times New Roman"/>
-          <w:sz w:val="24"/>
-        </w:rPr>
-        <w:t xml:space="preserve"> (2019). Direct and indirect effects of invasive species: Biodiversity loss is a major mechanism by which an invasive tree affects ecosystem functioning. </w:t>
-      </w:r>
-      <w:r>
-        <w:rPr>
-          <w:rFonts w:ascii="Times New Roman" w:hAnsi="Times New Roman" w:cs="Times New Roman"/>
-          <w:i/>
-          <w:iCs/>
-          <w:sz w:val="24"/>
-        </w:rPr>
-        <w:t>J Ecol</w:t>
-      </w:r>
-      <w:r>
-        <w:rPr>
-          <w:rFonts w:ascii="Times New Roman" w:hAnsi="Times New Roman" w:cs="Times New Roman"/>
-          <w:sz w:val="24"/>
-        </w:rPr>
-        <w:t>, 107, 2660–2672.</w:t>
+        <w:t>Biological Reviews</w:t>
+      </w:r>
+      <w:r>
+        <w:rPr>
+          <w:rFonts w:ascii="Times New Roman" w:hAnsi="Times New Roman" w:cs="Times New Roman"/>
+          <w:sz w:val="24"/>
+        </w:rPr>
+        <w:t>, 76, 129–158.</w:t>
       </w:r>
     </w:p>
     <w:p>
@@ -8018,7 +8221,7 @@
           <w:rFonts w:ascii="Times New Roman" w:hAnsi="Times New Roman" w:cs="Times New Roman"/>
           <w:sz w:val="24"/>
         </w:rPr>
-        <w:t xml:space="preserve">Lindström, J., Ranta, E., Kokko, H., Lundberg, P. &amp; Kaitala, V. (2007). From arctic lemmings to adaptive dynamics: Charles Elton’s legacy in population ecology. </w:t>
+        <w:t xml:space="preserve">McDowell, W.G. &amp; Sousa, R. (2019). Mass Mortality Events of Invasive Freshwater Bivalves: Current Understanding and Potential Directions for Future Research. </w:t>
       </w:r>
       <w:r>
         <w:rPr>
@@ -8027,14 +8230,14 @@
           <w:iCs/>
           <w:sz w:val="24"/>
         </w:rPr>
-        <w:t>Biological Reviews</w:t>
-      </w:r>
-      <w:r>
-        <w:rPr>
-          <w:rFonts w:ascii="Times New Roman" w:hAnsi="Times New Roman" w:cs="Times New Roman"/>
-          <w:sz w:val="24"/>
-        </w:rPr>
-        <w:t>, 76, 129–158.</w:t>
+        <w:t>Front. Ecol. Evol.</w:t>
+      </w:r>
+      <w:r>
+        <w:rPr>
+          <w:rFonts w:ascii="Times New Roman" w:hAnsi="Times New Roman" w:cs="Times New Roman"/>
+          <w:sz w:val="24"/>
+        </w:rPr>
+        <w:t>, 7, 331.</w:t>
       </w:r>
     </w:p>
     <w:p>
@@ -8050,7 +8253,7 @@
           <w:rFonts w:ascii="Times New Roman" w:hAnsi="Times New Roman" w:cs="Times New Roman"/>
           <w:sz w:val="24"/>
         </w:rPr>
-        <w:t xml:space="preserve">McDowell, W.G. &amp; Sousa, R. (2019). Mass Mortality Events of Invasive Freshwater Bivalves: Current Understanding and Potential Directions for Future Research. </w:t>
+        <w:t xml:space="preserve">Myers, J.H. (2018). Population cycles: generalities, exceptions and remaining mysteries. </w:t>
       </w:r>
       <w:r>
         <w:rPr>
@@ -8059,14 +8262,14 @@
           <w:iCs/>
           <w:sz w:val="24"/>
         </w:rPr>
-        <w:t>Front. Ecol. Evol.</w:t>
-      </w:r>
-      <w:r>
-        <w:rPr>
-          <w:rFonts w:ascii="Times New Roman" w:hAnsi="Times New Roman" w:cs="Times New Roman"/>
-          <w:sz w:val="24"/>
-        </w:rPr>
-        <w:t>, 7, 331.</w:t>
+        <w:t>Proc. R. Soc. B.</w:t>
+      </w:r>
+      <w:r>
+        <w:rPr>
+          <w:rFonts w:ascii="Times New Roman" w:hAnsi="Times New Roman" w:cs="Times New Roman"/>
+          <w:sz w:val="24"/>
+        </w:rPr>
+        <w:t>, 285, 20172841.</w:t>
       </w:r>
     </w:p>
     <w:p>
@@ -8082,7 +8285,7 @@
           <w:rFonts w:ascii="Times New Roman" w:hAnsi="Times New Roman" w:cs="Times New Roman"/>
           <w:sz w:val="24"/>
         </w:rPr>
-        <w:t xml:space="preserve">Myers, J.H. (2018). Population cycles: generalities, exceptions and remaining mysteries. </w:t>
+        <w:t xml:space="preserve">Pacifici, M., Santini, L., Di Marco, M., Baisero, D., Francucci, L., Grottolo Marasini, G., </w:t>
       </w:r>
       <w:r>
         <w:rPr>
@@ -8091,14 +8294,30 @@
           <w:iCs/>
           <w:sz w:val="24"/>
         </w:rPr>
-        <w:t>Proc. R. Soc. B.</w:t>
-      </w:r>
-      <w:r>
-        <w:rPr>
-          <w:rFonts w:ascii="Times New Roman" w:hAnsi="Times New Roman" w:cs="Times New Roman"/>
-          <w:sz w:val="24"/>
-        </w:rPr>
-        <w:t>, 285, 20172841.</w:t>
+        <w:t>et al.</w:t>
+      </w:r>
+      <w:r>
+        <w:rPr>
+          <w:rFonts w:ascii="Times New Roman" w:hAnsi="Times New Roman" w:cs="Times New Roman"/>
+          <w:sz w:val="24"/>
+        </w:rPr>
+        <w:t xml:space="preserve"> (2013). Generation length for mammals. </w:t>
+      </w:r>
+      <w:r>
+        <w:rPr>
+          <w:rFonts w:ascii="Times New Roman" w:hAnsi="Times New Roman" w:cs="Times New Roman"/>
+          <w:i/>
+          <w:iCs/>
+          <w:sz w:val="24"/>
+        </w:rPr>
+        <w:t>NC</w:t>
+      </w:r>
+      <w:r>
+        <w:rPr>
+          <w:rFonts w:ascii="Times New Roman" w:hAnsi="Times New Roman" w:cs="Times New Roman"/>
+          <w:sz w:val="24"/>
+        </w:rPr>
+        <w:t>, 5, 89–94.</w:t>
       </w:r>
     </w:p>
     <w:p>
@@ -8114,7 +8333,7 @@
           <w:rFonts w:ascii="Times New Roman" w:hAnsi="Times New Roman" w:cs="Times New Roman"/>
           <w:sz w:val="24"/>
         </w:rPr>
-        <w:t xml:space="preserve">Pacifici, M., Santini, L., Di Marco, M., Baisero, D., Francucci, L., Grottolo Marasini, G., </w:t>
+        <w:t xml:space="preserve">Pick, J.L., Nakagawa, S. &amp; Noble, D.W.A. (2019). Reproducible, flexible and high-throughput data extraction from primary literature: the metaDigitize R package. </w:t>
       </w:r>
       <w:r>
         <w:rPr>
@@ -8123,30 +8342,14 @@
           <w:iCs/>
           <w:sz w:val="24"/>
         </w:rPr>
-        <w:t>et al.</w:t>
-      </w:r>
-      <w:r>
-        <w:rPr>
-          <w:rFonts w:ascii="Times New Roman" w:hAnsi="Times New Roman" w:cs="Times New Roman"/>
-          <w:sz w:val="24"/>
-        </w:rPr>
-        <w:t xml:space="preserve"> (2013). Generation length for mammals. </w:t>
-      </w:r>
-      <w:r>
-        <w:rPr>
-          <w:rFonts w:ascii="Times New Roman" w:hAnsi="Times New Roman" w:cs="Times New Roman"/>
-          <w:i/>
-          <w:iCs/>
-          <w:sz w:val="24"/>
-        </w:rPr>
-        <w:t>NC</w:t>
-      </w:r>
-      <w:r>
-        <w:rPr>
-          <w:rFonts w:ascii="Times New Roman" w:hAnsi="Times New Roman" w:cs="Times New Roman"/>
-          <w:sz w:val="24"/>
-        </w:rPr>
-        <w:t>, 5, 89–94.</w:t>
+        <w:t>Methods in Ecology and Evolution</w:t>
+      </w:r>
+      <w:r>
+        <w:rPr>
+          <w:rFonts w:ascii="Times New Roman" w:hAnsi="Times New Roman" w:cs="Times New Roman"/>
+          <w:sz w:val="24"/>
+        </w:rPr>
+        <w:t>, 10, 426–431.</w:t>
       </w:r>
     </w:p>
     <w:p>
@@ -8162,7 +8365,7 @@
           <w:rFonts w:ascii="Times New Roman" w:hAnsi="Times New Roman" w:cs="Times New Roman"/>
           <w:sz w:val="24"/>
         </w:rPr>
-        <w:t xml:space="preserve">Pick, J.L., Nakagawa, S. &amp; Noble, D.W.A. (2019). Reproducible, flexible and high-throughput data extraction from primary literature: the metaDigitize R package. </w:t>
+        <w:t xml:space="preserve">Pintar, M.R., Dorn, N.J., Kline, J.L. &amp; Trexler, J.C. (2023). Contrasting invasion histories and effects of three non-native fishes observed with long-term monitoring data. </w:t>
       </w:r>
       <w:r>
         <w:rPr>
@@ -8171,14 +8374,14 @@
           <w:iCs/>
           <w:sz w:val="24"/>
         </w:rPr>
-        <w:t>Methods in Ecology and Evolution</w:t>
-      </w:r>
-      <w:r>
-        <w:rPr>
-          <w:rFonts w:ascii="Times New Roman" w:hAnsi="Times New Roman" w:cs="Times New Roman"/>
-          <w:sz w:val="24"/>
-        </w:rPr>
-        <w:t>, 10, 426–431.</w:t>
+        <w:t>Biol Invasions</w:t>
+      </w:r>
+      <w:r>
+        <w:rPr>
+          <w:rFonts w:ascii="Times New Roman" w:hAnsi="Times New Roman" w:cs="Times New Roman"/>
+          <w:sz w:val="24"/>
+        </w:rPr>
+        <w:t>.</w:t>
       </w:r>
     </w:p>
     <w:p>
@@ -8194,23 +8397,7 @@
           <w:rFonts w:ascii="Times New Roman" w:hAnsi="Times New Roman" w:cs="Times New Roman"/>
           <w:sz w:val="24"/>
         </w:rPr>
-        <w:t xml:space="preserve">Pintar, M.R., Dorn, N.J., Kline, J.L. &amp; Trexler, J.C. (2023). Contrasting invasion histories and effects of three non-native fishes observed with long-term monitoring data. </w:t>
-      </w:r>
-      <w:r>
-        <w:rPr>
-          <w:rFonts w:ascii="Times New Roman" w:hAnsi="Times New Roman" w:cs="Times New Roman"/>
-          <w:i/>
-          <w:iCs/>
-          <w:sz w:val="24"/>
-        </w:rPr>
-        <w:t>Biol Invasions</w:t>
-      </w:r>
-      <w:r>
-        <w:rPr>
-          <w:rFonts w:ascii="Times New Roman" w:hAnsi="Times New Roman" w:cs="Times New Roman"/>
-          <w:sz w:val="24"/>
-        </w:rPr>
-        <w:t>.</w:t>
+        <w:t>R Core Team. (2023). R: A Language and Environment for Statistical Computing.</w:t>
       </w:r>
     </w:p>
     <w:p>
@@ -8226,7 +8413,39 @@
           <w:rFonts w:ascii="Times New Roman" w:hAnsi="Times New Roman" w:cs="Times New Roman"/>
           <w:sz w:val="24"/>
         </w:rPr>
-        <w:t>R Core Team. (2023). R: A Language and Environment for Statistical Computing.</w:t>
+        <w:t xml:space="preserve">Sandström, A., Andersson, M., Asp, A., Bohman, P., Edsman, L., Engdahl, F., </w:t>
+      </w:r>
+      <w:r>
+        <w:rPr>
+          <w:rFonts w:ascii="Times New Roman" w:hAnsi="Times New Roman" w:cs="Times New Roman"/>
+          <w:i/>
+          <w:iCs/>
+          <w:sz w:val="24"/>
+        </w:rPr>
+        <w:t>et al.</w:t>
+      </w:r>
+      <w:r>
+        <w:rPr>
+          <w:rFonts w:ascii="Times New Roman" w:hAnsi="Times New Roman" w:cs="Times New Roman"/>
+          <w:sz w:val="24"/>
+        </w:rPr>
+        <w:t xml:space="preserve"> (2014). Population collapses in introduced non-indigenous crayfish. </w:t>
+      </w:r>
+      <w:r>
+        <w:rPr>
+          <w:rFonts w:ascii="Times New Roman" w:hAnsi="Times New Roman" w:cs="Times New Roman"/>
+          <w:i/>
+          <w:iCs/>
+          <w:sz w:val="24"/>
+        </w:rPr>
+        <w:t>Biol Invasions</w:t>
+      </w:r>
+      <w:r>
+        <w:rPr>
+          <w:rFonts w:ascii="Times New Roman" w:hAnsi="Times New Roman" w:cs="Times New Roman"/>
+          <w:sz w:val="24"/>
+        </w:rPr>
+        <w:t>, 16, 1961–1977.</w:t>
       </w:r>
     </w:p>
     <w:p>
@@ -8242,7 +8461,7 @@
           <w:rFonts w:ascii="Times New Roman" w:hAnsi="Times New Roman" w:cs="Times New Roman"/>
           <w:sz w:val="24"/>
         </w:rPr>
-        <w:t xml:space="preserve">Sandström, A., Andersson, M., Asp, A., Bohman, P., Edsman, L., Engdahl, F., </w:t>
+        <w:t xml:space="preserve">Sheriff, M.J., McMahon, E.K., Krebs, C.J. &amp; Boonstra, R. (2015). Predator‐induced maternal stress and population demography in snowshoe hares: the more severe the risk, the longer the generational effect. </w:t>
       </w:r>
       <w:r>
         <w:rPr>
@@ -8251,30 +8470,14 @@
           <w:iCs/>
           <w:sz w:val="24"/>
         </w:rPr>
-        <w:t>et al.</w:t>
-      </w:r>
-      <w:r>
-        <w:rPr>
-          <w:rFonts w:ascii="Times New Roman" w:hAnsi="Times New Roman" w:cs="Times New Roman"/>
-          <w:sz w:val="24"/>
-        </w:rPr>
-        <w:t xml:space="preserve"> (2014). Population collapses in introduced non-indigenous crayfish. </w:t>
-      </w:r>
-      <w:r>
-        <w:rPr>
-          <w:rFonts w:ascii="Times New Roman" w:hAnsi="Times New Roman" w:cs="Times New Roman"/>
-          <w:i/>
-          <w:iCs/>
-          <w:sz w:val="24"/>
-        </w:rPr>
-        <w:t>Biol Invasions</w:t>
-      </w:r>
-      <w:r>
-        <w:rPr>
-          <w:rFonts w:ascii="Times New Roman" w:hAnsi="Times New Roman" w:cs="Times New Roman"/>
-          <w:sz w:val="24"/>
-        </w:rPr>
-        <w:t>, 16, 1961–1977.</w:t>
+        <w:t>J Zool</w:t>
+      </w:r>
+      <w:r>
+        <w:rPr>
+          <w:rFonts w:ascii="Times New Roman" w:hAnsi="Times New Roman" w:cs="Times New Roman"/>
+          <w:sz w:val="24"/>
+        </w:rPr>
+        <w:t>, 296, 305–310.</w:t>
       </w:r>
     </w:p>
     <w:p>
@@ -8290,39 +8493,6 @@
           <w:rFonts w:ascii="Times New Roman" w:hAnsi="Times New Roman" w:cs="Times New Roman"/>
           <w:sz w:val="24"/>
         </w:rPr>
-        <w:t xml:space="preserve">Sheriff, M.J., McMahon, E.K., Krebs, C.J. &amp; Boonstra, R. (2015). Predator‐induced maternal stress and population demography in snowshoe hares: the more severe the risk, the longer the generational effect. </w:t>
-      </w:r>
-      <w:r>
-        <w:rPr>
-          <w:rFonts w:ascii="Times New Roman" w:hAnsi="Times New Roman" w:cs="Times New Roman"/>
-          <w:i/>
-          <w:iCs/>
-          <w:sz w:val="24"/>
-        </w:rPr>
-        <w:t>J Zool</w:t>
-      </w:r>
-      <w:r>
-        <w:rPr>
-          <w:rFonts w:ascii="Times New Roman" w:hAnsi="Times New Roman" w:cs="Times New Roman"/>
-          <w:sz w:val="24"/>
-        </w:rPr>
-        <w:t>, 296, 305–310.</w:t>
-      </w:r>
-    </w:p>
-    <w:p>
-      <w:pPr>
-        <w:pStyle w:val="Bibliography"/>
-        <w:rPr>
-          <w:rFonts w:ascii="Times New Roman" w:hAnsi="Times New Roman" w:cs="Times New Roman"/>
-          <w:sz w:val="24"/>
-        </w:rPr>
-      </w:pPr>
-      <w:r>
-        <w:rPr>
-          <w:rFonts w:ascii="Times New Roman" w:hAnsi="Times New Roman" w:cs="Times New Roman"/>
-          <w:sz w:val="24"/>
-        </w:rPr>
-        <w:lastRenderedPageBreak/>
         <w:t xml:space="preserve">Spear, M.J., Walsh, J.R., Ricciardi, A. &amp; Zanden, M.J.V. (2021). The Invasion Ecology of Sleeper Populations: Prevalence, Persistence, and Abrupt Shifts. </w:t>
       </w:r>
       <w:r>
@@ -8573,7 +8743,25 @@
           <w:sz w:val="24"/>
           <w:szCs w:val="24"/>
         </w:rPr>
-        <w:t>t and the classificaiton of boom-bust, overshoot, and establishment. B) Graphical depictions of the prosed metrics of a boom-bust</w:t>
+        <w:t>t and the classificaiton of boom-bust, overshoot, and establishment. B) Graphical depictions of the pro</w:t>
+      </w:r>
+      <w:r>
+        <w:rPr>
+          <w:rFonts w:ascii="Times New Roman" w:hAnsi="Times New Roman" w:cs="Times New Roman"/>
+          <w:noProof/>
+          <w:sz w:val="24"/>
+          <w:szCs w:val="24"/>
+        </w:rPr>
+        <w:t>po</w:t>
+      </w:r>
+      <w:r>
+        <w:rPr>
+          <w:rFonts w:ascii="Times New Roman" w:hAnsi="Times New Roman" w:cs="Times New Roman"/>
+          <w:noProof/>
+          <w:sz w:val="24"/>
+          <w:szCs w:val="24"/>
+        </w:rPr>
+        <w:t>sed metrics of a boom-bust</w:t>
       </w:r>
       <w:r>
         <w:rPr>
@@ -8930,17 +9118,6 @@
           <w:sz w:val="24"/>
           <w:szCs w:val="24"/>
         </w:rPr>
-      </w:pPr>
-    </w:p>
-    <w:p>
-      <w:pPr>
-        <w:spacing w:line="480" w:lineRule="auto"/>
-        <w:rPr>
-          <w:rFonts w:ascii="Times New Roman" w:eastAsia="Times New Roman" w:hAnsi="Times New Roman" w:cs="Times New Roman"/>
-          <w:b/>
-          <w:sz w:val="24"/>
-          <w:szCs w:val="24"/>
-        </w:rPr>
         <w:sectPr>
           <w:pgSz w:w="12240" w:h="15840"/>
           <w:pgMar w:top="1440" w:right="1440" w:bottom="1440" w:left="1440" w:header="720" w:footer="720" w:gutter="0"/>
@@ -8956,28 +9133,69 @@
         <w:spacing w:line="480" w:lineRule="auto"/>
         <w:rPr>
           <w:rFonts w:ascii="Times New Roman" w:eastAsia="Times New Roman" w:hAnsi="Times New Roman" w:cs="Times New Roman"/>
-          <w:sz w:val="24"/>
-          <w:szCs w:val="24"/>
-        </w:rPr>
+          <w:b/>
+          <w:sz w:val="24"/>
+          <w:szCs w:val="24"/>
+        </w:rPr>
+        <w:sectPr>
+          <w:pgSz w:w="12240" w:h="15840"/>
+          <w:pgMar w:top="1440" w:right="1440" w:bottom="1440" w:left="1440" w:header="720" w:footer="720" w:gutter="0"/>
+          <w:lnNumType w:countBy="1" w:restart="continuous"/>
+          <w:pgNumType w:start="1"/>
+          <w:cols w:space="720"/>
+          <w:docGrid w:linePitch="299"/>
+        </w:sectPr>
       </w:pPr>
       <w:r>
         <w:rPr>
           <w:rFonts w:ascii="Times New Roman" w:eastAsia="Times New Roman" w:hAnsi="Times New Roman" w:cs="Times New Roman"/>
           <w:b/>
+          <w:noProof/>
           <w:sz w:val="24"/>
           <w:szCs w:val="24"/>
         </w:rPr>
         <w:lastRenderedPageBreak/>
-        <w:t xml:space="preserve">Text </w:t>
-      </w:r>
-      <w:r>
-        <w:rPr>
-          <w:rFonts w:ascii="Times New Roman" w:eastAsia="Times New Roman" w:hAnsi="Times New Roman" w:cs="Times New Roman"/>
-          <w:b/>
-          <w:sz w:val="24"/>
-          <w:szCs w:val="24"/>
-        </w:rPr>
-        <w:t>Box 1: a quantitative definition of a boom-bust (limited to 750 words)</w:t>
+        <w:drawing>
+          <wp:inline distT="0" distB="0" distL="0" distR="0" wp14:anchorId="66F1C49F" wp14:editId="2AF50EFC">
+            <wp:extent cx="5309870" cy="8229600"/>
+            <wp:effectExtent l="0" t="0" r="0" b="0"/>
+            <wp:docPr id="1847349840" name="Picture 1" descr="A screenshot of a computer screen&#10;&#10;AI-generated content may be incorrect."/>
+            <wp:cNvGraphicFramePr>
+              <a:graphicFrameLocks xmlns:a="http://schemas.openxmlformats.org/drawingml/2006/main" noChangeAspect="1"/>
+            </wp:cNvGraphicFramePr>
+            <a:graphic xmlns:a="http://schemas.openxmlformats.org/drawingml/2006/main">
+              <a:graphicData uri="http://schemas.openxmlformats.org/drawingml/2006/picture">
+                <pic:pic xmlns:pic="http://schemas.openxmlformats.org/drawingml/2006/picture">
+                  <pic:nvPicPr>
+                    <pic:cNvPr id="1847349840" name="Picture 1" descr="A screenshot of a computer screen&#10;&#10;AI-generated content may be incorrect."/>
+                    <pic:cNvPicPr/>
+                  </pic:nvPicPr>
+                  <pic:blipFill>
+                    <a:blip r:embed="rId14">
+                      <a:extLst>
+                        <a:ext uri="{28A0092B-C50C-407E-A947-70E740481C1C}">
+                          <a14:useLocalDpi xmlns:a14="http://schemas.microsoft.com/office/drawing/2010/main" val="0"/>
+                        </a:ext>
+                      </a:extLst>
+                    </a:blip>
+                    <a:stretch>
+                      <a:fillRect/>
+                    </a:stretch>
+                  </pic:blipFill>
+                  <pic:spPr>
+                    <a:xfrm>
+                      <a:off x="0" y="0"/>
+                      <a:ext cx="5309870" cy="8229600"/>
+                    </a:xfrm>
+                    <a:prstGeom prst="rect">
+                      <a:avLst/>
+                    </a:prstGeom>
+                  </pic:spPr>
+                </pic:pic>
+              </a:graphicData>
+            </a:graphic>
+          </wp:inline>
+        </w:drawing>
       </w:r>
     </w:p>
     <w:p>
@@ -8985,27 +9203,73 @@
         <w:spacing w:line="480" w:lineRule="auto"/>
         <w:rPr>
           <w:rFonts w:ascii="Times New Roman" w:eastAsia="Times New Roman" w:hAnsi="Times New Roman" w:cs="Times New Roman"/>
-          <w:i/>
-          <w:sz w:val="24"/>
-          <w:szCs w:val="24"/>
-        </w:rPr>
+          <w:bCs/>
+          <w:sz w:val="24"/>
+          <w:szCs w:val="24"/>
+        </w:rPr>
+        <w:sectPr>
+          <w:pgSz w:w="12240" w:h="15840"/>
+          <w:pgMar w:top="1440" w:right="1440" w:bottom="1440" w:left="1440" w:header="720" w:footer="720" w:gutter="0"/>
+          <w:lnNumType w:countBy="1" w:restart="continuous"/>
+          <w:pgNumType w:start="1"/>
+          <w:cols w:space="720"/>
+          <w:docGrid w:linePitch="299"/>
+        </w:sectPr>
       </w:pPr>
-      <w:commentRangeStart w:id="8"/>
-      <w:r>
-        <w:rPr>
-          <w:rFonts w:ascii="Times New Roman" w:eastAsia="Times New Roman" w:hAnsi="Times New Roman" w:cs="Times New Roman"/>
-          <w:i/>
-          <w:sz w:val="24"/>
-          <w:szCs w:val="24"/>
-        </w:rPr>
-        <w:t>Quantitative Definition</w:t>
-      </w:r>
-      <w:commentRangeEnd w:id="8"/>
-      <w:r>
-        <w:rPr>
-          <w:rStyle w:val="CommentReference"/>
-        </w:rPr>
-        <w:commentReference w:id="8"/>
+      <w:r>
+        <w:rPr>
+          <w:rFonts w:ascii="Times New Roman" w:eastAsia="Times New Roman" w:hAnsi="Times New Roman" w:cs="Times New Roman"/>
+          <w:bCs/>
+          <w:sz w:val="24"/>
+          <w:szCs w:val="24"/>
+        </w:rPr>
+        <w:lastRenderedPageBreak/>
+        <w:t>Fig. 3:</w:t>
+      </w:r>
+      <w:r>
+        <w:rPr>
+          <w:rFonts w:ascii="Times New Roman" w:eastAsia="Times New Roman" w:hAnsi="Times New Roman" w:cs="Times New Roman"/>
+          <w:bCs/>
+          <w:sz w:val="24"/>
+          <w:szCs w:val="24"/>
+        </w:rPr>
+        <w:t xml:space="preserve"> </w:t>
+      </w:r>
+      <w:r>
+        <w:rPr>
+          <w:rFonts w:ascii="Times New Roman" w:eastAsia="Times New Roman" w:hAnsi="Times New Roman" w:cs="Times New Roman"/>
+          <w:bCs/>
+          <w:sz w:val="24"/>
+          <w:szCs w:val="24"/>
+        </w:rPr>
+        <w:t xml:space="preserve">The breakdown of the counts of time series that had some evidence for boom-bust within each A) continent, B) species, C) order, D) system, and E) </w:t>
+      </w:r>
+      <w:r>
+        <w:rPr>
+          <w:rFonts w:ascii="Times New Roman" w:eastAsia="Times New Roman" w:hAnsi="Times New Roman" w:cs="Times New Roman"/>
+          <w:bCs/>
+          <w:sz w:val="24"/>
+          <w:szCs w:val="24"/>
+        </w:rPr>
+        <w:t>k</w:t>
+      </w:r>
+      <w:r>
+        <w:rPr>
+          <w:rFonts w:ascii="Times New Roman" w:eastAsia="Times New Roman" w:hAnsi="Times New Roman" w:cs="Times New Roman"/>
+          <w:bCs/>
+          <w:sz w:val="24"/>
+          <w:szCs w:val="24"/>
+        </w:rPr>
+        <w:t>ingdom.</w:t>
+      </w:r>
+      <w:r>
+        <w:rPr>
+          <w:rFonts w:ascii="Times New Roman" w:eastAsia="Times New Roman" w:hAnsi="Times New Roman" w:cs="Times New Roman"/>
+          <w:bCs/>
+          <w:sz w:val="24"/>
+          <w:szCs w:val="24"/>
+        </w:rPr>
+        <w:t xml:space="preserve"> </w:t>
       </w:r>
     </w:p>
     <w:p>
@@ -9020,11 +9284,68 @@
       <w:r>
         <w:rPr>
           <w:rFonts w:ascii="Times New Roman" w:eastAsia="Times New Roman" w:hAnsi="Times New Roman" w:cs="Times New Roman"/>
+          <w:b/>
+          <w:sz w:val="24"/>
+          <w:szCs w:val="24"/>
+        </w:rPr>
+        <w:lastRenderedPageBreak/>
+        <w:t xml:space="preserve">Text </w:t>
+      </w:r>
+      <w:r>
+        <w:rPr>
+          <w:rFonts w:ascii="Times New Roman" w:eastAsia="Times New Roman" w:hAnsi="Times New Roman" w:cs="Times New Roman"/>
+          <w:b/>
+          <w:sz w:val="24"/>
+          <w:szCs w:val="24"/>
+        </w:rPr>
+        <w:t>Box 1: a quantitative definition of a boom-bust (limited to 750 words)</w:t>
+      </w:r>
+    </w:p>
+    <w:p>
+      <w:pPr>
+        <w:spacing w:line="480" w:lineRule="auto"/>
+        <w:rPr>
+          <w:rFonts w:ascii="Times New Roman" w:eastAsia="Times New Roman" w:hAnsi="Times New Roman" w:cs="Times New Roman"/>
+          <w:i/>
+          <w:sz w:val="24"/>
+          <w:szCs w:val="24"/>
+        </w:rPr>
+      </w:pPr>
+      <w:commentRangeStart w:id="9"/>
+      <w:r>
+        <w:rPr>
+          <w:rFonts w:ascii="Times New Roman" w:eastAsia="Times New Roman" w:hAnsi="Times New Roman" w:cs="Times New Roman"/>
+          <w:i/>
+          <w:sz w:val="24"/>
+          <w:szCs w:val="24"/>
+        </w:rPr>
+        <w:t>Quantitative Definition</w:t>
+      </w:r>
+      <w:commentRangeEnd w:id="9"/>
+      <w:r>
+        <w:rPr>
+          <w:rStyle w:val="CommentReference"/>
+        </w:rPr>
+        <w:commentReference w:id="9"/>
+      </w:r>
+    </w:p>
+    <w:p>
+      <w:pPr>
+        <w:spacing w:line="480" w:lineRule="auto"/>
+        <w:rPr>
+          <w:rFonts w:ascii="Times New Roman" w:eastAsia="Times New Roman" w:hAnsi="Times New Roman" w:cs="Times New Roman"/>
+          <w:sz w:val="24"/>
+          <w:szCs w:val="24"/>
+        </w:rPr>
+      </w:pPr>
+      <w:r>
+        <w:rPr>
+          <w:rFonts w:ascii="Times New Roman" w:eastAsia="Times New Roman" w:hAnsi="Times New Roman" w:cs="Times New Roman"/>
           <w:sz w:val="24"/>
           <w:szCs w:val="24"/>
         </w:rPr>
         <w:tab/>
-        <w:t xml:space="preserve"> Before a quantitative definition of a boom-bust can be made, the different phases of the invasion should be identified (Figure 1)</w:t>
+        <w:t xml:space="preserve"> Before a quantitative definition of a boom-bust can be made, the different phases of the invasion should be identified</w:t>
       </w:r>
       <w:r>
         <w:rPr>
@@ -9048,6 +9369,14 @@
           <w:sz w:val="24"/>
           <w:szCs w:val="24"/>
         </w:rPr>
+        <w:t xml:space="preserve"> (Figure 1)</w:t>
+      </w:r>
+      <w:r>
+        <w:rPr>
+          <w:rFonts w:ascii="Times New Roman" w:eastAsia="Times New Roman" w:hAnsi="Times New Roman" w:cs="Times New Roman"/>
+          <w:sz w:val="24"/>
+          <w:szCs w:val="24"/>
+        </w:rPr>
         <w:t xml:space="preserve">.  </w:t>
       </w:r>
       <w:r>
@@ -9160,7 +9489,62 @@
           <w:sz w:val="24"/>
           <w:szCs w:val="24"/>
         </w:rPr>
-        <w:t xml:space="preserve"> (Citation)</w:t>
+        <w:t xml:space="preserve"> </w:t>
+      </w:r>
+      <w:r>
+        <w:rPr>
+          <w:rFonts w:ascii="Times New Roman" w:eastAsia="Times New Roman" w:hAnsi="Times New Roman" w:cs="Times New Roman"/>
+          <w:sz w:val="24"/>
+          <w:szCs w:val="24"/>
+        </w:rPr>
+        <w:fldChar w:fldCharType="begin"/>
+      </w:r>
+      <w:r>
+        <w:rPr>
+          <w:rFonts w:ascii="Times New Roman" w:eastAsia="Times New Roman" w:hAnsi="Times New Roman" w:cs="Times New Roman"/>
+          <w:sz w:val="24"/>
+          <w:szCs w:val="24"/>
+        </w:rPr>
+        <w:instrText xml:space="preserve"> ADDIN ZOTERO_ITEM CSL_CITATION {"citationID":"oLAJKmZ3","properties":{"formattedCitation":"(Sandstr\\uc0\\u246{}m {\\i{}et al.} 2014)","plainCitation":"(Sandström et al. 2014)","noteIndex":0},"citationItems":[{"id":199,"uris":["http://zotero.org/users/9972654/items/VFU2AJ2S"],"itemData":{"id":199,"type":"article-journal","container-title":"Biological Invasions","DOI":"10.1007/s10530-014-0641-1","ISSN":"1387-3547, 1573-1464","issue":"9","journalAbbreviation":"Biol Invasions","language":"en","page":"1961-1977","source":"DOI.org (Crossref)","title":"Population collapses in introduced non-indigenous crayfish","volume":"16","author":[{"family":"Sandström","given":"Alfred"},{"family":"Andersson","given":"Magnus"},{"family":"Asp","given":"Anders"},{"family":"Bohman","given":"Patrik"},{"family":"Edsman","given":"Lennart"},{"family":"Engdahl","given":"Fredrik"},{"family":"Nyström","given":"Per"},{"family":"Stenberg","given":"Marika"},{"family":"Hertonsson","given":"Pia"},{"family":"Vrålstad","given":"Trude"},{"family":"Granèli","given":"Wilhelm"}],"issued":{"date-parts":[["2014",9]]}}}],"schema":"https://github.com/citation-style-language/schema/raw/master/csl-citation.json"} </w:instrText>
+      </w:r>
+      <w:r>
+        <w:rPr>
+          <w:rFonts w:ascii="Times New Roman" w:eastAsia="Times New Roman" w:hAnsi="Times New Roman" w:cs="Times New Roman"/>
+          <w:sz w:val="24"/>
+          <w:szCs w:val="24"/>
+        </w:rPr>
+        <w:fldChar w:fldCharType="separate"/>
+      </w:r>
+      <w:r>
+        <w:rPr>
+          <w:rFonts w:ascii="Times New Roman" w:hAnsi="Times New Roman" w:cs="Times New Roman"/>
+          <w:sz w:val="24"/>
+        </w:rPr>
+        <w:t xml:space="preserve">(Sandström </w:t>
+      </w:r>
+      <w:r>
+        <w:rPr>
+          <w:rFonts w:ascii="Times New Roman" w:hAnsi="Times New Roman" w:cs="Times New Roman"/>
+          <w:i/>
+          <w:iCs/>
+          <w:sz w:val="24"/>
+        </w:rPr>
+        <w:t>et al.</w:t>
+      </w:r>
+      <w:r>
+        <w:rPr>
+          <w:rFonts w:ascii="Times New Roman" w:hAnsi="Times New Roman" w:cs="Times New Roman"/>
+          <w:sz w:val="24"/>
+        </w:rPr>
+        <w:t xml:space="preserve"> 2014)</w:t>
+      </w:r>
+      <w:r>
+        <w:rPr>
+          <w:rFonts w:ascii="Times New Roman" w:eastAsia="Times New Roman" w:hAnsi="Times New Roman" w:cs="Times New Roman"/>
+          <w:sz w:val="24"/>
+          <w:szCs w:val="24"/>
+        </w:rPr>
+        <w:fldChar w:fldCharType="end"/>
       </w:r>
       <w:r>
         <w:rPr>
@@ -10213,6 +10597,7 @@
         <w:spacing w:line="480" w:lineRule="auto"/>
         <w:rPr>
           <w:rFonts w:ascii="Times New Roman" w:eastAsia="Times New Roman" w:hAnsi="Times New Roman" w:cs="Times New Roman"/>
+          <w:b/>
           <w:sz w:val="24"/>
           <w:szCs w:val="24"/>
         </w:rPr>
@@ -10240,6 +10625,14 @@
           <w:sz w:val="24"/>
           <w:szCs w:val="24"/>
         </w:rPr>
+        <w:t xml:space="preserve"> (Figure 1)</w:t>
+      </w:r>
+      <w:r>
+        <w:rPr>
+          <w:rFonts w:ascii="Times New Roman" w:eastAsia="Times New Roman" w:hAnsi="Times New Roman" w:cs="Times New Roman"/>
+          <w:sz w:val="24"/>
+          <w:szCs w:val="24"/>
+        </w:rPr>
         <w:t xml:space="preserve">.  Creating metrics </w:t>
       </w:r>
       <w:r>
@@ -10602,7 +10995,7 @@
           <w:sz w:val="24"/>
           <w:szCs w:val="24"/>
         </w:rPr>
-        <w:t>variatiability</w:t>
+        <w:t>variability</w:t>
       </w:r>
       <w:r>
         <w:rPr>
@@ -10806,7 +11199,7 @@
           <w:sz w:val="24"/>
           <w:szCs w:val="24"/>
         </w:rPr>
-        <w:t xml:space="preserve"> the magnitude of </w:t>
+        <w:t xml:space="preserve"> the </w:t>
       </w:r>
       <w:r>
         <w:rPr>
@@ -10815,7 +11208,7 @@
           <w:szCs w:val="24"/>
         </w:rPr>
         <w:lastRenderedPageBreak/>
-        <w:t>decline, and the duration</w:t>
+        <w:t>magnitude of decline, and the duration</w:t>
       </w:r>
       <w:r>
         <w:rPr>
@@ -10986,17 +11379,6 @@
         </w:rPr>
         <w:t xml:space="preserve"> </w:t>
       </w:r>
-    </w:p>
-    <w:p>
-      <w:pPr>
-        <w:spacing w:line="480" w:lineRule="auto"/>
-        <w:rPr>
-          <w:rFonts w:ascii="Times New Roman" w:eastAsia="Times New Roman" w:hAnsi="Times New Roman" w:cs="Times New Roman"/>
-          <w:b/>
-          <w:sz w:val="24"/>
-          <w:szCs w:val="24"/>
-        </w:rPr>
-      </w:pPr>
     </w:p>
     <w:sectPr>
       <w:pgSz w:w="12240" w:h="15840"/>
@@ -11072,11 +11454,11 @@
         <w:annotationRef/>
       </w:r>
       <w:r>
-        <w:t>This is a result I think</w:t>
+        <w:t>Compile this appendix</w:t>
       </w:r>
     </w:p>
   </w:comment>
-  <w:comment w:id="4" w:author="Nathan Barrus" w:date="2025-07-24T17:00:00Z" w:initials="NB">
+  <w:comment w:id="4" w:author="Nathan Barrus" w:date="2025-08-04T18:01:00Z" w:initials="NB">
     <w:p>
       <w:pPr>
         <w:pStyle w:val="CommentText"/>
@@ -11088,11 +11470,11 @@
         <w:annotationRef/>
       </w:r>
       <w:r>
-        <w:t>Compile this appendix</w:t>
+        <w:t>Create the text box about coming up with the definition of boom-bust and the metrics and components of a boom-bust</w:t>
       </w:r>
     </w:p>
   </w:comment>
-  <w:comment w:id="5" w:author="Nathan Barrus" w:date="2025-08-04T18:01:00Z" w:initials="NB">
+  <w:comment w:id="5" w:author="Nathan Barrus" w:date="2025-08-05T12:07:00Z" w:initials="NB">
     <w:p>
       <w:pPr>
         <w:pStyle w:val="CommentText"/>
@@ -11104,11 +11486,11 @@
         <w:annotationRef/>
       </w:r>
       <w:r>
-        <w:t>Create the text box about coming up with the definition of boom-bust and the metrics and components of a boom-bust</w:t>
+        <w:t>Make sure to make this appendix.</w:t>
       </w:r>
     </w:p>
   </w:comment>
-  <w:comment w:id="6" w:author="Nathan Barrus" w:date="2025-08-05T12:07:00Z" w:initials="NB">
+  <w:comment w:id="6" w:author="Nathan Barrus" w:date="2025-07-24T17:00:00Z" w:initials="NB">
     <w:p>
       <w:pPr>
         <w:pStyle w:val="CommentText"/>
@@ -11120,11 +11502,11 @@
         <w:annotationRef/>
       </w:r>
       <w:r>
-        <w:t>Make sure to make this appendix.</w:t>
+        <w:t>This is a result I think</w:t>
       </w:r>
     </w:p>
   </w:comment>
-  <w:comment w:id="7" w:author="Nathan Barrus" w:date="2025-07-16T14:17:00Z" w:initials="NB">
+  <w:comment w:id="7" w:author="Nathan Barrus" w:date="2025-08-08T16:17:00Z" w:initials="NB">
     <w:p>
       <w:pPr>
         <w:pStyle w:val="CommentText"/>
@@ -11136,11 +11518,27 @@
         <w:annotationRef/>
       </w:r>
       <w:r>
-        <w:t>A discussion topic maybe?</w:t>
+        <w:t>Make this time series</w:t>
       </w:r>
     </w:p>
   </w:comment>
-  <w:comment w:id="8" w:author="Nathan Barrus" w:date="2025-08-05T12:08:00Z" w:initials="NB">
+  <w:comment w:id="8" w:author="Nathan Barrus" w:date="2025-07-16T14:17:00Z" w:initials="NB">
+    <w:p>
+      <w:pPr>
+        <w:pStyle w:val="CommentText"/>
+      </w:pPr>
+      <w:r>
+        <w:rPr>
+          <w:rStyle w:val="CommentReference"/>
+        </w:rPr>
+        <w:annotationRef/>
+      </w:r>
+      <w:r>
+        <w:t>A discussion topic maybe?</w:t>
+      </w:r>
+    </w:p>
+  </w:comment>
+  <w:comment w:id="9" w:author="Nathan Barrus" w:date="2025-08-05T12:08:00Z" w:initials="NB">
     <w:p>
       <w:pPr>
         <w:pStyle w:val="CommentText"/>
@@ -11164,10 +11562,11 @@
   <w15:commentEx w15:paraId="46846918" w15:done="0"/>
   <w15:commentEx w15:paraId="38434E2B" w15:done="0"/>
   <w15:commentEx w15:paraId="555F58FE" w15:done="0"/>
-  <w15:commentEx w15:paraId="57D59D2C" w15:done="0"/>
   <w15:commentEx w15:paraId="6D117937" w15:done="0"/>
   <w15:commentEx w15:paraId="74C8DBA3" w15:done="0"/>
   <w15:commentEx w15:paraId="594748FA" w15:done="0"/>
+  <w15:commentEx w15:paraId="2B979261" w15:done="0"/>
+  <w15:commentEx w15:paraId="47B11C30" w15:done="0"/>
   <w15:commentEx w15:paraId="48A24572" w15:done="0"/>
   <w15:commentEx w15:paraId="3BD742B1" w15:done="0"/>
 </w15:commentsEx>
@@ -11178,10 +11577,11 @@
   <w16cex:commentExtensible w16cex:durableId="355BEC0B" w16cex:dateUtc="2025-07-22T14:47:00Z"/>
   <w16cex:commentExtensible w16cex:durableId="73CC0037" w16cex:dateUtc="2025-07-22T14:46:00Z"/>
   <w16cex:commentExtensible w16cex:durableId="49F149A7" w16cex:dateUtc="2025-07-22T16:02:00Z"/>
-  <w16cex:commentExtensible w16cex:durableId="70B2B2D6" w16cex:dateUtc="2025-07-24T21:00:00Z"/>
   <w16cex:commentExtensible w16cex:durableId="5360C101" w16cex:dateUtc="2025-07-24T21:00:00Z"/>
   <w16cex:commentExtensible w16cex:durableId="2C3F37AB" w16cex:dateUtc="2025-08-04T22:01:00Z"/>
   <w16cex:commentExtensible w16cex:durableId="1DE00FA0" w16cex:dateUtc="2025-08-05T16:07:00Z"/>
+  <w16cex:commentExtensible w16cex:durableId="70B2B2D6" w16cex:dateUtc="2025-07-24T21:00:00Z"/>
+  <w16cex:commentExtensible w16cex:durableId="1502B944" w16cex:dateUtc="2025-08-08T20:17:00Z"/>
   <w16cex:commentExtensible w16cex:durableId="4D689BC5" w16cex:dateUtc="2025-07-16T18:17:00Z"/>
   <w16cex:commentExtensible w16cex:durableId="3A0923E2" w16cex:dateUtc="2025-08-05T16:08:00Z"/>
 </w16cex:commentsExtensible>
@@ -11192,10 +11592,11 @@
   <w16cid:commentId w16cid:paraId="46846918" w16cid:durableId="355BEC0B"/>
   <w16cid:commentId w16cid:paraId="38434E2B" w16cid:durableId="73CC0037"/>
   <w16cid:commentId w16cid:paraId="555F58FE" w16cid:durableId="49F149A7"/>
-  <w16cid:commentId w16cid:paraId="57D59D2C" w16cid:durableId="70B2B2D6"/>
   <w16cid:commentId w16cid:paraId="6D117937" w16cid:durableId="5360C101"/>
   <w16cid:commentId w16cid:paraId="74C8DBA3" w16cid:durableId="2C3F37AB"/>
   <w16cid:commentId w16cid:paraId="594748FA" w16cid:durableId="1DE00FA0"/>
+  <w16cid:commentId w16cid:paraId="2B979261" w16cid:durableId="70B2B2D6"/>
+  <w16cid:commentId w16cid:paraId="47B11C30" w16cid:durableId="1502B944"/>
   <w16cid:commentId w16cid:paraId="48A24572" w16cid:durableId="4D689BC5"/>
   <w16cid:commentId w16cid:paraId="3BD742B1" w16cid:durableId="3A0923E2"/>
 </w16cid:commentsIds>
@@ -12017,7 +12418,6 @@
   <w:style w:type="character" w:default="1" w:styleId="DefaultParagraphFont">
     <w:name w:val="Default Paragraph Font"/>
     <w:uiPriority w:val="1"/>
-    <w:semiHidden/>
     <w:unhideWhenUsed/>
   </w:style>
   <w:style w:type="table" w:default="1" w:styleId="TableNormal">

--- a/ms/BoomBust_ms_v2nb.docx
+++ b/ms/BoomBust_ms_v2nb.docx
@@ -927,45 +927,154 @@
           <w:szCs w:val="24"/>
         </w:rPr>
       </w:pPr>
-      <w:commentRangeStart w:id="0"/>
-      <w:r>
-        <w:rPr>
-          <w:rFonts w:ascii="Times New Roman" w:eastAsia="Times New Roman" w:hAnsi="Times New Roman" w:cs="Times New Roman"/>
-          <w:sz w:val="24"/>
-          <w:szCs w:val="24"/>
-        </w:rPr>
-        <w:t xml:space="preserve">The boom-bust concept within invasion ecology is one case where quantitative standardizing terminology could potentially lead to finding generalities. </w:t>
-      </w:r>
-      <w:commentRangeEnd w:id="0"/>
-      <w:r>
-        <w:rPr>
-          <w:rStyle w:val="CommentReference"/>
-        </w:rPr>
-        <w:commentReference w:id="0"/>
-      </w:r>
-      <w:r>
-        <w:rPr>
-          <w:rFonts w:ascii="Times New Roman" w:eastAsia="Times New Roman" w:hAnsi="Times New Roman" w:cs="Times New Roman"/>
-          <w:sz w:val="24"/>
-          <w:szCs w:val="24"/>
-        </w:rPr>
-        <w:t>Somewhat recently, boom-bust</w:t>
-      </w:r>
-      <w:r>
-        <w:rPr>
-          <w:rFonts w:ascii="Times New Roman" w:eastAsia="Times New Roman" w:hAnsi="Times New Roman" w:cs="Times New Roman"/>
-          <w:sz w:val="24"/>
-          <w:szCs w:val="24"/>
-        </w:rPr>
-        <w:t>s</w:t>
-      </w:r>
-      <w:r>
-        <w:rPr>
-          <w:rFonts w:ascii="Times New Roman" w:eastAsia="Times New Roman" w:hAnsi="Times New Roman" w:cs="Times New Roman"/>
-          <w:sz w:val="24"/>
-          <w:szCs w:val="24"/>
-        </w:rPr>
-        <w:t xml:space="preserve"> have been described in non-native invasions </w:t>
+      <w:r>
+        <w:rPr>
+          <w:rFonts w:ascii="Times New Roman" w:eastAsia="Times New Roman" w:hAnsi="Times New Roman" w:cs="Times New Roman"/>
+          <w:sz w:val="24"/>
+          <w:szCs w:val="24"/>
+        </w:rPr>
+        <w:t>The boom-bust concept within invasion ecology is one case where quantitative standardizing terminology could potentially lead to finding generalities.</w:t>
+      </w:r>
+      <w:r>
+        <w:rPr>
+          <w:rFonts w:ascii="Times New Roman" w:eastAsia="Times New Roman" w:hAnsi="Times New Roman" w:cs="Times New Roman"/>
+          <w:sz w:val="24"/>
+          <w:szCs w:val="24"/>
+        </w:rPr>
+        <w:t xml:space="preserve">. </w:t>
+      </w:r>
+      <w:r>
+        <w:rPr>
+          <w:rFonts w:ascii="Times New Roman" w:eastAsia="Times New Roman" w:hAnsi="Times New Roman" w:cs="Times New Roman"/>
+          <w:sz w:val="24"/>
+          <w:szCs w:val="24"/>
+        </w:rPr>
+        <w:fldChar w:fldCharType="begin"/>
+      </w:r>
+      <w:r>
+        <w:rPr>
+          <w:rFonts w:ascii="Times New Roman" w:eastAsia="Times New Roman" w:hAnsi="Times New Roman" w:cs="Times New Roman"/>
+          <w:sz w:val="24"/>
+          <w:szCs w:val="24"/>
+        </w:rPr>
+        <w:instrText xml:space="preserve"> ADDIN ZOTERO_ITEM CSL_CITATION {"citationID":"kuSbUqFx","properties":{"formattedCitation":"(Simberloff &amp; Gibbons 2004)","plainCitation":"(Simberloff &amp; Gibbons 2004)","noteIndex":0},"citationItems":[{"id":196,"uris":["http://zotero.org/users/9972654/items/JVY26T3K"],"itemData":{"id":196,"type":"article-journal","abstract":"Substantial populations of invasive non-indigenous species occasionally collapse dramatically. Although disease is often invoked, the causes are rarely studied experimentally and/or quantitatively, and some collapses remain quite mysterious. The widespread invasive snail Achatina fulica and pondweed Elodea canadensis appear to be characterized by rapid expansion followed by rapid decline. For the former species, disease may be the proximal cause of the collapse, while repeated collapse of the latter species is unexplained. Several other widely cited collapses of introduced species may simply be temporary lows during a more or less regular boom-and-bust cycle. However, on a restricted site (such as a small island), a boom-or-bust cycle may be impossible and recovery may never ensue; local extinction may even occur. In several instances, apparently spontaneous crashes were in fact probably caused by subsequently introduced competitors. Except for the few species in which spontaneous collapse has been repeatedly observed, the possibility of such an event is unwarranted as a potential rationale for a do-nothing approach to management. For such species, even if a crash ultimately occurs, the species may already have caused persistent ecological damage.","container-title":"Biological Invasions","DOI":"10.1023/B:BINV.0000022133.49752.46","ISSN":"1387-3547","issue":"2","journalAbbreviation":"Biological Invasions","language":"en","page":"161-172","source":"DOI.org (Crossref)","title":"Now you See them, Now you don't! – Population Crashes of Established Introduced Species","volume":"6","author":[{"family":"Simberloff","given":"Daniel"},{"family":"Gibbons","given":"Leah"}],"issued":{"date-parts":[["2004"]]}}}],"schema":"https://github.com/citation-style-language/schema/raw/master/csl-citation.json"} </w:instrText>
+      </w:r>
+      <w:r>
+        <w:rPr>
+          <w:rFonts w:ascii="Times New Roman" w:eastAsia="Times New Roman" w:hAnsi="Times New Roman" w:cs="Times New Roman"/>
+          <w:sz w:val="24"/>
+          <w:szCs w:val="24"/>
+        </w:rPr>
+        <w:fldChar w:fldCharType="separate"/>
+      </w:r>
+      <w:r>
+        <w:rPr>
+          <w:rFonts w:ascii="Times New Roman" w:hAnsi="Times New Roman" w:cs="Times New Roman"/>
+          <w:sz w:val="24"/>
+        </w:rPr>
+        <w:t xml:space="preserve">Simberloff &amp; Gibbons </w:t>
+      </w:r>
+      <w:r>
+        <w:rPr>
+          <w:rFonts w:ascii="Times New Roman" w:hAnsi="Times New Roman" w:cs="Times New Roman"/>
+          <w:sz w:val="24"/>
+        </w:rPr>
+        <w:t>(</w:t>
+      </w:r>
+      <w:r>
+        <w:rPr>
+          <w:rFonts w:ascii="Times New Roman" w:hAnsi="Times New Roman" w:cs="Times New Roman"/>
+          <w:sz w:val="24"/>
+        </w:rPr>
+        <w:t>2004)</w:t>
+      </w:r>
+      <w:r>
+        <w:rPr>
+          <w:rFonts w:ascii="Times New Roman" w:eastAsia="Times New Roman" w:hAnsi="Times New Roman" w:cs="Times New Roman"/>
+          <w:sz w:val="24"/>
+          <w:szCs w:val="24"/>
+        </w:rPr>
+        <w:fldChar w:fldCharType="end"/>
+      </w:r>
+      <w:r>
+        <w:rPr>
+          <w:rFonts w:ascii="Times New Roman" w:eastAsia="Times New Roman" w:hAnsi="Times New Roman" w:cs="Times New Roman"/>
+          <w:sz w:val="24"/>
+          <w:szCs w:val="24"/>
+        </w:rPr>
+        <w:t xml:space="preserve"> was </w:t>
+      </w:r>
+      <w:r>
+        <w:rPr>
+          <w:rFonts w:ascii="Times New Roman" w:eastAsia="Times New Roman" w:hAnsi="Times New Roman" w:cs="Times New Roman"/>
+          <w:sz w:val="24"/>
+          <w:szCs w:val="24"/>
+        </w:rPr>
+        <w:t>drew attention to</w:t>
+      </w:r>
+      <w:r>
+        <w:rPr>
+          <w:rFonts w:ascii="Times New Roman" w:eastAsia="Times New Roman" w:hAnsi="Times New Roman" w:cs="Times New Roman"/>
+          <w:sz w:val="24"/>
+          <w:szCs w:val="24"/>
+        </w:rPr>
+        <w:t xml:space="preserve"> some invasions </w:t>
+      </w:r>
+      <w:r>
+        <w:rPr>
+          <w:rFonts w:ascii="Times New Roman" w:eastAsia="Times New Roman" w:hAnsi="Times New Roman" w:cs="Times New Roman"/>
+          <w:sz w:val="24"/>
+          <w:szCs w:val="24"/>
+        </w:rPr>
+        <w:t>that underwent</w:t>
+      </w:r>
+      <w:r>
+        <w:rPr>
+          <w:rFonts w:ascii="Times New Roman" w:eastAsia="Times New Roman" w:hAnsi="Times New Roman" w:cs="Times New Roman"/>
+          <w:sz w:val="24"/>
+          <w:szCs w:val="24"/>
+        </w:rPr>
+        <w:t xml:space="preserve"> dramatic declines, which have </w:t>
+      </w:r>
+      <w:r>
+        <w:rPr>
+          <w:rFonts w:ascii="Times New Roman" w:eastAsia="Times New Roman" w:hAnsi="Times New Roman" w:cs="Times New Roman"/>
+          <w:sz w:val="24"/>
+          <w:szCs w:val="24"/>
+        </w:rPr>
+        <w:t>more formally</w:t>
+      </w:r>
+      <w:r>
+        <w:rPr>
+          <w:rFonts w:ascii="Times New Roman" w:eastAsia="Times New Roman" w:hAnsi="Times New Roman" w:cs="Times New Roman"/>
+          <w:sz w:val="24"/>
+          <w:szCs w:val="24"/>
+        </w:rPr>
+        <w:t xml:space="preserve"> been</w:t>
+      </w:r>
+      <w:r>
+        <w:rPr>
+          <w:rFonts w:ascii="Times New Roman" w:eastAsia="Times New Roman" w:hAnsi="Times New Roman" w:cs="Times New Roman"/>
+          <w:sz w:val="24"/>
+          <w:szCs w:val="24"/>
+        </w:rPr>
+        <w:t xml:space="preserve"> described </w:t>
+      </w:r>
+      <w:r>
+        <w:rPr>
+          <w:rFonts w:ascii="Times New Roman" w:eastAsia="Times New Roman" w:hAnsi="Times New Roman" w:cs="Times New Roman"/>
+          <w:sz w:val="24"/>
+          <w:szCs w:val="24"/>
+        </w:rPr>
+        <w:t>as “boom-busts”</w:t>
+      </w:r>
+      <w:r>
+        <w:rPr>
+          <w:rFonts w:ascii="Times New Roman" w:eastAsia="Times New Roman" w:hAnsi="Times New Roman" w:cs="Times New Roman"/>
+          <w:sz w:val="24"/>
+          <w:szCs w:val="24"/>
+        </w:rPr>
+        <w:t xml:space="preserve"> </w:t>
       </w:r>
       <w:r>
         <w:rPr>
@@ -1028,7 +1137,31 @@
           <w:sz w:val="24"/>
           <w:szCs w:val="24"/>
         </w:rPr>
-        <w:t xml:space="preserve">. In many invasions, populations undergo a sequence of sharp population increase (sometimes called a Boom; </w:t>
+        <w:t>.</w:t>
+      </w:r>
+      <w:r>
+        <w:rPr>
+          <w:rFonts w:ascii="Times New Roman" w:eastAsia="Times New Roman" w:hAnsi="Times New Roman" w:cs="Times New Roman"/>
+          <w:sz w:val="24"/>
+          <w:szCs w:val="24"/>
+        </w:rPr>
+        <w:t xml:space="preserve"> A boom-bust is</w:t>
+      </w:r>
+      <w:r>
+        <w:rPr>
+          <w:rFonts w:ascii="Times New Roman" w:eastAsia="Times New Roman" w:hAnsi="Times New Roman" w:cs="Times New Roman"/>
+          <w:sz w:val="24"/>
+          <w:szCs w:val="24"/>
+        </w:rPr>
+        <w:t xml:space="preserve"> sequence of sharp population increase  until a maximum followed by sudden dramatic decline until a minimum (</w:t>
+      </w:r>
+      <w:r>
+        <w:rPr>
+          <w:rFonts w:ascii="Times New Roman" w:eastAsia="Times New Roman" w:hAnsi="Times New Roman" w:cs="Times New Roman"/>
+          <w:sz w:val="24"/>
+          <w:szCs w:val="24"/>
+        </w:rPr>
+        <w:t xml:space="preserve">Figure 1; </w:t>
       </w:r>
       <w:r>
         <w:rPr>
@@ -1044,7 +1177,7 @@
           <w:sz w:val="24"/>
           <w:szCs w:val="24"/>
         </w:rPr>
-        <w:instrText xml:space="preserve"> ADDIN ZOTERO_ITEM CSL_CITATION {"citationID":"nqvflxuQ","properties":{"formattedCitation":"(Strayer {\\i{}et al.} 2017)","plainCitation":"(Strayer et al. 2017)","dontUpdate":true,"noteIndex":0},"citationItems":[{"id":96,"uris":["http://zotero.org/users/9972654/items/NCR5V6NZ"],"itemData":{"id":96,"type":"article-journal","abstract":"Boom-bust dynamics – the rise of a population to outbreak levels, followed by a dramatic decline – have been associated with biological invasions and offered as a reason not to manage troublesome invaders. However, boom-bust dynamics rarely have been critically deﬁned, analyzed, or interpreted. Here, we deﬁne boom-bust dynamics and provide speciﬁc suggestions for improving the application of the boom-bust concept. Boom-bust dynamics can arise from many causes, some closely associated with invasions, but others occurring across a wide range of ecological settings, especially when environmental conditions are changing rapidly. As a result, it is difﬁcult to infer cause or predict future trajectories merely by observing the dynamic. We use tests with simulated data to show that a common metric for detecting and describing boom-bust dynamics, decline from an observed peak to a subsequent trough, tends to severely overestimate the frequency and severity of busts, and should be used cautiously if at all. We review and test other metrics that are better suited to describe boom-bust dynamics. Understanding the frequency and importance of boom-bust dynamics requires empirical studies of large, representative, long-term data sets that use clear deﬁnitions of boom-bust, appropriate analytical methods, and careful interpretations.","container-title":"Ecology Letters","language":"en","page":"1337-1350","source":"Zotero","title":"Boom‐bust dynamics in biological invasions: towards an improved application of the concept","volume":"20","author":[{"family":"Strayer","given":"David L"},{"family":"D’Antonio","given":"Carla M"},{"family":"Essl","given":"Franz"},{"family":"Fowler","given":"Mike S"},{"family":"Geist","given":"Juergen"},{"family":"Hilt","given":"Sabine"},{"family":"Jari","given":"Ivan"},{"family":"Jo","given":"Klaus"},{"family":"Lambin","given":"Xavier"},{"family":"Latzka","given":"Alexander W"},{"family":"Pergl","given":"Jan"},{"family":"Py","given":"Petr"},{"family":"Robertson","given":"Peter"}],"issued":{"date-parts":[["2017"]]}}}],"schema":"https://github.com/citation-style-language/schema/raw/master/csl-citation.json"} </w:instrText>
+        <w:instrText xml:space="preserve"> ADDIN ZOTERO_ITEM CSL_CITATION {"citationID":"fR1OPyba","properties":{"formattedCitation":"(Strayer {\\i{}et al.} 2017)","plainCitation":"(Strayer et al. 2017)","dontUpdate":true,"noteIndex":0},"citationItems":[{"id":96,"uris":["http://zotero.org/users/9972654/items/NCR5V6NZ"],"itemData":{"id":96,"type":"article-journal","abstract":"Boom-bust dynamics – the rise of a population to outbreak levels, followed by a dramatic decline – have been associated with biological invasions and offered as a reason not to manage troublesome invaders. However, boom-bust dynamics rarely have been critically deﬁned, analyzed, or interpreted. Here, we deﬁne boom-bust dynamics and provide speciﬁc suggestions for improving the application of the boom-bust concept. Boom-bust dynamics can arise from many causes, some closely associated with invasions, but others occurring across a wide range of ecological settings, especially when environmental conditions are changing rapidly. As a result, it is difﬁcult to infer cause or predict future trajectories merely by observing the dynamic. We use tests with simulated data to show that a common metric for detecting and describing boom-bust dynamics, decline from an observed peak to a subsequent trough, tends to severely overestimate the frequency and severity of busts, and should be used cautiously if at all. We review and test other metrics that are better suited to describe boom-bust dynamics. Understanding the frequency and importance of boom-bust dynamics requires empirical studies of large, representative, long-term data sets that use clear deﬁnitions of boom-bust, appropriate analytical methods, and careful interpretations.","container-title":"Ecology Letters","language":"en","page":"1337-1350","source":"Zotero","title":"Boom‐bust dynamics in biological invasions: towards an improved application of the concept","volume":"20","author":[{"family":"Strayer","given":"David L"},{"family":"D’Antonio","given":"Carla M"},{"family":"Essl","given":"Franz"},{"family":"Fowler","given":"Mike S"},{"family":"Geist","given":"Juergen"},{"family":"Hilt","given":"Sabine"},{"family":"Jari","given":"Ivan"},{"family":"Jo","given":"Klaus"},{"family":"Lambin","given":"Xavier"},{"family":"Latzka","given":"Alexander W"},{"family":"Pergl","given":"Jan"},{"family":"Py","given":"Petr"},{"family":"Robertson","given":"Peter"}],"issued":{"date-parts":[["2017"]]}}}],"schema":"https://github.com/citation-style-language/schema/raw/master/csl-citation.json"} </w:instrText>
       </w:r>
       <w:r>
         <w:rPr>
@@ -1091,70 +1224,31 @@
           <w:sz w:val="24"/>
           <w:szCs w:val="24"/>
         </w:rPr>
-        <w:t xml:space="preserve"> until a maximum followed by sudden dramatic decline until a minimum (sometimes called a Bust; </w:t>
-      </w:r>
-      <w:r>
-        <w:rPr>
-          <w:rFonts w:ascii="Times New Roman" w:eastAsia="Times New Roman" w:hAnsi="Times New Roman" w:cs="Times New Roman"/>
-          <w:sz w:val="24"/>
-          <w:szCs w:val="24"/>
-        </w:rPr>
-        <w:fldChar w:fldCharType="begin"/>
-      </w:r>
-      <w:r>
-        <w:rPr>
-          <w:rFonts w:ascii="Times New Roman" w:eastAsia="Times New Roman" w:hAnsi="Times New Roman" w:cs="Times New Roman"/>
-          <w:sz w:val="24"/>
-          <w:szCs w:val="24"/>
-        </w:rPr>
-        <w:instrText xml:space="preserve"> ADDIN ZOTERO_ITEM CSL_CITATION {"citationID":"fR1OPyba","properties":{"formattedCitation":"(Strayer {\\i{}et al.} 2017)","plainCitation":"(Strayer et al. 2017)","dontUpdate":true,"noteIndex":0},"citationItems":[{"id":96,"uris":["http://zotero.org/users/9972654/items/NCR5V6NZ"],"itemData":{"id":96,"type":"article-journal","abstract":"Boom-bust dynamics – the rise of a population to outbreak levels, followed by a dramatic decline – have been associated with biological invasions and offered as a reason not to manage troublesome invaders. However, boom-bust dynamics rarely have been critically deﬁned, analyzed, or interpreted. Here, we deﬁne boom-bust dynamics and provide speciﬁc suggestions for improving the application of the boom-bust concept. Boom-bust dynamics can arise from many causes, some closely associated with invasions, but others occurring across a wide range of ecological settings, especially when environmental conditions are changing rapidly. As a result, it is difﬁcult to infer cause or predict future trajectories merely by observing the dynamic. We use tests with simulated data to show that a common metric for detecting and describing boom-bust dynamics, decline from an observed peak to a subsequent trough, tends to severely overestimate the frequency and severity of busts, and should be used cautiously if at all. We review and test other metrics that are better suited to describe boom-bust dynamics. Understanding the frequency and importance of boom-bust dynamics requires empirical studies of large, representative, long-term data sets that use clear deﬁnitions of boom-bust, appropriate analytical methods, and careful interpretations.","container-title":"Ecology Letters","language":"en","page":"1337-1350","source":"Zotero","title":"Boom‐bust dynamics in biological invasions: towards an improved application of the concept","volume":"20","author":[{"family":"Strayer","given":"David L"},{"family":"D’Antonio","given":"Carla M"},{"family":"Essl","given":"Franz"},{"family":"Fowler","given":"Mike S"},{"family":"Geist","given":"Juergen"},{"family":"Hilt","given":"Sabine"},{"family":"Jari","given":"Ivan"},{"family":"Jo","given":"Klaus"},{"family":"Lambin","given":"Xavier"},{"family":"Latzka","given":"Alexander W"},{"family":"Pergl","given":"Jan"},{"family":"Py","given":"Petr"},{"family":"Robertson","given":"Peter"}],"issued":{"date-parts":[["2017"]]}}}],"schema":"https://github.com/citation-style-language/schema/raw/master/csl-citation.json"} </w:instrText>
-      </w:r>
-      <w:r>
-        <w:rPr>
-          <w:rFonts w:ascii="Times New Roman" w:eastAsia="Times New Roman" w:hAnsi="Times New Roman" w:cs="Times New Roman"/>
-          <w:sz w:val="24"/>
-          <w:szCs w:val="24"/>
-        </w:rPr>
-        <w:fldChar w:fldCharType="separate"/>
-      </w:r>
-      <w:r>
-        <w:rPr>
-          <w:rFonts w:ascii="Times New Roman" w:hAnsi="Times New Roman" w:cs="Times New Roman"/>
-          <w:sz w:val="24"/>
-        </w:rPr>
-        <w:t xml:space="preserve">Strayer </w:t>
-      </w:r>
-      <w:r>
-        <w:rPr>
-          <w:rFonts w:ascii="Times New Roman" w:hAnsi="Times New Roman" w:cs="Times New Roman"/>
-          <w:i/>
-          <w:iCs/>
-          <w:sz w:val="24"/>
-        </w:rPr>
-        <w:t>et al.</w:t>
-      </w:r>
-      <w:r>
-        <w:rPr>
-          <w:rFonts w:ascii="Times New Roman" w:hAnsi="Times New Roman" w:cs="Times New Roman"/>
-          <w:sz w:val="24"/>
-        </w:rPr>
-        <w:t xml:space="preserve"> 2017)</w:t>
-      </w:r>
-      <w:r>
-        <w:rPr>
-          <w:rFonts w:ascii="Times New Roman" w:eastAsia="Times New Roman" w:hAnsi="Times New Roman" w:cs="Times New Roman"/>
-          <w:sz w:val="24"/>
-          <w:szCs w:val="24"/>
-        </w:rPr>
-        <w:fldChar w:fldCharType="end"/>
-      </w:r>
-      <w:r>
-        <w:rPr>
-          <w:rFonts w:ascii="Times New Roman" w:eastAsia="Times New Roman" w:hAnsi="Times New Roman" w:cs="Times New Roman"/>
-          <w:sz w:val="24"/>
-          <w:szCs w:val="24"/>
-        </w:rPr>
-        <w:t xml:space="preserve">. While solitary boom-bust cycles have been described and identified in many cases of invasions </w:t>
+        <w:t>.</w:t>
+      </w:r>
+      <w:r>
+        <w:rPr>
+          <w:rFonts w:ascii="Times New Roman" w:eastAsia="Times New Roman" w:hAnsi="Times New Roman" w:cs="Times New Roman"/>
+          <w:sz w:val="24"/>
+          <w:szCs w:val="24"/>
+        </w:rPr>
+        <w:t xml:space="preserve"> While solitary boom-bust</w:t>
+      </w:r>
+      <w:r>
+        <w:rPr>
+          <w:rFonts w:ascii="Times New Roman" w:eastAsia="Times New Roman" w:hAnsi="Times New Roman" w:cs="Times New Roman"/>
+          <w:sz w:val="24"/>
+          <w:szCs w:val="24"/>
+        </w:rPr>
+        <w:t>s</w:t>
+      </w:r>
+      <w:r>
+        <w:rPr>
+          <w:rFonts w:ascii="Times New Roman" w:eastAsia="Times New Roman" w:hAnsi="Times New Roman" w:cs="Times New Roman"/>
+          <w:sz w:val="24"/>
+          <w:szCs w:val="24"/>
+        </w:rPr>
+        <w:t xml:space="preserve">have been described and identified in many cases of invasions </w:t>
       </w:r>
       <w:r>
         <w:rPr>
@@ -1729,7 +1823,7 @@
           <w:sz w:val="24"/>
           <w:szCs w:val="24"/>
         </w:rPr>
-        <w:t xml:space="preserve"> in the classic lynx-snowshoe hare system of cyclic populations, snowshoe hare populations were identified to remain at population lows even after lynx populations reached their lows in the cycle.  During this lag between population lows to population increase, lynx were found to have non-consumptive effects on reproduction of snowshoe hare (i.e., chronic stress from predator avoidance) which limited births from 4 to  2 young per litter </w:t>
+        <w:t xml:space="preserve"> in the classic lynx-snowshoe hare system of cyclic populations, snowshoe hare populations were identified to remain at population lows even after lynx populations reached their lows in the cycle.  During this lag between population lows to population increase, lynx were found to have non-consumptive effects on reproduction of snowshoe hare (i.e., chronic stress from predator avoidance) which limited births from 4 to 2 young per litter </w:t>
       </w:r>
       <w:r>
         <w:rPr>
@@ -1836,15 +1930,51 @@
           <w:sz w:val="24"/>
           <w:szCs w:val="24"/>
         </w:rPr>
-        <w:t xml:space="preserve"> (2017) qualitatively defined a boom-bust cycle as: a rapid, large increase in a population metric (e.g., population size or range size), followed by a rapid, large and sustained decline</w:t>
-      </w:r>
-      <w:r>
-        <w:rPr>
-          <w:rFonts w:ascii="Times New Roman" w:eastAsia="Times New Roman" w:hAnsi="Times New Roman" w:cs="Times New Roman"/>
-          <w:sz w:val="24"/>
-          <w:szCs w:val="24"/>
-        </w:rPr>
-        <w:t xml:space="preserve">, and gave four potential problems for adopting a quantitative definition of boom-bust cycles in invasions. </w:t>
+        <w:t xml:space="preserve"> (2017) </w:t>
+      </w:r>
+      <w:r>
+        <w:rPr>
+          <w:rFonts w:ascii="Times New Roman" w:eastAsia="Times New Roman" w:hAnsi="Times New Roman" w:cs="Times New Roman"/>
+          <w:i/>
+          <w:iCs/>
+          <w:sz w:val="24"/>
+          <w:szCs w:val="24"/>
+        </w:rPr>
+        <w:t>qualitatively</w:t>
+      </w:r>
+      <w:r>
+        <w:rPr>
+          <w:rFonts w:ascii="Times New Roman" w:eastAsia="Times New Roman" w:hAnsi="Times New Roman" w:cs="Times New Roman"/>
+          <w:sz w:val="24"/>
+          <w:szCs w:val="24"/>
+        </w:rPr>
+        <w:t xml:space="preserve"> defined a boom-bust cycle as: a rapid, large increase in a population metric (e.g., population size or range size), followed by a rapid, large and sustained decline</w:t>
+      </w:r>
+      <w:r>
+        <w:rPr>
+          <w:rFonts w:ascii="Times New Roman" w:eastAsia="Times New Roman" w:hAnsi="Times New Roman" w:cs="Times New Roman"/>
+          <w:sz w:val="24"/>
+          <w:szCs w:val="24"/>
+        </w:rPr>
+        <w:t xml:space="preserve">, and gave four potential problems for adopting a </w:t>
+      </w:r>
+      <w:r>
+        <w:rPr>
+          <w:rFonts w:ascii="Times New Roman" w:eastAsia="Times New Roman" w:hAnsi="Times New Roman" w:cs="Times New Roman"/>
+          <w:i/>
+          <w:iCs/>
+          <w:sz w:val="24"/>
+          <w:szCs w:val="24"/>
+        </w:rPr>
+        <w:t>quantitative</w:t>
+      </w:r>
+      <w:r>
+        <w:rPr>
+          <w:rFonts w:ascii="Times New Roman" w:eastAsia="Times New Roman" w:hAnsi="Times New Roman" w:cs="Times New Roman"/>
+          <w:sz w:val="24"/>
+          <w:szCs w:val="24"/>
+        </w:rPr>
+        <w:t xml:space="preserve"> definition of boom-bust cycles in invasions. </w:t>
       </w:r>
       <w:r>
         <w:rPr>
@@ -1860,23 +1990,325 @@
           <w:sz w:val="24"/>
           <w:szCs w:val="24"/>
         </w:rPr>
-        <w:t xml:space="preserve"> problems were: 1) past practices have not provided clear precedents in numerical criteria, 2) different species have different response times (i.e., different generation times), 3</w:t>
-      </w:r>
-      <w:commentRangeStart w:id="1"/>
-      <w:r>
-        <w:rPr>
-          <w:rFonts w:ascii="Times New Roman" w:eastAsia="Times New Roman" w:hAnsi="Times New Roman" w:cs="Times New Roman"/>
-          <w:sz w:val="24"/>
-          <w:szCs w:val="24"/>
-        </w:rPr>
-        <w:t xml:space="preserve">) the ability to detect boom-bust dynamics depends strongly on the characteristics of the data set, and 4) the amount of change that is “important” or “dramatic” across systems varies.  </w:t>
-      </w:r>
-      <w:commentRangeEnd w:id="1"/>
-      <w:r>
-        <w:rPr>
-          <w:rStyle w:val="CommentReference"/>
-        </w:rPr>
-        <w:commentReference w:id="1"/>
+        <w:t xml:space="preserve"> problems were: 1) past practices have not provided clear precedents in numerical criteria, 2) different species have different response times (i.e., different generation times), 3) the ability to detect boom-bust dynamics depends strongly on the characteristics of the data set, and 4) the amount of change that is “important” or “dramatic” across systems varies.  </w:t>
+      </w:r>
+      <w:r>
+        <w:rPr>
+          <w:rFonts w:ascii="Times New Roman" w:eastAsia="Times New Roman" w:hAnsi="Times New Roman" w:cs="Times New Roman"/>
+          <w:sz w:val="24"/>
+          <w:szCs w:val="24"/>
+        </w:rPr>
+        <w:t>But reexamination of boom-bust</w:t>
+      </w:r>
+      <w:r>
+        <w:rPr>
+          <w:rFonts w:ascii="Times New Roman" w:eastAsia="Times New Roman" w:hAnsi="Times New Roman" w:cs="Times New Roman"/>
+          <w:sz w:val="24"/>
+          <w:szCs w:val="24"/>
+        </w:rPr>
+        <w:t>s</w:t>
+      </w:r>
+      <w:r>
+        <w:rPr>
+          <w:rFonts w:ascii="Times New Roman" w:eastAsia="Times New Roman" w:hAnsi="Times New Roman" w:cs="Times New Roman"/>
+          <w:sz w:val="24"/>
+          <w:szCs w:val="24"/>
+        </w:rPr>
+        <w:t xml:space="preserve"> that have been previously documented</w:t>
+      </w:r>
+      <w:r>
+        <w:rPr>
+          <w:rFonts w:ascii="Times New Roman" w:eastAsia="Times New Roman" w:hAnsi="Times New Roman" w:cs="Times New Roman"/>
+          <w:sz w:val="24"/>
+          <w:szCs w:val="24"/>
+        </w:rPr>
+        <w:t xml:space="preserve"> a</w:t>
+      </w:r>
+      <w:r>
+        <w:rPr>
+          <w:rFonts w:ascii="Times New Roman" w:eastAsia="Times New Roman" w:hAnsi="Times New Roman" w:cs="Times New Roman"/>
+          <w:sz w:val="24"/>
+          <w:szCs w:val="24"/>
+        </w:rPr>
+        <w:t>nd reinterpreting them using a</w:t>
+      </w:r>
+      <w:r>
+        <w:rPr>
+          <w:rFonts w:ascii="Times New Roman" w:eastAsia="Times New Roman" w:hAnsi="Times New Roman" w:cs="Times New Roman"/>
+          <w:sz w:val="24"/>
+          <w:szCs w:val="24"/>
+        </w:rPr>
+        <w:t xml:space="preserve"> </w:t>
+      </w:r>
+      <w:r>
+        <w:rPr>
+          <w:rFonts w:ascii="Times New Roman" w:eastAsia="Times New Roman" w:hAnsi="Times New Roman" w:cs="Times New Roman"/>
+          <w:sz w:val="24"/>
+          <w:szCs w:val="24"/>
+        </w:rPr>
+        <w:t>quantitative</w:t>
+      </w:r>
+      <w:r>
+        <w:rPr>
+          <w:rFonts w:ascii="Times New Roman" w:eastAsia="Times New Roman" w:hAnsi="Times New Roman" w:cs="Times New Roman"/>
+          <w:sz w:val="24"/>
+          <w:szCs w:val="24"/>
+        </w:rPr>
+        <w:t xml:space="preserve"> definition </w:t>
+      </w:r>
+      <w:r>
+        <w:rPr>
+          <w:rFonts w:ascii="Times New Roman" w:eastAsia="Times New Roman" w:hAnsi="Times New Roman" w:cs="Times New Roman"/>
+          <w:sz w:val="24"/>
+          <w:szCs w:val="24"/>
+        </w:rPr>
+        <w:t xml:space="preserve">would standardized the </w:t>
+      </w:r>
+      <w:r>
+        <w:rPr>
+          <w:rFonts w:ascii="Times New Roman" w:eastAsia="Times New Roman" w:hAnsi="Times New Roman" w:cs="Times New Roman"/>
+          <w:sz w:val="24"/>
+          <w:szCs w:val="24"/>
+        </w:rPr>
+        <w:t xml:space="preserve">already </w:t>
+      </w:r>
+      <w:r>
+        <w:rPr>
+          <w:rFonts w:ascii="Times New Roman" w:eastAsia="Times New Roman" w:hAnsi="Times New Roman" w:cs="Times New Roman"/>
+          <w:sz w:val="24"/>
+          <w:szCs w:val="24"/>
+        </w:rPr>
+        <w:t>diverse description</w:t>
+      </w:r>
+      <w:r>
+        <w:rPr>
+          <w:rFonts w:ascii="Times New Roman" w:eastAsia="Times New Roman" w:hAnsi="Times New Roman" w:cs="Times New Roman"/>
+          <w:sz w:val="24"/>
+          <w:szCs w:val="24"/>
+        </w:rPr>
+        <w:t>s</w:t>
+      </w:r>
+      <w:r>
+        <w:rPr>
+          <w:rFonts w:ascii="Times New Roman" w:eastAsia="Times New Roman" w:hAnsi="Times New Roman" w:cs="Times New Roman"/>
+          <w:sz w:val="24"/>
+          <w:szCs w:val="24"/>
+        </w:rPr>
+        <w:t xml:space="preserve"> of a boom-bust </w:t>
+      </w:r>
+      <w:r>
+        <w:rPr>
+          <w:rFonts w:ascii="Times New Roman" w:eastAsia="Times New Roman" w:hAnsi="Times New Roman" w:cs="Times New Roman"/>
+          <w:sz w:val="24"/>
+          <w:szCs w:val="24"/>
+        </w:rPr>
+        <w:fldChar w:fldCharType="begin"/>
+      </w:r>
+      <w:r>
+        <w:rPr>
+          <w:rFonts w:ascii="Times New Roman" w:eastAsia="Times New Roman" w:hAnsi="Times New Roman" w:cs="Times New Roman"/>
+          <w:sz w:val="24"/>
+          <w:szCs w:val="24"/>
+        </w:rPr>
+        <w:instrText xml:space="preserve"> ADDIN ZOTERO_ITEM CSL_CITATION {"citationID":"nuxN1owI","properties":{"formattedCitation":"(Strayer {\\i{}et al.} 2017)","plainCitation":"(Strayer et al. 2017)","noteIndex":0},"citationItems":[{"id":96,"uris":["http://zotero.org/users/9972654/items/NCR5V6NZ"],"itemData":{"id":96,"type":"article-journal","abstract":"Boom-bust dynamics – the rise of a population to outbreak levels, followed by a dramatic decline – have been associated with biological invasions and offered as a reason not to manage troublesome invaders. However, boom-bust dynamics rarely have been critically deﬁned, analyzed, or interpreted. Here, we deﬁne boom-bust dynamics and provide speciﬁc suggestions for improving the application of the boom-bust concept. Boom-bust dynamics can arise from many causes, some closely associated with invasions, but others occurring across a wide range of ecological settings, especially when environmental conditions are changing rapidly. As a result, it is difﬁcult to infer cause or predict future trajectories merely by observing the dynamic. We use tests with simulated data to show that a common metric for detecting and describing boom-bust dynamics, decline from an observed peak to a subsequent trough, tends to severely overestimate the frequency and severity of busts, and should be used cautiously if at all. We review and test other metrics that are better suited to describe boom-bust dynamics. Understanding the frequency and importance of boom-bust dynamics requires empirical studies of large, representative, long-term data sets that use clear deﬁnitions of boom-bust, appropriate analytical methods, and careful interpretations.","container-title":"Ecology Letters","language":"en","page":"1337-1350","source":"Zotero","title":"Boom‐bust dynamics in biological invasions: towards an improved application of the concept","volume":"20","author":[{"family":"Strayer","given":"David L"},{"family":"D’Antonio","given":"Carla M"},{"family":"Essl","given":"Franz"},{"family":"Fowler","given":"Mike S"},{"family":"Geist","given":"Juergen"},{"family":"Hilt","given":"Sabine"},{"family":"Jari","given":"Ivan"},{"family":"Jo","given":"Klaus"},{"family":"Lambin","given":"Xavier"},{"family":"Latzka","given":"Alexander W"},{"family":"Pergl","given":"Jan"},{"family":"Py","given":"Petr"},{"family":"Robertson","given":"Peter"}],"issued":{"date-parts":[["2017"]]}}}],"schema":"https://github.com/citation-style-language/schema/raw/master/csl-citation.json"} </w:instrText>
+      </w:r>
+      <w:r>
+        <w:rPr>
+          <w:rFonts w:ascii="Times New Roman" w:eastAsia="Times New Roman" w:hAnsi="Times New Roman" w:cs="Times New Roman"/>
+          <w:sz w:val="24"/>
+          <w:szCs w:val="24"/>
+        </w:rPr>
+        <w:fldChar w:fldCharType="separate"/>
+      </w:r>
+      <w:r>
+        <w:rPr>
+          <w:rFonts w:ascii="Times New Roman" w:hAnsi="Times New Roman" w:cs="Times New Roman"/>
+          <w:sz w:val="24"/>
+        </w:rPr>
+        <w:t xml:space="preserve">(Strayer </w:t>
+      </w:r>
+      <w:r>
+        <w:rPr>
+          <w:rFonts w:ascii="Times New Roman" w:hAnsi="Times New Roman" w:cs="Times New Roman"/>
+          <w:i/>
+          <w:iCs/>
+          <w:sz w:val="24"/>
+        </w:rPr>
+        <w:t>et al.</w:t>
+      </w:r>
+      <w:r>
+        <w:rPr>
+          <w:rFonts w:ascii="Times New Roman" w:hAnsi="Times New Roman" w:cs="Times New Roman"/>
+          <w:sz w:val="24"/>
+        </w:rPr>
+        <w:t xml:space="preserve"> 2017)</w:t>
+      </w:r>
+      <w:r>
+        <w:rPr>
+          <w:rFonts w:ascii="Times New Roman" w:eastAsia="Times New Roman" w:hAnsi="Times New Roman" w:cs="Times New Roman"/>
+          <w:sz w:val="24"/>
+          <w:szCs w:val="24"/>
+        </w:rPr>
+        <w:fldChar w:fldCharType="end"/>
+      </w:r>
+      <w:r>
+        <w:rPr>
+          <w:rFonts w:ascii="Times New Roman" w:eastAsia="Times New Roman" w:hAnsi="Times New Roman" w:cs="Times New Roman"/>
+          <w:sz w:val="24"/>
+          <w:szCs w:val="24"/>
+        </w:rPr>
+        <w:t>.</w:t>
+      </w:r>
+      <w:r>
+        <w:rPr>
+          <w:rFonts w:ascii="Times New Roman" w:eastAsia="Times New Roman" w:hAnsi="Times New Roman" w:cs="Times New Roman"/>
+          <w:sz w:val="24"/>
+          <w:szCs w:val="24"/>
+        </w:rPr>
+        <w:t xml:space="preserve">  </w:t>
+      </w:r>
+      <w:r>
+        <w:rPr>
+          <w:rFonts w:ascii="Times New Roman" w:eastAsia="Times New Roman" w:hAnsi="Times New Roman" w:cs="Times New Roman"/>
+          <w:sz w:val="24"/>
+          <w:szCs w:val="24"/>
+        </w:rPr>
+        <w:t xml:space="preserve">A more standardized definition of a boom-bust would not only facilitate </w:t>
+      </w:r>
+      <w:r>
+        <w:rPr>
+          <w:rFonts w:ascii="Times New Roman" w:eastAsia="Times New Roman" w:hAnsi="Times New Roman" w:cs="Times New Roman"/>
+          <w:sz w:val="24"/>
+          <w:szCs w:val="24"/>
+        </w:rPr>
+        <w:t>communication but it could</w:t>
+      </w:r>
+      <w:r>
+        <w:rPr>
+          <w:rFonts w:ascii="Times New Roman" w:eastAsia="Times New Roman" w:hAnsi="Times New Roman" w:cs="Times New Roman"/>
+          <w:sz w:val="24"/>
+          <w:szCs w:val="24"/>
+        </w:rPr>
+        <w:t xml:space="preserve"> </w:t>
+      </w:r>
+      <w:r>
+        <w:rPr>
+          <w:rFonts w:ascii="Times New Roman" w:eastAsia="Times New Roman" w:hAnsi="Times New Roman" w:cs="Times New Roman"/>
+          <w:sz w:val="24"/>
+          <w:szCs w:val="24"/>
+        </w:rPr>
+        <w:t>also narrow the</w:t>
+      </w:r>
+      <w:r>
+        <w:rPr>
+          <w:rFonts w:ascii="Times New Roman" w:eastAsia="Times New Roman" w:hAnsi="Times New Roman" w:cs="Times New Roman"/>
+          <w:sz w:val="24"/>
+          <w:szCs w:val="24"/>
+        </w:rPr>
+        <w:t xml:space="preserve"> set</w:t>
+      </w:r>
+      <w:r>
+        <w:rPr>
+          <w:rFonts w:ascii="Times New Roman" w:eastAsia="Times New Roman" w:hAnsi="Times New Roman" w:cs="Times New Roman"/>
+          <w:sz w:val="24"/>
+          <w:szCs w:val="24"/>
+        </w:rPr>
+        <w:t xml:space="preserve"> of</w:t>
+      </w:r>
+      <w:r>
+        <w:rPr>
+          <w:rFonts w:ascii="Times New Roman" w:eastAsia="Times New Roman" w:hAnsi="Times New Roman" w:cs="Times New Roman"/>
+          <w:sz w:val="24"/>
+          <w:szCs w:val="24"/>
+        </w:rPr>
+        <w:t xml:space="preserve"> diverse mechanisms thought to cause boom-bust dynamics </w:t>
+      </w:r>
+      <w:r>
+        <w:rPr>
+          <w:rFonts w:ascii="Times New Roman" w:eastAsia="Times New Roman" w:hAnsi="Times New Roman" w:cs="Times New Roman"/>
+          <w:sz w:val="24"/>
+          <w:szCs w:val="24"/>
+        </w:rPr>
+        <w:t xml:space="preserve">potentially leading to generalities across species and ecosystems </w:t>
+      </w:r>
+      <w:r>
+        <w:rPr>
+          <w:rFonts w:ascii="Times New Roman" w:eastAsia="Times New Roman" w:hAnsi="Times New Roman" w:cs="Times New Roman"/>
+          <w:sz w:val="24"/>
+          <w:szCs w:val="24"/>
+        </w:rPr>
+        <w:fldChar w:fldCharType="begin"/>
+      </w:r>
+      <w:r>
+        <w:rPr>
+          <w:rFonts w:ascii="Times New Roman" w:eastAsia="Times New Roman" w:hAnsi="Times New Roman" w:cs="Times New Roman"/>
+          <w:sz w:val="24"/>
+          <w:szCs w:val="24"/>
+        </w:rPr>
+        <w:instrText xml:space="preserve"> ADDIN ZOTERO_ITEM CSL_CITATION {"citationID":"RbdAwNeY","properties":{"formattedCitation":"(Strayer {\\i{}et al.} 2017)","plainCitation":"(Strayer et al. 2017)","noteIndex":0},"citationItems":[{"id":96,"uris":["http://zotero.org/users/9972654/items/NCR5V6NZ"],"itemData":{"id":96,"type":"article-journal","abstract":"Boom-bust dynamics – the rise of a population to outbreak levels, followed by a dramatic decline – have been associated with biological invasions and offered as a reason not to manage troublesome invaders. However, boom-bust dynamics rarely have been critically deﬁned, analyzed, or interpreted. Here, we deﬁne boom-bust dynamics and provide speciﬁc suggestions for improving the application of the boom-bust concept. Boom-bust dynamics can arise from many causes, some closely associated with invasions, but others occurring across a wide range of ecological settings, especially when environmental conditions are changing rapidly. As a result, it is difﬁcult to infer cause or predict future trajectories merely by observing the dynamic. We use tests with simulated data to show that a common metric for detecting and describing boom-bust dynamics, decline from an observed peak to a subsequent trough, tends to severely overestimate the frequency and severity of busts, and should be used cautiously if at all. We review and test other metrics that are better suited to describe boom-bust dynamics. Understanding the frequency and importance of boom-bust dynamics requires empirical studies of large, representative, long-term data sets that use clear deﬁnitions of boom-bust, appropriate analytical methods, and careful interpretations.","container-title":"Ecology Letters","language":"en","page":"1337-1350","source":"Zotero","title":"Boom‐bust dynamics in biological invasions: towards an improved application of the concept","volume":"20","author":[{"family":"Strayer","given":"David L"},{"family":"D’Antonio","given":"Carla M"},{"family":"Essl","given":"Franz"},{"family":"Fowler","given":"Mike S"},{"family":"Geist","given":"Juergen"},{"family":"Hilt","given":"Sabine"},{"family":"Jari","given":"Ivan"},{"family":"Jo","given":"Klaus"},{"family":"Lambin","given":"Xavier"},{"family":"Latzka","given":"Alexander W"},{"family":"Pergl","given":"Jan"},{"family":"Py","given":"Petr"},{"family":"Robertson","given":"Peter"}],"issued":{"date-parts":[["2017"]]}}}],"schema":"https://github.com/citation-style-language/schema/raw/master/csl-citation.json"} </w:instrText>
+      </w:r>
+      <w:r>
+        <w:rPr>
+          <w:rFonts w:ascii="Times New Roman" w:eastAsia="Times New Roman" w:hAnsi="Times New Roman" w:cs="Times New Roman"/>
+          <w:sz w:val="24"/>
+          <w:szCs w:val="24"/>
+        </w:rPr>
+        <w:fldChar w:fldCharType="separate"/>
+      </w:r>
+      <w:r>
+        <w:rPr>
+          <w:rFonts w:ascii="Times New Roman" w:hAnsi="Times New Roman" w:cs="Times New Roman"/>
+          <w:sz w:val="24"/>
+        </w:rPr>
+        <w:t xml:space="preserve">(Strayer </w:t>
+      </w:r>
+      <w:r>
+        <w:rPr>
+          <w:rFonts w:ascii="Times New Roman" w:hAnsi="Times New Roman" w:cs="Times New Roman"/>
+          <w:i/>
+          <w:iCs/>
+          <w:sz w:val="24"/>
+        </w:rPr>
+        <w:t>et al.</w:t>
+      </w:r>
+      <w:r>
+        <w:rPr>
+          <w:rFonts w:ascii="Times New Roman" w:hAnsi="Times New Roman" w:cs="Times New Roman"/>
+          <w:sz w:val="24"/>
+        </w:rPr>
+        <w:t xml:space="preserve"> 2017)</w:t>
+      </w:r>
+      <w:r>
+        <w:rPr>
+          <w:rFonts w:ascii="Times New Roman" w:eastAsia="Times New Roman" w:hAnsi="Times New Roman" w:cs="Times New Roman"/>
+          <w:sz w:val="24"/>
+          <w:szCs w:val="24"/>
+        </w:rPr>
+        <w:fldChar w:fldCharType="end"/>
+      </w:r>
+      <w:r>
+        <w:rPr>
+          <w:rFonts w:ascii="Times New Roman" w:eastAsia="Times New Roman" w:hAnsi="Times New Roman" w:cs="Times New Roman"/>
+          <w:sz w:val="24"/>
+          <w:szCs w:val="24"/>
+        </w:rPr>
+        <w:t xml:space="preserve">.  </w:t>
+      </w:r>
+      <w:r>
+        <w:rPr>
+          <w:rFonts w:ascii="Times New Roman" w:eastAsia="Times New Roman" w:hAnsi="Times New Roman" w:cs="Times New Roman"/>
+          <w:sz w:val="24"/>
+          <w:szCs w:val="24"/>
+        </w:rPr>
+        <w:t xml:space="preserve">Ultimately, understanding the </w:t>
+      </w:r>
+      <w:r>
+        <w:rPr>
+          <w:rFonts w:ascii="Times New Roman" w:eastAsia="Times New Roman" w:hAnsi="Times New Roman" w:cs="Times New Roman"/>
+          <w:sz w:val="24"/>
+          <w:szCs w:val="24"/>
+        </w:rPr>
+        <w:t>processes responsible for boom-busts would enable the future development of predictive framework for when boom-bust occur.</w:t>
       </w:r>
     </w:p>
     <w:p>
@@ -1895,6 +2327,7 @@
           <w:sz w:val="24"/>
           <w:szCs w:val="24"/>
         </w:rPr>
+        <w:lastRenderedPageBreak/>
         <w:t xml:space="preserve">Here, </w:t>
       </w:r>
       <w:r>
@@ -1903,7 +2336,23 @@
           <w:sz w:val="24"/>
           <w:szCs w:val="24"/>
         </w:rPr>
-        <w:t>we propose a quantitative definition of boom-bust dynamics</w:t>
+        <w:t xml:space="preserve">we </w:t>
+      </w:r>
+      <w:r>
+        <w:rPr>
+          <w:rFonts w:ascii="Times New Roman" w:eastAsia="Times New Roman" w:hAnsi="Times New Roman" w:cs="Times New Roman"/>
+          <w:sz w:val="24"/>
+          <w:szCs w:val="24"/>
+        </w:rPr>
+        <w:t>draw upon the literature</w:t>
+      </w:r>
+      <w:r>
+        <w:rPr>
+          <w:rFonts w:ascii="Times New Roman" w:eastAsia="Times New Roman" w:hAnsi="Times New Roman" w:cs="Times New Roman"/>
+          <w:sz w:val="24"/>
+          <w:szCs w:val="24"/>
+        </w:rPr>
+        <w:t xml:space="preserve"> a quantitative definition of boom-bust dynamics</w:t>
       </w:r>
       <w:r>
         <w:rPr>
@@ -1912,6 +2361,14 @@
           <w:szCs w:val="24"/>
         </w:rPr>
         <w:t xml:space="preserve"> (Box 1; figure 1)</w:t>
+      </w:r>
+      <w:r>
+        <w:rPr>
+          <w:rFonts w:ascii="Times New Roman" w:eastAsia="Times New Roman" w:hAnsi="Times New Roman" w:cs="Times New Roman"/>
+          <w:sz w:val="24"/>
+          <w:szCs w:val="24"/>
+        </w:rPr>
+        <w:t xml:space="preserve"> </w:t>
       </w:r>
       <w:r>
         <w:rPr>
@@ -1939,7 +2396,6 @@
           <w:sz w:val="24"/>
           <w:szCs w:val="24"/>
         </w:rPr>
-        <w:lastRenderedPageBreak/>
         <w:t xml:space="preserve">Material and </w:t>
       </w:r>
       <w:r>
@@ -2409,7 +2865,7 @@
         </w:rPr>
         <w:t xml:space="preserve"> </w:t>
       </w:r>
-      <w:commentRangeStart w:id="2"/>
+      <w:commentRangeStart w:id="0"/>
       <w:r>
         <w:rPr>
           <w:rFonts w:ascii="Times New Roman" w:eastAsia="Times New Roman" w:hAnsi="Times New Roman" w:cs="Times New Roman"/>
@@ -2418,12 +2874,12 @@
         </w:rPr>
         <w:t>(Appendix ##)</w:t>
       </w:r>
-      <w:commentRangeEnd w:id="2"/>
+      <w:commentRangeEnd w:id="0"/>
       <w:r>
         <w:rPr>
           <w:rStyle w:val="CommentReference"/>
         </w:rPr>
-        <w:commentReference w:id="2"/>
+        <w:commentReference w:id="0"/>
       </w:r>
       <w:r>
         <w:rPr>
@@ -2482,6 +2938,7 @@
           <w:sz w:val="24"/>
           <w:szCs w:val="24"/>
         </w:rPr>
+        <w:lastRenderedPageBreak/>
         <w:t>The figures and supplementary material of the</w:t>
       </w:r>
       <w:r>
@@ -2720,16 +3177,7 @@
           <w:sz w:val="24"/>
           <w:szCs w:val="24"/>
         </w:rPr>
-        <w:t xml:space="preserve">the survey frequence (i.e., yearly, monthly, twice a year, every two years, three times a year, weekly, every two months), the </w:t>
-      </w:r>
-      <w:r>
-        <w:rPr>
-          <w:rFonts w:ascii="Times New Roman" w:eastAsia="Times New Roman" w:hAnsi="Times New Roman" w:cs="Times New Roman"/>
-          <w:sz w:val="24"/>
-          <w:szCs w:val="24"/>
-        </w:rPr>
-        <w:lastRenderedPageBreak/>
-        <w:t>population metric (i.e., Annual Maximum Density, Biomass, Biovolume, Captures, CPUE, Density, Harvest, abundance, Percent Cover, Trap Success),</w:t>
+        <w:t>the survey frequence (i.e., yearly, monthly, twice a year, every two years, three times a year, weekly, every two months), the population metric (i.e., Annual Maximum Density, Biomass, Biovolume, Captures, CPUE, Density, Harvest, abundance, Percent Cover, Trap Success),</w:t>
       </w:r>
       <w:r>
         <w:rPr>
@@ -3045,9 +3493,39 @@
           <w:rFonts w:ascii="Times New Roman" w:eastAsia="Times New Roman" w:hAnsi="Times New Roman" w:cs="Times New Roman"/>
           <w:sz w:val="24"/>
           <w:szCs w:val="24"/>
-          <w:highlight w:val="yellow"/>
-        </w:rPr>
-        <w:t>CITATION</w:t>
+        </w:rPr>
+        <w:fldChar w:fldCharType="begin"/>
+      </w:r>
+      <w:r>
+        <w:rPr>
+          <w:rFonts w:ascii="Times New Roman" w:eastAsia="Times New Roman" w:hAnsi="Times New Roman" w:cs="Times New Roman"/>
+          <w:sz w:val="24"/>
+          <w:szCs w:val="24"/>
+        </w:rPr>
+        <w:instrText xml:space="preserve"> ADDIN ZOTERO_ITEM CSL_CITATION {"citationID":"F2ozVks3","properties":{"formattedCitation":"(De Magalh\\uc0\\u227{}es &amp; Costa 2009)","plainCitation":"(De Magalhães &amp; Costa 2009)","noteIndex":0},"citationItems":[{"id":4154,"uris":["http://zotero.org/users/9972654/items/2DZQVUXN"],"itemData":{"id":4154,"type":"article-journal","abstract":"Longevity is a major characteristic of animals that has long fascinated scientists. In this work, we present a comprehensive database of animal longevity records and related life-history traits entitled AnAge, which we compiled and manually curated from an extensive literature. AnAge started as a collection of longevity records, but has since been expanded to include quantitative data for numerous other life-history traits, including body masses at different developmental stages, reproductive data such as age at sexual maturity and measurements of reproductive output, and physiological traits related to metabolism. AnAge features over 4000 vertebrate species and is a central resource for applying the comparative method to studies of longevity and life-history evolution across the tree of life. Moreover, by providing a reference value for longevity and other life-history traits, AnAge can prove valuable to a broad range of biologists working in evolutionary biology, ecology, zoology, physiology and conservation biology. AnAge is freely available online (http://genomics.senescence.info/species/).","container-title":"Journal of Evolutionary Biology","DOI":"10.1111/j.1420-9101.2009.01783.x","ISSN":"1010-061X, 1420-9101","issue":"8","journalAbbreviation":"J of Evolutionary Biology","language":"en","page":"1770-1774","source":"DOI.org (Crossref)","title":"A database of vertebrate longevity records and their relation to other life‐history traits","volume":"22","author":[{"family":"De Magalhães","given":"J. P."},{"family":"Costa","given":"J."}],"issued":{"date-parts":[["2009",8]]}}}],"schema":"https://github.com/citation-style-language/schema/raw/master/csl-citation.json"} </w:instrText>
+      </w:r>
+      <w:r>
+        <w:rPr>
+          <w:rFonts w:ascii="Times New Roman" w:eastAsia="Times New Roman" w:hAnsi="Times New Roman" w:cs="Times New Roman"/>
+          <w:sz w:val="24"/>
+          <w:szCs w:val="24"/>
+        </w:rPr>
+        <w:fldChar w:fldCharType="separate"/>
+      </w:r>
+      <w:r>
+        <w:rPr>
+          <w:rFonts w:ascii="Times New Roman" w:hAnsi="Times New Roman" w:cs="Times New Roman"/>
+          <w:sz w:val="24"/>
+        </w:rPr>
+        <w:t>De Magalhães &amp; Costa 2009</w:t>
+      </w:r>
+      <w:r>
+        <w:rPr>
+          <w:rFonts w:ascii="Times New Roman" w:eastAsia="Times New Roman" w:hAnsi="Times New Roman" w:cs="Times New Roman"/>
+          <w:sz w:val="24"/>
+          <w:szCs w:val="24"/>
+        </w:rPr>
+        <w:fldChar w:fldCharType="end"/>
       </w:r>
       <w:r>
         <w:rPr>
@@ -3062,9 +3540,63 @@
           <w:rFonts w:ascii="Times New Roman" w:eastAsia="Times New Roman" w:hAnsi="Times New Roman" w:cs="Times New Roman"/>
           <w:sz w:val="24"/>
           <w:szCs w:val="24"/>
-          <w:highlight w:val="yellow"/>
-        </w:rPr>
-        <w:t>CITATION,</w:t>
+        </w:rPr>
+        <w:fldChar w:fldCharType="begin"/>
+      </w:r>
+      <w:r>
+        <w:rPr>
+          <w:rFonts w:ascii="Times New Roman" w:eastAsia="Times New Roman" w:hAnsi="Times New Roman" w:cs="Times New Roman"/>
+          <w:sz w:val="24"/>
+          <w:szCs w:val="24"/>
+        </w:rPr>
+        <w:instrText xml:space="preserve"> ADDIN ZOTERO_ITEM CSL_CITATION {"citationID":"kVk4fCZD","properties":{"formattedCitation":"(Froese {\\i{}et al.} 1992)","plainCitation":"(Froese et al. 1992)","noteIndex":0},"citationItems":[{"id":4378,"uris":["http://zotero.org/users/9972654/items/LZAMYXRE"],"itemData":{"id":4378,"type":"article-journal","container-title":"ICLARM Software","page":"48","source":"Zotero","title":"Draft User's Manual of Fish Base A Biological Database on Fish (ver. 1.0)","volume":"7","author":[{"family":"Froese","given":"R"},{"family":"Palomares","given":"M L D"},{"family":"Pauly","given":"D"}],"issued":{"date-parts":[["1992",12]]}}}],"schema":"https://github.com/citation-style-language/schema/raw/master/csl-citation.json"} </w:instrText>
+      </w:r>
+      <w:r>
+        <w:rPr>
+          <w:rFonts w:ascii="Times New Roman" w:eastAsia="Times New Roman" w:hAnsi="Times New Roman" w:cs="Times New Roman"/>
+          <w:sz w:val="24"/>
+          <w:szCs w:val="24"/>
+        </w:rPr>
+        <w:fldChar w:fldCharType="separate"/>
+      </w:r>
+      <w:r>
+        <w:rPr>
+          <w:rFonts w:ascii="Times New Roman" w:hAnsi="Times New Roman" w:cs="Times New Roman"/>
+          <w:sz w:val="24"/>
+        </w:rPr>
+        <w:t xml:space="preserve">Froese </w:t>
+      </w:r>
+      <w:r>
+        <w:rPr>
+          <w:rFonts w:ascii="Times New Roman" w:hAnsi="Times New Roman" w:cs="Times New Roman"/>
+          <w:i/>
+          <w:iCs/>
+          <w:sz w:val="24"/>
+        </w:rPr>
+        <w:t>et al.</w:t>
+      </w:r>
+      <w:r>
+        <w:rPr>
+          <w:rFonts w:ascii="Times New Roman" w:hAnsi="Times New Roman" w:cs="Times New Roman"/>
+          <w:sz w:val="24"/>
+        </w:rPr>
+        <w:t xml:space="preserve"> 1992</w:t>
+      </w:r>
+      <w:r>
+        <w:rPr>
+          <w:rFonts w:ascii="Times New Roman" w:eastAsia="Times New Roman" w:hAnsi="Times New Roman" w:cs="Times New Roman"/>
+          <w:sz w:val="24"/>
+          <w:szCs w:val="24"/>
+        </w:rPr>
+        <w:fldChar w:fldCharType="end"/>
+      </w:r>
+      <w:r>
+        <w:rPr>
+          <w:rFonts w:ascii="Times New Roman" w:eastAsia="Times New Roman" w:hAnsi="Times New Roman" w:cs="Times New Roman"/>
+          <w:sz w:val="24"/>
+          <w:szCs w:val="24"/>
+        </w:rPr>
+        <w:t>,</w:t>
       </w:r>
       <w:r>
         <w:rPr>
@@ -3079,19 +3611,73 @@
           <w:rFonts w:ascii="Times New Roman" w:eastAsia="Times New Roman" w:hAnsi="Times New Roman" w:cs="Times New Roman"/>
           <w:sz w:val="24"/>
           <w:szCs w:val="24"/>
-          <w:highlight w:val="yellow"/>
-        </w:rPr>
-        <w:t>- CITATION</w:t>
-      </w:r>
-      <w:r>
-        <w:rPr>
-          <w:rFonts w:ascii="Times New Roman" w:eastAsia="Times New Roman" w:hAnsi="Times New Roman" w:cs="Times New Roman"/>
-          <w:sz w:val="24"/>
-          <w:szCs w:val="24"/>
-        </w:rPr>
-        <w:t xml:space="preserve">), but when they were not found a literature search using the species name as one key word and “longevity” or “lifespan” as the other key word.  Longevity of a few taxa (e.g., species name, species name) have never been recorded, in these instances we used the life span of the nearest taxonomic relative as a proxy. A compiled list of the references used in obtaining longevity can be found in </w:t>
-      </w:r>
-      <w:commentRangeStart w:id="3"/>
+        </w:rPr>
+        <w:t>-</w:t>
+      </w:r>
+      <w:r>
+        <w:rPr>
+          <w:rFonts w:ascii="Times New Roman" w:eastAsia="Times New Roman" w:hAnsi="Times New Roman" w:cs="Times New Roman"/>
+          <w:sz w:val="24"/>
+          <w:szCs w:val="24"/>
+        </w:rPr>
+        <w:fldChar w:fldCharType="begin"/>
+      </w:r>
+      <w:r>
+        <w:rPr>
+          <w:rFonts w:ascii="Times New Roman" w:eastAsia="Times New Roman" w:hAnsi="Times New Roman" w:cs="Times New Roman"/>
+          <w:sz w:val="24"/>
+          <w:szCs w:val="24"/>
+        </w:rPr>
+        <w:instrText xml:space="preserve"> ADDIN ZOTERO_ITEM CSL_CITATION {"citationID":"mvCuItQE","properties":{"formattedCitation":"(Kattge {\\i{}et al.} 2020)","plainCitation":"(Kattge et al. 2020)","noteIndex":0},"citationItems":[{"id":4381,"uris":["http://zotero.org/users/9972654/items/R5ILBKQ2"],"itemData":{"id":4381,"type":"article-journal","abstract":"Plant traits—the morphological, anatomical, physiological, biochemical and phenological characteristics of plants—determine how plants respond to environmental factors, affect other trophic levels, and influence ecosystem properties and their benefits and detriments to people. Plant trait data thus represent the basis for a vast area of research spanning from evolutionary biology, community and functional ecology, to biodiversity conservation, ecosystem and landscape management, restoration, biogeography and earth system modelling. Since its foundation in 2007, the TRY database of plant traits has grown continuously. It now provides unprecedented data coverage under an open access data policy and is the main plant trait database used by the research community worldwide. Increasingly, the TRY database also supports new frontiers of trait-based plant research, including the identification of data gaps and the subsequent mobilization or measurement of new data. To support this development, in this article we evaluate the extent of the trait data compiled in TRY and analyse emerging patterns of data coverage and representativeness. Best species coverage is achieved for categorical traits—almost complete coverage for ‘plant growth form’. However, most traits relevant for ecology and vegetation modelling are characterized by continuous intraspecific variation and trait–environmental relationships. These traits have to be measured on individual plants in their respective environment. Despite unprecedented data coverage, we observe a humbling lack of completeness and representativeness of these continuous traits in many aspects. We, therefore, conclude that reducing data gaps and biases in the TRY database remains a key challenge and requires a coordinated approach to data mobilization and trait measurements. This can only be achieved in collaboration with other initiatives.","container-title":"Global Change Biology","DOI":"10.1111/gcb.14904","ISSN":"1354-1013, 1365-2486","issue":"1","journalAbbreviation":"Global Change Biology","language":"en","page":"119-188","source":"DOI.org (Crossref)","title":"TRY plant trait database – enhanced coverage and open access","volume":"26","author":[{"family":"Kattge","given":"Jens"},{"family":"Bönisch","given":"Gerhard"},{"family":"Díaz","given":"Sandra"},{"family":"Lavorel","given":"Sandra"},{"family":"Prentice","given":"Iain Colin"},{"family":"Leadley","given":"Paul"},{"family":"Tautenhahn","given":"Susanne"},{"family":"Werner","given":"Gijsbert D. A."},{"family":"Aakala","given":"Tuomas"},{"family":"Abedi","given":"Mehdi"},{"family":"Acosta","given":"Alicia T. R."},{"family":"Adamidis","given":"George C."},{"family":"Adamson","given":"Kairi"},{"family":"Aiba","given":"Masahiro"},{"family":"Albert","given":"Cécile H."},{"family":"Alcántara","given":"Julio M."},{"family":"Alcázar C","given":"Carolina"},{"family":"Aleixo","given":"Izabela"},{"family":"Ali","given":"Hamada"},{"family":"Amiaud","given":"Bernard"},{"family":"Ammer","given":"Christian"},{"family":"Amoroso","given":"Mariano M."},{"family":"Anand","given":"Madhur"},{"family":"Anderson","given":"Carolyn"},{"family":"Anten","given":"Niels"},{"family":"Antos","given":"Joseph"},{"family":"Apgaua","given":"Deborah Mattos Guimarães"},{"family":"Ashman","given":"Tia‐Lynn"},{"family":"Asmara","given":"Degi Harja"},{"family":"Asner","given":"Gregory P."},{"family":"Aspinwall","given":"Michael"},{"family":"Atkin","given":"Owen"},{"family":"Aubin","given":"Isabelle"},{"family":"Baastrup‐Spohr","given":"Lars"},{"family":"Bahalkeh","given":"Khadijeh"},{"family":"Bahn","given":"Michael"},{"family":"Baker","given":"Timothy"},{"family":"Baker","given":"William J."},{"family":"Bakker","given":"Jan P."},{"family":"Baldocchi","given":"Dennis"},{"family":"Baltzer","given":"Jennifer"},{"family":"Banerjee","given":"Arindam"},{"family":"Baranger","given":"Anne"},{"family":"Barlow","given":"Jos"},{"family":"Barneche","given":"Diego R."},{"family":"Baruch","given":"Zdravko"},{"family":"Bastianelli","given":"Denis"},{"family":"Battles","given":"John"},{"family":"Bauerle","given":"William"},{"family":"Bauters","given":"Marijn"},{"family":"Bazzato","given":"Erika"},{"family":"Beckmann","given":"Michael"},{"family":"Beeckman","given":"Hans"},{"family":"Beierkuhnlein","given":"Carl"},{"family":"Bekker","given":"Renee"},{"family":"Belfry","given":"Gavin"},{"family":"Belluau","given":"Michael"},{"family":"Beloiu","given":"Mirela"},{"family":"Benavides","given":"Raquel"},{"family":"Benomar","given":"Lahcen"},{"family":"Berdugo‐Lattke","given":"Mary Lee"},{"family":"Berenguer","given":"Erika"},{"family":"Bergamin","given":"Rodrigo"},{"family":"Bergmann","given":"Joana"},{"family":"Bergmann Carlucci","given":"Marcos"},{"family":"Berner","given":"Logan"},{"family":"Bernhardt‐Römermann","given":"Markus"},{"family":"Bigler","given":"Christof"},{"family":"Bjorkman","given":"Anne D."},{"family":"Blackman","given":"Chris"},{"family":"Blanco","given":"Carolina"},{"family":"Blonder","given":"Benjamin"},{"family":"Blumenthal","given":"Dana"},{"family":"Bocanegra‐González","given":"Kelly T."},{"family":"Boeckx","given":"Pascal"},{"family":"Bohlman","given":"Stephanie"},{"family":"Böhning‐Gaese","given":"Katrin"},{"family":"Boisvert‐Marsh","given":"Laura"},{"family":"Bond","given":"William"},{"family":"Bond‐Lamberty","given":"Ben"},{"family":"Boom","given":"Arnoud"},{"family":"Boonman","given":"Coline C. F."},{"family":"Bordin","given":"Kauane"},{"family":"Boughton","given":"Elizabeth H."},{"family":"Boukili","given":"Vanessa"},{"family":"Bowman","given":"David M. J. S."},{"family":"Bravo","given":"Sandra"},{"family":"Brendel","given":"Marco Richard"},{"family":"Broadley","given":"Martin R."},{"family":"Brown","given":"Kerry A."},{"family":"Bruelheide","given":"Helge"},{"family":"Brumnich","given":"Federico"},{"family":"Bruun","given":"Hans Henrik"},{"family":"Bruy","given":"David"},{"family":"Buchanan","given":"Serra W."},{"family":"Bucher","given":"Solveig Franziska"},{"family":"Buchmann","given":"Nina"},{"family":"Buitenwerf","given":"Robert"},{"family":"Bunker","given":"Daniel E."},{"family":"Bürger","given":"Jana"},{"family":"Burrascano","given":"Sabina"},{"family":"Burslem","given":"David F. R. P."},{"family":"Butterfield","given":"Bradley J."},{"family":"Byun","given":"Chaeho"},{"family":"Marques","given":"Marcia"},{"family":"Scalon","given":"Marina C."},{"family":"Caccianiga","given":"Marco"},{"family":"Cadotte","given":"Marc"},{"family":"Cailleret","given":"Maxime"},{"family":"Camac","given":"James"},{"family":"Camarero","given":"Jesús Julio"},{"family":"Campany","given":"Courtney"},{"family":"Campetella","given":"Giandiego"},{"family":"Campos","given":"Juan Antonio"},{"family":"Cano‐Arboleda","given":"Laura"},{"family":"Canullo","given":"Roberto"},{"family":"Carbognani","given":"Michele"},{"family":"Carvalho","given":"Fabio"},{"family":"Casanoves","given":"Fernando"},{"family":"Castagneyrol","given":"Bastien"},{"family":"Catford","given":"Jane A."},{"family":"Cavender‐Bares","given":"Jeannine"},{"family":"Cerabolini","given":"Bruno E. L."},{"family":"Cervellini","given":"Marco"},{"family":"Chacón‐Madrigal","given":"Eduardo"},{"family":"Chapin","given":"Kenneth"},{"family":"Chapin","given":"F. Stuart"},{"family":"Chelli","given":"Stefano"},{"family":"Chen","given":"Si‐Chong"},{"family":"Chen","given":"Anping"},{"family":"Cherubini","given":"Paolo"},{"family":"Chianucci","given":"Francesco"},{"family":"Choat","given":"Brendan"},{"family":"Chung","given":"Kyong‐Sook"},{"family":"Chytrý","given":"Milan"},{"family":"Ciccarelli","given":"Daniela"},{"family":"Coll","given":"Lluís"},{"family":"Collins","given":"Courtney G."},{"family":"Conti","given":"Luisa"},{"family":"Coomes","given":"David"},{"family":"Cornelissen","given":"Johannes H. C."},{"family":"Cornwell","given":"William K."},{"family":"Corona","given":"Piermaria"},{"family":"Coyea","given":"Marie"},{"family":"Craine","given":"Joseph"},{"family":"Craven","given":"Dylan"},{"family":"Cromsigt","given":"Joris P. G. M."},{"family":"Csecserits","given":"Anikó"},{"family":"Cufar","given":"Katarina"},{"family":"Cuntz","given":"Matthias"},{"family":"Da Silva","given":"Ana Carolina"},{"family":"Dahlin","given":"Kyla M."},{"family":"Dainese","given":"Matteo"},{"family":"Dalke","given":"Igor"},{"family":"Dalle Fratte","given":"Michele"},{"family":"Dang‐Le","given":"Anh Tuan"},{"family":"Danihelka","given":"Jirí"},{"family":"Dannoura","given":"Masako"},{"family":"Dawson","given":"Samantha"},{"family":"De Beer","given":"Arend Jacobus"},{"family":"De Frutos","given":"Angel"},{"family":"De Long","given":"Jonathan R."},{"family":"Dechant","given":"Benjamin"},{"family":"Delagrange","given":"Sylvain"},{"family":"Delpierre","given":"Nicolas"},{"family":"Derroire","given":"Géraldine"},{"family":"Dias","given":"Arildo S."},{"family":"Diaz‐Toribio","given":"Milton Hugo"},{"family":"Dimitrakopoulos","given":"Panayiotis G."},{"family":"Dobrowolski","given":"Mark"},{"family":"Doktor","given":"Daniel"},{"family":"Dřevojan","given":"Pavel"},{"family":"Dong","given":"Ning"},{"family":"Dransfield","given":"John"},{"family":"Dressler","given":"Stefan"},{"family":"Duarte","given":"Leandro"},{"family":"Ducouret","given":"Emilie"},{"family":"Dullinger","given":"Stefan"},{"family":"Durka","given":"Walter"},{"family":"Duursma","given":"Remko"},{"family":"Dymova","given":"Olga"},{"family":"E‐Vojtkó","given":"Anna"},{"family":"Eckstein","given":"Rolf Lutz"},{"family":"Ejtehadi","given":"Hamid"},{"family":"Elser","given":"James"},{"family":"Emilio","given":"Thaise"},{"family":"Engemann","given":"Kristine"},{"family":"Erfanian","given":"Mohammad Bagher"},{"family":"Erfmeier","given":"Alexandra"},{"family":"Esquivel‐Muelbert","given":"Adriane"},{"family":"Esser","given":"Gerd"},{"family":"Estiarte","given":"Marc"},{"family":"Domingues","given":"Tomas F."},{"family":"Fagan","given":"William F."},{"family":"Fagúndez","given":"Jaime"},{"family":"Falster","given":"Daniel S."},{"family":"Fan","given":"Ying"},{"family":"Fang","given":"Jingyun"},{"family":"Farris","given":"Emmanuele"},{"family":"Fazlioglu","given":"Fatih"},{"family":"Feng","given":"Yanhao"},{"family":"Fernandez‐Mendez","given":"Fernando"},{"family":"Ferrara","given":"Carlotta"},{"family":"Ferreira","given":"Joice"},{"family":"Fidelis","given":"Alessandra"},{"family":"Finegan","given":"Bryan"},{"family":"Firn","given":"Jennifer"},{"family":"Flowers","given":"Timothy J."},{"family":"Flynn","given":"Dan F. B."},{"family":"Fontana","given":"Veronika"},{"family":"Forey","given":"Estelle"},{"family":"Forgiarini","given":"Cristiane"},{"family":"François","given":"Louis"},{"family":"Frangipani","given":"Marcelo"},{"family":"Frank","given":"Dorothea"},{"family":"Frenette‐Dussault","given":"Cedric"},{"family":"Freschet","given":"Grégoire T."},{"family":"Fry","given":"Ellen L."},{"family":"Fyllas","given":"Nikolaos M."},{"family":"Mazzochini","given":"Guilherme G."},{"family":"Gachet","given":"Sophie"},{"family":"Gallagher","given":"Rachael"},{"family":"Ganade","given":"Gislene"},{"family":"Ganga","given":"Francesca"},{"family":"García‐Palacios","given":"Pablo"},{"family":"Gargaglione","given":"Verónica"},{"family":"Garnier","given":"Eric"},{"family":"Garrido","given":"Jose Luis"},{"family":"De Gasper","given":"André Luís"},{"family":"Gea‐Izquierdo","given":"Guillermo"},{"family":"Gibson","given":"David"},{"family":"Gillison","given":"Andrew N."},{"family":"Giroldo","given":"Aelton"},{"family":"Glasenhardt","given":"Mary‐Claire"},{"family":"Gleason","given":"Sean"},{"family":"Gliesch","given":"Mariana"},{"family":"Goldberg","given":"Emma"},{"family":"Göldel","given":"Bastian"},{"family":"Gonzalez‐Akre","given":"Erika"},{"family":"Gonzalez‐Andujar","given":"Jose L."},{"family":"González‐Melo","given":"Andrés"},{"family":"González‐Robles","given":"Ana"},{"family":"Graae","given":"Bente Jessen"},{"family":"Granda","given":"Elena"},{"family":"Graves","given":"Sarah"},{"family":"Green","given":"Walton A."},{"family":"Gregor","given":"Thomas"},{"family":"Gross","given":"Nicolas"},{"family":"Guerin","given":"Greg R."},{"family":"Günther","given":"Angela"},{"family":"Gutiérrez","given":"Alvaro G."},{"family":"Haddock","given":"Lillie"},{"family":"Haines","given":"Anna"},{"family":"Hall","given":"Jefferson"},{"family":"Hambuckers","given":"Alain"},{"family":"Han","given":"Wenxuan"},{"family":"Harrison","given":"Sandy P."},{"family":"Hattingh","given":"Wesley"},{"family":"Hawes","given":"Joseph E."},{"family":"He","given":"Tianhua"},{"family":"He","given":"Pengcheng"},{"family":"Heberling","given":"Jacob Mason"},{"family":"Helm","given":"Aveliina"},{"family":"Hempel","given":"Stefan"},{"family":"Hentschel","given":"Jörn"},{"family":"Hérault","given":"Bruno"},{"family":"Hereş","given":"Ana‐Maria"},{"family":"Herz","given":"Katharina"},{"family":"Heuertz","given":"Myriam"},{"family":"Hickler","given":"Thomas"},{"family":"Hietz","given":"Peter"},{"family":"Higuchi","given":"Pedro"},{"family":"Hipp","given":"Andrew L."},{"family":"Hirons","given":"Andrew"},{"family":"Hock","given":"Maria"},{"family":"Hogan","given":"James Aaron"},{"family":"Holl","given":"Karen"},{"family":"Honnay","given":"Olivier"},{"family":"Hornstein","given":"Daniel"},{"family":"Hou","given":"Enqing"},{"family":"Hough‐Snee","given":"Nate"},{"family":"Hovstad","given":"Knut Anders"},{"family":"Ichie","given":"Tomoaki"},{"family":"Igić","given":"Boris"},{"family":"Illa","given":"Estela"},{"family":"Isaac","given":"Marney"},{"family":"Ishihara","given":"Masae"},{"family":"Ivanov","given":"Leonid"},{"family":"Ivanova","given":"Larissa"},{"family":"Iversen","given":"Colleen M."},{"family":"Izquierdo","given":"Jordi"},{"family":"Jackson","given":"Robert B."},{"family":"Jackson","given":"Benjamin"},{"family":"Jactel","given":"Hervé"},{"family":"Jagodzinski","given":"Andrzej M."},{"family":"Jandt","given":"Ute"},{"family":"Jansen","given":"Steven"},{"family":"Jenkins","given":"Thomas"},{"family":"Jentsch","given":"Anke"},{"family":"Jespersen","given":"Jens Rasmus Plantener"},{"family":"Jiang","given":"Guo‐Feng"},{"family":"Johansen","given":"Jesper Liengaard"},{"family":"Johnson","given":"David"},{"family":"Jokela","given":"Eric J."},{"family":"Joly","given":"Carlos Alfredo"},{"family":"Jordan","given":"Gregory J."},{"family":"Joseph","given":"Grant Stuart"},{"family":"Junaedi","given":"Decky"},{"family":"Junker","given":"Robert R."},{"family":"Justes","given":"Eric"},{"family":"Kabzems","given":"Richard"},{"family":"Kane","given":"Jeffrey"},{"family":"Kaplan","given":"Zdenek"},{"family":"Kattenborn","given":"Teja"},{"family":"Kavelenova","given":"Lyudmila"},{"family":"Kearsley","given":"Elizabeth"},{"family":"Kempel","given":"Anne"},{"family":"Kenzo","given":"Tanaka"},{"family":"Kerkhoff","given":"Andrew"},{"family":"Khalil","given":"Mohammed I."},{"family":"Kinlock","given":"Nicole L."},{"family":"Kissling","given":"Wilm Daniel"},{"family":"Kitajima","given":"Kaoru"},{"family":"Kitzberger","given":"Thomas"},{"family":"Kjøller","given":"Rasmus"},{"family":"Klein","given":"Tamir"},{"family":"Kleyer","given":"Michael"},{"family":"Klimešová","given":"Jitka"},{"family":"Klipel","given":"Joice"},{"family":"Kloeppel","given":"Brian"},{"family":"Klotz","given":"Stefan"},{"family":"Knops","given":"Johannes M. H."},{"family":"Kohyama","given":"Takashi"},{"family":"Koike","given":"Fumito"},{"family":"Kollmann","given":"Johannes"},{"family":"Komac","given":"Benjamin"},{"family":"Komatsu","given":"Kimberly"},{"family":"König","given":"Christian"},{"family":"Kraft","given":"Nathan J. B."},{"family":"Kramer","given":"Koen"},{"family":"Kreft","given":"Holger"},{"family":"Kühn","given":"Ingolf"},{"family":"Kumarathunge","given":"Dushan"},{"family":"Kuppler","given":"Jonas"},{"family":"Kurokawa","given":"Hiroko"},{"family":"Kurosawa","given":"Yoko"},{"family":"Kuyah","given":"Shem"},{"family":"Laclau","given":"Jean‐Paul"},{"family":"Lafleur","given":"Benoit"},{"family":"Lallai","given":"Erik"},{"family":"Lamb","given":"Eric"},{"family":"Lamprecht","given":"Andrea"},{"family":"Larkin","given":"Daniel J."},{"family":"Laughlin","given":"Daniel"},{"family":"Le Bagousse‐Pinguet","given":"Yoann"},{"family":"Le Maire","given":"Guerric"},{"family":"Le Roux","given":"Peter C."},{"family":"Le Roux","given":"Elizabeth"},{"family":"Lee","given":"Tali"},{"family":"Lens","given":"Frederic"},{"family":"Lewis","given":"Simon L."},{"family":"Lhotsky","given":"Barbara"},{"family":"Li","given":"Yuanzhi"},{"family":"Li","given":"Xine"},{"family":"Lichstein","given":"Jeremy W."},{"family":"Liebergesell","given":"Mario"},{"family":"Lim","given":"Jun Ying"},{"family":"Lin","given":"Yan‐Shih"},{"family":"Linares","given":"Juan Carlos"},{"family":"Liu","given":"Chunjiang"},{"family":"Liu","given":"Daijun"},{"family":"Liu","given":"Udayangani"},{"family":"Livingstone","given":"Stuart"},{"family":"Llusià","given":"Joan"},{"family":"Lohbeck","given":"Madelon"},{"family":"López‐García","given":"Álvaro"},{"family":"Lopez‐Gonzalez","given":"Gabriela"},{"family":"Lososová","given":"Zdeňka"},{"family":"Louault","given":"Frédérique"},{"family":"Lukács","given":"Balázs A."},{"family":"Lukeš","given":"Petr"},{"family":"Luo","given":"Yunjian"},{"family":"Lussu","given":"Michele"},{"family":"Ma","given":"Siyan"},{"family":"Maciel Rabelo Pereira","given":"Camilla"},{"family":"Mack","given":"Michelle"},{"family":"Maire","given":"Vincent"},{"family":"Mäkelä","given":"Annikki"},{"family":"Mäkinen","given":"Harri"},{"family":"Malhado","given":"Ana Claudia Mendes"},{"family":"Mallik","given":"Azim"},{"family":"Manning","given":"Peter"},{"family":"Manzoni","given":"Stefano"},{"family":"Marchetti","given":"Zuleica"},{"family":"Marchino","given":"Luca"},{"family":"Marcilio‐Silva","given":"Vinicius"},{"family":"Marcon","given":"Eric"},{"family":"Marignani","given":"Michela"},{"family":"Markesteijn","given":"Lars"},{"family":"Martin","given":"Adam"},{"family":"Martínez‐Garza","given":"Cristina"},{"family":"Martínez‐Vilalta","given":"Jordi"},{"family":"Mašková","given":"Tereza"},{"family":"Mason","given":"Kelly"},{"family":"Mason","given":"Norman"},{"family":"Massad","given":"Tara Joy"},{"family":"Masse","given":"Jacynthe"},{"family":"Mayrose","given":"Itay"},{"family":"McCarthy","given":"James"},{"family":"McCormack","given":"M. Luke"},{"family":"McCulloh","given":"Katherine"},{"family":"McFadden","given":"Ian R."},{"family":"McGill","given":"Brian J."},{"family":"McPartland","given":"Mara Y."},{"family":"Medeiros","given":"Juliana S."},{"family":"Medlyn","given":"Belinda"},{"family":"Meerts","given":"Pierre"},{"family":"Mehrabi","given":"Zia"},{"family":"Meir","given":"Patrick"},{"family":"Melo","given":"Felipe P. L."},{"family":"Mencuccini","given":"Maurizio"},{"family":"Meredieu","given":"Céline"},{"family":"Messier","given":"Julie"},{"family":"Mészáros","given":"Ilona"},{"family":"Metsaranta","given":"Juha"},{"family":"Michaletz","given":"Sean T."},{"family":"Michelaki","given":"Chrysanthi"},{"family":"Migalina","given":"Svetlana"},{"family":"Milla","given":"Ruben"},{"family":"Miller","given":"Jesse E. D."},{"family":"Minden","given":"Vanessa"},{"family":"Ming","given":"Ray"},{"family":"Mokany","given":"Karel"},{"family":"Moles","given":"Angela T."},{"family":"Molnár","given":"Attila"},{"family":"Molofsky","given":"Jane"},{"family":"Molz","given":"Martin"},{"family":"Montgomery","given":"Rebecca A."},{"family":"Monty","given":"Arnaud"},{"family":"Moravcová","given":"Lenka"},{"family":"Moreno‐Martínez","given":"Alvaro"},{"family":"Moretti","given":"Marco"},{"family":"Mori","given":"Akira S."},{"family":"Mori","given":"Shigeta"},{"family":"Morris","given":"Dave"},{"family":"Morrison","given":"Jane"},{"family":"Mucina","given":"Ladislav"},{"family":"Mueller","given":"Sandra"},{"family":"Muir","given":"Christopher D."},{"family":"Müller","given":"Sandra Cristina"},{"family":"Munoz","given":"François"},{"family":"Myers‐Smith","given":"Isla H."},{"family":"Myster","given":"Randall W."},{"family":"Nagano","given":"Masahiro"},{"family":"Naidu","given":"Shawna"},{"family":"Narayanan","given":"Ayyappan"},{"family":"Natesan","given":"Balachandran"},{"family":"Negoita","given":"Luka"},{"family":"Nelson","given":"Andrew S."},{"family":"Neuschulz","given":"Eike Lena"},{"family":"Ni","given":"Jian"},{"family":"Niedrist","given":"Georg"},{"family":"Nieto","given":"Jhon"},{"family":"Niinemets","given":"Ülo"},{"family":"Nolan","given":"Rachael"},{"family":"Nottebrock","given":"Henning"},{"family":"Nouvellon","given":"Yann"},{"family":"Novakovskiy","given":"Alexander"},{"literal":"The Nutrient Network"},{"family":"Nystuen","given":"Kristin Odden"},{"family":"O'Grady","given":"Anthony"},{"family":"O'Hara","given":"Kevin"},{"family":"O'Reilly‐Nugent","given":"Andrew"},{"family":"Oakley","given":"Simon"},{"family":"Oberhuber","given":"Walter"},{"family":"Ohtsuka","given":"Toshiyuki"},{"family":"Oliveira","given":"Ricardo"},{"family":"Öllerer","given":"Kinga"},{"family":"Olson","given":"Mark E."},{"family":"Onipchenko","given":"Vladimir"},{"family":"Onoda","given":"Yusuke"},{"family":"Onstein","given":"Renske E."},{"family":"Ordonez","given":"Jenny C."},{"family":"Osada","given":"Noriyuki"},{"family":"Ostonen","given":"Ivika"},{"family":"Ottaviani","given":"Gianluigi"},{"family":"Otto","given":"Sarah"},{"family":"Overbeck","given":"Gerhard E."},{"family":"Ozinga","given":"Wim A."},{"family":"Pahl","given":"Anna T."},{"family":"Paine","given":"C. E. Timothy"},{"family":"Pakeman","given":"Robin J."},{"family":"Papageorgiou","given":"Aristotelis C."},{"family":"Parfionova","given":"Evgeniya"},{"family":"Pärtel","given":"Meelis"},{"family":"Patacca","given":"Marco"},{"family":"Paula","given":"Susana"},{"family":"Paule","given":"Juraj"},{"family":"Pauli","given":"Harald"},{"family":"Pausas","given":"Juli G."},{"family":"Peco","given":"Begoña"},{"family":"Penuelas","given":"Josep"},{"family":"Perea","given":"Antonio"},{"family":"Peri","given":"Pablo Luis"},{"family":"Petisco‐Souza","given":"Ana Carolina"},{"family":"Petraglia","given":"Alessandro"},{"family":"Petritan","given":"Any Mary"},{"family":"Phillips","given":"Oliver L."},{"family":"Pierce","given":"Simon"},{"family":"Pillar","given":"Valério D."},{"family":"Pisek","given":"Jan"},{"family":"Pomogaybin","given":"Alexandr"},{"family":"Poorter","given":"Hendrik"},{"family":"Portsmuth","given":"Angelika"},{"family":"Poschlod","given":"Peter"},{"family":"Potvin","given":"Catherine"},{"family":"Pounds","given":"Devon"},{"family":"Powell","given":"A. Shafer"},{"family":"Power","given":"Sally A."},{"family":"Prinzing","given":"Andreas"},{"family":"Puglielli","given":"Giacomo"},{"family":"Pyšek","given":"Petr"},{"family":"Raevel","given":"Valerie"},{"family":"Rammig","given":"Anja"},{"family":"Ransijn","given":"Johannes"},{"family":"Ray","given":"Courtenay A."},{"family":"Reich","given":"Peter B."},{"family":"Reichstein","given":"Markus"},{"family":"Reid","given":"Douglas E. B."},{"family":"Réjou‐Méchain","given":"Maxime"},{"family":"De Dios","given":"Victor Resco"},{"family":"Ribeiro","given":"Sabina"},{"family":"Richardson","given":"Sarah"},{"family":"Riibak","given":"Kersti"},{"family":"Rillig","given":"Matthias C."},{"family":"Riviera","given":"Fiamma"},{"family":"Robert","given":"Elisabeth M. R."},{"family":"Roberts","given":"Scott"},{"family":"Robroek","given":"Bjorn"},{"family":"Roddy","given":"Adam"},{"family":"Rodrigues","given":"Arthur Vinicius"},{"family":"Rogers","given":"Alistair"},{"family":"Rollinson","given":"Emily"},{"family":"Rolo","given":"Victor"},{"family":"Römermann","given":"Christine"},{"family":"Ronzhina","given":"Dina"},{"family":"Roscher","given":"Christiane"},{"family":"Rosell","given":"Julieta A."},{"family":"Rosenfield","given":"Milena Fermina"},{"family":"Rossi","given":"Christian"},{"family":"Roy","given":"David B."},{"family":"Royer‐Tardif","given":"Samuel"},{"family":"Rüger","given":"Nadja"},{"family":"Ruiz‐Peinado","given":"Ricardo"},{"family":"Rumpf","given":"Sabine B."},{"family":"Rusch","given":"Graciela M."},{"family":"Ryo","given":"Masahiro"},{"family":"Sack","given":"Lawren"},{"family":"Saldaña","given":"Angela"},{"family":"Salgado‐Negret","given":"Beatriz"},{"family":"Salguero‐Gomez","given":"Roberto"},{"family":"Santa‐Regina","given":"Ignacio"},{"family":"Santacruz‐García","given":"Ana Carolina"},{"family":"Santos","given":"Joaquim"},{"family":"Sardans","given":"Jordi"},{"family":"Schamp","given":"Brandon"},{"family":"Scherer‐Lorenzen","given":"Michael"},{"family":"Schleuning","given":"Matthias"},{"family":"Schmid","given":"Bernhard"},{"family":"Schmidt","given":"Marco"},{"family":"Schmitt","given":"Sylvain"},{"family":"Schneider","given":"Julio V."},{"family":"Schowanek","given":"Simon D."},{"family":"Schrader","given":"Julian"},{"family":"Schrodt","given":"Franziska"},{"family":"Schuldt","given":"Bernhard"},{"family":"Schurr","given":"Frank"},{"family":"Selaya Garvizu","given":"Galia"},{"family":"Semchenko","given":"Marina"},{"family":"Seymour","given":"Colleen"},{"family":"Sfair","given":"Julia C."},{"family":"Sharpe","given":"Joanne M."},{"family":"Sheppard","given":"Christine S."},{"family":"Sheremetiev","given":"Serge"},{"family":"Shiodera","given":"Satomi"},{"family":"Shipley","given":"Bill"},{"family":"Shovon","given":"Tanvir Ahmed"},{"family":"Siebenkäs","given":"Alrun"},{"family":"Sierra","given":"Carlos"},{"family":"Silva","given":"Vasco"},{"family":"Silva","given":"Mateus"},{"family":"Sitzia","given":"Tommaso"},{"family":"Sjöman","given":"Henrik"},{"family":"Slot","given":"Martijn"},{"family":"Smith","given":"Nicholas G."},{"family":"Sodhi","given":"Darwin"},{"family":"Soltis","given":"Pamela"},{"family":"Soltis","given":"Douglas"},{"family":"Somers","given":"Ben"},{"family":"Sonnier","given":"Grégory"},{"family":"Sørensen","given":"Mia Vedel"},{"family":"Sosinski","given":"Enio Egon"},{"family":"Soudzilovskaia","given":"Nadejda A."},{"family":"Souza","given":"Alexandre F."},{"family":"Spasojevic","given":"Marko"},{"family":"Sperandii","given":"Marta Gaia"},{"family":"Stan","given":"Amanda B."},{"family":"Stegen","given":"James"},{"family":"Steinbauer","given":"Klaus"},{"family":"Stephan","given":"Jörg G."},{"family":"Sterck","given":"Frank"},{"family":"Stojanovic","given":"Dejan B."},{"family":"Strydom","given":"Tanya"},{"family":"Suarez","given":"Maria Laura"},{"family":"Svenning","given":"Jens‐Christian"},{"family":"Svitková","given":"Ivana"},{"family":"Svitok","given":"Marek"},{"family":"Svoboda","given":"Miroslav"},{"family":"Swaine","given":"Emily"},{"family":"Swenson","given":"Nathan"},{"family":"Tabarelli","given":"Marcelo"},{"family":"Takagi","given":"Kentaro"},{"family":"Tappeiner","given":"Ulrike"},{"family":"Tarifa","given":"Rubén"},{"family":"Tauugourdeau","given":"Simon"},{"family":"Tavsanoglu","given":"Cagatay"},{"family":"Te Beest","given":"Mariska"},{"family":"Tedersoo","given":"Leho"},{"family":"Thiffault","given":"Nelson"},{"family":"Thom","given":"Dominik"},{"family":"Thomas","given":"Evert"},{"family":"Thompson","given":"Ken"},{"family":"Thornton","given":"Peter E."},{"family":"Thuiller","given":"Wilfried"},{"family":"Tichý","given":"Lubomír"},{"family":"Tissue","given":"David"},{"family":"Tjoelker","given":"Mark G."},{"family":"Tng","given":"David Yue Phin"},{"family":"Tobias","given":"Joseph"},{"family":"Török","given":"Péter"},{"family":"Tarin","given":"Tonantzin"},{"family":"Torres‐Ruiz","given":"José M."},{"family":"Tóthmérész","given":"Béla"},{"family":"Treurnicht","given":"Martina"},{"family":"Trivellone","given":"Valeria"},{"family":"Trolliet","given":"Franck"},{"family":"Trotsiuk","given":"Volodymyr"},{"family":"Tsakalos","given":"James L."},{"family":"Tsiripidis","given":"Ioannis"},{"family":"Tysklind","given":"Niklas"},{"family":"Umehara","given":"Toru"},{"family":"Usoltsev","given":"Vladimir"},{"family":"Vadeboncoeur","given":"Matthew"},{"family":"Vaezi","given":"Jamil"},{"family":"Valladares","given":"Fernando"},{"family":"Vamosi","given":"Jana"},{"family":"Van Bodegom","given":"Peter M."},{"family":"Van Breugel","given":"Michiel"},{"family":"Van Cleemput","given":"Elisa"},{"family":"Van De Weg","given":"Martine"},{"family":"Van Der Merwe","given":"Stephni"},{"family":"Van Der Plas","given":"Fons"},{"family":"Van Der Sande","given":"Masha T."},{"family":"Van Kleunen","given":"Mark"},{"family":"Van Meerbeek","given":"Koenraad"},{"family":"Vanderwel","given":"Mark"},{"family":"Vanselow","given":"Kim André"},{"family":"Vårhammar","given":"Angelica"},{"family":"Varone","given":"Laura"},{"family":"Vasquez Valderrama","given":"Maribel Yesenia"},{"family":"Vassilev","given":"Kiril"},{"family":"Vellend","given":"Mark"},{"family":"Veneklaas","given":"Erik J."},{"family":"Verbeeck","given":"Hans"},{"family":"Verheyen","given":"Kris"},{"family":"Vibrans","given":"Alexander"},{"family":"Vieira","given":"Ima"},{"family":"Villacís","given":"Jaime"},{"family":"Violle","given":"Cyrille"},{"family":"Vivek","given":"Pandi"},{"family":"Wagner","given":"Katrin"},{"family":"Waldram","given":"Matthew"},{"family":"Waldron","given":"Anthony"},{"family":"Walker","given":"Anthony P."},{"family":"Waller","given":"Martyn"},{"family":"Walther","given":"Gabriel"},{"family":"Wang","given":"Han"},{"family":"Wang","given":"Feng"},{"family":"Wang","given":"Weiqi"},{"family":"Watkins","given":"Harry"},{"family":"Watkins","given":"James"},{"family":"Weber","given":"Ulrich"},{"family":"Weedon","given":"James T."},{"family":"Wei","given":"Liping"},{"family":"Weigelt","given":"Patrick"},{"family":"Weiher","given":"Evan"},{"family":"Wells","given":"Aidan W."},{"family":"Wellstein","given":"Camilla"},{"family":"Wenk","given":"Elizabeth"},{"family":"Westoby","given":"Mark"},{"family":"Westwood","given":"Alana"},{"family":"White","given":"Philip John"},{"family":"Whitten","given":"Mark"},{"family":"Williams","given":"Mathew"},{"family":"Winkler","given":"Daniel E."},{"family":"Winter","given":"Klaus"},{"family":"Womack","given":"Chevonne"},{"family":"Wright","given":"Ian J."},{"family":"Wright","given":"S. Joseph"},{"family":"Wright","given":"Justin"},{"family":"Pinho","given":"Bruno X."},{"family":"Ximenes","given":"Fabiano"},{"family":"Yamada","given":"Toshihiro"},{"family":"Yamaji","given":"Keiko"},{"family":"Yanai","given":"Ruth"},{"family":"Yankov","given":"Nikolay"},{"family":"Yguel","given":"Benjamin"},{"family":"Zanini","given":"Kátia Janaina"},{"family":"Zanne","given":"Amy E."},{"family":"Zelený","given":"David"},{"family":"Zhao","given":"Yun‐Peng"},{"family":"Zheng","given":"Jingming"},{"family":"Zheng","given":"Ji"},{"family":"Ziemińska","given":"Kasia"},{"family":"Zirbel","given":"Chad R."},{"family":"Zizka","given":"Georg"},{"family":"Zo‐Bi","given":"Irié Casimir"},{"family":"Zotz","given":"Gerhard"},{"family":"Wirth","given":"Christian"}],"issued":{"date-parts":[["2020",1]]}}}],"schema":"https://github.com/citation-style-language/schema/raw/master/csl-citation.json"} </w:instrText>
+      </w:r>
+      <w:r>
+        <w:rPr>
+          <w:rFonts w:ascii="Times New Roman" w:eastAsia="Times New Roman" w:hAnsi="Times New Roman" w:cs="Times New Roman"/>
+          <w:sz w:val="24"/>
+          <w:szCs w:val="24"/>
+        </w:rPr>
+        <w:fldChar w:fldCharType="separate"/>
+      </w:r>
+      <w:r>
+        <w:rPr>
+          <w:rFonts w:ascii="Times New Roman" w:hAnsi="Times New Roman" w:cs="Times New Roman"/>
+          <w:sz w:val="24"/>
+        </w:rPr>
+        <w:t xml:space="preserve">Kattge </w:t>
+      </w:r>
+      <w:r>
+        <w:rPr>
+          <w:rFonts w:ascii="Times New Roman" w:hAnsi="Times New Roman" w:cs="Times New Roman"/>
+          <w:i/>
+          <w:iCs/>
+          <w:sz w:val="24"/>
+        </w:rPr>
+        <w:t>et al.</w:t>
+      </w:r>
+      <w:r>
+        <w:rPr>
+          <w:rFonts w:ascii="Times New Roman" w:hAnsi="Times New Roman" w:cs="Times New Roman"/>
+          <w:sz w:val="24"/>
+        </w:rPr>
+        <w:t xml:space="preserve"> 2020)</w:t>
+      </w:r>
+      <w:r>
+        <w:rPr>
+          <w:rFonts w:ascii="Times New Roman" w:eastAsia="Times New Roman" w:hAnsi="Times New Roman" w:cs="Times New Roman"/>
+          <w:sz w:val="24"/>
+          <w:szCs w:val="24"/>
+        </w:rPr>
+        <w:fldChar w:fldCharType="end"/>
+      </w:r>
+      <w:r>
+        <w:rPr>
+          <w:rFonts w:ascii="Times New Roman" w:eastAsia="Times New Roman" w:hAnsi="Times New Roman" w:cs="Times New Roman"/>
+          <w:sz w:val="24"/>
+          <w:szCs w:val="24"/>
+        </w:rPr>
+        <w:t xml:space="preserve">, but when they were not found a literature search using the species name as one key word and “longevity” or “lifespan” as the other key word.  Longevity of a few taxa (e.g., species name, species name) have never been recorded, in these instances we used the life span of the nearest taxonomic relative as a proxy. A compiled list of the references used in obtaining longevity can be found in </w:t>
+      </w:r>
+      <w:commentRangeStart w:id="1"/>
       <w:r>
         <w:rPr>
           <w:rFonts w:ascii="Times New Roman" w:eastAsia="Times New Roman" w:hAnsi="Times New Roman" w:cs="Times New Roman"/>
@@ -3100,12 +3686,12 @@
         </w:rPr>
         <w:t>appendix ##</w:t>
       </w:r>
-      <w:commentRangeEnd w:id="3"/>
+      <w:commentRangeEnd w:id="1"/>
       <w:r>
         <w:rPr>
           <w:rStyle w:val="CommentReference"/>
         </w:rPr>
-        <w:commentReference w:id="3"/>
+        <w:commentReference w:id="1"/>
       </w:r>
       <w:r>
         <w:rPr>
@@ -3188,7 +3774,16 @@
           <w:sz w:val="24"/>
           <w:szCs w:val="24"/>
         </w:rPr>
-        <w:t xml:space="preserve">We used a single abundance record for each year to avoid phenological increases in abundance due to seasonality </w:t>
+        <w:t xml:space="preserve">We used a single abundance record for each year to </w:t>
+      </w:r>
+      <w:r>
+        <w:rPr>
+          <w:rFonts w:ascii="Times New Roman" w:eastAsia="Times New Roman" w:hAnsi="Times New Roman" w:cs="Times New Roman"/>
+          <w:sz w:val="24"/>
+          <w:szCs w:val="24"/>
+        </w:rPr>
+        <w:lastRenderedPageBreak/>
+        <w:t xml:space="preserve">avoid phenological increases in abundance due to seasonality </w:t>
       </w:r>
       <w:r>
         <w:rPr>
@@ -3353,16 +3948,7 @@
           <w:sz w:val="24"/>
           <w:szCs w:val="24"/>
         </w:rPr>
-        <w:t xml:space="preserve">.  The length of the time series was calculated as the difference </w:t>
-      </w:r>
-      <w:r>
-        <w:rPr>
-          <w:rFonts w:ascii="Times New Roman" w:eastAsia="Times New Roman" w:hAnsi="Times New Roman" w:cs="Times New Roman"/>
-          <w:sz w:val="24"/>
-          <w:szCs w:val="24"/>
-        </w:rPr>
-        <w:lastRenderedPageBreak/>
-        <w:t xml:space="preserve">between the last and the first years of sampled. The number of years </w:t>
+        <w:t xml:space="preserve">.  The length of the time series was calculated as the difference between the last and the first years of sampled. The number of years </w:t>
       </w:r>
       <w:r>
         <w:rPr>
@@ -3709,7 +4295,16 @@
           <w:sz w:val="24"/>
           <w:szCs w:val="24"/>
         </w:rPr>
-        <w:t xml:space="preserve"> 10 years</w:t>
+        <w:t xml:space="preserve"> 10 </w:t>
+      </w:r>
+      <w:r>
+        <w:rPr>
+          <w:rFonts w:ascii="Times New Roman" w:eastAsia="Times New Roman" w:hAnsi="Times New Roman" w:cs="Times New Roman"/>
+          <w:sz w:val="24"/>
+          <w:szCs w:val="24"/>
+        </w:rPr>
+        <w:lastRenderedPageBreak/>
+        <w:t>years</w:t>
       </w:r>
       <w:r>
         <w:rPr>
@@ -3909,7 +4504,6 @@
           <w:sz w:val="24"/>
           <w:szCs w:val="24"/>
         </w:rPr>
-        <w:lastRenderedPageBreak/>
         <w:t>Using the time series that met the criteria for inclusion, classification of time series was accomplished through</w:t>
       </w:r>
       <w:r>
@@ -4415,7 +5009,7 @@
           <w:sz w:val="24"/>
           <w:szCs w:val="24"/>
         </w:rPr>
-        <w:instrText xml:space="preserve"> ADDIN ZOTERO_ITEM CSL_CITATION {"citationID":"GKgPkTFY","properties":{"formattedCitation":"(Aagaard {\\i{}et al.} 2016)","plainCitation":"(Aagaard et al. 2016)","noteIndex":0},"citationItems":[{"id":1932,"uris":["http://zotero.org/users/9972654/items/7PNQ63SZ"],"itemData":{"id":1932,"type":"article-journal","container-title":"Ecological Modelling","DOI":"10.1016/j.ecolmodel.2016.02.014","ISSN":"03043800","journalAbbreviation":"Ecological Modelling","language":"en","page":"78-84","source":"DOI.org (Crossref)","title":"A Bayesian approach for characterizing uncertainty in declaring a population collapse","volume":"328","author":[{"family":"Aagaard","given":"Kevin"},{"family":"Lockwood","given":"Julie L."},{"family":"Green","given":"Edwin J."}],"issued":{"date-parts":[["2016",5]]}}}],"schema":"https://github.com/citation-style-language/schema/raw/master/csl-citation.json"} </w:instrText>
+        <w:instrText xml:space="preserve"> ADDIN ZOTERO_ITEM CSL_CITATION {"citationID":"GKgPkTFY","properties":{"formattedCitation":"(Aagaard {\\i{}et al.} 2016)","plainCitation":"(Aagaard et al. 2016)","dontUpdate":true,"noteIndex":0},"citationItems":[{"id":1932,"uris":["http://zotero.org/users/9972654/items/7PNQ63SZ"],"itemData":{"id":1932,"type":"article-journal","container-title":"Ecological Modelling","DOI":"10.1016/j.ecolmodel.2016.02.014","ISSN":"03043800","journalAbbreviation":"Ecological Modelling","language":"en","page":"78-84","source":"DOI.org (Crossref)","title":"A Bayesian approach for characterizing uncertainty in declaring a population collapse","volume":"328","author":[{"family":"Aagaard","given":"Kevin"},{"family":"Lockwood","given":"Julie L."},{"family":"Green","given":"Edwin J."}],"issued":{"date-parts":[["2016",5]]}}}],"schema":"https://github.com/citation-style-language/schema/raw/master/csl-citation.json"} </w:instrText>
       </w:r>
       <w:r>
         <w:rPr>
@@ -4668,6 +5262,7 @@
           <w:sz w:val="24"/>
           <w:szCs w:val="24"/>
         </w:rPr>
+        <w:lastRenderedPageBreak/>
         <w:t>with</w:t>
       </w:r>
       <w:r>
@@ -4769,7 +5364,6 @@
         </w:rPr>
         <w:t xml:space="preserve">as described in </w:t>
       </w:r>
-      <w:commentRangeStart w:id="4"/>
       <w:r>
         <w:rPr>
           <w:rFonts w:ascii="Times New Roman" w:eastAsia="Times New Roman" w:hAnsi="Times New Roman" w:cs="Times New Roman"/>
@@ -4786,13 +5380,6 @@
         </w:rPr>
         <w:t>Box 1</w:t>
       </w:r>
-      <w:commentRangeEnd w:id="4"/>
-      <w:r>
-        <w:rPr>
-          <w:rStyle w:val="CommentReference"/>
-        </w:rPr>
-        <w:commentReference w:id="4"/>
-      </w:r>
       <w:r>
         <w:rPr>
           <w:rFonts w:ascii="Times New Roman" w:eastAsia="Times New Roman" w:hAnsi="Times New Roman" w:cs="Times New Roman"/>
@@ -4935,6 +5522,62 @@
           <w:sz w:val="24"/>
           <w:szCs w:val="24"/>
         </w:rPr>
+        <w:t xml:space="preserve"> population growth rate (λ)</w:t>
+      </w:r>
+      <w:r>
+        <w:rPr>
+          <w:rFonts w:ascii="Times New Roman" w:eastAsia="Times New Roman" w:hAnsi="Times New Roman" w:cs="Times New Roman"/>
+          <w:sz w:val="24"/>
+          <w:szCs w:val="24"/>
+        </w:rPr>
+        <w:t xml:space="preserve"> between the lag/growth phase and the high abundance phase</w:t>
+      </w:r>
+      <w:r>
+        <w:rPr>
+          <w:rFonts w:ascii="Times New Roman" w:eastAsia="Times New Roman" w:hAnsi="Times New Roman" w:cs="Times New Roman"/>
+          <w:sz w:val="24"/>
+          <w:szCs w:val="24"/>
+        </w:rPr>
+        <w:t>, and we calculated the</w:t>
+      </w:r>
+      <w:r>
+        <w:rPr>
+          <w:rFonts w:ascii="Times New Roman" w:eastAsia="Times New Roman" w:hAnsi="Times New Roman" w:cs="Times New Roman"/>
+          <w:sz w:val="24"/>
+          <w:szCs w:val="24"/>
+        </w:rPr>
+        <w:t xml:space="preserve"> minimum </w:t>
+      </w:r>
+      <w:r>
+        <w:rPr>
+          <w:rFonts w:ascii="Times New Roman" w:eastAsia="Times New Roman" w:hAnsi="Times New Roman" w:cs="Times New Roman"/>
+          <w:sz w:val="24"/>
+          <w:szCs w:val="24"/>
+        </w:rPr>
+        <w:t xml:space="preserve">population growth rate (λ) </w:t>
+      </w:r>
+      <w:r>
+        <w:rPr>
+          <w:rFonts w:ascii="Times New Roman" w:eastAsia="Times New Roman" w:hAnsi="Times New Roman" w:cs="Times New Roman"/>
+          <w:sz w:val="24"/>
+          <w:szCs w:val="24"/>
+        </w:rPr>
+        <w:t>between the high abundance phase and the low abundance/decline phase.</w:t>
+      </w:r>
+      <w:r>
+        <w:rPr>
+          <w:rFonts w:ascii="Times New Roman" w:eastAsia="Times New Roman" w:hAnsi="Times New Roman" w:cs="Times New Roman"/>
+          <w:sz w:val="24"/>
+          <w:szCs w:val="24"/>
+        </w:rPr>
+        <w:t xml:space="preserve">  We calculated the</w:t>
+      </w:r>
+      <w:r>
+        <w:rPr>
+          <w:rFonts w:ascii="Times New Roman" w:eastAsia="Times New Roman" w:hAnsi="Times New Roman" w:cs="Times New Roman"/>
+          <w:sz w:val="24"/>
+          <w:szCs w:val="24"/>
+        </w:rPr>
         <w:t xml:space="preserve"> </w:t>
       </w:r>
       <w:r>
@@ -4943,216 +5586,385 @@
           <w:sz w:val="24"/>
           <w:szCs w:val="24"/>
         </w:rPr>
+        <w:t xml:space="preserve">percent decline from the maximum </w:t>
+      </w:r>
+      <w:r>
+        <w:rPr>
+          <w:rFonts w:ascii="Times New Roman" w:eastAsia="Times New Roman" w:hAnsi="Times New Roman" w:cs="Times New Roman"/>
+          <w:sz w:val="24"/>
+          <w:szCs w:val="24"/>
+        </w:rPr>
+        <w:t>abundance record</w:t>
+      </w:r>
+      <w:r>
+        <w:rPr>
+          <w:rFonts w:ascii="Times New Roman" w:eastAsia="Times New Roman" w:hAnsi="Times New Roman" w:cs="Times New Roman"/>
+          <w:sz w:val="24"/>
+          <w:szCs w:val="24"/>
+        </w:rPr>
+        <w:t xml:space="preserve"> with</w:t>
+      </w:r>
+      <w:r>
+        <w:rPr>
+          <w:rFonts w:ascii="Times New Roman" w:eastAsia="Times New Roman" w:hAnsi="Times New Roman" w:cs="Times New Roman"/>
+          <w:sz w:val="24"/>
+          <w:szCs w:val="24"/>
+        </w:rPr>
+        <w:t>in</w:t>
+      </w:r>
+      <w:r>
+        <w:rPr>
+          <w:rFonts w:ascii="Times New Roman" w:eastAsia="Times New Roman" w:hAnsi="Times New Roman" w:cs="Times New Roman"/>
+          <w:sz w:val="24"/>
+          <w:szCs w:val="24"/>
+        </w:rPr>
+        <w:t xml:space="preserve"> the high abundance phase and </w:t>
+      </w:r>
+      <w:r>
+        <w:rPr>
+          <w:rFonts w:ascii="Times New Roman" w:eastAsia="Times New Roman" w:hAnsi="Times New Roman" w:cs="Times New Roman"/>
+          <w:sz w:val="24"/>
+          <w:szCs w:val="24"/>
+        </w:rPr>
+        <w:t xml:space="preserve">smallest </w:t>
+      </w:r>
+      <w:r>
+        <w:rPr>
+          <w:rFonts w:ascii="Times New Roman" w:eastAsia="Times New Roman" w:hAnsi="Times New Roman" w:cs="Times New Roman"/>
+          <w:sz w:val="24"/>
+          <w:szCs w:val="24"/>
+        </w:rPr>
+        <w:t>abundance record in the low abundance/decline phase</w:t>
+      </w:r>
+      <w:r>
+        <w:rPr>
+          <w:rFonts w:ascii="Times New Roman" w:eastAsia="Times New Roman" w:hAnsi="Times New Roman" w:cs="Times New Roman"/>
+          <w:sz w:val="24"/>
+          <w:szCs w:val="24"/>
+        </w:rPr>
+        <w:t xml:space="preserve">. </w:t>
+      </w:r>
+      <w:r>
+        <w:rPr>
+          <w:rFonts w:ascii="Times New Roman" w:eastAsia="Times New Roman" w:hAnsi="Times New Roman" w:cs="Times New Roman"/>
+          <w:sz w:val="24"/>
+          <w:szCs w:val="24"/>
+        </w:rPr>
+        <w:t xml:space="preserve"> Finally, we </w:t>
+      </w:r>
+      <w:r>
+        <w:rPr>
+          <w:rFonts w:ascii="Times New Roman" w:eastAsia="Times New Roman" w:hAnsi="Times New Roman" w:cs="Times New Roman"/>
+          <w:sz w:val="24"/>
+          <w:szCs w:val="24"/>
+        </w:rPr>
+        <w:t xml:space="preserve">found the number of consecutive records that </w:t>
+      </w:r>
+      <w:r>
+        <w:rPr>
+          <w:rFonts w:ascii="Times New Roman" w:eastAsia="Times New Roman" w:hAnsi="Times New Roman" w:cs="Times New Roman"/>
+          <w:sz w:val="24"/>
+          <w:szCs w:val="24"/>
+        </w:rPr>
+        <w:t>had ≥</w:t>
+      </w:r>
+      <w:r>
+        <w:rPr>
+          <w:rFonts w:ascii="Times New Roman" w:eastAsia="Times New Roman" w:hAnsi="Times New Roman" w:cs="Times New Roman"/>
+          <w:sz w:val="24"/>
+          <w:szCs w:val="24"/>
+        </w:rPr>
+        <w:t xml:space="preserve"> 90% </w:t>
+      </w:r>
+      <w:r>
+        <w:rPr>
+          <w:rFonts w:ascii="Times New Roman" w:eastAsia="Times New Roman" w:hAnsi="Times New Roman" w:cs="Times New Roman"/>
+          <w:sz w:val="24"/>
+          <w:szCs w:val="24"/>
+        </w:rPr>
+        <w:t>decline between the maximum value with the high abundance phase and the low abundance/</w:t>
+      </w:r>
+      <w:r>
+        <w:rPr>
+          <w:rFonts w:ascii="Times New Roman" w:eastAsia="Times New Roman" w:hAnsi="Times New Roman" w:cs="Times New Roman"/>
+          <w:sz w:val="24"/>
+          <w:szCs w:val="24"/>
+        </w:rPr>
+        <w:t>decline phase.</w:t>
+      </w:r>
+      <w:r>
+        <w:rPr>
+          <w:rFonts w:ascii="Times New Roman" w:eastAsia="Times New Roman" w:hAnsi="Times New Roman" w:cs="Times New Roman"/>
+          <w:sz w:val="24"/>
+          <w:szCs w:val="24"/>
+        </w:rPr>
+        <w:t xml:space="preserve">  </w:t>
+      </w:r>
+      <w:r>
+        <w:rPr>
+          <w:rFonts w:ascii="Times New Roman" w:eastAsia="Times New Roman" w:hAnsi="Times New Roman" w:cs="Times New Roman"/>
+          <w:sz w:val="24"/>
+          <w:szCs w:val="24"/>
+        </w:rPr>
+        <w:t xml:space="preserve">From </w:t>
+      </w:r>
+      <w:r>
+        <w:rPr>
+          <w:rFonts w:ascii="Times New Roman" w:eastAsia="Times New Roman" w:hAnsi="Times New Roman" w:cs="Times New Roman"/>
+          <w:sz w:val="24"/>
+          <w:szCs w:val="24"/>
+        </w:rPr>
+        <w:t xml:space="preserve">the proposed definition, </w:t>
+      </w:r>
+      <w:r>
+        <w:rPr>
+          <w:rFonts w:ascii="Times New Roman" w:eastAsia="Times New Roman" w:hAnsi="Times New Roman" w:cs="Times New Roman"/>
+          <w:sz w:val="24"/>
+          <w:szCs w:val="24"/>
+        </w:rPr>
+        <w:t>a time series was classified as a “boom-bust” if it had a maximum population growth</w:t>
+      </w:r>
+      <w:r>
+        <w:rPr>
+          <w:rFonts w:ascii="Times New Roman" w:eastAsia="Times New Roman" w:hAnsi="Times New Roman" w:cs="Times New Roman"/>
+          <w:sz w:val="24"/>
+          <w:szCs w:val="24"/>
+        </w:rPr>
+        <w:t xml:space="preserve"> ≥ 2, a maximum decline rate of ≤ </w:t>
+      </w:r>
+      <w:r>
+        <w:rPr>
+          <w:rFonts w:ascii="Times New Roman" w:eastAsia="Times New Roman" w:hAnsi="Times New Roman" w:cs="Times New Roman"/>
+          <w:sz w:val="24"/>
+          <w:szCs w:val="24"/>
+          <w:highlight w:val="yellow"/>
+        </w:rPr>
+        <w:t>XX</w:t>
+      </w:r>
+      <w:r>
+        <w:rPr>
+          <w:rFonts w:ascii="Times New Roman" w:eastAsia="Times New Roman" w:hAnsi="Times New Roman" w:cs="Times New Roman"/>
+          <w:sz w:val="24"/>
+          <w:szCs w:val="24"/>
+        </w:rPr>
+        <w:t xml:space="preserve">, a </w:t>
+      </w:r>
+      <w:r>
+        <w:rPr>
+          <w:rFonts w:ascii="Times New Roman" w:eastAsia="Times New Roman" w:hAnsi="Times New Roman" w:cs="Times New Roman"/>
+          <w:sz w:val="24"/>
+          <w:szCs w:val="24"/>
+        </w:rPr>
+        <w:t xml:space="preserve">≥ 90% decline from the maximum abundance record, and if the decline was sustained </w:t>
+      </w:r>
+      <w:r>
+        <w:rPr>
+          <w:rFonts w:ascii="Times New Roman" w:eastAsia="Times New Roman" w:hAnsi="Times New Roman" w:cs="Times New Roman"/>
+          <w:sz w:val="24"/>
+          <w:szCs w:val="24"/>
+        </w:rPr>
+        <w:t xml:space="preserve">for at least three years at or below 90%.  </w:t>
+      </w:r>
+      <w:r>
+        <w:rPr>
+          <w:rFonts w:ascii="Times New Roman" w:eastAsia="Times New Roman" w:hAnsi="Times New Roman" w:cs="Times New Roman"/>
+          <w:sz w:val="24"/>
+          <w:szCs w:val="24"/>
+        </w:rPr>
+        <w:t>Thus, the</w:t>
+      </w:r>
+      <w:r>
+        <w:rPr>
+          <w:rFonts w:ascii="Times New Roman" w:eastAsia="Times New Roman" w:hAnsi="Times New Roman" w:cs="Times New Roman"/>
+          <w:sz w:val="24"/>
+          <w:szCs w:val="24"/>
+        </w:rPr>
+        <w:t xml:space="preserve"> classification “boom-bust” met the requirements of our definition and represent</w:t>
+      </w:r>
+      <w:r>
+        <w:rPr>
+          <w:rFonts w:ascii="Times New Roman" w:eastAsia="Times New Roman" w:hAnsi="Times New Roman" w:cs="Times New Roman"/>
+          <w:sz w:val="24"/>
+          <w:szCs w:val="24"/>
+        </w:rPr>
+        <w:t>s</w:t>
+      </w:r>
+      <w:r>
+        <w:rPr>
+          <w:rFonts w:ascii="Times New Roman" w:eastAsia="Times New Roman" w:hAnsi="Times New Roman" w:cs="Times New Roman"/>
+          <w:sz w:val="24"/>
+          <w:szCs w:val="24"/>
+        </w:rPr>
+        <w:t xml:space="preserve"> a time-series with the </w:t>
+      </w:r>
+      <w:r>
+        <w:rPr>
+          <w:rFonts w:ascii="Times New Roman" w:eastAsia="Times New Roman" w:hAnsi="Times New Roman" w:cs="Times New Roman"/>
+          <w:sz w:val="24"/>
+          <w:szCs w:val="24"/>
+        </w:rPr>
+        <w:t xml:space="preserve">strongest confidence that a boom-bust occurred.  For time </w:t>
+      </w:r>
+      <w:r>
+        <w:rPr>
+          <w:rFonts w:ascii="Times New Roman" w:eastAsia="Times New Roman" w:hAnsi="Times New Roman" w:cs="Times New Roman"/>
+          <w:sz w:val="24"/>
+          <w:szCs w:val="24"/>
+        </w:rPr>
+        <w:t>series</w:t>
+      </w:r>
+      <w:r>
+        <w:rPr>
+          <w:rFonts w:ascii="Times New Roman" w:eastAsia="Times New Roman" w:hAnsi="Times New Roman" w:cs="Times New Roman"/>
+          <w:sz w:val="24"/>
+          <w:szCs w:val="24"/>
+        </w:rPr>
+        <w:t xml:space="preserve"> that </w:t>
+      </w:r>
+      <w:r>
+        <w:rPr>
+          <w:rFonts w:ascii="Times New Roman" w:eastAsia="Times New Roman" w:hAnsi="Times New Roman" w:cs="Times New Roman"/>
+          <w:sz w:val="24"/>
+          <w:szCs w:val="24"/>
+        </w:rPr>
+        <w:t>met all the criteria</w:t>
+      </w:r>
+      <w:r>
+        <w:rPr>
+          <w:rFonts w:ascii="Times New Roman" w:eastAsia="Times New Roman" w:hAnsi="Times New Roman" w:cs="Times New Roman"/>
+          <w:sz w:val="24"/>
+          <w:szCs w:val="24"/>
+        </w:rPr>
+        <w:t xml:space="preserve"> except that a</w:t>
+      </w:r>
+      <w:r>
+        <w:rPr>
+          <w:rFonts w:ascii="Times New Roman" w:eastAsia="Times New Roman" w:hAnsi="Times New Roman" w:cs="Times New Roman"/>
+          <w:sz w:val="24"/>
+          <w:szCs w:val="24"/>
+        </w:rPr>
+        <w:t xml:space="preserve"> sustained</w:t>
+      </w:r>
+      <w:r>
+        <w:rPr>
+          <w:rFonts w:ascii="Times New Roman" w:eastAsia="Times New Roman" w:hAnsi="Times New Roman" w:cs="Times New Roman"/>
+          <w:sz w:val="24"/>
+          <w:szCs w:val="24"/>
+        </w:rPr>
+        <w:t xml:space="preserve"> ≥ 90% decline </w:t>
+      </w:r>
+      <w:r>
+        <w:rPr>
+          <w:rFonts w:ascii="Times New Roman" w:eastAsia="Times New Roman" w:hAnsi="Times New Roman" w:cs="Times New Roman"/>
+          <w:sz w:val="24"/>
+          <w:szCs w:val="24"/>
+        </w:rPr>
+        <w:t xml:space="preserve">was </w:t>
+      </w:r>
+      <w:r>
+        <w:rPr>
+          <w:rFonts w:ascii="Times New Roman" w:eastAsia="Times New Roman" w:hAnsi="Times New Roman" w:cs="Times New Roman"/>
+          <w:sz w:val="24"/>
+          <w:szCs w:val="24"/>
+        </w:rPr>
+        <w:t>unknown</w:t>
+      </w:r>
+      <w:r>
+        <w:rPr>
+          <w:rFonts w:ascii="Times New Roman" w:eastAsia="Times New Roman" w:hAnsi="Times New Roman" w:cs="Times New Roman"/>
+          <w:sz w:val="24"/>
+          <w:szCs w:val="24"/>
+        </w:rPr>
+        <w:t xml:space="preserve"> because records ceased after the first record of 90% decline</w:t>
+      </w:r>
+      <w:r>
+        <w:rPr>
+          <w:rFonts w:ascii="Times New Roman" w:eastAsia="Times New Roman" w:hAnsi="Times New Roman" w:cs="Times New Roman"/>
+          <w:sz w:val="24"/>
+          <w:szCs w:val="24"/>
+        </w:rPr>
+        <w:t>, we classified the time series as a “boom-bust sustained unknown</w:t>
+      </w:r>
+      <w:r>
+        <w:rPr>
+          <w:rFonts w:ascii="Times New Roman" w:eastAsia="Times New Roman" w:hAnsi="Times New Roman" w:cs="Times New Roman"/>
+          <w:sz w:val="24"/>
+          <w:szCs w:val="24"/>
+        </w:rPr>
+        <w:t>.</w:t>
+      </w:r>
+      <w:r>
+        <w:rPr>
+          <w:rFonts w:ascii="Times New Roman" w:eastAsia="Times New Roman" w:hAnsi="Times New Roman" w:cs="Times New Roman"/>
+          <w:sz w:val="24"/>
+          <w:szCs w:val="24"/>
+        </w:rPr>
+        <w:t>”</w:t>
+      </w:r>
+      <w:r>
+        <w:rPr>
+          <w:rFonts w:ascii="Times New Roman" w:eastAsia="Times New Roman" w:hAnsi="Times New Roman" w:cs="Times New Roman"/>
+          <w:sz w:val="24"/>
+          <w:szCs w:val="24"/>
+        </w:rPr>
+        <w:t xml:space="preserve">   Thus, we have some confidence that a boom-bust </w:t>
+      </w:r>
+      <w:r>
+        <w:rPr>
+          <w:rFonts w:ascii="Times New Roman" w:eastAsia="Times New Roman" w:hAnsi="Times New Roman" w:cs="Times New Roman"/>
+          <w:sz w:val="24"/>
+          <w:szCs w:val="24"/>
+        </w:rPr>
+        <w:t>occurred,</w:t>
+      </w:r>
+      <w:r>
+        <w:rPr>
+          <w:rFonts w:ascii="Times New Roman" w:eastAsia="Times New Roman" w:hAnsi="Times New Roman" w:cs="Times New Roman"/>
+          <w:sz w:val="24"/>
+          <w:szCs w:val="24"/>
+        </w:rPr>
+        <w:t xml:space="preserve"> but </w:t>
+      </w:r>
+      <w:r>
+        <w:rPr>
+          <w:rFonts w:ascii="Times New Roman" w:eastAsia="Times New Roman" w:hAnsi="Times New Roman" w:cs="Times New Roman"/>
+          <w:sz w:val="24"/>
+          <w:szCs w:val="24"/>
+        </w:rPr>
+        <w:t xml:space="preserve">we </w:t>
+      </w:r>
+      <w:r>
+        <w:rPr>
+          <w:rFonts w:ascii="Times New Roman" w:eastAsia="Times New Roman" w:hAnsi="Times New Roman" w:cs="Times New Roman"/>
+          <w:sz w:val="24"/>
+          <w:szCs w:val="24"/>
+        </w:rPr>
+        <w:t xml:space="preserve">are uncertain if the bust was sustained.  </w:t>
+      </w:r>
+      <w:r>
+        <w:rPr>
+          <w:rFonts w:ascii="Times New Roman" w:eastAsia="Times New Roman" w:hAnsi="Times New Roman" w:cs="Times New Roman"/>
+          <w:sz w:val="24"/>
+          <w:szCs w:val="24"/>
+        </w:rPr>
+        <w:t>Some time series began during the high abundance/phase and documented the decline to the low abundance/decline phase</w:t>
+      </w:r>
+      <w:r>
+        <w:rPr>
+          <w:rFonts w:ascii="Times New Roman" w:eastAsia="Times New Roman" w:hAnsi="Times New Roman" w:cs="Times New Roman"/>
+          <w:sz w:val="24"/>
+          <w:szCs w:val="24"/>
+        </w:rPr>
+        <w:t xml:space="preserve"> which met the </w:t>
+      </w:r>
+      <w:r>
+        <w:rPr>
+          <w:rFonts w:ascii="Times New Roman" w:eastAsia="Times New Roman" w:hAnsi="Times New Roman" w:cs="Times New Roman"/>
+          <w:sz w:val="24"/>
+          <w:szCs w:val="24"/>
+        </w:rPr>
         <w:lastRenderedPageBreak/>
-        <w:t>population growth rate (λ)</w:t>
-      </w:r>
-      <w:r>
-        <w:rPr>
-          <w:rFonts w:ascii="Times New Roman" w:eastAsia="Times New Roman" w:hAnsi="Times New Roman" w:cs="Times New Roman"/>
-          <w:sz w:val="24"/>
-          <w:szCs w:val="24"/>
-        </w:rPr>
-        <w:t xml:space="preserve"> between the lag/growth phase and the high abundance phase</w:t>
-      </w:r>
-      <w:r>
-        <w:rPr>
-          <w:rFonts w:ascii="Times New Roman" w:eastAsia="Times New Roman" w:hAnsi="Times New Roman" w:cs="Times New Roman"/>
-          <w:sz w:val="24"/>
-          <w:szCs w:val="24"/>
-        </w:rPr>
-        <w:t>, and we calculated the</w:t>
-      </w:r>
-      <w:r>
-        <w:rPr>
-          <w:rFonts w:ascii="Times New Roman" w:eastAsia="Times New Roman" w:hAnsi="Times New Roman" w:cs="Times New Roman"/>
-          <w:sz w:val="24"/>
-          <w:szCs w:val="24"/>
-        </w:rPr>
-        <w:t xml:space="preserve"> minimum </w:t>
-      </w:r>
-      <w:r>
-        <w:rPr>
-          <w:rFonts w:ascii="Times New Roman" w:eastAsia="Times New Roman" w:hAnsi="Times New Roman" w:cs="Times New Roman"/>
-          <w:sz w:val="24"/>
-          <w:szCs w:val="24"/>
-        </w:rPr>
-        <w:t xml:space="preserve">population growth rate (λ) </w:t>
-      </w:r>
-      <w:r>
-        <w:rPr>
-          <w:rFonts w:ascii="Times New Roman" w:eastAsia="Times New Roman" w:hAnsi="Times New Roman" w:cs="Times New Roman"/>
-          <w:sz w:val="24"/>
-          <w:szCs w:val="24"/>
-        </w:rPr>
-        <w:t>between the high abundance phase and the low abundance/decline phase.</w:t>
-      </w:r>
-      <w:r>
-        <w:rPr>
-          <w:rFonts w:ascii="Times New Roman" w:eastAsia="Times New Roman" w:hAnsi="Times New Roman" w:cs="Times New Roman"/>
-          <w:sz w:val="24"/>
-          <w:szCs w:val="24"/>
-        </w:rPr>
-        <w:t xml:space="preserve">  We calculated the</w:t>
-      </w:r>
-      <w:r>
-        <w:rPr>
-          <w:rFonts w:ascii="Times New Roman" w:eastAsia="Times New Roman" w:hAnsi="Times New Roman" w:cs="Times New Roman"/>
-          <w:sz w:val="24"/>
-          <w:szCs w:val="24"/>
-        </w:rPr>
-        <w:t xml:space="preserve"> </w:t>
-      </w:r>
-      <w:r>
-        <w:rPr>
-          <w:rFonts w:ascii="Times New Roman" w:eastAsia="Times New Roman" w:hAnsi="Times New Roman" w:cs="Times New Roman"/>
-          <w:sz w:val="24"/>
-          <w:szCs w:val="24"/>
-        </w:rPr>
-        <w:t xml:space="preserve">percent decline from the maximum </w:t>
-      </w:r>
-      <w:r>
-        <w:rPr>
-          <w:rFonts w:ascii="Times New Roman" w:eastAsia="Times New Roman" w:hAnsi="Times New Roman" w:cs="Times New Roman"/>
-          <w:sz w:val="24"/>
-          <w:szCs w:val="24"/>
-        </w:rPr>
-        <w:t>abundance record</w:t>
-      </w:r>
-      <w:r>
-        <w:rPr>
-          <w:rFonts w:ascii="Times New Roman" w:eastAsia="Times New Roman" w:hAnsi="Times New Roman" w:cs="Times New Roman"/>
-          <w:sz w:val="24"/>
-          <w:szCs w:val="24"/>
-        </w:rPr>
-        <w:t xml:space="preserve"> with</w:t>
-      </w:r>
-      <w:r>
-        <w:rPr>
-          <w:rFonts w:ascii="Times New Roman" w:eastAsia="Times New Roman" w:hAnsi="Times New Roman" w:cs="Times New Roman"/>
-          <w:sz w:val="24"/>
-          <w:szCs w:val="24"/>
-        </w:rPr>
-        <w:t>in</w:t>
-      </w:r>
-      <w:r>
-        <w:rPr>
-          <w:rFonts w:ascii="Times New Roman" w:eastAsia="Times New Roman" w:hAnsi="Times New Roman" w:cs="Times New Roman"/>
-          <w:sz w:val="24"/>
-          <w:szCs w:val="24"/>
-        </w:rPr>
-        <w:t xml:space="preserve"> the high abundance phase and </w:t>
-      </w:r>
-      <w:r>
-        <w:rPr>
-          <w:rFonts w:ascii="Times New Roman" w:eastAsia="Times New Roman" w:hAnsi="Times New Roman" w:cs="Times New Roman"/>
-          <w:sz w:val="24"/>
-          <w:szCs w:val="24"/>
-        </w:rPr>
-        <w:t xml:space="preserve">smallest </w:t>
-      </w:r>
-      <w:r>
-        <w:rPr>
-          <w:rFonts w:ascii="Times New Roman" w:eastAsia="Times New Roman" w:hAnsi="Times New Roman" w:cs="Times New Roman"/>
-          <w:sz w:val="24"/>
-          <w:szCs w:val="24"/>
-        </w:rPr>
-        <w:t>abundance record in the low abundance/decline phase</w:t>
-      </w:r>
-      <w:r>
-        <w:rPr>
-          <w:rFonts w:ascii="Times New Roman" w:eastAsia="Times New Roman" w:hAnsi="Times New Roman" w:cs="Times New Roman"/>
-          <w:sz w:val="24"/>
-          <w:szCs w:val="24"/>
-        </w:rPr>
-        <w:t xml:space="preserve">. </w:t>
-      </w:r>
-      <w:r>
-        <w:rPr>
-          <w:rFonts w:ascii="Times New Roman" w:eastAsia="Times New Roman" w:hAnsi="Times New Roman" w:cs="Times New Roman"/>
-          <w:sz w:val="24"/>
-          <w:szCs w:val="24"/>
-        </w:rPr>
-        <w:t xml:space="preserve"> Finally, we </w:t>
-      </w:r>
-      <w:r>
-        <w:rPr>
-          <w:rFonts w:ascii="Times New Roman" w:eastAsia="Times New Roman" w:hAnsi="Times New Roman" w:cs="Times New Roman"/>
-          <w:sz w:val="24"/>
-          <w:szCs w:val="24"/>
-        </w:rPr>
-        <w:t xml:space="preserve">found the number of consecutive records that </w:t>
-      </w:r>
-      <w:r>
-        <w:rPr>
-          <w:rFonts w:ascii="Times New Roman" w:eastAsia="Times New Roman" w:hAnsi="Times New Roman" w:cs="Times New Roman"/>
-          <w:sz w:val="24"/>
-          <w:szCs w:val="24"/>
-        </w:rPr>
-        <w:t>had ≥</w:t>
-      </w:r>
-      <w:r>
-        <w:rPr>
-          <w:rFonts w:ascii="Times New Roman" w:eastAsia="Times New Roman" w:hAnsi="Times New Roman" w:cs="Times New Roman"/>
-          <w:sz w:val="24"/>
-          <w:szCs w:val="24"/>
-        </w:rPr>
-        <w:t xml:space="preserve"> 90% </w:t>
-      </w:r>
-      <w:r>
-        <w:rPr>
-          <w:rFonts w:ascii="Times New Roman" w:eastAsia="Times New Roman" w:hAnsi="Times New Roman" w:cs="Times New Roman"/>
-          <w:sz w:val="24"/>
-          <w:szCs w:val="24"/>
-        </w:rPr>
-        <w:t>decline between the maximum value with the high abundance phase and the low abundance/</w:t>
-      </w:r>
-      <w:r>
-        <w:rPr>
-          <w:rFonts w:ascii="Times New Roman" w:eastAsia="Times New Roman" w:hAnsi="Times New Roman" w:cs="Times New Roman"/>
-          <w:sz w:val="24"/>
-          <w:szCs w:val="24"/>
-        </w:rPr>
-        <w:t>decline phase.</w:t>
-      </w:r>
-      <w:r>
-        <w:rPr>
-          <w:rFonts w:ascii="Times New Roman" w:eastAsia="Times New Roman" w:hAnsi="Times New Roman" w:cs="Times New Roman"/>
-          <w:sz w:val="24"/>
-          <w:szCs w:val="24"/>
-        </w:rPr>
-        <w:t xml:space="preserve">  </w:t>
-      </w:r>
-      <w:r>
-        <w:rPr>
-          <w:rFonts w:ascii="Times New Roman" w:eastAsia="Times New Roman" w:hAnsi="Times New Roman" w:cs="Times New Roman"/>
-          <w:sz w:val="24"/>
-          <w:szCs w:val="24"/>
-        </w:rPr>
-        <w:t xml:space="preserve">From </w:t>
-      </w:r>
-      <w:r>
-        <w:rPr>
-          <w:rFonts w:ascii="Times New Roman" w:eastAsia="Times New Roman" w:hAnsi="Times New Roman" w:cs="Times New Roman"/>
-          <w:sz w:val="24"/>
-          <w:szCs w:val="24"/>
-        </w:rPr>
-        <w:t xml:space="preserve">the proposed definition, </w:t>
-      </w:r>
-      <w:r>
-        <w:rPr>
-          <w:rFonts w:ascii="Times New Roman" w:eastAsia="Times New Roman" w:hAnsi="Times New Roman" w:cs="Times New Roman"/>
-          <w:sz w:val="24"/>
-          <w:szCs w:val="24"/>
-        </w:rPr>
-        <w:t>a time series was classified as a “boom-bust” if it had a maximum population growth</w:t>
-      </w:r>
-      <w:r>
-        <w:rPr>
-          <w:rFonts w:ascii="Times New Roman" w:eastAsia="Times New Roman" w:hAnsi="Times New Roman" w:cs="Times New Roman"/>
-          <w:sz w:val="24"/>
-          <w:szCs w:val="24"/>
-        </w:rPr>
-        <w:t xml:space="preserve"> ≥ 2, a maximum decline rate of ≤ </w:t>
+        <w:t xml:space="preserve">criteria for a bust (i.e., fast  λ ≤ </w:t>
       </w:r>
       <w:r>
         <w:rPr>
@@ -5169,143 +5981,95 @@
           <w:sz w:val="24"/>
           <w:szCs w:val="24"/>
         </w:rPr>
-        <w:t xml:space="preserve">, a </w:t>
-      </w:r>
-      <w:r>
-        <w:rPr>
-          <w:rFonts w:ascii="Times New Roman" w:eastAsia="Times New Roman" w:hAnsi="Times New Roman" w:cs="Times New Roman"/>
-          <w:sz w:val="24"/>
-          <w:szCs w:val="24"/>
-        </w:rPr>
-        <w:t xml:space="preserve">≥ 90% decline from the maximum abundance record, and if the decline was sustained </w:t>
-      </w:r>
-      <w:r>
-        <w:rPr>
-          <w:rFonts w:ascii="Times New Roman" w:eastAsia="Times New Roman" w:hAnsi="Times New Roman" w:cs="Times New Roman"/>
-          <w:sz w:val="24"/>
-          <w:szCs w:val="24"/>
-        </w:rPr>
-        <w:t xml:space="preserve">for at least three years at or below 90%.  </w:t>
-      </w:r>
-      <w:r>
-        <w:rPr>
-          <w:rFonts w:ascii="Times New Roman" w:eastAsia="Times New Roman" w:hAnsi="Times New Roman" w:cs="Times New Roman"/>
-          <w:sz w:val="24"/>
-          <w:szCs w:val="24"/>
-        </w:rPr>
-        <w:t>Thus, the</w:t>
-      </w:r>
-      <w:r>
-        <w:rPr>
-          <w:rFonts w:ascii="Times New Roman" w:eastAsia="Times New Roman" w:hAnsi="Times New Roman" w:cs="Times New Roman"/>
-          <w:sz w:val="24"/>
-          <w:szCs w:val="24"/>
-        </w:rPr>
-        <w:t xml:space="preserve"> classification “boom-bust” met the requirements of our definition and represent</w:t>
-      </w:r>
-      <w:r>
-        <w:rPr>
-          <w:rFonts w:ascii="Times New Roman" w:eastAsia="Times New Roman" w:hAnsi="Times New Roman" w:cs="Times New Roman"/>
-          <w:sz w:val="24"/>
-          <w:szCs w:val="24"/>
-        </w:rPr>
-        <w:t>s</w:t>
-      </w:r>
-      <w:r>
-        <w:rPr>
-          <w:rFonts w:ascii="Times New Roman" w:eastAsia="Times New Roman" w:hAnsi="Times New Roman" w:cs="Times New Roman"/>
-          <w:sz w:val="24"/>
-          <w:szCs w:val="24"/>
-        </w:rPr>
-        <w:t xml:space="preserve"> a time-series with the </w:t>
-      </w:r>
-      <w:r>
-        <w:rPr>
-          <w:rFonts w:ascii="Times New Roman" w:eastAsia="Times New Roman" w:hAnsi="Times New Roman" w:cs="Times New Roman"/>
-          <w:sz w:val="24"/>
-          <w:szCs w:val="24"/>
-        </w:rPr>
-        <w:t xml:space="preserve">strongest confidence that a boom-bust occurred.  For time </w:t>
-      </w:r>
-      <w:r>
-        <w:rPr>
-          <w:rFonts w:ascii="Times New Roman" w:eastAsia="Times New Roman" w:hAnsi="Times New Roman" w:cs="Times New Roman"/>
-          <w:sz w:val="24"/>
-          <w:szCs w:val="24"/>
-        </w:rPr>
-        <w:t>series</w:t>
-      </w:r>
-      <w:r>
-        <w:rPr>
-          <w:rFonts w:ascii="Times New Roman" w:eastAsia="Times New Roman" w:hAnsi="Times New Roman" w:cs="Times New Roman"/>
-          <w:sz w:val="24"/>
-          <w:szCs w:val="24"/>
-        </w:rPr>
-        <w:t xml:space="preserve"> that </w:t>
-      </w:r>
-      <w:r>
-        <w:rPr>
-          <w:rFonts w:ascii="Times New Roman" w:eastAsia="Times New Roman" w:hAnsi="Times New Roman" w:cs="Times New Roman"/>
-          <w:sz w:val="24"/>
-          <w:szCs w:val="24"/>
-        </w:rPr>
-        <w:t>met all the criteria</w:t>
-      </w:r>
-      <w:r>
-        <w:rPr>
-          <w:rFonts w:ascii="Times New Roman" w:eastAsia="Times New Roman" w:hAnsi="Times New Roman" w:cs="Times New Roman"/>
-          <w:sz w:val="24"/>
-          <w:szCs w:val="24"/>
-        </w:rPr>
-        <w:t xml:space="preserve"> except that a</w:t>
-      </w:r>
-      <w:r>
-        <w:rPr>
-          <w:rFonts w:ascii="Times New Roman" w:eastAsia="Times New Roman" w:hAnsi="Times New Roman" w:cs="Times New Roman"/>
-          <w:sz w:val="24"/>
-          <w:szCs w:val="24"/>
-        </w:rPr>
-        <w:t xml:space="preserve"> sustained</w:t>
-      </w:r>
-      <w:r>
-        <w:rPr>
-          <w:rFonts w:ascii="Times New Roman" w:eastAsia="Times New Roman" w:hAnsi="Times New Roman" w:cs="Times New Roman"/>
-          <w:sz w:val="24"/>
-          <w:szCs w:val="24"/>
-        </w:rPr>
-        <w:t xml:space="preserve"> ≥ 90% decline </w:t>
-      </w:r>
-      <w:r>
-        <w:rPr>
-          <w:rFonts w:ascii="Times New Roman" w:eastAsia="Times New Roman" w:hAnsi="Times New Roman" w:cs="Times New Roman"/>
-          <w:sz w:val="24"/>
-          <w:szCs w:val="24"/>
-        </w:rPr>
-        <w:t xml:space="preserve">was </w:t>
-      </w:r>
-      <w:r>
-        <w:rPr>
-          <w:rFonts w:ascii="Times New Roman" w:eastAsia="Times New Roman" w:hAnsi="Times New Roman" w:cs="Times New Roman"/>
-          <w:sz w:val="24"/>
-          <w:szCs w:val="24"/>
-        </w:rPr>
-        <w:t>unknown</w:t>
-      </w:r>
-      <w:r>
-        <w:rPr>
-          <w:rFonts w:ascii="Times New Roman" w:eastAsia="Times New Roman" w:hAnsi="Times New Roman" w:cs="Times New Roman"/>
-          <w:sz w:val="24"/>
-          <w:szCs w:val="24"/>
-        </w:rPr>
-        <w:t xml:space="preserve"> because records ceased after the first record of 90% decline</w:t>
-      </w:r>
-      <w:r>
-        <w:rPr>
-          <w:rFonts w:ascii="Times New Roman" w:eastAsia="Times New Roman" w:hAnsi="Times New Roman" w:cs="Times New Roman"/>
-          <w:sz w:val="24"/>
-          <w:szCs w:val="24"/>
-        </w:rPr>
-        <w:t>, we classified the time series as a “boom-bust sustained unknown</w:t>
+        <w:t>, ≥ 90% decline and sustained for at least 3 years), so the rate of population increase was unknown</w:t>
+      </w:r>
+      <w:r>
+        <w:rPr>
+          <w:rFonts w:ascii="Times New Roman" w:eastAsia="Times New Roman" w:hAnsi="Times New Roman" w:cs="Times New Roman"/>
+          <w:sz w:val="24"/>
+          <w:szCs w:val="24"/>
+        </w:rPr>
+        <w:t xml:space="preserve">. For these time series, we had strong confidence that a bust did </w:t>
+      </w:r>
+      <w:r>
+        <w:rPr>
+          <w:rFonts w:ascii="Times New Roman" w:eastAsia="Times New Roman" w:hAnsi="Times New Roman" w:cs="Times New Roman"/>
+          <w:sz w:val="24"/>
+          <w:szCs w:val="24"/>
+        </w:rPr>
+        <w:t>occur,</w:t>
+      </w:r>
+      <w:r>
+        <w:rPr>
+          <w:rFonts w:ascii="Times New Roman" w:eastAsia="Times New Roman" w:hAnsi="Times New Roman" w:cs="Times New Roman"/>
+          <w:sz w:val="24"/>
+          <w:szCs w:val="24"/>
+        </w:rPr>
+        <w:t xml:space="preserve"> but we were uncertain if the rate was fast enough to be considered a bust, so we classified these time series as “</w:t>
+      </w:r>
+      <w:r>
+        <w:rPr>
+          <w:rFonts w:ascii="Times New Roman" w:eastAsia="Times New Roman" w:hAnsi="Times New Roman" w:cs="Times New Roman"/>
+          <w:sz w:val="24"/>
+          <w:szCs w:val="24"/>
+        </w:rPr>
+        <w:t>Boom unknown-bust”.</w:t>
+      </w:r>
+      <w:r>
+        <w:rPr>
+          <w:rFonts w:ascii="Times New Roman" w:eastAsia="Times New Roman" w:hAnsi="Times New Roman" w:cs="Times New Roman"/>
+          <w:sz w:val="24"/>
+          <w:szCs w:val="24"/>
+        </w:rPr>
+        <w:t xml:space="preserve"> In a similar case to “boom unknown-bust”</w:t>
+      </w:r>
+      <w:r>
+        <w:rPr>
+          <w:rFonts w:ascii="Times New Roman" w:eastAsia="Times New Roman" w:hAnsi="Times New Roman" w:cs="Times New Roman"/>
+          <w:sz w:val="24"/>
+          <w:szCs w:val="24"/>
+        </w:rPr>
+        <w:t xml:space="preserve"> but records ceased after the first record of ≥ 90% decline, we classified these as “boom unknown-bust sustained unknown.” </w:t>
+      </w:r>
+      <w:r>
+        <w:rPr>
+          <w:rFonts w:ascii="Times New Roman" w:eastAsia="Times New Roman" w:hAnsi="Times New Roman" w:cs="Times New Roman"/>
+          <w:sz w:val="24"/>
+          <w:szCs w:val="24"/>
+        </w:rPr>
+        <w:t>For time</w:t>
+      </w:r>
+      <w:r>
+        <w:rPr>
+          <w:rFonts w:ascii="Times New Roman" w:eastAsia="Times New Roman" w:hAnsi="Times New Roman" w:cs="Times New Roman"/>
+          <w:sz w:val="24"/>
+          <w:szCs w:val="24"/>
+        </w:rPr>
+        <w:t xml:space="preserve"> series that documented regime shifts but the decline phase </w:t>
+      </w:r>
+      <w:r>
+        <w:rPr>
+          <w:rFonts w:ascii="Times New Roman" w:eastAsia="Times New Roman" w:hAnsi="Times New Roman" w:cs="Times New Roman"/>
+          <w:sz w:val="24"/>
+          <w:szCs w:val="24"/>
+        </w:rPr>
+        <w:t>was &lt; 90%</w:t>
+      </w:r>
+      <w:r>
+        <w:rPr>
+          <w:rFonts w:ascii="Times New Roman" w:eastAsia="Times New Roman" w:hAnsi="Times New Roman" w:cs="Times New Roman"/>
+          <w:sz w:val="24"/>
+          <w:szCs w:val="24"/>
+        </w:rPr>
+        <w:t>, we classified them</w:t>
+      </w:r>
+      <w:r>
+        <w:rPr>
+          <w:rFonts w:ascii="Times New Roman" w:eastAsia="Times New Roman" w:hAnsi="Times New Roman" w:cs="Times New Roman"/>
+          <w:sz w:val="24"/>
+          <w:szCs w:val="24"/>
+        </w:rPr>
+        <w:t xml:space="preserve"> as “overshoot</w:t>
       </w:r>
       <w:r>
         <w:rPr>
@@ -5321,183 +6085,6 @@
           <w:sz w:val="24"/>
           <w:szCs w:val="24"/>
         </w:rPr>
-        <w:t>”</w:t>
-      </w:r>
-      <w:r>
-        <w:rPr>
-          <w:rFonts w:ascii="Times New Roman" w:eastAsia="Times New Roman" w:hAnsi="Times New Roman" w:cs="Times New Roman"/>
-          <w:sz w:val="24"/>
-          <w:szCs w:val="24"/>
-        </w:rPr>
-        <w:t xml:space="preserve">   Thus, we have some confidence that a boom-bust </w:t>
-      </w:r>
-      <w:r>
-        <w:rPr>
-          <w:rFonts w:ascii="Times New Roman" w:eastAsia="Times New Roman" w:hAnsi="Times New Roman" w:cs="Times New Roman"/>
-          <w:sz w:val="24"/>
-          <w:szCs w:val="24"/>
-        </w:rPr>
-        <w:t>occurred,</w:t>
-      </w:r>
-      <w:r>
-        <w:rPr>
-          <w:rFonts w:ascii="Times New Roman" w:eastAsia="Times New Roman" w:hAnsi="Times New Roman" w:cs="Times New Roman"/>
-          <w:sz w:val="24"/>
-          <w:szCs w:val="24"/>
-        </w:rPr>
-        <w:t xml:space="preserve"> but </w:t>
-      </w:r>
-      <w:r>
-        <w:rPr>
-          <w:rFonts w:ascii="Times New Roman" w:eastAsia="Times New Roman" w:hAnsi="Times New Roman" w:cs="Times New Roman"/>
-          <w:sz w:val="24"/>
-          <w:szCs w:val="24"/>
-        </w:rPr>
-        <w:t xml:space="preserve">we </w:t>
-      </w:r>
-      <w:r>
-        <w:rPr>
-          <w:rFonts w:ascii="Times New Roman" w:eastAsia="Times New Roman" w:hAnsi="Times New Roman" w:cs="Times New Roman"/>
-          <w:sz w:val="24"/>
-          <w:szCs w:val="24"/>
-        </w:rPr>
-        <w:t xml:space="preserve">are uncertain if the bust was sustained.  </w:t>
-      </w:r>
-      <w:r>
-        <w:rPr>
-          <w:rFonts w:ascii="Times New Roman" w:eastAsia="Times New Roman" w:hAnsi="Times New Roman" w:cs="Times New Roman"/>
-          <w:sz w:val="24"/>
-          <w:szCs w:val="24"/>
-        </w:rPr>
-        <w:t>Some time series began during the high abundance/phase and documented the decline to the low abundance/decline phase</w:t>
-      </w:r>
-      <w:r>
-        <w:rPr>
-          <w:rFonts w:ascii="Times New Roman" w:eastAsia="Times New Roman" w:hAnsi="Times New Roman" w:cs="Times New Roman"/>
-          <w:sz w:val="24"/>
-          <w:szCs w:val="24"/>
-        </w:rPr>
-        <w:t xml:space="preserve"> which met the criteria for a bust (i.e., fast  λ ≤ </w:t>
-      </w:r>
-      <w:r>
-        <w:rPr>
-          <w:rFonts w:ascii="Times New Roman" w:eastAsia="Times New Roman" w:hAnsi="Times New Roman" w:cs="Times New Roman"/>
-          <w:sz w:val="24"/>
-          <w:szCs w:val="24"/>
-          <w:highlight w:val="yellow"/>
-        </w:rPr>
-        <w:t>XX</w:t>
-      </w:r>
-      <w:r>
-        <w:rPr>
-          <w:rFonts w:ascii="Times New Roman" w:eastAsia="Times New Roman" w:hAnsi="Times New Roman" w:cs="Times New Roman"/>
-          <w:sz w:val="24"/>
-          <w:szCs w:val="24"/>
-        </w:rPr>
-        <w:t>, ≥ 90% decline and sustained for at least 3 years), so the rate of population increase was unknown</w:t>
-      </w:r>
-      <w:r>
-        <w:rPr>
-          <w:rFonts w:ascii="Times New Roman" w:eastAsia="Times New Roman" w:hAnsi="Times New Roman" w:cs="Times New Roman"/>
-          <w:sz w:val="24"/>
-          <w:szCs w:val="24"/>
-        </w:rPr>
-        <w:t xml:space="preserve">. For these time series, we had strong confidence that a bust did </w:t>
-      </w:r>
-      <w:r>
-        <w:rPr>
-          <w:rFonts w:ascii="Times New Roman" w:eastAsia="Times New Roman" w:hAnsi="Times New Roman" w:cs="Times New Roman"/>
-          <w:sz w:val="24"/>
-          <w:szCs w:val="24"/>
-        </w:rPr>
-        <w:t>occur,</w:t>
-      </w:r>
-      <w:r>
-        <w:rPr>
-          <w:rFonts w:ascii="Times New Roman" w:eastAsia="Times New Roman" w:hAnsi="Times New Roman" w:cs="Times New Roman"/>
-          <w:sz w:val="24"/>
-          <w:szCs w:val="24"/>
-        </w:rPr>
-        <w:t xml:space="preserve"> but we were uncertain if the rate was fast enough to be considered a bust, so we classified these time series as “</w:t>
-      </w:r>
-      <w:r>
-        <w:rPr>
-          <w:rFonts w:ascii="Times New Roman" w:eastAsia="Times New Roman" w:hAnsi="Times New Roman" w:cs="Times New Roman"/>
-          <w:sz w:val="24"/>
-          <w:szCs w:val="24"/>
-        </w:rPr>
-        <w:t>Boom unknown-bust”.</w:t>
-      </w:r>
-      <w:r>
-        <w:rPr>
-          <w:rFonts w:ascii="Times New Roman" w:eastAsia="Times New Roman" w:hAnsi="Times New Roman" w:cs="Times New Roman"/>
-          <w:sz w:val="24"/>
-          <w:szCs w:val="24"/>
-        </w:rPr>
-        <w:t xml:space="preserve"> In a similar case to “boom unknown-bust”</w:t>
-      </w:r>
-      <w:r>
-        <w:rPr>
-          <w:rFonts w:ascii="Times New Roman" w:eastAsia="Times New Roman" w:hAnsi="Times New Roman" w:cs="Times New Roman"/>
-          <w:sz w:val="24"/>
-          <w:szCs w:val="24"/>
-        </w:rPr>
-        <w:t xml:space="preserve"> but records ceased after the first record of ≥ 90% decline, we classified these as “boom unknown-bust sustained unknown.” </w:t>
-      </w:r>
-      <w:r>
-        <w:rPr>
-          <w:rFonts w:ascii="Times New Roman" w:eastAsia="Times New Roman" w:hAnsi="Times New Roman" w:cs="Times New Roman"/>
-          <w:sz w:val="24"/>
-          <w:szCs w:val="24"/>
-        </w:rPr>
-        <w:t>For time</w:t>
-      </w:r>
-      <w:r>
-        <w:rPr>
-          <w:rFonts w:ascii="Times New Roman" w:eastAsia="Times New Roman" w:hAnsi="Times New Roman" w:cs="Times New Roman"/>
-          <w:sz w:val="24"/>
-          <w:szCs w:val="24"/>
-        </w:rPr>
-        <w:t xml:space="preserve"> series that documented regime shifts but the decline phase </w:t>
-      </w:r>
-      <w:r>
-        <w:rPr>
-          <w:rFonts w:ascii="Times New Roman" w:eastAsia="Times New Roman" w:hAnsi="Times New Roman" w:cs="Times New Roman"/>
-          <w:sz w:val="24"/>
-          <w:szCs w:val="24"/>
-        </w:rPr>
-        <w:t>was &lt; 90%</w:t>
-      </w:r>
-      <w:r>
-        <w:rPr>
-          <w:rFonts w:ascii="Times New Roman" w:eastAsia="Times New Roman" w:hAnsi="Times New Roman" w:cs="Times New Roman"/>
-          <w:sz w:val="24"/>
-          <w:szCs w:val="24"/>
-        </w:rPr>
-        <w:t>, we classified them</w:t>
-      </w:r>
-      <w:r>
-        <w:rPr>
-          <w:rFonts w:ascii="Times New Roman" w:eastAsia="Times New Roman" w:hAnsi="Times New Roman" w:cs="Times New Roman"/>
-          <w:sz w:val="24"/>
-          <w:szCs w:val="24"/>
-        </w:rPr>
-        <w:t xml:space="preserve"> as “overshoot</w:t>
-      </w:r>
-      <w:r>
-        <w:rPr>
-          <w:rFonts w:ascii="Times New Roman" w:eastAsia="Times New Roman" w:hAnsi="Times New Roman" w:cs="Times New Roman"/>
-          <w:sz w:val="24"/>
-          <w:szCs w:val="24"/>
-        </w:rPr>
-        <w:t>.</w:t>
-      </w:r>
-      <w:r>
-        <w:rPr>
-          <w:rFonts w:ascii="Times New Roman" w:eastAsia="Times New Roman" w:hAnsi="Times New Roman" w:cs="Times New Roman"/>
-          <w:sz w:val="24"/>
-          <w:szCs w:val="24"/>
-        </w:rPr>
         <w:t xml:space="preserve">” </w:t>
       </w:r>
       <w:r>
@@ -5514,16 +6101,7 @@
           <w:sz w:val="24"/>
           <w:szCs w:val="24"/>
         </w:rPr>
-        <w:t xml:space="preserve">e classified time series </w:t>
-      </w:r>
-      <w:r>
-        <w:rPr>
-          <w:rFonts w:ascii="Times New Roman" w:eastAsia="Times New Roman" w:hAnsi="Times New Roman" w:cs="Times New Roman"/>
-          <w:sz w:val="24"/>
-          <w:szCs w:val="24"/>
-        </w:rPr>
-        <w:lastRenderedPageBreak/>
-        <w:t xml:space="preserve">that documented the lag/growth </w:t>
+        <w:t xml:space="preserve">e classified time series that documented the lag/growth </w:t>
       </w:r>
       <w:r>
         <w:rPr>
@@ -5861,7 +6439,7 @@
         </w:rPr>
         <w:t xml:space="preserve">described in more detail in </w:t>
       </w:r>
-      <w:commentRangeStart w:id="5"/>
+      <w:commentRangeStart w:id="2"/>
       <w:r>
         <w:rPr>
           <w:rFonts w:ascii="Times New Roman" w:eastAsia="Times New Roman" w:hAnsi="Times New Roman" w:cs="Times New Roman"/>
@@ -5870,12 +6448,12 @@
         </w:rPr>
         <w:t>appendix X</w:t>
       </w:r>
-      <w:commentRangeEnd w:id="5"/>
+      <w:commentRangeEnd w:id="2"/>
       <w:r>
         <w:rPr>
           <w:rStyle w:val="CommentReference"/>
         </w:rPr>
-        <w:commentReference w:id="5"/>
+        <w:commentReference w:id="2"/>
       </w:r>
       <w:r>
         <w:rPr>
@@ -5995,6 +6573,7 @@
           <w:sz w:val="24"/>
           <w:szCs w:val="24"/>
         </w:rPr>
+        <w:lastRenderedPageBreak/>
         <w:t>Time Series Classification</w:t>
       </w:r>
     </w:p>
@@ -6008,7 +6587,7 @@
           <w:szCs w:val="24"/>
         </w:rPr>
       </w:pPr>
-      <w:commentRangeStart w:id="6"/>
+      <w:commentRangeStart w:id="3"/>
       <w:r>
         <w:rPr>
           <w:rFonts w:ascii="Times New Roman" w:eastAsia="Times New Roman" w:hAnsi="Times New Roman" w:cs="Times New Roman"/>
@@ -6017,12 +6596,12 @@
         </w:rPr>
         <w:t xml:space="preserve">72 relevant studies </w:t>
       </w:r>
-      <w:commentRangeEnd w:id="6"/>
+      <w:commentRangeEnd w:id="3"/>
       <w:r>
         <w:rPr>
           <w:rStyle w:val="CommentReference"/>
         </w:rPr>
-        <w:commentReference w:id="6"/>
+        <w:commentReference w:id="3"/>
       </w:r>
       <w:r>
         <w:rPr>
@@ -6088,7 +6667,7 @@
         </w:rPr>
         <w:t xml:space="preserve"> time series are included in the </w:t>
       </w:r>
-      <w:commentRangeStart w:id="7"/>
+      <w:commentRangeStart w:id="4"/>
       <w:r>
         <w:rPr>
           <w:rFonts w:ascii="Times New Roman" w:eastAsia="Times New Roman" w:hAnsi="Times New Roman" w:cs="Times New Roman"/>
@@ -6097,12 +6676,12 @@
         </w:rPr>
         <w:t>Appendix XXX</w:t>
       </w:r>
-      <w:commentRangeEnd w:id="7"/>
+      <w:commentRangeEnd w:id="4"/>
       <w:r>
         <w:rPr>
           <w:rStyle w:val="CommentReference"/>
         </w:rPr>
-        <w:commentReference w:id="7"/>
+        <w:commentReference w:id="4"/>
       </w:r>
       <w:r>
         <w:rPr>
@@ -6198,16 +6777,7 @@
           <w:sz w:val="24"/>
           <w:szCs w:val="24"/>
         </w:rPr>
-        <w:t xml:space="preserve">From the 162 regime shifts that remained, 102 has some evidence of a boom-bust, 35 were classified as overshoot dynamics, and 25 of the </w:t>
-      </w:r>
-      <w:r>
-        <w:rPr>
-          <w:rFonts w:ascii="Times New Roman" w:eastAsia="Times New Roman" w:hAnsi="Times New Roman" w:cs="Times New Roman"/>
-          <w:sz w:val="24"/>
-          <w:szCs w:val="24"/>
-        </w:rPr>
-        <w:lastRenderedPageBreak/>
-        <w:t xml:space="preserve">time series were of </w:t>
+        <w:t xml:space="preserve">From the 162 regime shifts that remained, 102 has some evidence of a boom-bust, 35 were classified as overshoot dynamics, and 25 of the time series were </w:t>
       </w:r>
       <w:r>
         <w:rPr>
@@ -6742,7 +7312,23 @@
           <w:sz w:val="24"/>
           <w:szCs w:val="24"/>
         </w:rPr>
-        <w:t xml:space="preserve">boom-busts include </w:t>
+        <w:t xml:space="preserve">boom-busts </w:t>
+      </w:r>
+      <w:r>
+        <w:rPr>
+          <w:rFonts w:ascii="Times New Roman" w:eastAsia="Times New Roman" w:hAnsi="Times New Roman" w:cs="Times New Roman"/>
+          <w:sz w:val="24"/>
+          <w:szCs w:val="24"/>
+        </w:rPr>
+        <w:t>were</w:t>
+      </w:r>
+      <w:r>
+        <w:rPr>
+          <w:rFonts w:ascii="Times New Roman" w:eastAsia="Times New Roman" w:hAnsi="Times New Roman" w:cs="Times New Roman"/>
+          <w:sz w:val="24"/>
+          <w:szCs w:val="24"/>
+        </w:rPr>
+        <w:t xml:space="preserve"> </w:t>
       </w:r>
       <w:r>
         <w:rPr>
@@ -6934,6 +7520,7 @@
           <w:sz w:val="24"/>
           <w:szCs w:val="24"/>
         </w:rPr>
+        <w:lastRenderedPageBreak/>
         <w:t>(</w:t>
       </w:r>
       <w:r>
@@ -7391,16 +7978,7 @@
           <w:sz w:val="24"/>
           <w:szCs w:val="24"/>
         </w:rPr>
-        <w:t xml:space="preserve"> Crustaceans had intermediate numbers of times series with some evidence of boom-bust while the rest had relatively few </w:t>
-      </w:r>
-      <w:r>
-        <w:rPr>
-          <w:rFonts w:ascii="Times New Roman" w:eastAsia="Times New Roman" w:hAnsi="Times New Roman" w:cs="Times New Roman"/>
-          <w:sz w:val="24"/>
-          <w:szCs w:val="24"/>
-        </w:rPr>
-        <w:lastRenderedPageBreak/>
-        <w:t>documented boom-busts</w:t>
+        <w:t xml:space="preserve"> Crustaceans had intermediate numbers of times series with some evidence of boom-bust while the rest had relatively few documented boom-busts</w:t>
       </w:r>
       <w:r>
         <w:rPr>
@@ -7438,11 +8016,11 @@
         <w:spacing w:line="480" w:lineRule="auto"/>
         <w:rPr>
           <w:rFonts w:ascii="Times New Roman" w:eastAsia="Times New Roman" w:hAnsi="Times New Roman" w:cs="Times New Roman"/>
+          <w:i/>
           <w:sz w:val="24"/>
           <w:szCs w:val="24"/>
         </w:rPr>
       </w:pPr>
-      <w:commentRangeStart w:id="8"/>
       <w:r>
         <w:rPr>
           <w:rFonts w:ascii="Times New Roman" w:eastAsia="Times New Roman" w:hAnsi="Times New Roman" w:cs="Times New Roman"/>
@@ -7450,14 +8028,7 @@
           <w:sz w:val="24"/>
           <w:szCs w:val="24"/>
         </w:rPr>
-        <w:t>Are irruptive dynamics and cyclic populations repeated boom-busts?</w:t>
-      </w:r>
-      <w:commentRangeEnd w:id="8"/>
-      <w:r>
-        <w:rPr>
-          <w:rStyle w:val="CommentReference"/>
-        </w:rPr>
-        <w:commentReference w:id="8"/>
+        <w:t>Is this general or specific?</w:t>
       </w:r>
     </w:p>
     <w:p>
@@ -7465,6 +8036,7 @@
         <w:spacing w:line="480" w:lineRule="auto"/>
         <w:rPr>
           <w:rFonts w:ascii="Times New Roman" w:eastAsia="Times New Roman" w:hAnsi="Times New Roman" w:cs="Times New Roman"/>
+          <w:i/>
           <w:sz w:val="24"/>
           <w:szCs w:val="24"/>
         </w:rPr>
@@ -7472,113 +8044,11 @@
       <w:r>
         <w:rPr>
           <w:rFonts w:ascii="Times New Roman" w:eastAsia="Times New Roman" w:hAnsi="Times New Roman" w:cs="Times New Roman"/>
-          <w:sz w:val="24"/>
-          <w:szCs w:val="24"/>
-        </w:rPr>
-        <w:tab/>
-        <w:t xml:space="preserve">Another important aspect to consider when clarifying terminology of boom-bust is the potential for occurrences of repeated boom-busts cycles.   Irruptive population dynamics were first identified in arid small mammal populations where populations can persist at low abundance for many years (Pavey </w:t>
-      </w:r>
-      <w:r>
-        <w:rPr>
-          <w:rFonts w:ascii="Times New Roman" w:eastAsia="Times New Roman" w:hAnsi="Times New Roman" w:cs="Times New Roman"/>
           <w:i/>
           <w:sz w:val="24"/>
           <w:szCs w:val="24"/>
         </w:rPr>
-        <w:t>et al.</w:t>
-      </w:r>
-      <w:r>
-        <w:rPr>
-          <w:rFonts w:ascii="Times New Roman" w:eastAsia="Times New Roman" w:hAnsi="Times New Roman" w:cs="Times New Roman"/>
-          <w:sz w:val="24"/>
-          <w:szCs w:val="24"/>
-        </w:rPr>
-        <w:t xml:space="preserve"> 2017; Andreassen </w:t>
-      </w:r>
-      <w:r>
-        <w:rPr>
-          <w:rFonts w:ascii="Times New Roman" w:eastAsia="Times New Roman" w:hAnsi="Times New Roman" w:cs="Times New Roman"/>
-          <w:i/>
-          <w:sz w:val="24"/>
-          <w:szCs w:val="24"/>
-        </w:rPr>
-        <w:t>et al.</w:t>
-      </w:r>
-      <w:r>
-        <w:rPr>
-          <w:rFonts w:ascii="Times New Roman" w:eastAsia="Times New Roman" w:hAnsi="Times New Roman" w:cs="Times New Roman"/>
-          <w:sz w:val="24"/>
-          <w:szCs w:val="24"/>
-        </w:rPr>
-        <w:t xml:space="preserve"> 2021). Then, in response to stochastic events of high abnormal rainfall, these small mammal populations irrupt to states of high abundances (Letnic &amp; Dickman 2006).  In reference to persistence (or sustained) low abundances and the rapid growth and declines exhibited in these dynamics (Andreassen </w:t>
-      </w:r>
-      <w:r>
-        <w:rPr>
-          <w:rFonts w:ascii="Times New Roman" w:eastAsia="Times New Roman" w:hAnsi="Times New Roman" w:cs="Times New Roman"/>
-          <w:i/>
-          <w:sz w:val="24"/>
-          <w:szCs w:val="24"/>
-        </w:rPr>
-        <w:t>et al.</w:t>
-      </w:r>
-      <w:r>
-        <w:rPr>
-          <w:rFonts w:ascii="Times New Roman" w:eastAsia="Times New Roman" w:hAnsi="Times New Roman" w:cs="Times New Roman"/>
-          <w:sz w:val="24"/>
-          <w:szCs w:val="24"/>
-        </w:rPr>
-        <w:t xml:space="preserve"> 2021) which are a necessary criteria that I previously proposed, I choose to use “irruptive population dynamics” as the term to describe repeated boom-bust cycles in invasions. Furthermore, non-native common house mice (</w:t>
-      </w:r>
-      <w:r>
-        <w:rPr>
-          <w:rFonts w:ascii="Times New Roman" w:eastAsia="Times New Roman" w:hAnsi="Times New Roman" w:cs="Times New Roman"/>
-          <w:i/>
-          <w:sz w:val="24"/>
-          <w:szCs w:val="24"/>
-        </w:rPr>
-        <w:t>Mus musculus</w:t>
-      </w:r>
-      <w:r>
-        <w:rPr>
-          <w:rFonts w:ascii="Times New Roman" w:eastAsia="Times New Roman" w:hAnsi="Times New Roman" w:cs="Times New Roman"/>
-          <w:sz w:val="24"/>
-          <w:szCs w:val="24"/>
-        </w:rPr>
-        <w:t xml:space="preserve">) have also been documented to exhibit irruptive population dynamics in these same regions (Breed </w:t>
-      </w:r>
-      <w:r>
-        <w:rPr>
-          <w:rFonts w:ascii="Times New Roman" w:eastAsia="Times New Roman" w:hAnsi="Times New Roman" w:cs="Times New Roman"/>
-          <w:i/>
-          <w:sz w:val="24"/>
-          <w:szCs w:val="24"/>
-        </w:rPr>
-        <w:t>et al.</w:t>
-      </w:r>
-      <w:r>
-        <w:rPr>
-          <w:rFonts w:ascii="Times New Roman" w:eastAsia="Times New Roman" w:hAnsi="Times New Roman" w:cs="Times New Roman"/>
-          <w:sz w:val="24"/>
-          <w:szCs w:val="24"/>
-        </w:rPr>
-        <w:t xml:space="preserve"> 2017; Bennison </w:t>
-      </w:r>
-      <w:r>
-        <w:rPr>
-          <w:rFonts w:ascii="Times New Roman" w:eastAsia="Times New Roman" w:hAnsi="Times New Roman" w:cs="Times New Roman"/>
-          <w:i/>
-          <w:sz w:val="24"/>
-          <w:szCs w:val="24"/>
-        </w:rPr>
-        <w:t>et al.</w:t>
-      </w:r>
-      <w:r>
-        <w:rPr>
-          <w:rFonts w:ascii="Times New Roman" w:eastAsia="Times New Roman" w:hAnsi="Times New Roman" w:cs="Times New Roman"/>
-          <w:sz w:val="24"/>
-          <w:szCs w:val="24"/>
-        </w:rPr>
-        <w:t xml:space="preserve"> 2018).</w:t>
+        <w:t>Response to the 4 critiques for not giving a Quanitative definition by strayer</w:t>
       </w:r>
     </w:p>
     <w:p>
@@ -7590,24 +8060,7 @@
           <w:szCs w:val="24"/>
         </w:rPr>
       </w:pPr>
-      <w:r>
-        <w:rPr>
-          <w:rFonts w:ascii="Times New Roman" w:eastAsia="Times New Roman" w:hAnsi="Times New Roman" w:cs="Times New Roman"/>
-          <w:sz w:val="24"/>
-          <w:szCs w:val="24"/>
-        </w:rPr>
-        <w:tab/>
-        <w:t xml:space="preserve">In contrast to irruptive population dynamics, I do not classify cyclic population dynamics in invasive species as repeated boom-bust cycles. Cyclic population dynamics undergo regular fluctuations of population size (Myers 2018). Although the rate of population increase and decline during the fluctuations in abundance might meet the criteria for boom-bust cycles, declines during fluctuations rarely are sustained and severe.  I interpret cyclic population dynamics in invasions as the natural variation in the established/boom phases of invasions (Figure 1). Fluctuations akin to cyclic dynamics have been reported in non-native populations </w:t>
-      </w:r>
-      <w:r>
-        <w:rPr>
-          <w:rFonts w:ascii="Times New Roman" w:eastAsia="Times New Roman" w:hAnsi="Times New Roman" w:cs="Times New Roman"/>
-          <w:sz w:val="24"/>
-          <w:szCs w:val="24"/>
-        </w:rPr>
-        <w:lastRenderedPageBreak/>
-        <w:t xml:space="preserve">during invasions (Strayer &amp; Malcom 2006; Kaeuffer </w:t>
-      </w:r>
+      <w:commentRangeStart w:id="5"/>
       <w:r>
         <w:rPr>
           <w:rFonts w:ascii="Times New Roman" w:eastAsia="Times New Roman" w:hAnsi="Times New Roman" w:cs="Times New Roman"/>
@@ -7615,66 +8068,14 @@
           <w:sz w:val="24"/>
           <w:szCs w:val="24"/>
         </w:rPr>
-        <w:t>et al.</w:t>
-      </w:r>
-      <w:r>
-        <w:rPr>
-          <w:rFonts w:ascii="Times New Roman" w:eastAsia="Times New Roman" w:hAnsi="Times New Roman" w:cs="Times New Roman"/>
-          <w:sz w:val="24"/>
-          <w:szCs w:val="24"/>
-        </w:rPr>
-        <w:t xml:space="preserve"> 2009; Moncayo-Estrada </w:t>
-      </w:r>
-      <w:r>
-        <w:rPr>
-          <w:rFonts w:ascii="Times New Roman" w:eastAsia="Times New Roman" w:hAnsi="Times New Roman" w:cs="Times New Roman"/>
-          <w:i/>
-          <w:sz w:val="24"/>
-          <w:szCs w:val="24"/>
-        </w:rPr>
-        <w:t>et al.</w:t>
-      </w:r>
-      <w:r>
-        <w:rPr>
-          <w:rFonts w:ascii="Times New Roman" w:eastAsia="Times New Roman" w:hAnsi="Times New Roman" w:cs="Times New Roman"/>
-          <w:sz w:val="24"/>
-          <w:szCs w:val="24"/>
-        </w:rPr>
-        <w:t xml:space="preserve"> 2012; Dexter </w:t>
-      </w:r>
-      <w:r>
-        <w:rPr>
-          <w:rFonts w:ascii="Times New Roman" w:eastAsia="Times New Roman" w:hAnsi="Times New Roman" w:cs="Times New Roman"/>
-          <w:i/>
-          <w:sz w:val="24"/>
-          <w:szCs w:val="24"/>
-        </w:rPr>
-        <w:t>et al.</w:t>
-      </w:r>
-      <w:r>
-        <w:rPr>
-          <w:rFonts w:ascii="Times New Roman" w:eastAsia="Times New Roman" w:hAnsi="Times New Roman" w:cs="Times New Roman"/>
-          <w:sz w:val="24"/>
-          <w:szCs w:val="24"/>
-        </w:rPr>
-        <w:t xml:space="preserve"> 2015; Lester </w:t>
-      </w:r>
-      <w:r>
-        <w:rPr>
-          <w:rFonts w:ascii="Times New Roman" w:eastAsia="Times New Roman" w:hAnsi="Times New Roman" w:cs="Times New Roman"/>
-          <w:i/>
-          <w:sz w:val="24"/>
-          <w:szCs w:val="24"/>
-        </w:rPr>
-        <w:t>et al.</w:t>
-      </w:r>
-      <w:r>
-        <w:rPr>
-          <w:rFonts w:ascii="Times New Roman" w:eastAsia="Times New Roman" w:hAnsi="Times New Roman" w:cs="Times New Roman"/>
-          <w:sz w:val="24"/>
-          <w:szCs w:val="24"/>
-        </w:rPr>
-        <w:t xml:space="preserve"> 2017). Although rare, it may be possible that boom-bust cycles repeat at regular intervals rather than stochastically like population irruptions.  In this case, I would name these “cyclic irruptions” in reference to the sustained nature of the population declines between cycles.  </w:t>
+        <w:t>Are irruptive dynamics and cyclic populations repeated boom-busts?</w:t>
+      </w:r>
+      <w:commentRangeEnd w:id="5"/>
+      <w:r>
+        <w:rPr>
+          <w:rStyle w:val="CommentReference"/>
+        </w:rPr>
+        <w:commentReference w:id="5"/>
       </w:r>
     </w:p>
     <w:p>
@@ -7682,30 +8083,136 @@
         <w:spacing w:line="480" w:lineRule="auto"/>
         <w:rPr>
           <w:rFonts w:ascii="Times New Roman" w:eastAsia="Times New Roman" w:hAnsi="Times New Roman" w:cs="Times New Roman"/>
-          <w:bCs/>
+          <w:sz w:val="24"/>
+          <w:szCs w:val="24"/>
+        </w:rPr>
+      </w:pPr>
+      <w:r>
+        <w:rPr>
+          <w:rFonts w:ascii="Times New Roman" w:eastAsia="Times New Roman" w:hAnsi="Times New Roman" w:cs="Times New Roman"/>
+          <w:sz w:val="24"/>
+          <w:szCs w:val="24"/>
+        </w:rPr>
+        <w:tab/>
+        <w:t xml:space="preserve">Another important aspect to consider when clarifying terminology of boom-bust is the potential for occurrences of repeated boom-busts cycles.   Irruptive population dynamics were first identified in arid small mammal populations where populations can persist at low abundance for many years (Pavey </w:t>
+      </w:r>
+      <w:r>
+        <w:rPr>
+          <w:rFonts w:ascii="Times New Roman" w:eastAsia="Times New Roman" w:hAnsi="Times New Roman" w:cs="Times New Roman"/>
           <w:i/>
-          <w:iCs/>
-          <w:sz w:val="24"/>
-          <w:szCs w:val="24"/>
-        </w:rPr>
-      </w:pPr>
-      <w:r>
-        <w:rPr>
-          <w:rFonts w:ascii="Times New Roman" w:eastAsia="Times New Roman" w:hAnsi="Times New Roman" w:cs="Times New Roman"/>
-          <w:bCs/>
+          <w:sz w:val="24"/>
+          <w:szCs w:val="24"/>
+        </w:rPr>
+        <w:t>et al.</w:t>
+      </w:r>
+      <w:r>
+        <w:rPr>
+          <w:rFonts w:ascii="Times New Roman" w:eastAsia="Times New Roman" w:hAnsi="Times New Roman" w:cs="Times New Roman"/>
+          <w:sz w:val="24"/>
+          <w:szCs w:val="24"/>
+        </w:rPr>
+        <w:t xml:space="preserve"> 2017; Andreassen </w:t>
+      </w:r>
+      <w:r>
+        <w:rPr>
+          <w:rFonts w:ascii="Times New Roman" w:eastAsia="Times New Roman" w:hAnsi="Times New Roman" w:cs="Times New Roman"/>
           <w:i/>
-          <w:iCs/>
-          <w:sz w:val="24"/>
-          <w:szCs w:val="24"/>
-        </w:rPr>
-        <w:t>Conclusions</w:t>
+          <w:sz w:val="24"/>
+          <w:szCs w:val="24"/>
+        </w:rPr>
+        <w:t>et al.</w:t>
+      </w:r>
+      <w:r>
+        <w:rPr>
+          <w:rFonts w:ascii="Times New Roman" w:eastAsia="Times New Roman" w:hAnsi="Times New Roman" w:cs="Times New Roman"/>
+          <w:sz w:val="24"/>
+          <w:szCs w:val="24"/>
+        </w:rPr>
+        <w:t xml:space="preserve"> 2021). Then, in response to stochastic events of high abnormal rainfall, these small mammal populations irrupt to states of high abundances (Letnic &amp; Dickman 2006).  In reference to persistence (or sustained) low abundances and the rapid growth and declines exhibited in these dynamics (Andreassen </w:t>
+      </w:r>
+      <w:r>
+        <w:rPr>
+          <w:rFonts w:ascii="Times New Roman" w:eastAsia="Times New Roman" w:hAnsi="Times New Roman" w:cs="Times New Roman"/>
+          <w:i/>
+          <w:sz w:val="24"/>
+          <w:szCs w:val="24"/>
+        </w:rPr>
+        <w:t>et al.</w:t>
+      </w:r>
+      <w:r>
+        <w:rPr>
+          <w:rFonts w:ascii="Times New Roman" w:eastAsia="Times New Roman" w:hAnsi="Times New Roman" w:cs="Times New Roman"/>
+          <w:sz w:val="24"/>
+          <w:szCs w:val="24"/>
+        </w:rPr>
+        <w:t xml:space="preserve"> 2021) which are a necessary criteria that I previously proposed, I choose to use “irruptive population dynamics” as the term to describe repeated boom-bust cycles in invasions. Furthermore, non-</w:t>
+      </w:r>
+      <w:r>
+        <w:rPr>
+          <w:rFonts w:ascii="Times New Roman" w:eastAsia="Times New Roman" w:hAnsi="Times New Roman" w:cs="Times New Roman"/>
+          <w:sz w:val="24"/>
+          <w:szCs w:val="24"/>
+        </w:rPr>
+        <w:lastRenderedPageBreak/>
+        <w:t>native common house mice (</w:t>
+      </w:r>
+      <w:r>
+        <w:rPr>
+          <w:rFonts w:ascii="Times New Roman" w:eastAsia="Times New Roman" w:hAnsi="Times New Roman" w:cs="Times New Roman"/>
+          <w:i/>
+          <w:sz w:val="24"/>
+          <w:szCs w:val="24"/>
+        </w:rPr>
+        <w:t>Mus musculus</w:t>
+      </w:r>
+      <w:r>
+        <w:rPr>
+          <w:rFonts w:ascii="Times New Roman" w:eastAsia="Times New Roman" w:hAnsi="Times New Roman" w:cs="Times New Roman"/>
+          <w:sz w:val="24"/>
+          <w:szCs w:val="24"/>
+        </w:rPr>
+        <w:t xml:space="preserve">) have also been documented to exhibit irruptive population dynamics in these same regions (Breed </w:t>
+      </w:r>
+      <w:r>
+        <w:rPr>
+          <w:rFonts w:ascii="Times New Roman" w:eastAsia="Times New Roman" w:hAnsi="Times New Roman" w:cs="Times New Roman"/>
+          <w:i/>
+          <w:sz w:val="24"/>
+          <w:szCs w:val="24"/>
+        </w:rPr>
+        <w:t>et al.</w:t>
+      </w:r>
+      <w:r>
+        <w:rPr>
+          <w:rFonts w:ascii="Times New Roman" w:eastAsia="Times New Roman" w:hAnsi="Times New Roman" w:cs="Times New Roman"/>
+          <w:sz w:val="24"/>
+          <w:szCs w:val="24"/>
+        </w:rPr>
+        <w:t xml:space="preserve"> 2017; Bennison </w:t>
+      </w:r>
+      <w:r>
+        <w:rPr>
+          <w:rFonts w:ascii="Times New Roman" w:eastAsia="Times New Roman" w:hAnsi="Times New Roman" w:cs="Times New Roman"/>
+          <w:i/>
+          <w:sz w:val="24"/>
+          <w:szCs w:val="24"/>
+        </w:rPr>
+        <w:t>et al.</w:t>
+      </w:r>
+      <w:r>
+        <w:rPr>
+          <w:rFonts w:ascii="Times New Roman" w:eastAsia="Times New Roman" w:hAnsi="Times New Roman" w:cs="Times New Roman"/>
+          <w:sz w:val="24"/>
+          <w:szCs w:val="24"/>
+        </w:rPr>
+        <w:t xml:space="preserve"> 2018).</w:t>
       </w:r>
     </w:p>
     <w:p>
       <w:pPr>
         <w:spacing w:line="480" w:lineRule="auto"/>
         <w:rPr>
-          <w:rFonts w:ascii="Times New Roman" w:eastAsia="Gungsuh" w:hAnsi="Times New Roman" w:cs="Times New Roman"/>
+          <w:rFonts w:ascii="Times New Roman" w:eastAsia="Times New Roman" w:hAnsi="Times New Roman" w:cs="Times New Roman"/>
           <w:sz w:val="24"/>
           <w:szCs w:val="24"/>
         </w:rPr>
@@ -7717,39 +8224,7 @@
           <w:szCs w:val="24"/>
         </w:rPr>
         <w:tab/>
-        <w:t>Overall, I quantitatively define boom-bust cycles in invasions as a sequence of three phases 1) lag/growth phase, 2) boom phase, and 3) bust phase (Figure 1) where the transition between the growth and boom phase must be rapid (</w:t>
-      </w:r>
-      <w:r>
-        <w:rPr>
-          <w:rFonts w:ascii="Times New Roman" w:eastAsia="Times New Roman" w:hAnsi="Times New Roman" w:cs="Times New Roman"/>
-          <w:sz w:val="24"/>
-          <w:szCs w:val="24"/>
-        </w:rPr>
-        <w:t>λ</w:t>
-      </w:r>
-      <w:r>
-        <w:rPr>
-          <w:rFonts w:ascii="Times New Roman" w:eastAsia="Times New Roman" w:hAnsi="Times New Roman" w:cs="Times New Roman"/>
-          <w:sz w:val="24"/>
-          <w:szCs w:val="24"/>
-        </w:rPr>
-        <w:t xml:space="preserve"> ≥ </w:t>
-      </w:r>
-      <w:r>
-        <w:rPr>
-          <w:rFonts w:ascii="Times New Roman" w:eastAsia="Times New Roman" w:hAnsi="Times New Roman" w:cs="Times New Roman"/>
-          <w:sz w:val="24"/>
-          <w:szCs w:val="24"/>
-        </w:rPr>
-        <w:t>2</w:t>
-      </w:r>
-      <w:r>
-        <w:rPr>
-          <w:rFonts w:ascii="Times New Roman" w:eastAsia="Times New Roman" w:hAnsi="Times New Roman" w:cs="Times New Roman"/>
-          <w:sz w:val="24"/>
-          <w:szCs w:val="24"/>
-        </w:rPr>
-        <w:t xml:space="preserve">; </w:t>
+        <w:t xml:space="preserve">In contrast to irruptive population dynamics, I do not classify cyclic population dynamics in invasive species as repeated boom-bust cycles. Cyclic population dynamics undergo regular fluctuations of population size (Myers 2018). Although the rate of population increase and decline during the fluctuations in abundance might meet the criteria for boom-bust cycles, declines during fluctuations rarely are sustained and severe.  I interpret cyclic population dynamics in invasions as the natural variation in the established/boom phases of invasions (Figure 1). Fluctuations akin to cyclic dynamics have been reported in non-native populations during invasions (Strayer &amp; Malcom 2006; Kaeuffer </w:t>
       </w:r>
       <w:r>
         <w:rPr>
@@ -7758,31 +8233,15 @@
           <w:sz w:val="24"/>
           <w:szCs w:val="24"/>
         </w:rPr>
-        <w:t>r</w:t>
-      </w:r>
-      <w:r>
-        <w:rPr>
-          <w:rFonts w:ascii="Times New Roman" w:eastAsia="Times New Roman" w:hAnsi="Times New Roman" w:cs="Times New Roman"/>
-          <w:sz w:val="24"/>
-          <w:szCs w:val="24"/>
-        </w:rPr>
-        <w:t xml:space="preserve"> ≥1.386), and the transition from the boom to the bust phase must be rapid (0 &lt; </w:t>
-      </w:r>
-      <w:r>
-        <w:rPr>
-          <w:rFonts w:ascii="Times New Roman" w:eastAsia="Times New Roman" w:hAnsi="Times New Roman" w:cs="Times New Roman"/>
-          <w:sz w:val="24"/>
-          <w:szCs w:val="24"/>
-        </w:rPr>
-        <w:t>λ</w:t>
-      </w:r>
-      <w:r>
-        <w:rPr>
-          <w:rFonts w:ascii="Times New Roman" w:eastAsia="Times New Roman" w:hAnsi="Times New Roman" w:cs="Times New Roman"/>
-          <w:sz w:val="24"/>
-          <w:szCs w:val="24"/>
-        </w:rPr>
-        <w:t xml:space="preserve"> ≤ 0.372;  </w:t>
+        <w:t>et al.</w:t>
+      </w:r>
+      <w:r>
+        <w:rPr>
+          <w:rFonts w:ascii="Times New Roman" w:eastAsia="Times New Roman" w:hAnsi="Times New Roman" w:cs="Times New Roman"/>
+          <w:sz w:val="24"/>
+          <w:szCs w:val="24"/>
+        </w:rPr>
+        <w:t xml:space="preserve"> 2009; Moncayo-Estrada </w:t>
       </w:r>
       <w:r>
         <w:rPr>
@@ -7791,15 +8250,49 @@
           <w:sz w:val="24"/>
           <w:szCs w:val="24"/>
         </w:rPr>
-        <w:t>r</w:t>
-      </w:r>
-      <w:r>
-        <w:rPr>
-          <w:rFonts w:ascii="Times New Roman" w:eastAsia="Gungsuh" w:hAnsi="Times New Roman" w:cs="Times New Roman"/>
-          <w:sz w:val="24"/>
-          <w:szCs w:val="24"/>
-        </w:rPr>
-        <w:t xml:space="preserve"> ≤ -0.99), severe (≥ 90%), and sustained (≥3 years; Figure 1). These criteria narrowed the definition of boom-bust cycles which potentially could help find mechanisms general to these phenomena. I also provide metrics that describe boom-busts cycles that could facilitate comparison across species and locations.  Using these criteria, I identified 28 studies demonstrating boom-bust cycles with 2 studies exhibiting repeated boom-bust cycles.</w:t>
+        <w:t>et al.</w:t>
+      </w:r>
+      <w:r>
+        <w:rPr>
+          <w:rFonts w:ascii="Times New Roman" w:eastAsia="Times New Roman" w:hAnsi="Times New Roman" w:cs="Times New Roman"/>
+          <w:sz w:val="24"/>
+          <w:szCs w:val="24"/>
+        </w:rPr>
+        <w:t xml:space="preserve"> 2012; Dexter </w:t>
+      </w:r>
+      <w:r>
+        <w:rPr>
+          <w:rFonts w:ascii="Times New Roman" w:eastAsia="Times New Roman" w:hAnsi="Times New Roman" w:cs="Times New Roman"/>
+          <w:i/>
+          <w:sz w:val="24"/>
+          <w:szCs w:val="24"/>
+        </w:rPr>
+        <w:t>et al.</w:t>
+      </w:r>
+      <w:r>
+        <w:rPr>
+          <w:rFonts w:ascii="Times New Roman" w:eastAsia="Times New Roman" w:hAnsi="Times New Roman" w:cs="Times New Roman"/>
+          <w:sz w:val="24"/>
+          <w:szCs w:val="24"/>
+        </w:rPr>
+        <w:t xml:space="preserve"> 2015; Lester </w:t>
+      </w:r>
+      <w:r>
+        <w:rPr>
+          <w:rFonts w:ascii="Times New Roman" w:eastAsia="Times New Roman" w:hAnsi="Times New Roman" w:cs="Times New Roman"/>
+          <w:i/>
+          <w:sz w:val="24"/>
+          <w:szCs w:val="24"/>
+        </w:rPr>
+        <w:t>et al.</w:t>
+      </w:r>
+      <w:r>
+        <w:rPr>
+          <w:rFonts w:ascii="Times New Roman" w:eastAsia="Times New Roman" w:hAnsi="Times New Roman" w:cs="Times New Roman"/>
+          <w:sz w:val="24"/>
+          <w:szCs w:val="24"/>
+        </w:rPr>
+        <w:t xml:space="preserve"> 2017). Although rare, it may be possible that boom-bust cycles repeat at regular intervals rather than stochastically like population irruptions.  In this case, I would name these “cyclic irruptions” in reference to the sustained nature of the population declines between cycles.  </w:t>
       </w:r>
     </w:p>
     <w:p>
@@ -7807,27 +8300,161 @@
         <w:spacing w:line="480" w:lineRule="auto"/>
         <w:rPr>
           <w:rFonts w:ascii="Times New Roman" w:eastAsia="Times New Roman" w:hAnsi="Times New Roman" w:cs="Times New Roman"/>
-          <w:b/>
           <w:bCs/>
+          <w:i/>
+          <w:iCs/>
           <w:sz w:val="24"/>
           <w:szCs w:val="24"/>
         </w:rPr>
       </w:pPr>
       <w:r>
         <w:rPr>
-          <w:rFonts w:ascii="Times New Roman" w:eastAsia="Gungsuh" w:hAnsi="Times New Roman" w:cs="Times New Roman"/>
-          <w:b/>
+          <w:rFonts w:ascii="Times New Roman" w:eastAsia="Times New Roman" w:hAnsi="Times New Roman" w:cs="Times New Roman"/>
           <w:bCs/>
-          <w:sz w:val="24"/>
-          <w:szCs w:val="24"/>
-        </w:rPr>
-        <w:t>Acknowledgements</w:t>
+          <w:i/>
+          <w:iCs/>
+          <w:sz w:val="24"/>
+          <w:szCs w:val="24"/>
+        </w:rPr>
+        <w:t>Conclusions</w:t>
       </w:r>
     </w:p>
     <w:p>
       <w:pPr>
         <w:spacing w:line="480" w:lineRule="auto"/>
         <w:rPr>
+          <w:rFonts w:ascii="Times New Roman" w:eastAsia="Gungsuh" w:hAnsi="Times New Roman" w:cs="Times New Roman"/>
+          <w:sz w:val="24"/>
+          <w:szCs w:val="24"/>
+        </w:rPr>
+      </w:pPr>
+      <w:r>
+        <w:rPr>
+          <w:rFonts w:ascii="Times New Roman" w:eastAsia="Times New Roman" w:hAnsi="Times New Roman" w:cs="Times New Roman"/>
+          <w:sz w:val="24"/>
+          <w:szCs w:val="24"/>
+        </w:rPr>
+        <w:tab/>
+        <w:t>Overall, I quantitatively define boom-bust cycles in invasions as a sequence of three phases 1) lag/growth phase, 2) boom phase, and 3) bust phase (Figure 1) where the transition between the growth and boom phase must be rapid (</w:t>
+      </w:r>
+      <w:r>
+        <w:rPr>
+          <w:rFonts w:ascii="Times New Roman" w:eastAsia="Times New Roman" w:hAnsi="Times New Roman" w:cs="Times New Roman"/>
+          <w:sz w:val="24"/>
+          <w:szCs w:val="24"/>
+        </w:rPr>
+        <w:t>λ</w:t>
+      </w:r>
+      <w:r>
+        <w:rPr>
+          <w:rFonts w:ascii="Times New Roman" w:eastAsia="Times New Roman" w:hAnsi="Times New Roman" w:cs="Times New Roman"/>
+          <w:sz w:val="24"/>
+          <w:szCs w:val="24"/>
+        </w:rPr>
+        <w:t xml:space="preserve"> ≥ </w:t>
+      </w:r>
+      <w:r>
+        <w:rPr>
+          <w:rFonts w:ascii="Times New Roman" w:eastAsia="Times New Roman" w:hAnsi="Times New Roman" w:cs="Times New Roman"/>
+          <w:sz w:val="24"/>
+          <w:szCs w:val="24"/>
+        </w:rPr>
+        <w:t>2</w:t>
+      </w:r>
+      <w:r>
+        <w:rPr>
+          <w:rFonts w:ascii="Times New Roman" w:eastAsia="Times New Roman" w:hAnsi="Times New Roman" w:cs="Times New Roman"/>
+          <w:sz w:val="24"/>
+          <w:szCs w:val="24"/>
+        </w:rPr>
+        <w:t xml:space="preserve">; </w:t>
+      </w:r>
+      <w:r>
+        <w:rPr>
+          <w:rFonts w:ascii="Times New Roman" w:eastAsia="Times New Roman" w:hAnsi="Times New Roman" w:cs="Times New Roman"/>
+          <w:i/>
+          <w:sz w:val="24"/>
+          <w:szCs w:val="24"/>
+        </w:rPr>
+        <w:t>r</w:t>
+      </w:r>
+      <w:r>
+        <w:rPr>
+          <w:rFonts w:ascii="Times New Roman" w:eastAsia="Times New Roman" w:hAnsi="Times New Roman" w:cs="Times New Roman"/>
+          <w:sz w:val="24"/>
+          <w:szCs w:val="24"/>
+        </w:rPr>
+        <w:t xml:space="preserve"> ≥1.386), and the transition from the boom to the bust phase must be rapid (0 &lt; </w:t>
+      </w:r>
+      <w:r>
+        <w:rPr>
+          <w:rFonts w:ascii="Times New Roman" w:eastAsia="Times New Roman" w:hAnsi="Times New Roman" w:cs="Times New Roman"/>
+          <w:sz w:val="24"/>
+          <w:szCs w:val="24"/>
+        </w:rPr>
+        <w:t>λ</w:t>
+      </w:r>
+      <w:r>
+        <w:rPr>
+          <w:rFonts w:ascii="Times New Roman" w:eastAsia="Times New Roman" w:hAnsi="Times New Roman" w:cs="Times New Roman"/>
+          <w:sz w:val="24"/>
+          <w:szCs w:val="24"/>
+        </w:rPr>
+        <w:t xml:space="preserve"> ≤ 0.372;  </w:t>
+      </w:r>
+      <w:r>
+        <w:rPr>
+          <w:rFonts w:ascii="Times New Roman" w:eastAsia="Times New Roman" w:hAnsi="Times New Roman" w:cs="Times New Roman"/>
+          <w:i/>
+          <w:sz w:val="24"/>
+          <w:szCs w:val="24"/>
+        </w:rPr>
+        <w:t>r</w:t>
+      </w:r>
+      <w:r>
+        <w:rPr>
+          <w:rFonts w:ascii="Times New Roman" w:eastAsia="Gungsuh" w:hAnsi="Times New Roman" w:cs="Times New Roman"/>
+          <w:sz w:val="24"/>
+          <w:szCs w:val="24"/>
+        </w:rPr>
+        <w:t xml:space="preserve"> ≤ -0.99), severe (≥ 90%), and sustained (≥3 years; Figure 1). These criteria narrowed the definition of boom-bust cycles which potentially could help find mechanisms general to these phenomena. I also provide metrics that describe boom-busts cycles that could facilitate comparison across species and locations.  Using </w:t>
+      </w:r>
+      <w:r>
+        <w:rPr>
+          <w:rFonts w:ascii="Times New Roman" w:eastAsia="Gungsuh" w:hAnsi="Times New Roman" w:cs="Times New Roman"/>
+          <w:sz w:val="24"/>
+          <w:szCs w:val="24"/>
+        </w:rPr>
+        <w:lastRenderedPageBreak/>
+        <w:t>these criteria, I identified 28 studies demonstrating boom-bust cycles with 2 studies exhibiting repeated boom-bust cycles.</w:t>
+      </w:r>
+    </w:p>
+    <w:p>
+      <w:pPr>
+        <w:spacing w:line="480" w:lineRule="auto"/>
+        <w:rPr>
+          <w:rFonts w:ascii="Times New Roman" w:eastAsia="Times New Roman" w:hAnsi="Times New Roman" w:cs="Times New Roman"/>
+          <w:b/>
+          <w:bCs/>
+          <w:sz w:val="24"/>
+          <w:szCs w:val="24"/>
+        </w:rPr>
+      </w:pPr>
+      <w:r>
+        <w:rPr>
+          <w:rFonts w:ascii="Times New Roman" w:eastAsia="Gungsuh" w:hAnsi="Times New Roman" w:cs="Times New Roman"/>
+          <w:b/>
+          <w:bCs/>
+          <w:sz w:val="24"/>
+          <w:szCs w:val="24"/>
+        </w:rPr>
+        <w:t>Acknowledgements</w:t>
+      </w:r>
+    </w:p>
+    <w:p>
+      <w:pPr>
+        <w:spacing w:line="480" w:lineRule="auto"/>
+        <w:rPr>
           <w:rFonts w:ascii="Times New Roman" w:eastAsia="Times New Roman" w:hAnsi="Times New Roman" w:cs="Times New Roman"/>
           <w:b/>
           <w:sz w:val="24"/>
@@ -7884,7 +8511,7 @@
           <w:rFonts w:ascii="Times New Roman" w:hAnsi="Times New Roman" w:cs="Times New Roman"/>
           <w:sz w:val="24"/>
         </w:rPr>
-        <w:t xml:space="preserve">Aagaard, K., Lockwood, J.L. &amp; Green, E.J. (2016). A Bayesian approach for characterizing uncertainty in declaring a population collapse. </w:t>
+        <w:t xml:space="preserve">Aagaard, K. &amp; Lockwood, J.L. (2016). Severe and rapid population declines in exotic birds. </w:t>
       </w:r>
       <w:r>
         <w:rPr>
@@ -7893,14 +8520,14 @@
           <w:iCs/>
           <w:sz w:val="24"/>
         </w:rPr>
-        <w:t>Ecological Modelling</w:t>
-      </w:r>
-      <w:r>
-        <w:rPr>
-          <w:rFonts w:ascii="Times New Roman" w:hAnsi="Times New Roman" w:cs="Times New Roman"/>
-          <w:sz w:val="24"/>
-        </w:rPr>
-        <w:t>, 328, 78–84.</w:t>
+        <w:t>Biol Invasions</w:t>
+      </w:r>
+      <w:r>
+        <w:rPr>
+          <w:rFonts w:ascii="Times New Roman" w:hAnsi="Times New Roman" w:cs="Times New Roman"/>
+          <w:sz w:val="24"/>
+        </w:rPr>
+        <w:t>, 18, 1667–1678.</w:t>
       </w:r>
     </w:p>
     <w:p>
@@ -7916,7 +8543,7 @@
           <w:rFonts w:ascii="Times New Roman" w:hAnsi="Times New Roman" w:cs="Times New Roman"/>
           <w:sz w:val="24"/>
         </w:rPr>
-        <w:t xml:space="preserve">Andreassen, H.P., Sundell, J., Ecke, F., Halle, S., Haapakoski, M., Henttonen, H., </w:t>
+        <w:t xml:space="preserve">Aagaard, K., Lockwood, J.L. &amp; Green, E.J. (2016). A Bayesian approach for characterizing uncertainty in declaring a population collapse. </w:t>
       </w:r>
       <w:r>
         <w:rPr>
@@ -7925,30 +8552,14 @@
           <w:iCs/>
           <w:sz w:val="24"/>
         </w:rPr>
-        <w:t>et al.</w:t>
-      </w:r>
-      <w:r>
-        <w:rPr>
-          <w:rFonts w:ascii="Times New Roman" w:hAnsi="Times New Roman" w:cs="Times New Roman"/>
-          <w:sz w:val="24"/>
-        </w:rPr>
-        <w:t xml:space="preserve"> (2021). Population cycles and outbreaks of small rodents: ten essential questions we still need to solve. </w:t>
-      </w:r>
-      <w:r>
-        <w:rPr>
-          <w:rFonts w:ascii="Times New Roman" w:hAnsi="Times New Roman" w:cs="Times New Roman"/>
-          <w:i/>
-          <w:iCs/>
-          <w:sz w:val="24"/>
-        </w:rPr>
-        <w:t>Oecologia</w:t>
-      </w:r>
-      <w:r>
-        <w:rPr>
-          <w:rFonts w:ascii="Times New Roman" w:hAnsi="Times New Roman" w:cs="Times New Roman"/>
-          <w:sz w:val="24"/>
-        </w:rPr>
-        <w:t>, 195, 601–622.</w:t>
+        <w:t>Ecological Modelling</w:t>
+      </w:r>
+      <w:r>
+        <w:rPr>
+          <w:rFonts w:ascii="Times New Roman" w:hAnsi="Times New Roman" w:cs="Times New Roman"/>
+          <w:sz w:val="24"/>
+        </w:rPr>
+        <w:t>, 328, 78–84.</w:t>
       </w:r>
     </w:p>
     <w:p>
@@ -7964,7 +8575,7 @@
           <w:rFonts w:ascii="Times New Roman" w:hAnsi="Times New Roman" w:cs="Times New Roman"/>
           <w:sz w:val="24"/>
         </w:rPr>
-        <w:t xml:space="preserve">Bird, J.P., Martin, R., Akçakaya, H.R., Gilroy, J., Burfield, I.J., Garnett, S.T., </w:t>
+        <w:t xml:space="preserve">Andreassen, H.P., Sundell, J., Ecke, F., Halle, S., Haapakoski, M., Henttonen, H., </w:t>
       </w:r>
       <w:r>
         <w:rPr>
@@ -7980,7 +8591,7 @@
           <w:rFonts w:ascii="Times New Roman" w:hAnsi="Times New Roman" w:cs="Times New Roman"/>
           <w:sz w:val="24"/>
         </w:rPr>
-        <w:t xml:space="preserve"> (2020). Generation lengths of the world’s birds and their implications for extinction risk. </w:t>
+        <w:t xml:space="preserve"> (2021). Population cycles and outbreaks of small rodents: ten essential questions we still need to solve. </w:t>
       </w:r>
       <w:r>
         <w:rPr>
@@ -7989,14 +8600,14 @@
           <w:iCs/>
           <w:sz w:val="24"/>
         </w:rPr>
-        <w:t>Conservation Biology</w:t>
-      </w:r>
-      <w:r>
-        <w:rPr>
-          <w:rFonts w:ascii="Times New Roman" w:hAnsi="Times New Roman" w:cs="Times New Roman"/>
-          <w:sz w:val="24"/>
-        </w:rPr>
-        <w:t>, 34, 1252–1261.</w:t>
+        <w:t>Oecologia</w:t>
+      </w:r>
+      <w:r>
+        <w:rPr>
+          <w:rFonts w:ascii="Times New Roman" w:hAnsi="Times New Roman" w:cs="Times New Roman"/>
+          <w:sz w:val="24"/>
+        </w:rPr>
+        <w:t>, 195, 601–622.</w:t>
       </w:r>
     </w:p>
     <w:p>
@@ -8012,7 +8623,7 @@
           <w:rFonts w:ascii="Times New Roman" w:hAnsi="Times New Roman" w:cs="Times New Roman"/>
           <w:sz w:val="24"/>
         </w:rPr>
-        <w:t xml:space="preserve">Clavero, M., Brotons, L., Pons, P. &amp; Sol, D. (2009). Prominent role of invasive species in avian biodiversity loss. </w:t>
+        <w:t xml:space="preserve">Bird, J.P., Martin, R., Akçakaya, H.R., Gilroy, J., Burfield, I.J., Garnett, S.T., </w:t>
       </w:r>
       <w:r>
         <w:rPr>
@@ -8021,14 +8632,30 @@
           <w:iCs/>
           <w:sz w:val="24"/>
         </w:rPr>
-        <w:t>Biological Conservation</w:t>
-      </w:r>
-      <w:r>
-        <w:rPr>
-          <w:rFonts w:ascii="Times New Roman" w:hAnsi="Times New Roman" w:cs="Times New Roman"/>
-          <w:sz w:val="24"/>
-        </w:rPr>
-        <w:t>, 142, 2043–2049.</w:t>
+        <w:t>et al.</w:t>
+      </w:r>
+      <w:r>
+        <w:rPr>
+          <w:rFonts w:ascii="Times New Roman" w:hAnsi="Times New Roman" w:cs="Times New Roman"/>
+          <w:sz w:val="24"/>
+        </w:rPr>
+        <w:t xml:space="preserve"> (2020). Generation lengths of the world’s birds and their implications for extinction risk. </w:t>
+      </w:r>
+      <w:r>
+        <w:rPr>
+          <w:rFonts w:ascii="Times New Roman" w:hAnsi="Times New Roman" w:cs="Times New Roman"/>
+          <w:i/>
+          <w:iCs/>
+          <w:sz w:val="24"/>
+        </w:rPr>
+        <w:t>Conservation Biology</w:t>
+      </w:r>
+      <w:r>
+        <w:rPr>
+          <w:rFonts w:ascii="Times New Roman" w:hAnsi="Times New Roman" w:cs="Times New Roman"/>
+          <w:sz w:val="24"/>
+        </w:rPr>
+        <w:t>, 34, 1252–1261.</w:t>
       </w:r>
     </w:p>
     <w:p>
@@ -8044,8 +8671,7 @@
           <w:rFonts w:ascii="Times New Roman" w:hAnsi="Times New Roman" w:cs="Times New Roman"/>
           <w:sz w:val="24"/>
         </w:rPr>
-        <w:lastRenderedPageBreak/>
-        <w:t xml:space="preserve">Dexter, E., Bollens, S.M., Rollwagen-Bollens, G., Emerson, J. &amp; Zimmerman, J. (2015). Persistent vs. ephemeral invasions: 8.5 years of zooplankton community dynamics in the Columbia River: Persistent vs. ephemeral invasions. </w:t>
+        <w:t xml:space="preserve">Clavero, M., Brotons, L., Pons, P. &amp; Sol, D. (2009). Prominent role of invasive species in avian biodiversity loss. </w:t>
       </w:r>
       <w:r>
         <w:rPr>
@@ -8054,14 +8680,14 @@
           <w:iCs/>
           <w:sz w:val="24"/>
         </w:rPr>
-        <w:t>Limnol. Oceanogr.</w:t>
-      </w:r>
-      <w:r>
-        <w:rPr>
-          <w:rFonts w:ascii="Times New Roman" w:hAnsi="Times New Roman" w:cs="Times New Roman"/>
-          <w:sz w:val="24"/>
-        </w:rPr>
-        <w:t>, 60, 527–539.</w:t>
+        <w:t>Biological Conservation</w:t>
+      </w:r>
+      <w:r>
+        <w:rPr>
+          <w:rFonts w:ascii="Times New Roman" w:hAnsi="Times New Roman" w:cs="Times New Roman"/>
+          <w:sz w:val="24"/>
+        </w:rPr>
+        <w:t>, 142, 2043–2049.</w:t>
       </w:r>
     </w:p>
     <w:p>
@@ -8077,7 +8703,7 @@
           <w:rFonts w:ascii="Times New Roman" w:hAnsi="Times New Roman" w:cs="Times New Roman"/>
           <w:sz w:val="24"/>
         </w:rPr>
-        <w:t xml:space="preserve">Elton, C. (1927). </w:t>
+        <w:t xml:space="preserve">Cooling, M., Hartley, S., Sim, D.A. &amp; Lester, P.J. (2012). The widespread collapse of an invasive species: Argentine ants ( </w:t>
       </w:r>
       <w:r>
         <w:rPr>
@@ -8086,14 +8712,30 @@
           <w:iCs/>
           <w:sz w:val="24"/>
         </w:rPr>
-        <w:t>Animal Ecology</w:t>
-      </w:r>
-      <w:r>
-        <w:rPr>
-          <w:rFonts w:ascii="Times New Roman" w:hAnsi="Times New Roman" w:cs="Times New Roman"/>
-          <w:sz w:val="24"/>
-        </w:rPr>
-        <w:t>. The Macmillan Company, New York, NY.</w:t>
+        <w:t>Linepithema humile</w:t>
+      </w:r>
+      <w:r>
+        <w:rPr>
+          <w:rFonts w:ascii="Times New Roman" w:hAnsi="Times New Roman" w:cs="Times New Roman"/>
+          <w:sz w:val="24"/>
+        </w:rPr>
+        <w:t xml:space="preserve"> ) in New Zealand. </w:t>
+      </w:r>
+      <w:r>
+        <w:rPr>
+          <w:rFonts w:ascii="Times New Roman" w:hAnsi="Times New Roman" w:cs="Times New Roman"/>
+          <w:i/>
+          <w:iCs/>
+          <w:sz w:val="24"/>
+        </w:rPr>
+        <w:t>Biol. Lett.</w:t>
+      </w:r>
+      <w:r>
+        <w:rPr>
+          <w:rFonts w:ascii="Times New Roman" w:hAnsi="Times New Roman" w:cs="Times New Roman"/>
+          <w:sz w:val="24"/>
+        </w:rPr>
+        <w:t>, 8, 430–433.</w:t>
       </w:r>
     </w:p>
     <w:p>
@@ -8109,7 +8751,7 @@
           <w:rFonts w:ascii="Times New Roman" w:hAnsi="Times New Roman" w:cs="Times New Roman"/>
           <w:sz w:val="24"/>
         </w:rPr>
-        <w:t xml:space="preserve">Elton, C. &amp; Nicholson, M. (1942). The Ten-Year Cycle in Numbers of the Lynx in Canada. </w:t>
+        <w:t xml:space="preserve">Cooling, M. &amp; Hoffmann, B.D. (2015). Here today, gone tomorrow: declines and local extinctions of invasive ant populations in the absence of intervention. </w:t>
       </w:r>
       <w:r>
         <w:rPr>
@@ -8118,14 +8760,14 @@
           <w:iCs/>
           <w:sz w:val="24"/>
         </w:rPr>
-        <w:t>The Journal of Animal Ecology</w:t>
-      </w:r>
-      <w:r>
-        <w:rPr>
-          <w:rFonts w:ascii="Times New Roman" w:hAnsi="Times New Roman" w:cs="Times New Roman"/>
-          <w:sz w:val="24"/>
-        </w:rPr>
-        <w:t>, 11, 215.</w:t>
+        <w:t>Biol Invasions</w:t>
+      </w:r>
+      <w:r>
+        <w:rPr>
+          <w:rFonts w:ascii="Times New Roman" w:hAnsi="Times New Roman" w:cs="Times New Roman"/>
+          <w:sz w:val="24"/>
+        </w:rPr>
+        <w:t>, 17, 3351–3357.</w:t>
       </w:r>
     </w:p>
     <w:p>
@@ -8141,7 +8783,7 @@
           <w:rFonts w:ascii="Times New Roman" w:hAnsi="Times New Roman" w:cs="Times New Roman"/>
           <w:sz w:val="24"/>
         </w:rPr>
-        <w:t xml:space="preserve">Linders, T.E.W., Schaffner, U., Eschen, R., Abebe, A., Choge, S.K., Nigatu, L., </w:t>
+        <w:t xml:space="preserve">De Magalhães, J.P. &amp; Costa, J. (2009). A database of vertebrate longevity records and their relation to other life‐history traits. </w:t>
       </w:r>
       <w:r>
         <w:rPr>
@@ -8150,30 +8792,14 @@
           <w:iCs/>
           <w:sz w:val="24"/>
         </w:rPr>
-        <w:t>et al.</w:t>
-      </w:r>
-      <w:r>
-        <w:rPr>
-          <w:rFonts w:ascii="Times New Roman" w:hAnsi="Times New Roman" w:cs="Times New Roman"/>
-          <w:sz w:val="24"/>
-        </w:rPr>
-        <w:t xml:space="preserve"> (2019). Direct and indirect effects of invasive species: Biodiversity loss is a major mechanism by which an invasive tree affects ecosystem functioning. </w:t>
-      </w:r>
-      <w:r>
-        <w:rPr>
-          <w:rFonts w:ascii="Times New Roman" w:hAnsi="Times New Roman" w:cs="Times New Roman"/>
-          <w:i/>
-          <w:iCs/>
-          <w:sz w:val="24"/>
-        </w:rPr>
-        <w:t>J Ecol</w:t>
-      </w:r>
-      <w:r>
-        <w:rPr>
-          <w:rFonts w:ascii="Times New Roman" w:hAnsi="Times New Roman" w:cs="Times New Roman"/>
-          <w:sz w:val="24"/>
-        </w:rPr>
-        <w:t>, 107, 2660–2672.</w:t>
+        <w:t>J of Evolutionary Biology</w:t>
+      </w:r>
+      <w:r>
+        <w:rPr>
+          <w:rFonts w:ascii="Times New Roman" w:hAnsi="Times New Roman" w:cs="Times New Roman"/>
+          <w:sz w:val="24"/>
+        </w:rPr>
+        <w:t>, 22, 1770–1774.</w:t>
       </w:r>
     </w:p>
     <w:p>
@@ -8189,7 +8815,7 @@
           <w:rFonts w:ascii="Times New Roman" w:hAnsi="Times New Roman" w:cs="Times New Roman"/>
           <w:sz w:val="24"/>
         </w:rPr>
-        <w:t xml:space="preserve">Lindström, J., Ranta, E., Kokko, H., Lundberg, P. &amp; Kaitala, V. (2007). From arctic lemmings to adaptive dynamics: Charles Elton’s legacy in population ecology. </w:t>
+        <w:t xml:space="preserve">Dexter, E., Bollens, S.M., Rollwagen-Bollens, G., Emerson, J. &amp; Zimmerman, J. (2015). Persistent vs. ephemeral invasions: 8.5 years of zooplankton community dynamics in the Columbia River: Persistent vs. ephemeral invasions. </w:t>
       </w:r>
       <w:r>
         <w:rPr>
@@ -8198,14 +8824,14 @@
           <w:iCs/>
           <w:sz w:val="24"/>
         </w:rPr>
-        <w:t>Biological Reviews</w:t>
-      </w:r>
-      <w:r>
-        <w:rPr>
-          <w:rFonts w:ascii="Times New Roman" w:hAnsi="Times New Roman" w:cs="Times New Roman"/>
-          <w:sz w:val="24"/>
-        </w:rPr>
-        <w:t>, 76, 129–158.</w:t>
+        <w:t>Limnol. Oceanogr.</w:t>
+      </w:r>
+      <w:r>
+        <w:rPr>
+          <w:rFonts w:ascii="Times New Roman" w:hAnsi="Times New Roman" w:cs="Times New Roman"/>
+          <w:sz w:val="24"/>
+        </w:rPr>
+        <w:t>, 60, 527–539.</w:t>
       </w:r>
     </w:p>
     <w:p>
@@ -8221,7 +8847,7 @@
           <w:rFonts w:ascii="Times New Roman" w:hAnsi="Times New Roman" w:cs="Times New Roman"/>
           <w:sz w:val="24"/>
         </w:rPr>
-        <w:t xml:space="preserve">McDowell, W.G. &amp; Sousa, R. (2019). Mass Mortality Events of Invasive Freshwater Bivalves: Current Understanding and Potential Directions for Future Research. </w:t>
+        <w:t xml:space="preserve">Duncan, R.P., Dexter, N., Wayne, A. &amp; Hone, J. (2020). Eruptive dynamics are common in managed mammal populations. </w:t>
       </w:r>
       <w:r>
         <w:rPr>
@@ -8230,14 +8856,14 @@
           <w:iCs/>
           <w:sz w:val="24"/>
         </w:rPr>
-        <w:t>Front. Ecol. Evol.</w:t>
-      </w:r>
-      <w:r>
-        <w:rPr>
-          <w:rFonts w:ascii="Times New Roman" w:hAnsi="Times New Roman" w:cs="Times New Roman"/>
-          <w:sz w:val="24"/>
-        </w:rPr>
-        <w:t>, 7, 331.</w:t>
+        <w:t>Ecology</w:t>
+      </w:r>
+      <w:r>
+        <w:rPr>
+          <w:rFonts w:ascii="Times New Roman" w:hAnsi="Times New Roman" w:cs="Times New Roman"/>
+          <w:sz w:val="24"/>
+        </w:rPr>
+        <w:t>, 101.</w:t>
       </w:r>
     </w:p>
     <w:p>
@@ -8253,7 +8879,7 @@
           <w:rFonts w:ascii="Times New Roman" w:hAnsi="Times New Roman" w:cs="Times New Roman"/>
           <w:sz w:val="24"/>
         </w:rPr>
-        <w:t xml:space="preserve">Myers, J.H. (2018). Population cycles: generalities, exceptions and remaining mysteries. </w:t>
+        <w:t xml:space="preserve">Elton, C. (1927). </w:t>
       </w:r>
       <w:r>
         <w:rPr>
@@ -8262,14 +8888,14 @@
           <w:iCs/>
           <w:sz w:val="24"/>
         </w:rPr>
-        <w:t>Proc. R. Soc. B.</w:t>
-      </w:r>
-      <w:r>
-        <w:rPr>
-          <w:rFonts w:ascii="Times New Roman" w:hAnsi="Times New Roman" w:cs="Times New Roman"/>
-          <w:sz w:val="24"/>
-        </w:rPr>
-        <w:t>, 285, 20172841.</w:t>
+        <w:t>Animal Ecology</w:t>
+      </w:r>
+      <w:r>
+        <w:rPr>
+          <w:rFonts w:ascii="Times New Roman" w:hAnsi="Times New Roman" w:cs="Times New Roman"/>
+          <w:sz w:val="24"/>
+        </w:rPr>
+        <w:t>. The Macmillan Company, New York, NY.</w:t>
       </w:r>
     </w:p>
     <w:p>
@@ -8285,7 +8911,7 @@
           <w:rFonts w:ascii="Times New Roman" w:hAnsi="Times New Roman" w:cs="Times New Roman"/>
           <w:sz w:val="24"/>
         </w:rPr>
-        <w:t xml:space="preserve">Pacifici, M., Santini, L., Di Marco, M., Baisero, D., Francucci, L., Grottolo Marasini, G., </w:t>
+        <w:t xml:space="preserve">Elton, C. &amp; Nicholson, M. (1942). The Ten-Year Cycle in Numbers of the Lynx in Canada. </w:t>
       </w:r>
       <w:r>
         <w:rPr>
@@ -8294,30 +8920,14 @@
           <w:iCs/>
           <w:sz w:val="24"/>
         </w:rPr>
-        <w:t>et al.</w:t>
-      </w:r>
-      <w:r>
-        <w:rPr>
-          <w:rFonts w:ascii="Times New Roman" w:hAnsi="Times New Roman" w:cs="Times New Roman"/>
-          <w:sz w:val="24"/>
-        </w:rPr>
-        <w:t xml:space="preserve"> (2013). Generation length for mammals. </w:t>
-      </w:r>
-      <w:r>
-        <w:rPr>
-          <w:rFonts w:ascii="Times New Roman" w:hAnsi="Times New Roman" w:cs="Times New Roman"/>
-          <w:i/>
-          <w:iCs/>
-          <w:sz w:val="24"/>
-        </w:rPr>
-        <w:t>NC</w:t>
-      </w:r>
-      <w:r>
-        <w:rPr>
-          <w:rFonts w:ascii="Times New Roman" w:hAnsi="Times New Roman" w:cs="Times New Roman"/>
-          <w:sz w:val="24"/>
-        </w:rPr>
-        <w:t>, 5, 89–94.</w:t>
+        <w:t>The Journal of Animal Ecology</w:t>
+      </w:r>
+      <w:r>
+        <w:rPr>
+          <w:rFonts w:ascii="Times New Roman" w:hAnsi="Times New Roman" w:cs="Times New Roman"/>
+          <w:sz w:val="24"/>
+        </w:rPr>
+        <w:t>, 11, 215.</w:t>
       </w:r>
     </w:p>
     <w:p>
@@ -8333,7 +8943,7 @@
           <w:rFonts w:ascii="Times New Roman" w:hAnsi="Times New Roman" w:cs="Times New Roman"/>
           <w:sz w:val="24"/>
         </w:rPr>
-        <w:t xml:space="preserve">Pick, J.L., Nakagawa, S. &amp; Noble, D.W.A. (2019). Reproducible, flexible and high-throughput data extraction from primary literature: the metaDigitize R package. </w:t>
+        <w:t xml:space="preserve">Fernández, C. (2020). Boom-bust of </w:t>
       </w:r>
       <w:r>
         <w:rPr>
@@ -8342,14 +8952,30 @@
           <w:iCs/>
           <w:sz w:val="24"/>
         </w:rPr>
-        <w:t>Methods in Ecology and Evolution</w:t>
-      </w:r>
-      <w:r>
-        <w:rPr>
-          <w:rFonts w:ascii="Times New Roman" w:hAnsi="Times New Roman" w:cs="Times New Roman"/>
-          <w:sz w:val="24"/>
-        </w:rPr>
-        <w:t>, 10, 426–431.</w:t>
+        <w:t>Sargassum muticum</w:t>
+      </w:r>
+      <w:r>
+        <w:rPr>
+          <w:rFonts w:ascii="Times New Roman" w:hAnsi="Times New Roman" w:cs="Times New Roman"/>
+          <w:sz w:val="24"/>
+        </w:rPr>
+        <w:t xml:space="preserve"> in northern Spain: 30 years of invasion. </w:t>
+      </w:r>
+      <w:r>
+        <w:rPr>
+          <w:rFonts w:ascii="Times New Roman" w:hAnsi="Times New Roman" w:cs="Times New Roman"/>
+          <w:i/>
+          <w:iCs/>
+          <w:sz w:val="24"/>
+        </w:rPr>
+        <w:t>European Journal of Phycology</w:t>
+      </w:r>
+      <w:r>
+        <w:rPr>
+          <w:rFonts w:ascii="Times New Roman" w:hAnsi="Times New Roman" w:cs="Times New Roman"/>
+          <w:sz w:val="24"/>
+        </w:rPr>
+        <w:t>, 55, 285–295.</w:t>
       </w:r>
     </w:p>
     <w:p>
@@ -8365,7 +8991,7 @@
           <w:rFonts w:ascii="Times New Roman" w:hAnsi="Times New Roman" w:cs="Times New Roman"/>
           <w:sz w:val="24"/>
         </w:rPr>
-        <w:t xml:space="preserve">Pintar, M.R., Dorn, N.J., Kline, J.L. &amp; Trexler, J.C. (2023). Contrasting invasion histories and effects of three non-native fishes observed with long-term monitoring data. </w:t>
+        <w:t xml:space="preserve">Froese, R., Palomares, M.L.D. &amp; Pauly, D. (1992). Draft User’s Manual of Fish Base A Biological Database on Fish (ver. 1.0). </w:t>
       </w:r>
       <w:r>
         <w:rPr>
@@ -8374,14 +9000,14 @@
           <w:iCs/>
           <w:sz w:val="24"/>
         </w:rPr>
-        <w:t>Biol Invasions</w:t>
-      </w:r>
-      <w:r>
-        <w:rPr>
-          <w:rFonts w:ascii="Times New Roman" w:hAnsi="Times New Roman" w:cs="Times New Roman"/>
-          <w:sz w:val="24"/>
-        </w:rPr>
-        <w:t>.</w:t>
+        <w:t>ICLARM Software</w:t>
+      </w:r>
+      <w:r>
+        <w:rPr>
+          <w:rFonts w:ascii="Times New Roman" w:hAnsi="Times New Roman" w:cs="Times New Roman"/>
+          <w:sz w:val="24"/>
+        </w:rPr>
+        <w:t>, 7, 48.</w:t>
       </w:r>
     </w:p>
     <w:p>
@@ -8397,7 +9023,39 @@
           <w:rFonts w:ascii="Times New Roman" w:hAnsi="Times New Roman" w:cs="Times New Roman"/>
           <w:sz w:val="24"/>
         </w:rPr>
-        <w:t>R Core Team. (2023). R: A Language and Environment for Statistical Computing.</w:t>
+        <w:t xml:space="preserve">Haubrock, P.J., Ahmed, D.A., Cuthbert, R.N., Stubbington, R., Domisch, S., Marquez, J.R.G., </w:t>
+      </w:r>
+      <w:r>
+        <w:rPr>
+          <w:rFonts w:ascii="Times New Roman" w:hAnsi="Times New Roman" w:cs="Times New Roman"/>
+          <w:i/>
+          <w:iCs/>
+          <w:sz w:val="24"/>
+        </w:rPr>
+        <w:t>et al.</w:t>
+      </w:r>
+      <w:r>
+        <w:rPr>
+          <w:rFonts w:ascii="Times New Roman" w:hAnsi="Times New Roman" w:cs="Times New Roman"/>
+          <w:sz w:val="24"/>
+        </w:rPr>
+        <w:t xml:space="preserve"> (2022). Invasion impacts and dynamics of a European‐wide introduced species. </w:t>
+      </w:r>
+      <w:r>
+        <w:rPr>
+          <w:rFonts w:ascii="Times New Roman" w:hAnsi="Times New Roman" w:cs="Times New Roman"/>
+          <w:i/>
+          <w:iCs/>
+          <w:sz w:val="24"/>
+        </w:rPr>
+        <w:t>Global Change Biology</w:t>
+      </w:r>
+      <w:r>
+        <w:rPr>
+          <w:rFonts w:ascii="Times New Roman" w:hAnsi="Times New Roman" w:cs="Times New Roman"/>
+          <w:sz w:val="24"/>
+        </w:rPr>
+        <w:t>, 28, 4620–4632.</w:t>
       </w:r>
     </w:p>
     <w:p>
@@ -8413,7 +9071,7 @@
           <w:rFonts w:ascii="Times New Roman" w:hAnsi="Times New Roman" w:cs="Times New Roman"/>
           <w:sz w:val="24"/>
         </w:rPr>
-        <w:t xml:space="preserve">Sandström, A., Andersson, M., Asp, A., Bohman, P., Edsman, L., Engdahl, F., </w:t>
+        <w:t xml:space="preserve">Kaeuffer, R., Bonenfant, C., Chapuis, J.-L. &amp; Devillard, S. (2009). Dynamics of an introduced population of mouflon </w:t>
       </w:r>
       <w:r>
         <w:rPr>
@@ -8422,14 +9080,14 @@
           <w:iCs/>
           <w:sz w:val="24"/>
         </w:rPr>
-        <w:t>et al.</w:t>
-      </w:r>
-      <w:r>
-        <w:rPr>
-          <w:rFonts w:ascii="Times New Roman" w:hAnsi="Times New Roman" w:cs="Times New Roman"/>
-          <w:sz w:val="24"/>
-        </w:rPr>
-        <w:t xml:space="preserve"> (2014). Population collapses in introduced non-indigenous crayfish. </w:t>
+        <w:t>Ovis aries</w:t>
+      </w:r>
+      <w:r>
+        <w:rPr>
+          <w:rFonts w:ascii="Times New Roman" w:hAnsi="Times New Roman" w:cs="Times New Roman"/>
+          <w:sz w:val="24"/>
+        </w:rPr>
+        <w:t xml:space="preserve"> on the sub-Antarctic archipelago of Kerguelen. </w:t>
       </w:r>
       <w:r>
         <w:rPr>
@@ -8438,14 +9096,14 @@
           <w:iCs/>
           <w:sz w:val="24"/>
         </w:rPr>
-        <w:t>Biol Invasions</w:t>
-      </w:r>
-      <w:r>
-        <w:rPr>
-          <w:rFonts w:ascii="Times New Roman" w:hAnsi="Times New Roman" w:cs="Times New Roman"/>
-          <w:sz w:val="24"/>
-        </w:rPr>
-        <w:t>, 16, 1961–1977.</w:t>
+        <w:t>Ecography</w:t>
+      </w:r>
+      <w:r>
+        <w:rPr>
+          <w:rFonts w:ascii="Times New Roman" w:hAnsi="Times New Roman" w:cs="Times New Roman"/>
+          <w:sz w:val="24"/>
+        </w:rPr>
+        <w:t>.</w:t>
       </w:r>
     </w:p>
     <w:p>
@@ -8461,7 +9119,8 @@
           <w:rFonts w:ascii="Times New Roman" w:hAnsi="Times New Roman" w:cs="Times New Roman"/>
           <w:sz w:val="24"/>
         </w:rPr>
-        <w:t xml:space="preserve">Sheriff, M.J., McMahon, E.K., Krebs, C.J. &amp; Boonstra, R. (2015). Predator‐induced maternal stress and population demography in snowshoe hares: the more severe the risk, the longer the generational effect. </w:t>
+        <w:lastRenderedPageBreak/>
+        <w:t xml:space="preserve">Kattge, J., Bönisch, G., Díaz, S., Lavorel, S., Prentice, I.C., Leadley, P., </w:t>
       </w:r>
       <w:r>
         <w:rPr>
@@ -8470,14 +9129,30 @@
           <w:iCs/>
           <w:sz w:val="24"/>
         </w:rPr>
-        <w:t>J Zool</w:t>
-      </w:r>
-      <w:r>
-        <w:rPr>
-          <w:rFonts w:ascii="Times New Roman" w:hAnsi="Times New Roman" w:cs="Times New Roman"/>
-          <w:sz w:val="24"/>
-        </w:rPr>
-        <w:t>, 296, 305–310.</w:t>
+        <w:t>et al.</w:t>
+      </w:r>
+      <w:r>
+        <w:rPr>
+          <w:rFonts w:ascii="Times New Roman" w:hAnsi="Times New Roman" w:cs="Times New Roman"/>
+          <w:sz w:val="24"/>
+        </w:rPr>
+        <w:t xml:space="preserve"> (2020). TRY plant trait database – enhanced coverage and open access. </w:t>
+      </w:r>
+      <w:r>
+        <w:rPr>
+          <w:rFonts w:ascii="Times New Roman" w:hAnsi="Times New Roman" w:cs="Times New Roman"/>
+          <w:i/>
+          <w:iCs/>
+          <w:sz w:val="24"/>
+        </w:rPr>
+        <w:t>Global Change Biology</w:t>
+      </w:r>
+      <w:r>
+        <w:rPr>
+          <w:rFonts w:ascii="Times New Roman" w:hAnsi="Times New Roman" w:cs="Times New Roman"/>
+          <w:sz w:val="24"/>
+        </w:rPr>
+        <w:t>, 26, 119–188.</w:t>
       </w:r>
     </w:p>
     <w:p>
@@ -8493,7 +9168,7 @@
           <w:rFonts w:ascii="Times New Roman" w:hAnsi="Times New Roman" w:cs="Times New Roman"/>
           <w:sz w:val="24"/>
         </w:rPr>
-        <w:t xml:space="preserve">Spear, M.J., Walsh, J.R., Ricciardi, A. &amp; Zanden, M.J.V. (2021). The Invasion Ecology of Sleeper Populations: Prevalence, Persistence, and Abrupt Shifts. </w:t>
+        <w:t xml:space="preserve">Kauppi, L., Norkko, A. &amp; Norkko, J. (2015). Large-scale species invasion into a low-diversity system: spatial and temporal distribution of the invasive polychaetes Marenzelleria spp. in the Baltic Sea. </w:t>
       </w:r>
       <w:r>
         <w:rPr>
@@ -8502,14 +9177,14 @@
           <w:iCs/>
           <w:sz w:val="24"/>
         </w:rPr>
-        <w:t>BioScience</w:t>
-      </w:r>
-      <w:r>
-        <w:rPr>
-          <w:rFonts w:ascii="Times New Roman" w:hAnsi="Times New Roman" w:cs="Times New Roman"/>
-          <w:sz w:val="24"/>
-        </w:rPr>
-        <w:t>, 71, 357–369.</w:t>
+        <w:t>Biol Invasions</w:t>
+      </w:r>
+      <w:r>
+        <w:rPr>
+          <w:rFonts w:ascii="Times New Roman" w:hAnsi="Times New Roman" w:cs="Times New Roman"/>
+          <w:sz w:val="24"/>
+        </w:rPr>
+        <w:t>, 17, 2055–2074.</w:t>
       </w:r>
     </w:p>
     <w:p>
@@ -8525,7 +9200,7 @@
           <w:rFonts w:ascii="Times New Roman" w:hAnsi="Times New Roman" w:cs="Times New Roman"/>
           <w:sz w:val="24"/>
         </w:rPr>
-        <w:t xml:space="preserve">Strayer, D.L., D’Antonio, C.M., Essl, F., Fowler, M.S., Geist, J., Hilt, S., </w:t>
+        <w:t xml:space="preserve">Lester, P.J., Haywood, J., Archer, M.E. &amp; Shortall, C.R. (2017). The long-term population dynamics of common wasps in their native and invaded range. </w:t>
       </w:r>
       <w:r>
         <w:rPr>
@@ -8534,14 +9209,30 @@
           <w:iCs/>
           <w:sz w:val="24"/>
         </w:rPr>
-        <w:t>et al.</w:t>
-      </w:r>
-      <w:r>
-        <w:rPr>
-          <w:rFonts w:ascii="Times New Roman" w:hAnsi="Times New Roman" w:cs="Times New Roman"/>
-          <w:sz w:val="24"/>
-        </w:rPr>
-        <w:t xml:space="preserve"> (2017). Boom‐bust dynamics in biological invasions: towards an improved application of the concept. </w:t>
+        <w:t>J Anim Ecol</w:t>
+      </w:r>
+      <w:r>
+        <w:rPr>
+          <w:rFonts w:ascii="Times New Roman" w:hAnsi="Times New Roman" w:cs="Times New Roman"/>
+          <w:sz w:val="24"/>
+        </w:rPr>
+        <w:t>, 86, 337–347.</w:t>
+      </w:r>
+    </w:p>
+    <w:p>
+      <w:pPr>
+        <w:pStyle w:val="Bibliography"/>
+        <w:rPr>
+          <w:rFonts w:ascii="Times New Roman" w:hAnsi="Times New Roman" w:cs="Times New Roman"/>
+          <w:sz w:val="24"/>
+        </w:rPr>
+      </w:pPr>
+      <w:r>
+        <w:rPr>
+          <w:rFonts w:ascii="Times New Roman" w:hAnsi="Times New Roman" w:cs="Times New Roman"/>
+          <w:sz w:val="24"/>
+        </w:rPr>
+        <w:t xml:space="preserve">Linders, T.E.W., Schaffner, U., Eschen, R., Abebe, A., Choge, S.K., Nigatu, L., </w:t>
       </w:r>
       <w:r>
         <w:rPr>
@@ -8550,6 +9241,438 @@
           <w:iCs/>
           <w:sz w:val="24"/>
         </w:rPr>
+        <w:t>et al.</w:t>
+      </w:r>
+      <w:r>
+        <w:rPr>
+          <w:rFonts w:ascii="Times New Roman" w:hAnsi="Times New Roman" w:cs="Times New Roman"/>
+          <w:sz w:val="24"/>
+        </w:rPr>
+        <w:t xml:space="preserve"> (2019). Direct and indirect effects of invasive species: Biodiversity loss is a major mechanism by which an invasive tree affects ecosystem functioning. </w:t>
+      </w:r>
+      <w:r>
+        <w:rPr>
+          <w:rFonts w:ascii="Times New Roman" w:hAnsi="Times New Roman" w:cs="Times New Roman"/>
+          <w:i/>
+          <w:iCs/>
+          <w:sz w:val="24"/>
+        </w:rPr>
+        <w:t>J Ecol</w:t>
+      </w:r>
+      <w:r>
+        <w:rPr>
+          <w:rFonts w:ascii="Times New Roman" w:hAnsi="Times New Roman" w:cs="Times New Roman"/>
+          <w:sz w:val="24"/>
+        </w:rPr>
+        <w:t>, 107, 2660–2672.</w:t>
+      </w:r>
+    </w:p>
+    <w:p>
+      <w:pPr>
+        <w:pStyle w:val="Bibliography"/>
+        <w:rPr>
+          <w:rFonts w:ascii="Times New Roman" w:hAnsi="Times New Roman" w:cs="Times New Roman"/>
+          <w:sz w:val="24"/>
+        </w:rPr>
+      </w:pPr>
+      <w:r>
+        <w:rPr>
+          <w:rFonts w:ascii="Times New Roman" w:hAnsi="Times New Roman" w:cs="Times New Roman"/>
+          <w:sz w:val="24"/>
+        </w:rPr>
+        <w:t xml:space="preserve">Lindström, J., Ranta, E., Kokko, H., Lundberg, P. &amp; Kaitala, V. (2007). From arctic lemmings to adaptive dynamics: Charles Elton’s legacy in population ecology. </w:t>
+      </w:r>
+      <w:r>
+        <w:rPr>
+          <w:rFonts w:ascii="Times New Roman" w:hAnsi="Times New Roman" w:cs="Times New Roman"/>
+          <w:i/>
+          <w:iCs/>
+          <w:sz w:val="24"/>
+        </w:rPr>
+        <w:t>Biological Reviews</w:t>
+      </w:r>
+      <w:r>
+        <w:rPr>
+          <w:rFonts w:ascii="Times New Roman" w:hAnsi="Times New Roman" w:cs="Times New Roman"/>
+          <w:sz w:val="24"/>
+        </w:rPr>
+        <w:t>, 76, 129–158.</w:t>
+      </w:r>
+    </w:p>
+    <w:p>
+      <w:pPr>
+        <w:pStyle w:val="Bibliography"/>
+        <w:rPr>
+          <w:rFonts w:ascii="Times New Roman" w:hAnsi="Times New Roman" w:cs="Times New Roman"/>
+          <w:sz w:val="24"/>
+        </w:rPr>
+      </w:pPr>
+      <w:r>
+        <w:rPr>
+          <w:rFonts w:ascii="Times New Roman" w:hAnsi="Times New Roman" w:cs="Times New Roman"/>
+          <w:sz w:val="24"/>
+        </w:rPr>
+        <w:t xml:space="preserve">McDowell, W.G. &amp; Sousa, R. (2019). Mass Mortality Events of Invasive Freshwater Bivalves: Current Understanding and Potential Directions for Future Research. </w:t>
+      </w:r>
+      <w:r>
+        <w:rPr>
+          <w:rFonts w:ascii="Times New Roman" w:hAnsi="Times New Roman" w:cs="Times New Roman"/>
+          <w:i/>
+          <w:iCs/>
+          <w:sz w:val="24"/>
+        </w:rPr>
+        <w:t>Front. Ecol. Evol.</w:t>
+      </w:r>
+      <w:r>
+        <w:rPr>
+          <w:rFonts w:ascii="Times New Roman" w:hAnsi="Times New Roman" w:cs="Times New Roman"/>
+          <w:sz w:val="24"/>
+        </w:rPr>
+        <w:t>, 7, 331.</w:t>
+      </w:r>
+    </w:p>
+    <w:p>
+      <w:pPr>
+        <w:pStyle w:val="Bibliography"/>
+        <w:rPr>
+          <w:rFonts w:ascii="Times New Roman" w:hAnsi="Times New Roman" w:cs="Times New Roman"/>
+          <w:sz w:val="24"/>
+        </w:rPr>
+      </w:pPr>
+      <w:r>
+        <w:rPr>
+          <w:rFonts w:ascii="Times New Roman" w:hAnsi="Times New Roman" w:cs="Times New Roman"/>
+          <w:sz w:val="24"/>
+        </w:rPr>
+        <w:t xml:space="preserve">Myers, J.H. (2018). Population cycles: generalities, exceptions and remaining mysteries. </w:t>
+      </w:r>
+      <w:r>
+        <w:rPr>
+          <w:rFonts w:ascii="Times New Roman" w:hAnsi="Times New Roman" w:cs="Times New Roman"/>
+          <w:i/>
+          <w:iCs/>
+          <w:sz w:val="24"/>
+        </w:rPr>
+        <w:t>Proc. R. Soc. B.</w:t>
+      </w:r>
+      <w:r>
+        <w:rPr>
+          <w:rFonts w:ascii="Times New Roman" w:hAnsi="Times New Roman" w:cs="Times New Roman"/>
+          <w:sz w:val="24"/>
+        </w:rPr>
+        <w:t>, 285, 20172841.</w:t>
+      </w:r>
+    </w:p>
+    <w:p>
+      <w:pPr>
+        <w:pStyle w:val="Bibliography"/>
+        <w:rPr>
+          <w:rFonts w:ascii="Times New Roman" w:hAnsi="Times New Roman" w:cs="Times New Roman"/>
+          <w:sz w:val="24"/>
+        </w:rPr>
+      </w:pPr>
+      <w:r>
+        <w:rPr>
+          <w:rFonts w:ascii="Times New Roman" w:hAnsi="Times New Roman" w:cs="Times New Roman"/>
+          <w:sz w:val="24"/>
+        </w:rPr>
+        <w:t xml:space="preserve">Pacifici, M., Santini, L., Di Marco, M., Baisero, D., Francucci, L., Grottolo Marasini, G., </w:t>
+      </w:r>
+      <w:r>
+        <w:rPr>
+          <w:rFonts w:ascii="Times New Roman" w:hAnsi="Times New Roman" w:cs="Times New Roman"/>
+          <w:i/>
+          <w:iCs/>
+          <w:sz w:val="24"/>
+        </w:rPr>
+        <w:t>et al.</w:t>
+      </w:r>
+      <w:r>
+        <w:rPr>
+          <w:rFonts w:ascii="Times New Roman" w:hAnsi="Times New Roman" w:cs="Times New Roman"/>
+          <w:sz w:val="24"/>
+        </w:rPr>
+        <w:t xml:space="preserve"> (2013). Generation length for mammals. </w:t>
+      </w:r>
+      <w:r>
+        <w:rPr>
+          <w:rFonts w:ascii="Times New Roman" w:hAnsi="Times New Roman" w:cs="Times New Roman"/>
+          <w:i/>
+          <w:iCs/>
+          <w:sz w:val="24"/>
+        </w:rPr>
+        <w:t>NC</w:t>
+      </w:r>
+      <w:r>
+        <w:rPr>
+          <w:rFonts w:ascii="Times New Roman" w:hAnsi="Times New Roman" w:cs="Times New Roman"/>
+          <w:sz w:val="24"/>
+        </w:rPr>
+        <w:t>, 5, 89–94.</w:t>
+      </w:r>
+    </w:p>
+    <w:p>
+      <w:pPr>
+        <w:pStyle w:val="Bibliography"/>
+        <w:rPr>
+          <w:rFonts w:ascii="Times New Roman" w:hAnsi="Times New Roman" w:cs="Times New Roman"/>
+          <w:sz w:val="24"/>
+        </w:rPr>
+      </w:pPr>
+      <w:r>
+        <w:rPr>
+          <w:rFonts w:ascii="Times New Roman" w:hAnsi="Times New Roman" w:cs="Times New Roman"/>
+          <w:sz w:val="24"/>
+        </w:rPr>
+        <w:t xml:space="preserve">Pick, J.L., Nakagawa, S. &amp; Noble, D.W.A. (2019). Reproducible, flexible and high-throughput data extraction from primary literature: the metaDigitize R package. </w:t>
+      </w:r>
+      <w:r>
+        <w:rPr>
+          <w:rFonts w:ascii="Times New Roman" w:hAnsi="Times New Roman" w:cs="Times New Roman"/>
+          <w:i/>
+          <w:iCs/>
+          <w:sz w:val="24"/>
+        </w:rPr>
+        <w:t>Methods in Ecology and Evolution</w:t>
+      </w:r>
+      <w:r>
+        <w:rPr>
+          <w:rFonts w:ascii="Times New Roman" w:hAnsi="Times New Roman" w:cs="Times New Roman"/>
+          <w:sz w:val="24"/>
+        </w:rPr>
+        <w:t>, 10, 426–431.</w:t>
+      </w:r>
+    </w:p>
+    <w:p>
+      <w:pPr>
+        <w:pStyle w:val="Bibliography"/>
+        <w:rPr>
+          <w:rFonts w:ascii="Times New Roman" w:hAnsi="Times New Roman" w:cs="Times New Roman"/>
+          <w:sz w:val="24"/>
+        </w:rPr>
+      </w:pPr>
+      <w:r>
+        <w:rPr>
+          <w:rFonts w:ascii="Times New Roman" w:hAnsi="Times New Roman" w:cs="Times New Roman"/>
+          <w:sz w:val="24"/>
+        </w:rPr>
+        <w:t xml:space="preserve">Pintar, M.R., Dorn, N.J., Kline, J.L. &amp; Trexler, J.C. (2023). Contrasting invasion histories and effects of three non-native fishes observed with long-term monitoring data. </w:t>
+      </w:r>
+      <w:r>
+        <w:rPr>
+          <w:rFonts w:ascii="Times New Roman" w:hAnsi="Times New Roman" w:cs="Times New Roman"/>
+          <w:i/>
+          <w:iCs/>
+          <w:sz w:val="24"/>
+        </w:rPr>
+        <w:t>Biol Invasions</w:t>
+      </w:r>
+      <w:r>
+        <w:rPr>
+          <w:rFonts w:ascii="Times New Roman" w:hAnsi="Times New Roman" w:cs="Times New Roman"/>
+          <w:sz w:val="24"/>
+        </w:rPr>
+        <w:t>.</w:t>
+      </w:r>
+    </w:p>
+    <w:p>
+      <w:pPr>
+        <w:pStyle w:val="Bibliography"/>
+        <w:rPr>
+          <w:rFonts w:ascii="Times New Roman" w:hAnsi="Times New Roman" w:cs="Times New Roman"/>
+          <w:sz w:val="24"/>
+        </w:rPr>
+      </w:pPr>
+      <w:r>
+        <w:rPr>
+          <w:rFonts w:ascii="Times New Roman" w:hAnsi="Times New Roman" w:cs="Times New Roman"/>
+          <w:sz w:val="24"/>
+        </w:rPr>
+        <w:t>R Core Team. (2023). R: A Language and Environment for Statistical Computing.</w:t>
+      </w:r>
+    </w:p>
+    <w:p>
+      <w:pPr>
+        <w:pStyle w:val="Bibliography"/>
+        <w:rPr>
+          <w:rFonts w:ascii="Times New Roman" w:hAnsi="Times New Roman" w:cs="Times New Roman"/>
+          <w:sz w:val="24"/>
+        </w:rPr>
+      </w:pPr>
+      <w:r>
+        <w:rPr>
+          <w:rFonts w:ascii="Times New Roman" w:hAnsi="Times New Roman" w:cs="Times New Roman"/>
+          <w:sz w:val="24"/>
+        </w:rPr>
+        <w:t xml:space="preserve">Sandström, A., Andersson, M., Asp, A., Bohman, P., Edsman, L., Engdahl, F., </w:t>
+      </w:r>
+      <w:r>
+        <w:rPr>
+          <w:rFonts w:ascii="Times New Roman" w:hAnsi="Times New Roman" w:cs="Times New Roman"/>
+          <w:i/>
+          <w:iCs/>
+          <w:sz w:val="24"/>
+        </w:rPr>
+        <w:t>et al.</w:t>
+      </w:r>
+      <w:r>
+        <w:rPr>
+          <w:rFonts w:ascii="Times New Roman" w:hAnsi="Times New Roman" w:cs="Times New Roman"/>
+          <w:sz w:val="24"/>
+        </w:rPr>
+        <w:t xml:space="preserve"> (2014). Population collapses in introduced non-indigenous crayfish. </w:t>
+      </w:r>
+      <w:r>
+        <w:rPr>
+          <w:rFonts w:ascii="Times New Roman" w:hAnsi="Times New Roman" w:cs="Times New Roman"/>
+          <w:i/>
+          <w:iCs/>
+          <w:sz w:val="24"/>
+        </w:rPr>
+        <w:t>Biol Invasions</w:t>
+      </w:r>
+      <w:r>
+        <w:rPr>
+          <w:rFonts w:ascii="Times New Roman" w:hAnsi="Times New Roman" w:cs="Times New Roman"/>
+          <w:sz w:val="24"/>
+        </w:rPr>
+        <w:t>, 16, 1961–1977.</w:t>
+      </w:r>
+    </w:p>
+    <w:p>
+      <w:pPr>
+        <w:pStyle w:val="Bibliography"/>
+        <w:rPr>
+          <w:rFonts w:ascii="Times New Roman" w:hAnsi="Times New Roman" w:cs="Times New Roman"/>
+          <w:sz w:val="24"/>
+        </w:rPr>
+      </w:pPr>
+      <w:r>
+        <w:rPr>
+          <w:rFonts w:ascii="Times New Roman" w:hAnsi="Times New Roman" w:cs="Times New Roman"/>
+          <w:sz w:val="24"/>
+        </w:rPr>
+        <w:t xml:space="preserve">Sheriff, M.J., McMahon, E.K., Krebs, C.J. &amp; Boonstra, R. (2015). Predator‐induced maternal stress and population demography in snowshoe hares: the more severe the risk, the longer the generational effect. </w:t>
+      </w:r>
+      <w:r>
+        <w:rPr>
+          <w:rFonts w:ascii="Times New Roman" w:hAnsi="Times New Roman" w:cs="Times New Roman"/>
+          <w:i/>
+          <w:iCs/>
+          <w:sz w:val="24"/>
+        </w:rPr>
+        <w:t>J Zool</w:t>
+      </w:r>
+      <w:r>
+        <w:rPr>
+          <w:rFonts w:ascii="Times New Roman" w:hAnsi="Times New Roman" w:cs="Times New Roman"/>
+          <w:sz w:val="24"/>
+        </w:rPr>
+        <w:t>, 296, 305–310.</w:t>
+      </w:r>
+    </w:p>
+    <w:p>
+      <w:pPr>
+        <w:pStyle w:val="Bibliography"/>
+        <w:rPr>
+          <w:rFonts w:ascii="Times New Roman" w:hAnsi="Times New Roman" w:cs="Times New Roman"/>
+          <w:sz w:val="24"/>
+        </w:rPr>
+      </w:pPr>
+      <w:r>
+        <w:rPr>
+          <w:rFonts w:ascii="Times New Roman" w:hAnsi="Times New Roman" w:cs="Times New Roman"/>
+          <w:sz w:val="24"/>
+        </w:rPr>
+        <w:t xml:space="preserve">Simberloff, D. &amp; Gibbons, L. (2004). Now you See them, Now you don’t! – Population Crashes of Established Introduced Species. </w:t>
+      </w:r>
+      <w:r>
+        <w:rPr>
+          <w:rFonts w:ascii="Times New Roman" w:hAnsi="Times New Roman" w:cs="Times New Roman"/>
+          <w:i/>
+          <w:iCs/>
+          <w:sz w:val="24"/>
+        </w:rPr>
+        <w:t>Biological Invasions</w:t>
+      </w:r>
+      <w:r>
+        <w:rPr>
+          <w:rFonts w:ascii="Times New Roman" w:hAnsi="Times New Roman" w:cs="Times New Roman"/>
+          <w:sz w:val="24"/>
+        </w:rPr>
+        <w:t>, 6, 161–172.</w:t>
+      </w:r>
+    </w:p>
+    <w:p>
+      <w:pPr>
+        <w:pStyle w:val="Bibliography"/>
+        <w:rPr>
+          <w:rFonts w:ascii="Times New Roman" w:hAnsi="Times New Roman" w:cs="Times New Roman"/>
+          <w:sz w:val="24"/>
+        </w:rPr>
+      </w:pPr>
+      <w:r>
+        <w:rPr>
+          <w:rFonts w:ascii="Times New Roman" w:hAnsi="Times New Roman" w:cs="Times New Roman"/>
+          <w:sz w:val="24"/>
+        </w:rPr>
+        <w:t xml:space="preserve">Spear, M.J., Walsh, J.R., Ricciardi, A. &amp; Zanden, M.J.V. (2021). The Invasion Ecology of Sleeper Populations: Prevalence, Persistence, and Abrupt Shifts. </w:t>
+      </w:r>
+      <w:r>
+        <w:rPr>
+          <w:rFonts w:ascii="Times New Roman" w:hAnsi="Times New Roman" w:cs="Times New Roman"/>
+          <w:i/>
+          <w:iCs/>
+          <w:sz w:val="24"/>
+        </w:rPr>
+        <w:t>BioScience</w:t>
+      </w:r>
+      <w:r>
+        <w:rPr>
+          <w:rFonts w:ascii="Times New Roman" w:hAnsi="Times New Roman" w:cs="Times New Roman"/>
+          <w:sz w:val="24"/>
+        </w:rPr>
+        <w:t>, 71, 357–369.</w:t>
+      </w:r>
+    </w:p>
+    <w:p>
+      <w:pPr>
+        <w:pStyle w:val="Bibliography"/>
+        <w:rPr>
+          <w:rFonts w:ascii="Times New Roman" w:hAnsi="Times New Roman" w:cs="Times New Roman"/>
+          <w:sz w:val="24"/>
+        </w:rPr>
+      </w:pPr>
+      <w:r>
+        <w:rPr>
+          <w:rFonts w:ascii="Times New Roman" w:hAnsi="Times New Roman" w:cs="Times New Roman"/>
+          <w:sz w:val="24"/>
+        </w:rPr>
+        <w:t xml:space="preserve">Strayer, D.L., D’Antonio, C.M., Essl, F., Fowler, M.S., Geist, J., Hilt, S., </w:t>
+      </w:r>
+      <w:r>
+        <w:rPr>
+          <w:rFonts w:ascii="Times New Roman" w:hAnsi="Times New Roman" w:cs="Times New Roman"/>
+          <w:i/>
+          <w:iCs/>
+          <w:sz w:val="24"/>
+        </w:rPr>
+        <w:t>et al.</w:t>
+      </w:r>
+      <w:r>
+        <w:rPr>
+          <w:rFonts w:ascii="Times New Roman" w:hAnsi="Times New Roman" w:cs="Times New Roman"/>
+          <w:sz w:val="24"/>
+        </w:rPr>
+        <w:t xml:space="preserve"> (2017). Boom‐bust dynamics in biological invasions: towards an improved application of the concept. </w:t>
+      </w:r>
+      <w:r>
+        <w:rPr>
+          <w:rFonts w:ascii="Times New Roman" w:hAnsi="Times New Roman" w:cs="Times New Roman"/>
+          <w:i/>
+          <w:iCs/>
+          <w:sz w:val="24"/>
+        </w:rPr>
         <w:t>Ecology Letters</w:t>
       </w:r>
       <w:r>
@@ -8558,6 +9681,119 @@
           <w:sz w:val="24"/>
         </w:rPr>
         <w:t>, 20, 1337–1350.</w:t>
+      </w:r>
+    </w:p>
+    <w:p>
+      <w:pPr>
+        <w:pStyle w:val="Bibliography"/>
+        <w:rPr>
+          <w:rFonts w:ascii="Times New Roman" w:hAnsi="Times New Roman" w:cs="Times New Roman"/>
+          <w:sz w:val="24"/>
+        </w:rPr>
+      </w:pPr>
+      <w:r>
+        <w:rPr>
+          <w:rFonts w:ascii="Times New Roman" w:hAnsi="Times New Roman" w:cs="Times New Roman"/>
+          <w:sz w:val="24"/>
+        </w:rPr>
+        <w:t xml:space="preserve">Strayer, D.L. &amp; Malcom, H.M. (2006). Long-term demography of a zebra mussel (Dreissena polymorpha) population. </w:t>
+      </w:r>
+      <w:r>
+        <w:rPr>
+          <w:rFonts w:ascii="Times New Roman" w:hAnsi="Times New Roman" w:cs="Times New Roman"/>
+          <w:i/>
+          <w:iCs/>
+          <w:sz w:val="24"/>
+        </w:rPr>
+        <w:t>Freshwater Biol</w:t>
+      </w:r>
+      <w:r>
+        <w:rPr>
+          <w:rFonts w:ascii="Times New Roman" w:hAnsi="Times New Roman" w:cs="Times New Roman"/>
+          <w:sz w:val="24"/>
+        </w:rPr>
+        <w:t>, 51, 117–130.</w:t>
+      </w:r>
+    </w:p>
+    <w:p>
+      <w:pPr>
+        <w:pStyle w:val="Bibliography"/>
+        <w:rPr>
+          <w:rFonts w:ascii="Times New Roman" w:hAnsi="Times New Roman" w:cs="Times New Roman"/>
+          <w:sz w:val="24"/>
+        </w:rPr>
+      </w:pPr>
+      <w:r>
+        <w:rPr>
+          <w:rFonts w:ascii="Times New Roman" w:hAnsi="Times New Roman" w:cs="Times New Roman"/>
+          <w:sz w:val="24"/>
+        </w:rPr>
+        <w:lastRenderedPageBreak/>
+        <w:t xml:space="preserve">Uthicke, S., Schaffelke, B. &amp; Byrne, M. (2009). A boom–bust phylum? Ecological and evolutionary consequences of density variations in echinoderms. </w:t>
+      </w:r>
+      <w:r>
+        <w:rPr>
+          <w:rFonts w:ascii="Times New Roman" w:hAnsi="Times New Roman" w:cs="Times New Roman"/>
+          <w:i/>
+          <w:iCs/>
+          <w:sz w:val="24"/>
+        </w:rPr>
+        <w:t>Ecological Monographs</w:t>
+      </w:r>
+      <w:r>
+        <w:rPr>
+          <w:rFonts w:ascii="Times New Roman" w:hAnsi="Times New Roman" w:cs="Times New Roman"/>
+          <w:sz w:val="24"/>
+        </w:rPr>
+        <w:t>, 79, 3–24.</w:t>
+      </w:r>
+    </w:p>
+    <w:p>
+      <w:pPr>
+        <w:pStyle w:val="Bibliography"/>
+        <w:rPr>
+          <w:rFonts w:ascii="Times New Roman" w:hAnsi="Times New Roman" w:cs="Times New Roman"/>
+          <w:sz w:val="24"/>
+        </w:rPr>
+      </w:pPr>
+      <w:r>
+        <w:rPr>
+          <w:rFonts w:ascii="Times New Roman" w:hAnsi="Times New Roman" w:cs="Times New Roman"/>
+          <w:sz w:val="24"/>
+        </w:rPr>
+        <w:t xml:space="preserve">Wasson, K., Fabian, R.A., Fork, S., Stanganelli, J., Mize, Z., Beheshti, K., </w:t>
+      </w:r>
+      <w:r>
+        <w:rPr>
+          <w:rFonts w:ascii="Times New Roman" w:hAnsi="Times New Roman" w:cs="Times New Roman"/>
+          <w:i/>
+          <w:iCs/>
+          <w:sz w:val="24"/>
+        </w:rPr>
+        <w:t>et al.</w:t>
+      </w:r>
+      <w:r>
+        <w:rPr>
+          <w:rFonts w:ascii="Times New Roman" w:hAnsi="Times New Roman" w:cs="Times New Roman"/>
+          <w:sz w:val="24"/>
+        </w:rPr>
+        <w:t xml:space="preserve"> (2020). Multiple factors contribute to the spatially variable and dramatic decline of an invasive snail in an estuary where it was long-established and phenomenally abundant. </w:t>
+      </w:r>
+      <w:r>
+        <w:rPr>
+          <w:rFonts w:ascii="Times New Roman" w:hAnsi="Times New Roman" w:cs="Times New Roman"/>
+          <w:i/>
+          <w:iCs/>
+          <w:sz w:val="24"/>
+        </w:rPr>
+        <w:t>Biol Invasions</w:t>
+      </w:r>
+      <w:r>
+        <w:rPr>
+          <w:rFonts w:ascii="Times New Roman" w:hAnsi="Times New Roman" w:cs="Times New Roman"/>
+          <w:sz w:val="24"/>
+        </w:rPr>
+        <w:t>, 22, 1181–1202.</w:t>
       </w:r>
     </w:p>
     <w:p>
@@ -8804,10 +10040,10 @@
         </w:rPr>
         <w:lastRenderedPageBreak/>
         <w:drawing>
-          <wp:inline distT="0" distB="0" distL="0" distR="0" wp14:anchorId="2F7EDB42" wp14:editId="7818F9A6">
-            <wp:extent cx="6227064" cy="6638544"/>
-            <wp:effectExtent l="0" t="0" r="2540" b="0"/>
-            <wp:docPr id="608344700" name="Picture 4" descr="A flowchart of a number of people&#10;&#10;AI-generated content may be incorrect."/>
+          <wp:inline distT="0" distB="0" distL="0" distR="0" wp14:anchorId="211A9DBA" wp14:editId="2065EE5E">
+            <wp:extent cx="2944368" cy="3151740"/>
+            <wp:effectExtent l="0" t="0" r="8890" b="0"/>
+            <wp:docPr id="791840224" name="Picture 3" descr="A screenshot of a phone&#10;&#10;AI-generated content may be incorrect."/>
             <wp:cNvGraphicFramePr>
               <a:graphicFrameLocks xmlns:a="http://schemas.openxmlformats.org/drawingml/2006/main" noChangeAspect="1"/>
             </wp:cNvGraphicFramePr>
@@ -8815,11 +10051,11 @@
               <a:graphicData uri="http://schemas.openxmlformats.org/drawingml/2006/picture">
                 <pic:pic xmlns:pic="http://schemas.openxmlformats.org/drawingml/2006/picture">
                   <pic:nvPicPr>
-                    <pic:cNvPr id="608344700" name="Picture 4" descr="A flowchart of a number of people&#10;&#10;AI-generated content may be incorrect."/>
+                    <pic:cNvPr id="791840224" name="Picture 3" descr="A screenshot of a phone&#10;&#10;AI-generated content may be incorrect."/>
                     <pic:cNvPicPr/>
                   </pic:nvPicPr>
                   <pic:blipFill>
-                    <a:blip r:embed="rId13">
+                    <a:blip r:embed="rId13" cstate="print">
                       <a:extLst>
                         <a:ext uri="{28A0092B-C50C-407E-A947-70E740481C1C}">
                           <a14:useLocalDpi xmlns:a14="http://schemas.microsoft.com/office/drawing/2010/main" val="0"/>
@@ -8833,7 +10069,7 @@
                   <pic:spPr>
                     <a:xfrm>
                       <a:off x="0" y="0"/>
-                      <a:ext cx="6227064" cy="6638544"/>
+                      <a:ext cx="2944368" cy="3151740"/>
                     </a:xfrm>
                     <a:prstGeom prst="rect">
                       <a:avLst/>
@@ -8895,7 +10131,47 @@
           <w:sz w:val="24"/>
           <w:szCs w:val="24"/>
         </w:rPr>
-        <w:t xml:space="preserve">nubmers </w:t>
+        <w:t>nu</w:t>
+      </w:r>
+      <w:r>
+        <w:rPr>
+          <w:rFonts w:ascii="Times New Roman" w:eastAsia="Times New Roman" w:hAnsi="Times New Roman" w:cs="Times New Roman"/>
+          <w:bCs/>
+          <w:noProof/>
+          <w:sz w:val="24"/>
+          <w:szCs w:val="24"/>
+        </w:rPr>
+        <w:t>mb</w:t>
+      </w:r>
+      <w:r>
+        <w:rPr>
+          <w:rFonts w:ascii="Times New Roman" w:eastAsia="Times New Roman" w:hAnsi="Times New Roman" w:cs="Times New Roman"/>
+          <w:bCs/>
+          <w:noProof/>
+          <w:sz w:val="24"/>
+          <w:szCs w:val="24"/>
+        </w:rPr>
+        <w:t>ers</w:t>
+      </w:r>
+      <w:r>
+        <w:rPr>
+          <w:rFonts w:ascii="Times New Roman" w:eastAsia="Times New Roman" w:hAnsi="Times New Roman" w:cs="Times New Roman"/>
+          <w:bCs/>
+          <w:noProof/>
+          <w:sz w:val="24"/>
+          <w:szCs w:val="24"/>
+        </w:rPr>
+        <w:t xml:space="preserve"> of</w:t>
+      </w:r>
+      <w:r>
+        <w:rPr>
+          <w:rFonts w:ascii="Times New Roman" w:eastAsia="Times New Roman" w:hAnsi="Times New Roman" w:cs="Times New Roman"/>
+          <w:bCs/>
+          <w:noProof/>
+          <w:sz w:val="24"/>
+          <w:szCs w:val="24"/>
+        </w:rPr>
+        <w:t xml:space="preserve"> </w:t>
       </w:r>
       <w:r>
         <w:rPr>
@@ -9311,7 +10587,6 @@
           <w:szCs w:val="24"/>
         </w:rPr>
       </w:pPr>
-      <w:commentRangeStart w:id="9"/>
       <w:r>
         <w:rPr>
           <w:rFonts w:ascii="Times New Roman" w:eastAsia="Times New Roman" w:hAnsi="Times New Roman" w:cs="Times New Roman"/>
@@ -9320,13 +10595,6 @@
           <w:szCs w:val="24"/>
         </w:rPr>
         <w:t>Quantitative Definition</w:t>
-      </w:r>
-      <w:commentRangeEnd w:id="9"/>
-      <w:r>
-        <w:rPr>
-          <w:rStyle w:val="CommentReference"/>
-        </w:rPr>
-        <w:commentReference w:id="9"/>
       </w:r>
     </w:p>
     <w:p>
@@ -9776,41 +11044,86 @@
           <w:sz w:val="24"/>
           <w:szCs w:val="24"/>
         </w:rPr>
-        <w:t xml:space="preserve"> see Cooling &amp; Hoffmann 2015; Kauppi </w:t>
-      </w:r>
-      <w:r>
-        <w:rPr>
-          <w:rFonts w:ascii="Times New Roman" w:eastAsia="Times New Roman" w:hAnsi="Times New Roman" w:cs="Times New Roman"/>
+        <w:t xml:space="preserve"> see </w:t>
+      </w:r>
+      <w:r>
+        <w:rPr>
+          <w:rFonts w:ascii="Times New Roman" w:eastAsia="Times New Roman" w:hAnsi="Times New Roman" w:cs="Times New Roman"/>
+          <w:sz w:val="24"/>
+          <w:szCs w:val="24"/>
+        </w:rPr>
+        <w:fldChar w:fldCharType="begin"/>
+      </w:r>
+      <w:r>
+        <w:rPr>
+          <w:rFonts w:ascii="Times New Roman" w:eastAsia="Times New Roman" w:hAnsi="Times New Roman" w:cs="Times New Roman"/>
+          <w:sz w:val="24"/>
+          <w:szCs w:val="24"/>
+        </w:rPr>
+        <w:instrText xml:space="preserve"> ADDIN ZOTERO_ITEM CSL_CITATION {"citationID":"CuPhaDtv","properties":{"formattedCitation":"(Cooling &amp; Hoffmann 2015; Kauppi {\\i{}et al.} 2015; Wasson {\\i{}et al.} 2020)","plainCitation":"(Cooling &amp; Hoffmann 2015; Kauppi et al. 2015; Wasson et al. 2020)","dontUpdate":true,"noteIndex":0},"citationItems":[{"id":244,"uris":["http://zotero.org/users/9972654/items/HYG4H88Q"],"itemData":{"id":244,"type":"article-journal","abstract":"Invasive species are known to exhibit boom and bust cycles. We report population declines of one of the world’s most serious ant invaders, Anoplolepis gracilipes (Smith) (yellow crazy ant) in Arnhem Land, Australia. Anoplolepis gracilipes populations are known to ﬂuctuate, both spatially and temporally, but this is the ﬁrst instance of quantitative monitoring of spatial declines of entire populations. We present before and after survey data on seven populations that have either declined substantially or disappeared completely without human intervention. Sites ranged in size from 1.8 to 15 ha. Although the mechanistic cause of these declines remains unknown, A. gracilipes populations in Arnhem Land represent a unique opportunity to investigate mechanisms by which a globally signiﬁcant invader declines, which could have important implications for invasive species management worldwide.","container-title":"Biological Invasions","DOI":"10.1007/s10530-015-0963-7","ISSN":"1387-3547, 1573-1464","issue":"12","journalAbbreviation":"Biol Invasions","language":"en","page":"3351-3357","source":"DOI.org (Crossref)","title":"Here today, gone tomorrow: declines and local extinctions of invasive ant populations in the absence of intervention","title-short":"Here today, gone tomorrow","volume":"17","author":[{"family":"Cooling","given":"M."},{"family":"Hoffmann","given":"B. D."}],"issued":{"date-parts":[["2015",12]]}}},{"id":224,"uris":["http://zotero.org/users/9972654/items/ZTS4S9A6"],"itemData":{"id":224,"type":"article-journal","container-title":"Biological Invasions","DOI":"10.1007/s10530-015-0860-0","ISSN":"1387-3547, 1573-1464","issue":"7","journalAbbreviation":"Biol Invasions","language":"en","page":"2055-2074","source":"DOI.org (Crossref)","title":"Large-scale species invasion into a low-diversity system: spatial and temporal distribution of the invasive polychaetes Marenzelleria spp. in the Baltic Sea","title-short":"Large-scale species invasion into a low-diversity system","volume":"17","author":[{"family":"Kauppi","given":"Laura"},{"family":"Norkko","given":"Alf"},{"family":"Norkko","given":"Joanna"}],"issued":{"date-parts":[["2015",7]]}}},{"id":233,"uris":["http://zotero.org/users/9972654/items/T24VWU4H"],"itemData":{"id":233,"type":"article-journal","container-title":"Biological Invasions","DOI":"10.1007/s10530-019-02172-w","ISSN":"1387-3547, 1573-1464","issue":"3","journalAbbreviation":"Biol Invasions","language":"en","page":"1181-1202","source":"DOI.org (Crossref)","title":"Multiple factors contribute to the spatially variable and dramatic decline of an invasive snail in an estuary where it was long-established and phenomenally abundant","volume":"22","author":[{"family":"Wasson","given":"Kerstin"},{"family":"Fabian","given":"Rachel A."},{"family":"Fork","given":"Susanne"},{"family":"Stanganelli","given":"Julia"},{"family":"Mize","given":"Zachary"},{"family":"Beheshti","given":"Kathryn"},{"family":"Jeppesen","given":"Rikke"},{"family":"Jones","given":"Isabel J."},{"family":"Zabin","given":"Chela J."},{"family":"Walker","given":"Sally"},{"family":"Lummis","given":"Sarah C."},{"family":"Emery","given":"Mason"},{"family":"Moore","given":"James D."},{"family":"Endris","given":"Charlie"},{"family":"Jolette","given":"Danielle"},{"family":"Byers","given":"James E."}],"issued":{"date-parts":[["2020",3]]}}}],"schema":"https://github.com/citation-style-language/schema/raw/master/csl-citation.json"} </w:instrText>
+      </w:r>
+      <w:r>
+        <w:rPr>
+          <w:rFonts w:ascii="Times New Roman" w:eastAsia="Times New Roman" w:hAnsi="Times New Roman" w:cs="Times New Roman"/>
+          <w:sz w:val="24"/>
+          <w:szCs w:val="24"/>
+        </w:rPr>
+        <w:fldChar w:fldCharType="separate"/>
+      </w:r>
+      <w:r>
+        <w:rPr>
+          <w:rFonts w:ascii="Times New Roman" w:hAnsi="Times New Roman" w:cs="Times New Roman"/>
+          <w:sz w:val="24"/>
+        </w:rPr>
+        <w:t xml:space="preserve">Cooling &amp; Hoffmann 2015; Kauppi </w:t>
+      </w:r>
+      <w:r>
+        <w:rPr>
+          <w:rFonts w:ascii="Times New Roman" w:hAnsi="Times New Roman" w:cs="Times New Roman"/>
           <w:i/>
-          <w:sz w:val="24"/>
-          <w:szCs w:val="24"/>
+          <w:iCs/>
+          <w:sz w:val="24"/>
         </w:rPr>
         <w:t>et al.</w:t>
       </w:r>
       <w:r>
         <w:rPr>
-          <w:rFonts w:ascii="Times New Roman" w:eastAsia="Times New Roman" w:hAnsi="Times New Roman" w:cs="Times New Roman"/>
-          <w:sz w:val="24"/>
-          <w:szCs w:val="24"/>
+          <w:rFonts w:ascii="Times New Roman" w:hAnsi="Times New Roman" w:cs="Times New Roman"/>
+          <w:sz w:val="24"/>
         </w:rPr>
         <w:t xml:space="preserve"> 2015; Wasson </w:t>
       </w:r>
       <w:r>
         <w:rPr>
-          <w:rFonts w:ascii="Times New Roman" w:eastAsia="Times New Roman" w:hAnsi="Times New Roman" w:cs="Times New Roman"/>
+          <w:rFonts w:ascii="Times New Roman" w:hAnsi="Times New Roman" w:cs="Times New Roman"/>
           <w:i/>
-          <w:sz w:val="24"/>
-          <w:szCs w:val="24"/>
+          <w:iCs/>
+          <w:sz w:val="24"/>
         </w:rPr>
         <w:t>et al.</w:t>
       </w:r>
       <w:r>
         <w:rPr>
-          <w:rFonts w:ascii="Times New Roman" w:eastAsia="Times New Roman" w:hAnsi="Times New Roman" w:cs="Times New Roman"/>
-          <w:sz w:val="24"/>
-          <w:szCs w:val="24"/>
-        </w:rPr>
-        <w:t xml:space="preserve"> 2020). </w:t>
+          <w:rFonts w:ascii="Times New Roman" w:hAnsi="Times New Roman" w:cs="Times New Roman"/>
+          <w:sz w:val="24"/>
+        </w:rPr>
+        <w:t xml:space="preserve"> 2020)</w:t>
+      </w:r>
+      <w:r>
+        <w:rPr>
+          <w:rFonts w:ascii="Times New Roman" w:eastAsia="Times New Roman" w:hAnsi="Times New Roman" w:cs="Times New Roman"/>
+          <w:sz w:val="24"/>
+          <w:szCs w:val="24"/>
+        </w:rPr>
+        <w:fldChar w:fldCharType="end"/>
+      </w:r>
+      <w:r>
+        <w:rPr>
+          <w:rFonts w:ascii="Times New Roman" w:eastAsia="Times New Roman" w:hAnsi="Times New Roman" w:cs="Times New Roman"/>
+          <w:sz w:val="24"/>
+          <w:szCs w:val="24"/>
+        </w:rPr>
+        <w:t xml:space="preserve">. </w:t>
       </w:r>
       <w:r>
         <w:rPr>
@@ -9901,32 +11214,84 @@
           <w:sz w:val="24"/>
           <w:szCs w:val="24"/>
         </w:rPr>
-        <w:t xml:space="preserve">Using </w:t>
-      </w:r>
-      <w:r>
-        <w:rPr>
-          <w:rFonts w:ascii="Times New Roman" w:eastAsia="Times New Roman" w:hAnsi="Times New Roman" w:cs="Times New Roman"/>
-          <w:sz w:val="24"/>
-          <w:szCs w:val="24"/>
+        <w:t>Using</w:t>
+      </w:r>
+      <w:r>
+        <w:rPr>
+          <w:rFonts w:ascii="Times New Roman" w:eastAsia="Times New Roman" w:hAnsi="Times New Roman" w:cs="Times New Roman"/>
+          <w:sz w:val="24"/>
+          <w:szCs w:val="24"/>
+        </w:rPr>
+        <w:t xml:space="preserve"> </w:t>
+      </w:r>
+      <w:r>
+        <w:rPr>
+          <w:rFonts w:ascii="Times New Roman" w:eastAsia="Times New Roman" w:hAnsi="Times New Roman" w:cs="Times New Roman"/>
+          <w:sz w:val="24"/>
+          <w:szCs w:val="24"/>
+        </w:rPr>
+        <w:fldChar w:fldCharType="begin"/>
+      </w:r>
+      <w:r>
+        <w:rPr>
+          <w:rFonts w:ascii="Times New Roman" w:eastAsia="Times New Roman" w:hAnsi="Times New Roman" w:cs="Times New Roman"/>
+          <w:sz w:val="24"/>
+          <w:szCs w:val="24"/>
+        </w:rPr>
+        <w:instrText xml:space="preserve"> ADDIN ZOTERO_ITEM CSL_CITATION {"citationID":"Xz0MHE5e","properties":{"formattedCitation":"(Strayer {\\i{}et al.} 2017)","plainCitation":"(Strayer et al. 2017)","dontUpdate":true,"noteIndex":0},"citationItems":[{"id":96,"uris":["http://zotero.org/users/9972654/items/NCR5V6NZ"],"itemData":{"id":96,"type":"article-journal","abstract":"Boom-bust dynamics – the rise of a population to outbreak levels, followed by a dramatic decline – have been associated with biological invasions and offered as a reason not to manage troublesome invaders. However, boom-bust dynamics rarely have been critically deﬁned, analyzed, or interpreted. Here, we deﬁne boom-bust dynamics and provide speciﬁc suggestions for improving the application of the boom-bust concept. Boom-bust dynamics can arise from many causes, some closely associated with invasions, but others occurring across a wide range of ecological settings, especially when environmental conditions are changing rapidly. As a result, it is difﬁcult to infer cause or predict future trajectories merely by observing the dynamic. We use tests with simulated data to show that a common metric for detecting and describing boom-bust dynamics, decline from an observed peak to a subsequent trough, tends to severely overestimate the frequency and severity of busts, and should be used cautiously if at all. We review and test other metrics that are better suited to describe boom-bust dynamics. Understanding the frequency and importance of boom-bust dynamics requires empirical studies of large, representative, long-term data sets that use clear deﬁnitions of boom-bust, appropriate analytical methods, and careful interpretations.","container-title":"Ecology Letters","language":"en","page":"1337-1350","source":"Zotero","title":"Boom‐bust dynamics in biological invasions: towards an improved application of the concept","volume":"20","author":[{"family":"Strayer","given":"David L"},{"family":"D’Antonio","given":"Carla M"},{"family":"Essl","given":"Franz"},{"family":"Fowler","given":"Mike S"},{"family":"Geist","given":"Juergen"},{"family":"Hilt","given":"Sabine"},{"family":"Jari","given":"Ivan"},{"family":"Jo","given":"Klaus"},{"family":"Lambin","given":"Xavier"},{"family":"Latzka","given":"Alexander W"},{"family":"Pergl","given":"Jan"},{"family":"Py","given":"Petr"},{"family":"Robertson","given":"Peter"}],"issued":{"date-parts":[["2017"]]}}}],"schema":"https://github.com/citation-style-language/schema/raw/master/csl-citation.json"} </w:instrText>
+      </w:r>
+      <w:r>
+        <w:rPr>
+          <w:rFonts w:ascii="Times New Roman" w:eastAsia="Times New Roman" w:hAnsi="Times New Roman" w:cs="Times New Roman"/>
+          <w:sz w:val="24"/>
+          <w:szCs w:val="24"/>
+        </w:rPr>
+        <w:fldChar w:fldCharType="separate"/>
+      </w:r>
+      <w:r>
+        <w:rPr>
+          <w:rFonts w:ascii="Times New Roman" w:hAnsi="Times New Roman" w:cs="Times New Roman"/>
+          <w:sz w:val="24"/>
         </w:rPr>
         <w:t xml:space="preserve">Strayer </w:t>
       </w:r>
       <w:r>
         <w:rPr>
-          <w:rFonts w:ascii="Times New Roman" w:eastAsia="Times New Roman" w:hAnsi="Times New Roman" w:cs="Times New Roman"/>
+          <w:rFonts w:ascii="Times New Roman" w:hAnsi="Times New Roman" w:cs="Times New Roman"/>
           <w:i/>
-          <w:sz w:val="24"/>
-          <w:szCs w:val="24"/>
+          <w:iCs/>
+          <w:sz w:val="24"/>
         </w:rPr>
         <w:t>et al.</w:t>
       </w:r>
       <w:r>
         <w:rPr>
-          <w:rFonts w:ascii="Times New Roman" w:eastAsia="Times New Roman" w:hAnsi="Times New Roman" w:cs="Times New Roman"/>
-          <w:sz w:val="24"/>
-          <w:szCs w:val="24"/>
-        </w:rPr>
-        <w:t xml:space="preserve"> (2017)</w:t>
+          <w:rFonts w:ascii="Times New Roman" w:hAnsi="Times New Roman" w:cs="Times New Roman"/>
+          <w:sz w:val="24"/>
+        </w:rPr>
+        <w:t xml:space="preserve"> </w:t>
+      </w:r>
+      <w:r>
+        <w:rPr>
+          <w:rFonts w:ascii="Times New Roman" w:hAnsi="Times New Roman" w:cs="Times New Roman"/>
+          <w:sz w:val="24"/>
+        </w:rPr>
+        <w:t>(</w:t>
+      </w:r>
+      <w:r>
+        <w:rPr>
+          <w:rFonts w:ascii="Times New Roman" w:hAnsi="Times New Roman" w:cs="Times New Roman"/>
+          <w:sz w:val="24"/>
+        </w:rPr>
+        <w:t>2017)</w:t>
+      </w:r>
+      <w:r>
+        <w:rPr>
+          <w:rFonts w:ascii="Times New Roman" w:eastAsia="Times New Roman" w:hAnsi="Times New Roman" w:cs="Times New Roman"/>
+          <w:sz w:val="24"/>
+          <w:szCs w:val="24"/>
+        </w:rPr>
+        <w:fldChar w:fldCharType="end"/>
       </w:r>
       <w:r>
         <w:rPr>
@@ -10054,24 +11419,78 @@
           <w:sz w:val="24"/>
           <w:szCs w:val="24"/>
         </w:rPr>
-        <w:t xml:space="preserve"> increase in a population within a year (Uthicke </w:t>
-      </w:r>
-      <w:r>
-        <w:rPr>
-          <w:rFonts w:ascii="Times New Roman" w:eastAsia="Times New Roman" w:hAnsi="Times New Roman" w:cs="Times New Roman"/>
+        <w:t xml:space="preserve"> increase in a population within a year</w:t>
+      </w:r>
+      <w:r>
+        <w:rPr>
+          <w:rFonts w:ascii="Times New Roman" w:eastAsia="Times New Roman" w:hAnsi="Times New Roman" w:cs="Times New Roman"/>
+          <w:sz w:val="24"/>
+          <w:szCs w:val="24"/>
+        </w:rPr>
+        <w:t xml:space="preserve"> </w:t>
+      </w:r>
+      <w:r>
+        <w:rPr>
+          <w:rFonts w:ascii="Times New Roman" w:eastAsia="Times New Roman" w:hAnsi="Times New Roman" w:cs="Times New Roman"/>
+          <w:sz w:val="24"/>
+          <w:szCs w:val="24"/>
+        </w:rPr>
+        <w:fldChar w:fldCharType="begin"/>
+      </w:r>
+      <w:r>
+        <w:rPr>
+          <w:rFonts w:ascii="Times New Roman" w:eastAsia="Times New Roman" w:hAnsi="Times New Roman" w:cs="Times New Roman"/>
+          <w:sz w:val="24"/>
+          <w:szCs w:val="24"/>
+        </w:rPr>
+        <w:instrText xml:space="preserve"> ADDIN ZOTERO_ITEM CSL_CITATION {"citationID":"Wm3lWwSk","properties":{"formattedCitation":"(Uthicke {\\i{}et al.} 2009)","plainCitation":"(Uthicke et al. 2009)","noteIndex":0},"citationItems":[{"id":72,"uris":["http://zotero.org/users/9972654/items/SGNYXEHR"],"itemData":{"id":72,"type":"article-journal","abstract":"Echinoderms play a key role in structuring many marine ecosystems and are notorious for large population density variations in so-called ‘‘outbreak’’ or ‘‘dieoff’’ events. In a review of this phenomenon, we assess the causal factors and ecological and evolutionary consequences. We identiﬁed 28 species (6 Asteroidea, 8 Echinoidea, 10 Holothuroidea, 4 Ophiuroidea) that exhibit large (more than two population doublings or halvings) population density changes. Three generalized patterns were identiﬁed and named for exemplary species: (1) rapid decreases followed by no or slow recovery (Diadema–Paracentrotus Model), (2), rapid increase and apparent stability at a new population density (Amperima–Amphiura Model), and (3) population density ﬂuctuations (Acanthaster–Asterias Model). Echinoderms identiﬁed were distributed from the shallow intertidal to the deep sea, and from tropical to temperate regions. In most cases, signiﬁcant impacts on the respective ecosystems were observed. The most striking similarity among all species identiﬁed was possession of the ancestral-type planktotrophic larva. This larval type was signiﬁcantly overrepresented in species identiﬁed within the Asteroidea, Echinoidea, Holothuroidea, and for the combined data set. We suggest three main factors that render a life history with planktotrophic larvae a high-risk–high-gain strategy: (1) a strong nonlinear dependency of larval production on adult densities (Allee effects), (2) a low potential for compensatory feedback mechanisms, and (3) an uncoupling of larval and adult ecology. The alternative (derived) lecithotrophic larva occurs in 68% of recent echinoderm species, suggesting an evolutionary trend toward this larval type. Lecithotrophic development represents a more buffered life history because compensatory feedback between adult densities and larval output is likely to be more efﬁcient. For lecithotrophic developers, direct nutritive coupling from adult to larva to the early benthic juvenile provides a buffer against starvation. Lecithotrophic larvae are independent of the vagaries of planktonic food supply, and their short planktonic duration may promote local recruitment. Anthropogenic inﬂuences contributed to the population density variations in most cases, including increased primary productivity through eutrophication or global change, disease, overﬁshing, and species introductions. We suggest that anthropogenic disturbance, through its inﬂuence on the frequency and/or amplitude of echinoderm population density changes, may go beyond present ecosystem impacts and alter future evolutionary trends.","container-title":"Ecological Monographs","DOI":"10.1890/07-2136.1","ISSN":"0012-9615","issue":"1","journalAbbreviation":"Ecological Monographs","language":"en","page":"3-24","source":"DOI.org (Crossref)","title":"A boom–bust phylum? Ecological and evolutionary consequences of density variations in echinoderms","title-short":"A boom–bust phylum?","volume":"79","author":[{"family":"Uthicke","given":"Sven"},{"family":"Schaffelke","given":"Britta"},{"family":"Byrne","given":"Maria"}],"issued":{"date-parts":[["2009",2]]}}}],"schema":"https://github.com/citation-style-language/schema/raw/master/csl-citation.json"} </w:instrText>
+      </w:r>
+      <w:r>
+        <w:rPr>
+          <w:rFonts w:ascii="Times New Roman" w:eastAsia="Times New Roman" w:hAnsi="Times New Roman" w:cs="Times New Roman"/>
+          <w:sz w:val="24"/>
+          <w:szCs w:val="24"/>
+        </w:rPr>
+        <w:fldChar w:fldCharType="separate"/>
+      </w:r>
+      <w:r>
+        <w:rPr>
+          <w:rFonts w:ascii="Times New Roman" w:hAnsi="Times New Roman" w:cs="Times New Roman"/>
+          <w:sz w:val="24"/>
+        </w:rPr>
+        <w:t xml:space="preserve">(Uthicke </w:t>
+      </w:r>
+      <w:r>
+        <w:rPr>
+          <w:rFonts w:ascii="Times New Roman" w:hAnsi="Times New Roman" w:cs="Times New Roman"/>
           <w:i/>
-          <w:sz w:val="24"/>
-          <w:szCs w:val="24"/>
+          <w:iCs/>
+          <w:sz w:val="24"/>
         </w:rPr>
         <w:t>et al.</w:t>
       </w:r>
       <w:r>
         <w:rPr>
-          <w:rFonts w:ascii="Times New Roman" w:eastAsia="Times New Roman" w:hAnsi="Times New Roman" w:cs="Times New Roman"/>
-          <w:sz w:val="24"/>
-          <w:szCs w:val="24"/>
-        </w:rPr>
-        <w:t xml:space="preserve"> 2009).  </w:t>
+          <w:rFonts w:ascii="Times New Roman" w:hAnsi="Times New Roman" w:cs="Times New Roman"/>
+          <w:sz w:val="24"/>
+        </w:rPr>
+        <w:t xml:space="preserve"> 2009)</w:t>
+      </w:r>
+      <w:r>
+        <w:rPr>
+          <w:rFonts w:ascii="Times New Roman" w:eastAsia="Times New Roman" w:hAnsi="Times New Roman" w:cs="Times New Roman"/>
+          <w:sz w:val="24"/>
+          <w:szCs w:val="24"/>
+        </w:rPr>
+        <w:fldChar w:fldCharType="end"/>
+      </w:r>
+      <w:r>
+        <w:rPr>
+          <w:rFonts w:ascii="Times New Roman" w:eastAsia="Times New Roman" w:hAnsi="Times New Roman" w:cs="Times New Roman"/>
+          <w:sz w:val="24"/>
+          <w:szCs w:val="24"/>
+        </w:rPr>
+        <w:t xml:space="preserve">.  </w:t>
       </w:r>
       <w:r>
         <w:rPr>
@@ -10111,7 +11530,23 @@
           <w:sz w:val="24"/>
           <w:szCs w:val="24"/>
         </w:rPr>
-        <w:t xml:space="preserve"> conservative </w:t>
+        <w:t xml:space="preserve"> </w:t>
+      </w:r>
+      <w:r>
+        <w:rPr>
+          <w:rFonts w:ascii="Times New Roman" w:eastAsia="Times New Roman" w:hAnsi="Times New Roman" w:cs="Times New Roman"/>
+          <w:sz w:val="24"/>
+          <w:szCs w:val="24"/>
+        </w:rPr>
+        <w:t>inclusive</w:t>
+      </w:r>
+      <w:r>
+        <w:rPr>
+          <w:rFonts w:ascii="Times New Roman" w:eastAsia="Times New Roman" w:hAnsi="Times New Roman" w:cs="Times New Roman"/>
+          <w:sz w:val="24"/>
+          <w:szCs w:val="24"/>
+        </w:rPr>
+        <w:t xml:space="preserve"> </w:t>
       </w:r>
       <w:r>
         <w:rPr>
@@ -10239,7 +11674,7 @@
           <w:sz w:val="24"/>
           <w:szCs w:val="24"/>
         </w:rPr>
-        <w:t xml:space="preserve">threshold in magnitude of 90% decline from the maximum population has frequently </w:t>
+        <w:t xml:space="preserve">threshold in magnitude of 90% decline from the maximum population has frequently been </w:t>
       </w:r>
       <w:r>
         <w:rPr>
@@ -10248,24 +11683,78 @@
           <w:szCs w:val="24"/>
         </w:rPr>
         <w:lastRenderedPageBreak/>
-        <w:t xml:space="preserve">been adopted for describing busts (Simberloff &amp; Gibbons 2004; Cooling </w:t>
-      </w:r>
-      <w:r>
-        <w:rPr>
-          <w:rFonts w:ascii="Times New Roman" w:eastAsia="Times New Roman" w:hAnsi="Times New Roman" w:cs="Times New Roman"/>
+        <w:t>adopted for describing busts</w:t>
+      </w:r>
+      <w:r>
+        <w:rPr>
+          <w:rFonts w:ascii="Times New Roman" w:eastAsia="Times New Roman" w:hAnsi="Times New Roman" w:cs="Times New Roman"/>
+          <w:sz w:val="24"/>
+          <w:szCs w:val="24"/>
+        </w:rPr>
+        <w:t xml:space="preserve"> </w:t>
+      </w:r>
+      <w:r>
+        <w:rPr>
+          <w:rFonts w:ascii="Times New Roman" w:eastAsia="Times New Roman" w:hAnsi="Times New Roman" w:cs="Times New Roman"/>
+          <w:sz w:val="24"/>
+          <w:szCs w:val="24"/>
+        </w:rPr>
+        <w:fldChar w:fldCharType="begin"/>
+      </w:r>
+      <w:r>
+        <w:rPr>
+          <w:rFonts w:ascii="Times New Roman" w:eastAsia="Times New Roman" w:hAnsi="Times New Roman" w:cs="Times New Roman"/>
+          <w:sz w:val="24"/>
+          <w:szCs w:val="24"/>
+        </w:rPr>
+        <w:instrText xml:space="preserve"> ADDIN ZOTERO_ITEM CSL_CITATION {"citationID":"nxNJbggv","properties":{"formattedCitation":"(Aagaard &amp; Lockwood 2016; Cooling {\\i{}et al.} 2012; Fern\\uc0\\u225{}ndez 2020; Simberloff &amp; Gibbons 2004)","plainCitation":"(Aagaard &amp; Lockwood 2016; Cooling et al. 2012; Fernández 2020; Simberloff &amp; Gibbons 2004)","noteIndex":0},"citationItems":[{"id":195,"uris":["http://zotero.org/users/9972654/items/GYZSSW44"],"itemData":{"id":195,"type":"article-journal","container-title":"Biological Invasions","DOI":"10.1007/s10530-016-1109-2","ISSN":"1387-3547, 1573-1464","issue":"6","journalAbbreviation":"Biol Invasions","language":"en","page":"1667-1678","source":"DOI.org (Crossref)","title":"Severe and rapid population declines in exotic birds","volume":"18","author":[{"family":"Aagaard","given":"Kevin"},{"family":"Lockwood","given":"Julie L."}],"issued":{"date-parts":[["2016",6]]}}},{"id":237,"uris":["http://zotero.org/users/9972654/items/PGCIIC5E"],"itemData":{"id":237,"type":"article-journal","abstract":"Synergies between invasive species and climate change are widely considered to be a major biodiversity threat. However, invasive species are also hypothesized to be susceptible to population collapse, as we demonstrate for a globally important invasive species in New Zealand. We observed Argentine ant populations to have collapsed in 40 per cent of surveyed sites. Populations had a mean survival time of 14.1 years (95% CI = 12.9–15.3 years). Resident ant communities had recovered or partly recovered after their collapse. Our models suggest that climate change will delay colony collapse, as increasing temperature and decreasing rainfall significantly increased their longevity, but only by a few years. Economic and environmental costs of invasive species may be small if populations collapse on their own accord.","container-title":"Biology Letters","DOI":"10.1098/rsbl.2011.1014","ISSN":"1744-9561, 1744-957X","issue":"3","journalAbbreviation":"Biol. Lett.","language":"en","page":"430-433","source":"DOI.org (Crossref)","title":"The widespread collapse of an invasive species: Argentine ants ( &lt;i&gt;Linepithema humile&lt;/i&gt; ) in New Zealand","title-short":"The widespread collapse of an invasive species","volume":"8","author":[{"family":"Cooling","given":"Meghan"},{"family":"Hartley","given":"Stephen"},{"family":"Sim","given":"Dalice A."},{"family":"Lester","given":"Philip J."}],"issued":{"date-parts":[["2012",6,23]]}}},{"id":60,"uris":["http://zotero.org/users/9972654/items/D98GJARG"],"itemData":{"id":60,"type":"article-journal","abstract":"The brown seaweed Sargassum muticum is one of the best-studied invasive marine species, although most studies are shortterm and focus on the expansion phase of invasion. Here I report 30 years of observations of the invasion of the north coast of Spain by S. muticum at regional (400 km coastline) and local scales (at the site where the invasion was first detected). At the local scale, this long-term series reveals a ‘boom-bust’ process where the expansion (‘boom’) phase lasted 12 years and the decline (‘bust’) was completed in 8 years. This cycle is supported by evidence at the regional scale. The impact of S. muticum on the recipient assemblages was only moderate during the initial ‘boom’ phase of the invasion and negligible afterwards. In conclusion, 30 years after its first observation in the region, Sargassum muticum can be considered an addition to the algal flora rather than a threat to the native assemblages.","container-title":"European Journal of Phycology","DOI":"10.1080/09670262.2020.1715489","ISSN":"0967-0262, 1469-4433","issue":"3","journalAbbreviation":"European Journal of Phycology","language":"en","page":"285-295","source":"DOI.org (Crossref)","title":"Boom-bust of &lt;i&gt;Sargassum muticum&lt;/i&gt; in northern Spain: 30 years of invasion","title-short":"Boom-bust of &lt;i&gt;Sargassum muticum&lt;/i&gt; in northern Spain","volume":"55","author":[{"family":"Fernández","given":"C."}],"issued":{"date-parts":[["2020",7,2]]}}},{"id":196,"uris":["http://zotero.org/users/9972654/items/JVY26T3K"],"itemData":{"id":196,"type":"article-journal","abstract":"Substantial populations of invasive non-indigenous species occasionally collapse dramatically. Although disease is often invoked, the causes are rarely studied experimentally and/or quantitatively, and some collapses remain quite mysterious. The widespread invasive snail Achatina fulica and pondweed Elodea canadensis appear to be characterized by rapid expansion followed by rapid decline. For the former species, disease may be the proximal cause of the collapse, while repeated collapse of the latter species is unexplained. Several other widely cited collapses of introduced species may simply be temporary lows during a more or less regular boom-and-bust cycle. However, on a restricted site (such as a small island), a boom-or-bust cycle may be impossible and recovery may never ensue; local extinction may even occur. In several instances, apparently spontaneous crashes were in fact probably caused by subsequently introduced competitors. Except for the few species in which spontaneous collapse has been repeatedly observed, the possibility of such an event is unwarranted as a potential rationale for a do-nothing approach to management. For such species, even if a crash ultimately occurs, the species may already have caused persistent ecological damage.","container-title":"Biological Invasions","DOI":"10.1023/B:BINV.0000022133.49752.46","ISSN":"1387-3547","issue":"2","journalAbbreviation":"Biological Invasions","language":"en","page":"161-172","source":"DOI.org (Crossref)","title":"Now you See them, Now you don't! – Population Crashes of Established Introduced Species","volume":"6","author":[{"family":"Simberloff","given":"Daniel"},{"family":"Gibbons","given":"Leah"}],"issued":{"date-parts":[["2004"]]}}}],"schema":"https://github.com/citation-style-language/schema/raw/master/csl-citation.json"} </w:instrText>
+      </w:r>
+      <w:r>
+        <w:rPr>
+          <w:rFonts w:ascii="Times New Roman" w:eastAsia="Times New Roman" w:hAnsi="Times New Roman" w:cs="Times New Roman"/>
+          <w:sz w:val="24"/>
+          <w:szCs w:val="24"/>
+        </w:rPr>
+        <w:fldChar w:fldCharType="separate"/>
+      </w:r>
+      <w:r>
+        <w:rPr>
+          <w:rFonts w:ascii="Times New Roman" w:hAnsi="Times New Roman" w:cs="Times New Roman"/>
+          <w:sz w:val="24"/>
+        </w:rPr>
+        <w:t xml:space="preserve">(Aagaard &amp; Lockwood 2016; Cooling </w:t>
+      </w:r>
+      <w:r>
+        <w:rPr>
+          <w:rFonts w:ascii="Times New Roman" w:hAnsi="Times New Roman" w:cs="Times New Roman"/>
           <w:i/>
-          <w:sz w:val="24"/>
-          <w:szCs w:val="24"/>
+          <w:iCs/>
+          <w:sz w:val="24"/>
         </w:rPr>
         <w:t>et al.</w:t>
       </w:r>
       <w:r>
         <w:rPr>
-          <w:rFonts w:ascii="Times New Roman" w:eastAsia="Times New Roman" w:hAnsi="Times New Roman" w:cs="Times New Roman"/>
-          <w:sz w:val="24"/>
-          <w:szCs w:val="24"/>
-        </w:rPr>
-        <w:t xml:space="preserve"> 2012; Aagaard &amp; Lockwood 2016; Fernández 2020).   </w:t>
+          <w:rFonts w:ascii="Times New Roman" w:hAnsi="Times New Roman" w:cs="Times New Roman"/>
+          <w:sz w:val="24"/>
+        </w:rPr>
+        <w:t xml:space="preserve"> 2012; Fernández 2020; Simberloff &amp; Gibbons 2004)</w:t>
+      </w:r>
+      <w:r>
+        <w:rPr>
+          <w:rFonts w:ascii="Times New Roman" w:eastAsia="Times New Roman" w:hAnsi="Times New Roman" w:cs="Times New Roman"/>
+          <w:sz w:val="24"/>
+          <w:szCs w:val="24"/>
+        </w:rPr>
+        <w:fldChar w:fldCharType="end"/>
+      </w:r>
+      <w:r>
+        <w:rPr>
+          <w:rFonts w:ascii="Times New Roman" w:eastAsia="Times New Roman" w:hAnsi="Times New Roman" w:cs="Times New Roman"/>
+          <w:sz w:val="24"/>
+          <w:szCs w:val="24"/>
+        </w:rPr>
+        <w:t xml:space="preserve">.   </w:t>
       </w:r>
       <w:r>
         <w:rPr>
@@ -10353,19 +11842,11 @@
           <w:sz w:val="24"/>
           <w:szCs w:val="24"/>
         </w:rPr>
-        <w:t xml:space="preserve">; </w:t>
-      </w:r>
-      <w:r>
-        <w:rPr>
-          <w:rFonts w:ascii="Times New Roman" w:eastAsia="Times New Roman" w:hAnsi="Times New Roman" w:cs="Times New Roman"/>
-          <w:sz w:val="24"/>
-          <w:szCs w:val="24"/>
-        </w:rPr>
-        <w:t xml:space="preserve">Aagaard &amp; Lockwood 2016). </w:t>
-      </w:r>
-      <w:r>
-        <w:rPr>
-          <w:rFonts w:ascii="Times New Roman" w:eastAsia="Times New Roman" w:hAnsi="Times New Roman" w:cs="Times New Roman"/>
+        <w:t>;</w:t>
+      </w:r>
+      <w:r>
+        <w:rPr>
+          <w:rFonts w:ascii="Times New Roman" w:eastAsia="Gungsuh" w:hAnsi="Times New Roman" w:cs="Times New Roman"/>
           <w:sz w:val="24"/>
           <w:szCs w:val="24"/>
         </w:rPr>
@@ -10373,6 +11854,61 @@
       </w:r>
       <w:r>
         <w:rPr>
+          <w:rFonts w:ascii="Times New Roman" w:eastAsia="Gungsuh" w:hAnsi="Times New Roman" w:cs="Times New Roman"/>
+          <w:sz w:val="24"/>
+          <w:szCs w:val="24"/>
+        </w:rPr>
+        <w:fldChar w:fldCharType="begin"/>
+      </w:r>
+      <w:r>
+        <w:rPr>
+          <w:rFonts w:ascii="Times New Roman" w:eastAsia="Gungsuh" w:hAnsi="Times New Roman" w:cs="Times New Roman"/>
+          <w:sz w:val="24"/>
+          <w:szCs w:val="24"/>
+        </w:rPr>
+        <w:instrText xml:space="preserve"> ADDIN ZOTERO_ITEM CSL_CITATION {"citationID":"KOwhMHH0","properties":{"formattedCitation":"(Aagaard &amp; Lockwood 2016)","plainCitation":"(Aagaard &amp; Lockwood 2016)","dontUpdate":true,"noteIndex":0},"citationItems":[{"id":195,"uris":["http://zotero.org/users/9972654/items/GYZSSW44"],"itemData":{"id":195,"type":"article-journal","container-title":"Biological Invasions","DOI":"10.1007/s10530-016-1109-2","ISSN":"1387-3547, 1573-1464","issue":"6","journalAbbreviation":"Biol Invasions","language":"en","page":"1667-1678","source":"DOI.org (Crossref)","title":"Severe and rapid population declines in exotic birds","volume":"18","author":[{"family":"Aagaard","given":"Kevin"},{"family":"Lockwood","given":"Julie L."}],"issued":{"date-parts":[["2016",6]]}}}],"schema":"https://github.com/citation-style-language/schema/raw/master/csl-citation.json"} </w:instrText>
+      </w:r>
+      <w:r>
+        <w:rPr>
+          <w:rFonts w:ascii="Times New Roman" w:eastAsia="Gungsuh" w:hAnsi="Times New Roman" w:cs="Times New Roman"/>
+          <w:sz w:val="24"/>
+          <w:szCs w:val="24"/>
+        </w:rPr>
+        <w:fldChar w:fldCharType="separate"/>
+      </w:r>
+      <w:r>
+        <w:rPr>
+          <w:rFonts w:ascii="Times New Roman" w:hAnsi="Times New Roman" w:cs="Times New Roman"/>
+          <w:sz w:val="24"/>
+        </w:rPr>
+        <w:t>Aagaard &amp; Lockwood 2016)</w:t>
+      </w:r>
+      <w:r>
+        <w:rPr>
+          <w:rFonts w:ascii="Times New Roman" w:eastAsia="Gungsuh" w:hAnsi="Times New Roman" w:cs="Times New Roman"/>
+          <w:sz w:val="24"/>
+          <w:szCs w:val="24"/>
+        </w:rPr>
+        <w:fldChar w:fldCharType="end"/>
+      </w:r>
+      <w:r>
+        <w:rPr>
+          <w:rFonts w:ascii="Times New Roman" w:eastAsia="Times New Roman" w:hAnsi="Times New Roman" w:cs="Times New Roman"/>
+          <w:sz w:val="24"/>
+          <w:szCs w:val="24"/>
+        </w:rPr>
+        <w:t xml:space="preserve">. </w:t>
+      </w:r>
+      <w:r>
+        <w:rPr>
+          <w:rFonts w:ascii="Times New Roman" w:eastAsia="Times New Roman" w:hAnsi="Times New Roman" w:cs="Times New Roman"/>
+          <w:sz w:val="24"/>
+          <w:szCs w:val="24"/>
+        </w:rPr>
+        <w:t xml:space="preserve"> </w:t>
+      </w:r>
+      <w:r>
+        <w:rPr>
           <w:rFonts w:ascii="Times New Roman" w:eastAsia="Times New Roman" w:hAnsi="Times New Roman" w:cs="Times New Roman"/>
           <w:sz w:val="24"/>
           <w:szCs w:val="24"/>
@@ -10425,15 +11961,15 @@
           <w:sz w:val="24"/>
           <w:szCs w:val="24"/>
         </w:rPr>
-        <w:t xml:space="preserve"> boom-bust</w:t>
-      </w:r>
-      <w:r>
-        <w:rPr>
-          <w:rFonts w:ascii="Times New Roman" w:eastAsia="Times New Roman" w:hAnsi="Times New Roman" w:cs="Times New Roman"/>
-          <w:sz w:val="24"/>
-          <w:szCs w:val="24"/>
-        </w:rPr>
-        <w:t>s</w:t>
+        <w:t xml:space="preserve"> boom-</w:t>
+      </w:r>
+      <w:r>
+        <w:rPr>
+          <w:rFonts w:ascii="Times New Roman" w:eastAsia="Times New Roman" w:hAnsi="Times New Roman" w:cs="Times New Roman"/>
+          <w:sz w:val="24"/>
+          <w:szCs w:val="24"/>
+        </w:rPr>
+        <w:t>bust</w:t>
       </w:r>
       <w:r>
         <w:rPr>
@@ -10500,7 +12036,63 @@
           <w:sz w:val="24"/>
           <w:szCs w:val="24"/>
         </w:rPr>
-        <w:t>n invasions as a sequence of three phases 1) lag/growth phase, 2) boom phase, and 3) bust phase (Figure 1) where the transition between the growth and boom phase must be rapid (</w:t>
+        <w:t>n invasions as a sequence of three phases 1) lag/growth phase, 2)</w:t>
+      </w:r>
+      <w:r>
+        <w:rPr>
+          <w:rFonts w:ascii="Times New Roman" w:eastAsia="Times New Roman" w:hAnsi="Times New Roman" w:cs="Times New Roman"/>
+          <w:sz w:val="24"/>
+          <w:szCs w:val="24"/>
+        </w:rPr>
+        <w:t xml:space="preserve"> </w:t>
+      </w:r>
+      <w:r>
+        <w:rPr>
+          <w:rFonts w:ascii="Times New Roman" w:eastAsia="Times New Roman" w:hAnsi="Times New Roman" w:cs="Times New Roman"/>
+          <w:sz w:val="24"/>
+          <w:szCs w:val="24"/>
+        </w:rPr>
+        <w:t xml:space="preserve">high abundance </w:t>
+      </w:r>
+      <w:r>
+        <w:rPr>
+          <w:rFonts w:ascii="Times New Roman" w:eastAsia="Times New Roman" w:hAnsi="Times New Roman" w:cs="Times New Roman"/>
+          <w:sz w:val="24"/>
+          <w:szCs w:val="24"/>
+        </w:rPr>
+        <w:t xml:space="preserve">phase, and 3) </w:t>
+      </w:r>
+      <w:r>
+        <w:rPr>
+          <w:rFonts w:ascii="Times New Roman" w:eastAsia="Times New Roman" w:hAnsi="Times New Roman" w:cs="Times New Roman"/>
+          <w:sz w:val="24"/>
+          <w:szCs w:val="24"/>
+        </w:rPr>
+        <w:t xml:space="preserve">decline </w:t>
+      </w:r>
+      <w:r>
+        <w:rPr>
+          <w:rFonts w:ascii="Times New Roman" w:eastAsia="Times New Roman" w:hAnsi="Times New Roman" w:cs="Times New Roman"/>
+          <w:sz w:val="24"/>
+          <w:szCs w:val="24"/>
+        </w:rPr>
+        <w:t xml:space="preserve">phase (Figure 1) where the transition between the growth and </w:t>
+      </w:r>
+      <w:r>
+        <w:rPr>
+          <w:rFonts w:ascii="Times New Roman" w:eastAsia="Times New Roman" w:hAnsi="Times New Roman" w:cs="Times New Roman"/>
+          <w:sz w:val="24"/>
+          <w:szCs w:val="24"/>
+        </w:rPr>
+        <w:t>high abundance</w:t>
+      </w:r>
+      <w:r>
+        <w:rPr>
+          <w:rFonts w:ascii="Times New Roman" w:eastAsia="Times New Roman" w:hAnsi="Times New Roman" w:cs="Times New Roman"/>
+          <w:sz w:val="24"/>
+          <w:szCs w:val="24"/>
+        </w:rPr>
+        <w:t xml:space="preserve"> phase must be rapid (</w:t>
       </w:r>
       <w:r>
         <w:rPr>
@@ -10532,7 +12124,39 @@
           <w:sz w:val="24"/>
           <w:szCs w:val="24"/>
         </w:rPr>
-        <w:t xml:space="preserve">), and the transition from the boom to the bust phase must be rapid (0 &lt; </w:t>
+        <w:t xml:space="preserve">), and the transition from the </w:t>
+      </w:r>
+      <w:r>
+        <w:rPr>
+          <w:rFonts w:ascii="Times New Roman" w:eastAsia="Times New Roman" w:hAnsi="Times New Roman" w:cs="Times New Roman"/>
+          <w:sz w:val="24"/>
+          <w:szCs w:val="24"/>
+        </w:rPr>
+        <w:t>high abundance</w:t>
+      </w:r>
+      <w:r>
+        <w:rPr>
+          <w:rFonts w:ascii="Times New Roman" w:eastAsia="Times New Roman" w:hAnsi="Times New Roman" w:cs="Times New Roman"/>
+          <w:sz w:val="24"/>
+          <w:szCs w:val="24"/>
+        </w:rPr>
+        <w:t xml:space="preserve"> to the </w:t>
+      </w:r>
+      <w:r>
+        <w:rPr>
+          <w:rFonts w:ascii="Times New Roman" w:eastAsia="Times New Roman" w:hAnsi="Times New Roman" w:cs="Times New Roman"/>
+          <w:sz w:val="24"/>
+          <w:szCs w:val="24"/>
+        </w:rPr>
+        <w:t>decline</w:t>
+      </w:r>
+      <w:r>
+        <w:rPr>
+          <w:rFonts w:ascii="Times New Roman" w:eastAsia="Times New Roman" w:hAnsi="Times New Roman" w:cs="Times New Roman"/>
+          <w:sz w:val="24"/>
+          <w:szCs w:val="24"/>
+        </w:rPr>
+        <w:t xml:space="preserve"> phase must be rapid (0 &lt; </w:t>
       </w:r>
       <w:r>
         <w:rPr>
@@ -10777,22 +12401,52 @@
           <w:sz w:val="24"/>
           <w:szCs w:val="24"/>
         </w:rPr>
-        <w:t xml:space="preserve"> (Spear </w:t>
-      </w:r>
-      <w:r>
-        <w:rPr>
-          <w:rFonts w:ascii="Times New Roman" w:eastAsia="Times New Roman" w:hAnsi="Times New Roman" w:cs="Times New Roman"/>
+        <w:t xml:space="preserve"> </w:t>
+      </w:r>
+      <w:r>
+        <w:rPr>
+          <w:rFonts w:ascii="Times New Roman" w:eastAsia="Times New Roman" w:hAnsi="Times New Roman" w:cs="Times New Roman"/>
+          <w:sz w:val="24"/>
+          <w:szCs w:val="24"/>
+        </w:rPr>
+        <w:fldChar w:fldCharType="begin"/>
+      </w:r>
+      <w:r>
+        <w:rPr>
+          <w:rFonts w:ascii="Times New Roman" w:eastAsia="Times New Roman" w:hAnsi="Times New Roman" w:cs="Times New Roman"/>
+          <w:sz w:val="24"/>
+          <w:szCs w:val="24"/>
+        </w:rPr>
+        <w:instrText xml:space="preserve"> ADDIN ZOTERO_ITEM CSL_CITATION {"citationID":"e4dfAyFd","properties":{"formattedCitation":"(Spear {\\i{}et al.} 2021)","plainCitation":"(Spear et al. 2021)","noteIndex":0},"citationItems":[{"id":82,"uris":["http://zotero.org/users/9972654/items/8LJU5HQ5"],"itemData":{"id":82,"type":"article-journal","abstract":"It is well established that nonnative species are a key driver of global environmental change, but much less is known about the underlying drivers of nonnative species outbreaks themselves. In the present article, we explore the concept and implications of nonnative sleeper populations in invasion dynamics. Such populations persist at low abundance for years or even decades—a period during which they often go undetected and have negligible impact—until they are triggered by an environmental factor to become highly abundant and disruptive. Population irruptions are commonly misinterpreted as a recent arrival of the nonnative species, but sleeper populations belie a more complex history of inconspicuous occurrence followed by an abrupt shift in abundance and ecological impact. In the present article, we identify mechanisms that can trigger their irruption, and the implications for invasive species risk assessment and management.","container-title":"BioScience","DOI":"10.1093/biosci/biaa168","ISSN":"0006-3568, 1525-3244","issue":"4","language":"en","page":"357-369","source":"DOI.org (Crossref)","title":"The Invasion Ecology of Sleeper Populations: Prevalence, Persistence, and Abrupt Shifts","title-short":"The Invasion Ecology of Sleeper Populations","volume":"71","author":[{"family":"Spear","given":"Michael J"},{"family":"Walsh","given":"Jake R"},{"family":"Ricciardi","given":"Anthony"},{"family":"Zanden","given":"M Jake Vander"}],"issued":{"date-parts":[["2021",4,12]]}}}],"schema":"https://github.com/citation-style-language/schema/raw/master/csl-citation.json"} </w:instrText>
+      </w:r>
+      <w:r>
+        <w:rPr>
+          <w:rFonts w:ascii="Times New Roman" w:eastAsia="Times New Roman" w:hAnsi="Times New Roman" w:cs="Times New Roman"/>
+          <w:sz w:val="24"/>
+          <w:szCs w:val="24"/>
+        </w:rPr>
+        <w:fldChar w:fldCharType="separate"/>
+      </w:r>
+      <w:r>
+        <w:rPr>
+          <w:rFonts w:ascii="Times New Roman" w:hAnsi="Times New Roman" w:cs="Times New Roman"/>
+          <w:sz w:val="24"/>
+        </w:rPr>
+        <w:t xml:space="preserve">(Spear </w:t>
+      </w:r>
+      <w:r>
+        <w:rPr>
+          <w:rFonts w:ascii="Times New Roman" w:hAnsi="Times New Roman" w:cs="Times New Roman"/>
           <w:i/>
-          <w:sz w:val="24"/>
-          <w:szCs w:val="24"/>
+          <w:iCs/>
+          <w:sz w:val="24"/>
         </w:rPr>
         <w:t>et al.</w:t>
       </w:r>
       <w:r>
         <w:rPr>
-          <w:rFonts w:ascii="Times New Roman" w:eastAsia="Times New Roman" w:hAnsi="Times New Roman" w:cs="Times New Roman"/>
-          <w:sz w:val="24"/>
-          <w:szCs w:val="24"/>
+          <w:rFonts w:ascii="Times New Roman" w:hAnsi="Times New Roman" w:cs="Times New Roman"/>
+          <w:sz w:val="24"/>
         </w:rPr>
         <w:t xml:space="preserve"> 2021)</w:t>
       </w:r>
@@ -10802,6 +12456,14 @@
           <w:sz w:val="24"/>
           <w:szCs w:val="24"/>
         </w:rPr>
+        <w:fldChar w:fldCharType="end"/>
+      </w:r>
+      <w:r>
+        <w:rPr>
+          <w:rFonts w:ascii="Times New Roman" w:eastAsia="Times New Roman" w:hAnsi="Times New Roman" w:cs="Times New Roman"/>
+          <w:sz w:val="24"/>
+          <w:szCs w:val="24"/>
+        </w:rPr>
         <w:t>, and</w:t>
       </w:r>
       <w:r>
@@ -10930,24 +12592,70 @@
           <w:sz w:val="24"/>
           <w:szCs w:val="24"/>
         </w:rPr>
-        <w:t xml:space="preserve"> (Duncan </w:t>
-      </w:r>
-      <w:r>
-        <w:rPr>
-          <w:rFonts w:ascii="Times New Roman" w:eastAsia="Times New Roman" w:hAnsi="Times New Roman" w:cs="Times New Roman"/>
+        <w:t xml:space="preserve"> </w:t>
+      </w:r>
+      <w:r>
+        <w:rPr>
+          <w:rFonts w:ascii="Times New Roman" w:eastAsia="Times New Roman" w:hAnsi="Times New Roman" w:cs="Times New Roman"/>
+          <w:sz w:val="24"/>
+          <w:szCs w:val="24"/>
+        </w:rPr>
+        <w:fldChar w:fldCharType="begin"/>
+      </w:r>
+      <w:r>
+        <w:rPr>
+          <w:rFonts w:ascii="Times New Roman" w:eastAsia="Times New Roman" w:hAnsi="Times New Roman" w:cs="Times New Roman"/>
+          <w:sz w:val="24"/>
+          <w:szCs w:val="24"/>
+        </w:rPr>
+        <w:instrText xml:space="preserve"> ADDIN ZOTERO_ITEM CSL_CITATION {"citationID":"vQbGTgWV","properties":{"formattedCitation":"(Duncan {\\i{}et al.} 2020)","plainCitation":"(Duncan et al. 2020)","noteIndex":0},"citationItems":[{"id":193,"uris":["http://zotero.org/users/9972654/items/YKWI892A"],"itemData":{"id":193,"type":"article-journal","abstract":"Successful conservation management is often based on the principle that small or declining populations can recover if we identify and remove the factors that caused them to decline in the first place. But what form will that recovery take? Theory tells us that when a strong limiting factor is removed, a population should increase in size to where it becomes limited by some other factor. However, if the subsequent limitation involves feedbacks between the density of a consumer and its resource, there is potential for the consumer population to undergo substantial fluctuations in size that we would characterize as boom-bust or eruptive dynamics. We analysed long-term (7.6–29 yr) data documenting changes in the abundance of 169 populations of 20 mammal species released from a strong limiting factor (fox predation) in Australia. We show that many populations (44) exhibited eruptive dynamics, with exponential increase to a peak and subsequent population decline. Of 51 populations showing eruptive dynamics (the Australian populations plus seven translocated ungulate populations), the time taken for erupting populations to reach a peak before declining was related negatively to the intrinsic rate of population growth and positively to body mass, such that larger-bodied species with slow rates of population growth had a longer period of population increase before declining. Our results suggest that a substantial proportion of populations recovering after removal of a threatening process are likely to exhibit eruptive dynamics, and that managers of recovering or translocated populations should anticipate this outcome in conservation planning.","container-title":"Ecology","DOI":"10.1002/ecy.3175","ISSN":"0012-9658, 1939-9170","issue":"12","journalAbbreviation":"Ecology","language":"en","source":"DOI.org (Crossref)","title":"Eruptive dynamics are common in managed mammal populations","URL":"https://onlinelibrary.wiley.com/doi/10.1002/ecy.3175","volume":"101","author":[{"family":"Duncan","given":"Richard P."},{"family":"Dexter","given":"Nick"},{"family":"Wayne","given":"Adrian"},{"family":"Hone","given":"Jim"}],"accessed":{"date-parts":[["2022",12,5]]},"issued":{"date-parts":[["2020",12]]}}}],"schema":"https://github.com/citation-style-language/schema/raw/master/csl-citation.json"} </w:instrText>
+      </w:r>
+      <w:r>
+        <w:rPr>
+          <w:rFonts w:ascii="Times New Roman" w:eastAsia="Times New Roman" w:hAnsi="Times New Roman" w:cs="Times New Roman"/>
+          <w:sz w:val="24"/>
+          <w:szCs w:val="24"/>
+        </w:rPr>
+        <w:fldChar w:fldCharType="separate"/>
+      </w:r>
+      <w:r>
+        <w:rPr>
+          <w:rFonts w:ascii="Times New Roman" w:hAnsi="Times New Roman" w:cs="Times New Roman"/>
+          <w:sz w:val="24"/>
+        </w:rPr>
+        <w:t xml:space="preserve">(Duncan </w:t>
+      </w:r>
+      <w:r>
+        <w:rPr>
+          <w:rFonts w:ascii="Times New Roman" w:hAnsi="Times New Roman" w:cs="Times New Roman"/>
           <w:i/>
-          <w:sz w:val="24"/>
-          <w:szCs w:val="24"/>
+          <w:iCs/>
+          <w:sz w:val="24"/>
         </w:rPr>
         <w:t>et al.</w:t>
       </w:r>
       <w:r>
         <w:rPr>
-          <w:rFonts w:ascii="Times New Roman" w:eastAsia="Times New Roman" w:hAnsi="Times New Roman" w:cs="Times New Roman"/>
-          <w:sz w:val="24"/>
-          <w:szCs w:val="24"/>
-        </w:rPr>
-        <w:t xml:space="preserve"> 2020).</w:t>
+          <w:rFonts w:ascii="Times New Roman" w:hAnsi="Times New Roman" w:cs="Times New Roman"/>
+          <w:sz w:val="24"/>
+        </w:rPr>
+        <w:t xml:space="preserve"> 2020)</w:t>
+      </w:r>
+      <w:r>
+        <w:rPr>
+          <w:rFonts w:ascii="Times New Roman" w:eastAsia="Times New Roman" w:hAnsi="Times New Roman" w:cs="Times New Roman"/>
+          <w:sz w:val="24"/>
+          <w:szCs w:val="24"/>
+        </w:rPr>
+        <w:fldChar w:fldCharType="end"/>
+      </w:r>
+      <w:r>
+        <w:rPr>
+          <w:rFonts w:ascii="Times New Roman" w:eastAsia="Times New Roman" w:hAnsi="Times New Roman" w:cs="Times New Roman"/>
+          <w:sz w:val="24"/>
+          <w:szCs w:val="24"/>
+        </w:rPr>
+        <w:t>.</w:t>
       </w:r>
       <w:r>
         <w:rPr>
@@ -11019,58 +12727,110 @@
           <w:sz w:val="24"/>
           <w:szCs w:val="24"/>
         </w:rPr>
-        <w:t xml:space="preserve">ariability in boom or establishment phase may indicate cyclic population dynamics (Strayer &amp; Malcom 2006; Kaeuffer </w:t>
-      </w:r>
-      <w:r>
-        <w:rPr>
-          <w:rFonts w:ascii="Times New Roman" w:eastAsia="Times New Roman" w:hAnsi="Times New Roman" w:cs="Times New Roman"/>
+        <w:t>ariability in boom or establishment phase may indicate cyclic population dynamics</w:t>
+      </w:r>
+      <w:r>
+        <w:rPr>
+          <w:rFonts w:ascii="Times New Roman" w:eastAsia="Times New Roman" w:hAnsi="Times New Roman" w:cs="Times New Roman"/>
+          <w:sz w:val="24"/>
+          <w:szCs w:val="24"/>
+        </w:rPr>
+        <w:t xml:space="preserve"> </w:t>
+      </w:r>
+      <w:r>
+        <w:rPr>
+          <w:rFonts w:ascii="Times New Roman" w:eastAsia="Times New Roman" w:hAnsi="Times New Roman" w:cs="Times New Roman"/>
+          <w:sz w:val="24"/>
+          <w:szCs w:val="24"/>
+        </w:rPr>
+        <w:fldChar w:fldCharType="begin"/>
+      </w:r>
+      <w:r>
+        <w:rPr>
+          <w:rFonts w:ascii="Times New Roman" w:eastAsia="Times New Roman" w:hAnsi="Times New Roman" w:cs="Times New Roman"/>
+          <w:sz w:val="24"/>
+          <w:szCs w:val="24"/>
+        </w:rPr>
+        <w:instrText xml:space="preserve"> ADDIN ZOTERO_ITEM CSL_CITATION {"citationID":"QvQURusi","properties":{"formattedCitation":"(Dexter {\\i{}et al.} 2015; Kaeuffer {\\i{}et al.} 2009; Lester {\\i{}et al.} 2017; Strayer &amp; Malcom 2006)","plainCitation":"(Dexter et al. 2015; Kaeuffer et al. 2009; Lester et al. 2017; Strayer &amp; Malcom 2006)","noteIndex":0},"citationItems":[{"id":64,"uris":["http://zotero.org/users/9972654/items/W2KK3AL2"],"itemData":{"id":64,"type":"article-journal","abstract":"Nonindigenous aquatic species are becoming increasingly common in coastal and inland waters, largely due to the global transport of zooplankton via commercial shipping and recreational boating. The cost of mitigation and lost income due to invasive zooplankton is estimated in the billions of dollars annually, yet we know little about the temporal dynamics of these invaders. Analysis of an 8.5-year (June 2005–December 2013) zooplankton time series from the Columbia River revealed contrasting patterns of invasion dynamics between species, cyclical periods of community invasion, and key environmental variables that constrain populations of invasive zooplankton. We identiﬁed four seasonal zooplankton communities (autumn/ invaded, winter/barren, spring/rotifer, and transitional) that are strongly correlated with changes in chlorophyll content and water temperature, with peak abundances of invasive zooplankters occurring during periods of maximum water temperature. Additionally, we observed contrasting patterns of phenology between persistent and ephemeral invasive populations, with successful invaders exhibiting delayed annual peaks in population abundance. Two invasive zooplankters—the copepod Pseudodiaptomus forbesi and larval Asian clam Corbicula ﬂuminea—dominate the zooplankton community in late summer and early autumn. Likewise, our results support conclusions from a growing body of literature that delayed phenology may be a key functional trait for successful invaders.","container-title":"Limnology and Oceanography","DOI":"10.1002/lno.10034","ISSN":"00243590","issue":"2","journalAbbreviation":"Limnol. Oceanogr.","language":"en","page":"527-539","source":"DOI.org (Crossref)","title":"Persistent vs. ephemeral invasions: 8.5 years of zooplankton community dynamics in the Columbia River: Persistent vs. ephemeral invasions","title-short":"Persistent vs. ephemeral invasions","volume":"60","author":[{"family":"Dexter","given":"Eric"},{"family":"Bollens","given":"Stephen M."},{"family":"Rollwagen-Bollens","given":"Gretchen"},{"family":"Emerson","given":"Josh"},{"family":"Zimmerman","given":"Julie"}],"issued":{"date-parts":[["2015",3]]}}},{"id":225,"uris":["http://zotero.org/users/9972654/items/SVSZUPF2"],"itemData":{"id":225,"type":"article-journal","container-title":"Ecography","DOI":"10.1111/j.1600-0587.2009.05604.x","ISSN":"09067590, 16000587","journalAbbreviation":"Ecography","language":"en","source":"DOI.org (Crossref)","title":"Dynamics of an introduced population of mouflon &lt;i&gt;Ovis aries&lt;/i&gt; on the sub-Antarctic archipelago of Kerguelen","URL":"https://onlinelibrary.wiley.com/doi/10.1111/j.1600-0587.2009.05604.x","author":[{"family":"Kaeuffer","given":"Renaud"},{"family":"Bonenfant","given":"Christophe"},{"family":"Chapuis","given":"Jean-Louis"},{"family":"Devillard","given":"Sébastien"}],"accessed":{"date-parts":[["2022",11,23]]},"issued":{"date-parts":[["2009",10]]}}},{"id":221,"uris":["http://zotero.org/users/9972654/items/MKS4R586"],"itemData":{"id":221,"type":"article-journal","container-title":"Journal of Animal Ecology","DOI":"10.1111/1365-2656.12622","ISSN":"00218790","issue":"2","journalAbbreviation":"J Anim Ecol","language":"en","page":"337-347","source":"DOI.org (Crossref)","title":"The long-term population dynamics of common wasps in their native and invaded range","volume":"86","author":[{"family":"Lester","given":"Philip J."},{"family":"Haywood","given":"John"},{"family":"Archer","given":"Michael E."},{"family":"Shortall","given":"Chris R."}],"editor":[{"family":"Sanders","given":"Nate"}],"issued":{"date-parts":[["2017",3]]}}},{"id":208,"uris":["http://zotero.org/users/9972654/items/36QJLQ6V"],"itemData":{"id":208,"type":"article-journal","container-title":"Freshwater Biology","DOI":"10.1111/j.1365-2427.2005.01482.x","ISSN":"0046-5070, 1365-2427","issue":"1","journalAbbreviation":"Freshwater Biol","language":"en","page":"117-130","source":"DOI.org (Crossref)","title":"Long-term demography of a zebra mussel (Dreissena polymorpha) population","volume":"51","author":[{"family":"Strayer","given":"David L."},{"family":"Malcom","given":"Heather M."}],"issued":{"date-parts":[["2006",1]]}}}],"schema":"https://github.com/citation-style-language/schema/raw/master/csl-citation.json"} </w:instrText>
+      </w:r>
+      <w:r>
+        <w:rPr>
+          <w:rFonts w:ascii="Times New Roman" w:eastAsia="Times New Roman" w:hAnsi="Times New Roman" w:cs="Times New Roman"/>
+          <w:sz w:val="24"/>
+          <w:szCs w:val="24"/>
+        </w:rPr>
+        <w:fldChar w:fldCharType="separate"/>
+      </w:r>
+      <w:r>
+        <w:rPr>
+          <w:rFonts w:ascii="Times New Roman" w:hAnsi="Times New Roman" w:cs="Times New Roman"/>
+          <w:sz w:val="24"/>
+        </w:rPr>
+        <w:t xml:space="preserve">(Dexter </w:t>
+      </w:r>
+      <w:r>
+        <w:rPr>
+          <w:rFonts w:ascii="Times New Roman" w:hAnsi="Times New Roman" w:cs="Times New Roman"/>
           <w:i/>
-          <w:sz w:val="24"/>
-          <w:szCs w:val="24"/>
+          <w:iCs/>
+          <w:sz w:val="24"/>
         </w:rPr>
         <w:t>et al.</w:t>
       </w:r>
       <w:r>
         <w:rPr>
-          <w:rFonts w:ascii="Times New Roman" w:eastAsia="Times New Roman" w:hAnsi="Times New Roman" w:cs="Times New Roman"/>
-          <w:sz w:val="24"/>
-          <w:szCs w:val="24"/>
-        </w:rPr>
-        <w:t xml:space="preserve"> 2009; Dexter </w:t>
-      </w:r>
-      <w:r>
-        <w:rPr>
-          <w:rFonts w:ascii="Times New Roman" w:eastAsia="Times New Roman" w:hAnsi="Times New Roman" w:cs="Times New Roman"/>
+          <w:rFonts w:ascii="Times New Roman" w:hAnsi="Times New Roman" w:cs="Times New Roman"/>
+          <w:sz w:val="24"/>
+        </w:rPr>
+        <w:t xml:space="preserve"> 2015; Kaeuffer </w:t>
+      </w:r>
+      <w:r>
+        <w:rPr>
+          <w:rFonts w:ascii="Times New Roman" w:hAnsi="Times New Roman" w:cs="Times New Roman"/>
           <w:i/>
-          <w:sz w:val="24"/>
-          <w:szCs w:val="24"/>
+          <w:iCs/>
+          <w:sz w:val="24"/>
         </w:rPr>
         <w:t>et al.</w:t>
       </w:r>
       <w:r>
         <w:rPr>
-          <w:rFonts w:ascii="Times New Roman" w:eastAsia="Times New Roman" w:hAnsi="Times New Roman" w:cs="Times New Roman"/>
-          <w:sz w:val="24"/>
-          <w:szCs w:val="24"/>
-        </w:rPr>
-        <w:t xml:space="preserve"> 2015; Lester </w:t>
-      </w:r>
-      <w:r>
-        <w:rPr>
-          <w:rFonts w:ascii="Times New Roman" w:eastAsia="Times New Roman" w:hAnsi="Times New Roman" w:cs="Times New Roman"/>
+          <w:rFonts w:ascii="Times New Roman" w:hAnsi="Times New Roman" w:cs="Times New Roman"/>
+          <w:sz w:val="24"/>
+        </w:rPr>
+        <w:t xml:space="preserve"> 2009; Lester </w:t>
+      </w:r>
+      <w:r>
+        <w:rPr>
+          <w:rFonts w:ascii="Times New Roman" w:hAnsi="Times New Roman" w:cs="Times New Roman"/>
           <w:i/>
-          <w:sz w:val="24"/>
-          <w:szCs w:val="24"/>
+          <w:iCs/>
+          <w:sz w:val="24"/>
         </w:rPr>
         <w:t>et al.</w:t>
       </w:r>
       <w:r>
         <w:rPr>
-          <w:rFonts w:ascii="Times New Roman" w:eastAsia="Times New Roman" w:hAnsi="Times New Roman" w:cs="Times New Roman"/>
-          <w:sz w:val="24"/>
-          <w:szCs w:val="24"/>
-        </w:rPr>
-        <w:t xml:space="preserve"> 2017), and the duration of high abundances could determin</w:t>
+          <w:rFonts w:ascii="Times New Roman" w:hAnsi="Times New Roman" w:cs="Times New Roman"/>
+          <w:sz w:val="24"/>
+        </w:rPr>
+        <w:t xml:space="preserve"> 2017; Strayer &amp; Malcom 2006)</w:t>
+      </w:r>
+      <w:r>
+        <w:rPr>
+          <w:rFonts w:ascii="Times New Roman" w:eastAsia="Times New Roman" w:hAnsi="Times New Roman" w:cs="Times New Roman"/>
+          <w:sz w:val="24"/>
+          <w:szCs w:val="24"/>
+        </w:rPr>
+        <w:fldChar w:fldCharType="end"/>
+      </w:r>
+      <w:r>
+        <w:rPr>
+          <w:rFonts w:ascii="Times New Roman" w:eastAsia="Times New Roman" w:hAnsi="Times New Roman" w:cs="Times New Roman"/>
+          <w:sz w:val="24"/>
+          <w:szCs w:val="24"/>
+        </w:rPr>
+        <w:t>, and the duration of high abundances could determin</w:t>
       </w:r>
       <w:r>
         <w:rPr>
@@ -11118,32 +12878,70 @@
           <w:sz w:val="24"/>
           <w:szCs w:val="24"/>
         </w:rPr>
-        <w:t xml:space="preserve"> (</w:t>
-      </w:r>
-      <w:r>
-        <w:rPr>
-          <w:rFonts w:ascii="Times New Roman" w:eastAsia="Times New Roman" w:hAnsi="Times New Roman" w:cs="Times New Roman"/>
-          <w:sz w:val="24"/>
-          <w:szCs w:val="24"/>
-        </w:rPr>
-        <w:t xml:space="preserve">Strayer &amp; Malcom 2006; Haubrock </w:t>
-      </w:r>
-      <w:r>
-        <w:rPr>
-          <w:rFonts w:ascii="Times New Roman" w:eastAsia="Times New Roman" w:hAnsi="Times New Roman" w:cs="Times New Roman"/>
+        <w:t xml:space="preserve"> </w:t>
+      </w:r>
+      <w:r>
+        <w:rPr>
+          <w:rFonts w:ascii="Times New Roman" w:eastAsia="Times New Roman" w:hAnsi="Times New Roman" w:cs="Times New Roman"/>
+          <w:sz w:val="24"/>
+          <w:szCs w:val="24"/>
+        </w:rPr>
+        <w:fldChar w:fldCharType="begin"/>
+      </w:r>
+      <w:r>
+        <w:rPr>
+          <w:rFonts w:ascii="Times New Roman" w:eastAsia="Times New Roman" w:hAnsi="Times New Roman" w:cs="Times New Roman"/>
+          <w:sz w:val="24"/>
+          <w:szCs w:val="24"/>
+        </w:rPr>
+        <w:instrText xml:space="preserve"> ADDIN ZOTERO_ITEM CSL_CITATION {"citationID":"uO1EiJLM","properties":{"formattedCitation":"(Haubrock {\\i{}et al.} 2022; Strayer &amp; Malcom 2006)","plainCitation":"(Haubrock et al. 2022; Strayer &amp; Malcom 2006)","noteIndex":0},"citationItems":[{"id":90,"uris":["http://zotero.org/users/9972654/items/IPV6Z6PT"],"itemData":{"id":90,"type":"article-journal","abstract":"Globalization has led to the introduction of thousands of alien species worldwide. With growing impacts by invasive species, understanding the invasion process remains critical for predicting adverse effects and informing efficient management. Theoretically, invasion dynamics have been assumed to follow an “invasion curve” (S-­shaped curve of available area invaded over time), but this dynamic has lacked empirical testing using large-­scale data and neglects to consider invader abundances. We propose an “impact curve” describing the impacts generated by invasive species over time based on cumulative abundances. To test this curve's large-­scale applicability, we used the data-r­ ich New Zealand mud snail Potamopyrgus antipodarum, one of the most damaging freshwater invaders that has invaded almost all of Europe. Using long-­term (1979–­2020) abundance and environmental data collected across 306 European sites, we observed that P. antipodarum abundance generally increased through time, with slower population growth at higher latitudes and with lower runoff depth. Fifty-­nine percent of these populations followed the impact curve, characterized by first occurrence, exponential growth, then long-­term saturation. This behaviour is consistent with boom-­bust dynamics, as saturation occurs due to a rapid decline in abundance over time. Across sites, we estimated that impact peaked approximately two decades after first detection, but the rate of progression along the invasion process was influenced by local abiotic conditions. The S-­shaped impact curve may be common among many invasive species that undergo complex invasion dynamics. This provides a potentially unifying approach to advance understanding of large-­scale invasion dynamics and could inform timely management actions to mitigate impacts on ecosystems and economies.","container-title":"Global Change Biology","DOI":"10.1111/gcb.16207","ISSN":"1354-1013, 1365-2486","issue":"15","journalAbbreviation":"Global Change Biology","language":"en","page":"4620-4632","source":"DOI.org (Crossref)","title":"Invasion impacts and dynamics of a European‐wide introduced species","volume":"28","author":[{"family":"Haubrock","given":"Phillip J."},{"family":"Ahmed","given":"Danish A."},{"family":"Cuthbert","given":"Ross N."},{"family":"Stubbington","given":"Rachel"},{"family":"Domisch","given":"Sami"},{"family":"Marquez","given":"Jaime R. G."},{"family":"Beidas","given":"Ayah"},{"family":"Amatulli","given":"Giuseppe"},{"family":"Kiesel","given":"Jens"},{"family":"Shen","given":"Longzhu Q."},{"family":"Soto","given":"Ismael"},{"family":"Angeler","given":"David G."},{"family":"Bonada","given":"Núria"},{"family":"Cañedo‐Argüelles","given":"Miguel"},{"family":"Csabai","given":"Zoltán"},{"family":"Datry","given":"Thibault"},{"family":"Eyto","given":"Elvira","non-dropping-particle":"de"},{"family":"Dohet","given":"Alain"},{"family":"Drohan","given":"Emma"},{"family":"England","given":"Judy"},{"family":"Feio","given":"Maria J."},{"family":"Forio","given":"Marie A. E."},{"family":"Goethals","given":"Peter"},{"family":"Graf","given":"Wolfram"},{"family":"Heino","given":"Jani"},{"family":"Hudgins","given":"Emma J."},{"family":"Jähnig","given":"Sonja C."},{"family":"Johnson","given":"Richard K."},{"family":"Larrañaga","given":"Aitor"},{"family":"Leitner","given":"Patrick"},{"family":"L'Hoste","given":"Lionel"},{"family":"Lizee","given":"Marie‐Helene"},{"family":"Maire","given":"Anthony"},{"family":"Rasmussen","given":"Jes J."},{"family":"Schäfer","given":"Ralf B."},{"family":"Schmidt‐Kloiber","given":"Astrid"},{"family":"Vannevel","given":"Rudy"},{"family":"Várbíró","given":"Gábor"},{"family":"Wiberg‐Larsen","given":"Peter"},{"family":"Haase","given":"Peter"}],"issued":{"date-parts":[["2022",8]]}}},{"id":208,"uris":["http://zotero.org/users/9972654/items/36QJLQ6V"],"itemData":{"id":208,"type":"article-journal","container-title":"Freshwater Biology","DOI":"10.1111/j.1365-2427.2005.01482.x","ISSN":"0046-5070, 1365-2427","issue":"1","journalAbbreviation":"Freshwater Biol","language":"en","page":"117-130","source":"DOI.org (Crossref)","title":"Long-term demography of a zebra mussel (Dreissena polymorpha) population","volume":"51","author":[{"family":"Strayer","given":"David L."},{"family":"Malcom","given":"Heather M."}],"issued":{"date-parts":[["2006",1]]}}}],"schema":"https://github.com/citation-style-language/schema/raw/master/csl-citation.json"} </w:instrText>
+      </w:r>
+      <w:r>
+        <w:rPr>
+          <w:rFonts w:ascii="Times New Roman" w:eastAsia="Times New Roman" w:hAnsi="Times New Roman" w:cs="Times New Roman"/>
+          <w:sz w:val="24"/>
+          <w:szCs w:val="24"/>
+        </w:rPr>
+        <w:fldChar w:fldCharType="separate"/>
+      </w:r>
+      <w:r>
+        <w:rPr>
+          <w:rFonts w:ascii="Times New Roman" w:hAnsi="Times New Roman" w:cs="Times New Roman"/>
+          <w:sz w:val="24"/>
+        </w:rPr>
+        <w:t xml:space="preserve">(Haubrock </w:t>
+      </w:r>
+      <w:r>
+        <w:rPr>
+          <w:rFonts w:ascii="Times New Roman" w:hAnsi="Times New Roman" w:cs="Times New Roman"/>
           <w:i/>
-          <w:sz w:val="24"/>
-          <w:szCs w:val="24"/>
+          <w:iCs/>
+          <w:sz w:val="24"/>
         </w:rPr>
         <w:t>et al.</w:t>
       </w:r>
       <w:r>
         <w:rPr>
-          <w:rFonts w:ascii="Times New Roman" w:eastAsia="Times New Roman" w:hAnsi="Times New Roman" w:cs="Times New Roman"/>
-          <w:sz w:val="24"/>
-          <w:szCs w:val="24"/>
-        </w:rPr>
-        <w:t xml:space="preserve"> 2022).  </w:t>
+          <w:rFonts w:ascii="Times New Roman" w:hAnsi="Times New Roman" w:cs="Times New Roman"/>
+          <w:sz w:val="24"/>
+        </w:rPr>
+        <w:t xml:space="preserve"> 2022; Strayer &amp; Malcom 2006)</w:t>
+      </w:r>
+      <w:r>
+        <w:rPr>
+          <w:rFonts w:ascii="Times New Roman" w:eastAsia="Times New Roman" w:hAnsi="Times New Roman" w:cs="Times New Roman"/>
+          <w:sz w:val="24"/>
+          <w:szCs w:val="24"/>
+        </w:rPr>
+        <w:fldChar w:fldCharType="end"/>
+      </w:r>
+      <w:r>
+        <w:rPr>
+          <w:rFonts w:ascii="Times New Roman" w:eastAsia="Times New Roman" w:hAnsi="Times New Roman" w:cs="Times New Roman"/>
+          <w:sz w:val="24"/>
+          <w:szCs w:val="24"/>
+        </w:rPr>
+        <w:t xml:space="preserve">.  </w:t>
       </w:r>
       <w:r>
         <w:rPr>
@@ -11296,24 +13094,70 @@
           <w:sz w:val="24"/>
           <w:szCs w:val="24"/>
         </w:rPr>
-        <w:t xml:space="preserve"> (Cooling </w:t>
-      </w:r>
-      <w:r>
-        <w:rPr>
-          <w:rFonts w:ascii="Times New Roman" w:eastAsia="Times New Roman" w:hAnsi="Times New Roman" w:cs="Times New Roman"/>
+        <w:t xml:space="preserve"> </w:t>
+      </w:r>
+      <w:r>
+        <w:rPr>
+          <w:rFonts w:ascii="Times New Roman" w:eastAsia="Times New Roman" w:hAnsi="Times New Roman" w:cs="Times New Roman"/>
+          <w:sz w:val="24"/>
+          <w:szCs w:val="24"/>
+        </w:rPr>
+        <w:fldChar w:fldCharType="begin"/>
+      </w:r>
+      <w:r>
+        <w:rPr>
+          <w:rFonts w:ascii="Times New Roman" w:eastAsia="Times New Roman" w:hAnsi="Times New Roman" w:cs="Times New Roman"/>
+          <w:sz w:val="24"/>
+          <w:szCs w:val="24"/>
+        </w:rPr>
+        <w:instrText xml:space="preserve"> ADDIN ZOTERO_ITEM CSL_CITATION {"citationID":"rFzMhzWR","properties":{"formattedCitation":"(Aagaard &amp; Lockwood 2016; Cooling {\\i{}et al.} 2012)","plainCitation":"(Aagaard &amp; Lockwood 2016; Cooling et al. 2012)","noteIndex":0},"citationItems":[{"id":195,"uris":["http://zotero.org/users/9972654/items/GYZSSW44"],"itemData":{"id":195,"type":"article-journal","container-title":"Biological Invasions","DOI":"10.1007/s10530-016-1109-2","ISSN":"1387-3547, 1573-1464","issue":"6","journalAbbreviation":"Biol Invasions","language":"en","page":"1667-1678","source":"DOI.org (Crossref)","title":"Severe and rapid population declines in exotic birds","volume":"18","author":[{"family":"Aagaard","given":"Kevin"},{"family":"Lockwood","given":"Julie L."}],"issued":{"date-parts":[["2016",6]]}}},{"id":237,"uris":["http://zotero.org/users/9972654/items/PGCIIC5E"],"itemData":{"id":237,"type":"article-journal","abstract":"Synergies between invasive species and climate change are widely considered to be a major biodiversity threat. However, invasive species are also hypothesized to be susceptible to population collapse, as we demonstrate for a globally important invasive species in New Zealand. We observed Argentine ant populations to have collapsed in 40 per cent of surveyed sites. Populations had a mean survival time of 14.1 years (95% CI = 12.9–15.3 years). Resident ant communities had recovered or partly recovered after their collapse. Our models suggest that climate change will delay colony collapse, as increasing temperature and decreasing rainfall significantly increased their longevity, but only by a few years. Economic and environmental costs of invasive species may be small if populations collapse on their own accord.","container-title":"Biology Letters","DOI":"10.1098/rsbl.2011.1014","ISSN":"1744-9561, 1744-957X","issue":"3","journalAbbreviation":"Biol. Lett.","language":"en","page":"430-433","source":"DOI.org (Crossref)","title":"The widespread collapse of an invasive species: Argentine ants ( &lt;i&gt;Linepithema humile&lt;/i&gt; ) in New Zealand","title-short":"The widespread collapse of an invasive species","volume":"8","author":[{"family":"Cooling","given":"Meghan"},{"family":"Hartley","given":"Stephen"},{"family":"Sim","given":"Dalice A."},{"family":"Lester","given":"Philip J."}],"issued":{"date-parts":[["2012",6,23]]}}}],"schema":"https://github.com/citation-style-language/schema/raw/master/csl-citation.json"} </w:instrText>
+      </w:r>
+      <w:r>
+        <w:rPr>
+          <w:rFonts w:ascii="Times New Roman" w:eastAsia="Times New Roman" w:hAnsi="Times New Roman" w:cs="Times New Roman"/>
+          <w:sz w:val="24"/>
+          <w:szCs w:val="24"/>
+        </w:rPr>
+        <w:fldChar w:fldCharType="separate"/>
+      </w:r>
+      <w:r>
+        <w:rPr>
+          <w:rFonts w:ascii="Times New Roman" w:hAnsi="Times New Roman" w:cs="Times New Roman"/>
+          <w:sz w:val="24"/>
+        </w:rPr>
+        <w:t xml:space="preserve">(Aagaard &amp; Lockwood 2016; Cooling </w:t>
+      </w:r>
+      <w:r>
+        <w:rPr>
+          <w:rFonts w:ascii="Times New Roman" w:hAnsi="Times New Roman" w:cs="Times New Roman"/>
           <w:i/>
-          <w:sz w:val="24"/>
-          <w:szCs w:val="24"/>
+          <w:iCs/>
+          <w:sz w:val="24"/>
         </w:rPr>
         <w:t>et al.</w:t>
       </w:r>
       <w:r>
         <w:rPr>
-          <w:rFonts w:ascii="Times New Roman" w:eastAsia="Times New Roman" w:hAnsi="Times New Roman" w:cs="Times New Roman"/>
-          <w:sz w:val="24"/>
-          <w:szCs w:val="24"/>
-        </w:rPr>
-        <w:t xml:space="preserve"> 2012; Aagaard &amp; Lockwood 2016).  </w:t>
+          <w:rFonts w:ascii="Times New Roman" w:hAnsi="Times New Roman" w:cs="Times New Roman"/>
+          <w:sz w:val="24"/>
+        </w:rPr>
+        <w:t xml:space="preserve"> 2012)</w:t>
+      </w:r>
+      <w:r>
+        <w:rPr>
+          <w:rFonts w:ascii="Times New Roman" w:eastAsia="Times New Roman" w:hAnsi="Times New Roman" w:cs="Times New Roman"/>
+          <w:sz w:val="24"/>
+          <w:szCs w:val="24"/>
+        </w:rPr>
+        <w:fldChar w:fldCharType="end"/>
+      </w:r>
+      <w:r>
+        <w:rPr>
+          <w:rFonts w:ascii="Times New Roman" w:eastAsia="Times New Roman" w:hAnsi="Times New Roman" w:cs="Times New Roman"/>
+          <w:sz w:val="24"/>
+          <w:szCs w:val="24"/>
+        </w:rPr>
+        <w:t xml:space="preserve">.  </w:t>
       </w:r>
       <w:r>
         <w:rPr>
@@ -11394,7 +13238,7 @@
 
 <file path=word/comments.xml><?xml version="1.0" encoding="utf-8"?>
 <w:comments xmlns:wpc="http://schemas.microsoft.com/office/word/2010/wordprocessingCanvas" xmlns:cx="http://schemas.microsoft.com/office/drawing/2014/chartex" xmlns:cx1="http://schemas.microsoft.com/office/drawing/2015/9/8/chartex" xmlns:cx2="http://schemas.microsoft.com/office/drawing/2015/10/21/chartex" xmlns:cx3="http://schemas.microsoft.com/office/drawing/2016/5/9/chartex" xmlns:cx4="http://schemas.microsoft.com/office/drawing/2016/5/10/chartex" xmlns:cx5="http://schemas.microsoft.com/office/drawing/2016/5/11/chartex" xmlns:cx6="http://schemas.microsoft.com/office/drawing/2016/5/12/chartex" xmlns:cx7="http://schemas.microsoft.com/office/drawing/2016/5/13/chartex" xmlns:cx8="http://schemas.microsoft.com/office/drawing/2016/5/14/chartex" xmlns:mc="http://schemas.openxmlformats.org/markup-compatibility/2006" xmlns:aink="http://schemas.microsoft.com/office/drawing/2016/ink" xmlns:am3d="http://schemas.microsoft.com/office/drawing/2017/model3d" xmlns:o="urn:schemas-microsoft-com:office:office" xmlns:oel="http://schemas.microsoft.com/office/2019/extlst" xmlns:r="http://schemas.openxmlformats.org/officeDocument/2006/relationships" xmlns:m="http://schemas.openxmlformats.org/officeDocument/2006/math" xmlns:v="urn:schemas-microsoft-com:vml" xmlns:wp14="http://schemas.microsoft.com/office/word/2010/wordprocessingDrawing" xmlns:wp="http://schemas.openxmlformats.org/drawingml/2006/wordprocessingDrawing" xmlns:w10="urn:schemas-microsoft-com:office:word" xmlns:w="http://schemas.openxmlformats.org/wordprocessingml/2006/main" xmlns:w14="http://schemas.microsoft.com/office/word/2010/wordml" xmlns:w15="http://schemas.microsoft.com/office/word/2012/wordml" xmlns:w16cex="http://schemas.microsoft.com/office/word/2018/wordml/cex" xmlns:w16cid="http://schemas.microsoft.com/office/word/2016/wordml/cid" xmlns:w16="http://schemas.microsoft.com/office/word/2018/wordml" xmlns:w16du="http://schemas.microsoft.com/office/word/2023/wordml/word16du" xmlns:w16sdtdh="http://schemas.microsoft.com/office/word/2020/wordml/sdtdatahash" xmlns:w16sdtfl="http://schemas.microsoft.com/office/word/2024/wordml/sdtformatlock" xmlns:w16se="http://schemas.microsoft.com/office/word/2015/wordml/symex" xmlns:wpg="http://schemas.microsoft.com/office/word/2010/wordprocessingGroup" xmlns:wpi="http://schemas.microsoft.com/office/word/2010/wordprocessingInk" xmlns:wne="http://schemas.microsoft.com/office/word/2006/wordml" xmlns:wps="http://schemas.microsoft.com/office/word/2010/wordprocessingShape" mc:Ignorable="w14 w15 w16se w16cid w16 w16cex w16sdtdh w16sdtfl w16du wp14">
-  <w:comment w:id="0" w:author="Nathan Barrus" w:date="2025-07-22T10:47:00Z" w:initials="NB">
+  <w:comment w:id="0" w:author="Nathan Barrus" w:date="2025-07-22T12:02:00Z" w:initials="NB">
     <w:p>
       <w:pPr>
         <w:pStyle w:val="CommentText"/>
@@ -11406,11 +13250,11 @@
         <w:annotationRef/>
       </w:r>
       <w:r>
-        <w:t>I want to cite simberloff’s review here as well</w:t>
+        <w:t>This appendix needs to be created.</w:t>
       </w:r>
     </w:p>
   </w:comment>
-  <w:comment w:id="1" w:author="Nathan Barrus" w:date="2025-07-22T10:46:00Z" w:initials="NB">
+  <w:comment w:id="1" w:author="Nathan Barrus" w:date="2025-07-24T17:00:00Z" w:initials="NB">
     <w:p>
       <w:pPr>
         <w:pStyle w:val="CommentText"/>
@@ -11422,11 +13266,11 @@
         <w:annotationRef/>
       </w:r>
       <w:r>
-        <w:t>Need a couple sentences that describe how my approach responds to these points</w:t>
+        <w:t>Compile this appendix</w:t>
       </w:r>
     </w:p>
   </w:comment>
-  <w:comment w:id="2" w:author="Nathan Barrus" w:date="2025-07-22T12:02:00Z" w:initials="NB">
+  <w:comment w:id="2" w:author="Nathan Barrus" w:date="2025-08-05T12:07:00Z" w:initials="NB">
     <w:p>
       <w:pPr>
         <w:pStyle w:val="CommentText"/>
@@ -11438,7 +13282,7 @@
         <w:annotationRef/>
       </w:r>
       <w:r>
-        <w:t>This appendix needs to be created.</w:t>
+        <w:t>Make sure to make this appendix.</w:t>
       </w:r>
     </w:p>
   </w:comment>
@@ -11454,11 +13298,11 @@
         <w:annotationRef/>
       </w:r>
       <w:r>
-        <w:t>Compile this appendix</w:t>
+        <w:t>This is a result I think</w:t>
       </w:r>
     </w:p>
   </w:comment>
-  <w:comment w:id="4" w:author="Nathan Barrus" w:date="2025-08-04T18:01:00Z" w:initials="NB">
+  <w:comment w:id="4" w:author="Nathan Barrus" w:date="2025-08-08T16:17:00Z" w:initials="NB">
     <w:p>
       <w:pPr>
         <w:pStyle w:val="CommentText"/>
@@ -11470,11 +13314,11 @@
         <w:annotationRef/>
       </w:r>
       <w:r>
-        <w:t>Create the text box about coming up with the definition of boom-bust and the metrics and components of a boom-bust</w:t>
+        <w:t>Make this time series</w:t>
       </w:r>
     </w:p>
   </w:comment>
-  <w:comment w:id="5" w:author="Nathan Barrus" w:date="2025-08-05T12:07:00Z" w:initials="NB">
+  <w:comment w:id="5" w:author="Nathan Barrus" w:date="2025-07-16T14:17:00Z" w:initials="NB">
     <w:p>
       <w:pPr>
         <w:pStyle w:val="CommentText"/>
@@ -11486,71 +13330,7 @@
         <w:annotationRef/>
       </w:r>
       <w:r>
-        <w:t>Make sure to make this appendix.</w:t>
-      </w:r>
-    </w:p>
-  </w:comment>
-  <w:comment w:id="6" w:author="Nathan Barrus" w:date="2025-07-24T17:00:00Z" w:initials="NB">
-    <w:p>
-      <w:pPr>
-        <w:pStyle w:val="CommentText"/>
-      </w:pPr>
-      <w:r>
-        <w:rPr>
-          <w:rStyle w:val="CommentReference"/>
-        </w:rPr>
-        <w:annotationRef/>
-      </w:r>
-      <w:r>
-        <w:t>This is a result I think</w:t>
-      </w:r>
-    </w:p>
-  </w:comment>
-  <w:comment w:id="7" w:author="Nathan Barrus" w:date="2025-08-08T16:17:00Z" w:initials="NB">
-    <w:p>
-      <w:pPr>
-        <w:pStyle w:val="CommentText"/>
-      </w:pPr>
-      <w:r>
-        <w:rPr>
-          <w:rStyle w:val="CommentReference"/>
-        </w:rPr>
-        <w:annotationRef/>
-      </w:r>
-      <w:r>
-        <w:t>Make this time series</w:t>
-      </w:r>
-    </w:p>
-  </w:comment>
-  <w:comment w:id="8" w:author="Nathan Barrus" w:date="2025-07-16T14:17:00Z" w:initials="NB">
-    <w:p>
-      <w:pPr>
-        <w:pStyle w:val="CommentText"/>
-      </w:pPr>
-      <w:r>
-        <w:rPr>
-          <w:rStyle w:val="CommentReference"/>
-        </w:rPr>
-        <w:annotationRef/>
-      </w:r>
-      <w:r>
         <w:t>A discussion topic maybe?</w:t>
-      </w:r>
-    </w:p>
-  </w:comment>
-  <w:comment w:id="9" w:author="Nathan Barrus" w:date="2025-08-05T12:08:00Z" w:initials="NB">
-    <w:p>
-      <w:pPr>
-        <w:pStyle w:val="CommentText"/>
-      </w:pPr>
-      <w:r>
-        <w:rPr>
-          <w:rStyle w:val="CommentReference"/>
-        </w:rPr>
-        <w:annotationRef/>
-      </w:r>
-      <w:r>
-        <w:t>Link the citations to zotero in this text box</w:t>
       </w:r>
     </w:p>
   </w:comment>
@@ -11559,46 +13339,34 @@
 
 <file path=word/commentsExtended.xml><?xml version="1.0" encoding="utf-8"?>
 <w15:commentsEx xmlns:wpc="http://schemas.microsoft.com/office/word/2010/wordprocessingCanvas" xmlns:cx="http://schemas.microsoft.com/office/drawing/2014/chartex" xmlns:cx1="http://schemas.microsoft.com/office/drawing/2015/9/8/chartex" xmlns:cx2="http://schemas.microsoft.com/office/drawing/2015/10/21/chartex" xmlns:cx3="http://schemas.microsoft.com/office/drawing/2016/5/9/chartex" xmlns:cx4="http://schemas.microsoft.com/office/drawing/2016/5/10/chartex" xmlns:cx5="http://schemas.microsoft.com/office/drawing/2016/5/11/chartex" xmlns:cx6="http://schemas.microsoft.com/office/drawing/2016/5/12/chartex" xmlns:cx7="http://schemas.microsoft.com/office/drawing/2016/5/13/chartex" xmlns:cx8="http://schemas.microsoft.com/office/drawing/2016/5/14/chartex" xmlns:mc="http://schemas.openxmlformats.org/markup-compatibility/2006" xmlns:aink="http://schemas.microsoft.com/office/drawing/2016/ink" xmlns:am3d="http://schemas.microsoft.com/office/drawing/2017/model3d" xmlns:o="urn:schemas-microsoft-com:office:office" xmlns:oel="http://schemas.microsoft.com/office/2019/extlst" xmlns:r="http://schemas.openxmlformats.org/officeDocument/2006/relationships" xmlns:m="http://schemas.openxmlformats.org/officeDocument/2006/math" xmlns:v="urn:schemas-microsoft-com:vml" xmlns:wp14="http://schemas.microsoft.com/office/word/2010/wordprocessingDrawing" xmlns:wp="http://schemas.openxmlformats.org/drawingml/2006/wordprocessingDrawing" xmlns:w10="urn:schemas-microsoft-com:office:word" xmlns:w="http://schemas.openxmlformats.org/wordprocessingml/2006/main" xmlns:w14="http://schemas.microsoft.com/office/word/2010/wordml" xmlns:w15="http://schemas.microsoft.com/office/word/2012/wordml" xmlns:w16cex="http://schemas.microsoft.com/office/word/2018/wordml/cex" xmlns:w16cid="http://schemas.microsoft.com/office/word/2016/wordml/cid" xmlns:w16="http://schemas.microsoft.com/office/word/2018/wordml" xmlns:w16du="http://schemas.microsoft.com/office/word/2023/wordml/word16du" xmlns:w16sdtdh="http://schemas.microsoft.com/office/word/2020/wordml/sdtdatahash" xmlns:w16sdtfl="http://schemas.microsoft.com/office/word/2024/wordml/sdtformatlock" xmlns:w16se="http://schemas.microsoft.com/office/word/2015/wordml/symex" xmlns:wpg="http://schemas.microsoft.com/office/word/2010/wordprocessingGroup" xmlns:wpi="http://schemas.microsoft.com/office/word/2010/wordprocessingInk" xmlns:wne="http://schemas.microsoft.com/office/word/2006/wordml" xmlns:wps="http://schemas.microsoft.com/office/word/2010/wordprocessingShape" mc:Ignorable="w14 w15 w16se w16cid w16 w16cex w16sdtdh w16sdtfl w16du wp14">
-  <w15:commentEx w15:paraId="46846918" w15:done="0"/>
-  <w15:commentEx w15:paraId="38434E2B" w15:done="0"/>
   <w15:commentEx w15:paraId="555F58FE" w15:done="0"/>
   <w15:commentEx w15:paraId="6D117937" w15:done="0"/>
-  <w15:commentEx w15:paraId="74C8DBA3" w15:done="0"/>
   <w15:commentEx w15:paraId="594748FA" w15:done="0"/>
   <w15:commentEx w15:paraId="2B979261" w15:done="0"/>
   <w15:commentEx w15:paraId="47B11C30" w15:done="0"/>
   <w15:commentEx w15:paraId="48A24572" w15:done="0"/>
-  <w15:commentEx w15:paraId="3BD742B1" w15:done="0"/>
 </w15:commentsEx>
 </file>
 
 <file path=word/commentsExtensible.xml><?xml version="1.0" encoding="utf-8"?>
 <w16cex:commentsExtensible xmlns:wpc="http://schemas.microsoft.com/office/word/2010/wordprocessingCanvas" xmlns:cx="http://schemas.microsoft.com/office/drawing/2014/chartex" xmlns:cx1="http://schemas.microsoft.com/office/drawing/2015/9/8/chartex" xmlns:cx2="http://schemas.microsoft.com/office/drawing/2015/10/21/chartex" xmlns:cx3="http://schemas.microsoft.com/office/drawing/2016/5/9/chartex" xmlns:cx4="http://schemas.microsoft.com/office/drawing/2016/5/10/chartex" xmlns:cx5="http://schemas.microsoft.com/office/drawing/2016/5/11/chartex" xmlns:cx6="http://schemas.microsoft.com/office/drawing/2016/5/12/chartex" xmlns:cx7="http://schemas.microsoft.com/office/drawing/2016/5/13/chartex" xmlns:cx8="http://schemas.microsoft.com/office/drawing/2016/5/14/chartex" xmlns:cr="http://schemas.microsoft.com/office/comments/2020/reactions" xmlns:mc="http://schemas.openxmlformats.org/markup-compatibility/2006" xmlns:aink="http://schemas.microsoft.com/office/drawing/2016/ink" xmlns:am3d="http://schemas.microsoft.com/office/drawing/2017/model3d" xmlns:o="urn:schemas-microsoft-com:office:office" xmlns:oel="http://schemas.microsoft.com/office/2019/extlst" xmlns:r="http://schemas.openxmlformats.org/officeDocument/2006/relationships" xmlns:m="http://schemas.openxmlformats.org/officeDocument/2006/math" xmlns:v="urn:schemas-microsoft-com:vml" xmlns:wp14="http://schemas.microsoft.com/office/word/2010/wordprocessingDrawing" xmlns:wp="http://schemas.openxmlformats.org/drawingml/2006/wordprocessingDrawing" xmlns:w10="urn:schemas-microsoft-com:office:word" xmlns:w="http://schemas.openxmlformats.org/wordprocessingml/2006/main" xmlns:w14="http://schemas.microsoft.com/office/word/2010/wordml" xmlns:w15="http://schemas.microsoft.com/office/word/2012/wordml" xmlns:w16cex="http://schemas.microsoft.com/office/word/2018/wordml/cex" xmlns:w16cid="http://schemas.microsoft.com/office/word/2016/wordml/cid" xmlns:w16="http://schemas.microsoft.com/office/word/2018/wordml" xmlns:w16du="http://schemas.microsoft.com/office/word/2023/wordml/word16du" xmlns:w16sdtdh="http://schemas.microsoft.com/office/word/2020/wordml/sdtdatahash" xmlns:w16sdtfl="http://schemas.microsoft.com/office/word/2024/wordml/sdtformatlock" xmlns:w16se="http://schemas.microsoft.com/office/word/2015/wordml/symex" xmlns:wpg="http://schemas.microsoft.com/office/word/2010/wordprocessingGroup" xmlns:wpi="http://schemas.microsoft.com/office/word/2010/wordprocessingInk" xmlns:wne="http://schemas.microsoft.com/office/word/2006/wordml" xmlns:wps="http://schemas.microsoft.com/office/word/2010/wordprocessingShape" mc:Ignorable="w14 w15 w16se w16cid w16 w16cex w16sdtdh w16sdtfl cr w16du wp14">
-  <w16cex:commentExtensible w16cex:durableId="355BEC0B" w16cex:dateUtc="2025-07-22T14:47:00Z"/>
-  <w16cex:commentExtensible w16cex:durableId="73CC0037" w16cex:dateUtc="2025-07-22T14:46:00Z"/>
   <w16cex:commentExtensible w16cex:durableId="49F149A7" w16cex:dateUtc="2025-07-22T16:02:00Z"/>
   <w16cex:commentExtensible w16cex:durableId="5360C101" w16cex:dateUtc="2025-07-24T21:00:00Z"/>
-  <w16cex:commentExtensible w16cex:durableId="2C3F37AB" w16cex:dateUtc="2025-08-04T22:01:00Z"/>
   <w16cex:commentExtensible w16cex:durableId="1DE00FA0" w16cex:dateUtc="2025-08-05T16:07:00Z"/>
   <w16cex:commentExtensible w16cex:durableId="70B2B2D6" w16cex:dateUtc="2025-07-24T21:00:00Z"/>
   <w16cex:commentExtensible w16cex:durableId="1502B944" w16cex:dateUtc="2025-08-08T20:17:00Z"/>
   <w16cex:commentExtensible w16cex:durableId="4D689BC5" w16cex:dateUtc="2025-07-16T18:17:00Z"/>
-  <w16cex:commentExtensible w16cex:durableId="3A0923E2" w16cex:dateUtc="2025-08-05T16:08:00Z"/>
 </w16cex:commentsExtensible>
 </file>
 
 <file path=word/commentsIds.xml><?xml version="1.0" encoding="utf-8"?>
 <w16cid:commentsIds xmlns:wpc="http://schemas.microsoft.com/office/word/2010/wordprocessingCanvas" xmlns:cx="http://schemas.microsoft.com/office/drawing/2014/chartex" xmlns:cx1="http://schemas.microsoft.com/office/drawing/2015/9/8/chartex" xmlns:cx2="http://schemas.microsoft.com/office/drawing/2015/10/21/chartex" xmlns:cx3="http://schemas.microsoft.com/office/drawing/2016/5/9/chartex" xmlns:cx4="http://schemas.microsoft.com/office/drawing/2016/5/10/chartex" xmlns:cx5="http://schemas.microsoft.com/office/drawing/2016/5/11/chartex" xmlns:cx6="http://schemas.microsoft.com/office/drawing/2016/5/12/chartex" xmlns:cx7="http://schemas.microsoft.com/office/drawing/2016/5/13/chartex" xmlns:cx8="http://schemas.microsoft.com/office/drawing/2016/5/14/chartex" xmlns:mc="http://schemas.openxmlformats.org/markup-compatibility/2006" xmlns:aink="http://schemas.microsoft.com/office/drawing/2016/ink" xmlns:am3d="http://schemas.microsoft.com/office/drawing/2017/model3d" xmlns:o="urn:schemas-microsoft-com:office:office" xmlns:oel="http://schemas.microsoft.com/office/2019/extlst" xmlns:r="http://schemas.openxmlformats.org/officeDocument/2006/relationships" xmlns:m="http://schemas.openxmlformats.org/officeDocument/2006/math" xmlns:v="urn:schemas-microsoft-com:vml" xmlns:wp14="http://schemas.microsoft.com/office/word/2010/wordprocessingDrawing" xmlns:wp="http://schemas.openxmlformats.org/drawingml/2006/wordprocessingDrawing" xmlns:w10="urn:schemas-microsoft-com:office:word" xmlns:w="http://schemas.openxmlformats.org/wordprocessingml/2006/main" xmlns:w14="http://schemas.microsoft.com/office/word/2010/wordml" xmlns:w15="http://schemas.microsoft.com/office/word/2012/wordml" xmlns:w16cex="http://schemas.microsoft.com/office/word/2018/wordml/cex" xmlns:w16cid="http://schemas.microsoft.com/office/word/2016/wordml/cid" xmlns:w16="http://schemas.microsoft.com/office/word/2018/wordml" xmlns:w16du="http://schemas.microsoft.com/office/word/2023/wordml/word16du" xmlns:w16sdtdh="http://schemas.microsoft.com/office/word/2020/wordml/sdtdatahash" xmlns:w16sdtfl="http://schemas.microsoft.com/office/word/2024/wordml/sdtformatlock" xmlns:w16se="http://schemas.microsoft.com/office/word/2015/wordml/symex" xmlns:wpg="http://schemas.microsoft.com/office/word/2010/wordprocessingGroup" xmlns:wpi="http://schemas.microsoft.com/office/word/2010/wordprocessingInk" xmlns:wne="http://schemas.microsoft.com/office/word/2006/wordml" xmlns:wps="http://schemas.microsoft.com/office/word/2010/wordprocessingShape" mc:Ignorable="w14 w15 w16se w16cid w16 w16cex w16sdtdh w16sdtfl w16du wp14">
-  <w16cid:commentId w16cid:paraId="46846918" w16cid:durableId="355BEC0B"/>
-  <w16cid:commentId w16cid:paraId="38434E2B" w16cid:durableId="73CC0037"/>
   <w16cid:commentId w16cid:paraId="555F58FE" w16cid:durableId="49F149A7"/>
   <w16cid:commentId w16cid:paraId="6D117937" w16cid:durableId="5360C101"/>
-  <w16cid:commentId w16cid:paraId="74C8DBA3" w16cid:durableId="2C3F37AB"/>
   <w16cid:commentId w16cid:paraId="594748FA" w16cid:durableId="1DE00FA0"/>
   <w16cid:commentId w16cid:paraId="2B979261" w16cid:durableId="70B2B2D6"/>
   <w16cid:commentId w16cid:paraId="47B11C30" w16cid:durableId="1502B944"/>
   <w16cid:commentId w16cid:paraId="48A24572" w16cid:durableId="4D689BC5"/>
-  <w16cid:commentId w16cid:paraId="3BD742B1" w16cid:durableId="3A0923E2"/>
 </w16cid:commentsIds>
 </file>
 

--- a/ms/BoomBust_ms_v2nb.docx
+++ b/ms/BoomBust_ms_v2nb.docx
@@ -560,23 +560,77 @@
           <w:sz w:val="24"/>
           <w:szCs w:val="24"/>
         </w:rPr>
-        <w:t xml:space="preserve">Abstract Word Count (##), </w:t>
-      </w:r>
-      <w:r>
-        <w:rPr>
-          <w:rFonts w:ascii="Times New Roman" w:eastAsia="Times New Roman" w:hAnsi="Times New Roman" w:cs="Times New Roman"/>
-          <w:sz w:val="24"/>
-          <w:szCs w:val="24"/>
-        </w:rPr>
-        <w:t>Main Text (##), Text Box</w:t>
-      </w:r>
-      <w:r>
-        <w:rPr>
-          <w:rFonts w:ascii="Times New Roman" w:eastAsia="Times New Roman" w:hAnsi="Times New Roman" w:cs="Times New Roman"/>
-          <w:sz w:val="24"/>
-          <w:szCs w:val="24"/>
-        </w:rPr>
-        <w:t xml:space="preserve"> 1 Word Count (##)</w:t>
+        <w:t xml:space="preserve">Abstract Word </w:t>
+      </w:r>
+      <w:proofErr w:type="gramStart"/>
+      <w:r>
+        <w:rPr>
+          <w:rFonts w:ascii="Times New Roman" w:eastAsia="Times New Roman" w:hAnsi="Times New Roman" w:cs="Times New Roman"/>
+          <w:sz w:val="24"/>
+          <w:szCs w:val="24"/>
+        </w:rPr>
+        <w:t>Count (##</w:t>
+      </w:r>
+      <w:proofErr w:type="gramEnd"/>
+      <w:r>
+        <w:rPr>
+          <w:rFonts w:ascii="Times New Roman" w:eastAsia="Times New Roman" w:hAnsi="Times New Roman" w:cs="Times New Roman"/>
+          <w:sz w:val="24"/>
+          <w:szCs w:val="24"/>
+        </w:rPr>
+        <w:t xml:space="preserve">), </w:t>
+      </w:r>
+      <w:r>
+        <w:rPr>
+          <w:rFonts w:ascii="Times New Roman" w:eastAsia="Times New Roman" w:hAnsi="Times New Roman" w:cs="Times New Roman"/>
+          <w:sz w:val="24"/>
+          <w:szCs w:val="24"/>
+        </w:rPr>
+        <w:t xml:space="preserve">Main </w:t>
+      </w:r>
+      <w:proofErr w:type="gramStart"/>
+      <w:r>
+        <w:rPr>
+          <w:rFonts w:ascii="Times New Roman" w:eastAsia="Times New Roman" w:hAnsi="Times New Roman" w:cs="Times New Roman"/>
+          <w:sz w:val="24"/>
+          <w:szCs w:val="24"/>
+        </w:rPr>
+        <w:t>Text (##</w:t>
+      </w:r>
+      <w:proofErr w:type="gramEnd"/>
+      <w:r>
+        <w:rPr>
+          <w:rFonts w:ascii="Times New Roman" w:eastAsia="Times New Roman" w:hAnsi="Times New Roman" w:cs="Times New Roman"/>
+          <w:sz w:val="24"/>
+          <w:szCs w:val="24"/>
+        </w:rPr>
+        <w:t>), Text Box</w:t>
+      </w:r>
+      <w:r>
+        <w:rPr>
+          <w:rFonts w:ascii="Times New Roman" w:eastAsia="Times New Roman" w:hAnsi="Times New Roman" w:cs="Times New Roman"/>
+          <w:sz w:val="24"/>
+          <w:szCs w:val="24"/>
+        </w:rPr>
+        <w:t xml:space="preserve"> 1 Word </w:t>
+      </w:r>
+      <w:proofErr w:type="gramStart"/>
+      <w:r>
+        <w:rPr>
+          <w:rFonts w:ascii="Times New Roman" w:eastAsia="Times New Roman" w:hAnsi="Times New Roman" w:cs="Times New Roman"/>
+          <w:sz w:val="24"/>
+          <w:szCs w:val="24"/>
+        </w:rPr>
+        <w:t>Count (##</w:t>
+      </w:r>
+      <w:proofErr w:type="gramEnd"/>
+      <w:r>
+        <w:rPr>
+          <w:rFonts w:ascii="Times New Roman" w:eastAsia="Times New Roman" w:hAnsi="Times New Roman" w:cs="Times New Roman"/>
+          <w:sz w:val="24"/>
+          <w:szCs w:val="24"/>
+        </w:rPr>
+        <w:t>)</w:t>
       </w:r>
     </w:p>
     <w:p>
@@ -588,13 +642,77 @@
           <w:szCs w:val="24"/>
         </w:rPr>
       </w:pPr>
-      <w:r>
-        <w:rPr>
-          <w:rFonts w:ascii="Times New Roman" w:eastAsia="Times New Roman" w:hAnsi="Times New Roman" w:cs="Times New Roman"/>
-          <w:sz w:val="24"/>
-          <w:szCs w:val="24"/>
-        </w:rPr>
-        <w:t>References (##), Figures (##), Tables (##), Text boxes (##)</w:t>
+      <w:proofErr w:type="gramStart"/>
+      <w:r>
+        <w:rPr>
+          <w:rFonts w:ascii="Times New Roman" w:eastAsia="Times New Roman" w:hAnsi="Times New Roman" w:cs="Times New Roman"/>
+          <w:sz w:val="24"/>
+          <w:szCs w:val="24"/>
+        </w:rPr>
+        <w:t>References (##</w:t>
+      </w:r>
+      <w:proofErr w:type="gramEnd"/>
+      <w:r>
+        <w:rPr>
+          <w:rFonts w:ascii="Times New Roman" w:eastAsia="Times New Roman" w:hAnsi="Times New Roman" w:cs="Times New Roman"/>
+          <w:sz w:val="24"/>
+          <w:szCs w:val="24"/>
+        </w:rPr>
+        <w:t xml:space="preserve">), </w:t>
+      </w:r>
+      <w:proofErr w:type="gramStart"/>
+      <w:r>
+        <w:rPr>
+          <w:rFonts w:ascii="Times New Roman" w:eastAsia="Times New Roman" w:hAnsi="Times New Roman" w:cs="Times New Roman"/>
+          <w:sz w:val="24"/>
+          <w:szCs w:val="24"/>
+        </w:rPr>
+        <w:t>Figures (##</w:t>
+      </w:r>
+      <w:proofErr w:type="gramEnd"/>
+      <w:r>
+        <w:rPr>
+          <w:rFonts w:ascii="Times New Roman" w:eastAsia="Times New Roman" w:hAnsi="Times New Roman" w:cs="Times New Roman"/>
+          <w:sz w:val="24"/>
+          <w:szCs w:val="24"/>
+        </w:rPr>
+        <w:t xml:space="preserve">), </w:t>
+      </w:r>
+      <w:proofErr w:type="gramStart"/>
+      <w:r>
+        <w:rPr>
+          <w:rFonts w:ascii="Times New Roman" w:eastAsia="Times New Roman" w:hAnsi="Times New Roman" w:cs="Times New Roman"/>
+          <w:sz w:val="24"/>
+          <w:szCs w:val="24"/>
+        </w:rPr>
+        <w:t>Tables (##</w:t>
+      </w:r>
+      <w:proofErr w:type="gramEnd"/>
+      <w:r>
+        <w:rPr>
+          <w:rFonts w:ascii="Times New Roman" w:eastAsia="Times New Roman" w:hAnsi="Times New Roman" w:cs="Times New Roman"/>
+          <w:sz w:val="24"/>
+          <w:szCs w:val="24"/>
+        </w:rPr>
+        <w:t xml:space="preserve">), Text </w:t>
+      </w:r>
+      <w:proofErr w:type="gramStart"/>
+      <w:r>
+        <w:rPr>
+          <w:rFonts w:ascii="Times New Roman" w:eastAsia="Times New Roman" w:hAnsi="Times New Roman" w:cs="Times New Roman"/>
+          <w:sz w:val="24"/>
+          <w:szCs w:val="24"/>
+        </w:rPr>
+        <w:t>boxes (##</w:t>
+      </w:r>
+      <w:proofErr w:type="gramEnd"/>
+      <w:r>
+        <w:rPr>
+          <w:rFonts w:ascii="Times New Roman" w:eastAsia="Times New Roman" w:hAnsi="Times New Roman" w:cs="Times New Roman"/>
+          <w:sz w:val="24"/>
+          <w:szCs w:val="24"/>
+        </w:rPr>
+        <w:t>)</w:t>
       </w:r>
     </w:p>
     <w:p>
@@ -640,7 +758,25 @@
           <w:sz w:val="24"/>
           <w:szCs w:val="24"/>
         </w:rPr>
-        <w:t>Upon acceptance, all data and code associated with the manuscript will be provided in Zenodo. For review, the data and code can be found in (</w:t>
+        <w:t xml:space="preserve">Upon acceptance, all data and code associated with the manuscript will be provided in </w:t>
+      </w:r>
+      <w:proofErr w:type="spellStart"/>
+      <w:r>
+        <w:rPr>
+          <w:rFonts w:ascii="Times New Roman" w:eastAsia="Times New Roman" w:hAnsi="Times New Roman" w:cs="Times New Roman"/>
+          <w:sz w:val="24"/>
+          <w:szCs w:val="24"/>
+        </w:rPr>
+        <w:t>Zenodo</w:t>
+      </w:r>
+      <w:proofErr w:type="spellEnd"/>
+      <w:r>
+        <w:rPr>
+          <w:rFonts w:ascii="Times New Roman" w:eastAsia="Times New Roman" w:hAnsi="Times New Roman" w:cs="Times New Roman"/>
+          <w:sz w:val="24"/>
+          <w:szCs w:val="24"/>
+        </w:rPr>
+        <w:t>. For review, the data and code can be found in (</w:t>
       </w:r>
       <w:r>
         <w:rPr>
@@ -761,7 +897,7 @@
           <w:sz w:val="24"/>
           <w:szCs w:val="24"/>
         </w:rPr>
-        <w:t>Many invasions of non-native species undergo boom-bust dynamics where after rapidly reaching high abundances, they have rapid and severe declines.  Despite this concept being consistently used in the invasion literature, only qualitative definitions of what constitutes a boom-bust currently exist.  A quantitative definition of a boom-bust cycle could aid in exploring and finding generalities as well as facilitate communication.  Building off of the established qualitative definition, I define boom-busts cycles in invasions as a sequence of three phases 1) lag/growth phase, 2) boom phase, and 3) bust phase (Figure 1) where the transition between the growth and boom phase must be rapid (</w:t>
+        <w:t>Many invasions of non-native species undergo boom-bust dynamics where after rapidly reaching high abundances, they have rapid and severe declines.  Despite this concept being consistently used in the invasion literature, only qualitative definitions of what constitutes a boom-bust currently exist.  A quantitative definition of a boom-bust cycle could aid in exploring and finding generalities as well as facilitate communication.  Building off of the established qualitative definition, I define boom-busts cycles in invasions as a sequence of three phases 1) lag/growth phase, 2) boom phase, and 3) bust phase where the transition between the growth and boom phase must be rapid (</w:t>
       </w:r>
       <w:r>
         <w:rPr>
@@ -777,24 +913,23 @@
           <w:sz w:val="24"/>
           <w:szCs w:val="24"/>
         </w:rPr>
-        <w:t xml:space="preserve"> ≥ 4; </w:t>
-      </w:r>
-      <w:r>
-        <w:rPr>
-          <w:rFonts w:ascii="Times New Roman" w:eastAsia="Times New Roman" w:hAnsi="Times New Roman" w:cs="Times New Roman"/>
-          <w:i/>
-          <w:sz w:val="24"/>
-          <w:szCs w:val="24"/>
-        </w:rPr>
-        <w:t>r</w:t>
-      </w:r>
-      <w:r>
-        <w:rPr>
-          <w:rFonts w:ascii="Times New Roman" w:eastAsia="Times New Roman" w:hAnsi="Times New Roman" w:cs="Times New Roman"/>
-          <w:sz w:val="24"/>
-          <w:szCs w:val="24"/>
-        </w:rPr>
-        <w:t xml:space="preserve"> ≥1.386), and the transition from the boom to the bust phase must be rapid (0 &lt; </w:t>
+        <w:t xml:space="preserve"> ≥ </w:t>
+      </w:r>
+      <w:r>
+        <w:rPr>
+          <w:rFonts w:ascii="Times New Roman" w:eastAsia="Times New Roman" w:hAnsi="Times New Roman" w:cs="Times New Roman"/>
+          <w:sz w:val="24"/>
+          <w:szCs w:val="24"/>
+        </w:rPr>
+        <w:t>2</w:t>
+      </w:r>
+      <w:r>
+        <w:rPr>
+          <w:rFonts w:ascii="Times New Roman" w:eastAsia="Times New Roman" w:hAnsi="Times New Roman" w:cs="Times New Roman"/>
+          <w:sz w:val="24"/>
+          <w:szCs w:val="24"/>
+        </w:rPr>
+        <w:t>), and the transition from the boom to the bust phase must be rapid (</w:t>
       </w:r>
       <w:r>
         <w:rPr>
@@ -810,16 +945,15 @@
           <w:sz w:val="24"/>
           <w:szCs w:val="24"/>
         </w:rPr>
-        <w:t xml:space="preserve"> ≤ 0.372;  </w:t>
-      </w:r>
-      <w:r>
-        <w:rPr>
-          <w:rFonts w:ascii="Times New Roman" w:eastAsia="Times New Roman" w:hAnsi="Times New Roman" w:cs="Times New Roman"/>
-          <w:i/>
-          <w:sz w:val="24"/>
-          <w:szCs w:val="24"/>
-        </w:rPr>
-        <w:t>r</w:t>
+        <w:t xml:space="preserve"> ≤ 0.</w:t>
+      </w:r>
+      <w:r>
+        <w:rPr>
+          <w:rFonts w:ascii="Times New Roman" w:eastAsia="Times New Roman" w:hAnsi="Times New Roman" w:cs="Times New Roman"/>
+          <w:sz w:val="24"/>
+          <w:szCs w:val="24"/>
+        </w:rPr>
+        <w:t>5</w:t>
       </w:r>
       <w:r>
         <w:rPr>
@@ -827,7 +961,43 @@
           <w:sz w:val="24"/>
           <w:szCs w:val="24"/>
         </w:rPr>
-        <w:t xml:space="preserve"> ≤ -0.99), severe (≥ 90%), and sustained (≥3 years).  I also present a variety of metrics to describe population growth when making comparisons across taxa and subpopulations. I use my identification to identify 28 studies document boom-bust cycles across taxa and systems with 2 studies documenting repeated boom-bust cycles.</w:t>
+        <w:t xml:space="preserve">), severe (≥ 90%), and sustained (≥3 years).  I also present a variety of metrics to describe population growth when making comparisons across </w:t>
+      </w:r>
+      <w:proofErr w:type="gramStart"/>
+      <w:r>
+        <w:rPr>
+          <w:rFonts w:ascii="Times New Roman" w:eastAsia="Gungsuh" w:hAnsi="Times New Roman" w:cs="Times New Roman"/>
+          <w:sz w:val="24"/>
+          <w:szCs w:val="24"/>
+        </w:rPr>
+        <w:t>taxa</w:t>
+      </w:r>
+      <w:proofErr w:type="gramEnd"/>
+      <w:r>
+        <w:rPr>
+          <w:rFonts w:ascii="Times New Roman" w:eastAsia="Gungsuh" w:hAnsi="Times New Roman" w:cs="Times New Roman"/>
+          <w:sz w:val="24"/>
+          <w:szCs w:val="24"/>
+        </w:rPr>
+        <w:t xml:space="preserve"> and subpopulations. I use my identification to identify 28 studies document boom-bust cycles across </w:t>
+      </w:r>
+      <w:proofErr w:type="gramStart"/>
+      <w:r>
+        <w:rPr>
+          <w:rFonts w:ascii="Times New Roman" w:eastAsia="Gungsuh" w:hAnsi="Times New Roman" w:cs="Times New Roman"/>
+          <w:sz w:val="24"/>
+          <w:szCs w:val="24"/>
+        </w:rPr>
+        <w:t>taxa</w:t>
+      </w:r>
+      <w:proofErr w:type="gramEnd"/>
+      <w:r>
+        <w:rPr>
+          <w:rFonts w:ascii="Times New Roman" w:eastAsia="Gungsuh" w:hAnsi="Times New Roman" w:cs="Times New Roman"/>
+          <w:sz w:val="24"/>
+          <w:szCs w:val="24"/>
+        </w:rPr>
+        <w:t xml:space="preserve"> and systems with 2 studies documenting repeated boom-bust cycles.</w:t>
       </w:r>
     </w:p>
     <w:p>
@@ -933,7 +1103,7 @@
           <w:sz w:val="24"/>
           <w:szCs w:val="24"/>
         </w:rPr>
-        <w:t>The boom-bust concept within invasion ecology is one case where quantitative standardizing terminology could potentially lead to finding generalities.</w:t>
+        <w:t>The boom-bust concept within invasion ecology is one case where quantitative standardizing terminology could potentially lead to finding generalities</w:t>
       </w:r>
       <w:r>
         <w:rPr>
@@ -1002,7 +1172,7 @@
           <w:sz w:val="24"/>
           <w:szCs w:val="24"/>
         </w:rPr>
-        <w:t xml:space="preserve"> was </w:t>
+        <w:t xml:space="preserve"> </w:t>
       </w:r>
       <w:r>
         <w:rPr>
@@ -1153,7 +1323,7 @@
           <w:sz w:val="24"/>
           <w:szCs w:val="24"/>
         </w:rPr>
-        <w:t xml:space="preserve"> sequence of sharp population increase  until a maximum followed by sudden dramatic decline until a minimum (</w:t>
+        <w:t xml:space="preserve"> sequence of sharp population increase until a maximum followed by sudden dramatic decline until a minimum (</w:t>
       </w:r>
       <w:r>
         <w:rPr>
@@ -1232,7 +1402,15 @@
           <w:sz w:val="24"/>
           <w:szCs w:val="24"/>
         </w:rPr>
-        <w:t xml:space="preserve"> While solitary boom-bust</w:t>
+        <w:t xml:space="preserve"> While solitary boom-</w:t>
+      </w:r>
+      <w:r>
+        <w:rPr>
+          <w:rFonts w:ascii="Times New Roman" w:eastAsia="Times New Roman" w:hAnsi="Times New Roman" w:cs="Times New Roman"/>
+          <w:sz w:val="24"/>
+          <w:szCs w:val="24"/>
+        </w:rPr>
+        <w:t>bust</w:t>
       </w:r>
       <w:r>
         <w:rPr>
@@ -1248,7 +1426,15 @@
           <w:sz w:val="24"/>
           <w:szCs w:val="24"/>
         </w:rPr>
-        <w:t xml:space="preserve">have been described and identified in many cases of invasions </w:t>
+        <w:t xml:space="preserve"> have</w:t>
+      </w:r>
+      <w:r>
+        <w:rPr>
+          <w:rFonts w:ascii="Times New Roman" w:eastAsia="Times New Roman" w:hAnsi="Times New Roman" w:cs="Times New Roman"/>
+          <w:sz w:val="24"/>
+          <w:szCs w:val="24"/>
+        </w:rPr>
+        <w:t xml:space="preserve"> been described and identified in many cases of invasions </w:t>
       </w:r>
       <w:r>
         <w:rPr>
@@ -2308,7 +2494,55 @@
           <w:sz w:val="24"/>
           <w:szCs w:val="24"/>
         </w:rPr>
-        <w:t>processes responsible for boom-busts would enable the future development of predictive framework for when boom-bust occur.</w:t>
+        <w:t xml:space="preserve">processes responsible for boom-busts would </w:t>
+      </w:r>
+      <w:r>
+        <w:rPr>
+          <w:rFonts w:ascii="Times New Roman" w:eastAsia="Times New Roman" w:hAnsi="Times New Roman" w:cs="Times New Roman"/>
+          <w:sz w:val="24"/>
+          <w:szCs w:val="24"/>
+        </w:rPr>
+        <w:t>enable</w:t>
+      </w:r>
+      <w:r>
+        <w:rPr>
+          <w:rFonts w:ascii="Times New Roman" w:eastAsia="Times New Roman" w:hAnsi="Times New Roman" w:cs="Times New Roman"/>
+          <w:sz w:val="24"/>
+          <w:szCs w:val="24"/>
+        </w:rPr>
+        <w:t xml:space="preserve"> future development of predictive framework</w:t>
+      </w:r>
+      <w:r>
+        <w:rPr>
+          <w:rFonts w:ascii="Times New Roman" w:eastAsia="Times New Roman" w:hAnsi="Times New Roman" w:cs="Times New Roman"/>
+          <w:sz w:val="24"/>
+          <w:szCs w:val="24"/>
+        </w:rPr>
+        <w:t>s</w:t>
+      </w:r>
+      <w:r>
+        <w:rPr>
+          <w:rFonts w:ascii="Times New Roman" w:eastAsia="Times New Roman" w:hAnsi="Times New Roman" w:cs="Times New Roman"/>
+          <w:sz w:val="24"/>
+          <w:szCs w:val="24"/>
+        </w:rPr>
+        <w:t xml:space="preserve"> for when boom-bust</w:t>
+      </w:r>
+      <w:r>
+        <w:rPr>
+          <w:rFonts w:ascii="Times New Roman" w:eastAsia="Times New Roman" w:hAnsi="Times New Roman" w:cs="Times New Roman"/>
+          <w:sz w:val="24"/>
+          <w:szCs w:val="24"/>
+        </w:rPr>
+        <w:t>s</w:t>
+      </w:r>
+      <w:r>
+        <w:rPr>
+          <w:rFonts w:ascii="Times New Roman" w:eastAsia="Times New Roman" w:hAnsi="Times New Roman" w:cs="Times New Roman"/>
+          <w:sz w:val="24"/>
+          <w:szCs w:val="24"/>
+        </w:rPr>
+        <w:t xml:space="preserve"> occur.</w:t>
       </w:r>
     </w:p>
     <w:p>
@@ -2344,7 +2578,23 @@
           <w:sz w:val="24"/>
           <w:szCs w:val="24"/>
         </w:rPr>
-        <w:t>draw upon the literature</w:t>
+        <w:t xml:space="preserve">draw upon </w:t>
+      </w:r>
+      <w:r>
+        <w:rPr>
+          <w:rFonts w:ascii="Times New Roman" w:eastAsia="Times New Roman" w:hAnsi="Times New Roman" w:cs="Times New Roman"/>
+          <w:sz w:val="24"/>
+          <w:szCs w:val="24"/>
+        </w:rPr>
+        <w:t>literature</w:t>
+      </w:r>
+      <w:r>
+        <w:rPr>
+          <w:rFonts w:ascii="Times New Roman" w:eastAsia="Times New Roman" w:hAnsi="Times New Roman" w:cs="Times New Roman"/>
+          <w:sz w:val="24"/>
+          <w:szCs w:val="24"/>
+        </w:rPr>
+        <w:t xml:space="preserve"> both inside and outside of invasions to develop</w:t>
       </w:r>
       <w:r>
         <w:rPr>
@@ -2360,7 +2610,31 @@
           <w:sz w:val="24"/>
           <w:szCs w:val="24"/>
         </w:rPr>
-        <w:t xml:space="preserve"> (Box 1; figure 1)</w:t>
+        <w:t xml:space="preserve"> (Box 1; </w:t>
+      </w:r>
+      <w:r>
+        <w:rPr>
+          <w:rFonts w:ascii="Times New Roman" w:eastAsia="Times New Roman" w:hAnsi="Times New Roman" w:cs="Times New Roman"/>
+          <w:sz w:val="24"/>
+          <w:szCs w:val="24"/>
+        </w:rPr>
+        <w:t>Fig.</w:t>
+      </w:r>
+      <w:r>
+        <w:rPr>
+          <w:rFonts w:ascii="Times New Roman" w:eastAsia="Times New Roman" w:hAnsi="Times New Roman" w:cs="Times New Roman"/>
+          <w:sz w:val="24"/>
+          <w:szCs w:val="24"/>
+        </w:rPr>
+        <w:t xml:space="preserve"> 1)</w:t>
+      </w:r>
+      <w:r>
+        <w:rPr>
+          <w:rFonts w:ascii="Times New Roman" w:eastAsia="Times New Roman" w:hAnsi="Times New Roman" w:cs="Times New Roman"/>
+          <w:sz w:val="24"/>
+          <w:szCs w:val="24"/>
+        </w:rPr>
+        <w:t>. Then using the developed definition, we take a meta-analytical approach to reclassify time series that have previously been described as boom-busts.</w:t>
       </w:r>
       <w:r>
         <w:rPr>
@@ -2376,7 +2650,167 @@
           <w:sz w:val="24"/>
           <w:szCs w:val="24"/>
         </w:rPr>
-        <w:t>I review the literature of boom-bust in invasions and draw upon classic work on fluctuating population dynamics of native systems to propose a new quantitative criteria in describing and defining boom-busts in invasions that addresses the concerns presented by Strayer et al., (2017).  This work should aid in the communication of boom-bust cycles, and progress towards finding generalities.</w:t>
+        <w:t xml:space="preserve">We also compile taxonomic, geographic, and trait information for the different invasions </w:t>
+      </w:r>
+      <w:r>
+        <w:rPr>
+          <w:rFonts w:ascii="Times New Roman" w:eastAsia="Times New Roman" w:hAnsi="Times New Roman" w:cs="Times New Roman"/>
+          <w:sz w:val="24"/>
+          <w:szCs w:val="24"/>
+        </w:rPr>
+        <w:t>to</w:t>
+      </w:r>
+      <w:r>
+        <w:rPr>
+          <w:rFonts w:ascii="Times New Roman" w:eastAsia="Times New Roman" w:hAnsi="Times New Roman" w:cs="Times New Roman"/>
+          <w:sz w:val="24"/>
+          <w:szCs w:val="24"/>
+        </w:rPr>
+        <w:t xml:space="preserve"> </w:t>
+      </w:r>
+      <w:r>
+        <w:rPr>
+          <w:rFonts w:ascii="Times New Roman" w:eastAsia="Times New Roman" w:hAnsi="Times New Roman" w:cs="Times New Roman"/>
+          <w:sz w:val="24"/>
+          <w:szCs w:val="24"/>
+        </w:rPr>
+        <w:t>summarize</w:t>
+      </w:r>
+      <w:r>
+        <w:rPr>
+          <w:rFonts w:ascii="Times New Roman" w:eastAsia="Times New Roman" w:hAnsi="Times New Roman" w:cs="Times New Roman"/>
+          <w:sz w:val="24"/>
+          <w:szCs w:val="24"/>
+        </w:rPr>
+        <w:t xml:space="preserve"> the reclass</w:t>
+      </w:r>
+      <w:r>
+        <w:rPr>
+          <w:rFonts w:ascii="Times New Roman" w:eastAsia="Times New Roman" w:hAnsi="Times New Roman" w:cs="Times New Roman"/>
+          <w:sz w:val="24"/>
+          <w:szCs w:val="24"/>
+        </w:rPr>
+        <w:t>if</w:t>
+      </w:r>
+      <w:r>
+        <w:rPr>
+          <w:rFonts w:ascii="Times New Roman" w:eastAsia="Times New Roman" w:hAnsi="Times New Roman" w:cs="Times New Roman"/>
+          <w:sz w:val="24"/>
+          <w:szCs w:val="24"/>
+        </w:rPr>
+        <w:t>i</w:t>
+      </w:r>
+      <w:r>
+        <w:rPr>
+          <w:rFonts w:ascii="Times New Roman" w:eastAsia="Times New Roman" w:hAnsi="Times New Roman" w:cs="Times New Roman"/>
+          <w:sz w:val="24"/>
+          <w:szCs w:val="24"/>
+        </w:rPr>
+        <w:t xml:space="preserve">ed </w:t>
+      </w:r>
+      <w:r>
+        <w:rPr>
+          <w:rFonts w:ascii="Times New Roman" w:eastAsia="Times New Roman" w:hAnsi="Times New Roman" w:cs="Times New Roman"/>
+          <w:sz w:val="24"/>
+          <w:szCs w:val="24"/>
+        </w:rPr>
+        <w:t>time series</w:t>
+      </w:r>
+      <w:r>
+        <w:rPr>
+          <w:rFonts w:ascii="Times New Roman" w:eastAsia="Times New Roman" w:hAnsi="Times New Roman" w:cs="Times New Roman"/>
+          <w:sz w:val="24"/>
+          <w:szCs w:val="24"/>
+        </w:rPr>
+        <w:t xml:space="preserve"> to evaluate the potential generality of the </w:t>
+      </w:r>
+      <w:r>
+        <w:rPr>
+          <w:rFonts w:ascii="Times New Roman" w:eastAsia="Times New Roman" w:hAnsi="Times New Roman" w:cs="Times New Roman"/>
+          <w:sz w:val="24"/>
+          <w:szCs w:val="24"/>
+        </w:rPr>
+        <w:t>phenomenon</w:t>
+      </w:r>
+      <w:r>
+        <w:rPr>
+          <w:rFonts w:ascii="Times New Roman" w:eastAsia="Times New Roman" w:hAnsi="Times New Roman" w:cs="Times New Roman"/>
+          <w:sz w:val="24"/>
+          <w:szCs w:val="24"/>
+        </w:rPr>
+        <w:t xml:space="preserve"> and identify any interesting patterns or trends in the published literature.</w:t>
+      </w:r>
+      <w:r>
+        <w:rPr>
+          <w:rFonts w:ascii="Times New Roman" w:eastAsia="Times New Roman" w:hAnsi="Times New Roman" w:cs="Times New Roman"/>
+          <w:sz w:val="24"/>
+          <w:szCs w:val="24"/>
+        </w:rPr>
+        <w:t xml:space="preserve"> Finally, </w:t>
+      </w:r>
+      <w:r>
+        <w:rPr>
+          <w:rFonts w:ascii="Times New Roman" w:eastAsia="Times New Roman" w:hAnsi="Times New Roman" w:cs="Times New Roman"/>
+          <w:sz w:val="24"/>
+          <w:szCs w:val="24"/>
+        </w:rPr>
+        <w:t xml:space="preserve">we perform a more thorough literature of </w:t>
+      </w:r>
+      <w:r>
+        <w:rPr>
+          <w:rFonts w:ascii="Times New Roman" w:eastAsia="Times New Roman" w:hAnsi="Times New Roman" w:cs="Times New Roman"/>
+          <w:sz w:val="24"/>
+          <w:szCs w:val="24"/>
+        </w:rPr>
+        <w:t xml:space="preserve">the papers that have </w:t>
+      </w:r>
+      <w:r>
+        <w:rPr>
+          <w:rFonts w:ascii="Times New Roman" w:eastAsia="Times New Roman" w:hAnsi="Times New Roman" w:cs="Times New Roman"/>
+          <w:sz w:val="24"/>
+          <w:szCs w:val="24"/>
+        </w:rPr>
+        <w:t>the best evidence for</w:t>
+      </w:r>
+      <w:r>
+        <w:rPr>
+          <w:rFonts w:ascii="Times New Roman" w:eastAsia="Times New Roman" w:hAnsi="Times New Roman" w:cs="Times New Roman"/>
+          <w:sz w:val="24"/>
+          <w:szCs w:val="24"/>
+        </w:rPr>
+        <w:t xml:space="preserve"> boom-busts</w:t>
+      </w:r>
+      <w:r>
+        <w:rPr>
+          <w:rFonts w:ascii="Times New Roman" w:eastAsia="Times New Roman" w:hAnsi="Times New Roman" w:cs="Times New Roman"/>
+          <w:sz w:val="24"/>
+          <w:szCs w:val="24"/>
+        </w:rPr>
+        <w:t xml:space="preserve"> to determine the strength of evidence for that have been described.  </w:t>
+      </w:r>
+      <w:r>
+        <w:rPr>
+          <w:rFonts w:ascii="Times New Roman" w:eastAsia="Times New Roman" w:hAnsi="Times New Roman" w:cs="Times New Roman"/>
+          <w:sz w:val="24"/>
+          <w:szCs w:val="24"/>
+        </w:rPr>
+        <w:t>This work should aid in the communication of boom-bust</w:t>
+      </w:r>
+      <w:r>
+        <w:rPr>
+          <w:rFonts w:ascii="Times New Roman" w:eastAsia="Times New Roman" w:hAnsi="Times New Roman" w:cs="Times New Roman"/>
+          <w:sz w:val="24"/>
+          <w:szCs w:val="24"/>
+        </w:rPr>
+        <w:t>s</w:t>
+      </w:r>
+      <w:r>
+        <w:rPr>
+          <w:rFonts w:ascii="Times New Roman" w:eastAsia="Times New Roman" w:hAnsi="Times New Roman" w:cs="Times New Roman"/>
+          <w:sz w:val="24"/>
+          <w:szCs w:val="24"/>
+        </w:rPr>
+        <w:t>, and progress towards finding generalities.</w:t>
       </w:r>
     </w:p>
     <w:p>
@@ -2472,7 +2906,25 @@
           <w:sz w:val="24"/>
           <w:szCs w:val="24"/>
         </w:rPr>
-        <w:t xml:space="preserve"> using Web of Science with the following keywords: boom and bust; explosion and crash; population and explosion; population and outbreak; population and cycles; fluctuat* populations.  </w:t>
+        <w:t xml:space="preserve"> using Web of Science with the following keywords: boom and bust; explosion and crash; population and explosion; population and outbreak; population and cycles; </w:t>
+      </w:r>
+      <w:proofErr w:type="spellStart"/>
+      <w:r>
+        <w:rPr>
+          <w:rFonts w:ascii="Times New Roman" w:eastAsia="Times New Roman" w:hAnsi="Times New Roman" w:cs="Times New Roman"/>
+          <w:sz w:val="24"/>
+          <w:szCs w:val="24"/>
+        </w:rPr>
+        <w:t>fluctuat</w:t>
+      </w:r>
+      <w:proofErr w:type="spellEnd"/>
+      <w:r>
+        <w:rPr>
+          <w:rFonts w:ascii="Times New Roman" w:eastAsia="Times New Roman" w:hAnsi="Times New Roman" w:cs="Times New Roman"/>
+          <w:sz w:val="24"/>
+          <w:szCs w:val="24"/>
+        </w:rPr>
+        <w:t xml:space="preserve">* populations.  </w:t>
       </w:r>
       <w:r>
         <w:rPr>
@@ -2679,23 +3131,55 @@
           <w:sz w:val="24"/>
           <w:szCs w:val="24"/>
         </w:rPr>
-        <w:t xml:space="preserve">From these </w:t>
-      </w:r>
-      <w:r>
-        <w:rPr>
-          <w:rFonts w:ascii="Times New Roman" w:eastAsia="Times New Roman" w:hAnsi="Times New Roman" w:cs="Times New Roman"/>
-          <w:sz w:val="24"/>
-          <w:szCs w:val="24"/>
-        </w:rPr>
-        <w:t>two literature searches</w:t>
-      </w:r>
-      <w:r>
-        <w:rPr>
-          <w:rFonts w:ascii="Times New Roman" w:eastAsia="Times New Roman" w:hAnsi="Times New Roman" w:cs="Times New Roman"/>
-          <w:sz w:val="24"/>
-          <w:szCs w:val="24"/>
-        </w:rPr>
-        <w:t>, 211</w:t>
+        <w:t>The aim of the study was to document the best evidence for</w:t>
+      </w:r>
+      <w:r>
+        <w:rPr>
+          <w:rFonts w:ascii="Times New Roman" w:eastAsia="Times New Roman" w:hAnsi="Times New Roman" w:cs="Times New Roman"/>
+          <w:sz w:val="24"/>
+          <w:szCs w:val="24"/>
+        </w:rPr>
+        <w:t xml:space="preserve"> boom-bust cycles in non-native populations</w:t>
+      </w:r>
+      <w:r>
+        <w:rPr>
+          <w:rFonts w:ascii="Times New Roman" w:eastAsia="Times New Roman" w:hAnsi="Times New Roman" w:cs="Times New Roman"/>
+          <w:sz w:val="24"/>
+          <w:szCs w:val="24"/>
+        </w:rPr>
+        <w:t xml:space="preserve">, </w:t>
+      </w:r>
+      <w:r>
+        <w:rPr>
+          <w:rFonts w:ascii="Times New Roman" w:eastAsia="Times New Roman" w:hAnsi="Times New Roman" w:cs="Times New Roman"/>
+          <w:sz w:val="24"/>
+          <w:szCs w:val="24"/>
+        </w:rPr>
+        <w:t>so the</w:t>
+      </w:r>
+      <w:r>
+        <w:rPr>
+          <w:rFonts w:ascii="Times New Roman" w:eastAsia="Times New Roman" w:hAnsi="Times New Roman" w:cs="Times New Roman"/>
+          <w:sz w:val="24"/>
+          <w:szCs w:val="24"/>
+        </w:rPr>
+        <w:t xml:space="preserve"> studies were filtered by whether any of the study species were non-native</w:t>
+      </w:r>
+      <w:r>
+        <w:rPr>
+          <w:rFonts w:ascii="Times New Roman" w:eastAsia="Times New Roman" w:hAnsi="Times New Roman" w:cs="Times New Roman"/>
+          <w:sz w:val="24"/>
+          <w:szCs w:val="24"/>
+        </w:rPr>
+        <w:t xml:space="preserve"> and if the studies presented time series </w:t>
+      </w:r>
+      <w:r>
+        <w:rPr>
+          <w:rFonts w:ascii="Times New Roman" w:eastAsia="Times New Roman" w:hAnsi="Times New Roman" w:cs="Times New Roman"/>
+          <w:sz w:val="24"/>
+          <w:szCs w:val="24"/>
+        </w:rPr>
+        <w:t>data in the paper or in</w:t>
       </w:r>
       <w:r>
         <w:rPr>
@@ -2711,23 +3195,7 @@
           <w:sz w:val="24"/>
           <w:szCs w:val="24"/>
         </w:rPr>
-        <w:t>studies</w:t>
-      </w:r>
-      <w:r>
-        <w:rPr>
-          <w:rFonts w:ascii="Times New Roman" w:eastAsia="Times New Roman" w:hAnsi="Times New Roman" w:cs="Times New Roman"/>
-          <w:sz w:val="24"/>
-          <w:szCs w:val="24"/>
-        </w:rPr>
-        <w:t xml:space="preserve"> were</w:t>
-      </w:r>
-      <w:r>
-        <w:rPr>
-          <w:rFonts w:ascii="Times New Roman" w:eastAsia="Times New Roman" w:hAnsi="Times New Roman" w:cs="Times New Roman"/>
-          <w:sz w:val="24"/>
-          <w:szCs w:val="24"/>
-        </w:rPr>
-        <w:t xml:space="preserve"> found</w:t>
+        <w:t>the supplementary material</w:t>
       </w:r>
       <w:r>
         <w:rPr>
@@ -2743,151 +3211,7 @@
           <w:sz w:val="24"/>
           <w:szCs w:val="24"/>
         </w:rPr>
-        <w:t xml:space="preserve"> </w:t>
-      </w:r>
-      <w:r>
-        <w:rPr>
-          <w:rFonts w:ascii="Times New Roman" w:eastAsia="Times New Roman" w:hAnsi="Times New Roman" w:cs="Times New Roman"/>
-          <w:sz w:val="24"/>
-          <w:szCs w:val="24"/>
-        </w:rPr>
-        <w:t>The aim of the study was to document the best evidence for</w:t>
-      </w:r>
-      <w:r>
-        <w:rPr>
-          <w:rFonts w:ascii="Times New Roman" w:eastAsia="Times New Roman" w:hAnsi="Times New Roman" w:cs="Times New Roman"/>
-          <w:sz w:val="24"/>
-          <w:szCs w:val="24"/>
-        </w:rPr>
-        <w:t xml:space="preserve"> boom-bust cycles in non-native populations</w:t>
-      </w:r>
-      <w:r>
-        <w:rPr>
-          <w:rFonts w:ascii="Times New Roman" w:eastAsia="Times New Roman" w:hAnsi="Times New Roman" w:cs="Times New Roman"/>
-          <w:sz w:val="24"/>
-          <w:szCs w:val="24"/>
-        </w:rPr>
-        <w:t xml:space="preserve">, </w:t>
-      </w:r>
-      <w:r>
-        <w:rPr>
-          <w:rFonts w:ascii="Times New Roman" w:eastAsia="Times New Roman" w:hAnsi="Times New Roman" w:cs="Times New Roman"/>
-          <w:sz w:val="24"/>
-          <w:szCs w:val="24"/>
-        </w:rPr>
-        <w:t>so the</w:t>
-      </w:r>
-      <w:r>
-        <w:rPr>
-          <w:rFonts w:ascii="Times New Roman" w:eastAsia="Times New Roman" w:hAnsi="Times New Roman" w:cs="Times New Roman"/>
-          <w:sz w:val="24"/>
-          <w:szCs w:val="24"/>
-        </w:rPr>
-        <w:t xml:space="preserve"> </w:t>
-      </w:r>
-      <w:r>
-        <w:rPr>
-          <w:rFonts w:ascii="Times New Roman" w:eastAsia="Times New Roman" w:hAnsi="Times New Roman" w:cs="Times New Roman"/>
-          <w:sz w:val="24"/>
-          <w:szCs w:val="24"/>
-        </w:rPr>
-        <w:t>211 studies were filtered by whether any of the study species were non-native</w:t>
-      </w:r>
-      <w:r>
-        <w:rPr>
-          <w:rFonts w:ascii="Times New Roman" w:eastAsia="Times New Roman" w:hAnsi="Times New Roman" w:cs="Times New Roman"/>
-          <w:sz w:val="24"/>
-          <w:szCs w:val="24"/>
-        </w:rPr>
-        <w:t xml:space="preserve"> and if the studies presented time series </w:t>
-      </w:r>
-      <w:r>
-        <w:rPr>
-          <w:rFonts w:ascii="Times New Roman" w:eastAsia="Times New Roman" w:hAnsi="Times New Roman" w:cs="Times New Roman"/>
-          <w:sz w:val="24"/>
-          <w:szCs w:val="24"/>
-        </w:rPr>
-        <w:t xml:space="preserve">data in the paper or in </w:t>
-      </w:r>
-      <w:r>
-        <w:rPr>
-          <w:rFonts w:ascii="Times New Roman" w:eastAsia="Times New Roman" w:hAnsi="Times New Roman" w:cs="Times New Roman"/>
-          <w:sz w:val="24"/>
-          <w:szCs w:val="24"/>
-        </w:rPr>
-        <w:t>…</w:t>
-      </w:r>
-      <w:r>
-        <w:rPr>
-          <w:rFonts w:ascii="Times New Roman" w:eastAsia="Times New Roman" w:hAnsi="Times New Roman" w:cs="Times New Roman"/>
-          <w:sz w:val="24"/>
-          <w:szCs w:val="24"/>
-        </w:rPr>
-        <w:t>the supplementary material</w:t>
-      </w:r>
-      <w:r>
-        <w:rPr>
-          <w:rFonts w:ascii="Times New Roman" w:eastAsia="Times New Roman" w:hAnsi="Times New Roman" w:cs="Times New Roman"/>
-          <w:sz w:val="24"/>
-          <w:szCs w:val="24"/>
-        </w:rPr>
-        <w:t>.</w:t>
-      </w:r>
-      <w:r>
-        <w:rPr>
-          <w:rFonts w:ascii="Times New Roman" w:eastAsia="Times New Roman" w:hAnsi="Times New Roman" w:cs="Times New Roman"/>
-          <w:sz w:val="24"/>
-          <w:szCs w:val="24"/>
-        </w:rPr>
-        <w:t xml:space="preserve">  Seventy-two </w:t>
-      </w:r>
-      <w:r>
-        <w:rPr>
-          <w:rFonts w:ascii="Times New Roman" w:eastAsia="Times New Roman" w:hAnsi="Times New Roman" w:cs="Times New Roman"/>
-          <w:sz w:val="24"/>
-          <w:szCs w:val="24"/>
-        </w:rPr>
-        <w:t xml:space="preserve">studies </w:t>
-      </w:r>
-      <w:r>
-        <w:rPr>
-          <w:rFonts w:ascii="Times New Roman" w:eastAsia="Times New Roman" w:hAnsi="Times New Roman" w:cs="Times New Roman"/>
-          <w:sz w:val="24"/>
-          <w:szCs w:val="24"/>
-        </w:rPr>
-        <w:t>were included in the final list of relevant studies for this work</w:t>
-      </w:r>
-      <w:r>
-        <w:rPr>
-          <w:rFonts w:ascii="Times New Roman" w:eastAsia="Times New Roman" w:hAnsi="Times New Roman" w:cs="Times New Roman"/>
-          <w:sz w:val="24"/>
-          <w:szCs w:val="24"/>
-        </w:rPr>
-        <w:t xml:space="preserve"> </w:t>
-      </w:r>
-      <w:commentRangeStart w:id="0"/>
-      <w:r>
-        <w:rPr>
-          <w:rFonts w:ascii="Times New Roman" w:eastAsia="Times New Roman" w:hAnsi="Times New Roman" w:cs="Times New Roman"/>
-          <w:sz w:val="24"/>
-          <w:szCs w:val="24"/>
-        </w:rPr>
-        <w:t>(Appendix ##)</w:t>
-      </w:r>
-      <w:commentRangeEnd w:id="0"/>
-      <w:r>
-        <w:rPr>
-          <w:rStyle w:val="CommentReference"/>
-        </w:rPr>
-        <w:commentReference w:id="0"/>
-      </w:r>
-      <w:r>
-        <w:rPr>
-          <w:rFonts w:ascii="Times New Roman" w:eastAsia="Times New Roman" w:hAnsi="Times New Roman" w:cs="Times New Roman"/>
-          <w:sz w:val="24"/>
-          <w:szCs w:val="24"/>
-        </w:rPr>
-        <w:t>.</w:t>
+        <w:t xml:space="preserve">  </w:t>
       </w:r>
     </w:p>
     <w:p>
@@ -2909,6 +3233,7 @@
           <w:sz w:val="24"/>
           <w:szCs w:val="24"/>
         </w:rPr>
+        <w:lastRenderedPageBreak/>
         <w:t>Time series</w:t>
       </w:r>
       <w:r>
@@ -2938,7 +3263,6 @@
           <w:sz w:val="24"/>
           <w:szCs w:val="24"/>
         </w:rPr>
-        <w:lastRenderedPageBreak/>
         <w:t>The figures and supplementary material of the</w:t>
       </w:r>
       <w:r>
@@ -2947,6 +3271,14 @@
           <w:sz w:val="24"/>
           <w:szCs w:val="24"/>
         </w:rPr>
+        <w:t xml:space="preserve"> papers</w:t>
+      </w:r>
+      <w:r>
+        <w:rPr>
+          <w:rFonts w:ascii="Times New Roman" w:eastAsia="Times New Roman" w:hAnsi="Times New Roman" w:cs="Times New Roman"/>
+          <w:sz w:val="24"/>
+          <w:szCs w:val="24"/>
+        </w:rPr>
         <w:t xml:space="preserve"> were scanned to find time series</w:t>
       </w:r>
       <w:r>
@@ -3027,7 +3359,25 @@
           <w:sz w:val="24"/>
           <w:szCs w:val="24"/>
         </w:rPr>
-        <w:t>s using the metaDigitise package</w:t>
+        <w:t xml:space="preserve">s using the </w:t>
+      </w:r>
+      <w:proofErr w:type="spellStart"/>
+      <w:r>
+        <w:rPr>
+          <w:rFonts w:ascii="Times New Roman" w:eastAsia="Times New Roman" w:hAnsi="Times New Roman" w:cs="Times New Roman"/>
+          <w:sz w:val="24"/>
+          <w:szCs w:val="24"/>
+        </w:rPr>
+        <w:t>metaDigitise</w:t>
+      </w:r>
+      <w:proofErr w:type="spellEnd"/>
+      <w:r>
+        <w:rPr>
+          <w:rFonts w:ascii="Times New Roman" w:eastAsia="Times New Roman" w:hAnsi="Times New Roman" w:cs="Times New Roman"/>
+          <w:sz w:val="24"/>
+          <w:szCs w:val="24"/>
+        </w:rPr>
+        <w:t xml:space="preserve"> package</w:t>
       </w:r>
       <w:r>
         <w:rPr>
@@ -3486,7 +3836,25 @@
           <w:sz w:val="24"/>
           <w:szCs w:val="24"/>
         </w:rPr>
-        <w:t>, respectively. The remaining taxa were found in large trait databases when available (i.e., AnAge-</w:t>
+        <w:t xml:space="preserve">, respectively. The remaining taxa were found in large trait databases when available (i.e., </w:t>
+      </w:r>
+      <w:proofErr w:type="spellStart"/>
+      <w:r>
+        <w:rPr>
+          <w:rFonts w:ascii="Times New Roman" w:eastAsia="Times New Roman" w:hAnsi="Times New Roman" w:cs="Times New Roman"/>
+          <w:sz w:val="24"/>
+          <w:szCs w:val="24"/>
+        </w:rPr>
+        <w:t>AnAge</w:t>
+      </w:r>
+      <w:proofErr w:type="spellEnd"/>
+      <w:r>
+        <w:rPr>
+          <w:rFonts w:ascii="Times New Roman" w:eastAsia="Times New Roman" w:hAnsi="Times New Roman" w:cs="Times New Roman"/>
+          <w:sz w:val="24"/>
+          <w:szCs w:val="24"/>
+        </w:rPr>
+        <w:t>-</w:t>
       </w:r>
       <w:r>
         <w:rPr>
@@ -3533,7 +3901,25 @@
           <w:sz w:val="24"/>
           <w:szCs w:val="24"/>
         </w:rPr>
-        <w:t>, FishBase-</w:t>
+        <w:t xml:space="preserve">, </w:t>
+      </w:r>
+      <w:proofErr w:type="spellStart"/>
+      <w:r>
+        <w:rPr>
+          <w:rFonts w:ascii="Times New Roman" w:eastAsia="Times New Roman" w:hAnsi="Times New Roman" w:cs="Times New Roman"/>
+          <w:sz w:val="24"/>
+          <w:szCs w:val="24"/>
+        </w:rPr>
+        <w:t>FishBase</w:t>
+      </w:r>
+      <w:proofErr w:type="spellEnd"/>
+      <w:r>
+        <w:rPr>
+          <w:rFonts w:ascii="Times New Roman" w:eastAsia="Times New Roman" w:hAnsi="Times New Roman" w:cs="Times New Roman"/>
+          <w:sz w:val="24"/>
+          <w:szCs w:val="24"/>
+        </w:rPr>
+        <w:t>-</w:t>
       </w:r>
       <w:r>
         <w:rPr>
@@ -3614,6 +4000,7 @@
         </w:rPr>
         <w:t>-</w:t>
       </w:r>
+      <w:proofErr w:type="spellStart"/>
       <w:r>
         <w:rPr>
           <w:rFonts w:ascii="Times New Roman" w:eastAsia="Times New Roman" w:hAnsi="Times New Roman" w:cs="Times New Roman"/>
@@ -3643,7 +4030,15 @@
           <w:rFonts w:ascii="Times New Roman" w:hAnsi="Times New Roman" w:cs="Times New Roman"/>
           <w:sz w:val="24"/>
         </w:rPr>
-        <w:t xml:space="preserve">Kattge </w:t>
+        <w:t>Kattge</w:t>
+      </w:r>
+      <w:proofErr w:type="spellEnd"/>
+      <w:r>
+        <w:rPr>
+          <w:rFonts w:ascii="Times New Roman" w:hAnsi="Times New Roman" w:cs="Times New Roman"/>
+          <w:sz w:val="24"/>
+        </w:rPr>
+        <w:t xml:space="preserve"> </w:t>
       </w:r>
       <w:r>
         <w:rPr>
@@ -3677,7 +4072,7 @@
         </w:rPr>
         <w:t xml:space="preserve">, but when they were not found a literature search using the species name as one key word and “longevity” or “lifespan” as the other key word.  Longevity of a few taxa (e.g., species name, species name) have never been recorded, in these instances we used the life span of the nearest taxonomic relative as a proxy. A compiled list of the references used in obtaining longevity can be found in </w:t>
       </w:r>
-      <w:commentRangeStart w:id="1"/>
+      <w:commentRangeStart w:id="0"/>
       <w:r>
         <w:rPr>
           <w:rFonts w:ascii="Times New Roman" w:eastAsia="Times New Roman" w:hAnsi="Times New Roman" w:cs="Times New Roman"/>
@@ -3686,12 +4081,12 @@
         </w:rPr>
         <w:t>appendix ##</w:t>
       </w:r>
-      <w:commentRangeEnd w:id="1"/>
+      <w:commentRangeEnd w:id="0"/>
       <w:r>
         <w:rPr>
           <w:rStyle w:val="CommentReference"/>
         </w:rPr>
-        <w:commentReference w:id="1"/>
+        <w:commentReference w:id="0"/>
       </w:r>
       <w:r>
         <w:rPr>
@@ -3717,6 +4112,7 @@
           <w:sz w:val="24"/>
           <w:szCs w:val="24"/>
         </w:rPr>
+        <w:lastRenderedPageBreak/>
         <w:tab/>
         <w:t xml:space="preserve">The time series were standardized </w:t>
       </w:r>
@@ -3774,16 +4170,7 @@
           <w:sz w:val="24"/>
           <w:szCs w:val="24"/>
         </w:rPr>
-        <w:t xml:space="preserve">We used a single abundance record for each year to </w:t>
-      </w:r>
-      <w:r>
-        <w:rPr>
-          <w:rFonts w:ascii="Times New Roman" w:eastAsia="Times New Roman" w:hAnsi="Times New Roman" w:cs="Times New Roman"/>
-          <w:sz w:val="24"/>
-          <w:szCs w:val="24"/>
-        </w:rPr>
-        <w:lastRenderedPageBreak/>
-        <w:t xml:space="preserve">avoid phenological increases in abundance due to seasonality </w:t>
+        <w:t xml:space="preserve">We used a single abundance record for each year to avoid phenological increases in abundance due to seasonality </w:t>
       </w:r>
       <w:r>
         <w:rPr>
@@ -3908,7 +4295,25 @@
           <w:sz w:val="24"/>
           <w:szCs w:val="24"/>
         </w:rPr>
-        <w:t>, thus we took the average population metric across the habitats.  Thus, all time series would have one record for each surveyed year. Using these yearly time series, we obtained the surveyed</w:t>
+        <w:t xml:space="preserve">, thus we took the average population metric across the habitats.  Thus, </w:t>
+      </w:r>
+      <w:proofErr w:type="spellStart"/>
+      <w:r>
+        <w:rPr>
+          <w:rFonts w:ascii="Times New Roman" w:eastAsia="Times New Roman" w:hAnsi="Times New Roman" w:cs="Times New Roman"/>
+          <w:sz w:val="24"/>
+          <w:szCs w:val="24"/>
+        </w:rPr>
+        <w:t>all time</w:t>
+      </w:r>
+      <w:proofErr w:type="spellEnd"/>
+      <w:r>
+        <w:rPr>
+          <w:rFonts w:ascii="Times New Roman" w:eastAsia="Times New Roman" w:hAnsi="Times New Roman" w:cs="Times New Roman"/>
+          <w:sz w:val="24"/>
+          <w:szCs w:val="24"/>
+        </w:rPr>
+        <w:t xml:space="preserve"> series would have one record for each surveyed year. Using these yearly time series, we obtained the surveyed</w:t>
       </w:r>
       <w:r>
         <w:rPr>
@@ -3972,7 +4377,39 @@
           <w:sz w:val="24"/>
           <w:szCs w:val="24"/>
         </w:rPr>
-        <w:t xml:space="preserve">Characterizing the time series in this way, means that time series could contain missing records from one year to the next, so we calculated two metrics that described the completeness of the time series. First, we calculated the proportion of years that were sample through the entire </w:t>
+        <w:t>Characterizing the time series in this way</w:t>
+      </w:r>
+      <w:r>
+        <w:rPr>
+          <w:rFonts w:ascii="Times New Roman" w:eastAsia="Times New Roman" w:hAnsi="Times New Roman" w:cs="Times New Roman"/>
+          <w:sz w:val="24"/>
+          <w:szCs w:val="24"/>
+        </w:rPr>
+        <w:t xml:space="preserve"> </w:t>
+      </w:r>
+      <w:r>
+        <w:rPr>
+          <w:rFonts w:ascii="Times New Roman" w:eastAsia="Times New Roman" w:hAnsi="Times New Roman" w:cs="Times New Roman"/>
+          <w:sz w:val="24"/>
+          <w:szCs w:val="24"/>
+        </w:rPr>
+        <w:t xml:space="preserve">means that time series could contain missing records from one year to the next, so we calculated two metrics that described the completeness of the time series. First, we calculated the proportion of years that were sample </w:t>
+      </w:r>
+      <w:r>
+        <w:rPr>
+          <w:rFonts w:ascii="Times New Roman" w:eastAsia="Times New Roman" w:hAnsi="Times New Roman" w:cs="Times New Roman"/>
+          <w:sz w:val="24"/>
+          <w:szCs w:val="24"/>
+        </w:rPr>
+        <w:t>throughout</w:t>
+      </w:r>
+      <w:r>
+        <w:rPr>
+          <w:rFonts w:ascii="Times New Roman" w:eastAsia="Times New Roman" w:hAnsi="Times New Roman" w:cs="Times New Roman"/>
+          <w:sz w:val="24"/>
+          <w:szCs w:val="24"/>
+        </w:rPr>
+        <w:t xml:space="preserve"> the entire </w:t>
       </w:r>
       <w:r>
         <w:rPr>
@@ -4127,6 +4564,7 @@
           <w:sz w:val="24"/>
           <w:szCs w:val="24"/>
         </w:rPr>
+        <w:lastRenderedPageBreak/>
         <w:t xml:space="preserve">A time series </w:t>
       </w:r>
       <w:r>
@@ -4231,7 +4669,39 @@
           <w:sz w:val="24"/>
           <w:szCs w:val="24"/>
         </w:rPr>
-        <w:t>For species with shorter life spans,</w:t>
+        <w:t xml:space="preserve">For species with </w:t>
+      </w:r>
+      <w:r>
+        <w:rPr>
+          <w:rFonts w:ascii="Times New Roman" w:eastAsia="Times New Roman" w:hAnsi="Times New Roman" w:cs="Times New Roman"/>
+          <w:sz w:val="24"/>
+          <w:szCs w:val="24"/>
+        </w:rPr>
+        <w:t xml:space="preserve">life </w:t>
+      </w:r>
+      <w:r>
+        <w:rPr>
+          <w:rFonts w:ascii="Times New Roman" w:eastAsia="Times New Roman" w:hAnsi="Times New Roman" w:cs="Times New Roman"/>
+          <w:sz w:val="24"/>
+          <w:szCs w:val="24"/>
+        </w:rPr>
+        <w:t>spans</w:t>
+      </w:r>
+      <w:r>
+        <w:rPr>
+          <w:rFonts w:ascii="Times New Roman" w:eastAsia="Times New Roman" w:hAnsi="Times New Roman" w:cs="Times New Roman"/>
+          <w:sz w:val="24"/>
+          <w:szCs w:val="24"/>
+        </w:rPr>
+        <w:t xml:space="preserve"> &lt; 1 year</w:t>
+      </w:r>
+      <w:r>
+        <w:rPr>
+          <w:rFonts w:ascii="Times New Roman" w:eastAsia="Times New Roman" w:hAnsi="Times New Roman" w:cs="Times New Roman"/>
+          <w:sz w:val="24"/>
+          <w:szCs w:val="24"/>
+        </w:rPr>
+        <w:t>,</w:t>
       </w:r>
       <w:r>
         <w:rPr>
@@ -4295,16 +4765,7 @@
           <w:sz w:val="24"/>
           <w:szCs w:val="24"/>
         </w:rPr>
-        <w:t xml:space="preserve"> 10 </w:t>
-      </w:r>
-      <w:r>
-        <w:rPr>
-          <w:rFonts w:ascii="Times New Roman" w:eastAsia="Times New Roman" w:hAnsi="Times New Roman" w:cs="Times New Roman"/>
-          <w:sz w:val="24"/>
-          <w:szCs w:val="24"/>
-        </w:rPr>
-        <w:lastRenderedPageBreak/>
-        <w:t>years</w:t>
+        <w:t xml:space="preserve"> 10 years</w:t>
       </w:r>
       <w:r>
         <w:rPr>
@@ -4560,7 +5021,25 @@
           <w:sz w:val="24"/>
           <w:szCs w:val="24"/>
         </w:rPr>
-        <w:t>“strucchange” package in R</w:t>
+        <w:t>“</w:t>
+      </w:r>
+      <w:proofErr w:type="spellStart"/>
+      <w:r>
+        <w:rPr>
+          <w:rFonts w:ascii="Times New Roman" w:eastAsia="Times New Roman" w:hAnsi="Times New Roman" w:cs="Times New Roman"/>
+          <w:sz w:val="24"/>
+          <w:szCs w:val="24"/>
+        </w:rPr>
+        <w:t>strucchange</w:t>
+      </w:r>
+      <w:proofErr w:type="spellEnd"/>
+      <w:r>
+        <w:rPr>
+          <w:rFonts w:ascii="Times New Roman" w:eastAsia="Times New Roman" w:hAnsi="Times New Roman" w:cs="Times New Roman"/>
+          <w:sz w:val="24"/>
+          <w:szCs w:val="24"/>
+        </w:rPr>
+        <w:t>” package in R</w:t>
       </w:r>
       <w:r>
         <w:rPr>
@@ -4778,6 +5257,7 @@
         </w:rPr>
         <w:t>signal crayfish (</w:t>
       </w:r>
+      <w:proofErr w:type="spellStart"/>
       <w:r>
         <w:rPr>
           <w:rFonts w:ascii="Times New Roman" w:eastAsia="Times New Roman" w:hAnsi="Times New Roman" w:cs="Times New Roman"/>
@@ -4786,8 +5266,31 @@
           <w:sz w:val="24"/>
           <w:szCs w:val="24"/>
         </w:rPr>
-        <w:t>Pacifastacus leniusculus</w:t>
-      </w:r>
+        <w:t>Pacifastacus</w:t>
+      </w:r>
+      <w:proofErr w:type="spellEnd"/>
+      <w:r>
+        <w:rPr>
+          <w:rFonts w:ascii="Times New Roman" w:eastAsia="Times New Roman" w:hAnsi="Times New Roman" w:cs="Times New Roman"/>
+          <w:i/>
+          <w:iCs/>
+          <w:sz w:val="24"/>
+          <w:szCs w:val="24"/>
+        </w:rPr>
+        <w:t xml:space="preserve"> </w:t>
+      </w:r>
+      <w:proofErr w:type="spellStart"/>
+      <w:r>
+        <w:rPr>
+          <w:rFonts w:ascii="Times New Roman" w:eastAsia="Times New Roman" w:hAnsi="Times New Roman" w:cs="Times New Roman"/>
+          <w:i/>
+          <w:iCs/>
+          <w:sz w:val="24"/>
+          <w:szCs w:val="24"/>
+        </w:rPr>
+        <w:t>leniusculus</w:t>
+      </w:r>
+      <w:proofErr w:type="spellEnd"/>
       <w:r>
         <w:rPr>
           <w:rFonts w:ascii="Times New Roman" w:eastAsia="Times New Roman" w:hAnsi="Times New Roman" w:cs="Times New Roman"/>
@@ -5198,7 +5701,16 @@
           <w:sz w:val="24"/>
           <w:szCs w:val="24"/>
         </w:rPr>
-        <w:t>from the raw data were similar to the results of the regime shift detection method using the state-space model estimates</w:t>
+        <w:t xml:space="preserve">from the raw </w:t>
+      </w:r>
+      <w:r>
+        <w:rPr>
+          <w:rFonts w:ascii="Times New Roman" w:eastAsia="Times New Roman" w:hAnsi="Times New Roman" w:cs="Times New Roman"/>
+          <w:sz w:val="24"/>
+          <w:szCs w:val="24"/>
+        </w:rPr>
+        <w:lastRenderedPageBreak/>
+        <w:t>data were similar to the results of the regime shift detection method using the state-space model estimates</w:t>
       </w:r>
       <w:r>
         <w:rPr>
@@ -5262,7 +5774,6 @@
           <w:sz w:val="24"/>
           <w:szCs w:val="24"/>
         </w:rPr>
-        <w:lastRenderedPageBreak/>
         <w:t>with</w:t>
       </w:r>
       <w:r>
@@ -5737,9 +6248,8 @@
           <w:rFonts w:ascii="Times New Roman" w:eastAsia="Times New Roman" w:hAnsi="Times New Roman" w:cs="Times New Roman"/>
           <w:sz w:val="24"/>
           <w:szCs w:val="24"/>
-          <w:highlight w:val="yellow"/>
-        </w:rPr>
-        <w:t>XX</w:t>
+        </w:rPr>
+        <w:t>0.5</w:t>
       </w:r>
       <w:r>
         <w:rPr>
@@ -5763,7 +6273,23 @@
           <w:sz w:val="24"/>
           <w:szCs w:val="24"/>
         </w:rPr>
-        <w:t xml:space="preserve">for at least three years at or below 90%.  </w:t>
+        <w:t>for at least three years at or below 90%</w:t>
+      </w:r>
+      <w:r>
+        <w:rPr>
+          <w:rFonts w:ascii="Times New Roman" w:eastAsia="Times New Roman" w:hAnsi="Times New Roman" w:cs="Times New Roman"/>
+          <w:sz w:val="24"/>
+          <w:szCs w:val="24"/>
+        </w:rPr>
+        <w:t xml:space="preserve"> (Text Box 1, Fig. 1)</w:t>
+      </w:r>
+      <w:r>
+        <w:rPr>
+          <w:rFonts w:ascii="Times New Roman" w:eastAsia="Times New Roman" w:hAnsi="Times New Roman" w:cs="Times New Roman"/>
+          <w:sz w:val="24"/>
+          <w:szCs w:val="24"/>
+        </w:rPr>
+        <w:t xml:space="preserve">.  </w:t>
       </w:r>
       <w:r>
         <w:rPr>
@@ -5883,7 +6409,16 @@
           <w:sz w:val="24"/>
           <w:szCs w:val="24"/>
         </w:rPr>
-        <w:t>, we classified the time series as a “boom-bust sustained unknown</w:t>
+        <w:t xml:space="preserve">, we classified </w:t>
+      </w:r>
+      <w:r>
+        <w:rPr>
+          <w:rFonts w:ascii="Times New Roman" w:eastAsia="Times New Roman" w:hAnsi="Times New Roman" w:cs="Times New Roman"/>
+          <w:sz w:val="24"/>
+          <w:szCs w:val="24"/>
+        </w:rPr>
+        <w:lastRenderedPageBreak/>
+        <w:t>the time series as a “boom-bust sustained unknown</w:t>
       </w:r>
       <w:r>
         <w:rPr>
@@ -5955,25 +6490,33 @@
           <w:sz w:val="24"/>
           <w:szCs w:val="24"/>
         </w:rPr>
-        <w:t xml:space="preserve"> which met the </w:t>
-      </w:r>
-      <w:r>
-        <w:rPr>
-          <w:rFonts w:ascii="Times New Roman" w:eastAsia="Times New Roman" w:hAnsi="Times New Roman" w:cs="Times New Roman"/>
-          <w:sz w:val="24"/>
-          <w:szCs w:val="24"/>
-        </w:rPr>
-        <w:lastRenderedPageBreak/>
-        <w:t xml:space="preserve">criteria for a bust (i.e., fast  λ ≤ </w:t>
-      </w:r>
-      <w:r>
-        <w:rPr>
-          <w:rFonts w:ascii="Times New Roman" w:eastAsia="Times New Roman" w:hAnsi="Times New Roman" w:cs="Times New Roman"/>
-          <w:sz w:val="24"/>
-          <w:szCs w:val="24"/>
-          <w:highlight w:val="yellow"/>
-        </w:rPr>
-        <w:t>XX</w:t>
+        <w:t xml:space="preserve"> which met the criteria for a bust (i.e., </w:t>
+      </w:r>
+      <w:proofErr w:type="gramStart"/>
+      <w:r>
+        <w:rPr>
+          <w:rFonts w:ascii="Times New Roman" w:eastAsia="Times New Roman" w:hAnsi="Times New Roman" w:cs="Times New Roman"/>
+          <w:sz w:val="24"/>
+          <w:szCs w:val="24"/>
+        </w:rPr>
+        <w:t>fast  λ</w:t>
+      </w:r>
+      <w:proofErr w:type="gramEnd"/>
+      <w:r>
+        <w:rPr>
+          <w:rFonts w:ascii="Times New Roman" w:eastAsia="Times New Roman" w:hAnsi="Times New Roman" w:cs="Times New Roman"/>
+          <w:sz w:val="24"/>
+          <w:szCs w:val="24"/>
+        </w:rPr>
+        <w:t xml:space="preserve"> ≤ </w:t>
+      </w:r>
+      <w:r>
+        <w:rPr>
+          <w:rFonts w:ascii="Times New Roman" w:eastAsia="Times New Roman" w:hAnsi="Times New Roman" w:cs="Times New Roman"/>
+          <w:sz w:val="24"/>
+          <w:szCs w:val="24"/>
+        </w:rPr>
+        <w:t>0.5</w:t>
       </w:r>
       <w:r>
         <w:rPr>
@@ -6045,7 +6588,25 @@
           <w:sz w:val="24"/>
           <w:szCs w:val="24"/>
         </w:rPr>
-        <w:t xml:space="preserve"> series that documented regime shifts but the decline phase </w:t>
+        <w:t xml:space="preserve"> series that documented regime </w:t>
+      </w:r>
+      <w:proofErr w:type="gramStart"/>
+      <w:r>
+        <w:rPr>
+          <w:rFonts w:ascii="Times New Roman" w:eastAsia="Times New Roman" w:hAnsi="Times New Roman" w:cs="Times New Roman"/>
+          <w:sz w:val="24"/>
+          <w:szCs w:val="24"/>
+        </w:rPr>
+        <w:t>shifts</w:t>
+      </w:r>
+      <w:proofErr w:type="gramEnd"/>
+      <w:r>
+        <w:rPr>
+          <w:rFonts w:ascii="Times New Roman" w:eastAsia="Times New Roman" w:hAnsi="Times New Roman" w:cs="Times New Roman"/>
+          <w:sz w:val="24"/>
+          <w:szCs w:val="24"/>
+        </w:rPr>
+        <w:t xml:space="preserve"> but the decline phase </w:t>
       </w:r>
       <w:r>
         <w:rPr>
@@ -6118,6 +6679,14 @@
           <w:szCs w:val="24"/>
         </w:rPr>
         <w:t>“established” populations</w:t>
+      </w:r>
+      <w:r>
+        <w:rPr>
+          <w:rFonts w:ascii="Times New Roman" w:eastAsia="Times New Roman" w:hAnsi="Times New Roman" w:cs="Times New Roman"/>
+          <w:sz w:val="24"/>
+          <w:szCs w:val="24"/>
+        </w:rPr>
+        <w:t xml:space="preserve"> (Fig.1)</w:t>
       </w:r>
       <w:r>
         <w:rPr>
@@ -6293,7 +6862,15 @@
           <w:sz w:val="24"/>
           <w:szCs w:val="24"/>
         </w:rPr>
-        <w:t xml:space="preserve">While reading the papers, </w:t>
+        <w:t>Using the results and discussion of the papers</w:t>
+      </w:r>
+      <w:r>
+        <w:rPr>
+          <w:rFonts w:ascii="Times New Roman" w:eastAsia="Times New Roman" w:hAnsi="Times New Roman" w:cs="Times New Roman"/>
+          <w:sz w:val="24"/>
+          <w:szCs w:val="24"/>
+        </w:rPr>
+        <w:t xml:space="preserve">, </w:t>
       </w:r>
       <w:r>
         <w:rPr>
@@ -6439,7 +7016,7 @@
         </w:rPr>
         <w:t xml:space="preserve">described in more detail in </w:t>
       </w:r>
-      <w:commentRangeStart w:id="2"/>
+      <w:commentRangeStart w:id="1"/>
       <w:r>
         <w:rPr>
           <w:rFonts w:ascii="Times New Roman" w:eastAsia="Times New Roman" w:hAnsi="Times New Roman" w:cs="Times New Roman"/>
@@ -6448,12 +7025,12 @@
         </w:rPr>
         <w:t>appendix X</w:t>
       </w:r>
-      <w:commentRangeEnd w:id="2"/>
+      <w:commentRangeEnd w:id="1"/>
       <w:r>
         <w:rPr>
           <w:rStyle w:val="CommentReference"/>
         </w:rPr>
-        <w:commentReference w:id="2"/>
+        <w:commentReference w:id="1"/>
       </w:r>
       <w:r>
         <w:rPr>
@@ -6477,7 +7054,16 @@
           <w:sz w:val="24"/>
           <w:szCs w:val="24"/>
         </w:rPr>
-        <w:t>We summarized the c</w:t>
+        <w:t xml:space="preserve">We summarized the </w:t>
+      </w:r>
+      <w:r>
+        <w:rPr>
+          <w:rFonts w:ascii="Times New Roman" w:eastAsia="Times New Roman" w:hAnsi="Times New Roman" w:cs="Times New Roman"/>
+          <w:sz w:val="24"/>
+          <w:szCs w:val="24"/>
+        </w:rPr>
+        <w:lastRenderedPageBreak/>
+        <w:t>c</w:t>
       </w:r>
       <w:r>
         <w:rPr>
@@ -6573,7 +7159,6 @@
           <w:sz w:val="24"/>
           <w:szCs w:val="24"/>
         </w:rPr>
-        <w:lastRenderedPageBreak/>
         <w:t>Time Series Classification</w:t>
       </w:r>
     </w:p>
@@ -6587,7 +7172,14 @@
           <w:szCs w:val="24"/>
         </w:rPr>
       </w:pPr>
-      <w:commentRangeStart w:id="3"/>
+      <w:r>
+        <w:rPr>
+          <w:rFonts w:ascii="Times New Roman" w:eastAsia="Times New Roman" w:hAnsi="Times New Roman" w:cs="Times New Roman"/>
+          <w:sz w:val="24"/>
+          <w:szCs w:val="24"/>
+        </w:rPr>
+        <w:t xml:space="preserve">From the figures and appendices of </w:t>
+      </w:r>
       <w:r>
         <w:rPr>
           <w:rFonts w:ascii="Times New Roman" w:eastAsia="Times New Roman" w:hAnsi="Times New Roman" w:cs="Times New Roman"/>
@@ -6596,92 +7188,117 @@
         </w:rPr>
         <w:t xml:space="preserve">72 relevant studies </w:t>
       </w:r>
-      <w:commentRangeEnd w:id="3"/>
+      <w:r>
+        <w:rPr>
+          <w:rFonts w:ascii="Times New Roman" w:eastAsia="Times New Roman" w:hAnsi="Times New Roman" w:cs="Times New Roman"/>
+          <w:sz w:val="24"/>
+          <w:szCs w:val="24"/>
+        </w:rPr>
+        <w:t>that we found</w:t>
+      </w:r>
+      <w:r>
+        <w:rPr>
+          <w:rFonts w:ascii="Times New Roman" w:eastAsia="Times New Roman" w:hAnsi="Times New Roman" w:cs="Times New Roman"/>
+          <w:sz w:val="24"/>
+          <w:szCs w:val="24"/>
+        </w:rPr>
+        <w:t xml:space="preserve">, </w:t>
+      </w:r>
+      <w:r>
+        <w:rPr>
+          <w:rFonts w:ascii="Times New Roman" w:eastAsia="Times New Roman" w:hAnsi="Times New Roman" w:cs="Times New Roman"/>
+          <w:sz w:val="24"/>
+          <w:szCs w:val="24"/>
+        </w:rPr>
+        <w:t>we compiled a set of</w:t>
+      </w:r>
+      <w:r>
+        <w:rPr>
+          <w:rFonts w:ascii="Times New Roman" w:eastAsia="Times New Roman" w:hAnsi="Times New Roman" w:cs="Times New Roman"/>
+          <w:sz w:val="24"/>
+          <w:szCs w:val="24"/>
+        </w:rPr>
+        <w:t xml:space="preserve"> 448 </w:t>
+      </w:r>
+      <w:r>
+        <w:rPr>
+          <w:rFonts w:ascii="Times New Roman" w:eastAsia="Times New Roman" w:hAnsi="Times New Roman" w:cs="Times New Roman"/>
+          <w:sz w:val="24"/>
+          <w:szCs w:val="24"/>
+        </w:rPr>
+        <w:t xml:space="preserve">time series </w:t>
+      </w:r>
+      <w:r>
+        <w:rPr>
+          <w:rFonts w:ascii="Times New Roman" w:eastAsia="Times New Roman" w:hAnsi="Times New Roman" w:cs="Times New Roman"/>
+          <w:sz w:val="24"/>
+          <w:szCs w:val="24"/>
+        </w:rPr>
+        <w:t>(Fig</w:t>
+      </w:r>
+      <w:r>
+        <w:rPr>
+          <w:rFonts w:ascii="Times New Roman" w:eastAsia="Times New Roman" w:hAnsi="Times New Roman" w:cs="Times New Roman"/>
+          <w:sz w:val="24"/>
+          <w:szCs w:val="24"/>
+        </w:rPr>
+        <w:t>.</w:t>
+      </w:r>
+      <w:r>
+        <w:rPr>
+          <w:rFonts w:ascii="Times New Roman" w:eastAsia="Times New Roman" w:hAnsi="Times New Roman" w:cs="Times New Roman"/>
+          <w:sz w:val="24"/>
+          <w:szCs w:val="24"/>
+        </w:rPr>
+        <w:t xml:space="preserve"> 2)</w:t>
+      </w:r>
+      <w:r>
+        <w:rPr>
+          <w:rFonts w:ascii="Times New Roman" w:eastAsia="Times New Roman" w:hAnsi="Times New Roman" w:cs="Times New Roman"/>
+          <w:sz w:val="24"/>
+          <w:szCs w:val="24"/>
+        </w:rPr>
+        <w:t>. A</w:t>
+      </w:r>
+      <w:r>
+        <w:rPr>
+          <w:rFonts w:ascii="Times New Roman" w:eastAsia="Times New Roman" w:hAnsi="Times New Roman" w:cs="Times New Roman"/>
+          <w:sz w:val="24"/>
+          <w:szCs w:val="24"/>
+        </w:rPr>
+        <w:t xml:space="preserve"> full list of these studies and </w:t>
+      </w:r>
+      <w:r>
+        <w:rPr>
+          <w:rFonts w:ascii="Times New Roman" w:eastAsia="Times New Roman" w:hAnsi="Times New Roman" w:cs="Times New Roman"/>
+          <w:sz w:val="24"/>
+          <w:szCs w:val="24"/>
+        </w:rPr>
+        <w:t>plots for the</w:t>
+      </w:r>
+      <w:r>
+        <w:rPr>
+          <w:rFonts w:ascii="Times New Roman" w:eastAsia="Times New Roman" w:hAnsi="Times New Roman" w:cs="Times New Roman"/>
+          <w:sz w:val="24"/>
+          <w:szCs w:val="24"/>
+        </w:rPr>
+        <w:t xml:space="preserve"> time series are included in the </w:t>
+      </w:r>
+      <w:commentRangeStart w:id="2"/>
+      <w:r>
+        <w:rPr>
+          <w:rFonts w:ascii="Times New Roman" w:eastAsia="Times New Roman" w:hAnsi="Times New Roman" w:cs="Times New Roman"/>
+          <w:sz w:val="24"/>
+          <w:szCs w:val="24"/>
+        </w:rPr>
+        <w:t>Appendix XXX</w:t>
+      </w:r>
+      <w:commentRangeEnd w:id="2"/>
       <w:r>
         <w:rPr>
           <w:rStyle w:val="CommentReference"/>
         </w:rPr>
-        <w:commentReference w:id="3"/>
-      </w:r>
-      <w:r>
-        <w:rPr>
-          <w:rFonts w:ascii="Times New Roman" w:eastAsia="Times New Roman" w:hAnsi="Times New Roman" w:cs="Times New Roman"/>
-          <w:sz w:val="24"/>
-          <w:szCs w:val="24"/>
-        </w:rPr>
-        <w:t xml:space="preserve">were scanned, and 448 </w:t>
-      </w:r>
-      <w:r>
-        <w:rPr>
-          <w:rFonts w:ascii="Times New Roman" w:eastAsia="Times New Roman" w:hAnsi="Times New Roman" w:cs="Times New Roman"/>
-          <w:sz w:val="24"/>
-          <w:szCs w:val="24"/>
-        </w:rPr>
-        <w:t>timeseries</w:t>
-      </w:r>
-      <w:r>
-        <w:rPr>
-          <w:rFonts w:ascii="Times New Roman" w:eastAsia="Times New Roman" w:hAnsi="Times New Roman" w:cs="Times New Roman"/>
-          <w:sz w:val="24"/>
-          <w:szCs w:val="24"/>
-        </w:rPr>
-        <w:t xml:space="preserve"> were found</w:t>
-      </w:r>
-      <w:r>
-        <w:rPr>
-          <w:rFonts w:ascii="Times New Roman" w:eastAsia="Times New Roman" w:hAnsi="Times New Roman" w:cs="Times New Roman"/>
-          <w:sz w:val="24"/>
-          <w:szCs w:val="24"/>
-        </w:rPr>
-        <w:t xml:space="preserve"> (Figure 2)</w:t>
-      </w:r>
-      <w:r>
-        <w:rPr>
-          <w:rFonts w:ascii="Times New Roman" w:eastAsia="Times New Roman" w:hAnsi="Times New Roman" w:cs="Times New Roman"/>
-          <w:sz w:val="24"/>
-          <w:szCs w:val="24"/>
-        </w:rPr>
-        <w:t>. A</w:t>
-      </w:r>
-      <w:r>
-        <w:rPr>
-          <w:rFonts w:ascii="Times New Roman" w:eastAsia="Times New Roman" w:hAnsi="Times New Roman" w:cs="Times New Roman"/>
-          <w:sz w:val="24"/>
-          <w:szCs w:val="24"/>
-        </w:rPr>
-        <w:t xml:space="preserve"> full list of these studies and </w:t>
-      </w:r>
-      <w:r>
-        <w:rPr>
-          <w:rFonts w:ascii="Times New Roman" w:eastAsia="Times New Roman" w:hAnsi="Times New Roman" w:cs="Times New Roman"/>
-          <w:sz w:val="24"/>
-          <w:szCs w:val="24"/>
-        </w:rPr>
-        <w:t>plots for the</w:t>
-      </w:r>
-      <w:r>
-        <w:rPr>
-          <w:rFonts w:ascii="Times New Roman" w:eastAsia="Times New Roman" w:hAnsi="Times New Roman" w:cs="Times New Roman"/>
-          <w:sz w:val="24"/>
-          <w:szCs w:val="24"/>
-        </w:rPr>
-        <w:t xml:space="preserve"> time series are included in the </w:t>
-      </w:r>
-      <w:commentRangeStart w:id="4"/>
-      <w:r>
-        <w:rPr>
-          <w:rFonts w:ascii="Times New Roman" w:eastAsia="Times New Roman" w:hAnsi="Times New Roman" w:cs="Times New Roman"/>
-          <w:sz w:val="24"/>
-          <w:szCs w:val="24"/>
-        </w:rPr>
-        <w:t>Appendix XXX</w:t>
-      </w:r>
-      <w:commentRangeEnd w:id="4"/>
-      <w:r>
-        <w:rPr>
-          <w:rStyle w:val="CommentReference"/>
-        </w:rPr>
-        <w:commentReference w:id="4"/>
+        <w:commentReference w:id="2"/>
       </w:r>
       <w:r>
         <w:rPr>
@@ -6721,7 +7338,23 @@
           <w:sz w:val="24"/>
           <w:szCs w:val="24"/>
         </w:rPr>
-        <w:t xml:space="preserve"> (Figure 2)</w:t>
+        <w:t xml:space="preserve"> (Fig</w:t>
+      </w:r>
+      <w:r>
+        <w:rPr>
+          <w:rFonts w:ascii="Times New Roman" w:eastAsia="Times New Roman" w:hAnsi="Times New Roman" w:cs="Times New Roman"/>
+          <w:sz w:val="24"/>
+          <w:szCs w:val="24"/>
+        </w:rPr>
+        <w:t>.</w:t>
+      </w:r>
+      <w:r>
+        <w:rPr>
+          <w:rFonts w:ascii="Times New Roman" w:eastAsia="Times New Roman" w:hAnsi="Times New Roman" w:cs="Times New Roman"/>
+          <w:sz w:val="24"/>
+          <w:szCs w:val="24"/>
+        </w:rPr>
+        <w:t xml:space="preserve"> 2)</w:t>
       </w:r>
       <w:r>
         <w:rPr>
@@ -6769,15 +7402,47 @@
           <w:sz w:val="24"/>
           <w:szCs w:val="24"/>
         </w:rPr>
-        <w:t xml:space="preserve">inclusion criteria, regime shifts were not detected in 30 of the time series (Figure 2). </w:t>
-      </w:r>
-      <w:r>
-        <w:rPr>
-          <w:rFonts w:ascii="Times New Roman" w:eastAsia="Times New Roman" w:hAnsi="Times New Roman" w:cs="Times New Roman"/>
-          <w:sz w:val="24"/>
-          <w:szCs w:val="24"/>
-        </w:rPr>
-        <w:t xml:space="preserve">From the 162 regime shifts that remained, 102 has some evidence of a boom-bust, 35 were classified as overshoot dynamics, and 25 of the time series were </w:t>
+        <w:t>inclusion criteria, regime shifts were not detected in 30 of the time series (Fig</w:t>
+      </w:r>
+      <w:r>
+        <w:rPr>
+          <w:rFonts w:ascii="Times New Roman" w:eastAsia="Times New Roman" w:hAnsi="Times New Roman" w:cs="Times New Roman"/>
+          <w:sz w:val="24"/>
+          <w:szCs w:val="24"/>
+        </w:rPr>
+        <w:t>.</w:t>
+      </w:r>
+      <w:r>
+        <w:rPr>
+          <w:rFonts w:ascii="Times New Roman" w:eastAsia="Times New Roman" w:hAnsi="Times New Roman" w:cs="Times New Roman"/>
+          <w:sz w:val="24"/>
+          <w:szCs w:val="24"/>
+        </w:rPr>
+        <w:t xml:space="preserve"> 2). </w:t>
+      </w:r>
+      <w:r>
+        <w:rPr>
+          <w:rFonts w:ascii="Times New Roman" w:eastAsia="Times New Roman" w:hAnsi="Times New Roman" w:cs="Times New Roman"/>
+          <w:sz w:val="24"/>
+          <w:szCs w:val="24"/>
+        </w:rPr>
+        <w:t>From the 162 regime shifts that remained, 102 ha</w:t>
+      </w:r>
+      <w:r>
+        <w:rPr>
+          <w:rFonts w:ascii="Times New Roman" w:eastAsia="Times New Roman" w:hAnsi="Times New Roman" w:cs="Times New Roman"/>
+          <w:sz w:val="24"/>
+          <w:szCs w:val="24"/>
+        </w:rPr>
+        <w:t>d</w:t>
+      </w:r>
+      <w:r>
+        <w:rPr>
+          <w:rFonts w:ascii="Times New Roman" w:eastAsia="Times New Roman" w:hAnsi="Times New Roman" w:cs="Times New Roman"/>
+          <w:sz w:val="24"/>
+          <w:szCs w:val="24"/>
+        </w:rPr>
+        <w:t xml:space="preserve"> some evidence of a boom-bust, 35 were classified as overshoot dynamics, and 25 of the time series were </w:t>
       </w:r>
       <w:r>
         <w:rPr>
@@ -6881,7 +7546,23 @@
           <w:sz w:val="24"/>
           <w:szCs w:val="24"/>
         </w:rPr>
-        <w:t xml:space="preserve"> (Figure 2).</w:t>
+        <w:t xml:space="preserve"> (Fig</w:t>
+      </w:r>
+      <w:r>
+        <w:rPr>
+          <w:rFonts w:ascii="Times New Roman" w:eastAsia="Times New Roman" w:hAnsi="Times New Roman" w:cs="Times New Roman"/>
+          <w:sz w:val="24"/>
+          <w:szCs w:val="24"/>
+        </w:rPr>
+        <w:t>.</w:t>
+      </w:r>
+      <w:r>
+        <w:rPr>
+          <w:rFonts w:ascii="Times New Roman" w:eastAsia="Times New Roman" w:hAnsi="Times New Roman" w:cs="Times New Roman"/>
+          <w:sz w:val="24"/>
+          <w:szCs w:val="24"/>
+        </w:rPr>
+        <w:t xml:space="preserve"> 2).</w:t>
       </w:r>
     </w:p>
     <w:p>
@@ -7158,7 +7839,16 @@
           <w:sz w:val="24"/>
           <w:szCs w:val="24"/>
         </w:rPr>
-        <w:t xml:space="preserve"> documented boom-busts</w:t>
+        <w:t xml:space="preserve"> documented boom-</w:t>
+      </w:r>
+      <w:r>
+        <w:rPr>
+          <w:rFonts w:ascii="Times New Roman" w:eastAsia="Times New Roman" w:hAnsi="Times New Roman" w:cs="Times New Roman"/>
+          <w:sz w:val="24"/>
+          <w:szCs w:val="24"/>
+        </w:rPr>
+        <w:lastRenderedPageBreak/>
+        <w:t>busts</w:t>
       </w:r>
       <w:r>
         <w:rPr>
@@ -7200,6 +7890,7 @@
         </w:rPr>
         <w:t xml:space="preserve"> (</w:t>
       </w:r>
+      <w:proofErr w:type="spellStart"/>
       <w:r>
         <w:rPr>
           <w:rFonts w:ascii="Times New Roman" w:eastAsia="Times New Roman" w:hAnsi="Times New Roman" w:cs="Times New Roman"/>
@@ -7208,8 +7899,31 @@
           <w:sz w:val="24"/>
           <w:szCs w:val="24"/>
         </w:rPr>
-        <w:t>Potamopyrgus antipodarum</w:t>
-      </w:r>
+        <w:t>Potamopyrgus</w:t>
+      </w:r>
+      <w:proofErr w:type="spellEnd"/>
+      <w:r>
+        <w:rPr>
+          <w:rFonts w:ascii="Times New Roman" w:eastAsia="Times New Roman" w:hAnsi="Times New Roman" w:cs="Times New Roman"/>
+          <w:i/>
+          <w:iCs/>
+          <w:sz w:val="24"/>
+          <w:szCs w:val="24"/>
+        </w:rPr>
+        <w:t xml:space="preserve"> </w:t>
+      </w:r>
+      <w:proofErr w:type="spellStart"/>
+      <w:r>
+        <w:rPr>
+          <w:rFonts w:ascii="Times New Roman" w:eastAsia="Times New Roman" w:hAnsi="Times New Roman" w:cs="Times New Roman"/>
+          <w:i/>
+          <w:iCs/>
+          <w:sz w:val="24"/>
+          <w:szCs w:val="24"/>
+        </w:rPr>
+        <w:t>antipodarum</w:t>
+      </w:r>
+      <w:proofErr w:type="spellEnd"/>
       <w:r>
         <w:rPr>
           <w:rFonts w:ascii="Times New Roman" w:eastAsia="Times New Roman" w:hAnsi="Times New Roman" w:cs="Times New Roman"/>
@@ -7346,6 +8060,7 @@
         </w:rPr>
         <w:t>(</w:t>
       </w:r>
+      <w:proofErr w:type="spellStart"/>
       <w:r>
         <w:rPr>
           <w:rFonts w:ascii="Times New Roman" w:eastAsia="Times New Roman" w:hAnsi="Times New Roman" w:cs="Times New Roman"/>
@@ -7354,8 +8069,31 @@
           <w:sz w:val="24"/>
           <w:szCs w:val="24"/>
         </w:rPr>
-        <w:t>Neogobius melanostomus</w:t>
-      </w:r>
+        <w:t>Neogobius</w:t>
+      </w:r>
+      <w:proofErr w:type="spellEnd"/>
+      <w:r>
+        <w:rPr>
+          <w:rFonts w:ascii="Times New Roman" w:eastAsia="Times New Roman" w:hAnsi="Times New Roman" w:cs="Times New Roman"/>
+          <w:i/>
+          <w:iCs/>
+          <w:sz w:val="24"/>
+          <w:szCs w:val="24"/>
+        </w:rPr>
+        <w:t xml:space="preserve"> </w:t>
+      </w:r>
+      <w:proofErr w:type="spellStart"/>
+      <w:r>
+        <w:rPr>
+          <w:rFonts w:ascii="Times New Roman" w:eastAsia="Times New Roman" w:hAnsi="Times New Roman" w:cs="Times New Roman"/>
+          <w:i/>
+          <w:iCs/>
+          <w:sz w:val="24"/>
+          <w:szCs w:val="24"/>
+        </w:rPr>
+        <w:t>melanostomus</w:t>
+      </w:r>
+      <w:proofErr w:type="spellEnd"/>
       <w:r>
         <w:rPr>
           <w:rFonts w:ascii="Times New Roman" w:eastAsia="Times New Roman" w:hAnsi="Times New Roman" w:cs="Times New Roman"/>
@@ -7380,6 +8118,7 @@
         </w:rPr>
         <w:t>(</w:t>
       </w:r>
+      <w:proofErr w:type="spellStart"/>
       <w:r>
         <w:rPr>
           <w:rFonts w:ascii="Times New Roman" w:eastAsia="Times New Roman" w:hAnsi="Times New Roman" w:cs="Times New Roman"/>
@@ -7388,8 +8127,31 @@
           <w:sz w:val="24"/>
           <w:szCs w:val="24"/>
         </w:rPr>
-        <w:t>Mnemiopsis leidyi</w:t>
-      </w:r>
+        <w:t>Mnemiopsis</w:t>
+      </w:r>
+      <w:proofErr w:type="spellEnd"/>
+      <w:r>
+        <w:rPr>
+          <w:rFonts w:ascii="Times New Roman" w:eastAsia="Times New Roman" w:hAnsi="Times New Roman" w:cs="Times New Roman"/>
+          <w:i/>
+          <w:iCs/>
+          <w:sz w:val="24"/>
+          <w:szCs w:val="24"/>
+        </w:rPr>
+        <w:t xml:space="preserve"> </w:t>
+      </w:r>
+      <w:proofErr w:type="spellStart"/>
+      <w:r>
+        <w:rPr>
+          <w:rFonts w:ascii="Times New Roman" w:eastAsia="Times New Roman" w:hAnsi="Times New Roman" w:cs="Times New Roman"/>
+          <w:i/>
+          <w:iCs/>
+          <w:sz w:val="24"/>
+          <w:szCs w:val="24"/>
+        </w:rPr>
+        <w:t>leidyi</w:t>
+      </w:r>
+      <w:proofErr w:type="spellEnd"/>
       <w:r>
         <w:rPr>
           <w:rFonts w:ascii="Times New Roman" w:eastAsia="Times New Roman" w:hAnsi="Times New Roman" w:cs="Times New Roman"/>
@@ -7414,6 +8176,7 @@
         </w:rPr>
         <w:t>rusty crayfish (</w:t>
       </w:r>
+      <w:proofErr w:type="spellStart"/>
       <w:r>
         <w:rPr>
           <w:rFonts w:ascii="Times New Roman" w:eastAsia="Times New Roman" w:hAnsi="Times New Roman" w:cs="Times New Roman"/>
@@ -7422,8 +8185,31 @@
           <w:sz w:val="24"/>
           <w:szCs w:val="24"/>
         </w:rPr>
-        <w:t>Faxonius rusticus</w:t>
-      </w:r>
+        <w:t>Faxonius</w:t>
+      </w:r>
+      <w:proofErr w:type="spellEnd"/>
+      <w:r>
+        <w:rPr>
+          <w:rFonts w:ascii="Times New Roman" w:eastAsia="Times New Roman" w:hAnsi="Times New Roman" w:cs="Times New Roman"/>
+          <w:i/>
+          <w:iCs/>
+          <w:sz w:val="24"/>
+          <w:szCs w:val="24"/>
+        </w:rPr>
+        <w:t xml:space="preserve"> </w:t>
+      </w:r>
+      <w:proofErr w:type="spellStart"/>
+      <w:r>
+        <w:rPr>
+          <w:rFonts w:ascii="Times New Roman" w:eastAsia="Times New Roman" w:hAnsi="Times New Roman" w:cs="Times New Roman"/>
+          <w:i/>
+          <w:iCs/>
+          <w:sz w:val="24"/>
+          <w:szCs w:val="24"/>
+        </w:rPr>
+        <w:t>rusticus</w:t>
+      </w:r>
+      <w:proofErr w:type="spellEnd"/>
       <w:r>
         <w:rPr>
           <w:rFonts w:ascii="Times New Roman" w:eastAsia="Times New Roman" w:hAnsi="Times New Roman" w:cs="Times New Roman"/>
@@ -7440,6 +8226,7 @@
         </w:rPr>
         <w:t xml:space="preserve">, </w:t>
       </w:r>
+      <w:proofErr w:type="spellStart"/>
       <w:r>
         <w:rPr>
           <w:rFonts w:ascii="Times New Roman" w:eastAsia="Times New Roman" w:hAnsi="Times New Roman" w:cs="Times New Roman"/>
@@ -7454,7 +8241,16 @@
           <w:sz w:val="24"/>
           <w:szCs w:val="24"/>
         </w:rPr>
-        <w:t xml:space="preserve">ayan </w:t>
+        <w:t>ayan</w:t>
+      </w:r>
+      <w:proofErr w:type="spellEnd"/>
+      <w:r>
+        <w:rPr>
+          <w:rFonts w:ascii="Times New Roman" w:eastAsia="Times New Roman" w:hAnsi="Times New Roman" w:cs="Times New Roman"/>
+          <w:sz w:val="24"/>
+          <w:szCs w:val="24"/>
+        </w:rPr>
+        <w:t xml:space="preserve"> </w:t>
       </w:r>
       <w:r>
         <w:rPr>
@@ -7472,6 +8268,7 @@
         </w:rPr>
         <w:t>ichlids (</w:t>
       </w:r>
+      <w:proofErr w:type="spellStart"/>
       <w:r>
         <w:rPr>
           <w:rFonts w:ascii="Times New Roman" w:eastAsia="Times New Roman" w:hAnsi="Times New Roman" w:cs="Times New Roman"/>
@@ -7480,8 +8277,31 @@
           <w:sz w:val="24"/>
           <w:szCs w:val="24"/>
         </w:rPr>
-        <w:t>Mayaheros urophthalmus</w:t>
-      </w:r>
+        <w:t>Mayaheros</w:t>
+      </w:r>
+      <w:proofErr w:type="spellEnd"/>
+      <w:r>
+        <w:rPr>
+          <w:rFonts w:ascii="Times New Roman" w:eastAsia="Times New Roman" w:hAnsi="Times New Roman" w:cs="Times New Roman"/>
+          <w:i/>
+          <w:iCs/>
+          <w:sz w:val="24"/>
+          <w:szCs w:val="24"/>
+        </w:rPr>
+        <w:t xml:space="preserve"> </w:t>
+      </w:r>
+      <w:proofErr w:type="spellStart"/>
+      <w:r>
+        <w:rPr>
+          <w:rFonts w:ascii="Times New Roman" w:eastAsia="Times New Roman" w:hAnsi="Times New Roman" w:cs="Times New Roman"/>
+          <w:i/>
+          <w:iCs/>
+          <w:sz w:val="24"/>
+          <w:szCs w:val="24"/>
+        </w:rPr>
+        <w:t>urophthalmus</w:t>
+      </w:r>
+      <w:proofErr w:type="spellEnd"/>
       <w:r>
         <w:rPr>
           <w:rFonts w:ascii="Times New Roman" w:eastAsia="Times New Roman" w:hAnsi="Times New Roman" w:cs="Times New Roman"/>
@@ -7520,7 +8340,6 @@
           <w:sz w:val="24"/>
           <w:szCs w:val="24"/>
         </w:rPr>
-        <w:lastRenderedPageBreak/>
         <w:t>(</w:t>
       </w:r>
       <w:r>
@@ -7605,6 +8424,7 @@
         </w:rPr>
         <w:t>(</w:t>
       </w:r>
+      <w:proofErr w:type="spellStart"/>
       <w:r>
         <w:rPr>
           <w:rFonts w:ascii="Times New Roman" w:eastAsia="Times New Roman" w:hAnsi="Times New Roman" w:cs="Times New Roman"/>
@@ -7614,8 +8434,33 @@
           <w:szCs w:val="24"/>
           <w:lang w:val="en-US"/>
         </w:rPr>
-        <w:t>Pacifastacus leniusculus</w:t>
-      </w:r>
+        <w:t>Pacifastacus</w:t>
+      </w:r>
+      <w:proofErr w:type="spellEnd"/>
+      <w:r>
+        <w:rPr>
+          <w:rFonts w:ascii="Times New Roman" w:eastAsia="Times New Roman" w:hAnsi="Times New Roman" w:cs="Times New Roman"/>
+          <w:i/>
+          <w:iCs/>
+          <w:sz w:val="24"/>
+          <w:szCs w:val="24"/>
+          <w:lang w:val="en-US"/>
+        </w:rPr>
+        <w:t xml:space="preserve"> </w:t>
+      </w:r>
+      <w:proofErr w:type="spellStart"/>
+      <w:r>
+        <w:rPr>
+          <w:rFonts w:ascii="Times New Roman" w:eastAsia="Times New Roman" w:hAnsi="Times New Roman" w:cs="Times New Roman"/>
+          <w:i/>
+          <w:iCs/>
+          <w:sz w:val="24"/>
+          <w:szCs w:val="24"/>
+          <w:lang w:val="en-US"/>
+        </w:rPr>
+        <w:t>leniusculus</w:t>
+      </w:r>
+      <w:proofErr w:type="spellEnd"/>
       <w:r>
         <w:rPr>
           <w:rFonts w:ascii="Times New Roman" w:eastAsia="Times New Roman" w:hAnsi="Times New Roman" w:cs="Times New Roman"/>
@@ -7702,14 +8547,34 @@
         </w:rPr>
         <w:t>(</w:t>
       </w:r>
-      <w:r>
-        <w:rPr>
-          <w:rFonts w:ascii="Times New Roman" w:eastAsia="Times New Roman" w:hAnsi="Times New Roman" w:cs="Times New Roman"/>
-          <w:sz w:val="24"/>
-          <w:szCs w:val="24"/>
-        </w:rPr>
-        <w:t>Lonchura puctulata</w:t>
-      </w:r>
+      <w:proofErr w:type="spellStart"/>
+      <w:r>
+        <w:rPr>
+          <w:rFonts w:ascii="Times New Roman" w:eastAsia="Times New Roman" w:hAnsi="Times New Roman" w:cs="Times New Roman"/>
+          <w:sz w:val="24"/>
+          <w:szCs w:val="24"/>
+        </w:rPr>
+        <w:t>Lonchura</w:t>
+      </w:r>
+      <w:proofErr w:type="spellEnd"/>
+      <w:r>
+        <w:rPr>
+          <w:rFonts w:ascii="Times New Roman" w:eastAsia="Times New Roman" w:hAnsi="Times New Roman" w:cs="Times New Roman"/>
+          <w:sz w:val="24"/>
+          <w:szCs w:val="24"/>
+        </w:rPr>
+        <w:t xml:space="preserve"> </w:t>
+      </w:r>
+      <w:proofErr w:type="spellStart"/>
+      <w:r>
+        <w:rPr>
+          <w:rFonts w:ascii="Times New Roman" w:eastAsia="Times New Roman" w:hAnsi="Times New Roman" w:cs="Times New Roman"/>
+          <w:sz w:val="24"/>
+          <w:szCs w:val="24"/>
+        </w:rPr>
+        <w:t>puctulata</w:t>
+      </w:r>
+      <w:proofErr w:type="spellEnd"/>
       <w:r>
         <w:rPr>
           <w:rFonts w:ascii="Times New Roman" w:eastAsia="Times New Roman" w:hAnsi="Times New Roman" w:cs="Times New Roman"/>
@@ -7726,6 +8591,7 @@
         </w:rPr>
         <w:t xml:space="preserve">, </w:t>
       </w:r>
+      <w:proofErr w:type="spellStart"/>
       <w:r>
         <w:rPr>
           <w:rFonts w:ascii="Times New Roman" w:eastAsia="Times New Roman" w:hAnsi="Times New Roman" w:cs="Times New Roman"/>
@@ -7740,7 +8606,16 @@
           <w:sz w:val="24"/>
           <w:szCs w:val="24"/>
         </w:rPr>
-        <w:t xml:space="preserve">frican </w:t>
+        <w:t>frican</w:t>
+      </w:r>
+      <w:proofErr w:type="spellEnd"/>
+      <w:r>
+        <w:rPr>
+          <w:rFonts w:ascii="Times New Roman" w:eastAsia="Times New Roman" w:hAnsi="Times New Roman" w:cs="Times New Roman"/>
+          <w:sz w:val="24"/>
+          <w:szCs w:val="24"/>
+        </w:rPr>
+        <w:t xml:space="preserve"> </w:t>
       </w:r>
       <w:r>
         <w:rPr>
@@ -7758,6 +8633,7 @@
         </w:rPr>
         <w:t>ewelfish (</w:t>
       </w:r>
+      <w:proofErr w:type="spellStart"/>
       <w:r>
         <w:rPr>
           <w:rFonts w:ascii="Times New Roman" w:eastAsia="Times New Roman" w:hAnsi="Times New Roman" w:cs="Times New Roman"/>
@@ -7766,8 +8642,31 @@
           <w:sz w:val="24"/>
           <w:szCs w:val="24"/>
         </w:rPr>
-        <w:t>Hemichromis letoruneuxi</w:t>
-      </w:r>
+        <w:t>Hemichromis</w:t>
+      </w:r>
+      <w:proofErr w:type="spellEnd"/>
+      <w:r>
+        <w:rPr>
+          <w:rFonts w:ascii="Times New Roman" w:eastAsia="Times New Roman" w:hAnsi="Times New Roman" w:cs="Times New Roman"/>
+          <w:i/>
+          <w:iCs/>
+          <w:sz w:val="24"/>
+          <w:szCs w:val="24"/>
+        </w:rPr>
+        <w:t xml:space="preserve"> </w:t>
+      </w:r>
+      <w:proofErr w:type="spellStart"/>
+      <w:r>
+        <w:rPr>
+          <w:rFonts w:ascii="Times New Roman" w:eastAsia="Times New Roman" w:hAnsi="Times New Roman" w:cs="Times New Roman"/>
+          <w:i/>
+          <w:iCs/>
+          <w:sz w:val="24"/>
+          <w:szCs w:val="24"/>
+        </w:rPr>
+        <w:t>letoruneuxi</w:t>
+      </w:r>
+      <w:proofErr w:type="spellEnd"/>
       <w:r>
         <w:rPr>
           <w:rFonts w:ascii="Times New Roman" w:eastAsia="Times New Roman" w:hAnsi="Times New Roman" w:cs="Times New Roman"/>
@@ -7792,6 +8691,7 @@
         </w:rPr>
         <w:t>(</w:t>
       </w:r>
+      <w:proofErr w:type="spellStart"/>
       <w:r>
         <w:rPr>
           <w:rFonts w:ascii="Times New Roman" w:eastAsia="Times New Roman" w:hAnsi="Times New Roman" w:cs="Times New Roman"/>
@@ -7800,8 +8700,31 @@
           <w:sz w:val="24"/>
           <w:szCs w:val="24"/>
         </w:rPr>
-        <w:t>Estrilda melpoda</w:t>
-      </w:r>
+        <w:t>Estrilda</w:t>
+      </w:r>
+      <w:proofErr w:type="spellEnd"/>
+      <w:r>
+        <w:rPr>
+          <w:rFonts w:ascii="Times New Roman" w:eastAsia="Times New Roman" w:hAnsi="Times New Roman" w:cs="Times New Roman"/>
+          <w:i/>
+          <w:iCs/>
+          <w:sz w:val="24"/>
+          <w:szCs w:val="24"/>
+        </w:rPr>
+        <w:t xml:space="preserve"> </w:t>
+      </w:r>
+      <w:proofErr w:type="spellStart"/>
+      <w:r>
+        <w:rPr>
+          <w:rFonts w:ascii="Times New Roman" w:eastAsia="Times New Roman" w:hAnsi="Times New Roman" w:cs="Times New Roman"/>
+          <w:i/>
+          <w:iCs/>
+          <w:sz w:val="24"/>
+          <w:szCs w:val="24"/>
+        </w:rPr>
+        <w:t>melpoda</w:t>
+      </w:r>
+      <w:proofErr w:type="spellEnd"/>
       <w:r>
         <w:rPr>
           <w:rFonts w:ascii="Times New Roman" w:eastAsia="Times New Roman" w:hAnsi="Times New Roman" w:cs="Times New Roman"/>
@@ -7834,6 +8757,7 @@
         </w:rPr>
         <w:t>(</w:t>
       </w:r>
+      <w:proofErr w:type="spellStart"/>
       <w:r>
         <w:rPr>
           <w:rFonts w:ascii="Times New Roman" w:eastAsia="Times New Roman" w:hAnsi="Times New Roman" w:cs="Times New Roman"/>
@@ -7842,8 +8766,31 @@
           <w:sz w:val="24"/>
           <w:szCs w:val="24"/>
         </w:rPr>
-        <w:t>Dorosoma petenense</w:t>
-      </w:r>
+        <w:t>Dorosoma</w:t>
+      </w:r>
+      <w:proofErr w:type="spellEnd"/>
+      <w:r>
+        <w:rPr>
+          <w:rFonts w:ascii="Times New Roman" w:eastAsia="Times New Roman" w:hAnsi="Times New Roman" w:cs="Times New Roman"/>
+          <w:i/>
+          <w:iCs/>
+          <w:sz w:val="24"/>
+          <w:szCs w:val="24"/>
+        </w:rPr>
+        <w:t xml:space="preserve"> </w:t>
+      </w:r>
+      <w:proofErr w:type="spellStart"/>
+      <w:r>
+        <w:rPr>
+          <w:rFonts w:ascii="Times New Roman" w:eastAsia="Times New Roman" w:hAnsi="Times New Roman" w:cs="Times New Roman"/>
+          <w:i/>
+          <w:iCs/>
+          <w:sz w:val="24"/>
+          <w:szCs w:val="24"/>
+        </w:rPr>
+        <w:t>petenense</w:t>
+      </w:r>
+      <w:proofErr w:type="spellEnd"/>
       <w:r>
         <w:rPr>
           <w:rFonts w:ascii="Times New Roman" w:eastAsia="Times New Roman" w:hAnsi="Times New Roman" w:cs="Times New Roman"/>
@@ -7946,7 +8893,25 @@
           <w:sz w:val="24"/>
           <w:szCs w:val="24"/>
         </w:rPr>
-        <w:t>nails (Gasropoda), birds (Aves), and ray-finned fishes (Actinopterygii)</w:t>
+        <w:t>nails (</w:t>
+      </w:r>
+      <w:proofErr w:type="spellStart"/>
+      <w:r>
+        <w:rPr>
+          <w:rFonts w:ascii="Times New Roman" w:eastAsia="Times New Roman" w:hAnsi="Times New Roman" w:cs="Times New Roman"/>
+          <w:sz w:val="24"/>
+          <w:szCs w:val="24"/>
+        </w:rPr>
+        <w:t>Gasropoda</w:t>
+      </w:r>
+      <w:proofErr w:type="spellEnd"/>
+      <w:r>
+        <w:rPr>
+          <w:rFonts w:ascii="Times New Roman" w:eastAsia="Times New Roman" w:hAnsi="Times New Roman" w:cs="Times New Roman"/>
+          <w:sz w:val="24"/>
+          <w:szCs w:val="24"/>
+        </w:rPr>
+        <w:t>), birds (Aves), and ray-finned fishes (Actinopterygii)</w:t>
       </w:r>
       <w:r>
         <w:rPr>
@@ -7986,16 +8951,167 @@
           <w:sz w:val="24"/>
           <w:szCs w:val="24"/>
         </w:rPr>
-        <w:t xml:space="preserve"> (Fig. 3C).  Freshwater systems had the most time series with some evidence of boom-bust, followed by terrestrial systems, and marine systems had the fewest time series with some evidence of boom-bust (Fig. 3D).  Longevity…</w:t>
+        <w:t xml:space="preserve"> (Fig. 3C).  Freshwater systems had the most time series with some evidence of boom-bust, followed by terrestrial systems, and marine systems had the fewest time series with some evidence of boom-bust (Fig. 3D).  </w:t>
+      </w:r>
+      <w:r>
+        <w:rPr>
+          <w:rFonts w:ascii="Times New Roman" w:eastAsia="Times New Roman" w:hAnsi="Times New Roman" w:cs="Times New Roman"/>
+          <w:sz w:val="24"/>
+          <w:szCs w:val="24"/>
+        </w:rPr>
+        <w:t>Species with longevity &lt; 1 year had the highest number of time series with some evidence of a boom-bust (Fig. 3E).</w:t>
+      </w:r>
+      <w:r>
+        <w:rPr>
+          <w:rFonts w:ascii="Times New Roman" w:eastAsia="Times New Roman" w:hAnsi="Times New Roman" w:cs="Times New Roman"/>
+          <w:sz w:val="24"/>
+          <w:szCs w:val="24"/>
+        </w:rPr>
+        <w:t xml:space="preserve"> After species with longevity of &lt; 1 year, species longevities between 4-</w:t>
+      </w:r>
+      <w:r>
+        <w:rPr>
+          <w:rFonts w:ascii="Times New Roman" w:eastAsia="Times New Roman" w:hAnsi="Times New Roman" w:cs="Times New Roman"/>
+          <w:sz w:val="24"/>
+          <w:szCs w:val="24"/>
+        </w:rPr>
+        <w:t>12 years had intermediate numbers of time series</w:t>
+      </w:r>
+      <w:r>
+        <w:rPr>
+          <w:rFonts w:ascii="Times New Roman" w:eastAsia="Times New Roman" w:hAnsi="Times New Roman" w:cs="Times New Roman"/>
+          <w:sz w:val="24"/>
+          <w:szCs w:val="24"/>
+        </w:rPr>
+        <w:t xml:space="preserve"> (i.e., ≥ 8 time series)</w:t>
+      </w:r>
+      <w:r>
+        <w:rPr>
+          <w:rFonts w:ascii="Times New Roman" w:eastAsia="Times New Roman" w:hAnsi="Times New Roman" w:cs="Times New Roman"/>
+          <w:sz w:val="24"/>
+          <w:szCs w:val="24"/>
+        </w:rPr>
+        <w:t xml:space="preserve"> with some evidence of boom-busts</w:t>
+      </w:r>
+      <w:r>
+        <w:rPr>
+          <w:rFonts w:ascii="Times New Roman" w:eastAsia="Times New Roman" w:hAnsi="Times New Roman" w:cs="Times New Roman"/>
+          <w:sz w:val="24"/>
+          <w:szCs w:val="24"/>
+        </w:rPr>
+        <w:t>.</w:t>
+      </w:r>
+      <w:r>
+        <w:rPr>
+          <w:rFonts w:ascii="Times New Roman" w:eastAsia="Times New Roman" w:hAnsi="Times New Roman" w:cs="Times New Roman"/>
+          <w:sz w:val="24"/>
+          <w:szCs w:val="24"/>
+        </w:rPr>
+        <w:t xml:space="preserve"> </w:t>
+      </w:r>
+      <w:r>
+        <w:rPr>
+          <w:rFonts w:ascii="Times New Roman" w:eastAsia="Times New Roman" w:hAnsi="Times New Roman" w:cs="Times New Roman"/>
+          <w:sz w:val="24"/>
+          <w:szCs w:val="24"/>
+        </w:rPr>
+        <w:t xml:space="preserve"> </w:t>
+      </w:r>
+      <w:r>
+        <w:rPr>
+          <w:rFonts w:ascii="Times New Roman" w:eastAsia="Times New Roman" w:hAnsi="Times New Roman" w:cs="Times New Roman"/>
+          <w:sz w:val="24"/>
+          <w:szCs w:val="24"/>
+        </w:rPr>
+        <w:t>But</w:t>
+      </w:r>
+      <w:r>
+        <w:rPr>
+          <w:rFonts w:ascii="Times New Roman" w:eastAsia="Times New Roman" w:hAnsi="Times New Roman" w:cs="Times New Roman"/>
+          <w:sz w:val="24"/>
+          <w:szCs w:val="24"/>
+        </w:rPr>
+        <w:t xml:space="preserve"> </w:t>
+      </w:r>
+      <w:r>
+        <w:rPr>
+          <w:rFonts w:ascii="Times New Roman" w:eastAsia="Times New Roman" w:hAnsi="Times New Roman" w:cs="Times New Roman"/>
+          <w:sz w:val="24"/>
+          <w:szCs w:val="24"/>
+        </w:rPr>
+        <w:t>4 time series for species with l</w:t>
+      </w:r>
+      <w:r>
+        <w:rPr>
+          <w:rFonts w:ascii="Times New Roman" w:eastAsia="Times New Roman" w:hAnsi="Times New Roman" w:cs="Times New Roman"/>
+          <w:sz w:val="24"/>
+          <w:szCs w:val="24"/>
+        </w:rPr>
+        <w:t>ongevi</w:t>
+      </w:r>
+      <w:r>
+        <w:rPr>
+          <w:rFonts w:ascii="Times New Roman" w:eastAsia="Times New Roman" w:hAnsi="Times New Roman" w:cs="Times New Roman"/>
+          <w:sz w:val="24"/>
+          <w:szCs w:val="24"/>
+        </w:rPr>
+        <w:t>ties</w:t>
+      </w:r>
+      <w:r>
+        <w:rPr>
+          <w:rFonts w:ascii="Times New Roman" w:eastAsia="Times New Roman" w:hAnsi="Times New Roman" w:cs="Times New Roman"/>
+          <w:sz w:val="24"/>
+          <w:szCs w:val="24"/>
+        </w:rPr>
+        <w:t xml:space="preserve"> &gt; 30 years</w:t>
+      </w:r>
+      <w:r>
+        <w:rPr>
+          <w:rFonts w:ascii="Times New Roman" w:eastAsia="Times New Roman" w:hAnsi="Times New Roman" w:cs="Times New Roman"/>
+          <w:sz w:val="24"/>
+          <w:szCs w:val="24"/>
+        </w:rPr>
+        <w:t xml:space="preserve"> </w:t>
+      </w:r>
+      <w:r>
+        <w:rPr>
+          <w:rFonts w:ascii="Times New Roman" w:eastAsia="Times New Roman" w:hAnsi="Times New Roman" w:cs="Times New Roman"/>
+          <w:sz w:val="24"/>
+          <w:szCs w:val="24"/>
+        </w:rPr>
+        <w:t>had</w:t>
+      </w:r>
+      <w:r>
+        <w:rPr>
+          <w:rFonts w:ascii="Times New Roman" w:eastAsia="Times New Roman" w:hAnsi="Times New Roman" w:cs="Times New Roman"/>
+          <w:sz w:val="24"/>
+          <w:szCs w:val="24"/>
+        </w:rPr>
+        <w:t xml:space="preserve"> some evidence of a boom-bust (Fig</w:t>
+      </w:r>
+      <w:r>
+        <w:rPr>
+          <w:rFonts w:ascii="Times New Roman" w:eastAsia="Times New Roman" w:hAnsi="Times New Roman" w:cs="Times New Roman"/>
+          <w:sz w:val="24"/>
+          <w:szCs w:val="24"/>
+        </w:rPr>
+        <w:t>.</w:t>
+      </w:r>
+      <w:r>
+        <w:rPr>
+          <w:rFonts w:ascii="Times New Roman" w:eastAsia="Times New Roman" w:hAnsi="Times New Roman" w:cs="Times New Roman"/>
+          <w:sz w:val="24"/>
+          <w:szCs w:val="24"/>
+        </w:rPr>
+        <w:t xml:space="preserve"> 3E).</w:t>
       </w:r>
     </w:p>
     <w:p>
       <w:pPr>
         <w:spacing w:line="480" w:lineRule="auto"/>
-        <w:rPr>
-          <w:rFonts w:ascii="Times New Roman" w:eastAsia="Times New Roman" w:hAnsi="Times New Roman" w:cs="Times New Roman"/>
-          <w:b/>
-          <w:bCs/>
+        <w:ind w:firstLine="720"/>
+        <w:rPr>
+          <w:rFonts w:ascii="Times New Roman" w:eastAsia="Times New Roman" w:hAnsi="Times New Roman" w:cs="Times New Roman"/>
           <w:sz w:val="24"/>
           <w:szCs w:val="24"/>
         </w:rPr>
@@ -8003,12 +9119,243 @@
       <w:r>
         <w:rPr>
           <w:rFonts w:ascii="Times New Roman" w:eastAsia="Times New Roman" w:hAnsi="Times New Roman" w:cs="Times New Roman"/>
-          <w:b/>
-          <w:bCs/>
-          <w:sz w:val="24"/>
-          <w:szCs w:val="24"/>
-        </w:rPr>
-        <w:t>Discussion</w:t>
+          <w:sz w:val="24"/>
+          <w:szCs w:val="24"/>
+        </w:rPr>
+        <w:t xml:space="preserve">When looking at the summary of </w:t>
+      </w:r>
+      <w:r>
+        <w:rPr>
+          <w:rFonts w:ascii="Times New Roman" w:eastAsia="Times New Roman" w:hAnsi="Times New Roman" w:cs="Times New Roman"/>
+          <w:sz w:val="24"/>
+          <w:szCs w:val="24"/>
+        </w:rPr>
+        <w:t>all the compiled time series, the proportions of the time series that were classified varied across order</w:t>
+      </w:r>
+      <w:r>
+        <w:rPr>
+          <w:rFonts w:ascii="Times New Roman" w:eastAsia="Times New Roman" w:hAnsi="Times New Roman" w:cs="Times New Roman"/>
+          <w:sz w:val="24"/>
+          <w:szCs w:val="24"/>
+        </w:rPr>
+        <w:t>s, systems, and continents</w:t>
+      </w:r>
+      <w:r>
+        <w:rPr>
+          <w:rFonts w:ascii="Times New Roman" w:eastAsia="Times New Roman" w:hAnsi="Times New Roman" w:cs="Times New Roman"/>
+          <w:sz w:val="24"/>
+          <w:szCs w:val="24"/>
+        </w:rPr>
+        <w:t xml:space="preserve"> </w:t>
+      </w:r>
+      <w:commentRangeStart w:id="3"/>
+      <w:r>
+        <w:rPr>
+          <w:rFonts w:ascii="Times New Roman" w:eastAsia="Times New Roman" w:hAnsi="Times New Roman" w:cs="Times New Roman"/>
+          <w:sz w:val="24"/>
+          <w:szCs w:val="24"/>
+        </w:rPr>
+        <w:t>(Fig. 4)</w:t>
+      </w:r>
+      <w:commentRangeEnd w:id="3"/>
+      <w:r>
+        <w:rPr>
+          <w:rStyle w:val="CommentReference"/>
+        </w:rPr>
+        <w:commentReference w:id="3"/>
+      </w:r>
+      <w:r>
+        <w:rPr>
+          <w:rFonts w:ascii="Times New Roman" w:eastAsia="Times New Roman" w:hAnsi="Times New Roman" w:cs="Times New Roman"/>
+          <w:sz w:val="24"/>
+          <w:szCs w:val="24"/>
+        </w:rPr>
+        <w:t xml:space="preserve">.  </w:t>
+      </w:r>
+      <w:r>
+        <w:rPr>
+          <w:rFonts w:ascii="Times New Roman" w:eastAsia="Times New Roman" w:hAnsi="Times New Roman" w:cs="Times New Roman"/>
+          <w:sz w:val="24"/>
+          <w:szCs w:val="24"/>
+        </w:rPr>
+        <w:t xml:space="preserve">Of the orders that had over 25 total times series compiled, over </w:t>
+      </w:r>
+      <w:r>
+        <w:rPr>
+          <w:rFonts w:ascii="Times New Roman" w:eastAsia="Times New Roman" w:hAnsi="Times New Roman" w:cs="Times New Roman"/>
+          <w:sz w:val="24"/>
+          <w:szCs w:val="24"/>
+        </w:rPr>
+        <w:t>three quarters of the time</w:t>
+      </w:r>
+      <w:r>
+        <w:rPr>
+          <w:rFonts w:ascii="Times New Roman" w:eastAsia="Times New Roman" w:hAnsi="Times New Roman" w:cs="Times New Roman"/>
+          <w:sz w:val="24"/>
+          <w:szCs w:val="24"/>
+        </w:rPr>
+        <w:t xml:space="preserve"> series for birds (Aves) were classified (Fig. 4A)</w:t>
+      </w:r>
+      <w:r>
+        <w:rPr>
+          <w:rFonts w:ascii="Times New Roman" w:eastAsia="Times New Roman" w:hAnsi="Times New Roman" w:cs="Times New Roman"/>
+          <w:sz w:val="24"/>
+          <w:szCs w:val="24"/>
+        </w:rPr>
+        <w:t xml:space="preserve"> A</w:t>
+      </w:r>
+      <w:r>
+        <w:rPr>
+          <w:rFonts w:ascii="Times New Roman" w:eastAsia="Times New Roman" w:hAnsi="Times New Roman" w:cs="Times New Roman"/>
+          <w:sz w:val="24"/>
+          <w:szCs w:val="24"/>
+        </w:rPr>
+        <w:t>bout half of the time series were classified for c</w:t>
+      </w:r>
+      <w:r>
+        <w:rPr>
+          <w:rFonts w:ascii="Times New Roman" w:eastAsia="Times New Roman" w:hAnsi="Times New Roman" w:cs="Times New Roman"/>
+          <w:sz w:val="24"/>
+          <w:szCs w:val="24"/>
+        </w:rPr>
+        <w:t>rustaceans and ray finned fishes (Actinopterygii</w:t>
+      </w:r>
+      <w:r>
+        <w:rPr>
+          <w:rFonts w:ascii="Times New Roman" w:eastAsia="Times New Roman" w:hAnsi="Times New Roman" w:cs="Times New Roman"/>
+          <w:sz w:val="24"/>
+          <w:szCs w:val="24"/>
+        </w:rPr>
+        <w:t xml:space="preserve">; Fig. 4A). About a quarter of the time series were classified for </w:t>
+      </w:r>
+      <w:r>
+        <w:rPr>
+          <w:rFonts w:ascii="Times New Roman" w:eastAsia="Times New Roman" w:hAnsi="Times New Roman" w:cs="Times New Roman"/>
+          <w:sz w:val="24"/>
+          <w:szCs w:val="24"/>
+        </w:rPr>
+        <w:lastRenderedPageBreak/>
+        <w:t xml:space="preserve">snails (Gastropod, Fig. 4A). Only a small portion of the time </w:t>
+      </w:r>
+      <w:r>
+        <w:rPr>
+          <w:rFonts w:ascii="Times New Roman" w:eastAsia="Times New Roman" w:hAnsi="Times New Roman" w:cs="Times New Roman"/>
+          <w:sz w:val="24"/>
+          <w:szCs w:val="24"/>
+        </w:rPr>
+        <w:t>series</w:t>
+      </w:r>
+      <w:r>
+        <w:rPr>
+          <w:rFonts w:ascii="Times New Roman" w:eastAsia="Times New Roman" w:hAnsi="Times New Roman" w:cs="Times New Roman"/>
+          <w:sz w:val="24"/>
+          <w:szCs w:val="24"/>
+        </w:rPr>
+        <w:t xml:space="preserve"> were classified for </w:t>
+      </w:r>
+      <w:r>
+        <w:rPr>
+          <w:rFonts w:ascii="Times New Roman" w:eastAsia="Times New Roman" w:hAnsi="Times New Roman" w:cs="Times New Roman"/>
+          <w:sz w:val="24"/>
+          <w:szCs w:val="24"/>
+        </w:rPr>
+        <w:t xml:space="preserve">bivalves, mammals and </w:t>
+      </w:r>
+      <w:r>
+        <w:rPr>
+          <w:rFonts w:ascii="Times New Roman" w:eastAsia="Times New Roman" w:hAnsi="Times New Roman" w:cs="Times New Roman"/>
+          <w:sz w:val="24"/>
+          <w:szCs w:val="24"/>
+        </w:rPr>
+        <w:t>flowering plants (Magnoliopsida, Fig. 4A).</w:t>
+      </w:r>
+      <w:r>
+        <w:rPr>
+          <w:rFonts w:ascii="Times New Roman" w:eastAsia="Times New Roman" w:hAnsi="Times New Roman" w:cs="Times New Roman"/>
+          <w:sz w:val="24"/>
+          <w:szCs w:val="24"/>
+        </w:rPr>
+        <w:t xml:space="preserve">  Of the three different systems, </w:t>
+      </w:r>
+      <w:r>
+        <w:rPr>
+          <w:rFonts w:ascii="Times New Roman" w:eastAsia="Times New Roman" w:hAnsi="Times New Roman" w:cs="Times New Roman"/>
+          <w:sz w:val="24"/>
+          <w:szCs w:val="24"/>
+        </w:rPr>
+        <w:t>just under half of the time series were classified for terrestrial</w:t>
+      </w:r>
+      <w:r>
+        <w:rPr>
+          <w:rFonts w:ascii="Times New Roman" w:eastAsia="Times New Roman" w:hAnsi="Times New Roman" w:cs="Times New Roman"/>
+          <w:sz w:val="24"/>
+          <w:szCs w:val="24"/>
+        </w:rPr>
+        <w:t xml:space="preserve"> systems, and about a third of the time series were classified </w:t>
+      </w:r>
+      <w:r>
+        <w:rPr>
+          <w:rFonts w:ascii="Times New Roman" w:eastAsia="Times New Roman" w:hAnsi="Times New Roman" w:cs="Times New Roman"/>
+          <w:sz w:val="24"/>
+          <w:szCs w:val="24"/>
+        </w:rPr>
+        <w:t>for</w:t>
+      </w:r>
+      <w:r>
+        <w:rPr>
+          <w:rFonts w:ascii="Times New Roman" w:eastAsia="Times New Roman" w:hAnsi="Times New Roman" w:cs="Times New Roman"/>
+          <w:sz w:val="24"/>
+          <w:szCs w:val="24"/>
+        </w:rPr>
+        <w:t xml:space="preserve"> both marine and freshwater systems (</w:t>
+      </w:r>
+      <w:r>
+        <w:rPr>
+          <w:rFonts w:ascii="Times New Roman" w:eastAsia="Times New Roman" w:hAnsi="Times New Roman" w:cs="Times New Roman"/>
+          <w:sz w:val="24"/>
+          <w:szCs w:val="24"/>
+        </w:rPr>
+        <w:t>Fig. 4B).</w:t>
+      </w:r>
+      <w:r>
+        <w:rPr>
+          <w:rFonts w:ascii="Times New Roman" w:eastAsia="Times New Roman" w:hAnsi="Times New Roman" w:cs="Times New Roman"/>
+          <w:sz w:val="24"/>
+          <w:szCs w:val="24"/>
+        </w:rPr>
+        <w:t xml:space="preserve">  Of the different continents, over half of the time series were classified in islands (i.e., Oceania), just under half of the time series were classified in North America, a third of the time series were classified in Europe and small portion of the time series were classified</w:t>
+      </w:r>
+      <w:r>
+        <w:rPr>
+          <w:rFonts w:ascii="Times New Roman" w:eastAsia="Times New Roman" w:hAnsi="Times New Roman" w:cs="Times New Roman"/>
+          <w:sz w:val="24"/>
+          <w:szCs w:val="24"/>
+        </w:rPr>
+        <w:t xml:space="preserve"> </w:t>
+      </w:r>
+      <w:r>
+        <w:rPr>
+          <w:rFonts w:ascii="Times New Roman" w:eastAsia="Times New Roman" w:hAnsi="Times New Roman" w:cs="Times New Roman"/>
+          <w:sz w:val="24"/>
+          <w:szCs w:val="24"/>
+        </w:rPr>
+        <w:t xml:space="preserve">in </w:t>
+      </w:r>
+      <w:r>
+        <w:rPr>
+          <w:rFonts w:ascii="Times New Roman" w:eastAsia="Times New Roman" w:hAnsi="Times New Roman" w:cs="Times New Roman"/>
+          <w:sz w:val="24"/>
+          <w:szCs w:val="24"/>
+        </w:rPr>
+        <w:t xml:space="preserve">Asia and Australia (Fig. 4C). No time series were classified in Antarctica and South America, and </w:t>
+      </w:r>
+      <w:r>
+        <w:rPr>
+          <w:rFonts w:ascii="Times New Roman" w:eastAsia="Times New Roman" w:hAnsi="Times New Roman" w:cs="Times New Roman"/>
+          <w:sz w:val="24"/>
+          <w:szCs w:val="24"/>
+        </w:rPr>
+        <w:t>no time series were compiled in Africa.</w:t>
       </w:r>
     </w:p>
     <w:p>
@@ -8017,6 +9364,7 @@
         <w:rPr>
           <w:rFonts w:ascii="Times New Roman" w:eastAsia="Times New Roman" w:hAnsi="Times New Roman" w:cs="Times New Roman"/>
           <w:i/>
+          <w:iCs/>
           <w:sz w:val="24"/>
           <w:szCs w:val="24"/>
         </w:rPr>
@@ -8025,10 +9373,21 @@
         <w:rPr>
           <w:rFonts w:ascii="Times New Roman" w:eastAsia="Times New Roman" w:hAnsi="Times New Roman" w:cs="Times New Roman"/>
           <w:i/>
-          <w:sz w:val="24"/>
-          <w:szCs w:val="24"/>
-        </w:rPr>
-        <w:t>Is this general or specific?</w:t>
+          <w:iCs/>
+          <w:sz w:val="24"/>
+          <w:szCs w:val="24"/>
+        </w:rPr>
+        <w:t>Mechanism</w:t>
+      </w:r>
+      <w:r>
+        <w:rPr>
+          <w:rFonts w:ascii="Times New Roman" w:eastAsia="Times New Roman" w:hAnsi="Times New Roman" w:cs="Times New Roman"/>
+          <w:i/>
+          <w:iCs/>
+          <w:sz w:val="24"/>
+          <w:szCs w:val="24"/>
+        </w:rPr>
+        <w:t>s</w:t>
       </w:r>
     </w:p>
     <w:p>
@@ -8036,46 +9395,31 @@
         <w:spacing w:line="480" w:lineRule="auto"/>
         <w:rPr>
           <w:rFonts w:ascii="Times New Roman" w:eastAsia="Times New Roman" w:hAnsi="Times New Roman" w:cs="Times New Roman"/>
-          <w:i/>
           <w:sz w:val="24"/>
           <w:szCs w:val="24"/>
         </w:rPr>
       </w:pPr>
-      <w:r>
-        <w:rPr>
-          <w:rFonts w:ascii="Times New Roman" w:eastAsia="Times New Roman" w:hAnsi="Times New Roman" w:cs="Times New Roman"/>
-          <w:i/>
-          <w:sz w:val="24"/>
-          <w:szCs w:val="24"/>
-        </w:rPr>
-        <w:t>Response to the 4 critiques for not giving a Quanitative definition by strayer</w:t>
-      </w:r>
     </w:p>
     <w:p>
       <w:pPr>
         <w:spacing w:line="480" w:lineRule="auto"/>
         <w:rPr>
           <w:rFonts w:ascii="Times New Roman" w:eastAsia="Times New Roman" w:hAnsi="Times New Roman" w:cs="Times New Roman"/>
+          <w:b/>
+          <w:bCs/>
           <w:sz w:val="24"/>
           <w:szCs w:val="24"/>
         </w:rPr>
       </w:pPr>
-      <w:commentRangeStart w:id="5"/>
-      <w:r>
-        <w:rPr>
-          <w:rFonts w:ascii="Times New Roman" w:eastAsia="Times New Roman" w:hAnsi="Times New Roman" w:cs="Times New Roman"/>
-          <w:i/>
-          <w:sz w:val="24"/>
-          <w:szCs w:val="24"/>
-        </w:rPr>
-        <w:t>Are irruptive dynamics and cyclic populations repeated boom-busts?</w:t>
-      </w:r>
-      <w:commentRangeEnd w:id="5"/>
-      <w:r>
-        <w:rPr>
-          <w:rStyle w:val="CommentReference"/>
-        </w:rPr>
-        <w:commentReference w:id="5"/>
+      <w:r>
+        <w:rPr>
+          <w:rFonts w:ascii="Times New Roman" w:eastAsia="Times New Roman" w:hAnsi="Times New Roman" w:cs="Times New Roman"/>
+          <w:b/>
+          <w:bCs/>
+          <w:sz w:val="24"/>
+          <w:szCs w:val="24"/>
+        </w:rPr>
+        <w:t>Discussion</w:t>
       </w:r>
     </w:p>
     <w:p>
@@ -8083,6 +9427,7 @@
         <w:spacing w:line="480" w:lineRule="auto"/>
         <w:rPr>
           <w:rFonts w:ascii="Times New Roman" w:eastAsia="Times New Roman" w:hAnsi="Times New Roman" w:cs="Times New Roman"/>
+          <w:i/>
           <w:sz w:val="24"/>
           <w:szCs w:val="24"/>
         </w:rPr>
@@ -8090,122 +9435,11 @@
       <w:r>
         <w:rPr>
           <w:rFonts w:ascii="Times New Roman" w:eastAsia="Times New Roman" w:hAnsi="Times New Roman" w:cs="Times New Roman"/>
-          <w:sz w:val="24"/>
-          <w:szCs w:val="24"/>
-        </w:rPr>
-        <w:tab/>
-        <w:t xml:space="preserve">Another important aspect to consider when clarifying terminology of boom-bust is the potential for occurrences of repeated boom-busts cycles.   Irruptive population dynamics were first identified in arid small mammal populations where populations can persist at low abundance for many years (Pavey </w:t>
-      </w:r>
-      <w:r>
-        <w:rPr>
-          <w:rFonts w:ascii="Times New Roman" w:eastAsia="Times New Roman" w:hAnsi="Times New Roman" w:cs="Times New Roman"/>
-          <w:i/>
-          <w:sz w:val="24"/>
-          <w:szCs w:val="24"/>
-        </w:rPr>
-        <w:t>et al.</w:t>
-      </w:r>
-      <w:r>
-        <w:rPr>
-          <w:rFonts w:ascii="Times New Roman" w:eastAsia="Times New Roman" w:hAnsi="Times New Roman" w:cs="Times New Roman"/>
-          <w:sz w:val="24"/>
-          <w:szCs w:val="24"/>
-        </w:rPr>
-        <w:t xml:space="preserve"> 2017; Andreassen </w:t>
-      </w:r>
-      <w:r>
-        <w:rPr>
-          <w:rFonts w:ascii="Times New Roman" w:eastAsia="Times New Roman" w:hAnsi="Times New Roman" w:cs="Times New Roman"/>
-          <w:i/>
-          <w:sz w:val="24"/>
-          <w:szCs w:val="24"/>
-        </w:rPr>
-        <w:t>et al.</w:t>
-      </w:r>
-      <w:r>
-        <w:rPr>
-          <w:rFonts w:ascii="Times New Roman" w:eastAsia="Times New Roman" w:hAnsi="Times New Roman" w:cs="Times New Roman"/>
-          <w:sz w:val="24"/>
-          <w:szCs w:val="24"/>
-        </w:rPr>
-        <w:t xml:space="preserve"> 2021). Then, in response to stochastic events of high abnormal rainfall, these small mammal populations irrupt to states of high abundances (Letnic &amp; Dickman 2006).  In reference to persistence (or sustained) low abundances and the rapid growth and declines exhibited in these dynamics (Andreassen </w:t>
-      </w:r>
-      <w:r>
-        <w:rPr>
-          <w:rFonts w:ascii="Times New Roman" w:eastAsia="Times New Roman" w:hAnsi="Times New Roman" w:cs="Times New Roman"/>
-          <w:i/>
-          <w:sz w:val="24"/>
-          <w:szCs w:val="24"/>
-        </w:rPr>
-        <w:t>et al.</w:t>
-      </w:r>
-      <w:r>
-        <w:rPr>
-          <w:rFonts w:ascii="Times New Roman" w:eastAsia="Times New Roman" w:hAnsi="Times New Roman" w:cs="Times New Roman"/>
-          <w:sz w:val="24"/>
-          <w:szCs w:val="24"/>
-        </w:rPr>
-        <w:t xml:space="preserve"> 2021) which are a necessary criteria that I previously proposed, I choose to use “irruptive population dynamics” as the term to describe repeated boom-bust cycles in invasions. Furthermore, non-</w:t>
-      </w:r>
-      <w:r>
-        <w:rPr>
-          <w:rFonts w:ascii="Times New Roman" w:eastAsia="Times New Roman" w:hAnsi="Times New Roman" w:cs="Times New Roman"/>
-          <w:sz w:val="24"/>
-          <w:szCs w:val="24"/>
-        </w:rPr>
-        <w:lastRenderedPageBreak/>
-        <w:t>native common house mice (</w:t>
-      </w:r>
-      <w:r>
-        <w:rPr>
-          <w:rFonts w:ascii="Times New Roman" w:eastAsia="Times New Roman" w:hAnsi="Times New Roman" w:cs="Times New Roman"/>
-          <w:i/>
-          <w:sz w:val="24"/>
-          <w:szCs w:val="24"/>
-        </w:rPr>
-        <w:t>Mus musculus</w:t>
-      </w:r>
-      <w:r>
-        <w:rPr>
-          <w:rFonts w:ascii="Times New Roman" w:eastAsia="Times New Roman" w:hAnsi="Times New Roman" w:cs="Times New Roman"/>
-          <w:sz w:val="24"/>
-          <w:szCs w:val="24"/>
-        </w:rPr>
-        <w:t xml:space="preserve">) have also been documented to exhibit irruptive population dynamics in these same regions (Breed </w:t>
-      </w:r>
-      <w:r>
-        <w:rPr>
-          <w:rFonts w:ascii="Times New Roman" w:eastAsia="Times New Roman" w:hAnsi="Times New Roman" w:cs="Times New Roman"/>
-          <w:i/>
-          <w:sz w:val="24"/>
-          <w:szCs w:val="24"/>
-        </w:rPr>
-        <w:t>et al.</w:t>
-      </w:r>
-      <w:r>
-        <w:rPr>
-          <w:rFonts w:ascii="Times New Roman" w:eastAsia="Times New Roman" w:hAnsi="Times New Roman" w:cs="Times New Roman"/>
-          <w:sz w:val="24"/>
-          <w:szCs w:val="24"/>
-        </w:rPr>
-        <w:t xml:space="preserve"> 2017; Bennison </w:t>
-      </w:r>
-      <w:r>
-        <w:rPr>
-          <w:rFonts w:ascii="Times New Roman" w:eastAsia="Times New Roman" w:hAnsi="Times New Roman" w:cs="Times New Roman"/>
-          <w:i/>
-          <w:sz w:val="24"/>
-          <w:szCs w:val="24"/>
-        </w:rPr>
-        <w:t>et al.</w:t>
-      </w:r>
-      <w:r>
-        <w:rPr>
-          <w:rFonts w:ascii="Times New Roman" w:eastAsia="Times New Roman" w:hAnsi="Times New Roman" w:cs="Times New Roman"/>
-          <w:sz w:val="24"/>
-          <w:szCs w:val="24"/>
-        </w:rPr>
-        <w:t xml:space="preserve"> 2018).</w:t>
+          <w:i/>
+          <w:sz w:val="24"/>
+          <w:szCs w:val="24"/>
+        </w:rPr>
+        <w:t>Is this general or specific?</w:t>
       </w:r>
     </w:p>
     <w:p>
@@ -8213,6 +9447,7 @@
         <w:spacing w:line="480" w:lineRule="auto"/>
         <w:rPr>
           <w:rFonts w:ascii="Times New Roman" w:eastAsia="Times New Roman" w:hAnsi="Times New Roman" w:cs="Times New Roman"/>
+          <w:i/>
           <w:sz w:val="24"/>
           <w:szCs w:val="24"/>
         </w:rPr>
@@ -8220,79 +9455,29 @@
       <w:r>
         <w:rPr>
           <w:rFonts w:ascii="Times New Roman" w:eastAsia="Times New Roman" w:hAnsi="Times New Roman" w:cs="Times New Roman"/>
-          <w:sz w:val="24"/>
-          <w:szCs w:val="24"/>
-        </w:rPr>
-        <w:tab/>
-        <w:t xml:space="preserve">In contrast to irruptive population dynamics, I do not classify cyclic population dynamics in invasive species as repeated boom-bust cycles. Cyclic population dynamics undergo regular fluctuations of population size (Myers 2018). Although the rate of population increase and decline during the fluctuations in abundance might meet the criteria for boom-bust cycles, declines during fluctuations rarely are sustained and severe.  I interpret cyclic population dynamics in invasions as the natural variation in the established/boom phases of invasions (Figure 1). Fluctuations akin to cyclic dynamics have been reported in non-native populations during invasions (Strayer &amp; Malcom 2006; Kaeuffer </w:t>
-      </w:r>
-      <w:r>
-        <w:rPr>
-          <w:rFonts w:ascii="Times New Roman" w:eastAsia="Times New Roman" w:hAnsi="Times New Roman" w:cs="Times New Roman"/>
-          <w:i/>
-          <w:sz w:val="24"/>
-          <w:szCs w:val="24"/>
-        </w:rPr>
-        <w:t>et al.</w:t>
-      </w:r>
-      <w:r>
-        <w:rPr>
-          <w:rFonts w:ascii="Times New Roman" w:eastAsia="Times New Roman" w:hAnsi="Times New Roman" w:cs="Times New Roman"/>
-          <w:sz w:val="24"/>
-          <w:szCs w:val="24"/>
-        </w:rPr>
-        <w:t xml:space="preserve"> 2009; Moncayo-Estrada </w:t>
-      </w:r>
-      <w:r>
-        <w:rPr>
-          <w:rFonts w:ascii="Times New Roman" w:eastAsia="Times New Roman" w:hAnsi="Times New Roman" w:cs="Times New Roman"/>
-          <w:i/>
-          <w:sz w:val="24"/>
-          <w:szCs w:val="24"/>
-        </w:rPr>
-        <w:t>et al.</w:t>
-      </w:r>
-      <w:r>
-        <w:rPr>
-          <w:rFonts w:ascii="Times New Roman" w:eastAsia="Times New Roman" w:hAnsi="Times New Roman" w:cs="Times New Roman"/>
-          <w:sz w:val="24"/>
-          <w:szCs w:val="24"/>
-        </w:rPr>
-        <w:t xml:space="preserve"> 2012; Dexter </w:t>
-      </w:r>
-      <w:r>
-        <w:rPr>
-          <w:rFonts w:ascii="Times New Roman" w:eastAsia="Times New Roman" w:hAnsi="Times New Roman" w:cs="Times New Roman"/>
-          <w:i/>
-          <w:sz w:val="24"/>
-          <w:szCs w:val="24"/>
-        </w:rPr>
-        <w:t>et al.</w:t>
-      </w:r>
-      <w:r>
-        <w:rPr>
-          <w:rFonts w:ascii="Times New Roman" w:eastAsia="Times New Roman" w:hAnsi="Times New Roman" w:cs="Times New Roman"/>
-          <w:sz w:val="24"/>
-          <w:szCs w:val="24"/>
-        </w:rPr>
-        <w:t xml:space="preserve"> 2015; Lester </w:t>
-      </w:r>
-      <w:r>
-        <w:rPr>
-          <w:rFonts w:ascii="Times New Roman" w:eastAsia="Times New Roman" w:hAnsi="Times New Roman" w:cs="Times New Roman"/>
-          <w:i/>
-          <w:sz w:val="24"/>
-          <w:szCs w:val="24"/>
-        </w:rPr>
-        <w:t>et al.</w:t>
-      </w:r>
-      <w:r>
-        <w:rPr>
-          <w:rFonts w:ascii="Times New Roman" w:eastAsia="Times New Roman" w:hAnsi="Times New Roman" w:cs="Times New Roman"/>
-          <w:sz w:val="24"/>
-          <w:szCs w:val="24"/>
-        </w:rPr>
-        <w:t xml:space="preserve"> 2017). Although rare, it may be possible that boom-bust cycles repeat at regular intervals rather than stochastically like population irruptions.  In this case, I would name these “cyclic irruptions” in reference to the sustained nature of the population declines between cycles.  </w:t>
+          <w:i/>
+          <w:sz w:val="24"/>
+          <w:szCs w:val="24"/>
+        </w:rPr>
+        <w:t xml:space="preserve">Response to the 4 critiques for not giving a </w:t>
+      </w:r>
+      <w:r>
+        <w:rPr>
+          <w:rFonts w:ascii="Times New Roman" w:eastAsia="Times New Roman" w:hAnsi="Times New Roman" w:cs="Times New Roman"/>
+          <w:i/>
+          <w:sz w:val="24"/>
+          <w:szCs w:val="24"/>
+        </w:rPr>
+        <w:t>Quantitative</w:t>
+      </w:r>
+      <w:r>
+        <w:rPr>
+          <w:rFonts w:ascii="Times New Roman" w:eastAsia="Times New Roman" w:hAnsi="Times New Roman" w:cs="Times New Roman"/>
+          <w:i/>
+          <w:sz w:val="24"/>
+          <w:szCs w:val="24"/>
+        </w:rPr>
+        <w:t xml:space="preserve"> definition by strayer</w:t>
       </w:r>
     </w:p>
     <w:p>
@@ -8300,29 +9485,345 @@
         <w:spacing w:line="480" w:lineRule="auto"/>
         <w:rPr>
           <w:rFonts w:ascii="Times New Roman" w:eastAsia="Times New Roman" w:hAnsi="Times New Roman" w:cs="Times New Roman"/>
-          <w:bCs/>
-          <w:i/>
-          <w:iCs/>
           <w:sz w:val="24"/>
           <w:szCs w:val="24"/>
         </w:rPr>
       </w:pPr>
-      <w:r>
-        <w:rPr>
-          <w:rFonts w:ascii="Times New Roman" w:eastAsia="Times New Roman" w:hAnsi="Times New Roman" w:cs="Times New Roman"/>
-          <w:bCs/>
-          <w:i/>
-          <w:iCs/>
-          <w:sz w:val="24"/>
-          <w:szCs w:val="24"/>
-        </w:rPr>
-        <w:t>Conclusions</w:t>
+      <w:commentRangeStart w:id="4"/>
+      <w:r>
+        <w:rPr>
+          <w:rFonts w:ascii="Times New Roman" w:eastAsia="Times New Roman" w:hAnsi="Times New Roman" w:cs="Times New Roman"/>
+          <w:i/>
+          <w:sz w:val="24"/>
+          <w:szCs w:val="24"/>
+        </w:rPr>
+        <w:t>Are irruptive dynamics and cyclic populations repeated boom-busts?</w:t>
+      </w:r>
+      <w:commentRangeEnd w:id="4"/>
+      <w:r>
+        <w:rPr>
+          <w:rStyle w:val="CommentReference"/>
+        </w:rPr>
+        <w:commentReference w:id="4"/>
       </w:r>
     </w:p>
     <w:p>
       <w:pPr>
         <w:spacing w:line="480" w:lineRule="auto"/>
         <w:rPr>
+          <w:rFonts w:ascii="Times New Roman" w:eastAsia="Times New Roman" w:hAnsi="Times New Roman" w:cs="Times New Roman"/>
+          <w:sz w:val="24"/>
+          <w:szCs w:val="24"/>
+        </w:rPr>
+      </w:pPr>
+      <w:r>
+        <w:rPr>
+          <w:rFonts w:ascii="Times New Roman" w:eastAsia="Times New Roman" w:hAnsi="Times New Roman" w:cs="Times New Roman"/>
+          <w:sz w:val="24"/>
+          <w:szCs w:val="24"/>
+        </w:rPr>
+        <w:tab/>
+        <w:t xml:space="preserve">Another important aspect to consider when clarifying terminology of boom-bust is the potential for occurrences of repeated boom-busts cycles.   Irruptive population dynamics were first identified in arid small mammal populations where populations can persist at low abundance for many years (Pavey </w:t>
+      </w:r>
+      <w:r>
+        <w:rPr>
+          <w:rFonts w:ascii="Times New Roman" w:eastAsia="Times New Roman" w:hAnsi="Times New Roman" w:cs="Times New Roman"/>
+          <w:i/>
+          <w:sz w:val="24"/>
+          <w:szCs w:val="24"/>
+        </w:rPr>
+        <w:t>et al.</w:t>
+      </w:r>
+      <w:r>
+        <w:rPr>
+          <w:rFonts w:ascii="Times New Roman" w:eastAsia="Times New Roman" w:hAnsi="Times New Roman" w:cs="Times New Roman"/>
+          <w:sz w:val="24"/>
+          <w:szCs w:val="24"/>
+        </w:rPr>
+        <w:t xml:space="preserve"> 2017; Andreassen </w:t>
+      </w:r>
+      <w:r>
+        <w:rPr>
+          <w:rFonts w:ascii="Times New Roman" w:eastAsia="Times New Roman" w:hAnsi="Times New Roman" w:cs="Times New Roman"/>
+          <w:i/>
+          <w:sz w:val="24"/>
+          <w:szCs w:val="24"/>
+        </w:rPr>
+        <w:t>et al.</w:t>
+      </w:r>
+      <w:r>
+        <w:rPr>
+          <w:rFonts w:ascii="Times New Roman" w:eastAsia="Times New Roman" w:hAnsi="Times New Roman" w:cs="Times New Roman"/>
+          <w:sz w:val="24"/>
+          <w:szCs w:val="24"/>
+        </w:rPr>
+        <w:t xml:space="preserve"> 2021). Then, in response to stochastic events of high abnormal rainfall, these small mammal populations irrupt to states of high abundances (</w:t>
+      </w:r>
+      <w:proofErr w:type="spellStart"/>
+      <w:r>
+        <w:rPr>
+          <w:rFonts w:ascii="Times New Roman" w:eastAsia="Times New Roman" w:hAnsi="Times New Roman" w:cs="Times New Roman"/>
+          <w:sz w:val="24"/>
+          <w:szCs w:val="24"/>
+        </w:rPr>
+        <w:t>Letnic</w:t>
+      </w:r>
+      <w:proofErr w:type="spellEnd"/>
+      <w:r>
+        <w:rPr>
+          <w:rFonts w:ascii="Times New Roman" w:eastAsia="Times New Roman" w:hAnsi="Times New Roman" w:cs="Times New Roman"/>
+          <w:sz w:val="24"/>
+          <w:szCs w:val="24"/>
+        </w:rPr>
+        <w:t xml:space="preserve"> &amp; Dickman 2006).  In reference to persistence (or sustained) low abundances and the rapid growth and declines exhibited in these dynamics (Andreassen </w:t>
+      </w:r>
+      <w:r>
+        <w:rPr>
+          <w:rFonts w:ascii="Times New Roman" w:eastAsia="Times New Roman" w:hAnsi="Times New Roman" w:cs="Times New Roman"/>
+          <w:i/>
+          <w:sz w:val="24"/>
+          <w:szCs w:val="24"/>
+        </w:rPr>
+        <w:t>et al.</w:t>
+      </w:r>
+      <w:r>
+        <w:rPr>
+          <w:rFonts w:ascii="Times New Roman" w:eastAsia="Times New Roman" w:hAnsi="Times New Roman" w:cs="Times New Roman"/>
+          <w:sz w:val="24"/>
+          <w:szCs w:val="24"/>
+        </w:rPr>
+        <w:t xml:space="preserve"> 2021) which are necessary criteria that I previously proposed, I choose to use “irruptive population dynamics” </w:t>
+      </w:r>
+      <w:r>
+        <w:rPr>
+          <w:rFonts w:ascii="Times New Roman" w:eastAsia="Times New Roman" w:hAnsi="Times New Roman" w:cs="Times New Roman"/>
+          <w:sz w:val="24"/>
+          <w:szCs w:val="24"/>
+        </w:rPr>
+        <w:lastRenderedPageBreak/>
+        <w:t>as the term to describe repeated boom-bust cycles in invasions. Furthermore, non-native common house mice (</w:t>
+      </w:r>
+      <w:r>
+        <w:rPr>
+          <w:rFonts w:ascii="Times New Roman" w:eastAsia="Times New Roman" w:hAnsi="Times New Roman" w:cs="Times New Roman"/>
+          <w:i/>
+          <w:sz w:val="24"/>
+          <w:szCs w:val="24"/>
+        </w:rPr>
+        <w:t>Mus musculus</w:t>
+      </w:r>
+      <w:r>
+        <w:rPr>
+          <w:rFonts w:ascii="Times New Roman" w:eastAsia="Times New Roman" w:hAnsi="Times New Roman" w:cs="Times New Roman"/>
+          <w:sz w:val="24"/>
+          <w:szCs w:val="24"/>
+        </w:rPr>
+        <w:t xml:space="preserve">) have also been documented to exhibit irruptive population dynamics in these same regions (Breed </w:t>
+      </w:r>
+      <w:r>
+        <w:rPr>
+          <w:rFonts w:ascii="Times New Roman" w:eastAsia="Times New Roman" w:hAnsi="Times New Roman" w:cs="Times New Roman"/>
+          <w:i/>
+          <w:sz w:val="24"/>
+          <w:szCs w:val="24"/>
+        </w:rPr>
+        <w:t>et al.</w:t>
+      </w:r>
+      <w:r>
+        <w:rPr>
+          <w:rFonts w:ascii="Times New Roman" w:eastAsia="Times New Roman" w:hAnsi="Times New Roman" w:cs="Times New Roman"/>
+          <w:sz w:val="24"/>
+          <w:szCs w:val="24"/>
+        </w:rPr>
+        <w:t xml:space="preserve"> 2017; Bennison </w:t>
+      </w:r>
+      <w:r>
+        <w:rPr>
+          <w:rFonts w:ascii="Times New Roman" w:eastAsia="Times New Roman" w:hAnsi="Times New Roman" w:cs="Times New Roman"/>
+          <w:i/>
+          <w:sz w:val="24"/>
+          <w:szCs w:val="24"/>
+        </w:rPr>
+        <w:t>et al.</w:t>
+      </w:r>
+      <w:r>
+        <w:rPr>
+          <w:rFonts w:ascii="Times New Roman" w:eastAsia="Times New Roman" w:hAnsi="Times New Roman" w:cs="Times New Roman"/>
+          <w:sz w:val="24"/>
+          <w:szCs w:val="24"/>
+        </w:rPr>
+        <w:t xml:space="preserve"> 2018).</w:t>
+      </w:r>
+    </w:p>
+    <w:p>
+      <w:pPr>
+        <w:spacing w:line="480" w:lineRule="auto"/>
+        <w:rPr>
+          <w:rFonts w:ascii="Times New Roman" w:eastAsia="Times New Roman" w:hAnsi="Times New Roman" w:cs="Times New Roman"/>
+          <w:sz w:val="24"/>
+          <w:szCs w:val="24"/>
+        </w:rPr>
+      </w:pPr>
+      <w:r>
+        <w:rPr>
+          <w:rFonts w:ascii="Times New Roman" w:eastAsia="Times New Roman" w:hAnsi="Times New Roman" w:cs="Times New Roman"/>
+          <w:sz w:val="24"/>
+          <w:szCs w:val="24"/>
+        </w:rPr>
+        <w:tab/>
+        <w:t xml:space="preserve">In contrast to irruptive population dynamics, I do not classify cyclic population dynamics in invasive species as repeated boom-bust cycles. Cyclic population dynamics undergo regular fluctuations of population size (Myers 2018). Although the rate of population </w:t>
+      </w:r>
+      <w:proofErr w:type="gramStart"/>
+      <w:r>
+        <w:rPr>
+          <w:rFonts w:ascii="Times New Roman" w:eastAsia="Times New Roman" w:hAnsi="Times New Roman" w:cs="Times New Roman"/>
+          <w:sz w:val="24"/>
+          <w:szCs w:val="24"/>
+        </w:rPr>
+        <w:t>increase</w:t>
+      </w:r>
+      <w:proofErr w:type="gramEnd"/>
+      <w:r>
+        <w:rPr>
+          <w:rFonts w:ascii="Times New Roman" w:eastAsia="Times New Roman" w:hAnsi="Times New Roman" w:cs="Times New Roman"/>
+          <w:sz w:val="24"/>
+          <w:szCs w:val="24"/>
+        </w:rPr>
+        <w:t xml:space="preserve"> and </w:t>
+      </w:r>
+      <w:proofErr w:type="gramStart"/>
+      <w:r>
+        <w:rPr>
+          <w:rFonts w:ascii="Times New Roman" w:eastAsia="Times New Roman" w:hAnsi="Times New Roman" w:cs="Times New Roman"/>
+          <w:sz w:val="24"/>
+          <w:szCs w:val="24"/>
+        </w:rPr>
+        <w:t>decline</w:t>
+      </w:r>
+      <w:proofErr w:type="gramEnd"/>
+      <w:r>
+        <w:rPr>
+          <w:rFonts w:ascii="Times New Roman" w:eastAsia="Times New Roman" w:hAnsi="Times New Roman" w:cs="Times New Roman"/>
+          <w:sz w:val="24"/>
+          <w:szCs w:val="24"/>
+        </w:rPr>
+        <w:t xml:space="preserve"> during the fluctuations in abundance might meet the criteria for boom-bust cycles, declines during fluctuations rarely are sustained and severe.  I interpret cyclic population dynamics in invasions as the natural variation in the established/boom phases of invasions (Figure 1). Fluctuations akin to cyclic dynamics have been reported in non-native populations during invasions (Strayer &amp; Malcom 2006; </w:t>
+      </w:r>
+      <w:proofErr w:type="spellStart"/>
+      <w:r>
+        <w:rPr>
+          <w:rFonts w:ascii="Times New Roman" w:eastAsia="Times New Roman" w:hAnsi="Times New Roman" w:cs="Times New Roman"/>
+          <w:sz w:val="24"/>
+          <w:szCs w:val="24"/>
+        </w:rPr>
+        <w:t>Kaeuffer</w:t>
+      </w:r>
+      <w:proofErr w:type="spellEnd"/>
+      <w:r>
+        <w:rPr>
+          <w:rFonts w:ascii="Times New Roman" w:eastAsia="Times New Roman" w:hAnsi="Times New Roman" w:cs="Times New Roman"/>
+          <w:sz w:val="24"/>
+          <w:szCs w:val="24"/>
+        </w:rPr>
+        <w:t xml:space="preserve"> </w:t>
+      </w:r>
+      <w:r>
+        <w:rPr>
+          <w:rFonts w:ascii="Times New Roman" w:eastAsia="Times New Roman" w:hAnsi="Times New Roman" w:cs="Times New Roman"/>
+          <w:i/>
+          <w:sz w:val="24"/>
+          <w:szCs w:val="24"/>
+        </w:rPr>
+        <w:t>et al.</w:t>
+      </w:r>
+      <w:r>
+        <w:rPr>
+          <w:rFonts w:ascii="Times New Roman" w:eastAsia="Times New Roman" w:hAnsi="Times New Roman" w:cs="Times New Roman"/>
+          <w:sz w:val="24"/>
+          <w:szCs w:val="24"/>
+        </w:rPr>
+        <w:t xml:space="preserve"> 2009; Moncayo-Estrada </w:t>
+      </w:r>
+      <w:r>
+        <w:rPr>
+          <w:rFonts w:ascii="Times New Roman" w:eastAsia="Times New Roman" w:hAnsi="Times New Roman" w:cs="Times New Roman"/>
+          <w:i/>
+          <w:sz w:val="24"/>
+          <w:szCs w:val="24"/>
+        </w:rPr>
+        <w:t>et al.</w:t>
+      </w:r>
+      <w:r>
+        <w:rPr>
+          <w:rFonts w:ascii="Times New Roman" w:eastAsia="Times New Roman" w:hAnsi="Times New Roman" w:cs="Times New Roman"/>
+          <w:sz w:val="24"/>
+          <w:szCs w:val="24"/>
+        </w:rPr>
+        <w:t xml:space="preserve"> 2012; Dexter </w:t>
+      </w:r>
+      <w:r>
+        <w:rPr>
+          <w:rFonts w:ascii="Times New Roman" w:eastAsia="Times New Roman" w:hAnsi="Times New Roman" w:cs="Times New Roman"/>
+          <w:i/>
+          <w:sz w:val="24"/>
+          <w:szCs w:val="24"/>
+        </w:rPr>
+        <w:t>et al.</w:t>
+      </w:r>
+      <w:r>
+        <w:rPr>
+          <w:rFonts w:ascii="Times New Roman" w:eastAsia="Times New Roman" w:hAnsi="Times New Roman" w:cs="Times New Roman"/>
+          <w:sz w:val="24"/>
+          <w:szCs w:val="24"/>
+        </w:rPr>
+        <w:t xml:space="preserve"> 2015; Lester </w:t>
+      </w:r>
+      <w:r>
+        <w:rPr>
+          <w:rFonts w:ascii="Times New Roman" w:eastAsia="Times New Roman" w:hAnsi="Times New Roman" w:cs="Times New Roman"/>
+          <w:i/>
+          <w:sz w:val="24"/>
+          <w:szCs w:val="24"/>
+        </w:rPr>
+        <w:t>et al.</w:t>
+      </w:r>
+      <w:r>
+        <w:rPr>
+          <w:rFonts w:ascii="Times New Roman" w:eastAsia="Times New Roman" w:hAnsi="Times New Roman" w:cs="Times New Roman"/>
+          <w:sz w:val="24"/>
+          <w:szCs w:val="24"/>
+        </w:rPr>
+        <w:t xml:space="preserve"> 2017). Although rare, it may be possible that boom-bust cycles repeat at regular intervals rather than stochastically like population irruptions.  In this case, I would name these “cyclic irruptions” in reference to the sustained nature of the population declines between cycles.  </w:t>
+      </w:r>
+    </w:p>
+    <w:p>
+      <w:pPr>
+        <w:spacing w:line="480" w:lineRule="auto"/>
+        <w:rPr>
+          <w:rFonts w:ascii="Times New Roman" w:eastAsia="Times New Roman" w:hAnsi="Times New Roman" w:cs="Times New Roman"/>
+          <w:bCs/>
+          <w:i/>
+          <w:iCs/>
+          <w:sz w:val="24"/>
+          <w:szCs w:val="24"/>
+        </w:rPr>
+      </w:pPr>
+      <w:r>
+        <w:rPr>
+          <w:rFonts w:ascii="Times New Roman" w:eastAsia="Times New Roman" w:hAnsi="Times New Roman" w:cs="Times New Roman"/>
+          <w:bCs/>
+          <w:i/>
+          <w:iCs/>
+          <w:sz w:val="24"/>
+          <w:szCs w:val="24"/>
+        </w:rPr>
+        <w:t>Conclusions</w:t>
+      </w:r>
+    </w:p>
+    <w:p>
+      <w:pPr>
+        <w:spacing w:line="480" w:lineRule="auto"/>
+        <w:rPr>
           <w:rFonts w:ascii="Times New Roman" w:eastAsia="Gungsuh" w:hAnsi="Times New Roman" w:cs="Times New Roman"/>
           <w:sz w:val="24"/>
           <w:szCs w:val="24"/>
@@ -8417,7 +9918,25 @@
           <w:sz w:val="24"/>
           <w:szCs w:val="24"/>
         </w:rPr>
-        <w:t xml:space="preserve"> ≤ -0.99), severe (≥ 90%), and sustained (≥3 years; Figure 1). These criteria narrowed the definition of boom-bust cycles which potentially could help find mechanisms general to these phenomena. I also provide metrics that describe boom-busts cycles that could facilitate comparison across species and locations.  Using </w:t>
+        <w:t xml:space="preserve"> ≤ -0.99), severe (≥ 90%), and sustained (≥3 years; Figure 1). These criteria narrowed the definition of boom-bust cycles which potentially could help find mechanisms general to these phenomena. I also provide metrics that describe boom-</w:t>
+      </w:r>
+      <w:proofErr w:type="gramStart"/>
+      <w:r>
+        <w:rPr>
+          <w:rFonts w:ascii="Times New Roman" w:eastAsia="Gungsuh" w:hAnsi="Times New Roman" w:cs="Times New Roman"/>
+          <w:sz w:val="24"/>
+          <w:szCs w:val="24"/>
+        </w:rPr>
+        <w:t>busts</w:t>
+      </w:r>
+      <w:proofErr w:type="gramEnd"/>
+      <w:r>
+        <w:rPr>
+          <w:rFonts w:ascii="Times New Roman" w:eastAsia="Gungsuh" w:hAnsi="Times New Roman" w:cs="Times New Roman"/>
+          <w:sz w:val="24"/>
+          <w:szCs w:val="24"/>
+        </w:rPr>
+        <w:t xml:space="preserve"> cycles that could facilitate comparison across species and locations.  Using </w:t>
       </w:r>
       <w:r>
         <w:rPr>
@@ -10518,7 +12037,7 @@
           <w:sz w:val="24"/>
           <w:szCs w:val="24"/>
         </w:rPr>
-        <w:t xml:space="preserve">The breakdown of the counts of time series that had some evidence for boom-bust within each A) continent, B) species, C) order, D) system, and E) </w:t>
+        <w:t>Summaries</w:t>
       </w:r>
       <w:r>
         <w:rPr>
@@ -10527,6 +12046,15 @@
           <w:sz w:val="24"/>
           <w:szCs w:val="24"/>
         </w:rPr>
+        <w:t xml:space="preserve"> of the counts of time series that had some evidence for boom-bust within each A) continent, B) species, C) order, D) system, and E) </w:t>
+      </w:r>
+      <w:r>
+        <w:rPr>
+          <w:rFonts w:ascii="Times New Roman" w:eastAsia="Times New Roman" w:hAnsi="Times New Roman" w:cs="Times New Roman"/>
+          <w:bCs/>
+          <w:sz w:val="24"/>
+          <w:szCs w:val="24"/>
+        </w:rPr>
         <w:t>k</w:t>
       </w:r>
       <w:r>
@@ -10546,6 +12074,268 @@
           <w:szCs w:val="24"/>
         </w:rPr>
         <w:t xml:space="preserve"> </w:t>
+      </w:r>
+    </w:p>
+    <w:p>
+      <w:pPr>
+        <w:spacing w:line="480" w:lineRule="auto"/>
+        <w:rPr>
+          <w:rFonts w:ascii="Times New Roman" w:eastAsia="Times New Roman" w:hAnsi="Times New Roman" w:cs="Times New Roman"/>
+          <w:bCs/>
+          <w:sz w:val="24"/>
+          <w:szCs w:val="24"/>
+        </w:rPr>
+      </w:pPr>
+      <w:r>
+        <w:rPr>
+          <w:rFonts w:ascii="Times New Roman" w:eastAsia="Times New Roman" w:hAnsi="Times New Roman" w:cs="Times New Roman"/>
+          <w:bCs/>
+          <w:noProof/>
+          <w:sz w:val="24"/>
+          <w:szCs w:val="24"/>
+        </w:rPr>
+        <w:lastRenderedPageBreak/>
+        <w:drawing>
+          <wp:anchor distT="0" distB="0" distL="114300" distR="114300" simplePos="0" relativeHeight="251658240" behindDoc="1" locked="0" layoutInCell="1" allowOverlap="1" wp14:anchorId="27478E5C" wp14:editId="02A5906E">
+            <wp:simplePos x="0" y="0"/>
+            <wp:positionH relativeFrom="column">
+              <wp:posOffset>0</wp:posOffset>
+            </wp:positionH>
+            <wp:positionV relativeFrom="paragraph">
+              <wp:posOffset>0</wp:posOffset>
+            </wp:positionV>
+            <wp:extent cx="2953518" cy="7632208"/>
+            <wp:effectExtent l="0" t="0" r="0" b="6985"/>
+            <wp:wrapTight wrapText="bothSides">
+              <wp:wrapPolygon edited="0">
+                <wp:start x="0" y="0"/>
+                <wp:lineTo x="0" y="323"/>
+                <wp:lineTo x="1811" y="917"/>
+                <wp:lineTo x="2647" y="917"/>
+                <wp:lineTo x="1811" y="1510"/>
+                <wp:lineTo x="1811" y="1779"/>
+                <wp:lineTo x="3065" y="1779"/>
+                <wp:lineTo x="697" y="2534"/>
+                <wp:lineTo x="557" y="3289"/>
+                <wp:lineTo x="975" y="3504"/>
+                <wp:lineTo x="2229" y="3504"/>
+                <wp:lineTo x="2229" y="3720"/>
+                <wp:lineTo x="4040" y="4367"/>
+                <wp:lineTo x="4598" y="4367"/>
+                <wp:lineTo x="2647" y="4906"/>
+                <wp:lineTo x="2508" y="5230"/>
+                <wp:lineTo x="3344" y="5230"/>
+                <wp:lineTo x="3344" y="5553"/>
+                <wp:lineTo x="9335" y="6092"/>
+                <wp:lineTo x="279" y="6146"/>
+                <wp:lineTo x="139" y="6524"/>
+                <wp:lineTo x="6548" y="6955"/>
+                <wp:lineTo x="3762" y="7386"/>
+                <wp:lineTo x="3762" y="7710"/>
+                <wp:lineTo x="6548" y="7818"/>
+                <wp:lineTo x="1115" y="8680"/>
+                <wp:lineTo x="975" y="9543"/>
+                <wp:lineTo x="975" y="9920"/>
+                <wp:lineTo x="3065" y="10244"/>
+                <wp:lineTo x="6548" y="10406"/>
+                <wp:lineTo x="2090" y="10891"/>
+                <wp:lineTo x="2090" y="11268"/>
+                <wp:lineTo x="6548" y="11268"/>
+                <wp:lineTo x="6548" y="12131"/>
+                <wp:lineTo x="0" y="12778"/>
+                <wp:lineTo x="0" y="13263"/>
+                <wp:lineTo x="4458" y="13856"/>
+                <wp:lineTo x="6409" y="13856"/>
+                <wp:lineTo x="2090" y="14126"/>
+                <wp:lineTo x="2090" y="14503"/>
+                <wp:lineTo x="6409" y="14719"/>
+                <wp:lineTo x="1672" y="14934"/>
+                <wp:lineTo x="836" y="15096"/>
+                <wp:lineTo x="836" y="16552"/>
+                <wp:lineTo x="1811" y="17307"/>
+                <wp:lineTo x="1951" y="17468"/>
+                <wp:lineTo x="3065" y="18169"/>
+                <wp:lineTo x="3344" y="18277"/>
+                <wp:lineTo x="6548" y="19032"/>
+                <wp:lineTo x="1672" y="19409"/>
+                <wp:lineTo x="279" y="19571"/>
+                <wp:lineTo x="279" y="20811"/>
+                <wp:lineTo x="5294" y="21458"/>
+                <wp:lineTo x="5573" y="21566"/>
+                <wp:lineTo x="7524" y="21566"/>
+                <wp:lineTo x="19505" y="20865"/>
+                <wp:lineTo x="21177" y="19895"/>
+                <wp:lineTo x="21456" y="18385"/>
+                <wp:lineTo x="21456" y="6470"/>
+                <wp:lineTo x="21177" y="6416"/>
+                <wp:lineTo x="16022" y="6092"/>
+                <wp:lineTo x="21456" y="6038"/>
+                <wp:lineTo x="21456" y="270"/>
+                <wp:lineTo x="975" y="0"/>
+                <wp:lineTo x="0" y="0"/>
+              </wp:wrapPolygon>
+            </wp:wrapTight>
+            <wp:docPr id="793753903" name="Picture 1" descr="A screenshot of a graph&#10;&#10;AI-generated content may be incorrect."/>
+            <wp:cNvGraphicFramePr>
+              <a:graphicFrameLocks xmlns:a="http://schemas.openxmlformats.org/drawingml/2006/main" noChangeAspect="1"/>
+            </wp:cNvGraphicFramePr>
+            <a:graphic xmlns:a="http://schemas.openxmlformats.org/drawingml/2006/main">
+              <a:graphicData uri="http://schemas.openxmlformats.org/drawingml/2006/picture">
+                <pic:pic xmlns:pic="http://schemas.openxmlformats.org/drawingml/2006/picture">
+                  <pic:nvPicPr>
+                    <pic:cNvPr id="793753903" name="Picture 1" descr="A screenshot of a graph&#10;&#10;AI-generated content may be incorrect."/>
+                    <pic:cNvPicPr/>
+                  </pic:nvPicPr>
+                  <pic:blipFill>
+                    <a:blip r:embed="rId15" cstate="print">
+                      <a:extLst>
+                        <a:ext uri="{28A0092B-C50C-407E-A947-70E740481C1C}">
+                          <a14:useLocalDpi xmlns:a14="http://schemas.microsoft.com/office/drawing/2010/main" val="0"/>
+                        </a:ext>
+                      </a:extLst>
+                    </a:blip>
+                    <a:stretch>
+                      <a:fillRect/>
+                    </a:stretch>
+                  </pic:blipFill>
+                  <pic:spPr>
+                    <a:xfrm>
+                      <a:off x="0" y="0"/>
+                      <a:ext cx="2953518" cy="7632208"/>
+                    </a:xfrm>
+                    <a:prstGeom prst="rect">
+                      <a:avLst/>
+                    </a:prstGeom>
+                  </pic:spPr>
+                </pic:pic>
+              </a:graphicData>
+            </a:graphic>
+            <wp14:sizeRelH relativeFrom="page">
+              <wp14:pctWidth>0</wp14:pctWidth>
+            </wp14:sizeRelH>
+            <wp14:sizeRelV relativeFrom="page">
+              <wp14:pctHeight>0</wp14:pctHeight>
+            </wp14:sizeRelV>
+          </wp:anchor>
+        </w:drawing>
+      </w:r>
+    </w:p>
+    <w:p>
+      <w:pPr>
+        <w:spacing w:line="480" w:lineRule="auto"/>
+        <w:rPr>
+          <w:rFonts w:ascii="Times New Roman" w:eastAsia="Times New Roman" w:hAnsi="Times New Roman" w:cs="Times New Roman"/>
+          <w:bCs/>
+          <w:sz w:val="24"/>
+          <w:szCs w:val="24"/>
+        </w:rPr>
+        <w:sectPr>
+          <w:pgSz w:w="12240" w:h="15840"/>
+          <w:pgMar w:top="1440" w:right="1440" w:bottom="1440" w:left="1440" w:header="720" w:footer="720" w:gutter="0"/>
+          <w:lnNumType w:countBy="1" w:restart="continuous"/>
+          <w:pgNumType w:start="1"/>
+          <w:cols w:space="720"/>
+          <w:docGrid w:linePitch="299"/>
+        </w:sectPr>
+      </w:pPr>
+      <w:r>
+        <w:rPr>
+          <w:rFonts w:ascii="Times New Roman" w:eastAsia="Times New Roman" w:hAnsi="Times New Roman" w:cs="Times New Roman"/>
+          <w:bCs/>
+          <w:sz w:val="24"/>
+          <w:szCs w:val="24"/>
+        </w:rPr>
+        <w:t>Fig. 4</w:t>
+      </w:r>
+      <w:r>
+        <w:rPr>
+          <w:rFonts w:ascii="Times New Roman" w:eastAsia="Times New Roman" w:hAnsi="Times New Roman" w:cs="Times New Roman"/>
+          <w:bCs/>
+          <w:sz w:val="24"/>
+          <w:szCs w:val="24"/>
+        </w:rPr>
+        <w:t>: summar</w:t>
+      </w:r>
+      <w:r>
+        <w:rPr>
+          <w:rFonts w:ascii="Times New Roman" w:eastAsia="Times New Roman" w:hAnsi="Times New Roman" w:cs="Times New Roman"/>
+          <w:bCs/>
+          <w:sz w:val="24"/>
+          <w:szCs w:val="24"/>
+        </w:rPr>
+        <w:t>ies</w:t>
+      </w:r>
+      <w:r>
+        <w:rPr>
+          <w:rFonts w:ascii="Times New Roman" w:eastAsia="Times New Roman" w:hAnsi="Times New Roman" w:cs="Times New Roman"/>
+          <w:bCs/>
+          <w:sz w:val="24"/>
+          <w:szCs w:val="24"/>
+        </w:rPr>
+        <w:t xml:space="preserve"> </w:t>
+      </w:r>
+      <w:r>
+        <w:rPr>
+          <w:rFonts w:ascii="Times New Roman" w:eastAsia="Times New Roman" w:hAnsi="Times New Roman" w:cs="Times New Roman"/>
+          <w:bCs/>
+          <w:sz w:val="24"/>
+          <w:szCs w:val="24"/>
+        </w:rPr>
+        <w:t>of t</w:t>
+      </w:r>
+      <w:r>
+        <w:rPr>
+          <w:rFonts w:ascii="Times New Roman" w:eastAsia="Times New Roman" w:hAnsi="Times New Roman" w:cs="Times New Roman"/>
+          <w:bCs/>
+          <w:sz w:val="24"/>
+          <w:szCs w:val="24"/>
+        </w:rPr>
+        <w:t xml:space="preserve">he full set </w:t>
+      </w:r>
+      <w:r>
+        <w:rPr>
+          <w:rFonts w:ascii="Times New Roman" w:eastAsia="Times New Roman" w:hAnsi="Times New Roman" w:cs="Times New Roman"/>
+          <w:bCs/>
+          <w:sz w:val="24"/>
+          <w:szCs w:val="24"/>
+        </w:rPr>
+        <w:t xml:space="preserve">of </w:t>
+      </w:r>
+      <w:r>
+        <w:rPr>
+          <w:rFonts w:ascii="Times New Roman" w:eastAsia="Times New Roman" w:hAnsi="Times New Roman" w:cs="Times New Roman"/>
+          <w:bCs/>
+          <w:sz w:val="24"/>
+          <w:szCs w:val="24"/>
+        </w:rPr>
+        <w:t xml:space="preserve">time series by A) order, B) system and C) continent. Different colors represent the time series that were classified using the definition of boom-busts. Grey </w:t>
+      </w:r>
+      <w:r>
+        <w:rPr>
+          <w:rFonts w:ascii="Times New Roman" w:eastAsia="Times New Roman" w:hAnsi="Times New Roman" w:cs="Times New Roman"/>
+          <w:bCs/>
+          <w:sz w:val="24"/>
+          <w:szCs w:val="24"/>
+        </w:rPr>
+        <w:t>represents</w:t>
+      </w:r>
+      <w:r>
+        <w:rPr>
+          <w:rFonts w:ascii="Times New Roman" w:eastAsia="Times New Roman" w:hAnsi="Times New Roman" w:cs="Times New Roman"/>
+          <w:bCs/>
+          <w:sz w:val="24"/>
+          <w:szCs w:val="24"/>
+        </w:rPr>
+        <w:t xml:space="preserve"> the time-series that were not classified</w:t>
+      </w:r>
+      <w:r>
+        <w:rPr>
+          <w:rFonts w:ascii="Times New Roman" w:eastAsia="Times New Roman" w:hAnsi="Times New Roman" w:cs="Times New Roman"/>
+          <w:bCs/>
+          <w:sz w:val="24"/>
+          <w:szCs w:val="24"/>
+        </w:rPr>
+        <w:t>.</w:t>
       </w:r>
     </w:p>
     <w:p>
@@ -12156,7 +13946,7 @@
           <w:sz w:val="24"/>
           <w:szCs w:val="24"/>
         </w:rPr>
-        <w:t xml:space="preserve"> phase must be rapid (0 &lt; </w:t>
+        <w:t xml:space="preserve"> phase must be rapid (</w:t>
       </w:r>
       <w:r>
         <w:rPr>
@@ -12172,16 +13962,15 @@
           <w:sz w:val="24"/>
           <w:szCs w:val="24"/>
         </w:rPr>
-        <w:t xml:space="preserve"> ≤ 0.372;  </w:t>
-      </w:r>
-      <w:r>
-        <w:rPr>
-          <w:rFonts w:ascii="Times New Roman" w:eastAsia="Times New Roman" w:hAnsi="Times New Roman" w:cs="Times New Roman"/>
-          <w:i/>
-          <w:sz w:val="24"/>
-          <w:szCs w:val="24"/>
-        </w:rPr>
-        <w:t>r</w:t>
+        <w:t xml:space="preserve"> ≤ 0.</w:t>
+      </w:r>
+      <w:r>
+        <w:rPr>
+          <w:rFonts w:ascii="Times New Roman" w:eastAsia="Times New Roman" w:hAnsi="Times New Roman" w:cs="Times New Roman"/>
+          <w:sz w:val="24"/>
+          <w:szCs w:val="24"/>
+        </w:rPr>
+        <w:t>5</w:t>
       </w:r>
       <w:r>
         <w:rPr>
@@ -12189,7 +13978,7 @@
           <w:sz w:val="24"/>
           <w:szCs w:val="24"/>
         </w:rPr>
-        <w:t xml:space="preserve"> ≤ -0.99), severe (≥ 90%), and sustained (≥3 years; Figure 1).  </w:t>
+        <w:t xml:space="preserve">), severe (≥ 90%), and sustained (≥3 years; Figure 1).  </w:t>
       </w:r>
     </w:p>
     <w:p>
@@ -13238,7 +15027,7 @@
 
 <file path=word/comments.xml><?xml version="1.0" encoding="utf-8"?>
 <w:comments xmlns:wpc="http://schemas.microsoft.com/office/word/2010/wordprocessingCanvas" xmlns:cx="http://schemas.microsoft.com/office/drawing/2014/chartex" xmlns:cx1="http://schemas.microsoft.com/office/drawing/2015/9/8/chartex" xmlns:cx2="http://schemas.microsoft.com/office/drawing/2015/10/21/chartex" xmlns:cx3="http://schemas.microsoft.com/office/drawing/2016/5/9/chartex" xmlns:cx4="http://schemas.microsoft.com/office/drawing/2016/5/10/chartex" xmlns:cx5="http://schemas.microsoft.com/office/drawing/2016/5/11/chartex" xmlns:cx6="http://schemas.microsoft.com/office/drawing/2016/5/12/chartex" xmlns:cx7="http://schemas.microsoft.com/office/drawing/2016/5/13/chartex" xmlns:cx8="http://schemas.microsoft.com/office/drawing/2016/5/14/chartex" xmlns:mc="http://schemas.openxmlformats.org/markup-compatibility/2006" xmlns:aink="http://schemas.microsoft.com/office/drawing/2016/ink" xmlns:am3d="http://schemas.microsoft.com/office/drawing/2017/model3d" xmlns:o="urn:schemas-microsoft-com:office:office" xmlns:oel="http://schemas.microsoft.com/office/2019/extlst" xmlns:r="http://schemas.openxmlformats.org/officeDocument/2006/relationships" xmlns:m="http://schemas.openxmlformats.org/officeDocument/2006/math" xmlns:v="urn:schemas-microsoft-com:vml" xmlns:wp14="http://schemas.microsoft.com/office/word/2010/wordprocessingDrawing" xmlns:wp="http://schemas.openxmlformats.org/drawingml/2006/wordprocessingDrawing" xmlns:w10="urn:schemas-microsoft-com:office:word" xmlns:w="http://schemas.openxmlformats.org/wordprocessingml/2006/main" xmlns:w14="http://schemas.microsoft.com/office/word/2010/wordml" xmlns:w15="http://schemas.microsoft.com/office/word/2012/wordml" xmlns:w16cex="http://schemas.microsoft.com/office/word/2018/wordml/cex" xmlns:w16cid="http://schemas.microsoft.com/office/word/2016/wordml/cid" xmlns:w16="http://schemas.microsoft.com/office/word/2018/wordml" xmlns:w16du="http://schemas.microsoft.com/office/word/2023/wordml/word16du" xmlns:w16sdtdh="http://schemas.microsoft.com/office/word/2020/wordml/sdtdatahash" xmlns:w16sdtfl="http://schemas.microsoft.com/office/word/2024/wordml/sdtformatlock" xmlns:w16se="http://schemas.microsoft.com/office/word/2015/wordml/symex" xmlns:wpg="http://schemas.microsoft.com/office/word/2010/wordprocessingGroup" xmlns:wpi="http://schemas.microsoft.com/office/word/2010/wordprocessingInk" xmlns:wne="http://schemas.microsoft.com/office/word/2006/wordml" xmlns:wps="http://schemas.microsoft.com/office/word/2010/wordprocessingShape" mc:Ignorable="w14 w15 w16se w16cid w16 w16cex w16sdtdh w16sdtfl w16du wp14">
-  <w:comment w:id="0" w:author="Nathan Barrus" w:date="2025-07-22T12:02:00Z" w:initials="NB">
+  <w:comment w:id="0" w:author="Nathan Barrus" w:date="2025-07-24T17:00:00Z" w:initials="NB">
     <w:p>
       <w:pPr>
         <w:pStyle w:val="CommentText"/>
@@ -13250,11 +15039,11 @@
         <w:annotationRef/>
       </w:r>
       <w:r>
-        <w:t>This appendix needs to be created.</w:t>
+        <w:t>Compile this appendix</w:t>
       </w:r>
     </w:p>
   </w:comment>
-  <w:comment w:id="1" w:author="Nathan Barrus" w:date="2025-07-24T17:00:00Z" w:initials="NB">
+  <w:comment w:id="1" w:author="Nathan Barrus" w:date="2025-08-05T12:07:00Z" w:initials="NB">
     <w:p>
       <w:pPr>
         <w:pStyle w:val="CommentText"/>
@@ -13266,11 +15055,11 @@
         <w:annotationRef/>
       </w:r>
       <w:r>
-        <w:t>Compile this appendix</w:t>
+        <w:t>Make sure to make this appendix.</w:t>
       </w:r>
     </w:p>
   </w:comment>
-  <w:comment w:id="2" w:author="Nathan Barrus" w:date="2025-08-05T12:07:00Z" w:initials="NB">
+  <w:comment w:id="2" w:author="Nathan Barrus" w:date="2025-08-08T16:17:00Z" w:initials="NB">
     <w:p>
       <w:pPr>
         <w:pStyle w:val="CommentText"/>
@@ -13282,11 +15071,11 @@
         <w:annotationRef/>
       </w:r>
       <w:r>
-        <w:t>Make sure to make this appendix.</w:t>
+        <w:t>Make this appendix</w:t>
       </w:r>
     </w:p>
   </w:comment>
-  <w:comment w:id="3" w:author="Nathan Barrus" w:date="2025-07-24T17:00:00Z" w:initials="NB">
+  <w:comment w:id="3" w:author="Nathan Barrus" w:date="2025-08-12T14:46:00Z" w:initials="NB">
     <w:p>
       <w:pPr>
         <w:pStyle w:val="CommentText"/>
@@ -13298,27 +15087,11 @@
         <w:annotationRef/>
       </w:r>
       <w:r>
-        <w:t>This is a result I think</w:t>
+        <w:t>I could probably do some contingency table here.</w:t>
       </w:r>
     </w:p>
   </w:comment>
-  <w:comment w:id="4" w:author="Nathan Barrus" w:date="2025-08-08T16:17:00Z" w:initials="NB">
-    <w:p>
-      <w:pPr>
-        <w:pStyle w:val="CommentText"/>
-      </w:pPr>
-      <w:r>
-        <w:rPr>
-          <w:rStyle w:val="CommentReference"/>
-        </w:rPr>
-        <w:annotationRef/>
-      </w:r>
-      <w:r>
-        <w:t>Make this time series</w:t>
-      </w:r>
-    </w:p>
-  </w:comment>
-  <w:comment w:id="5" w:author="Nathan Barrus" w:date="2025-07-16T14:17:00Z" w:initials="NB">
+  <w:comment w:id="4" w:author="Nathan Barrus" w:date="2025-07-16T14:17:00Z" w:initials="NB">
     <w:p>
       <w:pPr>
         <w:pStyle w:val="CommentText"/>
@@ -13339,33 +15112,30 @@
 
 <file path=word/commentsExtended.xml><?xml version="1.0" encoding="utf-8"?>
 <w15:commentsEx xmlns:wpc="http://schemas.microsoft.com/office/word/2010/wordprocessingCanvas" xmlns:cx="http://schemas.microsoft.com/office/drawing/2014/chartex" xmlns:cx1="http://schemas.microsoft.com/office/drawing/2015/9/8/chartex" xmlns:cx2="http://schemas.microsoft.com/office/drawing/2015/10/21/chartex" xmlns:cx3="http://schemas.microsoft.com/office/drawing/2016/5/9/chartex" xmlns:cx4="http://schemas.microsoft.com/office/drawing/2016/5/10/chartex" xmlns:cx5="http://schemas.microsoft.com/office/drawing/2016/5/11/chartex" xmlns:cx6="http://schemas.microsoft.com/office/drawing/2016/5/12/chartex" xmlns:cx7="http://schemas.microsoft.com/office/drawing/2016/5/13/chartex" xmlns:cx8="http://schemas.microsoft.com/office/drawing/2016/5/14/chartex" xmlns:mc="http://schemas.openxmlformats.org/markup-compatibility/2006" xmlns:aink="http://schemas.microsoft.com/office/drawing/2016/ink" xmlns:am3d="http://schemas.microsoft.com/office/drawing/2017/model3d" xmlns:o="urn:schemas-microsoft-com:office:office" xmlns:oel="http://schemas.microsoft.com/office/2019/extlst" xmlns:r="http://schemas.openxmlformats.org/officeDocument/2006/relationships" xmlns:m="http://schemas.openxmlformats.org/officeDocument/2006/math" xmlns:v="urn:schemas-microsoft-com:vml" xmlns:wp14="http://schemas.microsoft.com/office/word/2010/wordprocessingDrawing" xmlns:wp="http://schemas.openxmlformats.org/drawingml/2006/wordprocessingDrawing" xmlns:w10="urn:schemas-microsoft-com:office:word" xmlns:w="http://schemas.openxmlformats.org/wordprocessingml/2006/main" xmlns:w14="http://schemas.microsoft.com/office/word/2010/wordml" xmlns:w15="http://schemas.microsoft.com/office/word/2012/wordml" xmlns:w16cex="http://schemas.microsoft.com/office/word/2018/wordml/cex" xmlns:w16cid="http://schemas.microsoft.com/office/word/2016/wordml/cid" xmlns:w16="http://schemas.microsoft.com/office/word/2018/wordml" xmlns:w16du="http://schemas.microsoft.com/office/word/2023/wordml/word16du" xmlns:w16sdtdh="http://schemas.microsoft.com/office/word/2020/wordml/sdtdatahash" xmlns:w16sdtfl="http://schemas.microsoft.com/office/word/2024/wordml/sdtformatlock" xmlns:w16se="http://schemas.microsoft.com/office/word/2015/wordml/symex" xmlns:wpg="http://schemas.microsoft.com/office/word/2010/wordprocessingGroup" xmlns:wpi="http://schemas.microsoft.com/office/word/2010/wordprocessingInk" xmlns:wne="http://schemas.microsoft.com/office/word/2006/wordml" xmlns:wps="http://schemas.microsoft.com/office/word/2010/wordprocessingShape" mc:Ignorable="w14 w15 w16se w16cid w16 w16cex w16sdtdh w16sdtfl w16du wp14">
-  <w15:commentEx w15:paraId="555F58FE" w15:done="0"/>
   <w15:commentEx w15:paraId="6D117937" w15:done="0"/>
   <w15:commentEx w15:paraId="594748FA" w15:done="0"/>
-  <w15:commentEx w15:paraId="2B979261" w15:done="0"/>
   <w15:commentEx w15:paraId="47B11C30" w15:done="0"/>
+  <w15:commentEx w15:paraId="0606114E" w15:done="0"/>
   <w15:commentEx w15:paraId="48A24572" w15:done="0"/>
 </w15:commentsEx>
 </file>
 
 <file path=word/commentsExtensible.xml><?xml version="1.0" encoding="utf-8"?>
 <w16cex:commentsExtensible xmlns:wpc="http://schemas.microsoft.com/office/word/2010/wordprocessingCanvas" xmlns:cx="http://schemas.microsoft.com/office/drawing/2014/chartex" xmlns:cx1="http://schemas.microsoft.com/office/drawing/2015/9/8/chartex" xmlns:cx2="http://schemas.microsoft.com/office/drawing/2015/10/21/chartex" xmlns:cx3="http://schemas.microsoft.com/office/drawing/2016/5/9/chartex" xmlns:cx4="http://schemas.microsoft.com/office/drawing/2016/5/10/chartex" xmlns:cx5="http://schemas.microsoft.com/office/drawing/2016/5/11/chartex" xmlns:cx6="http://schemas.microsoft.com/office/drawing/2016/5/12/chartex" xmlns:cx7="http://schemas.microsoft.com/office/drawing/2016/5/13/chartex" xmlns:cx8="http://schemas.microsoft.com/office/drawing/2016/5/14/chartex" xmlns:cr="http://schemas.microsoft.com/office/comments/2020/reactions" xmlns:mc="http://schemas.openxmlformats.org/markup-compatibility/2006" xmlns:aink="http://schemas.microsoft.com/office/drawing/2016/ink" xmlns:am3d="http://schemas.microsoft.com/office/drawing/2017/model3d" xmlns:o="urn:schemas-microsoft-com:office:office" xmlns:oel="http://schemas.microsoft.com/office/2019/extlst" xmlns:r="http://schemas.openxmlformats.org/officeDocument/2006/relationships" xmlns:m="http://schemas.openxmlformats.org/officeDocument/2006/math" xmlns:v="urn:schemas-microsoft-com:vml" xmlns:wp14="http://schemas.microsoft.com/office/word/2010/wordprocessingDrawing" xmlns:wp="http://schemas.openxmlformats.org/drawingml/2006/wordprocessingDrawing" xmlns:w10="urn:schemas-microsoft-com:office:word" xmlns:w="http://schemas.openxmlformats.org/wordprocessingml/2006/main" xmlns:w14="http://schemas.microsoft.com/office/word/2010/wordml" xmlns:w15="http://schemas.microsoft.com/office/word/2012/wordml" xmlns:w16cex="http://schemas.microsoft.com/office/word/2018/wordml/cex" xmlns:w16cid="http://schemas.microsoft.com/office/word/2016/wordml/cid" xmlns:w16="http://schemas.microsoft.com/office/word/2018/wordml" xmlns:w16du="http://schemas.microsoft.com/office/word/2023/wordml/word16du" xmlns:w16sdtdh="http://schemas.microsoft.com/office/word/2020/wordml/sdtdatahash" xmlns:w16sdtfl="http://schemas.microsoft.com/office/word/2024/wordml/sdtformatlock" xmlns:w16se="http://schemas.microsoft.com/office/word/2015/wordml/symex" xmlns:wpg="http://schemas.microsoft.com/office/word/2010/wordprocessingGroup" xmlns:wpi="http://schemas.microsoft.com/office/word/2010/wordprocessingInk" xmlns:wne="http://schemas.microsoft.com/office/word/2006/wordml" xmlns:wps="http://schemas.microsoft.com/office/word/2010/wordprocessingShape" mc:Ignorable="w14 w15 w16se w16cid w16 w16cex w16sdtdh w16sdtfl cr w16du wp14">
-  <w16cex:commentExtensible w16cex:durableId="49F149A7" w16cex:dateUtc="2025-07-22T16:02:00Z"/>
   <w16cex:commentExtensible w16cex:durableId="5360C101" w16cex:dateUtc="2025-07-24T21:00:00Z"/>
   <w16cex:commentExtensible w16cex:durableId="1DE00FA0" w16cex:dateUtc="2025-08-05T16:07:00Z"/>
-  <w16cex:commentExtensible w16cex:durableId="70B2B2D6" w16cex:dateUtc="2025-07-24T21:00:00Z"/>
   <w16cex:commentExtensible w16cex:durableId="1502B944" w16cex:dateUtc="2025-08-08T20:17:00Z"/>
+  <w16cex:commentExtensible w16cex:durableId="5AF39671" w16cex:dateUtc="2025-08-12T18:46:00Z"/>
   <w16cex:commentExtensible w16cex:durableId="4D689BC5" w16cex:dateUtc="2025-07-16T18:17:00Z"/>
 </w16cex:commentsExtensible>
 </file>
 
 <file path=word/commentsIds.xml><?xml version="1.0" encoding="utf-8"?>
 <w16cid:commentsIds xmlns:wpc="http://schemas.microsoft.com/office/word/2010/wordprocessingCanvas" xmlns:cx="http://schemas.microsoft.com/office/drawing/2014/chartex" xmlns:cx1="http://schemas.microsoft.com/office/drawing/2015/9/8/chartex" xmlns:cx2="http://schemas.microsoft.com/office/drawing/2015/10/21/chartex" xmlns:cx3="http://schemas.microsoft.com/office/drawing/2016/5/9/chartex" xmlns:cx4="http://schemas.microsoft.com/office/drawing/2016/5/10/chartex" xmlns:cx5="http://schemas.microsoft.com/office/drawing/2016/5/11/chartex" xmlns:cx6="http://schemas.microsoft.com/office/drawing/2016/5/12/chartex" xmlns:cx7="http://schemas.microsoft.com/office/drawing/2016/5/13/chartex" xmlns:cx8="http://schemas.microsoft.com/office/drawing/2016/5/14/chartex" xmlns:mc="http://schemas.openxmlformats.org/markup-compatibility/2006" xmlns:aink="http://schemas.microsoft.com/office/drawing/2016/ink" xmlns:am3d="http://schemas.microsoft.com/office/drawing/2017/model3d" xmlns:o="urn:schemas-microsoft-com:office:office" xmlns:oel="http://schemas.microsoft.com/office/2019/extlst" xmlns:r="http://schemas.openxmlformats.org/officeDocument/2006/relationships" xmlns:m="http://schemas.openxmlformats.org/officeDocument/2006/math" xmlns:v="urn:schemas-microsoft-com:vml" xmlns:wp14="http://schemas.microsoft.com/office/word/2010/wordprocessingDrawing" xmlns:wp="http://schemas.openxmlformats.org/drawingml/2006/wordprocessingDrawing" xmlns:w10="urn:schemas-microsoft-com:office:word" xmlns:w="http://schemas.openxmlformats.org/wordprocessingml/2006/main" xmlns:w14="http://schemas.microsoft.com/office/word/2010/wordml" xmlns:w15="http://schemas.microsoft.com/office/word/2012/wordml" xmlns:w16cex="http://schemas.microsoft.com/office/word/2018/wordml/cex" xmlns:w16cid="http://schemas.microsoft.com/office/word/2016/wordml/cid" xmlns:w16="http://schemas.microsoft.com/office/word/2018/wordml" xmlns:w16du="http://schemas.microsoft.com/office/word/2023/wordml/word16du" xmlns:w16sdtdh="http://schemas.microsoft.com/office/word/2020/wordml/sdtdatahash" xmlns:w16sdtfl="http://schemas.microsoft.com/office/word/2024/wordml/sdtformatlock" xmlns:w16se="http://schemas.microsoft.com/office/word/2015/wordml/symex" xmlns:wpg="http://schemas.microsoft.com/office/word/2010/wordprocessingGroup" xmlns:wpi="http://schemas.microsoft.com/office/word/2010/wordprocessingInk" xmlns:wne="http://schemas.microsoft.com/office/word/2006/wordml" xmlns:wps="http://schemas.microsoft.com/office/word/2010/wordprocessingShape" mc:Ignorable="w14 w15 w16se w16cid w16 w16cex w16sdtdh w16sdtfl w16du wp14">
-  <w16cid:commentId w16cid:paraId="555F58FE" w16cid:durableId="49F149A7"/>
   <w16cid:commentId w16cid:paraId="6D117937" w16cid:durableId="5360C101"/>
   <w16cid:commentId w16cid:paraId="594748FA" w16cid:durableId="1DE00FA0"/>
-  <w16cid:commentId w16cid:paraId="2B979261" w16cid:durableId="70B2B2D6"/>
   <w16cid:commentId w16cid:paraId="47B11C30" w16cid:durableId="1502B944"/>
+  <w16cid:commentId w16cid:paraId="0606114E" w16cid:durableId="5AF39671"/>
   <w16cid:commentId w16cid:paraId="48A24572" w16cid:durableId="4D689BC5"/>
 </w16cid:commentsIds>
 </file>
@@ -14186,6 +15956,7 @@
   <w:style w:type="character" w:default="1" w:styleId="DefaultParagraphFont">
     <w:name w:val="Default Paragraph Font"/>
     <w:uiPriority w:val="1"/>
+    <w:semiHidden/>
     <w:unhideWhenUsed/>
   </w:style>
   <w:style w:type="table" w:default="1" w:styleId="TableNormal">

--- a/ms/BoomBust_ms_v2nb.docx
+++ b/ms/BoomBust_ms_v2nb.docx
@@ -560,77 +560,23 @@
           <w:sz w:val="24"/>
           <w:szCs w:val="24"/>
         </w:rPr>
-        <w:t xml:space="preserve">Abstract Word </w:t>
-      </w:r>
-      <w:proofErr w:type="gramStart"/>
-      <w:r>
-        <w:rPr>
-          <w:rFonts w:ascii="Times New Roman" w:eastAsia="Times New Roman" w:hAnsi="Times New Roman" w:cs="Times New Roman"/>
-          <w:sz w:val="24"/>
-          <w:szCs w:val="24"/>
-        </w:rPr>
-        <w:t>Count (##</w:t>
-      </w:r>
-      <w:proofErr w:type="gramEnd"/>
-      <w:r>
-        <w:rPr>
-          <w:rFonts w:ascii="Times New Roman" w:eastAsia="Times New Roman" w:hAnsi="Times New Roman" w:cs="Times New Roman"/>
-          <w:sz w:val="24"/>
-          <w:szCs w:val="24"/>
-        </w:rPr>
-        <w:t xml:space="preserve">), </w:t>
-      </w:r>
-      <w:r>
-        <w:rPr>
-          <w:rFonts w:ascii="Times New Roman" w:eastAsia="Times New Roman" w:hAnsi="Times New Roman" w:cs="Times New Roman"/>
-          <w:sz w:val="24"/>
-          <w:szCs w:val="24"/>
-        </w:rPr>
-        <w:t xml:space="preserve">Main </w:t>
-      </w:r>
-      <w:proofErr w:type="gramStart"/>
-      <w:r>
-        <w:rPr>
-          <w:rFonts w:ascii="Times New Roman" w:eastAsia="Times New Roman" w:hAnsi="Times New Roman" w:cs="Times New Roman"/>
-          <w:sz w:val="24"/>
-          <w:szCs w:val="24"/>
-        </w:rPr>
-        <w:t>Text (##</w:t>
-      </w:r>
-      <w:proofErr w:type="gramEnd"/>
-      <w:r>
-        <w:rPr>
-          <w:rFonts w:ascii="Times New Roman" w:eastAsia="Times New Roman" w:hAnsi="Times New Roman" w:cs="Times New Roman"/>
-          <w:sz w:val="24"/>
-          <w:szCs w:val="24"/>
-        </w:rPr>
-        <w:t>), Text Box</w:t>
-      </w:r>
-      <w:r>
-        <w:rPr>
-          <w:rFonts w:ascii="Times New Roman" w:eastAsia="Times New Roman" w:hAnsi="Times New Roman" w:cs="Times New Roman"/>
-          <w:sz w:val="24"/>
-          <w:szCs w:val="24"/>
-        </w:rPr>
-        <w:t xml:space="preserve"> 1 Word </w:t>
-      </w:r>
-      <w:proofErr w:type="gramStart"/>
-      <w:r>
-        <w:rPr>
-          <w:rFonts w:ascii="Times New Roman" w:eastAsia="Times New Roman" w:hAnsi="Times New Roman" w:cs="Times New Roman"/>
-          <w:sz w:val="24"/>
-          <w:szCs w:val="24"/>
-        </w:rPr>
-        <w:t>Count (##</w:t>
-      </w:r>
-      <w:proofErr w:type="gramEnd"/>
-      <w:r>
-        <w:rPr>
-          <w:rFonts w:ascii="Times New Roman" w:eastAsia="Times New Roman" w:hAnsi="Times New Roman" w:cs="Times New Roman"/>
-          <w:sz w:val="24"/>
-          <w:szCs w:val="24"/>
-        </w:rPr>
-        <w:t>)</w:t>
+        <w:t xml:space="preserve">Abstract Word Count (##), </w:t>
+      </w:r>
+      <w:r>
+        <w:rPr>
+          <w:rFonts w:ascii="Times New Roman" w:eastAsia="Times New Roman" w:hAnsi="Times New Roman" w:cs="Times New Roman"/>
+          <w:sz w:val="24"/>
+          <w:szCs w:val="24"/>
+        </w:rPr>
+        <w:t>Main Text (##), Text Box</w:t>
+      </w:r>
+      <w:r>
+        <w:rPr>
+          <w:rFonts w:ascii="Times New Roman" w:eastAsia="Times New Roman" w:hAnsi="Times New Roman" w:cs="Times New Roman"/>
+          <w:sz w:val="24"/>
+          <w:szCs w:val="24"/>
+        </w:rPr>
+        <w:t xml:space="preserve"> 1 Word Count (##)</w:t>
       </w:r>
     </w:p>
     <w:p>
@@ -642,77 +588,13 @@
           <w:szCs w:val="24"/>
         </w:rPr>
       </w:pPr>
-      <w:proofErr w:type="gramStart"/>
-      <w:r>
-        <w:rPr>
-          <w:rFonts w:ascii="Times New Roman" w:eastAsia="Times New Roman" w:hAnsi="Times New Roman" w:cs="Times New Roman"/>
-          <w:sz w:val="24"/>
-          <w:szCs w:val="24"/>
-        </w:rPr>
-        <w:t>References (##</w:t>
-      </w:r>
-      <w:proofErr w:type="gramEnd"/>
-      <w:r>
-        <w:rPr>
-          <w:rFonts w:ascii="Times New Roman" w:eastAsia="Times New Roman" w:hAnsi="Times New Roman" w:cs="Times New Roman"/>
-          <w:sz w:val="24"/>
-          <w:szCs w:val="24"/>
-        </w:rPr>
-        <w:t xml:space="preserve">), </w:t>
-      </w:r>
-      <w:proofErr w:type="gramStart"/>
-      <w:r>
-        <w:rPr>
-          <w:rFonts w:ascii="Times New Roman" w:eastAsia="Times New Roman" w:hAnsi="Times New Roman" w:cs="Times New Roman"/>
-          <w:sz w:val="24"/>
-          <w:szCs w:val="24"/>
-        </w:rPr>
-        <w:t>Figures (##</w:t>
-      </w:r>
-      <w:proofErr w:type="gramEnd"/>
-      <w:r>
-        <w:rPr>
-          <w:rFonts w:ascii="Times New Roman" w:eastAsia="Times New Roman" w:hAnsi="Times New Roman" w:cs="Times New Roman"/>
-          <w:sz w:val="24"/>
-          <w:szCs w:val="24"/>
-        </w:rPr>
-        <w:t xml:space="preserve">), </w:t>
-      </w:r>
-      <w:proofErr w:type="gramStart"/>
-      <w:r>
-        <w:rPr>
-          <w:rFonts w:ascii="Times New Roman" w:eastAsia="Times New Roman" w:hAnsi="Times New Roman" w:cs="Times New Roman"/>
-          <w:sz w:val="24"/>
-          <w:szCs w:val="24"/>
-        </w:rPr>
-        <w:t>Tables (##</w:t>
-      </w:r>
-      <w:proofErr w:type="gramEnd"/>
-      <w:r>
-        <w:rPr>
-          <w:rFonts w:ascii="Times New Roman" w:eastAsia="Times New Roman" w:hAnsi="Times New Roman" w:cs="Times New Roman"/>
-          <w:sz w:val="24"/>
-          <w:szCs w:val="24"/>
-        </w:rPr>
-        <w:t xml:space="preserve">), Text </w:t>
-      </w:r>
-      <w:proofErr w:type="gramStart"/>
-      <w:r>
-        <w:rPr>
-          <w:rFonts w:ascii="Times New Roman" w:eastAsia="Times New Roman" w:hAnsi="Times New Roman" w:cs="Times New Roman"/>
-          <w:sz w:val="24"/>
-          <w:szCs w:val="24"/>
-        </w:rPr>
-        <w:t>boxes (##</w:t>
-      </w:r>
-      <w:proofErr w:type="gramEnd"/>
-      <w:r>
-        <w:rPr>
-          <w:rFonts w:ascii="Times New Roman" w:eastAsia="Times New Roman" w:hAnsi="Times New Roman" w:cs="Times New Roman"/>
-          <w:sz w:val="24"/>
-          <w:szCs w:val="24"/>
-        </w:rPr>
-        <w:t>)</w:t>
+      <w:r>
+        <w:rPr>
+          <w:rFonts w:ascii="Times New Roman" w:eastAsia="Times New Roman" w:hAnsi="Times New Roman" w:cs="Times New Roman"/>
+          <w:sz w:val="24"/>
+          <w:szCs w:val="24"/>
+        </w:rPr>
+        <w:t>References (##), Figures (##), Tables (##), Text boxes (##)</w:t>
       </w:r>
     </w:p>
     <w:p>
@@ -758,25 +640,7 @@
           <w:sz w:val="24"/>
           <w:szCs w:val="24"/>
         </w:rPr>
-        <w:t xml:space="preserve">Upon acceptance, all data and code associated with the manuscript will be provided in </w:t>
-      </w:r>
-      <w:proofErr w:type="spellStart"/>
-      <w:r>
-        <w:rPr>
-          <w:rFonts w:ascii="Times New Roman" w:eastAsia="Times New Roman" w:hAnsi="Times New Roman" w:cs="Times New Roman"/>
-          <w:sz w:val="24"/>
-          <w:szCs w:val="24"/>
-        </w:rPr>
-        <w:t>Zenodo</w:t>
-      </w:r>
-      <w:proofErr w:type="spellEnd"/>
-      <w:r>
-        <w:rPr>
-          <w:rFonts w:ascii="Times New Roman" w:eastAsia="Times New Roman" w:hAnsi="Times New Roman" w:cs="Times New Roman"/>
-          <w:sz w:val="24"/>
-          <w:szCs w:val="24"/>
-        </w:rPr>
-        <w:t>. For review, the data and code can be found in (</w:t>
+        <w:t>Upon acceptance, all data and code associated with the manuscript will be provided in Zenodo. For review, the data and code can be found in (</w:t>
       </w:r>
       <w:r>
         <w:rPr>
@@ -808,7 +672,6 @@
           <w:pgSz w:w="12240" w:h="15840"/>
           <w:pgMar w:top="1440" w:right="1440" w:bottom="1440" w:left="1440" w:header="720" w:footer="720" w:gutter="0"/>
           <w:lnNumType w:countBy="1" w:restart="continuous"/>
-          <w:pgNumType w:start="1"/>
           <w:cols w:space="720"/>
           <w:docGrid w:linePitch="299"/>
         </w:sectPr>
@@ -961,43 +824,7 @@
           <w:sz w:val="24"/>
           <w:szCs w:val="24"/>
         </w:rPr>
-        <w:t xml:space="preserve">), severe (≥ 90%), and sustained (≥3 years).  I also present a variety of metrics to describe population growth when making comparisons across </w:t>
-      </w:r>
-      <w:proofErr w:type="gramStart"/>
-      <w:r>
-        <w:rPr>
-          <w:rFonts w:ascii="Times New Roman" w:eastAsia="Gungsuh" w:hAnsi="Times New Roman" w:cs="Times New Roman"/>
-          <w:sz w:val="24"/>
-          <w:szCs w:val="24"/>
-        </w:rPr>
-        <w:t>taxa</w:t>
-      </w:r>
-      <w:proofErr w:type="gramEnd"/>
-      <w:r>
-        <w:rPr>
-          <w:rFonts w:ascii="Times New Roman" w:eastAsia="Gungsuh" w:hAnsi="Times New Roman" w:cs="Times New Roman"/>
-          <w:sz w:val="24"/>
-          <w:szCs w:val="24"/>
-        </w:rPr>
-        <w:t xml:space="preserve"> and subpopulations. I use my identification to identify 28 studies document boom-bust cycles across </w:t>
-      </w:r>
-      <w:proofErr w:type="gramStart"/>
-      <w:r>
-        <w:rPr>
-          <w:rFonts w:ascii="Times New Roman" w:eastAsia="Gungsuh" w:hAnsi="Times New Roman" w:cs="Times New Roman"/>
-          <w:sz w:val="24"/>
-          <w:szCs w:val="24"/>
-        </w:rPr>
-        <w:t>taxa</w:t>
-      </w:r>
-      <w:proofErr w:type="gramEnd"/>
-      <w:r>
-        <w:rPr>
-          <w:rFonts w:ascii="Times New Roman" w:eastAsia="Gungsuh" w:hAnsi="Times New Roman" w:cs="Times New Roman"/>
-          <w:sz w:val="24"/>
-          <w:szCs w:val="24"/>
-        </w:rPr>
-        <w:t xml:space="preserve"> and systems with 2 studies documenting repeated boom-bust cycles.</w:t>
+        <w:t>), severe (≥ 90%), and sustained (≥3 years).  I also present a variety of metrics to describe population growth when making comparisons across taxa and subpopulations. I use my identification to identify 28 studies document boom-bust cycles across taxa and systems with 2 studies documenting repeated boom-bust cycles.</w:t>
       </w:r>
     </w:p>
     <w:p>
@@ -2906,25 +2733,7 @@
           <w:sz w:val="24"/>
           <w:szCs w:val="24"/>
         </w:rPr>
-        <w:t xml:space="preserve"> using Web of Science with the following keywords: boom and bust; explosion and crash; population and explosion; population and outbreak; population and cycles; </w:t>
-      </w:r>
-      <w:proofErr w:type="spellStart"/>
-      <w:r>
-        <w:rPr>
-          <w:rFonts w:ascii="Times New Roman" w:eastAsia="Times New Roman" w:hAnsi="Times New Roman" w:cs="Times New Roman"/>
-          <w:sz w:val="24"/>
-          <w:szCs w:val="24"/>
-        </w:rPr>
-        <w:t>fluctuat</w:t>
-      </w:r>
-      <w:proofErr w:type="spellEnd"/>
-      <w:r>
-        <w:rPr>
-          <w:rFonts w:ascii="Times New Roman" w:eastAsia="Times New Roman" w:hAnsi="Times New Roman" w:cs="Times New Roman"/>
-          <w:sz w:val="24"/>
-          <w:szCs w:val="24"/>
-        </w:rPr>
-        <w:t xml:space="preserve">* populations.  </w:t>
+        <w:t xml:space="preserve"> using Web of Science with the following keywords: boom and bust; explosion and crash; population and explosion; population and outbreak; population and cycles; fluctuat* populations.  </w:t>
       </w:r>
       <w:r>
         <w:rPr>
@@ -3359,25 +3168,7 @@
           <w:sz w:val="24"/>
           <w:szCs w:val="24"/>
         </w:rPr>
-        <w:t xml:space="preserve">s using the </w:t>
-      </w:r>
-      <w:proofErr w:type="spellStart"/>
-      <w:r>
-        <w:rPr>
-          <w:rFonts w:ascii="Times New Roman" w:eastAsia="Times New Roman" w:hAnsi="Times New Roman" w:cs="Times New Roman"/>
-          <w:sz w:val="24"/>
-          <w:szCs w:val="24"/>
-        </w:rPr>
-        <w:t>metaDigitise</w:t>
-      </w:r>
-      <w:proofErr w:type="spellEnd"/>
-      <w:r>
-        <w:rPr>
-          <w:rFonts w:ascii="Times New Roman" w:eastAsia="Times New Roman" w:hAnsi="Times New Roman" w:cs="Times New Roman"/>
-          <w:sz w:val="24"/>
-          <w:szCs w:val="24"/>
-        </w:rPr>
-        <w:t xml:space="preserve"> package</w:t>
+        <w:t>s using the metaDigitise package</w:t>
       </w:r>
       <w:r>
         <w:rPr>
@@ -3527,7 +3318,23 @@
           <w:sz w:val="24"/>
           <w:szCs w:val="24"/>
         </w:rPr>
-        <w:t>the survey frequence (i.e., yearly, monthly, twice a year, every two years, three times a year, weekly, every two months), the population metric (i.e., Annual Maximum Density, Biomass, Biovolume, Captures, CPUE, Density, Harvest, abundance, Percent Cover, Trap Success),</w:t>
+        <w:t xml:space="preserve">the survey frequence (i.e., yearly, monthly, twice a year, every two years, three times a year, weekly, every two months), the population metric (i.e., Annual Maximum Density, Biomass, Biovolume, Captures, CPUE, Density, Harvest, </w:t>
+      </w:r>
+      <w:r>
+        <w:rPr>
+          <w:rFonts w:ascii="Times New Roman" w:eastAsia="Times New Roman" w:hAnsi="Times New Roman" w:cs="Times New Roman"/>
+          <w:sz w:val="24"/>
+          <w:szCs w:val="24"/>
+        </w:rPr>
+        <w:t>A</w:t>
+      </w:r>
+      <w:r>
+        <w:rPr>
+          <w:rFonts w:ascii="Times New Roman" w:eastAsia="Times New Roman" w:hAnsi="Times New Roman" w:cs="Times New Roman"/>
+          <w:sz w:val="24"/>
+          <w:szCs w:val="24"/>
+        </w:rPr>
+        <w:t>bundance, Percent Cover, Trap Success),</w:t>
       </w:r>
       <w:r>
         <w:rPr>
@@ -3836,25 +3643,7 @@
           <w:sz w:val="24"/>
           <w:szCs w:val="24"/>
         </w:rPr>
-        <w:t xml:space="preserve">, respectively. The remaining taxa were found in large trait databases when available (i.e., </w:t>
-      </w:r>
-      <w:proofErr w:type="spellStart"/>
-      <w:r>
-        <w:rPr>
-          <w:rFonts w:ascii="Times New Roman" w:eastAsia="Times New Roman" w:hAnsi="Times New Roman" w:cs="Times New Roman"/>
-          <w:sz w:val="24"/>
-          <w:szCs w:val="24"/>
-        </w:rPr>
-        <w:t>AnAge</w:t>
-      </w:r>
-      <w:proofErr w:type="spellEnd"/>
-      <w:r>
-        <w:rPr>
-          <w:rFonts w:ascii="Times New Roman" w:eastAsia="Times New Roman" w:hAnsi="Times New Roman" w:cs="Times New Roman"/>
-          <w:sz w:val="24"/>
-          <w:szCs w:val="24"/>
-        </w:rPr>
-        <w:t>-</w:t>
+        <w:t>, respectively. The remaining taxa were found in large trait databases when available (i.e., AnAge-</w:t>
       </w:r>
       <w:r>
         <w:rPr>
@@ -3901,25 +3690,7 @@
           <w:sz w:val="24"/>
           <w:szCs w:val="24"/>
         </w:rPr>
-        <w:t xml:space="preserve">, </w:t>
-      </w:r>
-      <w:proofErr w:type="spellStart"/>
-      <w:r>
-        <w:rPr>
-          <w:rFonts w:ascii="Times New Roman" w:eastAsia="Times New Roman" w:hAnsi="Times New Roman" w:cs="Times New Roman"/>
-          <w:sz w:val="24"/>
-          <w:szCs w:val="24"/>
-        </w:rPr>
-        <w:t>FishBase</w:t>
-      </w:r>
-      <w:proofErr w:type="spellEnd"/>
-      <w:r>
-        <w:rPr>
-          <w:rFonts w:ascii="Times New Roman" w:eastAsia="Times New Roman" w:hAnsi="Times New Roman" w:cs="Times New Roman"/>
-          <w:sz w:val="24"/>
-          <w:szCs w:val="24"/>
-        </w:rPr>
-        <w:t>-</w:t>
+        <w:t>, FishBase-</w:t>
       </w:r>
       <w:r>
         <w:rPr>
@@ -4000,7 +3771,6 @@
         </w:rPr>
         <w:t>-</w:t>
       </w:r>
-      <w:proofErr w:type="spellStart"/>
       <w:r>
         <w:rPr>
           <w:rFonts w:ascii="Times New Roman" w:eastAsia="Times New Roman" w:hAnsi="Times New Roman" w:cs="Times New Roman"/>
@@ -4030,15 +3800,7 @@
           <w:rFonts w:ascii="Times New Roman" w:hAnsi="Times New Roman" w:cs="Times New Roman"/>
           <w:sz w:val="24"/>
         </w:rPr>
-        <w:t>Kattge</w:t>
-      </w:r>
-      <w:proofErr w:type="spellEnd"/>
-      <w:r>
-        <w:rPr>
-          <w:rFonts w:ascii="Times New Roman" w:hAnsi="Times New Roman" w:cs="Times New Roman"/>
-          <w:sz w:val="24"/>
-        </w:rPr>
-        <w:t xml:space="preserve"> </w:t>
+        <w:t xml:space="preserve">Kattge </w:t>
       </w:r>
       <w:r>
         <w:rPr>
@@ -4295,25 +4057,7 @@
           <w:sz w:val="24"/>
           <w:szCs w:val="24"/>
         </w:rPr>
-        <w:t xml:space="preserve">, thus we took the average population metric across the habitats.  Thus, </w:t>
-      </w:r>
-      <w:proofErr w:type="spellStart"/>
-      <w:r>
-        <w:rPr>
-          <w:rFonts w:ascii="Times New Roman" w:eastAsia="Times New Roman" w:hAnsi="Times New Roman" w:cs="Times New Roman"/>
-          <w:sz w:val="24"/>
-          <w:szCs w:val="24"/>
-        </w:rPr>
-        <w:t>all time</w:t>
-      </w:r>
-      <w:proofErr w:type="spellEnd"/>
-      <w:r>
-        <w:rPr>
-          <w:rFonts w:ascii="Times New Roman" w:eastAsia="Times New Roman" w:hAnsi="Times New Roman" w:cs="Times New Roman"/>
-          <w:sz w:val="24"/>
-          <w:szCs w:val="24"/>
-        </w:rPr>
-        <w:t xml:space="preserve"> series would have one record for each surveyed year. Using these yearly time series, we obtained the surveyed</w:t>
+        <w:t>, thus we took the average population metric across the habitats.  Thus, all time series would have one record for each surveyed year. Using these yearly time series, we obtained the surveyed</w:t>
       </w:r>
       <w:r>
         <w:rPr>
@@ -5021,25 +4765,7 @@
           <w:sz w:val="24"/>
           <w:szCs w:val="24"/>
         </w:rPr>
-        <w:t>“</w:t>
-      </w:r>
-      <w:proofErr w:type="spellStart"/>
-      <w:r>
-        <w:rPr>
-          <w:rFonts w:ascii="Times New Roman" w:eastAsia="Times New Roman" w:hAnsi="Times New Roman" w:cs="Times New Roman"/>
-          <w:sz w:val="24"/>
-          <w:szCs w:val="24"/>
-        </w:rPr>
-        <w:t>strucchange</w:t>
-      </w:r>
-      <w:proofErr w:type="spellEnd"/>
-      <w:r>
-        <w:rPr>
-          <w:rFonts w:ascii="Times New Roman" w:eastAsia="Times New Roman" w:hAnsi="Times New Roman" w:cs="Times New Roman"/>
-          <w:sz w:val="24"/>
-          <w:szCs w:val="24"/>
-        </w:rPr>
-        <w:t>” package in R</w:t>
+        <w:t>“strucchange” package in R</w:t>
       </w:r>
       <w:r>
         <w:rPr>
@@ -5257,7 +4983,6 @@
         </w:rPr>
         <w:t>signal crayfish (</w:t>
       </w:r>
-      <w:proofErr w:type="spellStart"/>
       <w:r>
         <w:rPr>
           <w:rFonts w:ascii="Times New Roman" w:eastAsia="Times New Roman" w:hAnsi="Times New Roman" w:cs="Times New Roman"/>
@@ -5266,31 +4991,8 @@
           <w:sz w:val="24"/>
           <w:szCs w:val="24"/>
         </w:rPr>
-        <w:t>Pacifastacus</w:t>
-      </w:r>
-      <w:proofErr w:type="spellEnd"/>
-      <w:r>
-        <w:rPr>
-          <w:rFonts w:ascii="Times New Roman" w:eastAsia="Times New Roman" w:hAnsi="Times New Roman" w:cs="Times New Roman"/>
-          <w:i/>
-          <w:iCs/>
-          <w:sz w:val="24"/>
-          <w:szCs w:val="24"/>
-        </w:rPr>
-        <w:t xml:space="preserve"> </w:t>
-      </w:r>
-      <w:proofErr w:type="spellStart"/>
-      <w:r>
-        <w:rPr>
-          <w:rFonts w:ascii="Times New Roman" w:eastAsia="Times New Roman" w:hAnsi="Times New Roman" w:cs="Times New Roman"/>
-          <w:i/>
-          <w:iCs/>
-          <w:sz w:val="24"/>
-          <w:szCs w:val="24"/>
-        </w:rPr>
-        <w:t>leniusculus</w:t>
-      </w:r>
-      <w:proofErr w:type="spellEnd"/>
+        <w:t>Pacifastacus leniusculus</w:t>
+      </w:r>
       <w:r>
         <w:rPr>
           <w:rFonts w:ascii="Times New Roman" w:eastAsia="Times New Roman" w:hAnsi="Times New Roman" w:cs="Times New Roman"/>
@@ -6490,25 +6192,7 @@
           <w:sz w:val="24"/>
           <w:szCs w:val="24"/>
         </w:rPr>
-        <w:t xml:space="preserve"> which met the criteria for a bust (i.e., </w:t>
-      </w:r>
-      <w:proofErr w:type="gramStart"/>
-      <w:r>
-        <w:rPr>
-          <w:rFonts w:ascii="Times New Roman" w:eastAsia="Times New Roman" w:hAnsi="Times New Roman" w:cs="Times New Roman"/>
-          <w:sz w:val="24"/>
-          <w:szCs w:val="24"/>
-        </w:rPr>
-        <w:t>fast  λ</w:t>
-      </w:r>
-      <w:proofErr w:type="gramEnd"/>
-      <w:r>
-        <w:rPr>
-          <w:rFonts w:ascii="Times New Roman" w:eastAsia="Times New Roman" w:hAnsi="Times New Roman" w:cs="Times New Roman"/>
-          <w:sz w:val="24"/>
-          <w:szCs w:val="24"/>
-        </w:rPr>
-        <w:t xml:space="preserve"> ≤ </w:t>
+        <w:t xml:space="preserve"> which met the criteria for a bust (i.e., fast  λ ≤ </w:t>
       </w:r>
       <w:r>
         <w:rPr>
@@ -6588,25 +6272,7 @@
           <w:sz w:val="24"/>
           <w:szCs w:val="24"/>
         </w:rPr>
-        <w:t xml:space="preserve"> series that documented regime </w:t>
-      </w:r>
-      <w:proofErr w:type="gramStart"/>
-      <w:r>
-        <w:rPr>
-          <w:rFonts w:ascii="Times New Roman" w:eastAsia="Times New Roman" w:hAnsi="Times New Roman" w:cs="Times New Roman"/>
-          <w:sz w:val="24"/>
-          <w:szCs w:val="24"/>
-        </w:rPr>
-        <w:t>shifts</w:t>
-      </w:r>
-      <w:proofErr w:type="gramEnd"/>
-      <w:r>
-        <w:rPr>
-          <w:rFonts w:ascii="Times New Roman" w:eastAsia="Times New Roman" w:hAnsi="Times New Roman" w:cs="Times New Roman"/>
-          <w:sz w:val="24"/>
-          <w:szCs w:val="24"/>
-        </w:rPr>
-        <w:t xml:space="preserve"> but the decline phase </w:t>
+        <w:t xml:space="preserve"> series that documented regime shifts but the decline phase </w:t>
       </w:r>
       <w:r>
         <w:rPr>
@@ -7890,7 +7556,6 @@
         </w:rPr>
         <w:t xml:space="preserve"> (</w:t>
       </w:r>
-      <w:proofErr w:type="spellStart"/>
       <w:r>
         <w:rPr>
           <w:rFonts w:ascii="Times New Roman" w:eastAsia="Times New Roman" w:hAnsi="Times New Roman" w:cs="Times New Roman"/>
@@ -7899,9 +7564,144 @@
           <w:sz w:val="24"/>
           <w:szCs w:val="24"/>
         </w:rPr>
-        <w:t>Potamopyrgus</w:t>
-      </w:r>
-      <w:proofErr w:type="spellEnd"/>
+        <w:t>Potamopyrgus antipodarum</w:t>
+      </w:r>
+      <w:r>
+        <w:rPr>
+          <w:rFonts w:ascii="Times New Roman" w:eastAsia="Times New Roman" w:hAnsi="Times New Roman" w:cs="Times New Roman"/>
+          <w:sz w:val="24"/>
+          <w:szCs w:val="24"/>
+        </w:rPr>
+        <w:t xml:space="preserve">) was </w:t>
+      </w:r>
+      <w:r>
+        <w:rPr>
+          <w:rFonts w:ascii="Times New Roman" w:eastAsia="Times New Roman" w:hAnsi="Times New Roman" w:cs="Times New Roman"/>
+          <w:sz w:val="24"/>
+          <w:szCs w:val="24"/>
+        </w:rPr>
+        <w:t xml:space="preserve">the </w:t>
+      </w:r>
+      <w:r>
+        <w:rPr>
+          <w:rFonts w:ascii="Times New Roman" w:eastAsia="Times New Roman" w:hAnsi="Times New Roman" w:cs="Times New Roman"/>
+          <w:sz w:val="24"/>
+          <w:szCs w:val="24"/>
+        </w:rPr>
+        <w:t>species</w:t>
+      </w:r>
+      <w:r>
+        <w:rPr>
+          <w:rFonts w:ascii="Times New Roman" w:eastAsia="Times New Roman" w:hAnsi="Times New Roman" w:cs="Times New Roman"/>
+          <w:sz w:val="24"/>
+          <w:szCs w:val="24"/>
+        </w:rPr>
+        <w:t xml:space="preserve"> that had the most documented boom-busts</w:t>
+      </w:r>
+      <w:r>
+        <w:rPr>
+          <w:rFonts w:ascii="Times New Roman" w:eastAsia="Times New Roman" w:hAnsi="Times New Roman" w:cs="Times New Roman"/>
+          <w:sz w:val="24"/>
+          <w:szCs w:val="24"/>
+        </w:rPr>
+        <w:t xml:space="preserve"> (Fig. 3B).</w:t>
+      </w:r>
+      <w:r>
+        <w:rPr>
+          <w:rFonts w:ascii="Times New Roman" w:eastAsia="Times New Roman" w:hAnsi="Times New Roman" w:cs="Times New Roman"/>
+          <w:sz w:val="24"/>
+          <w:szCs w:val="24"/>
+        </w:rPr>
+        <w:t xml:space="preserve"> </w:t>
+      </w:r>
+      <w:r>
+        <w:rPr>
+          <w:rFonts w:ascii="Times New Roman" w:eastAsia="Times New Roman" w:hAnsi="Times New Roman" w:cs="Times New Roman"/>
+          <w:sz w:val="24"/>
+          <w:szCs w:val="24"/>
+        </w:rPr>
+        <w:t>O</w:t>
+      </w:r>
+      <w:r>
+        <w:rPr>
+          <w:rFonts w:ascii="Times New Roman" w:eastAsia="Times New Roman" w:hAnsi="Times New Roman" w:cs="Times New Roman"/>
+          <w:sz w:val="24"/>
+          <w:szCs w:val="24"/>
+        </w:rPr>
+        <w:t xml:space="preserve">ther </w:t>
+      </w:r>
+      <w:r>
+        <w:rPr>
+          <w:rFonts w:ascii="Times New Roman" w:eastAsia="Times New Roman" w:hAnsi="Times New Roman" w:cs="Times New Roman"/>
+          <w:sz w:val="24"/>
+          <w:szCs w:val="24"/>
+        </w:rPr>
+        <w:t>species</w:t>
+      </w:r>
+      <w:r>
+        <w:rPr>
+          <w:rFonts w:ascii="Times New Roman" w:eastAsia="Times New Roman" w:hAnsi="Times New Roman" w:cs="Times New Roman"/>
+          <w:sz w:val="24"/>
+          <w:szCs w:val="24"/>
+        </w:rPr>
+        <w:t xml:space="preserve"> that </w:t>
+      </w:r>
+      <w:r>
+        <w:rPr>
+          <w:rFonts w:ascii="Times New Roman" w:eastAsia="Times New Roman" w:hAnsi="Times New Roman" w:cs="Times New Roman"/>
+          <w:sz w:val="24"/>
+          <w:szCs w:val="24"/>
+        </w:rPr>
+        <w:t xml:space="preserve">had multiple time series </w:t>
+      </w:r>
+      <w:r>
+        <w:rPr>
+          <w:rFonts w:ascii="Times New Roman" w:eastAsia="Times New Roman" w:hAnsi="Times New Roman" w:cs="Times New Roman"/>
+          <w:sz w:val="24"/>
+          <w:szCs w:val="24"/>
+        </w:rPr>
+        <w:t xml:space="preserve">with some evidence of a </w:t>
+      </w:r>
+      <w:r>
+        <w:rPr>
+          <w:rFonts w:ascii="Times New Roman" w:eastAsia="Times New Roman" w:hAnsi="Times New Roman" w:cs="Times New Roman"/>
+          <w:sz w:val="24"/>
+          <w:szCs w:val="24"/>
+        </w:rPr>
+        <w:t xml:space="preserve">boom-busts </w:t>
+      </w:r>
+      <w:r>
+        <w:rPr>
+          <w:rFonts w:ascii="Times New Roman" w:eastAsia="Times New Roman" w:hAnsi="Times New Roman" w:cs="Times New Roman"/>
+          <w:sz w:val="24"/>
+          <w:szCs w:val="24"/>
+        </w:rPr>
+        <w:t>were</w:t>
+      </w:r>
+      <w:r>
+        <w:rPr>
+          <w:rFonts w:ascii="Times New Roman" w:eastAsia="Times New Roman" w:hAnsi="Times New Roman" w:cs="Times New Roman"/>
+          <w:sz w:val="24"/>
+          <w:szCs w:val="24"/>
+        </w:rPr>
+        <w:t xml:space="preserve"> </w:t>
+      </w:r>
+      <w:r>
+        <w:rPr>
+          <w:rFonts w:ascii="Times New Roman" w:eastAsia="Times New Roman" w:hAnsi="Times New Roman" w:cs="Times New Roman"/>
+          <w:sz w:val="24"/>
+          <w:szCs w:val="24"/>
+        </w:rPr>
+        <w:t xml:space="preserve">round goby </w:t>
+      </w:r>
+      <w:r>
+        <w:rPr>
+          <w:rFonts w:ascii="Times New Roman" w:eastAsia="Times New Roman" w:hAnsi="Times New Roman" w:cs="Times New Roman"/>
+          <w:sz w:val="24"/>
+          <w:szCs w:val="24"/>
+        </w:rPr>
+        <w:t>(</w:t>
+      </w:r>
       <w:r>
         <w:rPr>
           <w:rFonts w:ascii="Times New Roman" w:eastAsia="Times New Roman" w:hAnsi="Times New Roman" w:cs="Times New Roman"/>
@@ -7910,9 +7710,32 @@
           <w:sz w:val="24"/>
           <w:szCs w:val="24"/>
         </w:rPr>
-        <w:t xml:space="preserve"> </w:t>
-      </w:r>
-      <w:proofErr w:type="spellStart"/>
+        <w:t>Neogobius melanostomus</w:t>
+      </w:r>
+      <w:r>
+        <w:rPr>
+          <w:rFonts w:ascii="Times New Roman" w:eastAsia="Times New Roman" w:hAnsi="Times New Roman" w:cs="Times New Roman"/>
+          <w:sz w:val="24"/>
+          <w:szCs w:val="24"/>
+        </w:rPr>
+        <w:t>)</w:t>
+      </w:r>
+      <w:r>
+        <w:rPr>
+          <w:rFonts w:ascii="Times New Roman" w:eastAsia="Times New Roman" w:hAnsi="Times New Roman" w:cs="Times New Roman"/>
+          <w:sz w:val="24"/>
+          <w:szCs w:val="24"/>
+        </w:rPr>
+        <w:t xml:space="preserve">, </w:t>
+      </w:r>
+      <w:r>
+        <w:rPr>
+          <w:rFonts w:ascii="Times New Roman" w:eastAsia="Times New Roman" w:hAnsi="Times New Roman" w:cs="Times New Roman"/>
+          <w:sz w:val="24"/>
+          <w:szCs w:val="24"/>
+        </w:rPr>
+        <w:t>(</w:t>
+      </w:r>
       <w:r>
         <w:rPr>
           <w:rFonts w:ascii="Times New Roman" w:eastAsia="Times New Roman" w:hAnsi="Times New Roman" w:cs="Times New Roman"/>
@@ -7921,146 +7744,32 @@
           <w:sz w:val="24"/>
           <w:szCs w:val="24"/>
         </w:rPr>
-        <w:t>antipodarum</w:t>
-      </w:r>
-      <w:proofErr w:type="spellEnd"/>
-      <w:r>
-        <w:rPr>
-          <w:rFonts w:ascii="Times New Roman" w:eastAsia="Times New Roman" w:hAnsi="Times New Roman" w:cs="Times New Roman"/>
-          <w:sz w:val="24"/>
-          <w:szCs w:val="24"/>
-        </w:rPr>
-        <w:t xml:space="preserve">) was </w:t>
-      </w:r>
-      <w:r>
-        <w:rPr>
-          <w:rFonts w:ascii="Times New Roman" w:eastAsia="Times New Roman" w:hAnsi="Times New Roman" w:cs="Times New Roman"/>
-          <w:sz w:val="24"/>
-          <w:szCs w:val="24"/>
-        </w:rPr>
-        <w:t xml:space="preserve">the </w:t>
-      </w:r>
-      <w:r>
-        <w:rPr>
-          <w:rFonts w:ascii="Times New Roman" w:eastAsia="Times New Roman" w:hAnsi="Times New Roman" w:cs="Times New Roman"/>
-          <w:sz w:val="24"/>
-          <w:szCs w:val="24"/>
-        </w:rPr>
-        <w:t>species</w:t>
-      </w:r>
-      <w:r>
-        <w:rPr>
-          <w:rFonts w:ascii="Times New Roman" w:eastAsia="Times New Roman" w:hAnsi="Times New Roman" w:cs="Times New Roman"/>
-          <w:sz w:val="24"/>
-          <w:szCs w:val="24"/>
-        </w:rPr>
-        <w:t xml:space="preserve"> that had the most documented boom-busts</w:t>
-      </w:r>
-      <w:r>
-        <w:rPr>
-          <w:rFonts w:ascii="Times New Roman" w:eastAsia="Times New Roman" w:hAnsi="Times New Roman" w:cs="Times New Roman"/>
-          <w:sz w:val="24"/>
-          <w:szCs w:val="24"/>
-        </w:rPr>
-        <w:t xml:space="preserve"> (Fig. 3B).</w:t>
-      </w:r>
-      <w:r>
-        <w:rPr>
-          <w:rFonts w:ascii="Times New Roman" w:eastAsia="Times New Roman" w:hAnsi="Times New Roman" w:cs="Times New Roman"/>
-          <w:sz w:val="24"/>
-          <w:szCs w:val="24"/>
-        </w:rPr>
-        <w:t xml:space="preserve"> </w:t>
-      </w:r>
-      <w:r>
-        <w:rPr>
-          <w:rFonts w:ascii="Times New Roman" w:eastAsia="Times New Roman" w:hAnsi="Times New Roman" w:cs="Times New Roman"/>
-          <w:sz w:val="24"/>
-          <w:szCs w:val="24"/>
-        </w:rPr>
-        <w:t>O</w:t>
-      </w:r>
-      <w:r>
-        <w:rPr>
-          <w:rFonts w:ascii="Times New Roman" w:eastAsia="Times New Roman" w:hAnsi="Times New Roman" w:cs="Times New Roman"/>
-          <w:sz w:val="24"/>
-          <w:szCs w:val="24"/>
-        </w:rPr>
-        <w:t xml:space="preserve">ther </w:t>
-      </w:r>
-      <w:r>
-        <w:rPr>
-          <w:rFonts w:ascii="Times New Roman" w:eastAsia="Times New Roman" w:hAnsi="Times New Roman" w:cs="Times New Roman"/>
-          <w:sz w:val="24"/>
-          <w:szCs w:val="24"/>
-        </w:rPr>
-        <w:t>species</w:t>
-      </w:r>
-      <w:r>
-        <w:rPr>
-          <w:rFonts w:ascii="Times New Roman" w:eastAsia="Times New Roman" w:hAnsi="Times New Roman" w:cs="Times New Roman"/>
-          <w:sz w:val="24"/>
-          <w:szCs w:val="24"/>
-        </w:rPr>
-        <w:t xml:space="preserve"> that </w:t>
-      </w:r>
-      <w:r>
-        <w:rPr>
-          <w:rFonts w:ascii="Times New Roman" w:eastAsia="Times New Roman" w:hAnsi="Times New Roman" w:cs="Times New Roman"/>
-          <w:sz w:val="24"/>
-          <w:szCs w:val="24"/>
-        </w:rPr>
-        <w:t xml:space="preserve">had multiple time series </w:t>
-      </w:r>
-      <w:r>
-        <w:rPr>
-          <w:rFonts w:ascii="Times New Roman" w:eastAsia="Times New Roman" w:hAnsi="Times New Roman" w:cs="Times New Roman"/>
-          <w:sz w:val="24"/>
-          <w:szCs w:val="24"/>
-        </w:rPr>
-        <w:t xml:space="preserve">with some evidence of a </w:t>
-      </w:r>
-      <w:r>
-        <w:rPr>
-          <w:rFonts w:ascii="Times New Roman" w:eastAsia="Times New Roman" w:hAnsi="Times New Roman" w:cs="Times New Roman"/>
-          <w:sz w:val="24"/>
-          <w:szCs w:val="24"/>
-        </w:rPr>
-        <w:t xml:space="preserve">boom-busts </w:t>
-      </w:r>
-      <w:r>
-        <w:rPr>
-          <w:rFonts w:ascii="Times New Roman" w:eastAsia="Times New Roman" w:hAnsi="Times New Roman" w:cs="Times New Roman"/>
-          <w:sz w:val="24"/>
-          <w:szCs w:val="24"/>
-        </w:rPr>
-        <w:t>were</w:t>
-      </w:r>
-      <w:r>
-        <w:rPr>
-          <w:rFonts w:ascii="Times New Roman" w:eastAsia="Times New Roman" w:hAnsi="Times New Roman" w:cs="Times New Roman"/>
-          <w:sz w:val="24"/>
-          <w:szCs w:val="24"/>
-        </w:rPr>
-        <w:t xml:space="preserve"> </w:t>
-      </w:r>
-      <w:r>
-        <w:rPr>
-          <w:rFonts w:ascii="Times New Roman" w:eastAsia="Times New Roman" w:hAnsi="Times New Roman" w:cs="Times New Roman"/>
-          <w:sz w:val="24"/>
-          <w:szCs w:val="24"/>
-        </w:rPr>
-        <w:t xml:space="preserve">round goby </w:t>
-      </w:r>
-      <w:r>
-        <w:rPr>
-          <w:rFonts w:ascii="Times New Roman" w:eastAsia="Times New Roman" w:hAnsi="Times New Roman" w:cs="Times New Roman"/>
-          <w:sz w:val="24"/>
-          <w:szCs w:val="24"/>
-        </w:rPr>
-        <w:t>(</w:t>
-      </w:r>
-      <w:proofErr w:type="spellStart"/>
+        <w:t>Mnemiopsis leidyi</w:t>
+      </w:r>
+      <w:r>
+        <w:rPr>
+          <w:rFonts w:ascii="Times New Roman" w:eastAsia="Times New Roman" w:hAnsi="Times New Roman" w:cs="Times New Roman"/>
+          <w:sz w:val="24"/>
+          <w:szCs w:val="24"/>
+        </w:rPr>
+        <w:t>)</w:t>
+      </w:r>
+      <w:r>
+        <w:rPr>
+          <w:rFonts w:ascii="Times New Roman" w:eastAsia="Times New Roman" w:hAnsi="Times New Roman" w:cs="Times New Roman"/>
+          <w:sz w:val="24"/>
+          <w:szCs w:val="24"/>
+        </w:rPr>
+        <w:t xml:space="preserve">, </w:t>
+      </w:r>
+      <w:r>
+        <w:rPr>
+          <w:rFonts w:ascii="Times New Roman" w:eastAsia="Times New Roman" w:hAnsi="Times New Roman" w:cs="Times New Roman"/>
+          <w:sz w:val="24"/>
+          <w:szCs w:val="24"/>
+        </w:rPr>
+        <w:t>rusty crayfish (</w:t>
+      </w:r>
       <w:r>
         <w:rPr>
           <w:rFonts w:ascii="Times New Roman" w:eastAsia="Times New Roman" w:hAnsi="Times New Roman" w:cs="Times New Roman"/>
@@ -8069,9 +7778,56 @@
           <w:sz w:val="24"/>
           <w:szCs w:val="24"/>
         </w:rPr>
-        <w:t>Neogobius</w:t>
-      </w:r>
-      <w:proofErr w:type="spellEnd"/>
+        <w:t>Faxonius rusticus</w:t>
+      </w:r>
+      <w:r>
+        <w:rPr>
+          <w:rFonts w:ascii="Times New Roman" w:eastAsia="Times New Roman" w:hAnsi="Times New Roman" w:cs="Times New Roman"/>
+          <w:sz w:val="24"/>
+          <w:szCs w:val="24"/>
+        </w:rPr>
+        <w:t>)</w:t>
+      </w:r>
+      <w:r>
+        <w:rPr>
+          <w:rFonts w:ascii="Times New Roman" w:eastAsia="Times New Roman" w:hAnsi="Times New Roman" w:cs="Times New Roman"/>
+          <w:sz w:val="24"/>
+          <w:szCs w:val="24"/>
+        </w:rPr>
+        <w:t xml:space="preserve">, </w:t>
+      </w:r>
+      <w:r>
+        <w:rPr>
+          <w:rFonts w:ascii="Times New Roman" w:eastAsia="Times New Roman" w:hAnsi="Times New Roman" w:cs="Times New Roman"/>
+          <w:sz w:val="24"/>
+          <w:szCs w:val="24"/>
+        </w:rPr>
+        <w:t>m</w:t>
+      </w:r>
+      <w:r>
+        <w:rPr>
+          <w:rFonts w:ascii="Times New Roman" w:eastAsia="Times New Roman" w:hAnsi="Times New Roman" w:cs="Times New Roman"/>
+          <w:sz w:val="24"/>
+          <w:szCs w:val="24"/>
+        </w:rPr>
+        <w:t xml:space="preserve">ayan </w:t>
+      </w:r>
+      <w:r>
+        <w:rPr>
+          <w:rFonts w:ascii="Times New Roman" w:eastAsia="Times New Roman" w:hAnsi="Times New Roman" w:cs="Times New Roman"/>
+          <w:sz w:val="24"/>
+          <w:szCs w:val="24"/>
+        </w:rPr>
+        <w:t>c</w:t>
+      </w:r>
+      <w:r>
+        <w:rPr>
+          <w:rFonts w:ascii="Times New Roman" w:eastAsia="Times New Roman" w:hAnsi="Times New Roman" w:cs="Times New Roman"/>
+          <w:sz w:val="24"/>
+          <w:szCs w:val="24"/>
+        </w:rPr>
+        <w:t>ichlids (</w:t>
+      </w:r>
       <w:r>
         <w:rPr>
           <w:rFonts w:ascii="Times New Roman" w:eastAsia="Times New Roman" w:hAnsi="Times New Roman" w:cs="Times New Roman"/>
@@ -8080,9 +7836,48 @@
           <w:sz w:val="24"/>
           <w:szCs w:val="24"/>
         </w:rPr>
+        <w:t>Mayaheros urophthalmus</w:t>
+      </w:r>
+      <w:r>
+        <w:rPr>
+          <w:rFonts w:ascii="Times New Roman" w:eastAsia="Times New Roman" w:hAnsi="Times New Roman" w:cs="Times New Roman"/>
+          <w:sz w:val="24"/>
+          <w:szCs w:val="24"/>
+        </w:rPr>
+        <w:t>),</w:t>
+      </w:r>
+      <w:r>
+        <w:rPr>
+          <w:rFonts w:ascii="Times New Roman" w:eastAsia="Times New Roman" w:hAnsi="Times New Roman" w:cs="Times New Roman"/>
+          <w:sz w:val="24"/>
+          <w:szCs w:val="24"/>
+        </w:rPr>
         <w:t xml:space="preserve"> </w:t>
       </w:r>
-      <w:proofErr w:type="spellStart"/>
+      <w:r>
+        <w:rPr>
+          <w:rFonts w:ascii="Times New Roman" w:eastAsia="Times New Roman" w:hAnsi="Times New Roman" w:cs="Times New Roman"/>
+          <w:sz w:val="24"/>
+          <w:szCs w:val="24"/>
+        </w:rPr>
+        <w:t>caribou</w:t>
+      </w:r>
+      <w:r>
+        <w:rPr>
+          <w:rFonts w:ascii="Times New Roman" w:eastAsia="Times New Roman" w:hAnsi="Times New Roman" w:cs="Times New Roman"/>
+          <w:sz w:val="24"/>
+          <w:szCs w:val="24"/>
+        </w:rPr>
+        <w:t xml:space="preserve"> </w:t>
+      </w:r>
+      <w:r>
+        <w:rPr>
+          <w:rFonts w:ascii="Times New Roman" w:eastAsia="Times New Roman" w:hAnsi="Times New Roman" w:cs="Times New Roman"/>
+          <w:sz w:val="24"/>
+          <w:szCs w:val="24"/>
+        </w:rPr>
+        <w:t>(</w:t>
+      </w:r>
       <w:r>
         <w:rPr>
           <w:rFonts w:ascii="Times New Roman" w:eastAsia="Times New Roman" w:hAnsi="Times New Roman" w:cs="Times New Roman"/>
@@ -8091,34 +7886,8 @@
           <w:sz w:val="24"/>
           <w:szCs w:val="24"/>
         </w:rPr>
-        <w:t>melanostomus</w:t>
-      </w:r>
-      <w:proofErr w:type="spellEnd"/>
-      <w:r>
-        <w:rPr>
-          <w:rFonts w:ascii="Times New Roman" w:eastAsia="Times New Roman" w:hAnsi="Times New Roman" w:cs="Times New Roman"/>
-          <w:sz w:val="24"/>
-          <w:szCs w:val="24"/>
-        </w:rPr>
-        <w:t>)</w:t>
-      </w:r>
-      <w:r>
-        <w:rPr>
-          <w:rFonts w:ascii="Times New Roman" w:eastAsia="Times New Roman" w:hAnsi="Times New Roman" w:cs="Times New Roman"/>
-          <w:sz w:val="24"/>
-          <w:szCs w:val="24"/>
-        </w:rPr>
-        <w:t xml:space="preserve">, </w:t>
-      </w:r>
-      <w:r>
-        <w:rPr>
-          <w:rFonts w:ascii="Times New Roman" w:eastAsia="Times New Roman" w:hAnsi="Times New Roman" w:cs="Times New Roman"/>
-          <w:sz w:val="24"/>
-          <w:szCs w:val="24"/>
-        </w:rPr>
-        <w:t>(</w:t>
-      </w:r>
-      <w:proofErr w:type="spellStart"/>
+        <w:t>Ran</w:t>
+      </w:r>
       <w:r>
         <w:rPr>
           <w:rFonts w:ascii="Times New Roman" w:eastAsia="Times New Roman" w:hAnsi="Times New Roman" w:cs="Times New Roman"/>
@@ -8127,9 +7896,8 @@
           <w:sz w:val="24"/>
           <w:szCs w:val="24"/>
         </w:rPr>
-        <w:t>Mnemiopsis</w:t>
-      </w:r>
-      <w:proofErr w:type="spellEnd"/>
+        <w:t>g</w:t>
+      </w:r>
       <w:r>
         <w:rPr>
           <w:rFonts w:ascii="Times New Roman" w:eastAsia="Times New Roman" w:hAnsi="Times New Roman" w:cs="Times New Roman"/>
@@ -8138,9 +7906,8 @@
           <w:sz w:val="24"/>
           <w:szCs w:val="24"/>
         </w:rPr>
-        <w:t xml:space="preserve"> </w:t>
-      </w:r>
-      <w:proofErr w:type="spellStart"/>
+        <w:t xml:space="preserve">ifer </w:t>
+      </w:r>
       <w:r>
         <w:rPr>
           <w:rFonts w:ascii="Times New Roman" w:eastAsia="Times New Roman" w:hAnsi="Times New Roman" w:cs="Times New Roman"/>
@@ -8149,34 +7916,8 @@
           <w:sz w:val="24"/>
           <w:szCs w:val="24"/>
         </w:rPr>
-        <w:t>leidyi</w:t>
-      </w:r>
-      <w:proofErr w:type="spellEnd"/>
-      <w:r>
-        <w:rPr>
-          <w:rFonts w:ascii="Times New Roman" w:eastAsia="Times New Roman" w:hAnsi="Times New Roman" w:cs="Times New Roman"/>
-          <w:sz w:val="24"/>
-          <w:szCs w:val="24"/>
-        </w:rPr>
-        <w:t>)</w:t>
-      </w:r>
-      <w:r>
-        <w:rPr>
-          <w:rFonts w:ascii="Times New Roman" w:eastAsia="Times New Roman" w:hAnsi="Times New Roman" w:cs="Times New Roman"/>
-          <w:sz w:val="24"/>
-          <w:szCs w:val="24"/>
-        </w:rPr>
-        <w:t xml:space="preserve">, </w:t>
-      </w:r>
-      <w:r>
-        <w:rPr>
-          <w:rFonts w:ascii="Times New Roman" w:eastAsia="Times New Roman" w:hAnsi="Times New Roman" w:cs="Times New Roman"/>
-          <w:sz w:val="24"/>
-          <w:szCs w:val="24"/>
-        </w:rPr>
-        <w:t>rusty crayfish (</w:t>
-      </w:r>
-      <w:proofErr w:type="spellStart"/>
+        <w:t>t</w:t>
+      </w:r>
       <w:r>
         <w:rPr>
           <w:rFonts w:ascii="Times New Roman" w:eastAsia="Times New Roman" w:hAnsi="Times New Roman" w:cs="Times New Roman"/>
@@ -8185,9 +7926,40 @@
           <w:sz w:val="24"/>
           <w:szCs w:val="24"/>
         </w:rPr>
-        <w:t>Faxonius</w:t>
-      </w:r>
-      <w:proofErr w:type="spellEnd"/>
+        <w:t>arandus</w:t>
+      </w:r>
+      <w:r>
+        <w:rPr>
+          <w:rFonts w:ascii="Times New Roman" w:eastAsia="Times New Roman" w:hAnsi="Times New Roman" w:cs="Times New Roman"/>
+          <w:sz w:val="24"/>
+          <w:szCs w:val="24"/>
+        </w:rPr>
+        <w:t>)</w:t>
+      </w:r>
+      <w:r>
+        <w:rPr>
+          <w:rFonts w:ascii="Times New Roman" w:eastAsia="Times New Roman" w:hAnsi="Times New Roman" w:cs="Times New Roman"/>
+          <w:sz w:val="24"/>
+          <w:szCs w:val="24"/>
+        </w:rPr>
+        <w:t xml:space="preserve">, </w:t>
+      </w:r>
+      <w:r>
+        <w:rPr>
+          <w:rFonts w:ascii="Times New Roman" w:eastAsia="Times New Roman" w:hAnsi="Times New Roman" w:cs="Times New Roman"/>
+          <w:sz w:val="24"/>
+          <w:szCs w:val="24"/>
+        </w:rPr>
+        <w:t xml:space="preserve">signal crayfish </w:t>
+      </w:r>
+      <w:r>
+        <w:rPr>
+          <w:rFonts w:ascii="Times New Roman" w:eastAsia="Times New Roman" w:hAnsi="Times New Roman" w:cs="Times New Roman"/>
+          <w:sz w:val="24"/>
+          <w:szCs w:val="24"/>
+        </w:rPr>
+        <w:t>(</w:t>
+      </w:r>
       <w:r>
         <w:rPr>
           <w:rFonts w:ascii="Times New Roman" w:eastAsia="Times New Roman" w:hAnsi="Times New Roman" w:cs="Times New Roman"/>
@@ -8195,10 +7967,42 @@
           <w:iCs/>
           <w:sz w:val="24"/>
           <w:szCs w:val="24"/>
-        </w:rPr>
-        <w:t xml:space="preserve"> </w:t>
-      </w:r>
-      <w:proofErr w:type="spellStart"/>
+          <w:lang w:val="en-US"/>
+        </w:rPr>
+        <w:t>Pacifastacus leniusculus</w:t>
+      </w:r>
+      <w:r>
+        <w:rPr>
+          <w:rFonts w:ascii="Times New Roman" w:eastAsia="Times New Roman" w:hAnsi="Times New Roman" w:cs="Times New Roman"/>
+          <w:sz w:val="24"/>
+          <w:szCs w:val="24"/>
+        </w:rPr>
+        <w:t>)</w:t>
+      </w:r>
+      <w:r>
+        <w:rPr>
+          <w:rFonts w:ascii="Times New Roman" w:eastAsia="Times New Roman" w:hAnsi="Times New Roman" w:cs="Times New Roman"/>
+          <w:sz w:val="24"/>
+          <w:szCs w:val="24"/>
+        </w:rPr>
+        <w:t xml:space="preserve">, </w:t>
+      </w:r>
+      <w:r>
+        <w:rPr>
+          <w:rFonts w:ascii="Times New Roman" w:eastAsia="Times New Roman" w:hAnsi="Times New Roman" w:cs="Times New Roman"/>
+          <w:sz w:val="24"/>
+          <w:szCs w:val="24"/>
+        </w:rPr>
+        <w:t xml:space="preserve">rainbow smelt </w:t>
+      </w:r>
+      <w:r>
+        <w:rPr>
+          <w:rFonts w:ascii="Times New Roman" w:eastAsia="Times New Roman" w:hAnsi="Times New Roman" w:cs="Times New Roman"/>
+          <w:sz w:val="24"/>
+          <w:szCs w:val="24"/>
+        </w:rPr>
+        <w:t>(</w:t>
+      </w:r>
       <w:r>
         <w:rPr>
           <w:rFonts w:ascii="Times New Roman" w:eastAsia="Times New Roman" w:hAnsi="Times New Roman" w:cs="Times New Roman"/>
@@ -8207,68 +8011,8 @@
           <w:sz w:val="24"/>
           <w:szCs w:val="24"/>
         </w:rPr>
-        <w:t>rusticus</w:t>
-      </w:r>
-      <w:proofErr w:type="spellEnd"/>
-      <w:r>
-        <w:rPr>
-          <w:rFonts w:ascii="Times New Roman" w:eastAsia="Times New Roman" w:hAnsi="Times New Roman" w:cs="Times New Roman"/>
-          <w:sz w:val="24"/>
-          <w:szCs w:val="24"/>
-        </w:rPr>
-        <w:t>)</w:t>
-      </w:r>
-      <w:r>
-        <w:rPr>
-          <w:rFonts w:ascii="Times New Roman" w:eastAsia="Times New Roman" w:hAnsi="Times New Roman" w:cs="Times New Roman"/>
-          <w:sz w:val="24"/>
-          <w:szCs w:val="24"/>
-        </w:rPr>
-        <w:t xml:space="preserve">, </w:t>
-      </w:r>
-      <w:proofErr w:type="spellStart"/>
-      <w:r>
-        <w:rPr>
-          <w:rFonts w:ascii="Times New Roman" w:eastAsia="Times New Roman" w:hAnsi="Times New Roman" w:cs="Times New Roman"/>
-          <w:sz w:val="24"/>
-          <w:szCs w:val="24"/>
-        </w:rPr>
-        <w:t>m</w:t>
-      </w:r>
-      <w:r>
-        <w:rPr>
-          <w:rFonts w:ascii="Times New Roman" w:eastAsia="Times New Roman" w:hAnsi="Times New Roman" w:cs="Times New Roman"/>
-          <w:sz w:val="24"/>
-          <w:szCs w:val="24"/>
-        </w:rPr>
-        <w:t>ayan</w:t>
-      </w:r>
-      <w:proofErr w:type="spellEnd"/>
-      <w:r>
-        <w:rPr>
-          <w:rFonts w:ascii="Times New Roman" w:eastAsia="Times New Roman" w:hAnsi="Times New Roman" w:cs="Times New Roman"/>
-          <w:sz w:val="24"/>
-          <w:szCs w:val="24"/>
-        </w:rPr>
-        <w:t xml:space="preserve"> </w:t>
-      </w:r>
-      <w:r>
-        <w:rPr>
-          <w:rFonts w:ascii="Times New Roman" w:eastAsia="Times New Roman" w:hAnsi="Times New Roman" w:cs="Times New Roman"/>
-          <w:sz w:val="24"/>
-          <w:szCs w:val="24"/>
-        </w:rPr>
-        <w:t>c</w:t>
-      </w:r>
-      <w:r>
-        <w:rPr>
-          <w:rFonts w:ascii="Times New Roman" w:eastAsia="Times New Roman" w:hAnsi="Times New Roman" w:cs="Times New Roman"/>
-          <w:sz w:val="24"/>
-          <w:szCs w:val="24"/>
-        </w:rPr>
-        <w:t>ichlids (</w:t>
-      </w:r>
-      <w:proofErr w:type="spellStart"/>
+        <w:t>Omerus mordax</w:t>
+      </w:r>
       <w:r>
         <w:rPr>
           <w:rFonts w:ascii="Times New Roman" w:eastAsia="Times New Roman" w:hAnsi="Times New Roman" w:cs="Times New Roman"/>
@@ -8277,9 +8021,8 @@
           <w:sz w:val="24"/>
           <w:szCs w:val="24"/>
         </w:rPr>
-        <w:t>Mayaheros</w:t>
-      </w:r>
-      <w:proofErr w:type="spellEnd"/>
+        <w:t>)</w:t>
+      </w:r>
       <w:r>
         <w:rPr>
           <w:rFonts w:ascii="Times New Roman" w:eastAsia="Times New Roman" w:hAnsi="Times New Roman" w:cs="Times New Roman"/>
@@ -8288,9 +8031,88 @@
           <w:sz w:val="24"/>
           <w:szCs w:val="24"/>
         </w:rPr>
+        <w:t>,</w:t>
+      </w:r>
+      <w:r>
+        <w:rPr>
+          <w:rFonts w:ascii="Times New Roman" w:eastAsia="Times New Roman" w:hAnsi="Times New Roman" w:cs="Times New Roman"/>
+          <w:sz w:val="24"/>
+          <w:szCs w:val="24"/>
+        </w:rPr>
         <w:t xml:space="preserve"> </w:t>
       </w:r>
-      <w:proofErr w:type="spellStart"/>
+      <w:r>
+        <w:rPr>
+          <w:rFonts w:ascii="Times New Roman" w:eastAsia="Times New Roman" w:hAnsi="Times New Roman" w:cs="Times New Roman"/>
+          <w:sz w:val="24"/>
+          <w:szCs w:val="24"/>
+        </w:rPr>
+        <w:t xml:space="preserve">nutmeg mannikin </w:t>
+      </w:r>
+      <w:r>
+        <w:rPr>
+          <w:rFonts w:ascii="Times New Roman" w:eastAsia="Times New Roman" w:hAnsi="Times New Roman" w:cs="Times New Roman"/>
+          <w:sz w:val="24"/>
+          <w:szCs w:val="24"/>
+        </w:rPr>
+        <w:t>(</w:t>
+      </w:r>
+      <w:r>
+        <w:rPr>
+          <w:rFonts w:ascii="Times New Roman" w:eastAsia="Times New Roman" w:hAnsi="Times New Roman" w:cs="Times New Roman"/>
+          <w:sz w:val="24"/>
+          <w:szCs w:val="24"/>
+        </w:rPr>
+        <w:t>Lonchura puctulata</w:t>
+      </w:r>
+      <w:r>
+        <w:rPr>
+          <w:rFonts w:ascii="Times New Roman" w:eastAsia="Times New Roman" w:hAnsi="Times New Roman" w:cs="Times New Roman"/>
+          <w:sz w:val="24"/>
+          <w:szCs w:val="24"/>
+        </w:rPr>
+        <w:t>)</w:t>
+      </w:r>
+      <w:r>
+        <w:rPr>
+          <w:rFonts w:ascii="Times New Roman" w:eastAsia="Times New Roman" w:hAnsi="Times New Roman" w:cs="Times New Roman"/>
+          <w:sz w:val="24"/>
+          <w:szCs w:val="24"/>
+        </w:rPr>
+        <w:t xml:space="preserve">, </w:t>
+      </w:r>
+      <w:r>
+        <w:rPr>
+          <w:rFonts w:ascii="Times New Roman" w:eastAsia="Times New Roman" w:hAnsi="Times New Roman" w:cs="Times New Roman"/>
+          <w:sz w:val="24"/>
+          <w:szCs w:val="24"/>
+        </w:rPr>
+        <w:t>a</w:t>
+      </w:r>
+      <w:r>
+        <w:rPr>
+          <w:rFonts w:ascii="Times New Roman" w:eastAsia="Times New Roman" w:hAnsi="Times New Roman" w:cs="Times New Roman"/>
+          <w:sz w:val="24"/>
+          <w:szCs w:val="24"/>
+        </w:rPr>
+        <w:t xml:space="preserve">frican </w:t>
+      </w:r>
+      <w:r>
+        <w:rPr>
+          <w:rFonts w:ascii="Times New Roman" w:eastAsia="Times New Roman" w:hAnsi="Times New Roman" w:cs="Times New Roman"/>
+          <w:sz w:val="24"/>
+          <w:szCs w:val="24"/>
+        </w:rPr>
+        <w:t>j</w:t>
+      </w:r>
+      <w:r>
+        <w:rPr>
+          <w:rFonts w:ascii="Times New Roman" w:eastAsia="Times New Roman" w:hAnsi="Times New Roman" w:cs="Times New Roman"/>
+          <w:sz w:val="24"/>
+          <w:szCs w:val="24"/>
+        </w:rPr>
+        <w:t>ewelfish (</w:t>
+      </w:r>
       <w:r>
         <w:rPr>
           <w:rFonts w:ascii="Times New Roman" w:eastAsia="Times New Roman" w:hAnsi="Times New Roman" w:cs="Times New Roman"/>
@@ -8299,40 +8121,23 @@
           <w:sz w:val="24"/>
           <w:szCs w:val="24"/>
         </w:rPr>
-        <w:t>urophthalmus</w:t>
-      </w:r>
-      <w:proofErr w:type="spellEnd"/>
-      <w:r>
-        <w:rPr>
-          <w:rFonts w:ascii="Times New Roman" w:eastAsia="Times New Roman" w:hAnsi="Times New Roman" w:cs="Times New Roman"/>
-          <w:sz w:val="24"/>
-          <w:szCs w:val="24"/>
-        </w:rPr>
-        <w:t>),</w:t>
-      </w:r>
-      <w:r>
-        <w:rPr>
-          <w:rFonts w:ascii="Times New Roman" w:eastAsia="Times New Roman" w:hAnsi="Times New Roman" w:cs="Times New Roman"/>
-          <w:sz w:val="24"/>
-          <w:szCs w:val="24"/>
-        </w:rPr>
-        <w:t xml:space="preserve"> </w:t>
-      </w:r>
-      <w:r>
-        <w:rPr>
-          <w:rFonts w:ascii="Times New Roman" w:eastAsia="Times New Roman" w:hAnsi="Times New Roman" w:cs="Times New Roman"/>
-          <w:sz w:val="24"/>
-          <w:szCs w:val="24"/>
-        </w:rPr>
-        <w:t>caribou</w:t>
-      </w:r>
-      <w:r>
-        <w:rPr>
-          <w:rFonts w:ascii="Times New Roman" w:eastAsia="Times New Roman" w:hAnsi="Times New Roman" w:cs="Times New Roman"/>
-          <w:sz w:val="24"/>
-          <w:szCs w:val="24"/>
-        </w:rPr>
-        <w:t xml:space="preserve"> </w:t>
+        <w:t>Hemichromis letoruneuxi</w:t>
+      </w:r>
+      <w:r>
+        <w:rPr>
+          <w:rFonts w:ascii="Times New Roman" w:eastAsia="Times New Roman" w:hAnsi="Times New Roman" w:cs="Times New Roman"/>
+          <w:sz w:val="24"/>
+          <w:szCs w:val="24"/>
+        </w:rPr>
+        <w:t xml:space="preserve">), </w:t>
+      </w:r>
+      <w:r>
+        <w:rPr>
+          <w:rFonts w:ascii="Times New Roman" w:eastAsia="Times New Roman" w:hAnsi="Times New Roman" w:cs="Times New Roman"/>
+          <w:sz w:val="24"/>
+          <w:szCs w:val="24"/>
+        </w:rPr>
+        <w:t xml:space="preserve">orange-cheeked waxbill </w:t>
       </w:r>
       <w:r>
         <w:rPr>
@@ -8350,7 +8155,39 @@
           <w:sz w:val="24"/>
           <w:szCs w:val="24"/>
         </w:rPr>
-        <w:t>Ran</w:t>
+        <w:t>Estrilda melpoda</w:t>
+      </w:r>
+      <w:r>
+        <w:rPr>
+          <w:rFonts w:ascii="Times New Roman" w:eastAsia="Times New Roman" w:hAnsi="Times New Roman" w:cs="Times New Roman"/>
+          <w:sz w:val="24"/>
+          <w:szCs w:val="24"/>
+        </w:rPr>
+        <w:t>)</w:t>
+      </w:r>
+      <w:r>
+        <w:rPr>
+          <w:rFonts w:ascii="Times New Roman" w:eastAsia="Times New Roman" w:hAnsi="Times New Roman" w:cs="Times New Roman"/>
+          <w:sz w:val="24"/>
+          <w:szCs w:val="24"/>
+        </w:rPr>
+        <w:t xml:space="preserve"> and </w:t>
+      </w:r>
+      <w:r>
+        <w:rPr>
+          <w:rFonts w:ascii="Times New Roman" w:eastAsia="Times New Roman" w:hAnsi="Times New Roman" w:cs="Times New Roman"/>
+          <w:sz w:val="24"/>
+          <w:szCs w:val="24"/>
+        </w:rPr>
+        <w:t xml:space="preserve">threadfin shad </w:t>
+      </w:r>
+      <w:r>
+        <w:rPr>
+          <w:rFonts w:ascii="Times New Roman" w:eastAsia="Times New Roman" w:hAnsi="Times New Roman" w:cs="Times New Roman"/>
+          <w:sz w:val="24"/>
+          <w:szCs w:val="24"/>
+        </w:rPr>
+        <w:t>(</w:t>
       </w:r>
       <w:r>
         <w:rPr>
@@ -8360,168 +8197,87 @@
           <w:sz w:val="24"/>
           <w:szCs w:val="24"/>
         </w:rPr>
-        <w:t>g</w:t>
-      </w:r>
-      <w:r>
-        <w:rPr>
-          <w:rFonts w:ascii="Times New Roman" w:eastAsia="Times New Roman" w:hAnsi="Times New Roman" w:cs="Times New Roman"/>
-          <w:i/>
-          <w:iCs/>
-          <w:sz w:val="24"/>
-          <w:szCs w:val="24"/>
-        </w:rPr>
-        <w:t xml:space="preserve">ifer </w:t>
-      </w:r>
-      <w:r>
-        <w:rPr>
-          <w:rFonts w:ascii="Times New Roman" w:eastAsia="Times New Roman" w:hAnsi="Times New Roman" w:cs="Times New Roman"/>
-          <w:i/>
-          <w:iCs/>
-          <w:sz w:val="24"/>
-          <w:szCs w:val="24"/>
-        </w:rPr>
-        <w:t>t</w:t>
-      </w:r>
-      <w:r>
-        <w:rPr>
-          <w:rFonts w:ascii="Times New Roman" w:eastAsia="Times New Roman" w:hAnsi="Times New Roman" w:cs="Times New Roman"/>
-          <w:i/>
-          <w:iCs/>
-          <w:sz w:val="24"/>
-          <w:szCs w:val="24"/>
-        </w:rPr>
-        <w:t>arandus</w:t>
-      </w:r>
-      <w:r>
-        <w:rPr>
-          <w:rFonts w:ascii="Times New Roman" w:eastAsia="Times New Roman" w:hAnsi="Times New Roman" w:cs="Times New Roman"/>
-          <w:sz w:val="24"/>
-          <w:szCs w:val="24"/>
-        </w:rPr>
-        <w:t>)</w:t>
-      </w:r>
-      <w:r>
-        <w:rPr>
-          <w:rFonts w:ascii="Times New Roman" w:eastAsia="Times New Roman" w:hAnsi="Times New Roman" w:cs="Times New Roman"/>
-          <w:sz w:val="24"/>
-          <w:szCs w:val="24"/>
-        </w:rPr>
-        <w:t xml:space="preserve">, </w:t>
-      </w:r>
-      <w:r>
-        <w:rPr>
-          <w:rFonts w:ascii="Times New Roman" w:eastAsia="Times New Roman" w:hAnsi="Times New Roman" w:cs="Times New Roman"/>
-          <w:sz w:val="24"/>
-          <w:szCs w:val="24"/>
-        </w:rPr>
-        <w:t xml:space="preserve">signal crayfish </w:t>
-      </w:r>
-      <w:r>
-        <w:rPr>
-          <w:rFonts w:ascii="Times New Roman" w:eastAsia="Times New Roman" w:hAnsi="Times New Roman" w:cs="Times New Roman"/>
-          <w:sz w:val="24"/>
-          <w:szCs w:val="24"/>
-        </w:rPr>
-        <w:t>(</w:t>
-      </w:r>
-      <w:proofErr w:type="spellStart"/>
-      <w:r>
-        <w:rPr>
-          <w:rFonts w:ascii="Times New Roman" w:eastAsia="Times New Roman" w:hAnsi="Times New Roman" w:cs="Times New Roman"/>
-          <w:i/>
-          <w:iCs/>
-          <w:sz w:val="24"/>
-          <w:szCs w:val="24"/>
-          <w:lang w:val="en-US"/>
-        </w:rPr>
-        <w:t>Pacifastacus</w:t>
-      </w:r>
-      <w:proofErr w:type="spellEnd"/>
-      <w:r>
-        <w:rPr>
-          <w:rFonts w:ascii="Times New Roman" w:eastAsia="Times New Roman" w:hAnsi="Times New Roman" w:cs="Times New Roman"/>
-          <w:i/>
-          <w:iCs/>
-          <w:sz w:val="24"/>
-          <w:szCs w:val="24"/>
-          <w:lang w:val="en-US"/>
+        <w:t>Dorosoma petenense</w:t>
+      </w:r>
+      <w:r>
+        <w:rPr>
+          <w:rFonts w:ascii="Times New Roman" w:eastAsia="Times New Roman" w:hAnsi="Times New Roman" w:cs="Times New Roman"/>
+          <w:sz w:val="24"/>
+          <w:szCs w:val="24"/>
+        </w:rPr>
+        <w:t>; Fig. 3B)</w:t>
+      </w:r>
+      <w:r>
+        <w:rPr>
+          <w:rFonts w:ascii="Times New Roman" w:eastAsia="Times New Roman" w:hAnsi="Times New Roman" w:cs="Times New Roman"/>
+          <w:sz w:val="24"/>
+          <w:szCs w:val="24"/>
+        </w:rPr>
+        <w:t>.</w:t>
+      </w:r>
+      <w:r>
+        <w:rPr>
+          <w:rFonts w:ascii="Times New Roman" w:eastAsia="Times New Roman" w:hAnsi="Times New Roman" w:cs="Times New Roman"/>
+          <w:sz w:val="24"/>
+          <w:szCs w:val="24"/>
+        </w:rPr>
+        <w:t xml:space="preserve">  </w:t>
+      </w:r>
+      <w:r>
+        <w:rPr>
+          <w:rFonts w:ascii="Times New Roman" w:eastAsia="Times New Roman" w:hAnsi="Times New Roman" w:cs="Times New Roman"/>
+          <w:sz w:val="24"/>
+          <w:szCs w:val="24"/>
+        </w:rPr>
+        <w:t>Most</w:t>
+      </w:r>
+      <w:r>
+        <w:rPr>
+          <w:rFonts w:ascii="Times New Roman" w:eastAsia="Times New Roman" w:hAnsi="Times New Roman" w:cs="Times New Roman"/>
+          <w:sz w:val="24"/>
+          <w:szCs w:val="24"/>
         </w:rPr>
         <w:t xml:space="preserve"> </w:t>
       </w:r>
-      <w:proofErr w:type="spellStart"/>
-      <w:r>
-        <w:rPr>
-          <w:rFonts w:ascii="Times New Roman" w:eastAsia="Times New Roman" w:hAnsi="Times New Roman" w:cs="Times New Roman"/>
-          <w:i/>
-          <w:iCs/>
-          <w:sz w:val="24"/>
-          <w:szCs w:val="24"/>
-          <w:lang w:val="en-US"/>
-        </w:rPr>
-        <w:t>leniusculus</w:t>
-      </w:r>
-      <w:proofErr w:type="spellEnd"/>
-      <w:r>
-        <w:rPr>
-          <w:rFonts w:ascii="Times New Roman" w:eastAsia="Times New Roman" w:hAnsi="Times New Roman" w:cs="Times New Roman"/>
-          <w:sz w:val="24"/>
-          <w:szCs w:val="24"/>
-        </w:rPr>
-        <w:t>)</w:t>
-      </w:r>
-      <w:r>
-        <w:rPr>
-          <w:rFonts w:ascii="Times New Roman" w:eastAsia="Times New Roman" w:hAnsi="Times New Roman" w:cs="Times New Roman"/>
-          <w:sz w:val="24"/>
-          <w:szCs w:val="24"/>
-        </w:rPr>
-        <w:t xml:space="preserve">, </w:t>
-      </w:r>
-      <w:r>
-        <w:rPr>
-          <w:rFonts w:ascii="Times New Roman" w:eastAsia="Times New Roman" w:hAnsi="Times New Roman" w:cs="Times New Roman"/>
-          <w:sz w:val="24"/>
-          <w:szCs w:val="24"/>
-        </w:rPr>
-        <w:t xml:space="preserve">rainbow smelt </w:t>
-      </w:r>
-      <w:r>
-        <w:rPr>
-          <w:rFonts w:ascii="Times New Roman" w:eastAsia="Times New Roman" w:hAnsi="Times New Roman" w:cs="Times New Roman"/>
-          <w:sz w:val="24"/>
-          <w:szCs w:val="24"/>
-        </w:rPr>
-        <w:t>(</w:t>
-      </w:r>
-      <w:r>
-        <w:rPr>
-          <w:rFonts w:ascii="Times New Roman" w:eastAsia="Times New Roman" w:hAnsi="Times New Roman" w:cs="Times New Roman"/>
-          <w:i/>
-          <w:iCs/>
-          <w:sz w:val="24"/>
-          <w:szCs w:val="24"/>
-        </w:rPr>
-        <w:t>Omerus mordax</w:t>
-      </w:r>
-      <w:r>
-        <w:rPr>
-          <w:rFonts w:ascii="Times New Roman" w:eastAsia="Times New Roman" w:hAnsi="Times New Roman" w:cs="Times New Roman"/>
-          <w:i/>
-          <w:iCs/>
-          <w:sz w:val="24"/>
-          <w:szCs w:val="24"/>
-        </w:rPr>
-        <w:t>)</w:t>
-      </w:r>
-      <w:r>
-        <w:rPr>
-          <w:rFonts w:ascii="Times New Roman" w:eastAsia="Times New Roman" w:hAnsi="Times New Roman" w:cs="Times New Roman"/>
-          <w:i/>
-          <w:iCs/>
-          <w:sz w:val="24"/>
-          <w:szCs w:val="24"/>
-        </w:rPr>
-        <w:t>,</w:t>
+      <w:r>
+        <w:rPr>
+          <w:rFonts w:ascii="Times New Roman" w:eastAsia="Times New Roman" w:hAnsi="Times New Roman" w:cs="Times New Roman"/>
+          <w:sz w:val="24"/>
+          <w:szCs w:val="24"/>
+        </w:rPr>
+        <w:t xml:space="preserve">time </w:t>
+      </w:r>
+      <w:r>
+        <w:rPr>
+          <w:rFonts w:ascii="Times New Roman" w:eastAsia="Times New Roman" w:hAnsi="Times New Roman" w:cs="Times New Roman"/>
+          <w:sz w:val="24"/>
+          <w:szCs w:val="24"/>
+        </w:rPr>
+        <w:t>series that had some evidence for boom-bust</w:t>
+      </w:r>
+      <w:r>
+        <w:rPr>
+          <w:rFonts w:ascii="Times New Roman" w:eastAsia="Times New Roman" w:hAnsi="Times New Roman" w:cs="Times New Roman"/>
+          <w:sz w:val="24"/>
+          <w:szCs w:val="24"/>
+        </w:rPr>
+        <w:t>s</w:t>
+      </w:r>
+      <w:r>
+        <w:rPr>
+          <w:rFonts w:ascii="Times New Roman" w:eastAsia="Times New Roman" w:hAnsi="Times New Roman" w:cs="Times New Roman"/>
+          <w:sz w:val="24"/>
+          <w:szCs w:val="24"/>
+        </w:rPr>
+        <w:t xml:space="preserve"> were from animals (Fig. 3C)</w:t>
+      </w:r>
+      <w:r>
+        <w:rPr>
+          <w:rFonts w:ascii="Times New Roman" w:eastAsia="Times New Roman" w:hAnsi="Times New Roman" w:cs="Times New Roman"/>
+          <w:sz w:val="24"/>
+          <w:szCs w:val="24"/>
+        </w:rPr>
+        <w:t xml:space="preserve">. </w:t>
       </w:r>
       <w:r>
         <w:rPr>
@@ -8537,354 +8293,6 @@
           <w:sz w:val="24"/>
           <w:szCs w:val="24"/>
         </w:rPr>
-        <w:t xml:space="preserve">nutmeg mannikin </w:t>
-      </w:r>
-      <w:r>
-        <w:rPr>
-          <w:rFonts w:ascii="Times New Roman" w:eastAsia="Times New Roman" w:hAnsi="Times New Roman" w:cs="Times New Roman"/>
-          <w:sz w:val="24"/>
-          <w:szCs w:val="24"/>
-        </w:rPr>
-        <w:t>(</w:t>
-      </w:r>
-      <w:proofErr w:type="spellStart"/>
-      <w:r>
-        <w:rPr>
-          <w:rFonts w:ascii="Times New Roman" w:eastAsia="Times New Roman" w:hAnsi="Times New Roman" w:cs="Times New Roman"/>
-          <w:sz w:val="24"/>
-          <w:szCs w:val="24"/>
-        </w:rPr>
-        <w:t>Lonchura</w:t>
-      </w:r>
-      <w:proofErr w:type="spellEnd"/>
-      <w:r>
-        <w:rPr>
-          <w:rFonts w:ascii="Times New Roman" w:eastAsia="Times New Roman" w:hAnsi="Times New Roman" w:cs="Times New Roman"/>
-          <w:sz w:val="24"/>
-          <w:szCs w:val="24"/>
-        </w:rPr>
-        <w:t xml:space="preserve"> </w:t>
-      </w:r>
-      <w:proofErr w:type="spellStart"/>
-      <w:r>
-        <w:rPr>
-          <w:rFonts w:ascii="Times New Roman" w:eastAsia="Times New Roman" w:hAnsi="Times New Roman" w:cs="Times New Roman"/>
-          <w:sz w:val="24"/>
-          <w:szCs w:val="24"/>
-        </w:rPr>
-        <w:t>puctulata</w:t>
-      </w:r>
-      <w:proofErr w:type="spellEnd"/>
-      <w:r>
-        <w:rPr>
-          <w:rFonts w:ascii="Times New Roman" w:eastAsia="Times New Roman" w:hAnsi="Times New Roman" w:cs="Times New Roman"/>
-          <w:sz w:val="24"/>
-          <w:szCs w:val="24"/>
-        </w:rPr>
-        <w:t>)</w:t>
-      </w:r>
-      <w:r>
-        <w:rPr>
-          <w:rFonts w:ascii="Times New Roman" w:eastAsia="Times New Roman" w:hAnsi="Times New Roman" w:cs="Times New Roman"/>
-          <w:sz w:val="24"/>
-          <w:szCs w:val="24"/>
-        </w:rPr>
-        <w:t xml:space="preserve">, </w:t>
-      </w:r>
-      <w:proofErr w:type="spellStart"/>
-      <w:r>
-        <w:rPr>
-          <w:rFonts w:ascii="Times New Roman" w:eastAsia="Times New Roman" w:hAnsi="Times New Roman" w:cs="Times New Roman"/>
-          <w:sz w:val="24"/>
-          <w:szCs w:val="24"/>
-        </w:rPr>
-        <w:t>a</w:t>
-      </w:r>
-      <w:r>
-        <w:rPr>
-          <w:rFonts w:ascii="Times New Roman" w:eastAsia="Times New Roman" w:hAnsi="Times New Roman" w:cs="Times New Roman"/>
-          <w:sz w:val="24"/>
-          <w:szCs w:val="24"/>
-        </w:rPr>
-        <w:t>frican</w:t>
-      </w:r>
-      <w:proofErr w:type="spellEnd"/>
-      <w:r>
-        <w:rPr>
-          <w:rFonts w:ascii="Times New Roman" w:eastAsia="Times New Roman" w:hAnsi="Times New Roman" w:cs="Times New Roman"/>
-          <w:sz w:val="24"/>
-          <w:szCs w:val="24"/>
-        </w:rPr>
-        <w:t xml:space="preserve"> </w:t>
-      </w:r>
-      <w:r>
-        <w:rPr>
-          <w:rFonts w:ascii="Times New Roman" w:eastAsia="Times New Roman" w:hAnsi="Times New Roman" w:cs="Times New Roman"/>
-          <w:sz w:val="24"/>
-          <w:szCs w:val="24"/>
-        </w:rPr>
-        <w:t>j</w:t>
-      </w:r>
-      <w:r>
-        <w:rPr>
-          <w:rFonts w:ascii="Times New Roman" w:eastAsia="Times New Roman" w:hAnsi="Times New Roman" w:cs="Times New Roman"/>
-          <w:sz w:val="24"/>
-          <w:szCs w:val="24"/>
-        </w:rPr>
-        <w:t>ewelfish (</w:t>
-      </w:r>
-      <w:proofErr w:type="spellStart"/>
-      <w:r>
-        <w:rPr>
-          <w:rFonts w:ascii="Times New Roman" w:eastAsia="Times New Roman" w:hAnsi="Times New Roman" w:cs="Times New Roman"/>
-          <w:i/>
-          <w:iCs/>
-          <w:sz w:val="24"/>
-          <w:szCs w:val="24"/>
-        </w:rPr>
-        <w:t>Hemichromis</w:t>
-      </w:r>
-      <w:proofErr w:type="spellEnd"/>
-      <w:r>
-        <w:rPr>
-          <w:rFonts w:ascii="Times New Roman" w:eastAsia="Times New Roman" w:hAnsi="Times New Roman" w:cs="Times New Roman"/>
-          <w:i/>
-          <w:iCs/>
-          <w:sz w:val="24"/>
-          <w:szCs w:val="24"/>
-        </w:rPr>
-        <w:t xml:space="preserve"> </w:t>
-      </w:r>
-      <w:proofErr w:type="spellStart"/>
-      <w:r>
-        <w:rPr>
-          <w:rFonts w:ascii="Times New Roman" w:eastAsia="Times New Roman" w:hAnsi="Times New Roman" w:cs="Times New Roman"/>
-          <w:i/>
-          <w:iCs/>
-          <w:sz w:val="24"/>
-          <w:szCs w:val="24"/>
-        </w:rPr>
-        <w:t>letoruneuxi</w:t>
-      </w:r>
-      <w:proofErr w:type="spellEnd"/>
-      <w:r>
-        <w:rPr>
-          <w:rFonts w:ascii="Times New Roman" w:eastAsia="Times New Roman" w:hAnsi="Times New Roman" w:cs="Times New Roman"/>
-          <w:sz w:val="24"/>
-          <w:szCs w:val="24"/>
-        </w:rPr>
-        <w:t xml:space="preserve">), </w:t>
-      </w:r>
-      <w:r>
-        <w:rPr>
-          <w:rFonts w:ascii="Times New Roman" w:eastAsia="Times New Roman" w:hAnsi="Times New Roman" w:cs="Times New Roman"/>
-          <w:sz w:val="24"/>
-          <w:szCs w:val="24"/>
-        </w:rPr>
-        <w:t xml:space="preserve">orange-cheeked waxbill </w:t>
-      </w:r>
-      <w:r>
-        <w:rPr>
-          <w:rFonts w:ascii="Times New Roman" w:eastAsia="Times New Roman" w:hAnsi="Times New Roman" w:cs="Times New Roman"/>
-          <w:sz w:val="24"/>
-          <w:szCs w:val="24"/>
-        </w:rPr>
-        <w:t>(</w:t>
-      </w:r>
-      <w:proofErr w:type="spellStart"/>
-      <w:r>
-        <w:rPr>
-          <w:rFonts w:ascii="Times New Roman" w:eastAsia="Times New Roman" w:hAnsi="Times New Roman" w:cs="Times New Roman"/>
-          <w:i/>
-          <w:iCs/>
-          <w:sz w:val="24"/>
-          <w:szCs w:val="24"/>
-        </w:rPr>
-        <w:t>Estrilda</w:t>
-      </w:r>
-      <w:proofErr w:type="spellEnd"/>
-      <w:r>
-        <w:rPr>
-          <w:rFonts w:ascii="Times New Roman" w:eastAsia="Times New Roman" w:hAnsi="Times New Roman" w:cs="Times New Roman"/>
-          <w:i/>
-          <w:iCs/>
-          <w:sz w:val="24"/>
-          <w:szCs w:val="24"/>
-        </w:rPr>
-        <w:t xml:space="preserve"> </w:t>
-      </w:r>
-      <w:proofErr w:type="spellStart"/>
-      <w:r>
-        <w:rPr>
-          <w:rFonts w:ascii="Times New Roman" w:eastAsia="Times New Roman" w:hAnsi="Times New Roman" w:cs="Times New Roman"/>
-          <w:i/>
-          <w:iCs/>
-          <w:sz w:val="24"/>
-          <w:szCs w:val="24"/>
-        </w:rPr>
-        <w:t>melpoda</w:t>
-      </w:r>
-      <w:proofErr w:type="spellEnd"/>
-      <w:r>
-        <w:rPr>
-          <w:rFonts w:ascii="Times New Roman" w:eastAsia="Times New Roman" w:hAnsi="Times New Roman" w:cs="Times New Roman"/>
-          <w:sz w:val="24"/>
-          <w:szCs w:val="24"/>
-        </w:rPr>
-        <w:t>)</w:t>
-      </w:r>
-      <w:r>
-        <w:rPr>
-          <w:rFonts w:ascii="Times New Roman" w:eastAsia="Times New Roman" w:hAnsi="Times New Roman" w:cs="Times New Roman"/>
-          <w:sz w:val="24"/>
-          <w:szCs w:val="24"/>
-        </w:rPr>
-        <w:t xml:space="preserve"> and </w:t>
-      </w:r>
-      <w:r>
-        <w:rPr>
-          <w:rFonts w:ascii="Times New Roman" w:eastAsia="Times New Roman" w:hAnsi="Times New Roman" w:cs="Times New Roman"/>
-          <w:sz w:val="24"/>
-          <w:szCs w:val="24"/>
-        </w:rPr>
-        <w:t xml:space="preserve">threadfin shad </w:t>
-      </w:r>
-      <w:r>
-        <w:rPr>
-          <w:rFonts w:ascii="Times New Roman" w:eastAsia="Times New Roman" w:hAnsi="Times New Roman" w:cs="Times New Roman"/>
-          <w:sz w:val="24"/>
-          <w:szCs w:val="24"/>
-        </w:rPr>
-        <w:t>(</w:t>
-      </w:r>
-      <w:proofErr w:type="spellStart"/>
-      <w:r>
-        <w:rPr>
-          <w:rFonts w:ascii="Times New Roman" w:eastAsia="Times New Roman" w:hAnsi="Times New Roman" w:cs="Times New Roman"/>
-          <w:i/>
-          <w:iCs/>
-          <w:sz w:val="24"/>
-          <w:szCs w:val="24"/>
-        </w:rPr>
-        <w:t>Dorosoma</w:t>
-      </w:r>
-      <w:proofErr w:type="spellEnd"/>
-      <w:r>
-        <w:rPr>
-          <w:rFonts w:ascii="Times New Roman" w:eastAsia="Times New Roman" w:hAnsi="Times New Roman" w:cs="Times New Roman"/>
-          <w:i/>
-          <w:iCs/>
-          <w:sz w:val="24"/>
-          <w:szCs w:val="24"/>
-        </w:rPr>
-        <w:t xml:space="preserve"> </w:t>
-      </w:r>
-      <w:proofErr w:type="spellStart"/>
-      <w:r>
-        <w:rPr>
-          <w:rFonts w:ascii="Times New Roman" w:eastAsia="Times New Roman" w:hAnsi="Times New Roman" w:cs="Times New Roman"/>
-          <w:i/>
-          <w:iCs/>
-          <w:sz w:val="24"/>
-          <w:szCs w:val="24"/>
-        </w:rPr>
-        <w:t>petenense</w:t>
-      </w:r>
-      <w:proofErr w:type="spellEnd"/>
-      <w:r>
-        <w:rPr>
-          <w:rFonts w:ascii="Times New Roman" w:eastAsia="Times New Roman" w:hAnsi="Times New Roman" w:cs="Times New Roman"/>
-          <w:sz w:val="24"/>
-          <w:szCs w:val="24"/>
-        </w:rPr>
-        <w:t>; Fig. 3B)</w:t>
-      </w:r>
-      <w:r>
-        <w:rPr>
-          <w:rFonts w:ascii="Times New Roman" w:eastAsia="Times New Roman" w:hAnsi="Times New Roman" w:cs="Times New Roman"/>
-          <w:sz w:val="24"/>
-          <w:szCs w:val="24"/>
-        </w:rPr>
-        <w:t>.</w:t>
-      </w:r>
-      <w:r>
-        <w:rPr>
-          <w:rFonts w:ascii="Times New Roman" w:eastAsia="Times New Roman" w:hAnsi="Times New Roman" w:cs="Times New Roman"/>
-          <w:sz w:val="24"/>
-          <w:szCs w:val="24"/>
-        </w:rPr>
-        <w:t xml:space="preserve">  </w:t>
-      </w:r>
-      <w:r>
-        <w:rPr>
-          <w:rFonts w:ascii="Times New Roman" w:eastAsia="Times New Roman" w:hAnsi="Times New Roman" w:cs="Times New Roman"/>
-          <w:sz w:val="24"/>
-          <w:szCs w:val="24"/>
-        </w:rPr>
-        <w:t>Most</w:t>
-      </w:r>
-      <w:r>
-        <w:rPr>
-          <w:rFonts w:ascii="Times New Roman" w:eastAsia="Times New Roman" w:hAnsi="Times New Roman" w:cs="Times New Roman"/>
-          <w:sz w:val="24"/>
-          <w:szCs w:val="24"/>
-        </w:rPr>
-        <w:t xml:space="preserve"> </w:t>
-      </w:r>
-      <w:r>
-        <w:rPr>
-          <w:rFonts w:ascii="Times New Roman" w:eastAsia="Times New Roman" w:hAnsi="Times New Roman" w:cs="Times New Roman"/>
-          <w:sz w:val="24"/>
-          <w:szCs w:val="24"/>
-        </w:rPr>
-        <w:t xml:space="preserve">time </w:t>
-      </w:r>
-      <w:r>
-        <w:rPr>
-          <w:rFonts w:ascii="Times New Roman" w:eastAsia="Times New Roman" w:hAnsi="Times New Roman" w:cs="Times New Roman"/>
-          <w:sz w:val="24"/>
-          <w:szCs w:val="24"/>
-        </w:rPr>
-        <w:t>series that had some evidence for boom-bust</w:t>
-      </w:r>
-      <w:r>
-        <w:rPr>
-          <w:rFonts w:ascii="Times New Roman" w:eastAsia="Times New Roman" w:hAnsi="Times New Roman" w:cs="Times New Roman"/>
-          <w:sz w:val="24"/>
-          <w:szCs w:val="24"/>
-        </w:rPr>
-        <w:t>s</w:t>
-      </w:r>
-      <w:r>
-        <w:rPr>
-          <w:rFonts w:ascii="Times New Roman" w:eastAsia="Times New Roman" w:hAnsi="Times New Roman" w:cs="Times New Roman"/>
-          <w:sz w:val="24"/>
-          <w:szCs w:val="24"/>
-        </w:rPr>
-        <w:t xml:space="preserve"> were from animals (Fig. 3C)</w:t>
-      </w:r>
-      <w:r>
-        <w:rPr>
-          <w:rFonts w:ascii="Times New Roman" w:eastAsia="Times New Roman" w:hAnsi="Times New Roman" w:cs="Times New Roman"/>
-          <w:sz w:val="24"/>
-          <w:szCs w:val="24"/>
-        </w:rPr>
-        <w:t xml:space="preserve">. </w:t>
-      </w:r>
-      <w:r>
-        <w:rPr>
-          <w:rFonts w:ascii="Times New Roman" w:eastAsia="Times New Roman" w:hAnsi="Times New Roman" w:cs="Times New Roman"/>
-          <w:sz w:val="24"/>
-          <w:szCs w:val="24"/>
-        </w:rPr>
-        <w:t xml:space="preserve"> </w:t>
-      </w:r>
-      <w:r>
-        <w:rPr>
-          <w:rFonts w:ascii="Times New Roman" w:eastAsia="Times New Roman" w:hAnsi="Times New Roman" w:cs="Times New Roman"/>
-          <w:sz w:val="24"/>
-          <w:szCs w:val="24"/>
-        </w:rPr>
         <w:t>S</w:t>
       </w:r>
       <w:r>
@@ -8893,25 +8301,7 @@
           <w:sz w:val="24"/>
           <w:szCs w:val="24"/>
         </w:rPr>
-        <w:t>nails (</w:t>
-      </w:r>
-      <w:proofErr w:type="spellStart"/>
-      <w:r>
-        <w:rPr>
-          <w:rFonts w:ascii="Times New Roman" w:eastAsia="Times New Roman" w:hAnsi="Times New Roman" w:cs="Times New Roman"/>
-          <w:sz w:val="24"/>
-          <w:szCs w:val="24"/>
-        </w:rPr>
-        <w:t>Gasropoda</w:t>
-      </w:r>
-      <w:proofErr w:type="spellEnd"/>
-      <w:r>
-        <w:rPr>
-          <w:rFonts w:ascii="Times New Roman" w:eastAsia="Times New Roman" w:hAnsi="Times New Roman" w:cs="Times New Roman"/>
-          <w:sz w:val="24"/>
-          <w:szCs w:val="24"/>
-        </w:rPr>
-        <w:t>), birds (Aves), and ray-finned fishes (Actinopterygii)</w:t>
+        <w:t>nails (Gasropoda), birds (Aves), and ray-finned fishes (Actinopterygii)</w:t>
       </w:r>
       <w:r>
         <w:rPr>
@@ -9557,25 +8947,7 @@
           <w:sz w:val="24"/>
           <w:szCs w:val="24"/>
         </w:rPr>
-        <w:t xml:space="preserve"> 2021). Then, in response to stochastic events of high abnormal rainfall, these small mammal populations irrupt to states of high abundances (</w:t>
-      </w:r>
-      <w:proofErr w:type="spellStart"/>
-      <w:r>
-        <w:rPr>
-          <w:rFonts w:ascii="Times New Roman" w:eastAsia="Times New Roman" w:hAnsi="Times New Roman" w:cs="Times New Roman"/>
-          <w:sz w:val="24"/>
-          <w:szCs w:val="24"/>
-        </w:rPr>
-        <w:t>Letnic</w:t>
-      </w:r>
-      <w:proofErr w:type="spellEnd"/>
-      <w:r>
-        <w:rPr>
-          <w:rFonts w:ascii="Times New Roman" w:eastAsia="Times New Roman" w:hAnsi="Times New Roman" w:cs="Times New Roman"/>
-          <w:sz w:val="24"/>
-          <w:szCs w:val="24"/>
-        </w:rPr>
-        <w:t xml:space="preserve"> &amp; Dickman 2006).  In reference to persistence (or sustained) low abundances and the rapid growth and declines exhibited in these dynamics (Andreassen </w:t>
+        <w:t xml:space="preserve"> 2021). Then, in response to stochastic events of high abnormal rainfall, these small mammal populations irrupt to states of high abundances (Letnic &amp; Dickman 2006).  In reference to persistence (or sustained) low abundances and the rapid growth and declines exhibited in these dynamics (Andreassen </w:t>
       </w:r>
       <w:r>
         <w:rPr>
@@ -9671,61 +9043,7 @@
           <w:szCs w:val="24"/>
         </w:rPr>
         <w:tab/>
-        <w:t xml:space="preserve">In contrast to irruptive population dynamics, I do not classify cyclic population dynamics in invasive species as repeated boom-bust cycles. Cyclic population dynamics undergo regular fluctuations of population size (Myers 2018). Although the rate of population </w:t>
-      </w:r>
-      <w:proofErr w:type="gramStart"/>
-      <w:r>
-        <w:rPr>
-          <w:rFonts w:ascii="Times New Roman" w:eastAsia="Times New Roman" w:hAnsi="Times New Roman" w:cs="Times New Roman"/>
-          <w:sz w:val="24"/>
-          <w:szCs w:val="24"/>
-        </w:rPr>
-        <w:t>increase</w:t>
-      </w:r>
-      <w:proofErr w:type="gramEnd"/>
-      <w:r>
-        <w:rPr>
-          <w:rFonts w:ascii="Times New Roman" w:eastAsia="Times New Roman" w:hAnsi="Times New Roman" w:cs="Times New Roman"/>
-          <w:sz w:val="24"/>
-          <w:szCs w:val="24"/>
-        </w:rPr>
-        <w:t xml:space="preserve"> and </w:t>
-      </w:r>
-      <w:proofErr w:type="gramStart"/>
-      <w:r>
-        <w:rPr>
-          <w:rFonts w:ascii="Times New Roman" w:eastAsia="Times New Roman" w:hAnsi="Times New Roman" w:cs="Times New Roman"/>
-          <w:sz w:val="24"/>
-          <w:szCs w:val="24"/>
-        </w:rPr>
-        <w:t>decline</w:t>
-      </w:r>
-      <w:proofErr w:type="gramEnd"/>
-      <w:r>
-        <w:rPr>
-          <w:rFonts w:ascii="Times New Roman" w:eastAsia="Times New Roman" w:hAnsi="Times New Roman" w:cs="Times New Roman"/>
-          <w:sz w:val="24"/>
-          <w:szCs w:val="24"/>
-        </w:rPr>
-        <w:t xml:space="preserve"> during the fluctuations in abundance might meet the criteria for boom-bust cycles, declines during fluctuations rarely are sustained and severe.  I interpret cyclic population dynamics in invasions as the natural variation in the established/boom phases of invasions (Figure 1). Fluctuations akin to cyclic dynamics have been reported in non-native populations during invasions (Strayer &amp; Malcom 2006; </w:t>
-      </w:r>
-      <w:proofErr w:type="spellStart"/>
-      <w:r>
-        <w:rPr>
-          <w:rFonts w:ascii="Times New Roman" w:eastAsia="Times New Roman" w:hAnsi="Times New Roman" w:cs="Times New Roman"/>
-          <w:sz w:val="24"/>
-          <w:szCs w:val="24"/>
-        </w:rPr>
-        <w:t>Kaeuffer</w:t>
-      </w:r>
-      <w:proofErr w:type="spellEnd"/>
-      <w:r>
-        <w:rPr>
-          <w:rFonts w:ascii="Times New Roman" w:eastAsia="Times New Roman" w:hAnsi="Times New Roman" w:cs="Times New Roman"/>
-          <w:sz w:val="24"/>
-          <w:szCs w:val="24"/>
-        </w:rPr>
-        <w:t xml:space="preserve"> </w:t>
+        <w:t xml:space="preserve">In contrast to irruptive population dynamics, I do not classify cyclic population dynamics in invasive species as repeated boom-bust cycles. Cyclic population dynamics undergo regular fluctuations of population size (Myers 2018). Although the rate of population increase and decline during the fluctuations in abundance might meet the criteria for boom-bust cycles, declines during fluctuations rarely are sustained and severe.  I interpret cyclic population dynamics in invasions as the natural variation in the established/boom phases of invasions (Figure 1). Fluctuations akin to cyclic dynamics have been reported in non-native populations during invasions (Strayer &amp; Malcom 2006; Kaeuffer </w:t>
       </w:r>
       <w:r>
         <w:rPr>
@@ -9918,25 +9236,7 @@
           <w:sz w:val="24"/>
           <w:szCs w:val="24"/>
         </w:rPr>
-        <w:t xml:space="preserve"> ≤ -0.99), severe (≥ 90%), and sustained (≥3 years; Figure 1). These criteria narrowed the definition of boom-bust cycles which potentially could help find mechanisms general to these phenomena. I also provide metrics that describe boom-</w:t>
-      </w:r>
-      <w:proofErr w:type="gramStart"/>
-      <w:r>
-        <w:rPr>
-          <w:rFonts w:ascii="Times New Roman" w:eastAsia="Gungsuh" w:hAnsi="Times New Roman" w:cs="Times New Roman"/>
-          <w:sz w:val="24"/>
-          <w:szCs w:val="24"/>
-        </w:rPr>
-        <w:t>busts</w:t>
-      </w:r>
-      <w:proofErr w:type="gramEnd"/>
-      <w:r>
-        <w:rPr>
-          <w:rFonts w:ascii="Times New Roman" w:eastAsia="Gungsuh" w:hAnsi="Times New Roman" w:cs="Times New Roman"/>
-          <w:sz w:val="24"/>
-          <w:szCs w:val="24"/>
-        </w:rPr>
-        <w:t xml:space="preserve"> cycles that could facilitate comparison across species and locations.  Using </w:t>
+        <w:t xml:space="preserve"> ≤ -0.99), severe (≥ 90%), and sustained (≥3 years; Figure 1). These criteria narrowed the definition of boom-bust cycles which potentially could help find mechanisms general to these phenomena. I also provide metrics that describe boom-busts cycles that could facilitate comparison across species and locations.  Using </w:t>
       </w:r>
       <w:r>
         <w:rPr>
@@ -11459,7 +10759,6 @@
           <w:pgSz w:w="12240" w:h="15840"/>
           <w:pgMar w:top="1440" w:right="1440" w:bottom="1440" w:left="1440" w:header="720" w:footer="720" w:gutter="0"/>
           <w:lnNumType w:countBy="1" w:restart="continuous"/>
-          <w:pgNumType w:start="1"/>
           <w:cols w:space="720"/>
           <w:docGrid w:linePitch="299"/>
         </w:sectPr>
@@ -11917,7 +11216,6 @@
           <w:pgSz w:w="12240" w:h="15840"/>
           <w:pgMar w:top="1440" w:right="1440" w:bottom="1440" w:left="1440" w:header="720" w:footer="720" w:gutter="0"/>
           <w:lnNumType w:countBy="1" w:restart="continuous"/>
-          <w:pgNumType w:start="1"/>
           <w:cols w:space="720"/>
           <w:docGrid w:linePitch="299"/>
         </w:sectPr>
@@ -11936,7 +11234,6 @@
           <w:pgSz w:w="12240" w:h="15840"/>
           <w:pgMar w:top="1440" w:right="1440" w:bottom="1440" w:left="1440" w:header="720" w:footer="720" w:gutter="0"/>
           <w:lnNumType w:countBy="1" w:restart="continuous"/>
-          <w:pgNumType w:start="1"/>
           <w:cols w:space="720"/>
           <w:docGrid w:linePitch="299"/>
         </w:sectPr>
@@ -12006,7 +11303,6 @@
           <w:pgSz w:w="12240" w:h="15840"/>
           <w:pgMar w:top="1440" w:right="1440" w:bottom="1440" w:left="1440" w:header="720" w:footer="720" w:gutter="0"/>
           <w:lnNumType w:countBy="1" w:restart="continuous"/>
-          <w:pgNumType w:start="1"/>
           <w:cols w:space="720"/>
           <w:docGrid w:linePitch="299"/>
         </w:sectPr>
@@ -12233,7 +11529,6 @@
           <w:pgSz w:w="12240" w:h="15840"/>
           <w:pgMar w:top="1440" w:right="1440" w:bottom="1440" w:left="1440" w:header="720" w:footer="720" w:gutter="0"/>
           <w:lnNumType w:countBy="1" w:restart="continuous"/>
-          <w:pgNumType w:start="1"/>
           <w:cols w:space="720"/>
           <w:docGrid w:linePitch="299"/>
         </w:sectPr>
@@ -15017,7 +14312,6 @@
       <w:pgSz w:w="12240" w:h="15840"/>
       <w:pgMar w:top="1440" w:right="1440" w:bottom="1440" w:left="1440" w:header="720" w:footer="720" w:gutter="0"/>
       <w:lnNumType w:countBy="1" w:restart="continuous"/>
-      <w:pgNumType w:start="1"/>
       <w:cols w:space="720"/>
       <w:docGrid w:linePitch="299"/>
     </w:sectPr>
@@ -15167,6 +14461,50 @@
 
 <file path=word/footer1.xml><?xml version="1.0" encoding="utf-8"?>
 <w:ftr xmlns:wpc="http://schemas.microsoft.com/office/word/2010/wordprocessingCanvas" xmlns:cx="http://schemas.microsoft.com/office/drawing/2014/chartex" xmlns:cx1="http://schemas.microsoft.com/office/drawing/2015/9/8/chartex" xmlns:cx2="http://schemas.microsoft.com/office/drawing/2015/10/21/chartex" xmlns:cx3="http://schemas.microsoft.com/office/drawing/2016/5/9/chartex" xmlns:cx4="http://schemas.microsoft.com/office/drawing/2016/5/10/chartex" xmlns:cx5="http://schemas.microsoft.com/office/drawing/2016/5/11/chartex" xmlns:cx6="http://schemas.microsoft.com/office/drawing/2016/5/12/chartex" xmlns:cx7="http://schemas.microsoft.com/office/drawing/2016/5/13/chartex" xmlns:cx8="http://schemas.microsoft.com/office/drawing/2016/5/14/chartex" xmlns:mc="http://schemas.openxmlformats.org/markup-compatibility/2006" xmlns:aink="http://schemas.microsoft.com/office/drawing/2016/ink" xmlns:am3d="http://schemas.microsoft.com/office/drawing/2017/model3d" xmlns:o="urn:schemas-microsoft-com:office:office" xmlns:oel="http://schemas.microsoft.com/office/2019/extlst" xmlns:r="http://schemas.openxmlformats.org/officeDocument/2006/relationships" xmlns:m="http://schemas.openxmlformats.org/officeDocument/2006/math" xmlns:v="urn:schemas-microsoft-com:vml" xmlns:wp14="http://schemas.microsoft.com/office/word/2010/wordprocessingDrawing" xmlns:wp="http://schemas.openxmlformats.org/drawingml/2006/wordprocessingDrawing" xmlns:w10="urn:schemas-microsoft-com:office:word" xmlns:w="http://schemas.openxmlformats.org/wordprocessingml/2006/main" xmlns:w14="http://schemas.microsoft.com/office/word/2010/wordml" xmlns:w15="http://schemas.microsoft.com/office/word/2012/wordml" xmlns:w16cex="http://schemas.microsoft.com/office/word/2018/wordml/cex" xmlns:w16cid="http://schemas.microsoft.com/office/word/2016/wordml/cid" xmlns:w16="http://schemas.microsoft.com/office/word/2018/wordml" xmlns:w16du="http://schemas.microsoft.com/office/word/2023/wordml/word16du" xmlns:w16sdtdh="http://schemas.microsoft.com/office/word/2020/wordml/sdtdatahash" xmlns:w16sdtfl="http://schemas.microsoft.com/office/word/2024/wordml/sdtformatlock" xmlns:w16se="http://schemas.microsoft.com/office/word/2015/wordml/symex" xmlns:wpg="http://schemas.microsoft.com/office/word/2010/wordprocessingGroup" xmlns:wpi="http://schemas.microsoft.com/office/word/2010/wordprocessingInk" xmlns:wne="http://schemas.microsoft.com/office/word/2006/wordml" xmlns:wps="http://schemas.microsoft.com/office/word/2010/wordprocessingShape" mc:Ignorable="w14 w15 w16se w16cid w16 w16cex w16sdtdh w16sdtfl w16du wp14">
+  <w:sdt>
+    <w:sdtPr>
+      <w:id w:val="5573853"/>
+      <w:docPartObj>
+        <w:docPartGallery w:val="Page Numbers (Bottom of Page)"/>
+        <w:docPartUnique/>
+      </w:docPartObj>
+    </w:sdtPr>
+    <w:sdtEndPr>
+      <w:rPr>
+        <w:noProof/>
+      </w:rPr>
+    </w:sdtEndPr>
+    <w:sdtContent>
+      <w:p>
+        <w:pPr>
+          <w:pStyle w:val="Footer"/>
+          <w:jc w:val="center"/>
+        </w:pPr>
+        <w:r>
+          <w:fldChar w:fldCharType="begin"/>
+        </w:r>
+        <w:r>
+          <w:instrText xml:space="preserve"> PAGE   \* MERGEFORMAT </w:instrText>
+        </w:r>
+        <w:r>
+          <w:fldChar w:fldCharType="separate"/>
+        </w:r>
+        <w:r>
+          <w:rPr>
+            <w:noProof/>
+          </w:rPr>
+          <w:t>2</w:t>
+        </w:r>
+        <w:r>
+          <w:rPr>
+            <w:noProof/>
+          </w:rPr>
+          <w:fldChar w:fldCharType="end"/>
+        </w:r>
+      </w:p>
+    </w:sdtContent>
+  </w:sdt>
+  <w:p/>
   <w:p/>
 </w:ftr>
 </file>
@@ -16138,6 +15476,50 @@
       <w:contextualSpacing/>
     </w:pPr>
   </w:style>
+  <w:style w:type="paragraph" w:styleId="Header">
+    <w:name w:val="header"/>
+    <w:basedOn w:val="Normal"/>
+    <w:link w:val="HeaderChar"/>
+    <w:uiPriority w:val="99"/>
+    <w:unhideWhenUsed/>
+    <w:rsid w:val="008B3316"/>
+    <w:pPr>
+      <w:tabs>
+        <w:tab w:val="center" w:pos="4680"/>
+        <w:tab w:val="right" w:pos="9360"/>
+      </w:tabs>
+      <w:spacing w:line="240" w:lineRule="auto"/>
+    </w:pPr>
+  </w:style>
+  <w:style w:type="character" w:customStyle="1" w:styleId="HeaderChar">
+    <w:name w:val="Header Char"/>
+    <w:basedOn w:val="DefaultParagraphFont"/>
+    <w:link w:val="Header"/>
+    <w:uiPriority w:val="99"/>
+    <w:rsid w:val="008B3316"/>
+  </w:style>
+  <w:style w:type="paragraph" w:styleId="Footer">
+    <w:name w:val="footer"/>
+    <w:basedOn w:val="Normal"/>
+    <w:link w:val="FooterChar"/>
+    <w:uiPriority w:val="99"/>
+    <w:unhideWhenUsed/>
+    <w:rsid w:val="008B3316"/>
+    <w:pPr>
+      <w:tabs>
+        <w:tab w:val="center" w:pos="4680"/>
+        <w:tab w:val="right" w:pos="9360"/>
+      </w:tabs>
+      <w:spacing w:line="240" w:lineRule="auto"/>
+    </w:pPr>
+  </w:style>
+  <w:style w:type="character" w:customStyle="1" w:styleId="FooterChar">
+    <w:name w:val="Footer Char"/>
+    <w:basedOn w:val="DefaultParagraphFont"/>
+    <w:link w:val="Footer"/>
+    <w:uiPriority w:val="99"/>
+    <w:rsid w:val="008B3316"/>
+  </w:style>
 </w:styles>
 </file>
 
